--- a/EXPORTS/DOCX/published/niveau3/English/UniversityMus.docx
+++ b/EXPORTS/DOCX/published/niveau3/English/UniversityMus.docx
@@ -145,7 +145,7 @@
           <w:rFonts w:ascii="Charis SIL Italic" w:hAnsi="Charis SIL Italic" w:eastAsia="Charis SIL Italic"/>
           <w:b w:val="0"/>
           <w:i w:val="0"/>
-          <w:color w:val="0066CC"/>
+          <w:color w:val="0000FF"/>
           <w:sz w:val="24"/>
           <w:u w:val="single"/>
         </w:rPr>
@@ -163,7 +163,7 @@
           <w:rFonts w:ascii="Charis SIL Italic" w:hAnsi="Charis SIL Italic" w:eastAsia="Charis SIL Italic"/>
           <w:b w:val="0"/>
           <w:i w:val="0"/>
-          <w:color w:val="0066CC"/>
+          <w:color w:val="0000FF"/>
           <w:sz w:val="24"/>
           <w:u w:val="single"/>
         </w:rPr>
@@ -174,7 +174,7 @@
           <w:rFonts w:ascii="Charis SIL Italic" w:hAnsi="Charis SIL Italic" w:eastAsia="Charis SIL Italic"/>
           <w:b w:val="0"/>
           <w:i w:val="0"/>
-          <w:color w:val="0066CC"/>
+          <w:color w:val="0000FF"/>
           <w:sz w:val="24"/>
           <w:u w:val="single"/>
         </w:rPr>
@@ -185,7 +185,7 @@
           <w:rFonts w:ascii="Charis SIL Italic" w:hAnsi="Charis SIL Italic" w:eastAsia="Charis SIL Italic"/>
           <w:b w:val="0"/>
           <w:i w:val="0"/>
-          <w:color w:val="0066CC"/>
+          <w:color w:val="0000FF"/>
           <w:sz w:val="24"/>
           <w:u w:val="single"/>
         </w:rPr>
@@ -203,7 +203,7 @@
           <w:rFonts w:ascii="Charis SIL Italic" w:hAnsi="Charis SIL Italic" w:eastAsia="Charis SIL Italic"/>
           <w:b w:val="0"/>
           <w:i w:val="0"/>
-          <w:color w:val="0066CC"/>
+          <w:color w:val="0000FF"/>
           <w:sz w:val="24"/>
         </w:rPr>
         <w:t>t</w:t>
@@ -233,7 +233,7 @@
       </w:r>
       <w:r>
         <w:rPr>
-          <w:u w:val="single" w:color="0066cc"/>
+          <w:u w:val="single" w:color="0000ff"/>
           <w:rFonts w:ascii="Charis SIL Italic" w:hAnsi="Charis SIL Italic" w:eastAsia="Charis SIL Italic"/>
           <w:b w:val="0"/>
           <w:i w:val="0"/>
@@ -251,7 +251,7 @@
       </w:r>
       <w:r>
         <w:rPr>
-          <w:u w:val="single" w:color="0066cc"/>
+          <w:u w:val="single" w:color="0000ff"/>
           <w:rFonts w:ascii="Charis SIL Italic" w:hAnsi="Charis SIL Italic" w:eastAsia="Charis SIL Italic"/>
           <w:b w:val="0"/>
           <w:i w:val="0"/>
@@ -269,7 +269,7 @@
       </w:r>
       <w:r>
         <w:rPr>
-          <w:u w:val="single" w:color="0066cc"/>
+          <w:u w:val="single" w:color="0000ff"/>
           <w:rFonts w:ascii="Charis SIL Italic" w:hAnsi="Charis SIL Italic" w:eastAsia="Charis SIL Italic"/>
           <w:b w:val="0"/>
           <w:i w:val="0"/>
@@ -396,7 +396,7 @@
           <w:rFonts w:ascii="Charis SIL Italic" w:hAnsi="Charis SIL Italic" w:eastAsia="Charis SIL Italic"/>
           <w:b w:val="0"/>
           <w:i w:val="0"/>
-          <w:color w:val="0066CC"/>
+          <w:color w:val="0000FF"/>
           <w:sz w:val="24"/>
           <w:u w:val="single"/>
         </w:rPr>
@@ -414,7 +414,7 @@
           <w:rFonts w:ascii="Charis SIL Italic" w:hAnsi="Charis SIL Italic" w:eastAsia="Charis SIL Italic"/>
           <w:b w:val="0"/>
           <w:i w:val="0"/>
-          <w:color w:val="0066CC"/>
+          <w:color w:val="0000FF"/>
           <w:sz w:val="24"/>
           <w:u w:val="single"/>
         </w:rPr>
@@ -425,7 +425,7 @@
           <w:rFonts w:ascii="Charis SIL Italic" w:hAnsi="Charis SIL Italic" w:eastAsia="Charis SIL Italic"/>
           <w:b w:val="0"/>
           <w:i w:val="0"/>
-          <w:color w:val="0066CC"/>
+          <w:color w:val="0000FF"/>
           <w:sz w:val="24"/>
           <w:u w:val="single"/>
         </w:rPr>
@@ -443,7 +443,7 @@
           <w:rFonts w:ascii="Charis SIL Italic" w:hAnsi="Charis SIL Italic" w:eastAsia="Charis SIL Italic"/>
           <w:b w:val="0"/>
           <w:i w:val="0"/>
-          <w:color w:val="0066CC"/>
+          <w:color w:val="0000FF"/>
           <w:sz w:val="24"/>
           <w:u w:val="single"/>
         </w:rPr>
@@ -454,7 +454,7 @@
           <w:rFonts w:ascii="Charis SIL Italic" w:hAnsi="Charis SIL Italic" w:eastAsia="Charis SIL Italic"/>
           <w:b w:val="0"/>
           <w:i w:val="0"/>
-          <w:color w:val="0066CC"/>
+          <w:color w:val="0000FF"/>
           <w:sz w:val="24"/>
           <w:u w:val="single"/>
         </w:rPr>
@@ -472,7 +472,7 @@
           <w:rFonts w:ascii="Charis SIL Italic" w:hAnsi="Charis SIL Italic" w:eastAsia="Charis SIL Italic"/>
           <w:b w:val="0"/>
           <w:i w:val="0"/>
-          <w:color w:val="0066CC"/>
+          <w:color w:val="0000FF"/>
           <w:sz w:val="24"/>
           <w:u w:val="single"/>
         </w:rPr>
@@ -483,7 +483,7 @@
           <w:rFonts w:ascii="Charis SIL Italic" w:hAnsi="Charis SIL Italic" w:eastAsia="Charis SIL Italic"/>
           <w:b w:val="0"/>
           <w:i w:val="0"/>
-          <w:color w:val="0066CC"/>
+          <w:color w:val="0000FF"/>
           <w:sz w:val="24"/>
           <w:u w:val="single"/>
         </w:rPr>
@@ -521,18 +521,61 @@
       </w:r>
       <w:r>
         <w:rPr>
-          <w:u w:val="single" w:color="0066cc"/>
-          <w:rFonts w:ascii="Charis SIL Italic" w:hAnsi="Charis SIL Italic" w:eastAsia="Charis SIL Italic"/>
-          <w:b w:val="0"/>
-          <w:i w:val="0"/>
-          <w:color w:val="000000"/>
-          <w:sz w:val="24"/>
-        </w:rPr>
-        <w:t>rmer [Gerardus van der</w:t>
-      </w:r>
-      <w:r>
-        <w:rPr>
-          <w:u w:val="single" w:color="0066cc"/>
+          <w:u w:val="single" w:color="0000ff"/>
+          <w:rFonts w:ascii="Charis SIL Italic" w:hAnsi="Charis SIL Italic" w:eastAsia="Charis SIL Italic"/>
+          <w:b w:val="0"/>
+          <w:i w:val="0"/>
+          <w:color w:val="000000"/>
+          <w:sz w:val="24"/>
+        </w:rPr>
+        <w:hyperlink r:id="rId10" w:history="1">
+          <w:r>
+            <w:rPr>
+              <w:rStyle w:val="Hyperlink"/>
+            </w:rPr>
+            <w:t>rmer [Gerar</w:t>
+          </w:r>
+        </w:hyperlink>
+      </w:r>
+      <w:r>
+        <w:rPr>
+          <w:u w:val="single" w:color="0000ff"/>
+          <w:rFonts w:ascii="Charis SIL Italic" w:hAnsi="Charis SIL Italic" w:eastAsia="Charis SIL Italic"/>
+          <w:b w:val="0"/>
+          <w:i w:val="0"/>
+          <w:color w:val="000000"/>
+          <w:sz w:val="24"/>
+        </w:rPr>
+        <w:hyperlink r:id="rId10" w:history="1">
+          <w:r>
+            <w:rPr>
+              <w:rStyle w:val="Hyperlink"/>
+            </w:rPr>
+            <w:t>d</w:t>
+          </w:r>
+        </w:hyperlink>
+      </w:r>
+      <w:r>
+        <w:rPr>
+          <w:u w:val="single" w:color="0000ff"/>
+          <w:rFonts w:ascii="Charis SIL Italic" w:hAnsi="Charis SIL Italic" w:eastAsia="Charis SIL Italic"/>
+          <w:b w:val="0"/>
+          <w:i w:val="0"/>
+          <w:color w:val="000000"/>
+          <w:sz w:val="24"/>
+        </w:rPr>
+        <w:hyperlink r:id="rId10" w:history="1">
+          <w:r>
+            <w:rPr>
+              <w:rStyle w:val="Hyperlink"/>
+            </w:rPr>
+            <w:t>us van der</w:t>
+          </w:r>
+        </w:hyperlink>
+      </w:r>
+      <w:r>
+        <w:rPr>
+          <w:u w:val="single" w:color="0000ff"/>
           <w:rFonts w:ascii="Charis SIL Italic" w:hAnsi="Charis SIL Italic" w:eastAsia="Charis SIL Italic"/>
           <w:b w:val="0"/>
           <w:i w:val="0"/>
@@ -550,7 +593,7 @@
       </w:r>
       <w:r>
         <w:rPr>
-          <w:u w:val="single" w:color="0066cc"/>
+          <w:u w:val="single" w:color="0000ff"/>
           <w:rFonts w:ascii="Charis SIL Italic" w:hAnsi="Charis SIL Italic" w:eastAsia="Charis SIL Italic"/>
           <w:b w:val="0"/>
           <w:i w:val="0"/>
@@ -568,7 +611,7 @@
       </w:r>
       <w:r>
         <w:rPr>
-          <w:u w:val="single" w:color="0066cc"/>
+          <w:u w:val="single" w:color="0000ff"/>
           <w:rFonts w:ascii="Charis SIL Italic" w:hAnsi="Charis SIL Italic" w:eastAsia="Charis SIL Italic"/>
           <w:b w:val="0"/>
           <w:i w:val="0"/>
@@ -768,7 +811,7 @@
           <w:rFonts w:ascii="Charis SIL Italic" w:hAnsi="Charis SIL Italic" w:eastAsia="Charis SIL Italic"/>
           <w:b w:val="0"/>
           <w:i w:val="0"/>
-          <w:color w:val="0066CC"/>
+          <w:color w:val="0000FF"/>
           <w:sz w:val="24"/>
           <w:u w:val="single"/>
         </w:rPr>
@@ -786,7 +829,7 @@
           <w:rFonts w:ascii="Charis SIL Italic" w:hAnsi="Charis SIL Italic" w:eastAsia="Charis SIL Italic"/>
           <w:b w:val="0"/>
           <w:i w:val="0"/>
-          <w:color w:val="0066CC"/>
+          <w:color w:val="0000FF"/>
           <w:sz w:val="24"/>
           <w:u w:val="single"/>
         </w:rPr>
@@ -797,7 +840,7 @@
           <w:rFonts w:ascii="Charis SIL Italic" w:hAnsi="Charis SIL Italic" w:eastAsia="Charis SIL Italic"/>
           <w:b w:val="0"/>
           <w:i w:val="0"/>
-          <w:color w:val="0066CC"/>
+          <w:color w:val="0000FF"/>
           <w:sz w:val="24"/>
           <w:u w:val="single"/>
         </w:rPr>
@@ -832,7 +875,7 @@
       </w:r>
       <w:r>
         <w:rPr>
-          <w:u w:val="single" w:color="0066cc"/>
+          <w:u w:val="single" w:color="0000ff"/>
           <w:rFonts w:ascii="Charis SIL Italic" w:hAnsi="Charis SIL Italic" w:eastAsia="Charis SIL Italic"/>
           <w:b w:val="0"/>
           <w:i w:val="0"/>
@@ -850,7 +893,7 @@
       </w:r>
       <w:r>
         <w:rPr>
-          <w:u w:val="single" w:color="0066cc"/>
+          <w:u w:val="single" w:color="0000ff"/>
           <w:rFonts w:ascii="Charis SIL Italic" w:hAnsi="Charis SIL Italic" w:eastAsia="Charis SIL Italic"/>
           <w:b w:val="0"/>
           <w:i w:val="0"/>
@@ -868,7 +911,7 @@
       </w:r>
       <w:r>
         <w:rPr>
-          <w:u w:val="single" w:color="0066cc"/>
+          <w:u w:val="single" w:color="0000ff"/>
           <w:rFonts w:ascii="Charis SIL Italic" w:hAnsi="Charis SIL Italic" w:eastAsia="Charis SIL Italic"/>
           <w:b w:val="0"/>
           <w:i w:val="0"/>
@@ -1110,7 +1153,7 @@
           <w:rFonts w:ascii="Charis SIL Italic" w:hAnsi="Charis SIL Italic" w:eastAsia="Charis SIL Italic"/>
           <w:b w:val="0"/>
           <w:i w:val="0"/>
-          <w:color w:val="0066CC"/>
+          <w:color w:val="0000FF"/>
           <w:sz w:val="24"/>
           <w:u w:val="single"/>
         </w:rPr>
@@ -1128,7 +1171,7 @@
           <w:rFonts w:ascii="Charis SIL Italic" w:hAnsi="Charis SIL Italic" w:eastAsia="Charis SIL Italic"/>
           <w:b w:val="0"/>
           <w:i w:val="0"/>
-          <w:color w:val="0066CC"/>
+          <w:color w:val="0000FF"/>
           <w:sz w:val="24"/>
           <w:u w:val="single"/>
         </w:rPr>
@@ -1139,7 +1182,7 @@
           <w:rFonts w:ascii="Charis SIL Italic" w:hAnsi="Charis SIL Italic" w:eastAsia="Charis SIL Italic"/>
           <w:b w:val="0"/>
           <w:i w:val="0"/>
-          <w:color w:val="0066CC"/>
+          <w:color w:val="0000FF"/>
           <w:sz w:val="24"/>
           <w:u w:val="single"/>
         </w:rPr>
@@ -1157,7 +1200,7 @@
           <w:rFonts w:ascii="Charis SIL Italic" w:hAnsi="Charis SIL Italic" w:eastAsia="Charis SIL Italic"/>
           <w:b w:val="0"/>
           <w:i w:val="0"/>
-          <w:color w:val="0066CC"/>
+          <w:color w:val="0000FF"/>
           <w:sz w:val="24"/>
           <w:u w:val="single"/>
         </w:rPr>
@@ -1285,7 +1328,7 @@
           <w:rFonts w:ascii="Charis SIL Italic" w:hAnsi="Charis SIL Italic" w:eastAsia="Charis SIL Italic"/>
           <w:b w:val="0"/>
           <w:i w:val="0"/>
-          <w:color w:val="0066CC"/>
+          <w:color w:val="0000FF"/>
           <w:sz w:val="24"/>
           <w:u w:val="single"/>
         </w:rPr>
@@ -1303,7 +1346,7 @@
           <w:rFonts w:ascii="Charis SIL Italic" w:hAnsi="Charis SIL Italic" w:eastAsia="Charis SIL Italic"/>
           <w:b w:val="0"/>
           <w:i w:val="0"/>
-          <w:color w:val="0066CC"/>
+          <w:color w:val="0000FF"/>
           <w:sz w:val="24"/>
           <w:u w:val="single"/>
         </w:rPr>
@@ -1314,7 +1357,7 @@
           <w:rFonts w:ascii="Charis SIL Italic" w:hAnsi="Charis SIL Italic" w:eastAsia="Charis SIL Italic"/>
           <w:b w:val="0"/>
           <w:i w:val="0"/>
-          <w:color w:val="0066CC"/>
+          <w:color w:val="0000FF"/>
           <w:sz w:val="24"/>
           <w:u w:val="single"/>
         </w:rPr>
@@ -1372,7 +1415,7 @@
           <w:rFonts w:ascii="Charis SIL Italic" w:hAnsi="Charis SIL Italic" w:eastAsia="Charis SIL Italic"/>
           <w:b w:val="0"/>
           <w:i w:val="0"/>
-          <w:color w:val="0066CC"/>
+          <w:color w:val="0000FF"/>
           <w:sz w:val="24"/>
           <w:u w:val="single"/>
         </w:rPr>
@@ -1390,7 +1433,7 @@
           <w:rFonts w:ascii="Charis SIL Italic" w:hAnsi="Charis SIL Italic" w:eastAsia="Charis SIL Italic"/>
           <w:b w:val="0"/>
           <w:i w:val="0"/>
-          <w:color w:val="0066CC"/>
+          <w:color w:val="0000FF"/>
           <w:sz w:val="24"/>
           <w:u w:val="single"/>
         </w:rPr>
@@ -1401,7 +1444,7 @@
           <w:rFonts w:ascii="Charis SIL Italic" w:hAnsi="Charis SIL Italic" w:eastAsia="Charis SIL Italic"/>
           <w:b w:val="0"/>
           <w:i w:val="0"/>
-          <w:color w:val="0066CC"/>
+          <w:color w:val="0000FF"/>
           <w:sz w:val="24"/>
           <w:u w:val="single"/>
         </w:rPr>
@@ -1419,7 +1462,7 @@
           <w:rFonts w:ascii="Charis SIL Italic" w:hAnsi="Charis SIL Italic" w:eastAsia="Charis SIL Italic"/>
           <w:b w:val="0"/>
           <w:i w:val="0"/>
-          <w:color w:val="0066CC"/>
+          <w:color w:val="0000FF"/>
           <w:sz w:val="24"/>
           <w:u w:val="single"/>
         </w:rPr>
@@ -1430,7 +1473,7 @@
           <w:rFonts w:ascii="Charis SIL Italic" w:hAnsi="Charis SIL Italic" w:eastAsia="Charis SIL Italic"/>
           <w:b w:val="0"/>
           <w:i w:val="0"/>
-          <w:color w:val="0066CC"/>
+          <w:color w:val="0000FF"/>
           <w:sz w:val="24"/>
           <w:u w:val="single"/>
         </w:rPr>
@@ -1465,7 +1508,7 @@
       </w:r>
       <w:r>
         <w:rPr>
-          <w:u w:val="single" w:color="0066cc"/>
+          <w:u w:val="single" w:color="0000ff"/>
           <w:rFonts w:ascii="Charis SIL Italic" w:hAnsi="Charis SIL Italic" w:eastAsia="Charis SIL Italic"/>
           <w:b w:val="0"/>
           <w:i w:val="0"/>
@@ -1483,7 +1526,7 @@
       </w:r>
       <w:r>
         <w:rPr>
-          <w:u w:val="single" w:color="0066cc"/>
+          <w:u w:val="single" w:color="0000ff"/>
           <w:rFonts w:ascii="Charis SIL Italic" w:hAnsi="Charis SIL Italic" w:eastAsia="Charis SIL Italic"/>
           <w:b w:val="0"/>
           <w:i w:val="0"/>
@@ -1501,7 +1544,7 @@
       </w:r>
       <w:r>
         <w:rPr>
-          <w:u w:val="single" w:color="0066cc"/>
+          <w:u w:val="single" w:color="0000ff"/>
           <w:rFonts w:ascii="Charis SIL Italic" w:hAnsi="Charis SIL Italic" w:eastAsia="Charis SIL Italic"/>
           <w:b w:val="0"/>
           <w:i w:val="0"/>
@@ -1519,7 +1562,7 @@
       </w:r>
       <w:r>
         <w:rPr>
-          <w:u w:val="single" w:color="0066cc"/>
+          <w:u w:val="single" w:color="0000ff"/>
           <w:rFonts w:ascii="Charis SIL Italic" w:hAnsi="Charis SIL Italic" w:eastAsia="Charis SIL Italic"/>
           <w:b w:val="0"/>
           <w:i w:val="0"/>
@@ -1537,7 +1580,7 @@
       </w:r>
       <w:r>
         <w:rPr>
-          <w:u w:val="single" w:color="0066cc"/>
+          <w:u w:val="single" w:color="0000ff"/>
           <w:rFonts w:ascii="Charis SIL Italic" w:hAnsi="Charis SIL Italic" w:eastAsia="Charis SIL Italic"/>
           <w:b w:val="0"/>
           <w:i w:val="0"/>
@@ -1588,7 +1631,7 @@
           <w:rFonts w:ascii="Charis SIL Italic" w:hAnsi="Charis SIL Italic" w:eastAsia="Charis SIL Italic"/>
           <w:b w:val="0"/>
           <w:i w:val="0"/>
-          <w:color w:val="0066CC"/>
+          <w:color w:val="0000FF"/>
           <w:sz w:val="24"/>
           <w:u w:val="single"/>
         </w:rPr>
@@ -1606,7 +1649,7 @@
           <w:rFonts w:ascii="Charis SIL Italic" w:hAnsi="Charis SIL Italic" w:eastAsia="Charis SIL Italic"/>
           <w:b w:val="0"/>
           <w:i w:val="0"/>
-          <w:color w:val="0066CC"/>
+          <w:color w:val="0000FF"/>
           <w:sz w:val="24"/>
           <w:u w:val="single"/>
         </w:rPr>
@@ -1617,7 +1660,7 @@
           <w:rFonts w:ascii="Charis SIL Italic" w:hAnsi="Charis SIL Italic" w:eastAsia="Charis SIL Italic"/>
           <w:b w:val="0"/>
           <w:i w:val="0"/>
-          <w:color w:val="0066CC"/>
+          <w:color w:val="0000FF"/>
           <w:sz w:val="24"/>
           <w:u w:val="single"/>
         </w:rPr>
@@ -1655,7 +1698,7 @@
           <w:rFonts w:ascii="Charis SIL Italic" w:hAnsi="Charis SIL Italic" w:eastAsia="Charis SIL Italic"/>
           <w:b w:val="0"/>
           <w:i w:val="0"/>
-          <w:color w:val="0066CC"/>
+          <w:color w:val="0000FF"/>
           <w:sz w:val="24"/>
           <w:u w:val="single"/>
         </w:rPr>
@@ -1673,7 +1716,7 @@
           <w:rFonts w:ascii="Charis SIL Italic" w:hAnsi="Charis SIL Italic" w:eastAsia="Charis SIL Italic"/>
           <w:b w:val="0"/>
           <w:i w:val="0"/>
-          <w:color w:val="0066CC"/>
+          <w:color w:val="0000FF"/>
           <w:sz w:val="24"/>
           <w:u w:val="single"/>
         </w:rPr>
@@ -1684,7 +1727,7 @@
           <w:rFonts w:ascii="Charis SIL Italic" w:hAnsi="Charis SIL Italic" w:eastAsia="Charis SIL Italic"/>
           <w:b w:val="0"/>
           <w:i w:val="0"/>
-          <w:color w:val="0066CC"/>
+          <w:color w:val="0000FF"/>
           <w:sz w:val="24"/>
           <w:u w:val="single"/>
         </w:rPr>
@@ -1712,7 +1755,7 @@
           <w:rFonts w:ascii="Charis SIL Italic" w:hAnsi="Charis SIL Italic" w:eastAsia="Charis SIL Italic"/>
           <w:b w:val="0"/>
           <w:i w:val="0"/>
-          <w:color w:val="0066CC"/>
+          <w:color w:val="0000FF"/>
           <w:sz w:val="24"/>
           <w:u w:val="single"/>
         </w:rPr>
@@ -1740,7 +1783,7 @@
           <w:rFonts w:ascii="Charis SIL Italic" w:hAnsi="Charis SIL Italic" w:eastAsia="Charis SIL Italic"/>
           <w:b w:val="0"/>
           <w:i w:val="0"/>
-          <w:color w:val="0066CC"/>
+          <w:color w:val="0000FF"/>
           <w:sz w:val="24"/>
           <w:u w:val="single"/>
         </w:rPr>
@@ -1758,11 +1801,11 @@
           <w:rFonts w:ascii="Charis SIL Italic" w:hAnsi="Charis SIL Italic" w:eastAsia="Charis SIL Italic"/>
           <w:b w:val="0"/>
           <w:i w:val="0"/>
-          <w:color w:val="0066CC"/>
+          <w:color w:val="0000FF"/>
           <w:sz w:val="24"/>
           <w:u w:val="single"/>
         </w:rPr>
-        <w:hyperlink r:id="rId15" w:history="1">
+        <w:hyperlink r:id="rId18" w:history="1">
           <w:r>
             <w:rPr>
               <w:rStyle w:val="Hyperlink"/>
@@ -1776,7 +1819,7 @@
           <w:rFonts w:ascii="Charis SIL Italic" w:hAnsi="Charis SIL Italic" w:eastAsia="Charis SIL Italic"/>
           <w:b w:val="0"/>
           <w:i w:val="0"/>
-          <w:color w:val="0066CC"/>
+          <w:color w:val="0000FF"/>
           <w:sz w:val="24"/>
           <w:u w:val="single"/>
         </w:rPr>
@@ -1787,11 +1830,11 @@
           <w:rFonts w:ascii="Charis SIL Italic" w:hAnsi="Charis SIL Italic" w:eastAsia="Charis SIL Italic"/>
           <w:b w:val="0"/>
           <w:i w:val="0"/>
-          <w:color w:val="0066CC"/>
+          <w:color w:val="0000FF"/>
           <w:sz w:val="24"/>
           <w:u w:val="single"/>
         </w:rPr>
-        <w:hyperlink r:id="rId15" w:history="1">
+        <w:hyperlink r:id="rId18" w:history="1">
           <w:r>
             <w:rPr>
               <w:rStyle w:val="Hyperlink"/>
@@ -1805,11 +1848,11 @@
           <w:rFonts w:ascii="Charis SIL Italic" w:hAnsi="Charis SIL Italic" w:eastAsia="Charis SIL Italic"/>
           <w:b w:val="0"/>
           <w:i w:val="0"/>
-          <w:color w:val="0066CC"/>
+          <w:color w:val="0000FF"/>
           <w:sz w:val="24"/>
           <w:u w:val="single"/>
         </w:rPr>
-        <w:hyperlink r:id="rId15" w:history="1">
+        <w:hyperlink r:id="rId18" w:history="1">
           <w:r>
             <w:rPr>
               <w:rStyle w:val="Hyperlink"/>
@@ -1820,7 +1863,7 @@
       </w:r>
       <w:r>
         <w:rPr>
-          <w:u w:val="single" w:color="0066cc"/>
+          <w:u w:val="single" w:color="0000ff"/>
           <w:rFonts w:ascii="Charis SIL Italic" w:hAnsi="Charis SIL Italic" w:eastAsia="Charis SIL Italic"/>
           <w:b w:val="0"/>
           <w:i w:val="0"/>
@@ -1858,7 +1901,7 @@
       </w:r>
       <w:r>
         <w:rPr>
-          <w:u w:val="single" w:color="0066cc"/>
+          <w:u w:val="single" w:color="0000ff"/>
           <w:rFonts w:ascii="Charis SIL Italic" w:hAnsi="Charis SIL Italic" w:eastAsia="Charis SIL Italic"/>
           <w:b w:val="0"/>
           <w:i w:val="0"/>
@@ -1876,7 +1919,7 @@
       </w:r>
       <w:r>
         <w:rPr>
-          <w:u w:val="single" w:color="0066cc"/>
+          <w:u w:val="single" w:color="0000ff"/>
           <w:rFonts w:ascii="Charis SIL Italic" w:hAnsi="Charis SIL Italic" w:eastAsia="Charis SIL Italic"/>
           <w:b w:val="0"/>
           <w:i w:val="0"/>
@@ -1894,7 +1937,7 @@
       </w:r>
       <w:r>
         <w:rPr>
-          <w:u w:val="single" w:color="0066cc"/>
+          <w:u w:val="single" w:color="0000ff"/>
           <w:rFonts w:ascii="Charis SIL Italic" w:hAnsi="Charis SIL Italic" w:eastAsia="Charis SIL Italic"/>
           <w:b w:val="0"/>
           <w:i w:val="0"/>
@@ -1905,7 +1948,7 @@
       </w:r>
       <w:r>
         <w:rPr>
-          <w:u w:val="single" w:color="0066cc"/>
+          <w:u w:val="single" w:color="0000ff"/>
           <w:rFonts w:ascii="Charis SIL Italic" w:hAnsi="Charis SIL Italic" w:eastAsia="Charis SIL Italic"/>
           <w:b w:val="0"/>
           <w:i w:val="0"/>
@@ -1923,7 +1966,7 @@
       </w:r>
       <w:r>
         <w:rPr>
-          <w:u w:val="single" w:color="0066cc"/>
+          <w:u w:val="single" w:color="0000ff"/>
           <w:rFonts w:ascii="Charis SIL Italic" w:hAnsi="Charis SIL Italic" w:eastAsia="Charis SIL Italic"/>
           <w:b w:val="0"/>
           <w:i w:val="0"/>
@@ -1944,7 +1987,7 @@
       </w:r>
       <w:r>
         <w:rPr>
-          <w:u w:val="single" w:color="0066cc"/>
+          <w:u w:val="single" w:color="0000ff"/>
           <w:rFonts w:ascii="Charis SIL Italic" w:hAnsi="Charis SIL Italic" w:eastAsia="Charis SIL Italic"/>
           <w:b w:val="0"/>
           <w:i w:val="0"/>
@@ -1962,7 +2005,7 @@
       </w:r>
       <w:r>
         <w:rPr>
-          <w:u w:val="single" w:color="0066cc"/>
+          <w:u w:val="single" w:color="0000ff"/>
           <w:rFonts w:ascii="Charis SIL Italic" w:hAnsi="Charis SIL Italic" w:eastAsia="Charis SIL Italic"/>
           <w:b w:val="0"/>
           <w:i w:val="0"/>
@@ -1980,7 +2023,7 @@
       </w:r>
       <w:r>
         <w:rPr>
-          <w:u w:val="single" w:color="0066cc"/>
+          <w:u w:val="single" w:color="0000ff"/>
           <w:rFonts w:ascii="Charis SIL Italic" w:hAnsi="Charis SIL Italic" w:eastAsia="Charis SIL Italic"/>
           <w:b w:val="0"/>
           <w:i w:val="0"/>
@@ -1998,7 +2041,7 @@
       </w:r>
       <w:r>
         <w:rPr>
-          <w:u w:val="single" w:color="0066cc"/>
+          <w:u w:val="single" w:color="0000ff"/>
           <w:rFonts w:ascii="Charis SIL Italic" w:hAnsi="Charis SIL Italic" w:eastAsia="Charis SIL Italic"/>
           <w:b w:val="0"/>
           <w:i w:val="0"/>
@@ -2042,7 +2085,7 @@
           <w:rFonts w:ascii="Charis SIL Italic" w:hAnsi="Charis SIL Italic" w:eastAsia="Charis SIL Italic"/>
           <w:b w:val="0"/>
           <w:i w:val="0"/>
-          <w:color w:val="0066CC"/>
+          <w:color w:val="0000FF"/>
           <w:sz w:val="24"/>
           <w:u w:val="single"/>
         </w:rPr>
@@ -2060,7 +2103,7 @@
           <w:rFonts w:ascii="Charis SIL Italic" w:hAnsi="Charis SIL Italic" w:eastAsia="Charis SIL Italic"/>
           <w:b w:val="0"/>
           <w:i w:val="0"/>
-          <w:color w:val="0066CC"/>
+          <w:color w:val="0000FF"/>
           <w:sz w:val="24"/>
           <w:u w:val="single"/>
         </w:rPr>
@@ -2071,7 +2114,7 @@
           <w:rFonts w:ascii="Charis SIL Italic" w:hAnsi="Charis SIL Italic" w:eastAsia="Charis SIL Italic"/>
           <w:b w:val="0"/>
           <w:i w:val="0"/>
-          <w:color w:val="0066CC"/>
+          <w:color w:val="0000FF"/>
           <w:sz w:val="24"/>
           <w:u w:val="single"/>
         </w:rPr>
@@ -2119,7 +2162,7 @@
           <w:rFonts w:ascii="Charis SIL Italic" w:hAnsi="Charis SIL Italic" w:eastAsia="Charis SIL Italic"/>
           <w:b w:val="0"/>
           <w:i w:val="0"/>
-          <w:color w:val="0066CC"/>
+          <w:color w:val="0000FF"/>
           <w:sz w:val="24"/>
           <w:u w:val="single"/>
         </w:rPr>
@@ -2137,7 +2180,7 @@
           <w:rFonts w:ascii="Charis SIL Italic" w:hAnsi="Charis SIL Italic" w:eastAsia="Charis SIL Italic"/>
           <w:b w:val="0"/>
           <w:i w:val="0"/>
-          <w:color w:val="0066CC"/>
+          <w:color w:val="0000FF"/>
           <w:sz w:val="24"/>
           <w:u w:val="single"/>
         </w:rPr>
@@ -2148,7 +2191,7 @@
           <w:rFonts w:ascii="Charis SIL Italic" w:hAnsi="Charis SIL Italic" w:eastAsia="Charis SIL Italic"/>
           <w:b w:val="0"/>
           <w:i w:val="0"/>
-          <w:color w:val="0066CC"/>
+          <w:color w:val="0000FF"/>
           <w:sz w:val="24"/>
           <w:u w:val="single"/>
         </w:rPr>
@@ -2183,7 +2226,7 @@
       </w:r>
       <w:r>
         <w:rPr>
-          <w:u w:val="single" w:color="0066cc"/>
+          <w:u w:val="single" w:color="0000ff"/>
           <w:rFonts w:ascii="Charis SIL Italic" w:hAnsi="Charis SIL Italic" w:eastAsia="Charis SIL Italic"/>
           <w:b w:val="0"/>
           <w:i w:val="0"/>
@@ -2201,7 +2244,7 @@
       </w:r>
       <w:r>
         <w:rPr>
-          <w:u w:val="single" w:color="0066cc"/>
+          <w:u w:val="single" w:color="0000ff"/>
           <w:rFonts w:ascii="Charis SIL Italic" w:hAnsi="Charis SIL Italic" w:eastAsia="Charis SIL Italic"/>
           <w:b w:val="0"/>
           <w:i w:val="0"/>
@@ -2219,7 +2262,7 @@
       </w:r>
       <w:r>
         <w:rPr>
-          <w:u w:val="single" w:color="0066cc"/>
+          <w:u w:val="single" w:color="0000ff"/>
           <w:rFonts w:ascii="Charis SIL Italic" w:hAnsi="Charis SIL Italic" w:eastAsia="Charis SIL Italic"/>
           <w:b w:val="0"/>
           <w:i w:val="0"/>
@@ -2260,7 +2303,7 @@
           <w:rFonts w:ascii="Charis SIL Italic" w:hAnsi="Charis SIL Italic" w:eastAsia="Charis SIL Italic"/>
           <w:b w:val="0"/>
           <w:i w:val="0"/>
-          <w:color w:val="0066CC"/>
+          <w:color w:val="0000FF"/>
           <w:sz w:val="24"/>
           <w:u w:val="single"/>
         </w:rPr>
@@ -2338,7 +2381,7 @@
           <w:rFonts w:ascii="Charis SIL Italic" w:hAnsi="Charis SIL Italic" w:eastAsia="Charis SIL Italic"/>
           <w:b w:val="0"/>
           <w:i w:val="0"/>
-          <w:color w:val="0066CC"/>
+          <w:color w:val="0000FF"/>
           <w:sz w:val="24"/>
           <w:u w:val="single"/>
         </w:rPr>
@@ -2356,7 +2399,7 @@
           <w:rFonts w:ascii="Charis SIL Italic" w:hAnsi="Charis SIL Italic" w:eastAsia="Charis SIL Italic"/>
           <w:b w:val="0"/>
           <w:i w:val="0"/>
-          <w:color w:val="0066CC"/>
+          <w:color w:val="0000FF"/>
           <w:sz w:val="24"/>
           <w:u w:val="single"/>
         </w:rPr>
@@ -2367,7 +2410,7 @@
           <w:rFonts w:ascii="Charis SIL Italic" w:hAnsi="Charis SIL Italic" w:eastAsia="Charis SIL Italic"/>
           <w:b w:val="0"/>
           <w:i w:val="0"/>
-          <w:color w:val="0066CC"/>
+          <w:color w:val="0000FF"/>
           <w:sz w:val="24"/>
           <w:u w:val="single"/>
         </w:rPr>
@@ -2385,7 +2428,7 @@
           <w:rFonts w:ascii="Charis SIL Italic" w:hAnsi="Charis SIL Italic" w:eastAsia="Charis SIL Italic"/>
           <w:b w:val="0"/>
           <w:i w:val="0"/>
-          <w:color w:val="0066CC"/>
+          <w:color w:val="0000FF"/>
           <w:sz w:val="24"/>
           <w:u w:val="single"/>
         </w:rPr>
@@ -2396,7 +2439,7 @@
           <w:rFonts w:ascii="Charis SIL Italic" w:hAnsi="Charis SIL Italic" w:eastAsia="Charis SIL Italic"/>
           <w:b w:val="0"/>
           <w:i w:val="0"/>
-          <w:color w:val="0066CC"/>
+          <w:color w:val="0000FF"/>
           <w:sz w:val="24"/>
           <w:u w:val="single"/>
         </w:rPr>
@@ -2414,7 +2457,7 @@
           <w:rFonts w:ascii="Charis SIL Italic" w:hAnsi="Charis SIL Italic" w:eastAsia="Charis SIL Italic"/>
           <w:b w:val="0"/>
           <w:i w:val="0"/>
-          <w:color w:val="0066CC"/>
+          <w:color w:val="0000FF"/>
           <w:sz w:val="24"/>
           <w:u w:val="single"/>
         </w:rPr>
@@ -2425,7 +2468,7 @@
           <w:rFonts w:ascii="Charis SIL Italic" w:hAnsi="Charis SIL Italic" w:eastAsia="Charis SIL Italic"/>
           <w:b w:val="0"/>
           <w:i w:val="0"/>
-          <w:color w:val="0066CC"/>
+          <w:color w:val="0000FF"/>
           <w:sz w:val="24"/>
           <w:u w:val="single"/>
         </w:rPr>
@@ -2443,7 +2486,7 @@
           <w:rFonts w:ascii="Charis SIL Italic" w:hAnsi="Charis SIL Italic" w:eastAsia="Charis SIL Italic"/>
           <w:b w:val="0"/>
           <w:i w:val="0"/>
-          <w:color w:val="0066CC"/>
+          <w:color w:val="0000FF"/>
           <w:sz w:val="24"/>
           <w:u w:val="single"/>
         </w:rPr>
@@ -2461,7 +2504,7 @@
           <w:rFonts w:ascii="Charis SIL Italic" w:hAnsi="Charis SIL Italic" w:eastAsia="Charis SIL Italic"/>
           <w:b w:val="0"/>
           <w:i w:val="0"/>
-          <w:color w:val="0066CC"/>
+          <w:color w:val="0000FF"/>
           <w:sz w:val="24"/>
           <w:u w:val="single"/>
         </w:rPr>
@@ -2472,7 +2515,7 @@
           <w:rFonts w:ascii="Charis SIL Italic" w:hAnsi="Charis SIL Italic" w:eastAsia="Charis SIL Italic"/>
           <w:b w:val="0"/>
           <w:i w:val="0"/>
-          <w:color w:val="0066CC"/>
+          <w:color w:val="0000FF"/>
           <w:sz w:val="24"/>
           <w:u w:val="single"/>
         </w:rPr>
@@ -2490,7 +2533,7 @@
           <w:rFonts w:ascii="Charis SIL Italic" w:hAnsi="Charis SIL Italic" w:eastAsia="Charis SIL Italic"/>
           <w:b w:val="0"/>
           <w:i w:val="0"/>
-          <w:color w:val="0066CC"/>
+          <w:color w:val="0000FF"/>
           <w:sz w:val="24"/>
           <w:u w:val="single"/>
         </w:rPr>
@@ -2501,7 +2544,7 @@
           <w:rFonts w:ascii="Charis SIL Italic" w:hAnsi="Charis SIL Italic" w:eastAsia="Charis SIL Italic"/>
           <w:b w:val="0"/>
           <w:i w:val="0"/>
-          <w:color w:val="0066CC"/>
+          <w:color w:val="0000FF"/>
           <w:sz w:val="24"/>
           <w:u w:val="single"/>
         </w:rPr>
@@ -2526,7 +2569,7 @@
       </w:r>
       <w:r>
         <w:rPr>
-          <w:u w:val="single" w:color="0066cc"/>
+          <w:u w:val="single" w:color="0000ff"/>
           <w:rFonts w:ascii="Charis SIL Italic" w:hAnsi="Charis SIL Italic" w:eastAsia="Charis SIL Italic"/>
           <w:b w:val="0"/>
           <w:i w:val="0"/>
@@ -2537,7 +2580,7 @@
       </w:r>
       <w:r>
         <w:rPr>
-          <w:u w:val="single" w:color="0066cc"/>
+          <w:u w:val="single" w:color="0000ff"/>
           <w:rFonts w:ascii="Charis SIL Italic" w:hAnsi="Charis SIL Italic" w:eastAsia="Charis SIL Italic"/>
           <w:b w:val="0"/>
           <w:i w:val="0"/>
@@ -2555,7 +2598,7 @@
       </w:r>
       <w:r>
         <w:rPr>
-          <w:u w:val="single" w:color="0066cc"/>
+          <w:u w:val="single" w:color="0000ff"/>
           <w:rFonts w:ascii="Charis SIL Italic" w:hAnsi="Charis SIL Italic" w:eastAsia="Charis SIL Italic"/>
           <w:b w:val="0"/>
           <w:i w:val="0"/>
@@ -2573,7 +2616,7 @@
       </w:r>
       <w:r>
         <w:rPr>
-          <w:u w:val="single" w:color="0066cc"/>
+          <w:u w:val="single" w:color="0000ff"/>
           <w:rFonts w:ascii="Charis SIL Italic" w:hAnsi="Charis SIL Italic" w:eastAsia="Charis SIL Italic"/>
           <w:b w:val="0"/>
           <w:i w:val="0"/>
@@ -2591,7 +2634,7 @@
       </w:r>
       <w:r>
         <w:rPr>
-          <w:u w:val="single" w:color="0066cc"/>
+          <w:u w:val="single" w:color="0000ff"/>
           <w:rFonts w:ascii="Charis SIL Italic" w:hAnsi="Charis SIL Italic" w:eastAsia="Charis SIL Italic"/>
           <w:b w:val="0"/>
           <w:i w:val="0"/>
@@ -2609,7 +2652,7 @@
       </w:r>
       <w:r>
         <w:rPr>
-          <w:u w:val="single" w:color="0066cc"/>
+          <w:u w:val="single" w:color="0000ff"/>
           <w:rFonts w:ascii="Charis SIL Italic" w:hAnsi="Charis SIL Italic" w:eastAsia="Charis SIL Italic"/>
           <w:b w:val="0"/>
           <w:i w:val="0"/>
@@ -2627,7 +2670,7 @@
       </w:r>
       <w:r>
         <w:rPr>
-          <w:u w:val="single" w:color="0066cc"/>
+          <w:u w:val="single" w:color="0000ff"/>
           <w:rFonts w:ascii="Charis SIL Italic" w:hAnsi="Charis SIL Italic" w:eastAsia="Charis SIL Italic"/>
           <w:b w:val="0"/>
           <w:i w:val="0"/>
@@ -2645,7 +2688,7 @@
       </w:r>
       <w:r>
         <w:rPr>
-          <w:u w:val="single" w:color="0066cc"/>
+          <w:u w:val="single" w:color="0000ff"/>
           <w:rFonts w:ascii="Charis SIL Italic" w:hAnsi="Charis SIL Italic" w:eastAsia="Charis SIL Italic"/>
           <w:b w:val="0"/>
           <w:i w:val="0"/>
@@ -2663,7 +2706,7 @@
       </w:r>
       <w:r>
         <w:rPr>
-          <w:u w:val="single" w:color="0066cc"/>
+          <w:u w:val="single" w:color="0000ff"/>
           <w:rFonts w:ascii="Charis SIL Italic" w:hAnsi="Charis SIL Italic" w:eastAsia="Charis SIL Italic"/>
           <w:b w:val="0"/>
           <w:i w:val="0"/>
@@ -2734,7 +2777,7 @@
           <w:rFonts w:ascii="Charis SIL Italic" w:hAnsi="Charis SIL Italic" w:eastAsia="Charis SIL Italic"/>
           <w:b w:val="0"/>
           <w:i w:val="0"/>
-          <w:color w:val="0066CC"/>
+          <w:color w:val="0000FF"/>
           <w:sz w:val="24"/>
           <w:u w:val="single"/>
         </w:rPr>
@@ -2769,7 +2812,7 @@
       </w:r>
       <w:r>
         <w:rPr>
-          <w:u w:val="single" w:color="0066cc"/>
+          <w:u w:val="single" w:color="0000ff"/>
           <w:rFonts w:ascii="Charis SIL Italic" w:hAnsi="Charis SIL Italic" w:eastAsia="Charis SIL Italic"/>
           <w:b w:val="0"/>
           <w:i w:val="0"/>
@@ -2800,7 +2843,7 @@
           <w:rFonts w:ascii="Charis SIL Italic" w:hAnsi="Charis SIL Italic" w:eastAsia="Charis SIL Italic"/>
           <w:b w:val="0"/>
           <w:i w:val="0"/>
-          <w:color w:val="0066CC"/>
+          <w:color w:val="0000FF"/>
           <w:sz w:val="24"/>
           <w:u w:val="single"/>
         </w:rPr>
@@ -2818,7 +2861,7 @@
           <w:rFonts w:ascii="Charis SIL Italic" w:hAnsi="Charis SIL Italic" w:eastAsia="Charis SIL Italic"/>
           <w:b w:val="0"/>
           <w:i w:val="0"/>
-          <w:color w:val="0066CC"/>
+          <w:color w:val="0000FF"/>
           <w:sz w:val="24"/>
           <w:u w:val="single"/>
         </w:rPr>
@@ -2896,7 +2939,7 @@
           <w:rFonts w:ascii="Charis SIL Italic" w:hAnsi="Charis SIL Italic" w:eastAsia="Charis SIL Italic"/>
           <w:b w:val="0"/>
           <w:i w:val="0"/>
-          <w:color w:val="0066CC"/>
+          <w:color w:val="0000FF"/>
           <w:sz w:val="24"/>
           <w:u w:val="single"/>
         </w:rPr>
@@ -2914,7 +2957,7 @@
           <w:rFonts w:ascii="Charis SIL Italic" w:hAnsi="Charis SIL Italic" w:eastAsia="Charis SIL Italic"/>
           <w:b w:val="0"/>
           <w:i w:val="0"/>
-          <w:color w:val="0066CC"/>
+          <w:color w:val="0000FF"/>
           <w:sz w:val="24"/>
           <w:u w:val="single"/>
         </w:rPr>
@@ -2925,7 +2968,7 @@
           <w:rFonts w:ascii="Charis SIL Italic" w:hAnsi="Charis SIL Italic" w:eastAsia="Charis SIL Italic"/>
           <w:b w:val="0"/>
           <w:i w:val="0"/>
-          <w:color w:val="0066CC"/>
+          <w:color w:val="0000FF"/>
           <w:sz w:val="24"/>
           <w:u w:val="single"/>
         </w:rPr>
@@ -2943,7 +2986,7 @@
           <w:rFonts w:ascii="Charis SIL Italic" w:hAnsi="Charis SIL Italic" w:eastAsia="Charis SIL Italic"/>
           <w:b w:val="0"/>
           <w:i w:val="0"/>
-          <w:color w:val="0066CC"/>
+          <w:color w:val="0000FF"/>
           <w:sz w:val="24"/>
           <w:u w:val="single"/>
         </w:rPr>
@@ -2961,7 +3004,7 @@
           <w:rFonts w:ascii="Charis SIL Italic" w:hAnsi="Charis SIL Italic" w:eastAsia="Charis SIL Italic"/>
           <w:b w:val="0"/>
           <w:i w:val="0"/>
-          <w:color w:val="0066CC"/>
+          <w:color w:val="0000FF"/>
           <w:sz w:val="24"/>
           <w:u w:val="single"/>
         </w:rPr>
@@ -2972,7 +3015,7 @@
           <w:rFonts w:ascii="Charis SIL Italic" w:hAnsi="Charis SIL Italic" w:eastAsia="Charis SIL Italic"/>
           <w:b w:val="0"/>
           <w:i w:val="0"/>
-          <w:color w:val="0066CC"/>
+          <w:color w:val="0000FF"/>
           <w:sz w:val="24"/>
           <w:u w:val="single"/>
         </w:rPr>
@@ -2990,7 +3033,7 @@
           <w:rFonts w:ascii="Charis SIL Italic" w:hAnsi="Charis SIL Italic" w:eastAsia="Charis SIL Italic"/>
           <w:b w:val="0"/>
           <w:i w:val="0"/>
-          <w:color w:val="0066CC"/>
+          <w:color w:val="0000FF"/>
           <w:sz w:val="24"/>
           <w:u w:val="single"/>
         </w:rPr>
@@ -3001,7 +3044,7 @@
           <w:rFonts w:ascii="Charis SIL Italic" w:hAnsi="Charis SIL Italic" w:eastAsia="Charis SIL Italic"/>
           <w:b w:val="0"/>
           <w:i w:val="0"/>
-          <w:color w:val="0066CC"/>
+          <w:color w:val="0000FF"/>
           <w:sz w:val="24"/>
           <w:u w:val="single"/>
         </w:rPr>
@@ -3019,7 +3062,7 @@
           <w:rFonts w:ascii="Charis SIL Italic" w:hAnsi="Charis SIL Italic" w:eastAsia="Charis SIL Italic"/>
           <w:b w:val="0"/>
           <w:i w:val="0"/>
-          <w:color w:val="0066CC"/>
+          <w:color w:val="0000FF"/>
           <w:sz w:val="24"/>
           <w:u w:val="single"/>
         </w:rPr>
@@ -3030,7 +3073,7 @@
           <w:rFonts w:ascii="Charis SIL Italic" w:hAnsi="Charis SIL Italic" w:eastAsia="Charis SIL Italic"/>
           <w:b w:val="0"/>
           <w:i w:val="0"/>
-          <w:color w:val="0066CC"/>
+          <w:color w:val="0000FF"/>
           <w:sz w:val="24"/>
           <w:u w:val="single"/>
         </w:rPr>
@@ -3048,7 +3091,7 @@
           <w:rFonts w:ascii="Charis SIL Italic" w:hAnsi="Charis SIL Italic" w:eastAsia="Charis SIL Italic"/>
           <w:b w:val="0"/>
           <w:i w:val="0"/>
-          <w:color w:val="0066CC"/>
+          <w:color w:val="0000FF"/>
           <w:sz w:val="24"/>
           <w:u w:val="single"/>
         </w:rPr>
@@ -3059,7 +3102,7 @@
           <w:rFonts w:ascii="Charis SIL Italic" w:hAnsi="Charis SIL Italic" w:eastAsia="Charis SIL Italic"/>
           <w:b w:val="0"/>
           <w:i w:val="0"/>
-          <w:color w:val="0066CC"/>
+          <w:color w:val="0000FF"/>
           <w:sz w:val="24"/>
           <w:u w:val="single"/>
         </w:rPr>
@@ -3077,7 +3120,7 @@
           <w:rFonts w:ascii="Charis SIL Italic" w:hAnsi="Charis SIL Italic" w:eastAsia="Charis SIL Italic"/>
           <w:b w:val="0"/>
           <w:i w:val="0"/>
-          <w:color w:val="0066CC"/>
+          <w:color w:val="0000FF"/>
           <w:sz w:val="24"/>
           <w:u w:val="single"/>
         </w:rPr>
@@ -3088,7 +3131,7 @@
           <w:rFonts w:ascii="Charis SIL Italic" w:hAnsi="Charis SIL Italic" w:eastAsia="Charis SIL Italic"/>
           <w:b w:val="0"/>
           <w:i w:val="0"/>
-          <w:color w:val="0066CC"/>
+          <w:color w:val="0000FF"/>
           <w:sz w:val="24"/>
           <w:u w:val="single"/>
         </w:rPr>
@@ -3106,7 +3149,7 @@
           <w:rFonts w:ascii="Charis SIL Italic" w:hAnsi="Charis SIL Italic" w:eastAsia="Charis SIL Italic"/>
           <w:b w:val="0"/>
           <w:i w:val="0"/>
-          <w:color w:val="0066CC"/>
+          <w:color w:val="0000FF"/>
           <w:sz w:val="24"/>
           <w:u w:val="single"/>
         </w:rPr>
@@ -3117,7 +3160,7 @@
           <w:rFonts w:ascii="Charis SIL Italic" w:hAnsi="Charis SIL Italic" w:eastAsia="Charis SIL Italic"/>
           <w:b w:val="0"/>
           <w:i w:val="0"/>
-          <w:color w:val="0066CC"/>
+          <w:color w:val="0000FF"/>
           <w:sz w:val="24"/>
           <w:u w:val="single"/>
         </w:rPr>
@@ -3142,7 +3185,7 @@
       </w:r>
       <w:r>
         <w:rPr>
-          <w:u w:val="single" w:color="0066cc"/>
+          <w:u w:val="single" w:color="0000ff"/>
           <w:rFonts w:ascii="Charis SIL Italic" w:hAnsi="Charis SIL Italic" w:eastAsia="Charis SIL Italic"/>
           <w:b w:val="0"/>
           <w:i w:val="0"/>
@@ -3160,6 +3203,7 @@
       </w:r>
       <w:r>
         <w:rPr>
+          <w:u w:val="single" w:color="0000ff"/>
           <w:rFonts w:ascii="Charis SIL Italic" w:hAnsi="Charis SIL Italic" w:eastAsia="Charis SIL Italic"/>
           <w:b w:val="0"/>
           <w:i w:val="0"/>
@@ -3170,7 +3214,7 @@
       </w:r>
       <w:r>
         <w:rPr>
-          <w:u w:val="single" w:color="0066cc"/>
+          <w:u w:val="single" w:color="0000ff"/>
           <w:rFonts w:ascii="Charis SIL Italic" w:hAnsi="Charis SIL Italic" w:eastAsia="Charis SIL Italic"/>
           <w:b w:val="0"/>
           <w:i w:val="0"/>
@@ -3208,7 +3252,7 @@
       </w:r>
       <w:r>
         <w:rPr>
-          <w:u w:val="single" w:color="0066cc"/>
+          <w:u w:val="single" w:color="0000ff"/>
           <w:rFonts w:ascii="Charis SIL Italic" w:hAnsi="Charis SIL Italic" w:eastAsia="Charis SIL Italic"/>
           <w:b w:val="0"/>
           <w:i w:val="0"/>
@@ -3226,7 +3270,7 @@
       </w:r>
       <w:r>
         <w:rPr>
-          <w:u w:val="single" w:color="0066cc"/>
+          <w:u w:val="single" w:color="0000ff"/>
           <w:rFonts w:ascii="Charis SIL Italic" w:hAnsi="Charis SIL Italic" w:eastAsia="Charis SIL Italic"/>
           <w:b w:val="0"/>
           <w:i w:val="0"/>
@@ -3244,7 +3288,7 @@
       </w:r>
       <w:r>
         <w:rPr>
-          <w:u w:val="single" w:color="0066cc"/>
+          <w:u w:val="single" w:color="0000ff"/>
           <w:rFonts w:ascii="Charis SIL Italic" w:hAnsi="Charis SIL Italic" w:eastAsia="Charis SIL Italic"/>
           <w:b w:val="0"/>
           <w:i w:val="0"/>
@@ -3262,7 +3306,7 @@
       </w:r>
       <w:r>
         <w:rPr>
-          <w:u w:val="single" w:color="0066cc"/>
+          <w:u w:val="single" w:color="0000ff"/>
           <w:rFonts w:ascii="Charis SIL Italic" w:hAnsi="Charis SIL Italic" w:eastAsia="Charis SIL Italic"/>
           <w:b w:val="0"/>
           <w:i w:val="0"/>
@@ -3280,7 +3324,7 @@
       </w:r>
       <w:r>
         <w:rPr>
-          <w:u w:val="single" w:color="0066cc"/>
+          <w:u w:val="single" w:color="0000ff"/>
           <w:rFonts w:ascii="Charis SIL Italic" w:hAnsi="Charis SIL Italic" w:eastAsia="Charis SIL Italic"/>
           <w:b w:val="0"/>
           <w:i w:val="0"/>
@@ -3298,7 +3342,7 @@
       </w:r>
       <w:r>
         <w:rPr>
-          <w:u w:val="single" w:color="0066cc"/>
+          <w:u w:val="single" w:color="0000ff"/>
           <w:rFonts w:ascii="Charis SIL Italic" w:hAnsi="Charis SIL Italic" w:eastAsia="Charis SIL Italic"/>
           <w:b w:val="0"/>
           <w:i w:val="0"/>
@@ -3316,7 +3360,7 @@
       </w:r>
       <w:r>
         <w:rPr>
-          <w:u w:val="single" w:color="0066cc"/>
+          <w:u w:val="single" w:color="0000ff"/>
           <w:rFonts w:ascii="Charis SIL Italic" w:hAnsi="Charis SIL Italic" w:eastAsia="Charis SIL Italic"/>
           <w:b w:val="0"/>
           <w:i w:val="0"/>
@@ -3334,7 +3378,7 @@
       </w:r>
       <w:r>
         <w:rPr>
-          <w:u w:val="single" w:color="0066cc"/>
+          <w:u w:val="single" w:color="0000ff"/>
           <w:rFonts w:ascii="Charis SIL Italic" w:hAnsi="Charis SIL Italic" w:eastAsia="Charis SIL Italic"/>
           <w:b w:val="0"/>
           <w:i w:val="0"/>
@@ -3352,7 +3396,7 @@
       </w:r>
       <w:r>
         <w:rPr>
-          <w:u w:val="single" w:color="0066cc"/>
+          <w:u w:val="single" w:color="0000ff"/>
           <w:rFonts w:ascii="Charis SIL Italic" w:hAnsi="Charis SIL Italic" w:eastAsia="Charis SIL Italic"/>
           <w:b w:val="0"/>
           <w:i w:val="0"/>
@@ -3370,7 +3414,7 @@
       </w:r>
       <w:r>
         <w:rPr>
-          <w:u w:val="single" w:color="0066cc"/>
+          <w:u w:val="single" w:color="0000ff"/>
           <w:rFonts w:ascii="Charis SIL Italic" w:hAnsi="Charis SIL Italic" w:eastAsia="Charis SIL Italic"/>
           <w:b w:val="0"/>
           <w:i w:val="0"/>
@@ -3388,7 +3432,7 @@
       </w:r>
       <w:r>
         <w:rPr>
-          <w:u w:val="single" w:color="0066cc"/>
+          <w:u w:val="single" w:color="0000ff"/>
           <w:rFonts w:ascii="Charis SIL Italic" w:hAnsi="Charis SIL Italic" w:eastAsia="Charis SIL Italic"/>
           <w:b w:val="0"/>
           <w:i w:val="0"/>
@@ -3419,7 +3463,7 @@
           <w:rFonts w:ascii="Charis SIL Italic" w:hAnsi="Charis SIL Italic" w:eastAsia="Charis SIL Italic"/>
           <w:b w:val="0"/>
           <w:i w:val="0"/>
-          <w:color w:val="0066CC"/>
+          <w:color w:val="0000FF"/>
           <w:sz w:val="24"/>
           <w:u w:val="single"/>
         </w:rPr>
@@ -3437,7 +3481,7 @@
           <w:rFonts w:ascii="Charis SIL Italic" w:hAnsi="Charis SIL Italic" w:eastAsia="Charis SIL Italic"/>
           <w:b w:val="0"/>
           <w:i w:val="0"/>
-          <w:color w:val="0066CC"/>
+          <w:color w:val="0000FF"/>
           <w:sz w:val="24"/>
           <w:u w:val="single"/>
         </w:rPr>
@@ -3448,7 +3492,7 @@
           <w:rFonts w:ascii="Charis SIL Italic" w:hAnsi="Charis SIL Italic" w:eastAsia="Charis SIL Italic"/>
           <w:b w:val="0"/>
           <w:i w:val="0"/>
-          <w:color w:val="0066CC"/>
+          <w:color w:val="0000FF"/>
           <w:sz w:val="24"/>
           <w:u w:val="single"/>
         </w:rPr>
@@ -3483,7 +3527,7 @@
       </w:r>
       <w:r>
         <w:rPr>
-          <w:u w:val="single" w:color="0066cc"/>
+          <w:u w:val="single" w:color="0000ff"/>
           <w:rFonts w:ascii="Charis SIL Italic" w:hAnsi="Charis SIL Italic" w:eastAsia="Charis SIL Italic"/>
           <w:b w:val="0"/>
           <w:i w:val="0"/>
@@ -3501,7 +3545,7 @@
       </w:r>
       <w:r>
         <w:rPr>
-          <w:u w:val="single" w:color="0066cc"/>
+          <w:u w:val="single" w:color="0000ff"/>
           <w:rFonts w:ascii="Charis SIL Italic" w:hAnsi="Charis SIL Italic" w:eastAsia="Charis SIL Italic"/>
           <w:b w:val="0"/>
           <w:i w:val="0"/>
@@ -3519,7 +3563,7 @@
       </w:r>
       <w:r>
         <w:rPr>
-          <w:u w:val="single" w:color="0066cc"/>
+          <w:u w:val="single" w:color="0000ff"/>
           <w:rFonts w:ascii="Charis SIL Italic" w:hAnsi="Charis SIL Italic" w:eastAsia="Charis SIL Italic"/>
           <w:b w:val="0"/>
           <w:i w:val="0"/>
@@ -3560,7 +3604,7 @@
           <w:rFonts w:ascii="Charis SIL Italic" w:hAnsi="Charis SIL Italic" w:eastAsia="Charis SIL Italic"/>
           <w:b w:val="0"/>
           <w:i w:val="0"/>
-          <w:color w:val="0066CC"/>
+          <w:color w:val="0000FF"/>
           <w:sz w:val="24"/>
           <w:u w:val="single"/>
         </w:rPr>
@@ -3578,7 +3622,7 @@
           <w:rFonts w:ascii="Charis SIL Italic" w:hAnsi="Charis SIL Italic" w:eastAsia="Charis SIL Italic"/>
           <w:b w:val="0"/>
           <w:i w:val="0"/>
-          <w:color w:val="0066CC"/>
+          <w:color w:val="0000FF"/>
           <w:sz w:val="24"/>
           <w:u w:val="single"/>
         </w:rPr>
@@ -3589,7 +3633,7 @@
           <w:rFonts w:ascii="Charis SIL Italic" w:hAnsi="Charis SIL Italic" w:eastAsia="Charis SIL Italic"/>
           <w:b w:val="0"/>
           <w:i w:val="0"/>
-          <w:color w:val="0066CC"/>
+          <w:color w:val="0000FF"/>
           <w:sz w:val="24"/>
           <w:u w:val="single"/>
         </w:rPr>
@@ -3607,7 +3651,7 @@
           <w:rFonts w:ascii="Charis SIL Italic" w:hAnsi="Charis SIL Italic" w:eastAsia="Charis SIL Italic"/>
           <w:b w:val="0"/>
           <w:i w:val="0"/>
-          <w:color w:val="0066CC"/>
+          <w:color w:val="0000FF"/>
           <w:sz w:val="24"/>
           <w:u w:val="single"/>
         </w:rPr>
@@ -3618,7 +3662,7 @@
           <w:rFonts w:ascii="Charis SIL Italic" w:hAnsi="Charis SIL Italic" w:eastAsia="Charis SIL Italic"/>
           <w:b w:val="0"/>
           <w:i w:val="0"/>
-          <w:color w:val="0066CC"/>
+          <w:color w:val="0000FF"/>
           <w:sz w:val="24"/>
           <w:u w:val="single"/>
         </w:rPr>
@@ -3653,7 +3697,7 @@
       </w:r>
       <w:r>
         <w:rPr>
-          <w:u w:val="single" w:color="0066cc"/>
+          <w:u w:val="single" w:color="0000ff"/>
           <w:rFonts w:ascii="Charis SIL Italic" w:hAnsi="Charis SIL Italic" w:eastAsia="Charis SIL Italic"/>
           <w:b w:val="0"/>
           <w:i w:val="0"/>
@@ -3671,7 +3715,7 @@
       </w:r>
       <w:r>
         <w:rPr>
-          <w:u w:val="single" w:color="0066cc"/>
+          <w:u w:val="single" w:color="0000ff"/>
           <w:rFonts w:ascii="Charis SIL Italic" w:hAnsi="Charis SIL Italic" w:eastAsia="Charis SIL Italic"/>
           <w:b w:val="0"/>
           <w:i w:val="0"/>
@@ -3689,7 +3733,7 @@
       </w:r>
       <w:r>
         <w:rPr>
-          <w:u w:val="single" w:color="0066cc"/>
+          <w:u w:val="single" w:color="0000ff"/>
           <w:rFonts w:ascii="Charis SIL Italic" w:hAnsi="Charis SIL Italic" w:eastAsia="Charis SIL Italic"/>
           <w:b w:val="0"/>
           <w:i w:val="0"/>
@@ -3707,7 +3751,7 @@
       </w:r>
       <w:r>
         <w:rPr>
-          <w:u w:val="single" w:color="0066cc"/>
+          <w:u w:val="single" w:color="0000ff"/>
           <w:rFonts w:ascii="Charis SIL Italic" w:hAnsi="Charis SIL Italic" w:eastAsia="Charis SIL Italic"/>
           <w:b w:val="0"/>
           <w:i w:val="0"/>
@@ -3837,7 +3881,7 @@
           <w:rFonts w:ascii="Charis SIL Italic" w:hAnsi="Charis SIL Italic" w:eastAsia="Charis SIL Italic"/>
           <w:b w:val="0"/>
           <w:i w:val="0"/>
-          <w:color w:val="0066CC"/>
+          <w:color w:val="0000FF"/>
           <w:sz w:val="24"/>
           <w:u w:val="single"/>
         </w:rPr>
@@ -3855,7 +3899,7 @@
           <w:rFonts w:ascii="Charis SIL Italic" w:hAnsi="Charis SIL Italic" w:eastAsia="Charis SIL Italic"/>
           <w:b w:val="0"/>
           <w:i w:val="0"/>
-          <w:color w:val="0066CC"/>
+          <w:color w:val="0000FF"/>
           <w:sz w:val="24"/>
           <w:u w:val="single"/>
         </w:rPr>
@@ -3866,7 +3910,7 @@
           <w:rFonts w:ascii="Charis SIL Italic" w:hAnsi="Charis SIL Italic" w:eastAsia="Charis SIL Italic"/>
           <w:b w:val="0"/>
           <w:i w:val="0"/>
-          <w:color w:val="0066CC"/>
+          <w:color w:val="0000FF"/>
           <w:sz w:val="24"/>
           <w:u w:val="single"/>
         </w:rPr>
@@ -3894,7 +3938,7 @@
           <w:rFonts w:ascii="Charis SIL Italic" w:hAnsi="Charis SIL Italic" w:eastAsia="Charis SIL Italic"/>
           <w:b w:val="0"/>
           <w:i w:val="0"/>
-          <w:color w:val="0066CC"/>
+          <w:color w:val="0000FF"/>
           <w:sz w:val="24"/>
           <w:u w:val="single"/>
         </w:rPr>
@@ -3922,7 +3966,7 @@
           <w:rFonts w:ascii="Charis SIL Italic" w:hAnsi="Charis SIL Italic" w:eastAsia="Charis SIL Italic"/>
           <w:b w:val="0"/>
           <w:i w:val="0"/>
-          <w:color w:val="0066CC"/>
+          <w:color w:val="0000FF"/>
           <w:sz w:val="24"/>
           <w:u w:val="single"/>
         </w:rPr>
@@ -3940,7 +3984,7 @@
           <w:rFonts w:ascii="Charis SIL Italic" w:hAnsi="Charis SIL Italic" w:eastAsia="Charis SIL Italic"/>
           <w:b w:val="0"/>
           <w:i w:val="0"/>
-          <w:color w:val="0066CC"/>
+          <w:color w:val="0000FF"/>
           <w:sz w:val="24"/>
           <w:u w:val="single"/>
         </w:rPr>
@@ -3958,7 +4002,7 @@
           <w:rFonts w:ascii="Charis SIL Italic" w:hAnsi="Charis SIL Italic" w:eastAsia="Charis SIL Italic"/>
           <w:b w:val="0"/>
           <w:i w:val="0"/>
-          <w:color w:val="0066CC"/>
+          <w:color w:val="0000FF"/>
           <w:sz w:val="24"/>
           <w:u w:val="single"/>
         </w:rPr>
@@ -3969,7 +4013,7 @@
           <w:rFonts w:ascii="Charis SIL Italic" w:hAnsi="Charis SIL Italic" w:eastAsia="Charis SIL Italic"/>
           <w:b w:val="0"/>
           <w:i w:val="0"/>
-          <w:color w:val="0066CC"/>
+          <w:color w:val="0000FF"/>
           <w:sz w:val="24"/>
           <w:u w:val="single"/>
         </w:rPr>
@@ -3987,7 +4031,7 @@
           <w:rFonts w:ascii="Charis SIL Italic" w:hAnsi="Charis SIL Italic" w:eastAsia="Charis SIL Italic"/>
           <w:b w:val="0"/>
           <w:i w:val="0"/>
-          <w:color w:val="0066CC"/>
+          <w:color w:val="0000FF"/>
           <w:sz w:val="24"/>
           <w:u w:val="single"/>
         </w:rPr>
@@ -3998,7 +4042,7 @@
           <w:rFonts w:ascii="Charis SIL Italic" w:hAnsi="Charis SIL Italic" w:eastAsia="Charis SIL Italic"/>
           <w:b w:val="0"/>
           <w:i w:val="0"/>
-          <w:color w:val="0066CC"/>
+          <w:color w:val="0000FF"/>
           <w:sz w:val="24"/>
           <w:u w:val="single"/>
         </w:rPr>
@@ -4013,7 +4057,7 @@
       </w:r>
       <w:r>
         <w:rPr>
-          <w:u w:val="single" w:color="0066cc"/>
+          <w:u w:val="single" w:color="0000ff"/>
           <w:rFonts w:ascii="Charis SIL Italic" w:hAnsi="Charis SIL Italic" w:eastAsia="Charis SIL Italic"/>
           <w:b w:val="0"/>
           <w:i w:val="0"/>
@@ -4034,11 +4078,11 @@
           <w:rFonts w:ascii="Charis SIL Italic" w:hAnsi="Charis SIL Italic" w:eastAsia="Charis SIL Italic"/>
           <w:b w:val="0"/>
           <w:i w:val="0"/>
-          <w:color w:val="0066CC"/>
+          <w:color w:val="0000FF"/>
           <w:sz w:val="24"/>
           <w:u w:val="single"/>
         </w:rPr>
-        <w:hyperlink r:id="rId31" w:history="1">
+        <w:hyperlink r:id="rId28" w:history="1">
           <w:r>
             <w:rPr>
               <w:rStyle w:val="Hyperlink"/>
@@ -4052,7 +4096,7 @@
           <w:rFonts w:ascii="Charis SIL Italic" w:hAnsi="Charis SIL Italic" w:eastAsia="Charis SIL Italic"/>
           <w:b w:val="0"/>
           <w:i w:val="0"/>
-          <w:color w:val="0066CC"/>
+          <w:color w:val="0000FF"/>
           <w:sz w:val="24"/>
           <w:u w:val="single"/>
         </w:rPr>
@@ -4070,7 +4114,7 @@
           <w:rFonts w:ascii="Charis SIL Italic" w:hAnsi="Charis SIL Italic" w:eastAsia="Charis SIL Italic"/>
           <w:b w:val="0"/>
           <w:i w:val="0"/>
-          <w:color w:val="0066CC"/>
+          <w:color w:val="0000FF"/>
           <w:sz w:val="24"/>
           <w:u w:val="single"/>
         </w:rPr>
@@ -4088,7 +4132,7 @@
           <w:rFonts w:ascii="Charis SIL Italic" w:hAnsi="Charis SIL Italic" w:eastAsia="Charis SIL Italic"/>
           <w:b w:val="0"/>
           <w:i w:val="0"/>
-          <w:color w:val="0066CC"/>
+          <w:color w:val="0000FF"/>
           <w:sz w:val="24"/>
           <w:u w:val="single"/>
         </w:rPr>
@@ -4099,7 +4143,7 @@
           <w:rFonts w:ascii="Charis SIL Italic" w:hAnsi="Charis SIL Italic" w:eastAsia="Charis SIL Italic"/>
           <w:b w:val="0"/>
           <w:i w:val="0"/>
-          <w:color w:val="0066CC"/>
+          <w:color w:val="0000FF"/>
           <w:sz w:val="24"/>
           <w:u w:val="single"/>
         </w:rPr>
@@ -4117,7 +4161,7 @@
           <w:rFonts w:ascii="Charis SIL Italic" w:hAnsi="Charis SIL Italic" w:eastAsia="Charis SIL Italic"/>
           <w:b w:val="0"/>
           <w:i w:val="0"/>
-          <w:color w:val="0066CC"/>
+          <w:color w:val="0000FF"/>
           <w:sz w:val="24"/>
           <w:u w:val="single"/>
         </w:rPr>
@@ -4128,7 +4172,7 @@
           <w:rFonts w:ascii="Charis SIL Italic" w:hAnsi="Charis SIL Italic" w:eastAsia="Charis SIL Italic"/>
           <w:b w:val="0"/>
           <w:i w:val="0"/>
-          <w:color w:val="0066CC"/>
+          <w:color w:val="0000FF"/>
           <w:sz w:val="24"/>
           <w:u w:val="single"/>
         </w:rPr>
@@ -4156,7 +4200,7 @@
           <w:rFonts w:ascii="Charis SIL Italic" w:hAnsi="Charis SIL Italic" w:eastAsia="Charis SIL Italic"/>
           <w:b w:val="0"/>
           <w:i w:val="0"/>
-          <w:color w:val="0066CC"/>
+          <w:color w:val="0000FF"/>
           <w:sz w:val="24"/>
           <w:u w:val="single"/>
         </w:rPr>
@@ -4174,7 +4218,7 @@
           <w:rFonts w:ascii="Charis SIL Italic" w:hAnsi="Charis SIL Italic" w:eastAsia="Charis SIL Italic"/>
           <w:b w:val="0"/>
           <w:i w:val="0"/>
-          <w:color w:val="0066CC"/>
+          <w:color w:val="0000FF"/>
           <w:sz w:val="24"/>
           <w:u w:val="single"/>
         </w:rPr>
@@ -4185,7 +4229,7 @@
           <w:rFonts w:ascii="Charis SIL Italic" w:hAnsi="Charis SIL Italic" w:eastAsia="Charis SIL Italic"/>
           <w:b w:val="0"/>
           <w:i w:val="0"/>
-          <w:color w:val="0066CC"/>
+          <w:color w:val="0000FF"/>
           <w:sz w:val="24"/>
           <w:u w:val="single"/>
         </w:rPr>
@@ -4206,22 +4250,11 @@
           <w:color w:val="000000"/>
           <w:sz w:val="24"/>
         </w:rPr>
-        <w:t>. These collecti</w:t>
-      </w:r>
-      <w:r>
-        <w:rPr>
-          <w:u w:val="single" w:color="0066cc"/>
-          <w:rFonts w:ascii="Charis SIL Italic" w:hAnsi="Charis SIL Italic" w:eastAsia="Charis SIL Italic"/>
-          <w:b w:val="0"/>
-          <w:i w:val="0"/>
-          <w:color w:val="000000"/>
-          <w:sz w:val="24"/>
-        </w:rPr>
-        <w:t>o</w:t>
-      </w:r>
-      <w:r>
-        <w:rPr>
-          <w:u w:val="single" w:color="0066cc"/>
+        <w:t>. These collectio</w:t>
+      </w:r>
+      <w:r>
+        <w:rPr>
+          <w:u w:val="single" w:color="0000ff"/>
           <w:rFonts w:ascii="Charis SIL Italic" w:hAnsi="Charis SIL Italic" w:eastAsia="Charis SIL Italic"/>
           <w:b w:val="0"/>
           <w:i w:val="0"/>
@@ -4239,17 +4272,107 @@
       </w:r>
       <w:r>
         <w:rPr>
-          <w:rFonts w:ascii="Charis SIL Italic" w:hAnsi="Charis SIL Italic" w:eastAsia="Charis SIL Italic"/>
-          <w:b w:val="0"/>
-          <w:i w:val="0"/>
-          <w:color w:val="000000"/>
-          <w:sz w:val="24"/>
-        </w:rPr>
-        <w:t>material relevant to rese</w:t>
-      </w:r>
-      <w:r>
-        <w:rPr>
-          <w:u w:val="single" w:color="0066cc"/>
+          <w:u w:val="single" w:color="0000ff"/>
+          <w:rFonts w:ascii="Charis SIL Italic" w:hAnsi="Charis SIL Italic" w:eastAsia="Charis SIL Italic"/>
+          <w:b w:val="0"/>
+          <w:i w:val="0"/>
+          <w:color w:val="000000"/>
+          <w:sz w:val="24"/>
+        </w:rPr>
+        <w:hyperlink r:id="rId30" w:history="1">
+          <w:r>
+            <w:rPr>
+              <w:rStyle w:val="Hyperlink"/>
+            </w:rPr>
+            <w:t>mat</w:t>
+          </w:r>
+        </w:hyperlink>
+      </w:r>
+      <w:r>
+        <w:rPr>
+          <w:u w:val="single" w:color="0000ff"/>
+          <w:rFonts w:ascii="Charis SIL Italic" w:hAnsi="Charis SIL Italic" w:eastAsia="Charis SIL Italic"/>
+          <w:b w:val="0"/>
+          <w:i w:val="0"/>
+          <w:color w:val="000000"/>
+          <w:sz w:val="24"/>
+        </w:rPr>
+        <w:hyperlink r:id="rId30" w:history="1">
+          <w:r>
+            <w:rPr>
+              <w:rStyle w:val="Hyperlink"/>
+            </w:rPr>
+            <w:t>erial re</w:t>
+          </w:r>
+        </w:hyperlink>
+      </w:r>
+      <w:r>
+        <w:rPr>
+          <w:u w:val="single" w:color="0000ff"/>
+          <w:rFonts w:ascii="Charis SIL Italic" w:hAnsi="Charis SIL Italic" w:eastAsia="Charis SIL Italic"/>
+          <w:b w:val="0"/>
+          <w:i w:val="0"/>
+          <w:color w:val="000000"/>
+          <w:sz w:val="24"/>
+        </w:rPr>
+        <w:hyperlink r:id="rId30" w:history="1">
+          <w:r>
+            <w:rPr>
+              <w:rStyle w:val="Hyperlink"/>
+            </w:rPr>
+            <w:t>l</w:t>
+          </w:r>
+        </w:hyperlink>
+      </w:r>
+      <w:r>
+        <w:rPr>
+          <w:u w:val="single" w:color="0000ff"/>
+          <w:rFonts w:ascii="Charis SIL Italic" w:hAnsi="Charis SIL Italic" w:eastAsia="Charis SIL Italic"/>
+          <w:b w:val="0"/>
+          <w:i w:val="0"/>
+          <w:color w:val="000000"/>
+          <w:sz w:val="24"/>
+        </w:rPr>
+        <w:hyperlink r:id="rId30" w:history="1">
+          <w:r>
+            <w:rPr>
+              <w:rStyle w:val="Hyperlink"/>
+            </w:rPr>
+            <w:t xml:space="preserve">evant </w:t>
+          </w:r>
+        </w:hyperlink>
+      </w:r>
+      <w:r>
+        <w:rPr>
+          <w:rFonts w:ascii="Charis SIL Italic" w:hAnsi="Charis SIL Italic" w:eastAsia="Charis SIL Italic"/>
+          <w:b w:val="0"/>
+          <w:i w:val="0"/>
+          <w:color w:val="000000"/>
+          <w:sz w:val="24"/>
+        </w:rPr>
+        <w:t>t</w:t>
+      </w:r>
+      <w:r>
+        <w:rPr>
+          <w:u w:val="single" w:color="0000ff"/>
+          <w:rFonts w:ascii="Charis SIL Italic" w:hAnsi="Charis SIL Italic" w:eastAsia="Charis SIL Italic"/>
+          <w:b w:val="0"/>
+          <w:i w:val="0"/>
+          <w:color w:val="000000"/>
+          <w:sz w:val="24"/>
+        </w:rPr>
+        <w:hyperlink r:id="rId31" w:history="1">
+          <w:r>
+            <w:rPr>
+              <w:rStyle w:val="Hyperlink"/>
+            </w:rPr>
+            <w:t>o rese</w:t>
+          </w:r>
+        </w:hyperlink>
+      </w:r>
+      <w:r>
+        <w:rPr>
+          <w:u w:val="single" w:color="0000ff"/>
           <w:rFonts w:ascii="Charis SIL Italic" w:hAnsi="Charis SIL Italic" w:eastAsia="Charis SIL Italic"/>
           <w:b w:val="0"/>
           <w:i w:val="0"/>
@@ -4267,7 +4390,7 @@
       </w:r>
       <w:r>
         <w:rPr>
-          <w:u w:val="single" w:color="0066cc"/>
+          <w:u w:val="single" w:color="0000ff"/>
           <w:rFonts w:ascii="Charis SIL Italic" w:hAnsi="Charis SIL Italic" w:eastAsia="Charis SIL Italic"/>
           <w:b w:val="0"/>
           <w:i w:val="0"/>
@@ -4278,7 +4401,7 @@
       </w:r>
       <w:r>
         <w:rPr>
-          <w:u w:val="single" w:color="0066cc"/>
+          <w:u w:val="single" w:color="0000ff"/>
           <w:rFonts w:ascii="Charis SIL Italic" w:hAnsi="Charis SIL Italic" w:eastAsia="Charis SIL Italic"/>
           <w:b w:val="0"/>
           <w:i w:val="0"/>
@@ -4306,7 +4429,7 @@
       </w:r>
       <w:r>
         <w:rPr>
-          <w:u w:val="single" w:color="0066cc"/>
+          <w:u w:val="single" w:color="0000ff"/>
           <w:rFonts w:ascii="Charis SIL Italic" w:hAnsi="Charis SIL Italic" w:eastAsia="Charis SIL Italic"/>
           <w:b w:val="0"/>
           <w:i w:val="0"/>
@@ -4324,7 +4447,7 @@
       </w:r>
       <w:r>
         <w:rPr>
-          <w:u w:val="single" w:color="0066cc"/>
+          <w:u w:val="single" w:color="0000ff"/>
           <w:rFonts w:ascii="Charis SIL Italic" w:hAnsi="Charis SIL Italic" w:eastAsia="Charis SIL Italic"/>
           <w:b w:val="0"/>
           <w:i w:val="0"/>
@@ -4398,7 +4521,7 @@
           <w:rFonts w:ascii="Charis SIL Italic" w:hAnsi="Charis SIL Italic" w:eastAsia="Charis SIL Italic"/>
           <w:b w:val="0"/>
           <w:i w:val="0"/>
-          <w:color w:val="0066CC"/>
+          <w:color w:val="0000FF"/>
           <w:sz w:val="24"/>
           <w:u w:val="single"/>
         </w:rPr>
@@ -4416,7 +4539,7 @@
           <w:rFonts w:ascii="Charis SIL Italic" w:hAnsi="Charis SIL Italic" w:eastAsia="Charis SIL Italic"/>
           <w:b w:val="0"/>
           <w:i w:val="0"/>
-          <w:color w:val="0066CC"/>
+          <w:color w:val="0000FF"/>
           <w:sz w:val="24"/>
           <w:u w:val="single"/>
         </w:rPr>
@@ -4427,7 +4550,7 @@
           <w:rFonts w:ascii="Charis SIL Italic" w:hAnsi="Charis SIL Italic" w:eastAsia="Charis SIL Italic"/>
           <w:b w:val="0"/>
           <w:i w:val="0"/>
-          <w:color w:val="0066CC"/>
+          <w:color w:val="0000FF"/>
           <w:sz w:val="24"/>
           <w:u w:val="single"/>
         </w:rPr>
@@ -4462,36 +4585,18 @@
       </w:r>
       <w:r>
         <w:rPr>
-          <w:u w:val="single" w:color="0066cc"/>
-          <w:rFonts w:ascii="Charis SIL Italic" w:hAnsi="Charis SIL Italic" w:eastAsia="Charis SIL Italic"/>
-          <w:b w:val="0"/>
-          <w:i w:val="0"/>
-          <w:color w:val="000000"/>
-          <w:sz w:val="24"/>
-        </w:rPr>
-        <w:t>r</w:t>
-      </w:r>
-      <w:r>
-        <w:rPr>
-          <w:u w:val="single" w:color="0066cc"/>
-          <w:rFonts w:ascii="Charis SIL Italic" w:hAnsi="Charis SIL Italic" w:eastAsia="Charis SIL Italic"/>
-          <w:b w:val="0"/>
-          <w:i w:val="0"/>
-          <w:color w:val="000000"/>
-          <w:sz w:val="24"/>
-        </w:rPr>
-        <w:hyperlink r:id="rId33" w:history="1">
-          <w:r>
-            <w:rPr>
-              <w:rStyle w:val="Hyperlink"/>
-            </w:rPr>
-            <w:t>oad collec</w:t>
-          </w:r>
-        </w:hyperlink>
-      </w:r>
-      <w:r>
-        <w:rPr>
-          <w:u w:val="single" w:color="0066cc"/>
+          <w:u w:val="single" w:color="0000ff"/>
+          <w:rFonts w:ascii="Charis SIL Italic" w:hAnsi="Charis SIL Italic" w:eastAsia="Charis SIL Italic"/>
+          <w:b w:val="0"/>
+          <w:i w:val="0"/>
+          <w:color w:val="000000"/>
+          <w:sz w:val="24"/>
+        </w:rPr>
+        <w:t>road collec</w:t>
+      </w:r>
+      <w:r>
+        <w:rPr>
+          <w:u w:val="single" w:color="0000ff"/>
           <w:rFonts w:ascii="Charis SIL Italic" w:hAnsi="Charis SIL Italic" w:eastAsia="Charis SIL Italic"/>
           <w:b w:val="0"/>
           <w:i w:val="0"/>
@@ -4509,7 +4614,7 @@
       </w:r>
       <w:r>
         <w:rPr>
-          <w:u w:val="single" w:color="0066cc"/>
+          <w:u w:val="single" w:color="0000ff"/>
           <w:rFonts w:ascii="Charis SIL Italic" w:hAnsi="Charis SIL Italic" w:eastAsia="Charis SIL Italic"/>
           <w:b w:val="0"/>
           <w:i w:val="0"/>
@@ -4553,7 +4658,7 @@
           <w:rFonts w:ascii="Charis SIL Italic" w:hAnsi="Charis SIL Italic" w:eastAsia="Charis SIL Italic"/>
           <w:b w:val="0"/>
           <w:i w:val="0"/>
-          <w:color w:val="0066CC"/>
+          <w:color w:val="0000FF"/>
           <w:sz w:val="24"/>
           <w:u w:val="single"/>
         </w:rPr>
@@ -4571,7 +4676,7 @@
           <w:rFonts w:ascii="Charis SIL Italic" w:hAnsi="Charis SIL Italic" w:eastAsia="Charis SIL Italic"/>
           <w:b w:val="0"/>
           <w:i w:val="0"/>
-          <w:color w:val="0066CC"/>
+          <w:color w:val="0000FF"/>
           <w:sz w:val="24"/>
           <w:u w:val="single"/>
         </w:rPr>
@@ -4582,7 +4687,7 @@
           <w:rFonts w:ascii="Charis SIL Italic" w:hAnsi="Charis SIL Italic" w:eastAsia="Charis SIL Italic"/>
           <w:b w:val="0"/>
           <w:i w:val="0"/>
-          <w:color w:val="0066CC"/>
+          <w:color w:val="0000FF"/>
           <w:sz w:val="24"/>
           <w:u w:val="single"/>
         </w:rPr>
@@ -4607,7 +4712,7 @@
       </w:r>
       <w:r>
         <w:rPr>
-          <w:u w:val="single" w:color="0066cc"/>
+          <w:u w:val="single" w:color="0000ff"/>
           <w:rFonts w:ascii="Charis SIL Italic" w:hAnsi="Charis SIL Italic" w:eastAsia="Charis SIL Italic"/>
           <w:b w:val="0"/>
           <w:i w:val="0"/>
@@ -4625,7 +4730,7 @@
       </w:r>
       <w:r>
         <w:rPr>
-          <w:u w:val="single" w:color="0066cc"/>
+          <w:u w:val="single" w:color="0000ff"/>
           <w:rFonts w:ascii="Charis SIL Italic" w:hAnsi="Charis SIL Italic" w:eastAsia="Charis SIL Italic"/>
           <w:b w:val="0"/>
           <w:i w:val="0"/>
@@ -4636,7 +4741,7 @@
       </w:r>
       <w:r>
         <w:rPr>
-          <w:u w:val="single" w:color="0066cc"/>
+          <w:u w:val="single" w:color="0000ff"/>
           <w:rFonts w:ascii="Charis SIL Italic" w:hAnsi="Charis SIL Italic" w:eastAsia="Charis SIL Italic"/>
           <w:b w:val="0"/>
           <w:i w:val="0"/>
@@ -4667,7 +4772,7 @@
           <w:rFonts w:ascii="Charis SIL Italic" w:hAnsi="Charis SIL Italic" w:eastAsia="Charis SIL Italic"/>
           <w:b w:val="0"/>
           <w:i w:val="0"/>
-          <w:color w:val="0066CC"/>
+          <w:color w:val="0000FF"/>
           <w:sz w:val="24"/>
           <w:u w:val="single"/>
         </w:rPr>
@@ -4685,7 +4790,7 @@
           <w:rFonts w:ascii="Charis SIL Italic" w:hAnsi="Charis SIL Italic" w:eastAsia="Charis SIL Italic"/>
           <w:b w:val="0"/>
           <w:i w:val="0"/>
-          <w:color w:val="0066CC"/>
+          <w:color w:val="0000FF"/>
           <w:sz w:val="24"/>
           <w:u w:val="single"/>
         </w:rPr>
@@ -4696,7 +4801,7 @@
           <w:rFonts w:ascii="Charis SIL Italic" w:hAnsi="Charis SIL Italic" w:eastAsia="Charis SIL Italic"/>
           <w:b w:val="0"/>
           <w:i w:val="0"/>
-          <w:color w:val="0066CC"/>
+          <w:color w:val="0000FF"/>
           <w:sz w:val="24"/>
           <w:u w:val="single"/>
         </w:rPr>
@@ -4714,7 +4819,7 @@
           <w:rFonts w:ascii="Charis SIL Italic" w:hAnsi="Charis SIL Italic" w:eastAsia="Charis SIL Italic"/>
           <w:b w:val="0"/>
           <w:i w:val="0"/>
-          <w:color w:val="0066CC"/>
+          <w:color w:val="0000FF"/>
           <w:sz w:val="24"/>
           <w:u w:val="single"/>
         </w:rPr>
@@ -4725,7 +4830,7 @@
           <w:rFonts w:ascii="Charis SIL Italic" w:hAnsi="Charis SIL Italic" w:eastAsia="Charis SIL Italic"/>
           <w:b w:val="0"/>
           <w:i w:val="0"/>
-          <w:color w:val="0066CC"/>
+          <w:color w:val="0000FF"/>
           <w:sz w:val="24"/>
           <w:u w:val="single"/>
         </w:rPr>
@@ -4743,7 +4848,7 @@
           <w:rFonts w:ascii="Charis SIL Italic" w:hAnsi="Charis SIL Italic" w:eastAsia="Charis SIL Italic"/>
           <w:b w:val="0"/>
           <w:i w:val="0"/>
-          <w:color w:val="0066CC"/>
+          <w:color w:val="0000FF"/>
           <w:sz w:val="24"/>
           <w:u w:val="single"/>
         </w:rPr>
@@ -4754,7 +4859,7 @@
           <w:rFonts w:ascii="Charis SIL Italic" w:hAnsi="Charis SIL Italic" w:eastAsia="Charis SIL Italic"/>
           <w:b w:val="0"/>
           <w:i w:val="0"/>
-          <w:color w:val="0066CC"/>
+          <w:color w:val="0000FF"/>
           <w:sz w:val="24"/>
           <w:u w:val="single"/>
         </w:rPr>
@@ -4772,7 +4877,7 @@
           <w:rFonts w:ascii="Charis SIL Italic" w:hAnsi="Charis SIL Italic" w:eastAsia="Charis SIL Italic"/>
           <w:b w:val="0"/>
           <w:i w:val="0"/>
-          <w:color w:val="0066CC"/>
+          <w:color w:val="0000FF"/>
           <w:sz w:val="24"/>
           <w:u w:val="single"/>
         </w:rPr>
@@ -4783,7 +4888,7 @@
           <w:rFonts w:ascii="Charis SIL Italic" w:hAnsi="Charis SIL Italic" w:eastAsia="Charis SIL Italic"/>
           <w:b w:val="0"/>
           <w:i w:val="0"/>
-          <w:color w:val="0066CC"/>
+          <w:color w:val="0000FF"/>
           <w:sz w:val="24"/>
           <w:u w:val="single"/>
         </w:rPr>
@@ -4821,7 +4926,7 @@
           <w:rFonts w:ascii="Charis SIL Italic" w:hAnsi="Charis SIL Italic" w:eastAsia="Charis SIL Italic"/>
           <w:b w:val="0"/>
           <w:i w:val="0"/>
-          <w:color w:val="0066CC"/>
+          <w:color w:val="0000FF"/>
           <w:sz w:val="24"/>
           <w:u w:val="single"/>
         </w:rPr>
@@ -4839,7 +4944,7 @@
           <w:rFonts w:ascii="Charis SIL Italic" w:hAnsi="Charis SIL Italic" w:eastAsia="Charis SIL Italic"/>
           <w:b w:val="0"/>
           <w:i w:val="0"/>
-          <w:color w:val="0066CC"/>
+          <w:color w:val="0000FF"/>
           <w:sz w:val="24"/>
           <w:u w:val="single"/>
         </w:rPr>
@@ -4850,7 +4955,7 @@
           <w:rFonts w:ascii="Charis SIL Italic" w:hAnsi="Charis SIL Italic" w:eastAsia="Charis SIL Italic"/>
           <w:b w:val="0"/>
           <w:i w:val="0"/>
-          <w:color w:val="0066CC"/>
+          <w:color w:val="0000FF"/>
           <w:sz w:val="24"/>
           <w:u w:val="single"/>
         </w:rPr>
@@ -4898,7 +5003,7 @@
           <w:rFonts w:ascii="Charis SIL Italic" w:hAnsi="Charis SIL Italic" w:eastAsia="Charis SIL Italic"/>
           <w:b w:val="0"/>
           <w:i w:val="0"/>
-          <w:color w:val="0066CC"/>
+          <w:color w:val="0000FF"/>
           <w:sz w:val="24"/>
           <w:u w:val="single"/>
         </w:rPr>
@@ -4916,7 +5021,7 @@
           <w:rFonts w:ascii="Charis SIL Italic" w:hAnsi="Charis SIL Italic" w:eastAsia="Charis SIL Italic"/>
           <w:b w:val="0"/>
           <w:i w:val="0"/>
-          <w:color w:val="0066CC"/>
+          <w:color w:val="0000FF"/>
           <w:sz w:val="24"/>
           <w:u w:val="single"/>
         </w:rPr>
@@ -4927,7 +5032,7 @@
           <w:rFonts w:ascii="Charis SIL Italic" w:hAnsi="Charis SIL Italic" w:eastAsia="Charis SIL Italic"/>
           <w:b w:val="0"/>
           <w:i w:val="0"/>
-          <w:color w:val="0066CC"/>
+          <w:color w:val="0000FF"/>
           <w:sz w:val="24"/>
           <w:u w:val="single"/>
         </w:rPr>
@@ -4995,7 +5100,7 @@
           <w:rFonts w:ascii="Charis SIL Italic" w:hAnsi="Charis SIL Italic" w:eastAsia="Charis SIL Italic"/>
           <w:b w:val="0"/>
           <w:i w:val="0"/>
-          <w:color w:val="0066CC"/>
+          <w:color w:val="0000FF"/>
           <w:sz w:val="24"/>
           <w:u w:val="single"/>
         </w:rPr>
@@ -5013,7 +5118,7 @@
           <w:rFonts w:ascii="Charis SIL Italic" w:hAnsi="Charis SIL Italic" w:eastAsia="Charis SIL Italic"/>
           <w:b w:val="0"/>
           <w:i w:val="0"/>
-          <w:color w:val="0066CC"/>
+          <w:color w:val="0000FF"/>
           <w:sz w:val="24"/>
           <w:u w:val="single"/>
         </w:rPr>
@@ -5024,7 +5129,7 @@
           <w:rFonts w:ascii="Charis SIL Italic" w:hAnsi="Charis SIL Italic" w:eastAsia="Charis SIL Italic"/>
           <w:b w:val="0"/>
           <w:i w:val="0"/>
-          <w:color w:val="0066CC"/>
+          <w:color w:val="0000FF"/>
           <w:sz w:val="24"/>
           <w:u w:val="single"/>
         </w:rPr>
@@ -5059,7 +5164,7 @@
       </w:r>
       <w:r>
         <w:rPr>
-          <w:u w:val="single" w:color="0066cc"/>
+          <w:u w:val="single" w:color="0000ff"/>
           <w:rFonts w:ascii="Charis SIL Italic" w:hAnsi="Charis SIL Italic" w:eastAsia="Charis SIL Italic"/>
           <w:b w:val="0"/>
           <w:i w:val="0"/>
@@ -5077,7 +5182,7 @@
       </w:r>
       <w:r>
         <w:rPr>
-          <w:u w:val="single" w:color="0066cc"/>
+          <w:u w:val="single" w:color="0000ff"/>
           <w:rFonts w:ascii="Charis SIL Italic" w:hAnsi="Charis SIL Italic" w:eastAsia="Charis SIL Italic"/>
           <w:b w:val="0"/>
           <w:i w:val="0"/>
@@ -5095,7 +5200,7 @@
       </w:r>
       <w:r>
         <w:rPr>
-          <w:u w:val="single" w:color="0066cc"/>
+          <w:u w:val="single" w:color="0000ff"/>
           <w:rFonts w:ascii="Charis SIL Italic" w:hAnsi="Charis SIL Italic" w:eastAsia="Charis SIL Italic"/>
           <w:b w:val="0"/>
           <w:i w:val="0"/>
@@ -5123,7 +5228,7 @@
       </w:r>
       <w:r>
         <w:rPr>
-          <w:u w:val="single" w:color="0066cc"/>
+          <w:u w:val="single" w:color="0000ff"/>
           <w:rFonts w:ascii="Charis SIL Italic" w:hAnsi="Charis SIL Italic" w:eastAsia="Charis SIL Italic"/>
           <w:b w:val="0"/>
           <w:i w:val="0"/>
@@ -5177,7 +5282,7 @@
           <w:rFonts w:ascii="Charis SIL Italic" w:hAnsi="Charis SIL Italic" w:eastAsia="Charis SIL Italic"/>
           <w:b w:val="0"/>
           <w:i w:val="0"/>
-          <w:color w:val="0066CC"/>
+          <w:color w:val="0000FF"/>
           <w:sz w:val="24"/>
           <w:u w:val="single"/>
         </w:rPr>
@@ -5195,7 +5300,7 @@
           <w:rFonts w:ascii="Charis SIL Italic" w:hAnsi="Charis SIL Italic" w:eastAsia="Charis SIL Italic"/>
           <w:b w:val="0"/>
           <w:i w:val="0"/>
-          <w:color w:val="0066CC"/>
+          <w:color w:val="0000FF"/>
           <w:sz w:val="24"/>
           <w:u w:val="single"/>
         </w:rPr>
@@ -5206,7 +5311,7 @@
           <w:rFonts w:ascii="Charis SIL Italic" w:hAnsi="Charis SIL Italic" w:eastAsia="Charis SIL Italic"/>
           <w:b w:val="0"/>
           <w:i w:val="0"/>
-          <w:color w:val="0066CC"/>
+          <w:color w:val="0000FF"/>
           <w:sz w:val="24"/>
           <w:u w:val="single"/>
         </w:rPr>
@@ -5234,7 +5339,7 @@
           <w:rFonts w:ascii="Charis SIL Italic" w:hAnsi="Charis SIL Italic" w:eastAsia="Charis SIL Italic"/>
           <w:b w:val="0"/>
           <w:i w:val="0"/>
-          <w:color w:val="0066CC"/>
+          <w:color w:val="0000FF"/>
           <w:sz w:val="24"/>
           <w:u w:val="single"/>
         </w:rPr>
@@ -5252,7 +5357,7 @@
           <w:rFonts w:ascii="Charis SIL Italic" w:hAnsi="Charis SIL Italic" w:eastAsia="Charis SIL Italic"/>
           <w:b w:val="0"/>
           <w:i w:val="0"/>
-          <w:color w:val="0066CC"/>
+          <w:color w:val="0000FF"/>
           <w:sz w:val="24"/>
           <w:u w:val="single"/>
         </w:rPr>
@@ -5263,7 +5368,7 @@
           <w:rFonts w:ascii="Charis SIL Italic" w:hAnsi="Charis SIL Italic" w:eastAsia="Charis SIL Italic"/>
           <w:b w:val="0"/>
           <w:i w:val="0"/>
-          <w:color w:val="0066CC"/>
+          <w:color w:val="0000FF"/>
           <w:sz w:val="24"/>
           <w:u w:val="single"/>
         </w:rPr>
@@ -5288,7 +5393,7 @@
       </w:r>
       <w:r>
         <w:rPr>
-          <w:u w:val="single" w:color="0066cc"/>
+          <w:u w:val="single" w:color="0000ff"/>
           <w:rFonts w:ascii="Charis SIL Italic" w:hAnsi="Charis SIL Italic" w:eastAsia="Charis SIL Italic"/>
           <w:b w:val="0"/>
           <w:i w:val="0"/>
@@ -5306,7 +5411,7 @@
       </w:r>
       <w:r>
         <w:rPr>
-          <w:u w:val="single" w:color="0066cc"/>
+          <w:u w:val="single" w:color="0000ff"/>
           <w:rFonts w:ascii="Charis SIL Italic" w:hAnsi="Charis SIL Italic" w:eastAsia="Charis SIL Italic"/>
           <w:b w:val="0"/>
           <w:i w:val="0"/>
@@ -5324,7 +5429,7 @@
       </w:r>
       <w:r>
         <w:rPr>
-          <w:u w:val="single" w:color="0066cc"/>
+          <w:u w:val="single" w:color="0000ff"/>
           <w:rFonts w:ascii="Charis SIL Italic" w:hAnsi="Charis SIL Italic" w:eastAsia="Charis SIL Italic"/>
           <w:b w:val="0"/>
           <w:i w:val="0"/>
@@ -5352,7 +5457,7 @@
       </w:r>
       <w:r>
         <w:rPr>
-          <w:u w:val="single" w:color="0066cc"/>
+          <w:u w:val="single" w:color="0000ff"/>
           <w:rFonts w:ascii="Charis SIL Italic" w:hAnsi="Charis SIL Italic" w:eastAsia="Charis SIL Italic"/>
           <w:b w:val="0"/>
           <w:i w:val="0"/>
@@ -5370,7 +5475,7 @@
       </w:r>
       <w:r>
         <w:rPr>
-          <w:u w:val="single" w:color="0066cc"/>
+          <w:u w:val="single" w:color="0000ff"/>
           <w:rFonts w:ascii="Charis SIL Italic" w:hAnsi="Charis SIL Italic" w:eastAsia="Charis SIL Italic"/>
           <w:b w:val="0"/>
           <w:i w:val="0"/>
@@ -5388,7 +5493,7 @@
       </w:r>
       <w:r>
         <w:rPr>
-          <w:u w:val="single" w:color="0066cc"/>
+          <w:u w:val="single" w:color="0000ff"/>
           <w:rFonts w:ascii="Charis SIL Italic" w:hAnsi="Charis SIL Italic" w:eastAsia="Charis SIL Italic"/>
           <w:b w:val="0"/>
           <w:i w:val="0"/>
@@ -5419,7 +5524,7 @@
           <w:rFonts w:ascii="Charis SIL Italic" w:hAnsi="Charis SIL Italic" w:eastAsia="Charis SIL Italic"/>
           <w:b w:val="0"/>
           <w:i w:val="0"/>
-          <w:color w:val="0066CC"/>
+          <w:color w:val="0000FF"/>
           <w:sz w:val="24"/>
           <w:u w:val="single"/>
         </w:rPr>
@@ -5437,7 +5542,7 @@
           <w:rFonts w:ascii="Charis SIL Italic" w:hAnsi="Charis SIL Italic" w:eastAsia="Charis SIL Italic"/>
           <w:b w:val="0"/>
           <w:i w:val="0"/>
-          <w:color w:val="0066CC"/>
+          <w:color w:val="0000FF"/>
           <w:sz w:val="24"/>
           <w:u w:val="single"/>
         </w:rPr>
@@ -5448,7 +5553,7 @@
           <w:rFonts w:ascii="Charis SIL Italic" w:hAnsi="Charis SIL Italic" w:eastAsia="Charis SIL Italic"/>
           <w:b w:val="0"/>
           <w:i w:val="0"/>
-          <w:color w:val="0066CC"/>
+          <w:color w:val="0000FF"/>
           <w:sz w:val="24"/>
           <w:u w:val="single"/>
         </w:rPr>
@@ -5506,7 +5611,7 @@
           <w:rFonts w:ascii="Charis SIL Italic" w:hAnsi="Charis SIL Italic" w:eastAsia="Charis SIL Italic"/>
           <w:b w:val="0"/>
           <w:i w:val="0"/>
-          <w:color w:val="0066CC"/>
+          <w:color w:val="0000FF"/>
           <w:sz w:val="24"/>
           <w:u w:val="single"/>
         </w:rPr>
@@ -5524,7 +5629,7 @@
           <w:rFonts w:ascii="Charis SIL Italic" w:hAnsi="Charis SIL Italic" w:eastAsia="Charis SIL Italic"/>
           <w:b w:val="0"/>
           <w:i w:val="0"/>
-          <w:color w:val="0066CC"/>
+          <w:color w:val="0000FF"/>
           <w:sz w:val="24"/>
           <w:u w:val="single"/>
         </w:rPr>
@@ -5535,7 +5640,7 @@
           <w:rFonts w:ascii="Charis SIL Italic" w:hAnsi="Charis SIL Italic" w:eastAsia="Charis SIL Italic"/>
           <w:b w:val="0"/>
           <w:i w:val="0"/>
-          <w:color w:val="0066CC"/>
+          <w:color w:val="0000FF"/>
           <w:sz w:val="24"/>
           <w:u w:val="single"/>
         </w:rPr>
@@ -5570,7 +5675,7 @@
       </w:r>
       <w:r>
         <w:rPr>
-          <w:u w:val="single" w:color="0066cc"/>
+          <w:u w:val="single" w:color="0000ff"/>
           <w:rFonts w:ascii="Charis SIL Italic" w:hAnsi="Charis SIL Italic" w:eastAsia="Charis SIL Italic"/>
           <w:b w:val="0"/>
           <w:i w:val="0"/>
@@ -5588,7 +5693,7 @@
       </w:r>
       <w:r>
         <w:rPr>
-          <w:u w:val="single" w:color="0066cc"/>
+          <w:u w:val="single" w:color="0000ff"/>
           <w:rFonts w:ascii="Charis SIL Italic" w:hAnsi="Charis SIL Italic" w:eastAsia="Charis SIL Italic"/>
           <w:b w:val="0"/>
           <w:i w:val="0"/>
@@ -5602,7 +5707,7 @@
           <w:rFonts w:ascii="Charis SIL Italic" w:hAnsi="Charis SIL Italic" w:eastAsia="Charis SIL Italic"/>
           <w:b w:val="0"/>
           <w:i w:val="0"/>
-          <w:color w:val="0066CC"/>
+          <w:color w:val="0000FF"/>
           <w:sz w:val="24"/>
           <w:u w:val="single"/>
         </w:rPr>
@@ -5620,7 +5725,7 @@
           <w:rFonts w:ascii="Charis SIL Italic" w:hAnsi="Charis SIL Italic" w:eastAsia="Charis SIL Italic"/>
           <w:b w:val="0"/>
           <w:i w:val="0"/>
-          <w:color w:val="0066CC"/>
+          <w:color w:val="0000FF"/>
           <w:sz w:val="24"/>
           <w:u w:val="single"/>
         </w:rPr>
@@ -5638,7 +5743,7 @@
           <w:rFonts w:ascii="Charis SIL Italic" w:hAnsi="Charis SIL Italic" w:eastAsia="Charis SIL Italic"/>
           <w:b w:val="0"/>
           <w:i w:val="0"/>
-          <w:color w:val="0066CC"/>
+          <w:color w:val="0000FF"/>
           <w:sz w:val="24"/>
           <w:u w:val="single"/>
         </w:rPr>
@@ -5649,7 +5754,7 @@
           <w:rFonts w:ascii="Charis SIL Italic" w:hAnsi="Charis SIL Italic" w:eastAsia="Charis SIL Italic"/>
           <w:b w:val="0"/>
           <w:i w:val="0"/>
-          <w:color w:val="0066CC"/>
+          <w:color w:val="0000FF"/>
           <w:sz w:val="24"/>
           <w:u w:val="single"/>
         </w:rPr>
@@ -5674,7 +5779,7 @@
       </w:r>
       <w:r>
         <w:rPr>
-          <w:u w:val="single" w:color="0066cc"/>
+          <w:u w:val="single" w:color="0000ff"/>
           <w:rFonts w:ascii="Charis SIL Italic" w:hAnsi="Charis SIL Italic" w:eastAsia="Charis SIL Italic"/>
           <w:b w:val="0"/>
           <w:i w:val="0"/>
@@ -5798,7 +5903,7 @@
           <w:rFonts w:ascii="Charis SIL Italic" w:hAnsi="Charis SIL Italic" w:eastAsia="Charis SIL Italic"/>
           <w:b w:val="0"/>
           <w:i w:val="0"/>
-          <w:color w:val="0066CC"/>
+          <w:color w:val="0000FF"/>
           <w:sz w:val="24"/>
           <w:u w:val="single"/>
         </w:rPr>
@@ -5816,7 +5921,7 @@
           <w:rFonts w:ascii="Charis SIL Italic" w:hAnsi="Charis SIL Italic" w:eastAsia="Charis SIL Italic"/>
           <w:b w:val="0"/>
           <w:i w:val="0"/>
-          <w:color w:val="0066CC"/>
+          <w:color w:val="0000FF"/>
           <w:sz w:val="24"/>
           <w:u w:val="single"/>
         </w:rPr>
@@ -5827,7 +5932,7 @@
           <w:rFonts w:ascii="Charis SIL Italic" w:hAnsi="Charis SIL Italic" w:eastAsia="Charis SIL Italic"/>
           <w:b w:val="0"/>
           <w:i w:val="0"/>
-          <w:color w:val="0066CC"/>
+          <w:color w:val="0000FF"/>
           <w:sz w:val="24"/>
           <w:u w:val="single"/>
         </w:rPr>
@@ -5845,7 +5950,7 @@
           <w:rFonts w:ascii="Charis SIL Italic" w:hAnsi="Charis SIL Italic" w:eastAsia="Charis SIL Italic"/>
           <w:b w:val="0"/>
           <w:i w:val="0"/>
-          <w:color w:val="0066CC"/>
+          <w:color w:val="0000FF"/>
           <w:sz w:val="24"/>
           <w:u w:val="single"/>
         </w:rPr>
@@ -5913,7 +6018,7 @@
           <w:rFonts w:ascii="Charis SIL Italic" w:hAnsi="Charis SIL Italic" w:eastAsia="Charis SIL Italic"/>
           <w:b w:val="0"/>
           <w:i w:val="0"/>
-          <w:color w:val="0066CC"/>
+          <w:color w:val="0000FF"/>
           <w:sz w:val="24"/>
           <w:u w:val="single"/>
         </w:rPr>
@@ -5931,7 +6036,7 @@
           <w:rFonts w:ascii="Charis SIL Italic" w:hAnsi="Charis SIL Italic" w:eastAsia="Charis SIL Italic"/>
           <w:b w:val="0"/>
           <w:i w:val="0"/>
-          <w:color w:val="0066CC"/>
+          <w:color w:val="0000FF"/>
           <w:sz w:val="24"/>
           <w:u w:val="single"/>
         </w:rPr>
@@ -5942,7 +6047,7 @@
           <w:rFonts w:ascii="Charis SIL Italic" w:hAnsi="Charis SIL Italic" w:eastAsia="Charis SIL Italic"/>
           <w:b w:val="0"/>
           <w:i w:val="0"/>
-          <w:color w:val="0066CC"/>
+          <w:color w:val="0000FF"/>
           <w:sz w:val="24"/>
           <w:u w:val="single"/>
         </w:rPr>
@@ -5977,7 +6082,7 @@
       </w:r>
       <w:r>
         <w:rPr>
-          <w:u w:val="single" w:color="0066cc"/>
+          <w:u w:val="single" w:color="0000ff"/>
           <w:rFonts w:ascii="Charis SIL Italic" w:hAnsi="Charis SIL Italic" w:eastAsia="Charis SIL Italic"/>
           <w:b w:val="0"/>
           <w:i w:val="0"/>
@@ -5995,7 +6100,7 @@
       </w:r>
       <w:r>
         <w:rPr>
-          <w:u w:val="single" w:color="0066cc"/>
+          <w:u w:val="single" w:color="0000ff"/>
           <w:rFonts w:ascii="Charis SIL Italic" w:hAnsi="Charis SIL Italic" w:eastAsia="Charis SIL Italic"/>
           <w:b w:val="0"/>
           <w:i w:val="0"/>
@@ -6013,7 +6118,7 @@
       </w:r>
       <w:r>
         <w:rPr>
-          <w:u w:val="single" w:color="0066cc"/>
+          <w:u w:val="single" w:color="0000ff"/>
           <w:rFonts w:ascii="Charis SIL Italic" w:hAnsi="Charis SIL Italic" w:eastAsia="Charis SIL Italic"/>
           <w:b w:val="0"/>
           <w:i w:val="0"/>
@@ -6067,7 +6172,7 @@
           <w:rFonts w:ascii="Charis SIL Italic" w:hAnsi="Charis SIL Italic" w:eastAsia="Charis SIL Italic"/>
           <w:b w:val="0"/>
           <w:i w:val="0"/>
-          <w:color w:val="0066CC"/>
+          <w:color w:val="0000FF"/>
           <w:sz w:val="24"/>
           <w:u w:val="single"/>
         </w:rPr>
@@ -6085,7 +6190,7 @@
           <w:rFonts w:ascii="Charis SIL Italic" w:hAnsi="Charis SIL Italic" w:eastAsia="Charis SIL Italic"/>
           <w:b w:val="0"/>
           <w:i w:val="0"/>
-          <w:color w:val="0066CC"/>
+          <w:color w:val="0000FF"/>
           <w:sz w:val="24"/>
           <w:u w:val="single"/>
         </w:rPr>
@@ -6096,7 +6201,7 @@
           <w:rFonts w:ascii="Charis SIL Italic" w:hAnsi="Charis SIL Italic" w:eastAsia="Charis SIL Italic"/>
           <w:b w:val="0"/>
           <w:i w:val="0"/>
-          <w:color w:val="0066CC"/>
+          <w:color w:val="0000FF"/>
           <w:sz w:val="24"/>
           <w:u w:val="single"/>
         </w:rPr>
@@ -6114,7 +6219,7 @@
           <w:rFonts w:ascii="Charis SIL Italic" w:hAnsi="Charis SIL Italic" w:eastAsia="Charis SIL Italic"/>
           <w:b w:val="0"/>
           <w:i w:val="0"/>
-          <w:color w:val="0066CC"/>
+          <w:color w:val="0000FF"/>
           <w:sz w:val="24"/>
           <w:u w:val="single"/>
         </w:rPr>
@@ -6125,7 +6230,7 @@
           <w:rFonts w:ascii="Charis SIL Italic" w:hAnsi="Charis SIL Italic" w:eastAsia="Charis SIL Italic"/>
           <w:b w:val="0"/>
           <w:i w:val="0"/>
-          <w:color w:val="0066CC"/>
+          <w:color w:val="0000FF"/>
           <w:sz w:val="24"/>
           <w:u w:val="single"/>
         </w:rPr>
@@ -6143,7 +6248,7 @@
           <w:rFonts w:ascii="Charis SIL Italic" w:hAnsi="Charis SIL Italic" w:eastAsia="Charis SIL Italic"/>
           <w:b w:val="0"/>
           <w:i w:val="0"/>
-          <w:color w:val="0066CC"/>
+          <w:color w:val="0000FF"/>
           <w:sz w:val="24"/>
           <w:u w:val="single"/>
         </w:rPr>
@@ -6154,7 +6259,7 @@
           <w:rFonts w:ascii="Charis SIL Italic" w:hAnsi="Charis SIL Italic" w:eastAsia="Charis SIL Italic"/>
           <w:b w:val="0"/>
           <w:i w:val="0"/>
-          <w:color w:val="0066CC"/>
+          <w:color w:val="0000FF"/>
           <w:sz w:val="24"/>
           <w:u w:val="single"/>
         </w:rPr>
@@ -6189,7 +6294,7 @@
       </w:r>
       <w:r>
         <w:rPr>
-          <w:u w:val="single" w:color="0066cc"/>
+          <w:u w:val="single" w:color="0000ff"/>
           <w:rFonts w:ascii="Charis SIL Italic" w:hAnsi="Charis SIL Italic" w:eastAsia="Charis SIL Italic"/>
           <w:b w:val="0"/>
           <w:i w:val="0"/>
@@ -6207,7 +6312,7 @@
       </w:r>
       <w:r>
         <w:rPr>
-          <w:u w:val="single" w:color="0066cc"/>
+          <w:u w:val="single" w:color="0000ff"/>
           <w:rFonts w:ascii="Charis SIL Italic" w:hAnsi="Charis SIL Italic" w:eastAsia="Charis SIL Italic"/>
           <w:b w:val="0"/>
           <w:i w:val="0"/>
@@ -6225,7 +6330,7 @@
       </w:r>
       <w:r>
         <w:rPr>
-          <w:u w:val="single" w:color="0066cc"/>
+          <w:u w:val="single" w:color="0000ff"/>
           <w:rFonts w:ascii="Charis SIL Italic" w:hAnsi="Charis SIL Italic" w:eastAsia="Charis SIL Italic"/>
           <w:b w:val="0"/>
           <w:i w:val="0"/>
@@ -6243,7 +6348,7 @@
       </w:r>
       <w:r>
         <w:rPr>
-          <w:u w:val="single" w:color="0066cc"/>
+          <w:u w:val="single" w:color="0000ff"/>
           <w:rFonts w:ascii="Charis SIL Italic" w:hAnsi="Charis SIL Italic" w:eastAsia="Charis SIL Italic"/>
           <w:b w:val="0"/>
           <w:i w:val="0"/>
@@ -6261,7 +6366,7 @@
       </w:r>
       <w:r>
         <w:rPr>
-          <w:u w:val="single" w:color="0066cc"/>
+          <w:u w:val="single" w:color="0000ff"/>
           <w:rFonts w:ascii="Charis SIL Italic" w:hAnsi="Charis SIL Italic" w:eastAsia="Charis SIL Italic"/>
           <w:b w:val="0"/>
           <w:i w:val="0"/>
@@ -6341,7 +6446,7 @@
           <w:rFonts w:ascii="Charis SIL Italic" w:hAnsi="Charis SIL Italic" w:eastAsia="Charis SIL Italic"/>
           <w:b w:val="0"/>
           <w:i w:val="0"/>
-          <w:color w:val="0066CC"/>
+          <w:color w:val="0000FF"/>
           <w:sz w:val="24"/>
           <w:u w:val="single"/>
         </w:rPr>
@@ -6359,7 +6464,7 @@
           <w:rFonts w:ascii="Charis SIL Italic" w:hAnsi="Charis SIL Italic" w:eastAsia="Charis SIL Italic"/>
           <w:b w:val="0"/>
           <w:i w:val="0"/>
-          <w:color w:val="0066CC"/>
+          <w:color w:val="0000FF"/>
           <w:sz w:val="24"/>
           <w:u w:val="single"/>
         </w:rPr>
@@ -6370,7 +6475,7 @@
           <w:rFonts w:ascii="Charis SIL Italic" w:hAnsi="Charis SIL Italic" w:eastAsia="Charis SIL Italic"/>
           <w:b w:val="0"/>
           <w:i w:val="0"/>
-          <w:color w:val="0066CC"/>
+          <w:color w:val="0000FF"/>
           <w:sz w:val="24"/>
           <w:u w:val="single"/>
         </w:rPr>
@@ -6405,7 +6510,7 @@
       </w:r>
       <w:r>
         <w:rPr>
-          <w:u w:val="single" w:color="0066cc"/>
+          <w:u w:val="single" w:color="0000ff"/>
           <w:rFonts w:ascii="Charis SIL Italic" w:hAnsi="Charis SIL Italic" w:eastAsia="Charis SIL Italic"/>
           <w:b w:val="0"/>
           <w:i w:val="0"/>
@@ -6423,7 +6528,7 @@
       </w:r>
       <w:r>
         <w:rPr>
-          <w:u w:val="single" w:color="0066cc"/>
+          <w:u w:val="single" w:color="0000ff"/>
           <w:rFonts w:ascii="Charis SIL Italic" w:hAnsi="Charis SIL Italic" w:eastAsia="Charis SIL Italic"/>
           <w:b w:val="0"/>
           <w:i w:val="0"/>
@@ -6437,7 +6542,7 @@
           <w:rFonts w:ascii="Charis SIL Italic" w:hAnsi="Charis SIL Italic" w:eastAsia="Charis SIL Italic"/>
           <w:b w:val="0"/>
           <w:i w:val="0"/>
-          <w:color w:val="0066CC"/>
+          <w:color w:val="0000FF"/>
           <w:sz w:val="24"/>
           <w:u w:val="single"/>
         </w:rPr>
@@ -6455,7 +6560,7 @@
           <w:rFonts w:ascii="Charis SIL Italic" w:hAnsi="Charis SIL Italic" w:eastAsia="Charis SIL Italic"/>
           <w:b w:val="0"/>
           <w:i w:val="0"/>
-          <w:color w:val="0066CC"/>
+          <w:color w:val="0000FF"/>
           <w:sz w:val="24"/>
           <w:u w:val="single"/>
         </w:rPr>
@@ -6466,7 +6571,7 @@
           <w:rFonts w:ascii="Charis SIL Italic" w:hAnsi="Charis SIL Italic" w:eastAsia="Charis SIL Italic"/>
           <w:b w:val="0"/>
           <w:i w:val="0"/>
-          <w:color w:val="0066CC"/>
+          <w:color w:val="0000FF"/>
           <w:sz w:val="24"/>
           <w:u w:val="single"/>
         </w:rPr>
@@ -6484,7 +6589,7 @@
           <w:rFonts w:ascii="Charis SIL Italic" w:hAnsi="Charis SIL Italic" w:eastAsia="Charis SIL Italic"/>
           <w:b w:val="0"/>
           <w:i w:val="0"/>
-          <w:color w:val="0066CC"/>
+          <w:color w:val="0000FF"/>
           <w:sz w:val="24"/>
           <w:u w:val="single"/>
         </w:rPr>
@@ -6495,7 +6600,7 @@
           <w:rFonts w:ascii="Charis SIL Italic" w:hAnsi="Charis SIL Italic" w:eastAsia="Charis SIL Italic"/>
           <w:b w:val="0"/>
           <w:i w:val="0"/>
-          <w:color w:val="0066CC"/>
+          <w:color w:val="0000FF"/>
           <w:sz w:val="24"/>
           <w:u w:val="single"/>
         </w:rPr>
@@ -6563,7 +6668,7 @@
           <w:rFonts w:ascii="Charis SIL Italic" w:hAnsi="Charis SIL Italic" w:eastAsia="Charis SIL Italic"/>
           <w:b w:val="0"/>
           <w:i w:val="0"/>
-          <w:color w:val="0066CC"/>
+          <w:color w:val="0000FF"/>
           <w:sz w:val="24"/>
           <w:u w:val="single"/>
         </w:rPr>
@@ -6581,7 +6686,7 @@
           <w:rFonts w:ascii="Charis SIL Italic" w:hAnsi="Charis SIL Italic" w:eastAsia="Charis SIL Italic"/>
           <w:b w:val="0"/>
           <w:i w:val="0"/>
-          <w:color w:val="0066CC"/>
+          <w:color w:val="0000FF"/>
           <w:sz w:val="24"/>
           <w:u w:val="single"/>
         </w:rPr>
@@ -6592,7 +6697,7 @@
           <w:rFonts w:ascii="Charis SIL Italic" w:hAnsi="Charis SIL Italic" w:eastAsia="Charis SIL Italic"/>
           <w:b w:val="0"/>
           <w:i w:val="0"/>
-          <w:color w:val="0066CC"/>
+          <w:color w:val="0000FF"/>
           <w:sz w:val="24"/>
           <w:u w:val="single"/>
         </w:rPr>
@@ -6610,7 +6715,7 @@
           <w:rFonts w:ascii="Charis SIL Italic" w:hAnsi="Charis SIL Italic" w:eastAsia="Charis SIL Italic"/>
           <w:b w:val="0"/>
           <w:i w:val="0"/>
-          <w:color w:val="0066CC"/>
+          <w:color w:val="0000FF"/>
           <w:sz w:val="24"/>
           <w:u w:val="single"/>
         </w:rPr>
@@ -6621,7 +6726,7 @@
           <w:rFonts w:ascii="Charis SIL Italic" w:hAnsi="Charis SIL Italic" w:eastAsia="Charis SIL Italic"/>
           <w:b w:val="0"/>
           <w:i w:val="0"/>
-          <w:color w:val="0066CC"/>
+          <w:color w:val="0000FF"/>
           <w:sz w:val="24"/>
           <w:u w:val="single"/>
         </w:rPr>
@@ -6639,7 +6744,7 @@
           <w:rFonts w:ascii="Charis SIL Italic" w:hAnsi="Charis SIL Italic" w:eastAsia="Charis SIL Italic"/>
           <w:b w:val="0"/>
           <w:i w:val="0"/>
-          <w:color w:val="0066CC"/>
+          <w:color w:val="0000FF"/>
           <w:sz w:val="24"/>
           <w:u w:val="single"/>
         </w:rPr>
@@ -6650,7 +6755,7 @@
           <w:rFonts w:ascii="Charis SIL Italic" w:hAnsi="Charis SIL Italic" w:eastAsia="Charis SIL Italic"/>
           <w:b w:val="0"/>
           <w:i w:val="0"/>
-          <w:color w:val="0066CC"/>
+          <w:color w:val="0000FF"/>
           <w:sz w:val="24"/>
           <w:u w:val="single"/>
         </w:rPr>
@@ -6685,7 +6790,7 @@
       </w:r>
       <w:r>
         <w:rPr>
-          <w:u w:val="single" w:color="0066cc"/>
+          <w:u w:val="single" w:color="0000ff"/>
           <w:rFonts w:ascii="Charis SIL Italic" w:hAnsi="Charis SIL Italic" w:eastAsia="Charis SIL Italic"/>
           <w:b w:val="0"/>
           <w:i w:val="0"/>
@@ -6703,7 +6808,7 @@
       </w:r>
       <w:r>
         <w:rPr>
-          <w:u w:val="single" w:color="0066cc"/>
+          <w:u w:val="single" w:color="0000ff"/>
           <w:rFonts w:ascii="Charis SIL Italic" w:hAnsi="Charis SIL Italic" w:eastAsia="Charis SIL Italic"/>
           <w:b w:val="0"/>
           <w:i w:val="0"/>
@@ -6721,7 +6826,7 @@
       </w:r>
       <w:r>
         <w:rPr>
-          <w:u w:val="single" w:color="0066cc"/>
+          <w:u w:val="single" w:color="0000ff"/>
           <w:rFonts w:ascii="Charis SIL Italic" w:hAnsi="Charis SIL Italic" w:eastAsia="Charis SIL Italic"/>
           <w:b w:val="0"/>
           <w:i w:val="0"/>
@@ -6739,7 +6844,7 @@
       </w:r>
       <w:r>
         <w:rPr>
-          <w:u w:val="single" w:color="0066cc"/>
+          <w:u w:val="single" w:color="0000ff"/>
           <w:rFonts w:ascii="Charis SIL Italic" w:hAnsi="Charis SIL Italic" w:eastAsia="Charis SIL Italic"/>
           <w:b w:val="0"/>
           <w:i w:val="0"/>
@@ -6757,7 +6862,7 @@
       </w:r>
       <w:r>
         <w:rPr>
-          <w:u w:val="single" w:color="0066cc"/>
+          <w:u w:val="single" w:color="0000ff"/>
           <w:rFonts w:ascii="Charis SIL Italic" w:hAnsi="Charis SIL Italic" w:eastAsia="Charis SIL Italic"/>
           <w:b w:val="0"/>
           <w:i w:val="0"/>
@@ -6775,7 +6880,7 @@
       </w:r>
       <w:r>
         <w:rPr>
-          <w:u w:val="single" w:color="0066cc"/>
+          <w:u w:val="single" w:color="0000ff"/>
           <w:rFonts w:ascii="Charis SIL Italic" w:hAnsi="Charis SIL Italic" w:eastAsia="Charis SIL Italic"/>
           <w:b w:val="0"/>
           <w:i w:val="0"/>
@@ -6846,7 +6951,7 @@
           <w:rFonts w:ascii="Charis SIL Italic" w:hAnsi="Charis SIL Italic" w:eastAsia="Charis SIL Italic"/>
           <w:b w:val="0"/>
           <w:i w:val="0"/>
-          <w:color w:val="0066CC"/>
+          <w:color w:val="0000FF"/>
           <w:sz w:val="24"/>
           <w:u w:val="single"/>
         </w:rPr>
@@ -6864,7 +6969,7 @@
           <w:rFonts w:ascii="Charis SIL Italic" w:hAnsi="Charis SIL Italic" w:eastAsia="Charis SIL Italic"/>
           <w:b w:val="0"/>
           <w:i w:val="0"/>
-          <w:color w:val="0066CC"/>
+          <w:color w:val="0000FF"/>
           <w:sz w:val="24"/>
           <w:u w:val="single"/>
         </w:rPr>
@@ -6875,7 +6980,7 @@
           <w:rFonts w:ascii="Charis SIL Italic" w:hAnsi="Charis SIL Italic" w:eastAsia="Charis SIL Italic"/>
           <w:b w:val="0"/>
           <w:i w:val="0"/>
-          <w:color w:val="0066CC"/>
+          <w:color w:val="0000FF"/>
           <w:sz w:val="24"/>
           <w:u w:val="single"/>
         </w:rPr>
@@ -7023,7 +7128,7 @@
           <w:rFonts w:ascii="Charis SIL Italic" w:hAnsi="Charis SIL Italic" w:eastAsia="Charis SIL Italic"/>
           <w:b w:val="0"/>
           <w:i w:val="0"/>
-          <w:color w:val="0066CC"/>
+          <w:color w:val="0000FF"/>
           <w:sz w:val="24"/>
           <w:u w:val="single"/>
         </w:rPr>
@@ -7047,7 +7152,7 @@
           <w:rFonts w:ascii="Charis SIL Italic" w:hAnsi="Charis SIL Italic" w:eastAsia="Charis SIL Italic"/>
           <w:b w:val="0"/>
           <w:i w:val="0"/>
-          <w:color w:val="0066CC"/>
+          <w:color w:val="0000FF"/>
           <w:sz w:val="24"/>
           <w:u w:val="single"/>
         </w:rPr>
@@ -7071,7 +7176,7 @@
           <w:rFonts w:ascii="Charis SIL Italic" w:hAnsi="Charis SIL Italic" w:eastAsia="Charis SIL Italic"/>
           <w:b w:val="0"/>
           <w:i w:val="0"/>
-          <w:color w:val="0066CC"/>
+          <w:color w:val="0000FF"/>
           <w:sz w:val="24"/>
           <w:u w:val="single"/>
         </w:rPr>
@@ -7082,7 +7187,7 @@
           <w:rFonts w:ascii="Charis SIL Italic" w:hAnsi="Charis SIL Italic" w:eastAsia="Charis SIL Italic"/>
           <w:b w:val="0"/>
           <w:i w:val="0"/>
-          <w:color w:val="0066CC"/>
+          <w:color w:val="0000FF"/>
           <w:sz w:val="24"/>
           <w:u w:val="single"/>
         </w:rPr>
@@ -7106,32 +7211,33 @@
           <w:rFonts w:ascii="Charis SIL Italic" w:hAnsi="Charis SIL Italic" w:eastAsia="Charis SIL Italic"/>
           <w:b w:val="0"/>
           <w:i w:val="0"/>
-          <w:color w:val="0066CC"/>
+          <w:color w:val="0000FF"/>
           <w:sz w:val="24"/>
           <w:u w:val="single"/>
         </w:rPr>
-        <w:t>Scientific research in col</w:t>
-      </w:r>
-      <w:r>
-        <w:rPr>
-          <w:rFonts w:ascii="Charis SIL Italic" w:hAnsi="Charis SIL Italic" w:eastAsia="Charis SIL Italic"/>
-          <w:b w:val="0"/>
-          <w:i w:val="0"/>
-          <w:color w:val="0066CC"/>
+        <w:t>Scientific research in co</w:t>
+      </w:r>
+      <w:r>
+        <w:rPr>
+          <w:rFonts w:ascii="Charis SIL Italic" w:hAnsi="Charis SIL Italic" w:eastAsia="Charis SIL Italic"/>
+          <w:b w:val="0"/>
+          <w:i w:val="0"/>
+          <w:color w:val="0000FF"/>
           <w:sz w:val="24"/>
           <w:u w:val="single"/>
         </w:rPr>
-        <w:t>onised territorie</w:t>
-      </w:r>
-      <w:r>
-        <w:rPr>
-          <w:rFonts w:ascii="Charis SIL Italic" w:hAnsi="Charis SIL Italic" w:eastAsia="Charis SIL Italic"/>
-          <w:b w:val="0"/>
-          <w:i w:val="0"/>
-          <w:color w:val="0066CC"/>
-          <w:sz w:val="24"/>
-        </w:rPr>
-        <w:t>s</w:t>
+        <w:t>l</w:t>
+      </w:r>
+      <w:r>
+        <w:rPr>
+          <w:rFonts w:ascii="Charis SIL Italic" w:hAnsi="Charis SIL Italic" w:eastAsia="Charis SIL Italic"/>
+          <w:b w:val="0"/>
+          <w:i w:val="0"/>
+          <w:color w:val="0000FF"/>
+          <w:sz w:val="24"/>
+          <w:u w:val="single"/>
+        </w:rPr>
+        <w:t>onised territories</w:t>
       </w:r>
       <w:r>
         <w:br/>
@@ -7151,7 +7257,7 @@
           <w:rFonts w:ascii="Charis SIL Italic" w:hAnsi="Charis SIL Italic" w:eastAsia="Charis SIL Italic"/>
           <w:b w:val="0"/>
           <w:i w:val="0"/>
-          <w:color w:val="0066CC"/>
+          <w:color w:val="0000FF"/>
           <w:sz w:val="24"/>
           <w:u w:val="single"/>
         </w:rPr>
@@ -7175,7 +7281,7 @@
           <w:rFonts w:ascii="Charis SIL Italic" w:hAnsi="Charis SIL Italic" w:eastAsia="Charis SIL Italic"/>
           <w:b w:val="0"/>
           <w:i w:val="0"/>
-          <w:color w:val="0066CC"/>
+          <w:color w:val="0000FF"/>
           <w:sz w:val="24"/>
           <w:u w:val="single"/>
         </w:rPr>
@@ -7186,7 +7292,7 @@
           <w:rFonts w:ascii="Charis SIL Italic" w:hAnsi="Charis SIL Italic" w:eastAsia="Charis SIL Italic"/>
           <w:b w:val="0"/>
           <w:i w:val="0"/>
-          <w:color w:val="0066CC"/>
+          <w:color w:val="0000FF"/>
           <w:sz w:val="24"/>
         </w:rPr>
         <w:t>utheast Asian and Caribbean Studies (KITLV)</w:t>
@@ -7206,7 +7312,7 @@
           <w:rFonts w:ascii="Charis SIL Italic" w:hAnsi="Charis SIL Italic" w:eastAsia="Charis SIL Italic"/>
           <w:b w:val="0"/>
           <w:i w:val="0"/>
-          <w:color w:val="0066CC"/>
+          <w:color w:val="0000FF"/>
           <w:sz w:val="24"/>
           <w:u w:val="single"/>
         </w:rPr>
@@ -7230,7 +7336,7 @@
           <w:rFonts w:ascii="Charis SIL Italic" w:hAnsi="Charis SIL Italic" w:eastAsia="Charis SIL Italic"/>
           <w:b w:val="0"/>
           <w:i w:val="0"/>
-          <w:color w:val="0066CC"/>
+          <w:color w:val="0000FF"/>
           <w:sz w:val="24"/>
           <w:u w:val="single"/>
         </w:rPr>

--- a/EXPORTS/DOCX/published/niveau3/English/UniversityMus.docx
+++ b/EXPORTS/DOCX/published/niveau3/English/UniversityMus.docx
@@ -1785,27 +1785,19 @@
           <w:i w:val="0"/>
           <w:color w:val="0000FF"/>
           <w:sz w:val="24"/>
+        </w:rPr>
+        <w:t>a</w:t>
+      </w:r>
+      <w:r>
+        <w:rPr>
+          <w:rFonts w:ascii="Charis SIL Italic" w:hAnsi="Charis SIL Italic" w:eastAsia="Charis SIL Italic"/>
+          <w:b w:val="0"/>
+          <w:i w:val="0"/>
+          <w:color w:val="0000FF"/>
+          <w:sz w:val="24"/>
           <w:u w:val="single"/>
         </w:rPr>
-        <w:hyperlink r:id="rId18" w:history="1">
-          <w:r>
-            <w:rPr>
-              <w:rStyle w:val="Hyperlink"/>
-            </w:rPr>
-            <w:t>a</w:t>
-          </w:r>
-        </w:hyperlink>
-      </w:r>
-      <w:r>
-        <w:rPr>
-          <w:rFonts w:ascii="Charis SIL Italic" w:hAnsi="Charis SIL Italic" w:eastAsia="Charis SIL Italic"/>
-          <w:b w:val="0"/>
-          <w:i w:val="0"/>
-          <w:color w:val="0000FF"/>
-          <w:sz w:val="24"/>
-          <w:u w:val="single"/>
-        </w:rPr>
-        <w:hyperlink r:id="rId18" w:history="1">
+        <w:hyperlink r:id="rId15" w:history="1">
           <w:r>
             <w:rPr>
               <w:rStyle w:val="Hyperlink"/>
@@ -1834,7 +1826,7 @@
           <w:sz w:val="24"/>
           <w:u w:val="single"/>
         </w:rPr>
-        <w:hyperlink r:id="rId18" w:history="1">
+        <w:hyperlink r:id="rId15" w:history="1">
           <w:r>
             <w:rPr>
               <w:rStyle w:val="Hyperlink"/>
@@ -1852,7 +1844,7 @@
           <w:sz w:val="24"/>
           <w:u w:val="single"/>
         </w:rPr>
-        <w:hyperlink r:id="rId18" w:history="1">
+        <w:hyperlink r:id="rId15" w:history="1">
           <w:r>
             <w:rPr>
               <w:rStyle w:val="Hyperlink"/>
@@ -3203,7 +3195,6 @@
       </w:r>
       <w:r>
         <w:rPr>
-          <w:u w:val="single" w:color="0000ff"/>
           <w:rFonts w:ascii="Charis SIL Italic" w:hAnsi="Charis SIL Italic" w:eastAsia="Charis SIL Italic"/>
           <w:b w:val="0"/>
           <w:i w:val="0"/>
@@ -4017,7 +4008,7 @@
           <w:sz w:val="24"/>
           <w:u w:val="single"/>
         </w:rPr>
-        <w:hyperlink r:id="rId28" w:history="1">
+        <w:hyperlink r:id="rId30" w:history="1">
           <w:r>
             <w:rPr>
               <w:rStyle w:val="Hyperlink"/>
@@ -4057,7 +4048,6 @@
       </w:r>
       <w:r>
         <w:rPr>
-          <w:u w:val="single" w:color="0000ff"/>
           <w:rFonts w:ascii="Charis SIL Italic" w:hAnsi="Charis SIL Italic" w:eastAsia="Charis SIL Italic"/>
           <w:b w:val="0"/>
           <w:i w:val="0"/>
@@ -4592,7 +4582,25 @@
           <w:color w:val="000000"/>
           <w:sz w:val="24"/>
         </w:rPr>
-        <w:t>road collec</w:t>
+        <w:t>r</w:t>
+      </w:r>
+      <w:r>
+        <w:rPr>
+          <w:u w:val="single" w:color="0000ff"/>
+          <w:rFonts w:ascii="Charis SIL Italic" w:hAnsi="Charis SIL Italic" w:eastAsia="Charis SIL Italic"/>
+          <w:b w:val="0"/>
+          <w:i w:val="0"/>
+          <w:color w:val="000000"/>
+          <w:sz w:val="24"/>
+        </w:rPr>
+        <w:hyperlink r:id="rId33" w:history="1">
+          <w:r>
+            <w:rPr>
+              <w:rStyle w:val="Hyperlink"/>
+            </w:rPr>
+            <w:t>oad collec</w:t>
+          </w:r>
+        </w:hyperlink>
       </w:r>
       <w:r>
         <w:rPr>
@@ -5218,6 +5226,7 @@
       </w:r>
       <w:r>
         <w:rPr>
+          <w:u w:val="single" w:color="0000ff"/>
           <w:rFonts w:ascii="Charis SIL Italic" w:hAnsi="Charis SIL Italic" w:eastAsia="Charis SIL Italic"/>
           <w:b w:val="0"/>
           <w:i w:val="0"/>
@@ -5228,24 +5237,13 @@
       </w:r>
       <w:r>
         <w:rPr>
-          <w:u w:val="single" w:color="0000ff"/>
-          <w:rFonts w:ascii="Charis SIL Italic" w:hAnsi="Charis SIL Italic" w:eastAsia="Charis SIL Italic"/>
-          <w:b w:val="0"/>
-          <w:i w:val="0"/>
-          <w:color w:val="000000"/>
-          <w:sz w:val="24"/>
-        </w:rPr>
-        <w:t>r</w:t>
-      </w:r>
-      <w:r>
-        <w:rPr>
-          <w:rFonts w:ascii="Charis SIL Italic" w:hAnsi="Charis SIL Italic" w:eastAsia="Charis SIL Italic"/>
-          <w:b w:val="0"/>
-          <w:i w:val="0"/>
-          <w:color w:val="000000"/>
-          <w:sz w:val="24"/>
-        </w:rPr>
-        <w:t xml:space="preserve">st professor of art history and modern languages at the UvA, the museum </w:t>
+          <w:rFonts w:ascii="Charis SIL Italic" w:hAnsi="Charis SIL Italic" w:eastAsia="Charis SIL Italic"/>
+          <w:b w:val="0"/>
+          <w:i w:val="0"/>
+          <w:color w:val="000000"/>
+          <w:sz w:val="24"/>
+        </w:rPr>
+        <w:t xml:space="preserve">rst professor of art history and modern languages at the UvA, the museum </w:t>
       </w:r>
       <w:r>
         <w:rPr>

--- a/EXPORTS/DOCX/published/niveau3/English/UniversityMus.docx
+++ b/EXPORTS/DOCX/published/niveau3/English/UniversityMus.docx
@@ -528,50 +528,7 @@
           <w:color w:val="000000"/>
           <w:sz w:val="24"/>
         </w:rPr>
-        <w:hyperlink r:id="rId10" w:history="1">
-          <w:r>
-            <w:rPr>
-              <w:rStyle w:val="Hyperlink"/>
-            </w:rPr>
-            <w:t>rmer [Gerar</w:t>
-          </w:r>
-        </w:hyperlink>
-      </w:r>
-      <w:r>
-        <w:rPr>
-          <w:u w:val="single" w:color="0000ff"/>
-          <w:rFonts w:ascii="Charis SIL Italic" w:hAnsi="Charis SIL Italic" w:eastAsia="Charis SIL Italic"/>
-          <w:b w:val="0"/>
-          <w:i w:val="0"/>
-          <w:color w:val="000000"/>
-          <w:sz w:val="24"/>
-        </w:rPr>
-        <w:hyperlink r:id="rId10" w:history="1">
-          <w:r>
-            <w:rPr>
-              <w:rStyle w:val="Hyperlink"/>
-            </w:rPr>
-            <w:t>d</w:t>
-          </w:r>
-        </w:hyperlink>
-      </w:r>
-      <w:r>
-        <w:rPr>
-          <w:u w:val="single" w:color="0000ff"/>
-          <w:rFonts w:ascii="Charis SIL Italic" w:hAnsi="Charis SIL Italic" w:eastAsia="Charis SIL Italic"/>
-          <w:b w:val="0"/>
-          <w:i w:val="0"/>
-          <w:color w:val="000000"/>
-          <w:sz w:val="24"/>
-        </w:rPr>
-        <w:hyperlink r:id="rId10" w:history="1">
-          <w:r>
-            <w:rPr>
-              <w:rStyle w:val="Hyperlink"/>
-            </w:rPr>
-            <w:t>us van der</w:t>
-          </w:r>
-        </w:hyperlink>
+        <w:t>rmer [Gerardus van der</w:t>
       </w:r>
       <w:r>
         <w:rPr>
@@ -3195,6 +3152,7 @@
       </w:r>
       <w:r>
         <w:rPr>
+          <w:u w:val="single" w:color="0000ff"/>
           <w:rFonts w:ascii="Charis SIL Italic" w:hAnsi="Charis SIL Italic" w:eastAsia="Charis SIL Italic"/>
           <w:b w:val="0"/>
           <w:i w:val="0"/>
@@ -4008,7 +3966,7 @@
           <w:sz w:val="24"/>
           <w:u w:val="single"/>
         </w:rPr>
-        <w:hyperlink r:id="rId30" w:history="1">
+        <w:hyperlink r:id="rId28" w:history="1">
           <w:r>
             <w:rPr>
               <w:rStyle w:val="Hyperlink"/>
@@ -4048,6 +4006,7 @@
       </w:r>
       <w:r>
         <w:rPr>
+          <w:u w:val="single" w:color="0000ff"/>
           <w:rFonts w:ascii="Charis SIL Italic" w:hAnsi="Charis SIL Italic" w:eastAsia="Charis SIL Italic"/>
           <w:b w:val="0"/>
           <w:i w:val="0"/>
@@ -5226,6 +5185,16 @@
       </w:r>
       <w:r>
         <w:rPr>
+          <w:rFonts w:ascii="Charis SIL Italic" w:hAnsi="Charis SIL Italic" w:eastAsia="Charis SIL Italic"/>
+          <w:b w:val="0"/>
+          <w:i w:val="0"/>
+          <w:color w:val="000000"/>
+          <w:sz w:val="24"/>
+        </w:rPr>
+        <w:t>i</w:t>
+      </w:r>
+      <w:r>
+        <w:rPr>
           <w:u w:val="single" w:color="0000ff"/>
           <w:rFonts w:ascii="Charis SIL Italic" w:hAnsi="Charis SIL Italic" w:eastAsia="Charis SIL Italic"/>
           <w:b w:val="0"/>
@@ -5233,17 +5202,17 @@
           <w:color w:val="000000"/>
           <w:sz w:val="24"/>
         </w:rPr>
-        <w:t>i</w:t>
-      </w:r>
-      <w:r>
-        <w:rPr>
-          <w:rFonts w:ascii="Charis SIL Italic" w:hAnsi="Charis SIL Italic" w:eastAsia="Charis SIL Italic"/>
-          <w:b w:val="0"/>
-          <w:i w:val="0"/>
-          <w:color w:val="000000"/>
-          <w:sz w:val="24"/>
-        </w:rPr>
-        <w:t xml:space="preserve">rst professor of art history and modern languages at the UvA, the museum </w:t>
+        <w:t>r</w:t>
+      </w:r>
+      <w:r>
+        <w:rPr>
+          <w:rFonts w:ascii="Charis SIL Italic" w:hAnsi="Charis SIL Italic" w:eastAsia="Charis SIL Italic"/>
+          <w:b w:val="0"/>
+          <w:i w:val="0"/>
+          <w:color w:val="000000"/>
+          <w:sz w:val="24"/>
+        </w:rPr>
+        <w:t xml:space="preserve">st professor of art history and modern languages at the UvA, the museum </w:t>
       </w:r>
       <w:r>
         <w:rPr>
@@ -7213,7 +7182,7 @@
           <w:sz w:val="24"/>
           <w:u w:val="single"/>
         </w:rPr>
-        <w:t>Scientific research in co</w:t>
+        <w:t>Scientific research in col</w:t>
       </w:r>
       <w:r>
         <w:rPr>
@@ -7224,7 +7193,7 @@
           <w:sz w:val="24"/>
           <w:u w:val="single"/>
         </w:rPr>
-        <w:t>l</w:t>
+        <w:t>onised territorie</w:t>
       </w:r>
       <w:r>
         <w:rPr>
@@ -7233,9 +7202,8 @@
           <w:i w:val="0"/>
           <w:color w:val="0000FF"/>
           <w:sz w:val="24"/>
-          <w:u w:val="single"/>
-        </w:rPr>
-        <w:t>onised territories</w:t>
+        </w:rPr>
+        <w:t>s</w:t>
       </w:r>
       <w:r>
         <w:br/>

--- a/EXPORTS/DOCX/published/niveau3/English/UniversityMus.docx
+++ b/EXPORTS/DOCX/published/niveau3/English/UniversityMus.docx
@@ -528,7 +528,50 @@
           <w:color w:val="000000"/>
           <w:sz w:val="24"/>
         </w:rPr>
-        <w:t>rmer [Gerardus van der</w:t>
+        <w:hyperlink r:id="rId10" w:history="1">
+          <w:r>
+            <w:rPr>
+              <w:rStyle w:val="Hyperlink"/>
+            </w:rPr>
+            <w:t>rmer [Gerar</w:t>
+          </w:r>
+        </w:hyperlink>
+      </w:r>
+      <w:r>
+        <w:rPr>
+          <w:u w:val="single" w:color="0000ff"/>
+          <w:rFonts w:ascii="Charis SIL Italic" w:hAnsi="Charis SIL Italic" w:eastAsia="Charis SIL Italic"/>
+          <w:b w:val="0"/>
+          <w:i w:val="0"/>
+          <w:color w:val="000000"/>
+          <w:sz w:val="24"/>
+        </w:rPr>
+        <w:hyperlink r:id="rId10" w:history="1">
+          <w:r>
+            <w:rPr>
+              <w:rStyle w:val="Hyperlink"/>
+            </w:rPr>
+            <w:t>d</w:t>
+          </w:r>
+        </w:hyperlink>
+      </w:r>
+      <w:r>
+        <w:rPr>
+          <w:u w:val="single" w:color="0000ff"/>
+          <w:rFonts w:ascii="Charis SIL Italic" w:hAnsi="Charis SIL Italic" w:eastAsia="Charis SIL Italic"/>
+          <w:b w:val="0"/>
+          <w:i w:val="0"/>
+          <w:color w:val="000000"/>
+          <w:sz w:val="24"/>
+        </w:rPr>
+        <w:hyperlink r:id="rId10" w:history="1">
+          <w:r>
+            <w:rPr>
+              <w:rStyle w:val="Hyperlink"/>
+            </w:rPr>
+            <w:t>us van der</w:t>
+          </w:r>
+        </w:hyperlink>
       </w:r>
       <w:r>
         <w:rPr>
@@ -1742,6 +1785,7 @@
           <w:i w:val="0"/>
           <w:color w:val="0000FF"/>
           <w:sz w:val="24"/>
+          <w:u w:val="single"/>
         </w:rPr>
         <w:t>a</w:t>
       </w:r>
@@ -3152,7 +3196,6 @@
       </w:r>
       <w:r>
         <w:rPr>
-          <w:u w:val="single" w:color="0000ff"/>
           <w:rFonts w:ascii="Charis SIL Italic" w:hAnsi="Charis SIL Italic" w:eastAsia="Charis SIL Italic"/>
           <w:b w:val="0"/>
           <w:i w:val="0"/>
@@ -3995,7 +4038,7 @@
           <w:sz w:val="24"/>
           <w:u w:val="single"/>
         </w:rPr>
-        <w:hyperlink r:id="rId28" w:history="1">
+        <w:hyperlink r:id="rId30" w:history="1">
           <w:r>
             <w:rPr>
               <w:rStyle w:val="Hyperlink"/>
@@ -4006,21 +4049,13 @@
       </w:r>
       <w:r>
         <w:rPr>
-          <w:u w:val="single" w:color="0000ff"/>
-          <w:rFonts w:ascii="Charis SIL Italic" w:hAnsi="Charis SIL Italic" w:eastAsia="Charis SIL Italic"/>
-          <w:b w:val="0"/>
-          <w:i w:val="0"/>
-          <w:color w:val="000000"/>
-          <w:sz w:val="24"/>
-        </w:rPr>
-        <w:hyperlink r:id="rId28" w:history="1">
-          <w:r>
-            <w:rPr>
-              <w:rStyle w:val="Hyperlink"/>
-            </w:rPr>
-            <w:t xml:space="preserve">, </w:t>
-          </w:r>
-        </w:hyperlink>
+          <w:rFonts w:ascii="Charis SIL Italic" w:hAnsi="Charis SIL Italic" w:eastAsia="Charis SIL Italic"/>
+          <w:b w:val="0"/>
+          <w:i w:val="0"/>
+          <w:color w:val="000000"/>
+          <w:sz w:val="24"/>
+        </w:rPr>
+        <w:t xml:space="preserve">, </w:t>
       </w:r>
       <w:r>
         <w:rPr>
@@ -4031,7 +4066,7 @@
           <w:sz w:val="24"/>
           <w:u w:val="single"/>
         </w:rPr>
-        <w:hyperlink r:id="rId28" w:history="1">
+        <w:hyperlink r:id="rId31" w:history="1">
           <w:r>
             <w:rPr>
               <w:rStyle w:val="Hyperlink"/>
@@ -7182,7 +7217,7 @@
           <w:sz w:val="24"/>
           <w:u w:val="single"/>
         </w:rPr>
-        <w:t>Scientific research in col</w:t>
+        <w:t>Scientific research in co</w:t>
       </w:r>
       <w:r>
         <w:rPr>
@@ -7193,7 +7228,7 @@
           <w:sz w:val="24"/>
           <w:u w:val="single"/>
         </w:rPr>
-        <w:t>onised territorie</w:t>
+        <w:t>l</w:t>
       </w:r>
       <w:r>
         <w:rPr>
@@ -7202,8 +7237,9 @@
           <w:i w:val="0"/>
           <w:color w:val="0000FF"/>
           <w:sz w:val="24"/>
-        </w:rPr>
-        <w:t>s</w:t>
+          <w:u w:val="single"/>
+        </w:rPr>
+        <w:t>onised territories</w:t>
       </w:r>
       <w:r>
         <w:br/>

--- a/EXPORTS/DOCX/published/niveau3/English/UniversityMus.docx
+++ b/EXPORTS/DOCX/published/niveau3/English/UniversityMus.docx
@@ -154,7 +154,7 @@
             <w:rPr>
               <w:rStyle w:val="Hyperlink"/>
             </w:rPr>
-            <w:t>scientifi</w:t>
+            <w:t>scientif</w:t>
           </w:r>
         </w:hyperlink>
       </w:r>
@@ -166,6 +166,16 @@
           <w:color w:val="0000FF"/>
           <w:sz w:val="24"/>
           <w:u w:val="single"/>
+        </w:rPr>
+        <w:t>i</w:t>
+      </w:r>
+      <w:r>
+        <w:rPr>
+          <w:rFonts w:ascii="Charis SIL Italic" w:hAnsi="Charis SIL Italic" w:eastAsia="Charis SIL Italic"/>
+          <w:b w:val="0"/>
+          <w:i w:val="0"/>
+          <w:color w:val="0000FF"/>
+          <w:sz w:val="24"/>
         </w:rPr>
         <w:t>c</w:t>
       </w:r>
@@ -194,19 +204,9 @@
             <w:rPr>
               <w:rStyle w:val="Hyperlink"/>
             </w:rPr>
-            <w:t>interes</w:t>
+            <w:t>interest</w:t>
           </w:r>
         </w:hyperlink>
-      </w:r>
-      <w:r>
-        <w:rPr>
-          <w:rFonts w:ascii="Charis SIL Italic" w:hAnsi="Charis SIL Italic" w:eastAsia="Charis SIL Italic"/>
-          <w:b w:val="0"/>
-          <w:i w:val="0"/>
-          <w:color w:val="0000FF"/>
-          <w:sz w:val="24"/>
-        </w:rPr>
-        <w:t>t</w:t>
       </w:r>
       <w:r>
         <w:rPr>
@@ -1785,7 +1785,6 @@
           <w:i w:val="0"/>
           <w:color w:val="0000FF"/>
           <w:sz w:val="24"/>
-          <w:u w:val="single"/>
         </w:rPr>
         <w:t>a</w:t>
       </w:r>
@@ -3196,6 +3195,7 @@
       </w:r>
       <w:r>
         <w:rPr>
+          <w:u w:val="single" w:color="0000ff"/>
           <w:rFonts w:ascii="Charis SIL Italic" w:hAnsi="Charis SIL Italic" w:eastAsia="Charis SIL Italic"/>
           <w:b w:val="0"/>
           <w:i w:val="0"/>
@@ -3996,20 +3996,19 @@
           <w:i w:val="0"/>
           <w:color w:val="0000FF"/>
           <w:sz w:val="24"/>
+        </w:rPr>
+        <w:t xml:space="preserve"> </w:t>
+      </w:r>
+      <w:r>
+        <w:rPr>
+          <w:rFonts w:ascii="Charis SIL Italic" w:hAnsi="Charis SIL Italic" w:eastAsia="Charis SIL Italic"/>
+          <w:b w:val="0"/>
+          <w:i w:val="0"/>
+          <w:color w:val="0000FF"/>
+          <w:sz w:val="24"/>
           <w:u w:val="single"/>
         </w:rPr>
-        <w:t xml:space="preserve"> </w:t>
-      </w:r>
-      <w:r>
-        <w:rPr>
-          <w:rFonts w:ascii="Charis SIL Italic" w:hAnsi="Charis SIL Italic" w:eastAsia="Charis SIL Italic"/>
-          <w:b w:val="0"/>
-          <w:i w:val="0"/>
-          <w:color w:val="0000FF"/>
-          <w:sz w:val="24"/>
-          <w:u w:val="single"/>
-        </w:rPr>
-        <w:hyperlink r:id="rId28" w:history="1">
+        <w:hyperlink r:id="rId30" w:history="1">
           <w:r>
             <w:rPr>
               <w:rStyle w:val="Hyperlink"/>

--- a/EXPORTS/DOCX/published/niveau3/English/UniversityMus.docx
+++ b/EXPORTS/DOCX/published/niveau3/English/UniversityMus.docx
@@ -154,7 +154,7 @@
             <w:rPr>
               <w:rStyle w:val="Hyperlink"/>
             </w:rPr>
-            <w:t>scientif</w:t>
+            <w:t>scientifi</w:t>
           </w:r>
         </w:hyperlink>
       </w:r>
@@ -166,16 +166,6 @@
           <w:color w:val="0000FF"/>
           <w:sz w:val="24"/>
           <w:u w:val="single"/>
-        </w:rPr>
-        <w:t>i</w:t>
-      </w:r>
-      <w:r>
-        <w:rPr>
-          <w:rFonts w:ascii="Charis SIL Italic" w:hAnsi="Charis SIL Italic" w:eastAsia="Charis SIL Italic"/>
-          <w:b w:val="0"/>
-          <w:i w:val="0"/>
-          <w:color w:val="0000FF"/>
-          <w:sz w:val="24"/>
         </w:rPr>
         <w:t>c</w:t>
       </w:r>
@@ -204,9 +194,19 @@
             <w:rPr>
               <w:rStyle w:val="Hyperlink"/>
             </w:rPr>
-            <w:t>interest</w:t>
+            <w:t>interes</w:t>
           </w:r>
         </w:hyperlink>
+      </w:r>
+      <w:r>
+        <w:rPr>
+          <w:rFonts w:ascii="Charis SIL Italic" w:hAnsi="Charis SIL Italic" w:eastAsia="Charis SIL Italic"/>
+          <w:b w:val="0"/>
+          <w:i w:val="0"/>
+          <w:color w:val="0000FF"/>
+          <w:sz w:val="24"/>
+        </w:rPr>
+        <w:t>t</w:t>
       </w:r>
       <w:r>
         <w:rPr>
@@ -1785,8 +1785,16 @@
           <w:i w:val="0"/>
           <w:color w:val="0000FF"/>
           <w:sz w:val="24"/>
-        </w:rPr>
-        <w:t>a</w:t>
+          <w:u w:val="single"/>
+        </w:rPr>
+        <w:hyperlink r:id="rId18" w:history="1">
+          <w:r>
+            <w:rPr>
+              <w:rStyle w:val="Hyperlink"/>
+            </w:rPr>
+            <w:t>a</w:t>
+          </w:r>
+        </w:hyperlink>
       </w:r>
       <w:r>
         <w:rPr>
@@ -1797,7 +1805,7 @@
           <w:sz w:val="24"/>
           <w:u w:val="single"/>
         </w:rPr>
-        <w:hyperlink r:id="rId15" w:history="1">
+        <w:hyperlink r:id="rId18" w:history="1">
           <w:r>
             <w:rPr>
               <w:rStyle w:val="Hyperlink"/>
@@ -1826,7 +1834,7 @@
           <w:sz w:val="24"/>
           <w:u w:val="single"/>
         </w:rPr>
-        <w:hyperlink r:id="rId15" w:history="1">
+        <w:hyperlink r:id="rId18" w:history="1">
           <w:r>
             <w:rPr>
               <w:rStyle w:val="Hyperlink"/>
@@ -1844,7 +1852,7 @@
           <w:sz w:val="24"/>
           <w:u w:val="single"/>
         </w:rPr>
-        <w:hyperlink r:id="rId15" w:history="1">
+        <w:hyperlink r:id="rId18" w:history="1">
           <w:r>
             <w:rPr>
               <w:rStyle w:val="Hyperlink"/>
@@ -3195,7 +3203,6 @@
       </w:r>
       <w:r>
         <w:rPr>
-          <w:u w:val="single" w:color="0000ff"/>
           <w:rFonts w:ascii="Charis SIL Italic" w:hAnsi="Charis SIL Italic" w:eastAsia="Charis SIL Italic"/>
           <w:b w:val="0"/>
           <w:i w:val="0"/>
@@ -3996,6 +4003,7 @@
           <w:i w:val="0"/>
           <w:color w:val="0000FF"/>
           <w:sz w:val="24"/>
+          <w:u w:val="single"/>
         </w:rPr>
         <w:t xml:space="preserve"> </w:t>
       </w:r>
@@ -4008,7 +4016,7 @@
           <w:sz w:val="24"/>
           <w:u w:val="single"/>
         </w:rPr>
-        <w:hyperlink r:id="rId30" w:history="1">
+        <w:hyperlink r:id="rId28" w:history="1">
           <w:r>
             <w:rPr>
               <w:rStyle w:val="Hyperlink"/>
@@ -4037,7 +4045,7 @@
           <w:sz w:val="24"/>
           <w:u w:val="single"/>
         </w:rPr>
-        <w:hyperlink r:id="rId30" w:history="1">
+        <w:hyperlink r:id="rId28" w:history="1">
           <w:r>
             <w:rPr>
               <w:rStyle w:val="Hyperlink"/>
@@ -4048,13 +4056,21 @@
       </w:r>
       <w:r>
         <w:rPr>
-          <w:rFonts w:ascii="Charis SIL Italic" w:hAnsi="Charis SIL Italic" w:eastAsia="Charis SIL Italic"/>
-          <w:b w:val="0"/>
-          <w:i w:val="0"/>
-          <w:color w:val="000000"/>
-          <w:sz w:val="24"/>
-        </w:rPr>
-        <w:t xml:space="preserve">, </w:t>
+          <w:u w:val="single" w:color="0000ff"/>
+          <w:rFonts w:ascii="Charis SIL Italic" w:hAnsi="Charis SIL Italic" w:eastAsia="Charis SIL Italic"/>
+          <w:b w:val="0"/>
+          <w:i w:val="0"/>
+          <w:color w:val="000000"/>
+          <w:sz w:val="24"/>
+        </w:rPr>
+        <w:hyperlink r:id="rId28" w:history="1">
+          <w:r>
+            <w:rPr>
+              <w:rStyle w:val="Hyperlink"/>
+            </w:rPr>
+            <w:t xml:space="preserve">, </w:t>
+          </w:r>
+        </w:hyperlink>
       </w:r>
       <w:r>
         <w:rPr>
@@ -4065,7 +4081,7 @@
           <w:sz w:val="24"/>
           <w:u w:val="single"/>
         </w:rPr>
-        <w:hyperlink r:id="rId31" w:history="1">
+        <w:hyperlink r:id="rId28" w:history="1">
           <w:r>
             <w:rPr>
               <w:rStyle w:val="Hyperlink"/>
@@ -4713,60 +4729,13 @@
       </w:r>
       <w:r>
         <w:rPr>
-          <w:u w:val="single" w:color="0000ff"/>
-          <w:rFonts w:ascii="Charis SIL Italic" w:hAnsi="Charis SIL Italic" w:eastAsia="Charis SIL Italic"/>
-          <w:b w:val="0"/>
-          <w:i w:val="0"/>
-          <w:color w:val="000000"/>
-          <w:sz w:val="24"/>
-        </w:rPr>
-        <w:hyperlink r:id="rId34" w:history="1">
-          <w:r>
-            <w:rPr>
-              <w:rStyle w:val="Hyperlink"/>
-            </w:rPr>
-            <w:t>for the</w:t>
-          </w:r>
-        </w:hyperlink>
-      </w:r>
-      <w:r>
-        <w:rPr>
-          <w:u w:val="single" w:color="0000ff"/>
-          <w:rFonts w:ascii="Charis SIL Italic" w:hAnsi="Charis SIL Italic" w:eastAsia="Charis SIL Italic"/>
-          <w:b w:val="0"/>
-          <w:i w:val="0"/>
-          <w:color w:val="000000"/>
-          <w:sz w:val="24"/>
-        </w:rPr>
-        <w:t xml:space="preserve"> </w:t>
-      </w:r>
-      <w:r>
-        <w:rPr>
-          <w:u w:val="single" w:color="0000ff"/>
-          <w:rFonts w:ascii="Charis SIL Italic" w:hAnsi="Charis SIL Italic" w:eastAsia="Charis SIL Italic"/>
-          <w:b w:val="0"/>
-          <w:i w:val="0"/>
-          <w:color w:val="000000"/>
-          <w:sz w:val="24"/>
-        </w:rPr>
-        <w:hyperlink r:id="rId34" w:history="1">
-          <w:r>
-            <w:rPr>
-              <w:rStyle w:val="Hyperlink"/>
-            </w:rPr>
-            <w:t>resea</w:t>
-          </w:r>
-        </w:hyperlink>
-      </w:r>
-      <w:r>
-        <w:rPr>
-          <w:rFonts w:ascii="Charis SIL Italic" w:hAnsi="Charis SIL Italic" w:eastAsia="Charis SIL Italic"/>
-          <w:b w:val="0"/>
-          <w:i w:val="0"/>
-          <w:color w:val="000000"/>
-          <w:sz w:val="24"/>
-        </w:rPr>
-        <w:t xml:space="preserve">rch of physical anthropologist </w:t>
+          <w:rFonts w:ascii="Charis SIL Italic" w:hAnsi="Charis SIL Italic" w:eastAsia="Charis SIL Italic"/>
+          <w:b w:val="0"/>
+          <w:i w:val="0"/>
+          <w:color w:val="000000"/>
+          <w:sz w:val="24"/>
+        </w:rPr>
+        <w:t xml:space="preserve">for the research of physical anthropologist </w:t>
       </w:r>
       <w:r>
         <w:rPr>

--- a/EXPORTS/DOCX/published/niveau3/English/UniversityMus.docx
+++ b/EXPORTS/DOCX/published/niveau3/English/UniversityMus.docx
@@ -154,7 +154,7 @@
             <w:rPr>
               <w:rStyle w:val="Hyperlink"/>
             </w:rPr>
-            <w:t>scientifi</w:t>
+            <w:t>scientif</w:t>
           </w:r>
         </w:hyperlink>
       </w:r>
@@ -165,36 +165,13 @@
           <w:i w:val="0"/>
           <w:color w:val="0000FF"/>
           <w:sz w:val="24"/>
-          <w:u w:val="single"/>
-        </w:rPr>
-        <w:t>c</w:t>
-      </w:r>
-      <w:r>
-        <w:rPr>
-          <w:rFonts w:ascii="Charis SIL Italic" w:hAnsi="Charis SIL Italic" w:eastAsia="Charis SIL Italic"/>
-          <w:b w:val="0"/>
-          <w:i w:val="0"/>
-          <w:color w:val="0000FF"/>
-          <w:sz w:val="24"/>
-          <w:u w:val="single"/>
-        </w:rPr>
-        <w:t xml:space="preserve"> </w:t>
-      </w:r>
-      <w:r>
-        <w:rPr>
-          <w:rFonts w:ascii="Charis SIL Italic" w:hAnsi="Charis SIL Italic" w:eastAsia="Charis SIL Italic"/>
-          <w:b w:val="0"/>
-          <w:i w:val="0"/>
-          <w:color w:val="0000FF"/>
-          <w:sz w:val="24"/>
-          <w:u w:val="single"/>
         </w:rPr>
         <w:hyperlink r:id="rId9" w:history="1">
           <w:r>
             <w:rPr>
               <w:rStyle w:val="Hyperlink"/>
             </w:rPr>
-            <w:t>interes</w:t>
+            <w:t>i</w:t>
           </w:r>
         </w:hyperlink>
       </w:r>
@@ -205,8 +182,38 @@
           <w:i w:val="0"/>
           <w:color w:val="0000FF"/>
           <w:sz w:val="24"/>
-        </w:rPr>
-        <w:t>t</w:t>
+          <w:u w:val="single"/>
+        </w:rPr>
+        <w:t>c</w:t>
+      </w:r>
+      <w:r>
+        <w:rPr>
+          <w:rFonts w:ascii="Charis SIL Italic" w:hAnsi="Charis SIL Italic" w:eastAsia="Charis SIL Italic"/>
+          <w:b w:val="0"/>
+          <w:i w:val="0"/>
+          <w:color w:val="0000FF"/>
+          <w:sz w:val="24"/>
+          <w:u w:val="single"/>
+        </w:rPr>
+        <w:t xml:space="preserve"> </w:t>
+      </w:r>
+      <w:r>
+        <w:rPr>
+          <w:rFonts w:ascii="Charis SIL Italic" w:hAnsi="Charis SIL Italic" w:eastAsia="Charis SIL Italic"/>
+          <w:b w:val="0"/>
+          <w:i w:val="0"/>
+          <w:color w:val="0000FF"/>
+          <w:sz w:val="24"/>
+          <w:u w:val="single"/>
+        </w:rPr>
+        <w:hyperlink r:id="rId9" w:history="1">
+          <w:r>
+            <w:rPr>
+              <w:rStyle w:val="Hyperlink"/>
+            </w:rPr>
+            <w:t>interest</w:t>
+          </w:r>
+        </w:hyperlink>
       </w:r>
       <w:r>
         <w:rPr>
@@ -1785,74 +1792,19 @@
           <w:i w:val="0"/>
           <w:color w:val="0000FF"/>
           <w:sz w:val="24"/>
+        </w:rPr>
+        <w:t>audio clip</w:t>
+      </w:r>
+      <w:r>
+        <w:rPr>
+          <w:rFonts w:ascii="Charis SIL Italic" w:hAnsi="Charis SIL Italic" w:eastAsia="Charis SIL Italic"/>
+          <w:b w:val="0"/>
+          <w:i w:val="0"/>
+          <w:color w:val="0000FF"/>
+          <w:sz w:val="24"/>
           <w:u w:val="single"/>
         </w:rPr>
-        <w:hyperlink r:id="rId18" w:history="1">
-          <w:r>
-            <w:rPr>
-              <w:rStyle w:val="Hyperlink"/>
-            </w:rPr>
-            <w:t>a</w:t>
-          </w:r>
-        </w:hyperlink>
-      </w:r>
-      <w:r>
-        <w:rPr>
-          <w:rFonts w:ascii="Charis SIL Italic" w:hAnsi="Charis SIL Italic" w:eastAsia="Charis SIL Italic"/>
-          <w:b w:val="0"/>
-          <w:i w:val="0"/>
-          <w:color w:val="0000FF"/>
-          <w:sz w:val="24"/>
-          <w:u w:val="single"/>
-        </w:rPr>
-        <w:hyperlink r:id="rId18" w:history="1">
-          <w:r>
-            <w:rPr>
-              <w:rStyle w:val="Hyperlink"/>
-            </w:rPr>
-            <w:t>udio</w:t>
-          </w:r>
-        </w:hyperlink>
-      </w:r>
-      <w:r>
-        <w:rPr>
-          <w:rFonts w:ascii="Charis SIL Italic" w:hAnsi="Charis SIL Italic" w:eastAsia="Charis SIL Italic"/>
-          <w:b w:val="0"/>
-          <w:i w:val="0"/>
-          <w:color w:val="0000FF"/>
-          <w:sz w:val="24"/>
-          <w:u w:val="single"/>
-        </w:rPr>
-        <w:t xml:space="preserve"> </w:t>
-      </w:r>
-      <w:r>
-        <w:rPr>
-          <w:rFonts w:ascii="Charis SIL Italic" w:hAnsi="Charis SIL Italic" w:eastAsia="Charis SIL Italic"/>
-          <w:b w:val="0"/>
-          <w:i w:val="0"/>
-          <w:color w:val="0000FF"/>
-          <w:sz w:val="24"/>
-          <w:u w:val="single"/>
-        </w:rPr>
-        <w:hyperlink r:id="rId18" w:history="1">
-          <w:r>
-            <w:rPr>
-              <w:rStyle w:val="Hyperlink"/>
-            </w:rPr>
-            <w:t>clip</w:t>
-          </w:r>
-        </w:hyperlink>
-      </w:r>
-      <w:r>
-        <w:rPr>
-          <w:rFonts w:ascii="Charis SIL Italic" w:hAnsi="Charis SIL Italic" w:eastAsia="Charis SIL Italic"/>
-          <w:b w:val="0"/>
-          <w:i w:val="0"/>
-          <w:color w:val="0000FF"/>
-          <w:sz w:val="24"/>
-          <w:u w:val="single"/>
-        </w:rPr>
-        <w:hyperlink r:id="rId18" w:history="1">
+        <w:hyperlink r:id="rId15" w:history="1">
           <w:r>
             <w:rPr>
               <w:rStyle w:val="Hyperlink"/>
@@ -3203,6 +3155,7 @@
       </w:r>
       <w:r>
         <w:rPr>
+          <w:u w:val="single" w:color="0000ff"/>
           <w:rFonts w:ascii="Charis SIL Italic" w:hAnsi="Charis SIL Italic" w:eastAsia="Charis SIL Italic"/>
           <w:b w:val="0"/>
           <w:i w:val="0"/>
@@ -3692,61 +3645,7 @@
           <w:color w:val="000000"/>
           <w:sz w:val="24"/>
         </w:rPr>
-        <w:t xml:space="preserve">in 2009, was part of the collection of the Leiden </w:t>
-      </w:r>
-      <w:r>
-        <w:rPr>
-          <w:u w:val="single" w:color="0000ff"/>
-          <w:rFonts w:ascii="Charis SIL Italic" w:hAnsi="Charis SIL Italic" w:eastAsia="Charis SIL Italic"/>
-          <w:b w:val="0"/>
-          <w:i w:val="0"/>
-          <w:color w:val="000000"/>
-          <w:sz w:val="24"/>
-        </w:rPr>
-        <w:hyperlink r:id="rId27" w:history="1">
-          <w:r>
-            <w:rPr>
-              <w:rStyle w:val="Hyperlink"/>
-            </w:rPr>
-            <w:t>Anat</w:t>
-          </w:r>
-        </w:hyperlink>
-      </w:r>
-      <w:r>
-        <w:rPr>
-          <w:u w:val="single" w:color="0000ff"/>
-          <w:rFonts w:ascii="Charis SIL Italic" w:hAnsi="Charis SIL Italic" w:eastAsia="Charis SIL Italic"/>
-          <w:b w:val="0"/>
-          <w:i w:val="0"/>
-          <w:color w:val="000000"/>
-          <w:sz w:val="24"/>
-        </w:rPr>
-        <w:hyperlink r:id="rId27" w:history="1">
-          <w:r>
-            <w:rPr>
-              <w:rStyle w:val="Hyperlink"/>
-            </w:rPr>
-            <w:t>o</w:t>
-          </w:r>
-        </w:hyperlink>
-      </w:r>
-      <w:r>
-        <w:rPr>
-          <w:u w:val="single" w:color="0000ff"/>
-          <w:rFonts w:ascii="Charis SIL Italic" w:hAnsi="Charis SIL Italic" w:eastAsia="Charis SIL Italic"/>
-          <w:b w:val="0"/>
-          <w:i w:val="0"/>
-          <w:color w:val="000000"/>
-          <w:sz w:val="24"/>
-        </w:rPr>
-        <w:hyperlink r:id="rId27" w:history="1">
-          <w:r>
-            <w:rPr>
-              <w:rStyle w:val="Hyperlink"/>
-            </w:rPr>
-            <w:t xml:space="preserve">mical </w:t>
-          </w:r>
-        </w:hyperlink>
+        <w:t xml:space="preserve">in 2009, was part of the collection of the Leiden Anatomical </w:t>
       </w:r>
       <w:r>
         <w:rPr>
@@ -4278,14 +4177,7 @@
           <w:color w:val="000000"/>
           <w:sz w:val="24"/>
         </w:rPr>
-        <w:hyperlink r:id="rId30" w:history="1">
-          <w:r>
-            <w:rPr>
-              <w:rStyle w:val="Hyperlink"/>
-            </w:rPr>
-            <w:t>mat</w:t>
-          </w:r>
-        </w:hyperlink>
+        <w:t>mat</w:t>
       </w:r>
       <w:r>
         <w:rPr>
@@ -4591,25 +4483,7 @@
           <w:color w:val="000000"/>
           <w:sz w:val="24"/>
         </w:rPr>
-        <w:t>r</w:t>
-      </w:r>
-      <w:r>
-        <w:rPr>
-          <w:u w:val="single" w:color="0000ff"/>
-          <w:rFonts w:ascii="Charis SIL Italic" w:hAnsi="Charis SIL Italic" w:eastAsia="Charis SIL Italic"/>
-          <w:b w:val="0"/>
-          <w:i w:val="0"/>
-          <w:color w:val="000000"/>
-          <w:sz w:val="24"/>
-        </w:rPr>
-        <w:hyperlink r:id="rId33" w:history="1">
-          <w:r>
-            <w:rPr>
-              <w:rStyle w:val="Hyperlink"/>
-            </w:rPr>
-            <w:t>oad collec</w:t>
-          </w:r>
-        </w:hyperlink>
+        <w:t>road collec</w:t>
       </w:r>
       <w:r>
         <w:rPr>
@@ -4729,13 +4603,60 @@
       </w:r>
       <w:r>
         <w:rPr>
-          <w:rFonts w:ascii="Charis SIL Italic" w:hAnsi="Charis SIL Italic" w:eastAsia="Charis SIL Italic"/>
-          <w:b w:val="0"/>
-          <w:i w:val="0"/>
-          <w:color w:val="000000"/>
-          <w:sz w:val="24"/>
-        </w:rPr>
-        <w:t xml:space="preserve">for the research of physical anthropologist </w:t>
+          <w:u w:val="single" w:color="0000ff"/>
+          <w:rFonts w:ascii="Charis SIL Italic" w:hAnsi="Charis SIL Italic" w:eastAsia="Charis SIL Italic"/>
+          <w:b w:val="0"/>
+          <w:i w:val="0"/>
+          <w:color w:val="000000"/>
+          <w:sz w:val="24"/>
+        </w:rPr>
+        <w:hyperlink r:id="rId34" w:history="1">
+          <w:r>
+            <w:rPr>
+              <w:rStyle w:val="Hyperlink"/>
+            </w:rPr>
+            <w:t>for the</w:t>
+          </w:r>
+        </w:hyperlink>
+      </w:r>
+      <w:r>
+        <w:rPr>
+          <w:u w:val="single" w:color="0000ff"/>
+          <w:rFonts w:ascii="Charis SIL Italic" w:hAnsi="Charis SIL Italic" w:eastAsia="Charis SIL Italic"/>
+          <w:b w:val="0"/>
+          <w:i w:val="0"/>
+          <w:color w:val="000000"/>
+          <w:sz w:val="24"/>
+        </w:rPr>
+        <w:t xml:space="preserve"> </w:t>
+      </w:r>
+      <w:r>
+        <w:rPr>
+          <w:u w:val="single" w:color="0000ff"/>
+          <w:rFonts w:ascii="Charis SIL Italic" w:hAnsi="Charis SIL Italic" w:eastAsia="Charis SIL Italic"/>
+          <w:b w:val="0"/>
+          <w:i w:val="0"/>
+          <w:color w:val="000000"/>
+          <w:sz w:val="24"/>
+        </w:rPr>
+        <w:hyperlink r:id="rId34" w:history="1">
+          <w:r>
+            <w:rPr>
+              <w:rStyle w:val="Hyperlink"/>
+            </w:rPr>
+            <w:t>resea</w:t>
+          </w:r>
+        </w:hyperlink>
+      </w:r>
+      <w:r>
+        <w:rPr>
+          <w:rFonts w:ascii="Charis SIL Italic" w:hAnsi="Charis SIL Italic" w:eastAsia="Charis SIL Italic"/>
+          <w:b w:val="0"/>
+          <w:i w:val="0"/>
+          <w:color w:val="000000"/>
+          <w:sz w:val="24"/>
+        </w:rPr>
+        <w:t xml:space="preserve">rch of physical anthropologist </w:t>
       </w:r>
       <w:r>
         <w:rPr>

--- a/EXPORTS/DOCX/published/niveau3/English/UniversityMus.docx
+++ b/EXPORTS/DOCX/published/niveau3/English/UniversityMus.docx
@@ -182,7 +182,6 @@
           <w:i w:val="0"/>
           <w:color w:val="0000FF"/>
           <w:sz w:val="24"/>
-          <w:u w:val="single"/>
         </w:rPr>
         <w:t>c</w:t>
       </w:r>
@@ -546,39 +545,13 @@
       </w:r>
       <w:r>
         <w:rPr>
-          <w:u w:val="single" w:color="0000ff"/>
-          <w:rFonts w:ascii="Charis SIL Italic" w:hAnsi="Charis SIL Italic" w:eastAsia="Charis SIL Italic"/>
-          <w:b w:val="0"/>
-          <w:i w:val="0"/>
-          <w:color w:val="000000"/>
-          <w:sz w:val="24"/>
-        </w:rPr>
-        <w:hyperlink r:id="rId10" w:history="1">
-          <w:r>
-            <w:rPr>
-              <w:rStyle w:val="Hyperlink"/>
-            </w:rPr>
-            <w:t>d</w:t>
-          </w:r>
-        </w:hyperlink>
-      </w:r>
-      <w:r>
-        <w:rPr>
-          <w:u w:val="single" w:color="0000ff"/>
-          <w:rFonts w:ascii="Charis SIL Italic" w:hAnsi="Charis SIL Italic" w:eastAsia="Charis SIL Italic"/>
-          <w:b w:val="0"/>
-          <w:i w:val="0"/>
-          <w:color w:val="000000"/>
-          <w:sz w:val="24"/>
-        </w:rPr>
-        <w:hyperlink r:id="rId10" w:history="1">
-          <w:r>
-            <w:rPr>
-              <w:rStyle w:val="Hyperlink"/>
-            </w:rPr>
-            <w:t>us van der</w:t>
-          </w:r>
-        </w:hyperlink>
+          <w:rFonts w:ascii="Charis SIL Italic" w:hAnsi="Charis SIL Italic" w:eastAsia="Charis SIL Italic"/>
+          <w:b w:val="0"/>
+          <w:i w:val="0"/>
+          <w:color w:val="000000"/>
+          <w:sz w:val="24"/>
+        </w:rPr>
+        <w:t>dus van der</w:t>
       </w:r>
       <w:r>
         <w:rPr>
@@ -1792,8 +1765,16 @@
           <w:i w:val="0"/>
           <w:color w:val="0000FF"/>
           <w:sz w:val="24"/>
-        </w:rPr>
-        <w:t>audio clip</w:t>
+          <w:u w:val="single"/>
+        </w:rPr>
+        <w:hyperlink r:id="rId18" w:history="1">
+          <w:r>
+            <w:rPr>
+              <w:rStyle w:val="Hyperlink"/>
+            </w:rPr>
+            <w:t>a</w:t>
+          </w:r>
+        </w:hyperlink>
       </w:r>
       <w:r>
         <w:rPr>
@@ -1805,6 +1786,53 @@
           <w:u w:val="single"/>
         </w:rPr>
         <w:hyperlink r:id="rId15" w:history="1">
+          <w:r>
+            <w:rPr>
+              <w:rStyle w:val="Hyperlink"/>
+            </w:rPr>
+            <w:t>udio</w:t>
+          </w:r>
+        </w:hyperlink>
+      </w:r>
+      <w:r>
+        <w:rPr>
+          <w:rFonts w:ascii="Charis SIL Italic" w:hAnsi="Charis SIL Italic" w:eastAsia="Charis SIL Italic"/>
+          <w:b w:val="0"/>
+          <w:i w:val="0"/>
+          <w:color w:val="0000FF"/>
+          <w:sz w:val="24"/>
+          <w:u w:val="single"/>
+        </w:rPr>
+        <w:t xml:space="preserve"> </w:t>
+      </w:r>
+      <w:r>
+        <w:rPr>
+          <w:rFonts w:ascii="Charis SIL Italic" w:hAnsi="Charis SIL Italic" w:eastAsia="Charis SIL Italic"/>
+          <w:b w:val="0"/>
+          <w:i w:val="0"/>
+          <w:color w:val="0000FF"/>
+          <w:sz w:val="24"/>
+          <w:u w:val="single"/>
+        </w:rPr>
+        <w:hyperlink r:id="rId18" w:history="1">
+          <w:r>
+            <w:rPr>
+              <w:rStyle w:val="Hyperlink"/>
+            </w:rPr>
+            <w:t>clip</w:t>
+          </w:r>
+        </w:hyperlink>
+      </w:r>
+      <w:r>
+        <w:rPr>
+          <w:rFonts w:ascii="Charis SIL Italic" w:hAnsi="Charis SIL Italic" w:eastAsia="Charis SIL Italic"/>
+          <w:b w:val="0"/>
+          <w:i w:val="0"/>
+          <w:color w:val="0000FF"/>
+          <w:sz w:val="24"/>
+          <w:u w:val="single"/>
+        </w:rPr>
+        <w:hyperlink r:id="rId18" w:history="1">
           <w:r>
             <w:rPr>
               <w:rStyle w:val="Hyperlink"/>
@@ -3155,7 +3183,6 @@
       </w:r>
       <w:r>
         <w:rPr>
-          <w:u w:val="single" w:color="0000ff"/>
           <w:rFonts w:ascii="Charis SIL Italic" w:hAnsi="Charis SIL Italic" w:eastAsia="Charis SIL Italic"/>
           <w:b w:val="0"/>
           <w:i w:val="0"/>
@@ -3645,7 +3672,61 @@
           <w:color w:val="000000"/>
           <w:sz w:val="24"/>
         </w:rPr>
-        <w:t xml:space="preserve">in 2009, was part of the collection of the Leiden Anatomical </w:t>
+        <w:t xml:space="preserve">in 2009, was part of the collection of the Leiden </w:t>
+      </w:r>
+      <w:r>
+        <w:rPr>
+          <w:u w:val="single" w:color="0000ff"/>
+          <w:rFonts w:ascii="Charis SIL Italic" w:hAnsi="Charis SIL Italic" w:eastAsia="Charis SIL Italic"/>
+          <w:b w:val="0"/>
+          <w:i w:val="0"/>
+          <w:color w:val="000000"/>
+          <w:sz w:val="24"/>
+        </w:rPr>
+        <w:hyperlink r:id="rId27" w:history="1">
+          <w:r>
+            <w:rPr>
+              <w:rStyle w:val="Hyperlink"/>
+            </w:rPr>
+            <w:t>Anat</w:t>
+          </w:r>
+        </w:hyperlink>
+      </w:r>
+      <w:r>
+        <w:rPr>
+          <w:u w:val="single" w:color="0000ff"/>
+          <w:rFonts w:ascii="Charis SIL Italic" w:hAnsi="Charis SIL Italic" w:eastAsia="Charis SIL Italic"/>
+          <w:b w:val="0"/>
+          <w:i w:val="0"/>
+          <w:color w:val="000000"/>
+          <w:sz w:val="24"/>
+        </w:rPr>
+        <w:hyperlink r:id="rId27" w:history="1">
+          <w:r>
+            <w:rPr>
+              <w:rStyle w:val="Hyperlink"/>
+            </w:rPr>
+            <w:t>o</w:t>
+          </w:r>
+        </w:hyperlink>
+      </w:r>
+      <w:r>
+        <w:rPr>
+          <w:u w:val="single" w:color="0000ff"/>
+          <w:rFonts w:ascii="Charis SIL Italic" w:hAnsi="Charis SIL Italic" w:eastAsia="Charis SIL Italic"/>
+          <w:b w:val="0"/>
+          <w:i w:val="0"/>
+          <w:color w:val="000000"/>
+          <w:sz w:val="24"/>
+        </w:rPr>
+        <w:hyperlink r:id="rId27" w:history="1">
+          <w:r>
+            <w:rPr>
+              <w:rStyle w:val="Hyperlink"/>
+            </w:rPr>
+            <w:t xml:space="preserve">mical </w:t>
+          </w:r>
+        </w:hyperlink>
       </w:r>
       <w:r>
         <w:rPr>
@@ -3884,38 +3965,19 @@
           <w:i w:val="0"/>
           <w:color w:val="0000FF"/>
           <w:sz w:val="24"/>
+        </w:rPr>
+        <w:t xml:space="preserve">and </w:t>
+      </w:r>
+      <w:r>
+        <w:rPr>
+          <w:rFonts w:ascii="Charis SIL Italic" w:hAnsi="Charis SIL Italic" w:eastAsia="Charis SIL Italic"/>
+          <w:b w:val="0"/>
+          <w:i w:val="0"/>
+          <w:color w:val="0000FF"/>
+          <w:sz w:val="24"/>
           <w:u w:val="single"/>
         </w:rPr>
         <w:hyperlink r:id="rId30" w:history="1">
-          <w:r>
-            <w:rPr>
-              <w:rStyle w:val="Hyperlink"/>
-            </w:rPr>
-            <w:t>and</w:t>
-          </w:r>
-        </w:hyperlink>
-      </w:r>
-      <w:r>
-        <w:rPr>
-          <w:rFonts w:ascii="Charis SIL Italic" w:hAnsi="Charis SIL Italic" w:eastAsia="Charis SIL Italic"/>
-          <w:b w:val="0"/>
-          <w:i w:val="0"/>
-          <w:color w:val="0000FF"/>
-          <w:sz w:val="24"/>
-          <w:u w:val="single"/>
-        </w:rPr>
-        <w:t xml:space="preserve"> </w:t>
-      </w:r>
-      <w:r>
-        <w:rPr>
-          <w:rFonts w:ascii="Charis SIL Italic" w:hAnsi="Charis SIL Italic" w:eastAsia="Charis SIL Italic"/>
-          <w:b w:val="0"/>
-          <w:i w:val="0"/>
-          <w:color w:val="0000FF"/>
-          <w:sz w:val="24"/>
-          <w:u w:val="single"/>
-        </w:rPr>
-        <w:hyperlink r:id="rId28" w:history="1">
           <w:r>
             <w:rPr>
               <w:rStyle w:val="Hyperlink"/>
@@ -3944,7 +4006,7 @@
           <w:sz w:val="24"/>
           <w:u w:val="single"/>
         </w:rPr>
-        <w:hyperlink r:id="rId28" w:history="1">
+        <w:hyperlink r:id="rId30" w:history="1">
           <w:r>
             <w:rPr>
               <w:rStyle w:val="Hyperlink"/>
@@ -3962,14 +4024,7 @@
           <w:color w:val="000000"/>
           <w:sz w:val="24"/>
         </w:rPr>
-        <w:hyperlink r:id="rId28" w:history="1">
-          <w:r>
-            <w:rPr>
-              <w:rStyle w:val="Hyperlink"/>
-            </w:rPr>
-            <w:t xml:space="preserve">, </w:t>
-          </w:r>
-        </w:hyperlink>
+        <w:t xml:space="preserve">, </w:t>
       </w:r>
       <w:r>
         <w:rPr>
@@ -3980,7 +4035,7 @@
           <w:sz w:val="24"/>
           <w:u w:val="single"/>
         </w:rPr>
-        <w:hyperlink r:id="rId28" w:history="1">
+        <w:hyperlink r:id="rId31" w:history="1">
           <w:r>
             <w:rPr>
               <w:rStyle w:val="Hyperlink"/>
@@ -4177,7 +4232,14 @@
           <w:color w:val="000000"/>
           <w:sz w:val="24"/>
         </w:rPr>
-        <w:t>mat</w:t>
+        <w:hyperlink r:id="rId30" w:history="1">
+          <w:r>
+            <w:rPr>
+              <w:rStyle w:val="Hyperlink"/>
+            </w:rPr>
+            <w:t>mat</w:t>
+          </w:r>
+        </w:hyperlink>
       </w:r>
       <w:r>
         <w:rPr>
@@ -4483,7 +4545,25 @@
           <w:color w:val="000000"/>
           <w:sz w:val="24"/>
         </w:rPr>
-        <w:t>road collec</w:t>
+        <w:t>r</w:t>
+      </w:r>
+      <w:r>
+        <w:rPr>
+          <w:u w:val="single" w:color="0000ff"/>
+          <w:rFonts w:ascii="Charis SIL Italic" w:hAnsi="Charis SIL Italic" w:eastAsia="Charis SIL Italic"/>
+          <w:b w:val="0"/>
+          <w:i w:val="0"/>
+          <w:color w:val="000000"/>
+          <w:sz w:val="24"/>
+        </w:rPr>
+        <w:hyperlink r:id="rId33" w:history="1">
+          <w:r>
+            <w:rPr>
+              <w:rStyle w:val="Hyperlink"/>
+            </w:rPr>
+            <w:t>oad collec</w:t>
+          </w:r>
+        </w:hyperlink>
       </w:r>
       <w:r>
         <w:rPr>
@@ -4603,60 +4683,13 @@
       </w:r>
       <w:r>
         <w:rPr>
-          <w:u w:val="single" w:color="0000ff"/>
-          <w:rFonts w:ascii="Charis SIL Italic" w:hAnsi="Charis SIL Italic" w:eastAsia="Charis SIL Italic"/>
-          <w:b w:val="0"/>
-          <w:i w:val="0"/>
-          <w:color w:val="000000"/>
-          <w:sz w:val="24"/>
-        </w:rPr>
-        <w:hyperlink r:id="rId34" w:history="1">
-          <w:r>
-            <w:rPr>
-              <w:rStyle w:val="Hyperlink"/>
-            </w:rPr>
-            <w:t>for the</w:t>
-          </w:r>
-        </w:hyperlink>
-      </w:r>
-      <w:r>
-        <w:rPr>
-          <w:u w:val="single" w:color="0000ff"/>
-          <w:rFonts w:ascii="Charis SIL Italic" w:hAnsi="Charis SIL Italic" w:eastAsia="Charis SIL Italic"/>
-          <w:b w:val="0"/>
-          <w:i w:val="0"/>
-          <w:color w:val="000000"/>
-          <w:sz w:val="24"/>
-        </w:rPr>
-        <w:t xml:space="preserve"> </w:t>
-      </w:r>
-      <w:r>
-        <w:rPr>
-          <w:u w:val="single" w:color="0000ff"/>
-          <w:rFonts w:ascii="Charis SIL Italic" w:hAnsi="Charis SIL Italic" w:eastAsia="Charis SIL Italic"/>
-          <w:b w:val="0"/>
-          <w:i w:val="0"/>
-          <w:color w:val="000000"/>
-          <w:sz w:val="24"/>
-        </w:rPr>
-        <w:hyperlink r:id="rId34" w:history="1">
-          <w:r>
-            <w:rPr>
-              <w:rStyle w:val="Hyperlink"/>
-            </w:rPr>
-            <w:t>resea</w:t>
-          </w:r>
-        </w:hyperlink>
-      </w:r>
-      <w:r>
-        <w:rPr>
-          <w:rFonts w:ascii="Charis SIL Italic" w:hAnsi="Charis SIL Italic" w:eastAsia="Charis SIL Italic"/>
-          <w:b w:val="0"/>
-          <w:i w:val="0"/>
-          <w:color w:val="000000"/>
-          <w:sz w:val="24"/>
-        </w:rPr>
-        <w:t xml:space="preserve">rch of physical anthropologist </w:t>
+          <w:rFonts w:ascii="Charis SIL Italic" w:hAnsi="Charis SIL Italic" w:eastAsia="Charis SIL Italic"/>
+          <w:b w:val="0"/>
+          <w:i w:val="0"/>
+          <w:color w:val="000000"/>
+          <w:sz w:val="24"/>
+        </w:rPr>
+        <w:t xml:space="preserve">for the research of physical anthropologist </w:t>
       </w:r>
       <w:r>
         <w:rPr>
@@ -5109,6 +5142,7 @@
       </w:r>
       <w:r>
         <w:rPr>
+          <w:u w:val="single" w:color="0000ff"/>
           <w:rFonts w:ascii="Charis SIL Italic" w:hAnsi="Charis SIL Italic" w:eastAsia="Charis SIL Italic"/>
           <w:b w:val="0"/>
           <w:i w:val="0"/>
@@ -5119,24 +5153,13 @@
       </w:r>
       <w:r>
         <w:rPr>
-          <w:u w:val="single" w:color="0000ff"/>
-          <w:rFonts w:ascii="Charis SIL Italic" w:hAnsi="Charis SIL Italic" w:eastAsia="Charis SIL Italic"/>
-          <w:b w:val="0"/>
-          <w:i w:val="0"/>
-          <w:color w:val="000000"/>
-          <w:sz w:val="24"/>
-        </w:rPr>
-        <w:t>r</w:t>
-      </w:r>
-      <w:r>
-        <w:rPr>
-          <w:rFonts w:ascii="Charis SIL Italic" w:hAnsi="Charis SIL Italic" w:eastAsia="Charis SIL Italic"/>
-          <w:b w:val="0"/>
-          <w:i w:val="0"/>
-          <w:color w:val="000000"/>
-          <w:sz w:val="24"/>
-        </w:rPr>
-        <w:t xml:space="preserve">st professor of art history and modern languages at the UvA, the museum </w:t>
+          <w:rFonts w:ascii="Charis SIL Italic" w:hAnsi="Charis SIL Italic" w:eastAsia="Charis SIL Italic"/>
+          <w:b w:val="0"/>
+          <w:i w:val="0"/>
+          <w:color w:val="000000"/>
+          <w:sz w:val="24"/>
+        </w:rPr>
+        <w:t xml:space="preserve">rst professor of art history and modern languages at the UvA, the museum </w:t>
       </w:r>
       <w:r>
         <w:rPr>

--- a/EXPORTS/DOCX/published/niveau3/English/UniversityMus.docx
+++ b/EXPORTS/DOCX/published/niveau3/English/UniversityMus.docx
@@ -182,6 +182,7 @@
           <w:i w:val="0"/>
           <w:color w:val="0000FF"/>
           <w:sz w:val="24"/>
+          <w:u w:val="single"/>
         </w:rPr>
         <w:t>c</w:t>
       </w:r>
@@ -545,13 +546,39 @@
       </w:r>
       <w:r>
         <w:rPr>
-          <w:rFonts w:ascii="Charis SIL Italic" w:hAnsi="Charis SIL Italic" w:eastAsia="Charis SIL Italic"/>
-          <w:b w:val="0"/>
-          <w:i w:val="0"/>
-          <w:color w:val="000000"/>
-          <w:sz w:val="24"/>
-        </w:rPr>
-        <w:t>dus van der</w:t>
+          <w:u w:val="single" w:color="0000ff"/>
+          <w:rFonts w:ascii="Charis SIL Italic" w:hAnsi="Charis SIL Italic" w:eastAsia="Charis SIL Italic"/>
+          <w:b w:val="0"/>
+          <w:i w:val="0"/>
+          <w:color w:val="000000"/>
+          <w:sz w:val="24"/>
+        </w:rPr>
+        <w:hyperlink r:id="rId10" w:history="1">
+          <w:r>
+            <w:rPr>
+              <w:rStyle w:val="Hyperlink"/>
+            </w:rPr>
+            <w:t>d</w:t>
+          </w:r>
+        </w:hyperlink>
+      </w:r>
+      <w:r>
+        <w:rPr>
+          <w:u w:val="single" w:color="0000ff"/>
+          <w:rFonts w:ascii="Charis SIL Italic" w:hAnsi="Charis SIL Italic" w:eastAsia="Charis SIL Italic"/>
+          <w:b w:val="0"/>
+          <w:i w:val="0"/>
+          <w:color w:val="000000"/>
+          <w:sz w:val="24"/>
+        </w:rPr>
+        <w:hyperlink r:id="rId10" w:history="1">
+          <w:r>
+            <w:rPr>
+              <w:rStyle w:val="Hyperlink"/>
+            </w:rPr>
+            <w:t>us van der</w:t>
+          </w:r>
+        </w:hyperlink>
       </w:r>
       <w:r>
         <w:rPr>
@@ -1765,16 +1792,8 @@
           <w:i w:val="0"/>
           <w:color w:val="0000FF"/>
           <w:sz w:val="24"/>
-          <w:u w:val="single"/>
-        </w:rPr>
-        <w:hyperlink r:id="rId18" w:history="1">
-          <w:r>
-            <w:rPr>
-              <w:rStyle w:val="Hyperlink"/>
-            </w:rPr>
-            <w:t>a</w:t>
-          </w:r>
-        </w:hyperlink>
+        </w:rPr>
+        <w:t>a</w:t>
       </w:r>
       <w:r>
         <w:rPr>
@@ -1814,7 +1833,7 @@
           <w:sz w:val="24"/>
           <w:u w:val="single"/>
         </w:rPr>
-        <w:hyperlink r:id="rId18" w:history="1">
+        <w:hyperlink r:id="rId15" w:history="1">
           <w:r>
             <w:rPr>
               <w:rStyle w:val="Hyperlink"/>
@@ -1832,7 +1851,7 @@
           <w:sz w:val="24"/>
           <w:u w:val="single"/>
         </w:rPr>
-        <w:hyperlink r:id="rId18" w:history="1">
+        <w:hyperlink r:id="rId15" w:history="1">
           <w:r>
             <w:rPr>
               <w:rStyle w:val="Hyperlink"/>
@@ -3965,8 +3984,16 @@
           <w:i w:val="0"/>
           <w:color w:val="0000FF"/>
           <w:sz w:val="24"/>
-        </w:rPr>
-        <w:t xml:space="preserve">and </w:t>
+          <w:u w:val="single"/>
+        </w:rPr>
+        <w:hyperlink r:id="rId30" w:history="1">
+          <w:r>
+            <w:rPr>
+              <w:rStyle w:val="Hyperlink"/>
+            </w:rPr>
+            <w:t>and</w:t>
+          </w:r>
+        </w:hyperlink>
       </w:r>
       <w:r>
         <w:rPr>
@@ -3977,7 +4004,18 @@
           <w:sz w:val="24"/>
           <w:u w:val="single"/>
         </w:rPr>
-        <w:hyperlink r:id="rId30" w:history="1">
+        <w:t xml:space="preserve"> </w:t>
+      </w:r>
+      <w:r>
+        <w:rPr>
+          <w:rFonts w:ascii="Charis SIL Italic" w:hAnsi="Charis SIL Italic" w:eastAsia="Charis SIL Italic"/>
+          <w:b w:val="0"/>
+          <w:i w:val="0"/>
+          <w:color w:val="0000FF"/>
+          <w:sz w:val="24"/>
+          <w:u w:val="single"/>
+        </w:rPr>
+        <w:hyperlink r:id="rId28" w:history="1">
           <w:r>
             <w:rPr>
               <w:rStyle w:val="Hyperlink"/>
@@ -4006,7 +4044,7 @@
           <w:sz w:val="24"/>
           <w:u w:val="single"/>
         </w:rPr>
-        <w:hyperlink r:id="rId30" w:history="1">
+        <w:hyperlink r:id="rId28" w:history="1">
           <w:r>
             <w:rPr>
               <w:rStyle w:val="Hyperlink"/>
@@ -4024,7 +4062,14 @@
           <w:color w:val="000000"/>
           <w:sz w:val="24"/>
         </w:rPr>
-        <w:t xml:space="preserve">, </w:t>
+        <w:hyperlink r:id="rId28" w:history="1">
+          <w:r>
+            <w:rPr>
+              <w:rStyle w:val="Hyperlink"/>
+            </w:rPr>
+            <w:t xml:space="preserve">, </w:t>
+          </w:r>
+        </w:hyperlink>
       </w:r>
       <w:r>
         <w:rPr>
@@ -4035,7 +4080,7 @@
           <w:sz w:val="24"/>
           <w:u w:val="single"/>
         </w:rPr>
-        <w:hyperlink r:id="rId31" w:history="1">
+        <w:hyperlink r:id="rId28" w:history="1">
           <w:r>
             <w:rPr>
               <w:rStyle w:val="Hyperlink"/>
@@ -5142,6 +5187,16 @@
       </w:r>
       <w:r>
         <w:rPr>
+          <w:rFonts w:ascii="Charis SIL Italic" w:hAnsi="Charis SIL Italic" w:eastAsia="Charis SIL Italic"/>
+          <w:b w:val="0"/>
+          <w:i w:val="0"/>
+          <w:color w:val="000000"/>
+          <w:sz w:val="24"/>
+        </w:rPr>
+        <w:t>i</w:t>
+      </w:r>
+      <w:r>
+        <w:rPr>
           <w:u w:val="single" w:color="0000ff"/>
           <w:rFonts w:ascii="Charis SIL Italic" w:hAnsi="Charis SIL Italic" w:eastAsia="Charis SIL Italic"/>
           <w:b w:val="0"/>
@@ -5149,17 +5204,17 @@
           <w:color w:val="000000"/>
           <w:sz w:val="24"/>
         </w:rPr>
-        <w:t>i</w:t>
-      </w:r>
-      <w:r>
-        <w:rPr>
-          <w:rFonts w:ascii="Charis SIL Italic" w:hAnsi="Charis SIL Italic" w:eastAsia="Charis SIL Italic"/>
-          <w:b w:val="0"/>
-          <w:i w:val="0"/>
-          <w:color w:val="000000"/>
-          <w:sz w:val="24"/>
-        </w:rPr>
-        <w:t xml:space="preserve">rst professor of art history and modern languages at the UvA, the museum </w:t>
+        <w:t>r</w:t>
+      </w:r>
+      <w:r>
+        <w:rPr>
+          <w:rFonts w:ascii="Charis SIL Italic" w:hAnsi="Charis SIL Italic" w:eastAsia="Charis SIL Italic"/>
+          <w:b w:val="0"/>
+          <w:i w:val="0"/>
+          <w:color w:val="000000"/>
+          <w:sz w:val="24"/>
+        </w:rPr>
+        <w:t xml:space="preserve">st professor of art history and modern languages at the UvA, the museum </w:t>
       </w:r>
       <w:r>
         <w:rPr>

--- a/EXPORTS/DOCX/published/niveau3/English/UniversityMus.docx
+++ b/EXPORTS/DOCX/published/niveau3/English/UniversityMus.docx
@@ -165,15 +165,9 @@
           <w:i w:val="0"/>
           <w:color w:val="0000FF"/>
           <w:sz w:val="24"/>
-        </w:rPr>
-        <w:hyperlink r:id="rId9" w:history="1">
-          <w:r>
-            <w:rPr>
-              <w:rStyle w:val="Hyperlink"/>
-            </w:rPr>
-            <w:t>i</w:t>
-          </w:r>
-        </w:hyperlink>
+          <w:u w:val="single"/>
+        </w:rPr>
+        <w:t>i</w:t>
       </w:r>
       <w:r>
         <w:rPr>
@@ -182,7 +176,6 @@
           <w:i w:val="0"/>
           <w:color w:val="0000FF"/>
           <w:sz w:val="24"/>
-          <w:u w:val="single"/>
         </w:rPr>
         <w:t>c</w:t>
       </w:r>
@@ -3202,6 +3195,7 @@
       </w:r>
       <w:r>
         <w:rPr>
+          <w:u w:val="single" w:color="0000ff"/>
           <w:rFonts w:ascii="Charis SIL Italic" w:hAnsi="Charis SIL Italic" w:eastAsia="Charis SIL Italic"/>
           <w:b w:val="0"/>
           <w:i w:val="0"/>
@@ -3986,25 +3980,7 @@
           <w:sz w:val="24"/>
           <w:u w:val="single"/>
         </w:rPr>
-        <w:hyperlink r:id="rId30" w:history="1">
-          <w:r>
-            <w:rPr>
-              <w:rStyle w:val="Hyperlink"/>
-            </w:rPr>
-            <w:t>and</w:t>
-          </w:r>
-        </w:hyperlink>
-      </w:r>
-      <w:r>
-        <w:rPr>
-          <w:rFonts w:ascii="Charis SIL Italic" w:hAnsi="Charis SIL Italic" w:eastAsia="Charis SIL Italic"/>
-          <w:b w:val="0"/>
-          <w:i w:val="0"/>
-          <w:color w:val="0000FF"/>
-          <w:sz w:val="24"/>
-          <w:u w:val="single"/>
-        </w:rPr>
-        <w:t xml:space="preserve"> </w:t>
+        <w:t xml:space="preserve">and </w:t>
       </w:r>
       <w:r>
         <w:rPr>
@@ -4055,21 +4031,13 @@
       </w:r>
       <w:r>
         <w:rPr>
-          <w:u w:val="single" w:color="0000ff"/>
-          <w:rFonts w:ascii="Charis SIL Italic" w:hAnsi="Charis SIL Italic" w:eastAsia="Charis SIL Italic"/>
-          <w:b w:val="0"/>
-          <w:i w:val="0"/>
-          <w:color w:val="000000"/>
-          <w:sz w:val="24"/>
-        </w:rPr>
-        <w:hyperlink r:id="rId28" w:history="1">
-          <w:r>
-            <w:rPr>
-              <w:rStyle w:val="Hyperlink"/>
-            </w:rPr>
-            <w:t xml:space="preserve">, </w:t>
-          </w:r>
-        </w:hyperlink>
+          <w:rFonts w:ascii="Charis SIL Italic" w:hAnsi="Charis SIL Italic" w:eastAsia="Charis SIL Italic"/>
+          <w:b w:val="0"/>
+          <w:i w:val="0"/>
+          <w:color w:val="000000"/>
+          <w:sz w:val="24"/>
+        </w:rPr>
+        <w:t xml:space="preserve">, </w:t>
       </w:r>
       <w:r>
         <w:rPr>
@@ -4728,13 +4696,60 @@
       </w:r>
       <w:r>
         <w:rPr>
-          <w:rFonts w:ascii="Charis SIL Italic" w:hAnsi="Charis SIL Italic" w:eastAsia="Charis SIL Italic"/>
-          <w:b w:val="0"/>
-          <w:i w:val="0"/>
-          <w:color w:val="000000"/>
-          <w:sz w:val="24"/>
-        </w:rPr>
-        <w:t xml:space="preserve">for the research of physical anthropologist </w:t>
+          <w:u w:val="single" w:color="0000ff"/>
+          <w:rFonts w:ascii="Charis SIL Italic" w:hAnsi="Charis SIL Italic" w:eastAsia="Charis SIL Italic"/>
+          <w:b w:val="0"/>
+          <w:i w:val="0"/>
+          <w:color w:val="000000"/>
+          <w:sz w:val="24"/>
+        </w:rPr>
+        <w:hyperlink r:id="rId34" w:history="1">
+          <w:r>
+            <w:rPr>
+              <w:rStyle w:val="Hyperlink"/>
+            </w:rPr>
+            <w:t>for the</w:t>
+          </w:r>
+        </w:hyperlink>
+      </w:r>
+      <w:r>
+        <w:rPr>
+          <w:u w:val="single" w:color="0000ff"/>
+          <w:rFonts w:ascii="Charis SIL Italic" w:hAnsi="Charis SIL Italic" w:eastAsia="Charis SIL Italic"/>
+          <w:b w:val="0"/>
+          <w:i w:val="0"/>
+          <w:color w:val="000000"/>
+          <w:sz w:val="24"/>
+        </w:rPr>
+        <w:t xml:space="preserve"> </w:t>
+      </w:r>
+      <w:r>
+        <w:rPr>
+          <w:u w:val="single" w:color="0000ff"/>
+          <w:rFonts w:ascii="Charis SIL Italic" w:hAnsi="Charis SIL Italic" w:eastAsia="Charis SIL Italic"/>
+          <w:b w:val="0"/>
+          <w:i w:val="0"/>
+          <w:color w:val="000000"/>
+          <w:sz w:val="24"/>
+        </w:rPr>
+        <w:hyperlink r:id="rId34" w:history="1">
+          <w:r>
+            <w:rPr>
+              <w:rStyle w:val="Hyperlink"/>
+            </w:rPr>
+            <w:t>resea</w:t>
+          </w:r>
+        </w:hyperlink>
+      </w:r>
+      <w:r>
+        <w:rPr>
+          <w:rFonts w:ascii="Charis SIL Italic" w:hAnsi="Charis SIL Italic" w:eastAsia="Charis SIL Italic"/>
+          <w:b w:val="0"/>
+          <w:i w:val="0"/>
+          <w:color w:val="000000"/>
+          <w:sz w:val="24"/>
+        </w:rPr>
+        <w:t xml:space="preserve">rch of physical anthropologist </w:t>
       </w:r>
       <w:r>
         <w:rPr>
@@ -5187,6 +5202,7 @@
       </w:r>
       <w:r>
         <w:rPr>
+          <w:u w:val="single" w:color="0000ff"/>
           <w:rFonts w:ascii="Charis SIL Italic" w:hAnsi="Charis SIL Italic" w:eastAsia="Charis SIL Italic"/>
           <w:b w:val="0"/>
           <w:i w:val="0"/>
@@ -5197,24 +5213,13 @@
       </w:r>
       <w:r>
         <w:rPr>
-          <w:u w:val="single" w:color="0000ff"/>
-          <w:rFonts w:ascii="Charis SIL Italic" w:hAnsi="Charis SIL Italic" w:eastAsia="Charis SIL Italic"/>
-          <w:b w:val="0"/>
-          <w:i w:val="0"/>
-          <w:color w:val="000000"/>
-          <w:sz w:val="24"/>
-        </w:rPr>
-        <w:t>r</w:t>
-      </w:r>
-      <w:r>
-        <w:rPr>
-          <w:rFonts w:ascii="Charis SIL Italic" w:hAnsi="Charis SIL Italic" w:eastAsia="Charis SIL Italic"/>
-          <w:b w:val="0"/>
-          <w:i w:val="0"/>
-          <w:color w:val="000000"/>
-          <w:sz w:val="24"/>
-        </w:rPr>
-        <w:t xml:space="preserve">st professor of art history and modern languages at the UvA, the museum </w:t>
+          <w:rFonts w:ascii="Charis SIL Italic" w:hAnsi="Charis SIL Italic" w:eastAsia="Charis SIL Italic"/>
+          <w:b w:val="0"/>
+          <w:i w:val="0"/>
+          <w:color w:val="000000"/>
+          <w:sz w:val="24"/>
+        </w:rPr>
+        <w:t xml:space="preserve">rst professor of art history and modern languages at the UvA, the museum </w:t>
       </w:r>
       <w:r>
         <w:rPr>
@@ -5680,7 +5685,7 @@
           <w:sz w:val="24"/>
           <w:u w:val="single"/>
         </w:rPr>
-        <w:hyperlink r:id="rId42" w:history="1">
+        <w:hyperlink r:id="rId43" w:history="1">
           <w:r>
             <w:rPr>
               <w:rStyle w:val="Hyperlink"/>

--- a/EXPORTS/DOCX/published/niveau3/English/UniversityMus.docx
+++ b/EXPORTS/DOCX/published/niveau3/English/UniversityMus.docx
@@ -154,7 +154,7 @@
             <w:rPr>
               <w:rStyle w:val="Hyperlink"/>
             </w:rPr>
-            <w:t>scientif</w:t>
+            <w:t>scientifi</w:t>
           </w:r>
         </w:hyperlink>
       </w:r>
@@ -166,16 +166,6 @@
           <w:color w:val="0000FF"/>
           <w:sz w:val="24"/>
           <w:u w:val="single"/>
-        </w:rPr>
-        <w:t>i</w:t>
-      </w:r>
-      <w:r>
-        <w:rPr>
-          <w:rFonts w:ascii="Charis SIL Italic" w:hAnsi="Charis SIL Italic" w:eastAsia="Charis SIL Italic"/>
-          <w:b w:val="0"/>
-          <w:i w:val="0"/>
-          <w:color w:val="0000FF"/>
-          <w:sz w:val="24"/>
         </w:rPr>
         <w:t>c</w:t>
       </w:r>
@@ -204,9 +194,19 @@
             <w:rPr>
               <w:rStyle w:val="Hyperlink"/>
             </w:rPr>
-            <w:t>interest</w:t>
+            <w:t>interes</w:t>
           </w:r>
         </w:hyperlink>
+      </w:r>
+      <w:r>
+        <w:rPr>
+          <w:rFonts w:ascii="Charis SIL Italic" w:hAnsi="Charis SIL Italic" w:eastAsia="Charis SIL Italic"/>
+          <w:b w:val="0"/>
+          <w:i w:val="0"/>
+          <w:color w:val="0000FF"/>
+          <w:sz w:val="24"/>
+        </w:rPr>
+        <w:t>t</w:t>
       </w:r>
       <w:r>
         <w:rPr>
@@ -3980,7 +3980,24 @@
           <w:sz w:val="24"/>
           <w:u w:val="single"/>
         </w:rPr>
-        <w:t xml:space="preserve">and </w:t>
+        <w:hyperlink r:id="rId30" w:history="1">
+          <w:r>
+            <w:rPr>
+              <w:rStyle w:val="Hyperlink"/>
+            </w:rPr>
+            <w:t>and</w:t>
+          </w:r>
+        </w:hyperlink>
+      </w:r>
+      <w:r>
+        <w:rPr>
+          <w:rFonts w:ascii="Charis SIL Italic" w:hAnsi="Charis SIL Italic" w:eastAsia="Charis SIL Italic"/>
+          <w:b w:val="0"/>
+          <w:i w:val="0"/>
+          <w:color w:val="0000FF"/>
+          <w:sz w:val="24"/>
+        </w:rPr>
+        <w:t xml:space="preserve"> </w:t>
       </w:r>
       <w:r>
         <w:rPr>
@@ -4020,7 +4037,7 @@
           <w:sz w:val="24"/>
           <w:u w:val="single"/>
         </w:rPr>
-        <w:hyperlink r:id="rId28" w:history="1">
+        <w:hyperlink r:id="rId30" w:history="1">
           <w:r>
             <w:rPr>
               <w:rStyle w:val="Hyperlink"/>
@@ -4048,7 +4065,7 @@
           <w:sz w:val="24"/>
           <w:u w:val="single"/>
         </w:rPr>
-        <w:hyperlink r:id="rId28" w:history="1">
+        <w:hyperlink r:id="rId31" w:history="1">
           <w:r>
             <w:rPr>
               <w:rStyle w:val="Hyperlink"/>
@@ -4245,14 +4262,7 @@
           <w:color w:val="000000"/>
           <w:sz w:val="24"/>
         </w:rPr>
-        <w:hyperlink r:id="rId30" w:history="1">
-          <w:r>
-            <w:rPr>
-              <w:rStyle w:val="Hyperlink"/>
-            </w:rPr>
-            <w:t>mat</w:t>
-          </w:r>
-        </w:hyperlink>
+        <w:t>mat</w:t>
       </w:r>
       <w:r>
         <w:rPr>
@@ -5202,6 +5212,16 @@
       </w:r>
       <w:r>
         <w:rPr>
+          <w:rFonts w:ascii="Charis SIL Italic" w:hAnsi="Charis SIL Italic" w:eastAsia="Charis SIL Italic"/>
+          <w:b w:val="0"/>
+          <w:i w:val="0"/>
+          <w:color w:val="000000"/>
+          <w:sz w:val="24"/>
+        </w:rPr>
+        <w:t>i</w:t>
+      </w:r>
+      <w:r>
+        <w:rPr>
           <w:u w:val="single" w:color="0000ff"/>
           <w:rFonts w:ascii="Charis SIL Italic" w:hAnsi="Charis SIL Italic" w:eastAsia="Charis SIL Italic"/>
           <w:b w:val="0"/>
@@ -5209,17 +5229,17 @@
           <w:color w:val="000000"/>
           <w:sz w:val="24"/>
         </w:rPr>
-        <w:t>i</w:t>
-      </w:r>
-      <w:r>
-        <w:rPr>
-          <w:rFonts w:ascii="Charis SIL Italic" w:hAnsi="Charis SIL Italic" w:eastAsia="Charis SIL Italic"/>
-          <w:b w:val="0"/>
-          <w:i w:val="0"/>
-          <w:color w:val="000000"/>
-          <w:sz w:val="24"/>
-        </w:rPr>
-        <w:t xml:space="preserve">rst professor of art history and modern languages at the UvA, the museum </w:t>
+        <w:t>r</w:t>
+      </w:r>
+      <w:r>
+        <w:rPr>
+          <w:rFonts w:ascii="Charis SIL Italic" w:hAnsi="Charis SIL Italic" w:eastAsia="Charis SIL Italic"/>
+          <w:b w:val="0"/>
+          <w:i w:val="0"/>
+          <w:color w:val="000000"/>
+          <w:sz w:val="24"/>
+        </w:rPr>
+        <w:t xml:space="preserve">st professor of art history and modern languages at the UvA, the museum </w:t>
       </w:r>
       <w:r>
         <w:rPr>
@@ -5685,7 +5705,7 @@
           <w:sz w:val="24"/>
           <w:u w:val="single"/>
         </w:rPr>
-        <w:hyperlink r:id="rId43" w:history="1">
+        <w:hyperlink r:id="rId42" w:history="1">
           <w:r>
             <w:rPr>
               <w:rStyle w:val="Hyperlink"/>
@@ -6520,7 +6540,7 @@
           <w:sz w:val="24"/>
           <w:u w:val="single"/>
         </w:rPr>
-        <w:hyperlink r:id="rId47" w:history="1">
+        <w:hyperlink r:id="rId48" w:history="1">
           <w:r>
             <w:rPr>
               <w:rStyle w:val="Hyperlink"/>
@@ -6818,39 +6838,13 @@
       </w:r>
       <w:r>
         <w:rPr>
-          <w:u w:val="single" w:color="0000ff"/>
-          <w:rFonts w:ascii="Charis SIL Italic" w:hAnsi="Charis SIL Italic" w:eastAsia="Charis SIL Italic"/>
-          <w:b w:val="0"/>
-          <w:i w:val="0"/>
-          <w:color w:val="000000"/>
-          <w:sz w:val="24"/>
-        </w:rPr>
-        <w:hyperlink r:id="rId10" w:history="1">
-          <w:r>
-            <w:rPr>
-              <w:rStyle w:val="Hyperlink"/>
-            </w:rPr>
-            <w:t>s</w:t>
-          </w:r>
-        </w:hyperlink>
-      </w:r>
-      <w:r>
-        <w:rPr>
-          <w:u w:val="single" w:color="0000ff"/>
-          <w:rFonts w:ascii="Charis SIL Italic" w:hAnsi="Charis SIL Italic" w:eastAsia="Charis SIL Italic"/>
-          <w:b w:val="0"/>
-          <w:i w:val="0"/>
-          <w:color w:val="000000"/>
-          <w:sz w:val="24"/>
-        </w:rPr>
-        <w:hyperlink r:id="rId10" w:history="1">
-          <w:r>
-            <w:rPr>
-              <w:rStyle w:val="Hyperlink"/>
-            </w:rPr>
-            <w:t>ea</w:t>
-          </w:r>
-        </w:hyperlink>
+          <w:rFonts w:ascii="Charis SIL Italic" w:hAnsi="Charis SIL Italic" w:eastAsia="Charis SIL Italic"/>
+          <w:b w:val="0"/>
+          <w:i w:val="0"/>
+          <w:color w:val="000000"/>
+          <w:sz w:val="24"/>
+        </w:rPr>
+        <w:t>sea</w:t>
       </w:r>
       <w:r>
         <w:rPr>

--- a/EXPORTS/DOCX/published/niveau3/English/UniversityMus.docx
+++ b/EXPORTS/DOCX/published/niveau3/English/UniversityMus.docx
@@ -154,7 +154,7 @@
             <w:rPr>
               <w:rStyle w:val="Hyperlink"/>
             </w:rPr>
-            <w:t>scientifi</w:t>
+            <w:t>scientif</w:t>
           </w:r>
         </w:hyperlink>
       </w:r>
@@ -165,36 +165,13 @@
           <w:i w:val="0"/>
           <w:color w:val="0000FF"/>
           <w:sz w:val="24"/>
-          <w:u w:val="single"/>
-        </w:rPr>
-        <w:t>c</w:t>
-      </w:r>
-      <w:r>
-        <w:rPr>
-          <w:rFonts w:ascii="Charis SIL Italic" w:hAnsi="Charis SIL Italic" w:eastAsia="Charis SIL Italic"/>
-          <w:b w:val="0"/>
-          <w:i w:val="0"/>
-          <w:color w:val="0000FF"/>
-          <w:sz w:val="24"/>
-          <w:u w:val="single"/>
-        </w:rPr>
-        <w:t xml:space="preserve"> </w:t>
-      </w:r>
-      <w:r>
-        <w:rPr>
-          <w:rFonts w:ascii="Charis SIL Italic" w:hAnsi="Charis SIL Italic" w:eastAsia="Charis SIL Italic"/>
-          <w:b w:val="0"/>
-          <w:i w:val="0"/>
-          <w:color w:val="0000FF"/>
-          <w:sz w:val="24"/>
-          <w:u w:val="single"/>
         </w:rPr>
         <w:hyperlink r:id="rId9" w:history="1">
           <w:r>
             <w:rPr>
               <w:rStyle w:val="Hyperlink"/>
             </w:rPr>
-            <w:t>interes</w:t>
+            <w:t>i</w:t>
           </w:r>
         </w:hyperlink>
       </w:r>
@@ -205,8 +182,38 @@
           <w:i w:val="0"/>
           <w:color w:val="0000FF"/>
           <w:sz w:val="24"/>
-        </w:rPr>
-        <w:t>t</w:t>
+          <w:u w:val="single"/>
+        </w:rPr>
+        <w:t>c</w:t>
+      </w:r>
+      <w:r>
+        <w:rPr>
+          <w:rFonts w:ascii="Charis SIL Italic" w:hAnsi="Charis SIL Italic" w:eastAsia="Charis SIL Italic"/>
+          <w:b w:val="0"/>
+          <w:i w:val="0"/>
+          <w:color w:val="0000FF"/>
+          <w:sz w:val="24"/>
+          <w:u w:val="single"/>
+        </w:rPr>
+        <w:t xml:space="preserve"> </w:t>
+      </w:r>
+      <w:r>
+        <w:rPr>
+          <w:rFonts w:ascii="Charis SIL Italic" w:hAnsi="Charis SIL Italic" w:eastAsia="Charis SIL Italic"/>
+          <w:b w:val="0"/>
+          <w:i w:val="0"/>
+          <w:color w:val="0000FF"/>
+          <w:sz w:val="24"/>
+          <w:u w:val="single"/>
+        </w:rPr>
+        <w:hyperlink r:id="rId9" w:history="1">
+          <w:r>
+            <w:rPr>
+              <w:rStyle w:val="Hyperlink"/>
+            </w:rPr>
+            <w:t>interest</w:t>
+          </w:r>
+        </w:hyperlink>
       </w:r>
       <w:r>
         <w:rPr>
@@ -1785,8 +1792,16 @@
           <w:i w:val="0"/>
           <w:color w:val="0000FF"/>
           <w:sz w:val="24"/>
-        </w:rPr>
-        <w:t>a</w:t>
+          <w:u w:val="single"/>
+        </w:rPr>
+        <w:hyperlink r:id="rId18" w:history="1">
+          <w:r>
+            <w:rPr>
+              <w:rStyle w:val="Hyperlink"/>
+            </w:rPr>
+            <w:t>a</w:t>
+          </w:r>
+        </w:hyperlink>
       </w:r>
       <w:r>
         <w:rPr>
@@ -3195,7 +3210,6 @@
       </w:r>
       <w:r>
         <w:rPr>
-          <w:u w:val="single" w:color="0000ff"/>
           <w:rFonts w:ascii="Charis SIL Italic" w:hAnsi="Charis SIL Italic" w:eastAsia="Charis SIL Italic"/>
           <w:b w:val="0"/>
           <w:i w:val="0"/>
@@ -3996,6 +4010,7 @@
           <w:i w:val="0"/>
           <w:color w:val="0000FF"/>
           <w:sz w:val="24"/>
+          <w:u w:val="single"/>
         </w:rPr>
         <w:t xml:space="preserve"> </w:t>
       </w:r>
@@ -4037,7 +4052,7 @@
           <w:sz w:val="24"/>
           <w:u w:val="single"/>
         </w:rPr>
-        <w:hyperlink r:id="rId30" w:history="1">
+        <w:hyperlink r:id="rId28" w:history="1">
           <w:r>
             <w:rPr>
               <w:rStyle w:val="Hyperlink"/>
@@ -4065,7 +4080,7 @@
           <w:sz w:val="24"/>
           <w:u w:val="single"/>
         </w:rPr>
-        <w:hyperlink r:id="rId31" w:history="1">
+        <w:hyperlink r:id="rId28" w:history="1">
           <w:r>
             <w:rPr>
               <w:rStyle w:val="Hyperlink"/>
@@ -4262,7 +4277,14 @@
           <w:color w:val="000000"/>
           <w:sz w:val="24"/>
         </w:rPr>
-        <w:t>mat</w:t>
+        <w:hyperlink r:id="rId30" w:history="1">
+          <w:r>
+            <w:rPr>
+              <w:rStyle w:val="Hyperlink"/>
+            </w:rPr>
+            <w:t>mat</w:t>
+          </w:r>
+        </w:hyperlink>
       </w:r>
       <w:r>
         <w:rPr>
@@ -6540,7 +6562,7 @@
           <w:sz w:val="24"/>
           <w:u w:val="single"/>
         </w:rPr>
-        <w:hyperlink r:id="rId48" w:history="1">
+        <w:hyperlink r:id="rId47" w:history="1">
           <w:r>
             <w:rPr>
               <w:rStyle w:val="Hyperlink"/>
@@ -6838,13 +6860,39 @@
       </w:r>
       <w:r>
         <w:rPr>
-          <w:rFonts w:ascii="Charis SIL Italic" w:hAnsi="Charis SIL Italic" w:eastAsia="Charis SIL Italic"/>
-          <w:b w:val="0"/>
-          <w:i w:val="0"/>
-          <w:color w:val="000000"/>
-          <w:sz w:val="24"/>
-        </w:rPr>
-        <w:t>sea</w:t>
+          <w:u w:val="single" w:color="0000ff"/>
+          <w:rFonts w:ascii="Charis SIL Italic" w:hAnsi="Charis SIL Italic" w:eastAsia="Charis SIL Italic"/>
+          <w:b w:val="0"/>
+          <w:i w:val="0"/>
+          <w:color w:val="000000"/>
+          <w:sz w:val="24"/>
+        </w:rPr>
+        <w:hyperlink r:id="rId10" w:history="1">
+          <w:r>
+            <w:rPr>
+              <w:rStyle w:val="Hyperlink"/>
+            </w:rPr>
+            <w:t>s</w:t>
+          </w:r>
+        </w:hyperlink>
+      </w:r>
+      <w:r>
+        <w:rPr>
+          <w:u w:val="single" w:color="0000ff"/>
+          <w:rFonts w:ascii="Charis SIL Italic" w:hAnsi="Charis SIL Italic" w:eastAsia="Charis SIL Italic"/>
+          <w:b w:val="0"/>
+          <w:i w:val="0"/>
+          <w:color w:val="000000"/>
+          <w:sz w:val="24"/>
+        </w:rPr>
+        <w:hyperlink r:id="rId10" w:history="1">
+          <w:r>
+            <w:rPr>
+              <w:rStyle w:val="Hyperlink"/>
+            </w:rPr>
+            <w:t>ea</w:t>
+          </w:r>
+        </w:hyperlink>
       </w:r>
       <w:r>
         <w:rPr>

--- a/EXPORTS/DOCX/published/niveau3/English/UniversityMus.docx
+++ b/EXPORTS/DOCX/published/niveau3/English/UniversityMus.docx
@@ -1792,16 +1792,8 @@
           <w:i w:val="0"/>
           <w:color w:val="0000FF"/>
           <w:sz w:val="24"/>
-          <w:u w:val="single"/>
-        </w:rPr>
-        <w:hyperlink r:id="rId18" w:history="1">
-          <w:r>
-            <w:rPr>
-              <w:rStyle w:val="Hyperlink"/>
-            </w:rPr>
-            <w:t>a</w:t>
-          </w:r>
-        </w:hyperlink>
+        </w:rPr>
+        <w:t>a</w:t>
       </w:r>
       <w:r>
         <w:rPr>
@@ -3210,6 +3202,7 @@
       </w:r>
       <w:r>
         <w:rPr>
+          <w:u w:val="single" w:color="0000ff"/>
           <w:rFonts w:ascii="Charis SIL Italic" w:hAnsi="Charis SIL Italic" w:eastAsia="Charis SIL Italic"/>
           <w:b w:val="0"/>
           <w:i w:val="0"/>
@@ -4010,20 +4003,19 @@
           <w:i w:val="0"/>
           <w:color w:val="0000FF"/>
           <w:sz w:val="24"/>
+        </w:rPr>
+        <w:t xml:space="preserve"> </w:t>
+      </w:r>
+      <w:r>
+        <w:rPr>
+          <w:rFonts w:ascii="Charis SIL Italic" w:hAnsi="Charis SIL Italic" w:eastAsia="Charis SIL Italic"/>
+          <w:b w:val="0"/>
+          <w:i w:val="0"/>
+          <w:color w:val="0000FF"/>
+          <w:sz w:val="24"/>
           <w:u w:val="single"/>
         </w:rPr>
-        <w:t xml:space="preserve"> </w:t>
-      </w:r>
-      <w:r>
-        <w:rPr>
-          <w:rFonts w:ascii="Charis SIL Italic" w:hAnsi="Charis SIL Italic" w:eastAsia="Charis SIL Italic"/>
-          <w:b w:val="0"/>
-          <w:i w:val="0"/>
-          <w:color w:val="0000FF"/>
-          <w:sz w:val="24"/>
-          <w:u w:val="single"/>
-        </w:rPr>
-        <w:hyperlink r:id="rId28" w:history="1">
+        <w:hyperlink r:id="rId30" w:history="1">
           <w:r>
             <w:rPr>
               <w:rStyle w:val="Hyperlink"/>
@@ -4052,7 +4044,7 @@
           <w:sz w:val="24"/>
           <w:u w:val="single"/>
         </w:rPr>
-        <w:hyperlink r:id="rId28" w:history="1">
+        <w:hyperlink r:id="rId30" w:history="1">
           <w:r>
             <w:rPr>
               <w:rStyle w:val="Hyperlink"/>
@@ -4063,6 +4055,7 @@
       </w:r>
       <w:r>
         <w:rPr>
+          <w:u w:val="single" w:color="0000ff"/>
           <w:rFonts w:ascii="Charis SIL Italic" w:hAnsi="Charis SIL Italic" w:eastAsia="Charis SIL Italic"/>
           <w:b w:val="0"/>
           <w:i w:val="0"/>
@@ -4080,7 +4073,7 @@
           <w:sz w:val="24"/>
           <w:u w:val="single"/>
         </w:rPr>
-        <w:hyperlink r:id="rId28" w:history="1">
+        <w:hyperlink r:id="rId31" w:history="1">
           <w:r>
             <w:rPr>
               <w:rStyle w:val="Hyperlink"/>

--- a/EXPORTS/DOCX/published/niveau3/English/UniversityMus.docx
+++ b/EXPORTS/DOCX/published/niveau3/English/UniversityMus.docx
@@ -154,7 +154,7 @@
             <w:rPr>
               <w:rStyle w:val="Hyperlink"/>
             </w:rPr>
-            <w:t>scientif</w:t>
+            <w:t>scientifi</w:t>
           </w:r>
         </w:hyperlink>
       </w:r>
@@ -165,13 +165,36 @@
           <w:i w:val="0"/>
           <w:color w:val="0000FF"/>
           <w:sz w:val="24"/>
+          <w:u w:val="single"/>
+        </w:rPr>
+        <w:t>c</w:t>
+      </w:r>
+      <w:r>
+        <w:rPr>
+          <w:rFonts w:ascii="Charis SIL Italic" w:hAnsi="Charis SIL Italic" w:eastAsia="Charis SIL Italic"/>
+          <w:b w:val="0"/>
+          <w:i w:val="0"/>
+          <w:color w:val="0000FF"/>
+          <w:sz w:val="24"/>
+          <w:u w:val="single"/>
+        </w:rPr>
+        <w:t xml:space="preserve"> </w:t>
+      </w:r>
+      <w:r>
+        <w:rPr>
+          <w:rFonts w:ascii="Charis SIL Italic" w:hAnsi="Charis SIL Italic" w:eastAsia="Charis SIL Italic"/>
+          <w:b w:val="0"/>
+          <w:i w:val="0"/>
+          <w:color w:val="0000FF"/>
+          <w:sz w:val="24"/>
+          <w:u w:val="single"/>
         </w:rPr>
         <w:hyperlink r:id="rId9" w:history="1">
           <w:r>
             <w:rPr>
               <w:rStyle w:val="Hyperlink"/>
             </w:rPr>
-            <w:t>i</w:t>
+            <w:t>interes</w:t>
           </w:r>
         </w:hyperlink>
       </w:r>
@@ -182,38 +205,8 @@
           <w:i w:val="0"/>
           <w:color w:val="0000FF"/>
           <w:sz w:val="24"/>
-          <w:u w:val="single"/>
-        </w:rPr>
-        <w:t>c</w:t>
-      </w:r>
-      <w:r>
-        <w:rPr>
-          <w:rFonts w:ascii="Charis SIL Italic" w:hAnsi="Charis SIL Italic" w:eastAsia="Charis SIL Italic"/>
-          <w:b w:val="0"/>
-          <w:i w:val="0"/>
-          <w:color w:val="0000FF"/>
-          <w:sz w:val="24"/>
-          <w:u w:val="single"/>
-        </w:rPr>
-        <w:t xml:space="preserve"> </w:t>
-      </w:r>
-      <w:r>
-        <w:rPr>
-          <w:rFonts w:ascii="Charis SIL Italic" w:hAnsi="Charis SIL Italic" w:eastAsia="Charis SIL Italic"/>
-          <w:b w:val="0"/>
-          <w:i w:val="0"/>
-          <w:color w:val="0000FF"/>
-          <w:sz w:val="24"/>
-          <w:u w:val="single"/>
-        </w:rPr>
-        <w:hyperlink r:id="rId9" w:history="1">
-          <w:r>
-            <w:rPr>
-              <w:rStyle w:val="Hyperlink"/>
-            </w:rPr>
-            <w:t>interest</w:t>
-          </w:r>
-        </w:hyperlink>
+        </w:rPr>
+        <w:t>t</w:t>
       </w:r>
       <w:r>
         <w:rPr>
@@ -1792,8 +1785,16 @@
           <w:i w:val="0"/>
           <w:color w:val="0000FF"/>
           <w:sz w:val="24"/>
-        </w:rPr>
-        <w:t>a</w:t>
+          <w:u w:val="single"/>
+        </w:rPr>
+        <w:hyperlink r:id="rId18" w:history="1">
+          <w:r>
+            <w:rPr>
+              <w:rStyle w:val="Hyperlink"/>
+            </w:rPr>
+            <w:t>a</w:t>
+          </w:r>
+        </w:hyperlink>
       </w:r>
       <w:r>
         <w:rPr>
@@ -1804,7 +1805,7 @@
           <w:sz w:val="24"/>
           <w:u w:val="single"/>
         </w:rPr>
-        <w:hyperlink r:id="rId15" w:history="1">
+        <w:hyperlink r:id="rId18" w:history="1">
           <w:r>
             <w:rPr>
               <w:rStyle w:val="Hyperlink"/>
@@ -1833,7 +1834,7 @@
           <w:sz w:val="24"/>
           <w:u w:val="single"/>
         </w:rPr>
-        <w:hyperlink r:id="rId15" w:history="1">
+        <w:hyperlink r:id="rId18" w:history="1">
           <w:r>
             <w:rPr>
               <w:rStyle w:val="Hyperlink"/>
@@ -1851,7 +1852,7 @@
           <w:sz w:val="24"/>
           <w:u w:val="single"/>
         </w:rPr>
-        <w:hyperlink r:id="rId15" w:history="1">
+        <w:hyperlink r:id="rId18" w:history="1">
           <w:r>
             <w:rPr>
               <w:rStyle w:val="Hyperlink"/>
@@ -3202,7 +3203,6 @@
       </w:r>
       <w:r>
         <w:rPr>
-          <w:u w:val="single" w:color="0000ff"/>
           <w:rFonts w:ascii="Charis SIL Italic" w:hAnsi="Charis SIL Italic" w:eastAsia="Charis SIL Italic"/>
           <w:b w:val="0"/>
           <w:i w:val="0"/>
@@ -4015,7 +4015,7 @@
           <w:sz w:val="24"/>
           <w:u w:val="single"/>
         </w:rPr>
-        <w:hyperlink r:id="rId30" w:history="1">
+        <w:hyperlink r:id="rId28" w:history="1">
           <w:r>
             <w:rPr>
               <w:rStyle w:val="Hyperlink"/>
@@ -4044,7 +4044,7 @@
           <w:sz w:val="24"/>
           <w:u w:val="single"/>
         </w:rPr>
-        <w:hyperlink r:id="rId30" w:history="1">
+        <w:hyperlink r:id="rId28" w:history="1">
           <w:r>
             <w:rPr>
               <w:rStyle w:val="Hyperlink"/>
@@ -4062,7 +4062,14 @@
           <w:color w:val="000000"/>
           <w:sz w:val="24"/>
         </w:rPr>
-        <w:t xml:space="preserve">, </w:t>
+        <w:hyperlink r:id="rId28" w:history="1">
+          <w:r>
+            <w:rPr>
+              <w:rStyle w:val="Hyperlink"/>
+            </w:rPr>
+            <w:t xml:space="preserve">, </w:t>
+          </w:r>
+        </w:hyperlink>
       </w:r>
       <w:r>
         <w:rPr>
@@ -4073,7 +4080,7 @@
           <w:sz w:val="24"/>
           <w:u w:val="single"/>
         </w:rPr>
-        <w:hyperlink r:id="rId31" w:history="1">
+        <w:hyperlink r:id="rId28" w:history="1">
           <w:r>
             <w:rPr>
               <w:rStyle w:val="Hyperlink"/>
@@ -4721,60 +4728,13 @@
       </w:r>
       <w:r>
         <w:rPr>
-          <w:u w:val="single" w:color="0000ff"/>
-          <w:rFonts w:ascii="Charis SIL Italic" w:hAnsi="Charis SIL Italic" w:eastAsia="Charis SIL Italic"/>
-          <w:b w:val="0"/>
-          <w:i w:val="0"/>
-          <w:color w:val="000000"/>
-          <w:sz w:val="24"/>
-        </w:rPr>
-        <w:hyperlink r:id="rId34" w:history="1">
-          <w:r>
-            <w:rPr>
-              <w:rStyle w:val="Hyperlink"/>
-            </w:rPr>
-            <w:t>for the</w:t>
-          </w:r>
-        </w:hyperlink>
-      </w:r>
-      <w:r>
-        <w:rPr>
-          <w:u w:val="single" w:color="0000ff"/>
-          <w:rFonts w:ascii="Charis SIL Italic" w:hAnsi="Charis SIL Italic" w:eastAsia="Charis SIL Italic"/>
-          <w:b w:val="0"/>
-          <w:i w:val="0"/>
-          <w:color w:val="000000"/>
-          <w:sz w:val="24"/>
-        </w:rPr>
-        <w:t xml:space="preserve"> </w:t>
-      </w:r>
-      <w:r>
-        <w:rPr>
-          <w:u w:val="single" w:color="0000ff"/>
-          <w:rFonts w:ascii="Charis SIL Italic" w:hAnsi="Charis SIL Italic" w:eastAsia="Charis SIL Italic"/>
-          <w:b w:val="0"/>
-          <w:i w:val="0"/>
-          <w:color w:val="000000"/>
-          <w:sz w:val="24"/>
-        </w:rPr>
-        <w:hyperlink r:id="rId34" w:history="1">
-          <w:r>
-            <w:rPr>
-              <w:rStyle w:val="Hyperlink"/>
-            </w:rPr>
-            <w:t>resea</w:t>
-          </w:r>
-        </w:hyperlink>
-      </w:r>
-      <w:r>
-        <w:rPr>
-          <w:rFonts w:ascii="Charis SIL Italic" w:hAnsi="Charis SIL Italic" w:eastAsia="Charis SIL Italic"/>
-          <w:b w:val="0"/>
-          <w:i w:val="0"/>
-          <w:color w:val="000000"/>
-          <w:sz w:val="24"/>
-        </w:rPr>
-        <w:t xml:space="preserve">rch of physical anthropologist </w:t>
+          <w:rFonts w:ascii="Charis SIL Italic" w:hAnsi="Charis SIL Italic" w:eastAsia="Charis SIL Italic"/>
+          <w:b w:val="0"/>
+          <w:i w:val="0"/>
+          <w:color w:val="000000"/>
+          <w:sz w:val="24"/>
+        </w:rPr>
+        <w:t xml:space="preserve">for the research of physical anthropologist </w:t>
       </w:r>
       <w:r>
         <w:rPr>
@@ -5227,6 +5187,7 @@
       </w:r>
       <w:r>
         <w:rPr>
+          <w:u w:val="single" w:color="0000ff"/>
           <w:rFonts w:ascii="Charis SIL Italic" w:hAnsi="Charis SIL Italic" w:eastAsia="Charis SIL Italic"/>
           <w:b w:val="0"/>
           <w:i w:val="0"/>
@@ -5237,24 +5198,13 @@
       </w:r>
       <w:r>
         <w:rPr>
-          <w:u w:val="single" w:color="0000ff"/>
-          <w:rFonts w:ascii="Charis SIL Italic" w:hAnsi="Charis SIL Italic" w:eastAsia="Charis SIL Italic"/>
-          <w:b w:val="0"/>
-          <w:i w:val="0"/>
-          <w:color w:val="000000"/>
-          <w:sz w:val="24"/>
-        </w:rPr>
-        <w:t>r</w:t>
-      </w:r>
-      <w:r>
-        <w:rPr>
-          <w:rFonts w:ascii="Charis SIL Italic" w:hAnsi="Charis SIL Italic" w:eastAsia="Charis SIL Italic"/>
-          <w:b w:val="0"/>
-          <w:i w:val="0"/>
-          <w:color w:val="000000"/>
-          <w:sz w:val="24"/>
-        </w:rPr>
-        <w:t xml:space="preserve">st professor of art history and modern languages at the UvA, the museum </w:t>
+          <w:rFonts w:ascii="Charis SIL Italic" w:hAnsi="Charis SIL Italic" w:eastAsia="Charis SIL Italic"/>
+          <w:b w:val="0"/>
+          <w:i w:val="0"/>
+          <w:color w:val="000000"/>
+          <w:sz w:val="24"/>
+        </w:rPr>
+        <w:t xml:space="preserve">rst professor of art history and modern languages at the UvA, the museum </w:t>
       </w:r>
       <w:r>
         <w:rPr>

--- a/EXPORTS/DOCX/published/niveau3/English/UniversityMus.docx
+++ b/EXPORTS/DOCX/published/niveau3/English/UniversityMus.docx
@@ -154,7 +154,7 @@
             <w:rPr>
               <w:rStyle w:val="Hyperlink"/>
             </w:rPr>
-            <w:t>scientifi</w:t>
+            <w:t>scientif</w:t>
           </w:r>
         </w:hyperlink>
       </w:r>
@@ -165,36 +165,13 @@
           <w:i w:val="0"/>
           <w:color w:val="0000FF"/>
           <w:sz w:val="24"/>
-          <w:u w:val="single"/>
-        </w:rPr>
-        <w:t>c</w:t>
-      </w:r>
-      <w:r>
-        <w:rPr>
-          <w:rFonts w:ascii="Charis SIL Italic" w:hAnsi="Charis SIL Italic" w:eastAsia="Charis SIL Italic"/>
-          <w:b w:val="0"/>
-          <w:i w:val="0"/>
-          <w:color w:val="0000FF"/>
-          <w:sz w:val="24"/>
-          <w:u w:val="single"/>
-        </w:rPr>
-        <w:t xml:space="preserve"> </w:t>
-      </w:r>
-      <w:r>
-        <w:rPr>
-          <w:rFonts w:ascii="Charis SIL Italic" w:hAnsi="Charis SIL Italic" w:eastAsia="Charis SIL Italic"/>
-          <w:b w:val="0"/>
-          <w:i w:val="0"/>
-          <w:color w:val="0000FF"/>
-          <w:sz w:val="24"/>
-          <w:u w:val="single"/>
         </w:rPr>
         <w:hyperlink r:id="rId9" w:history="1">
           <w:r>
             <w:rPr>
               <w:rStyle w:val="Hyperlink"/>
             </w:rPr>
-            <w:t>interes</w:t>
+            <w:t>i</w:t>
           </w:r>
         </w:hyperlink>
       </w:r>
@@ -205,8 +182,38 @@
           <w:i w:val="0"/>
           <w:color w:val="0000FF"/>
           <w:sz w:val="24"/>
-        </w:rPr>
-        <w:t>t</w:t>
+          <w:u w:val="single"/>
+        </w:rPr>
+        <w:t>c</w:t>
+      </w:r>
+      <w:r>
+        <w:rPr>
+          <w:rFonts w:ascii="Charis SIL Italic" w:hAnsi="Charis SIL Italic" w:eastAsia="Charis SIL Italic"/>
+          <w:b w:val="0"/>
+          <w:i w:val="0"/>
+          <w:color w:val="0000FF"/>
+          <w:sz w:val="24"/>
+          <w:u w:val="single"/>
+        </w:rPr>
+        <w:t xml:space="preserve"> </w:t>
+      </w:r>
+      <w:r>
+        <w:rPr>
+          <w:rFonts w:ascii="Charis SIL Italic" w:hAnsi="Charis SIL Italic" w:eastAsia="Charis SIL Italic"/>
+          <w:b w:val="0"/>
+          <w:i w:val="0"/>
+          <w:color w:val="0000FF"/>
+          <w:sz w:val="24"/>
+          <w:u w:val="single"/>
+        </w:rPr>
+        <w:hyperlink r:id="rId9" w:history="1">
+          <w:r>
+            <w:rPr>
+              <w:rStyle w:val="Hyperlink"/>
+            </w:rPr>
+            <w:t>interest</w:t>
+          </w:r>
+        </w:hyperlink>
       </w:r>
       <w:r>
         <w:rPr>
@@ -1785,27 +1792,19 @@
           <w:i w:val="0"/>
           <w:color w:val="0000FF"/>
           <w:sz w:val="24"/>
+        </w:rPr>
+        <w:t>a</w:t>
+      </w:r>
+      <w:r>
+        <w:rPr>
+          <w:rFonts w:ascii="Charis SIL Italic" w:hAnsi="Charis SIL Italic" w:eastAsia="Charis SIL Italic"/>
+          <w:b w:val="0"/>
+          <w:i w:val="0"/>
+          <w:color w:val="0000FF"/>
+          <w:sz w:val="24"/>
           <w:u w:val="single"/>
         </w:rPr>
-        <w:hyperlink r:id="rId18" w:history="1">
-          <w:r>
-            <w:rPr>
-              <w:rStyle w:val="Hyperlink"/>
-            </w:rPr>
-            <w:t>a</w:t>
-          </w:r>
-        </w:hyperlink>
-      </w:r>
-      <w:r>
-        <w:rPr>
-          <w:rFonts w:ascii="Charis SIL Italic" w:hAnsi="Charis SIL Italic" w:eastAsia="Charis SIL Italic"/>
-          <w:b w:val="0"/>
-          <w:i w:val="0"/>
-          <w:color w:val="0000FF"/>
-          <w:sz w:val="24"/>
-          <w:u w:val="single"/>
-        </w:rPr>
-        <w:hyperlink r:id="rId18" w:history="1">
+        <w:hyperlink r:id="rId15" w:history="1">
           <w:r>
             <w:rPr>
               <w:rStyle w:val="Hyperlink"/>
@@ -1834,7 +1833,7 @@
           <w:sz w:val="24"/>
           <w:u w:val="single"/>
         </w:rPr>
-        <w:hyperlink r:id="rId18" w:history="1">
+        <w:hyperlink r:id="rId15" w:history="1">
           <w:r>
             <w:rPr>
               <w:rStyle w:val="Hyperlink"/>
@@ -1852,7 +1851,7 @@
           <w:sz w:val="24"/>
           <w:u w:val="single"/>
         </w:rPr>
-        <w:hyperlink r:id="rId18" w:history="1">
+        <w:hyperlink r:id="rId15" w:history="1">
           <w:r>
             <w:rPr>
               <w:rStyle w:val="Hyperlink"/>
@@ -3203,6 +3202,7 @@
       </w:r>
       <w:r>
         <w:rPr>
+          <w:u w:val="single" w:color="0000ff"/>
           <w:rFonts w:ascii="Charis SIL Italic" w:hAnsi="Charis SIL Italic" w:eastAsia="Charis SIL Italic"/>
           <w:b w:val="0"/>
           <w:i w:val="0"/>
@@ -3987,24 +3987,7 @@
           <w:sz w:val="24"/>
           <w:u w:val="single"/>
         </w:rPr>
-        <w:hyperlink r:id="rId30" w:history="1">
-          <w:r>
-            <w:rPr>
-              <w:rStyle w:val="Hyperlink"/>
-            </w:rPr>
-            <w:t>and</w:t>
-          </w:r>
-        </w:hyperlink>
-      </w:r>
-      <w:r>
-        <w:rPr>
-          <w:rFonts w:ascii="Charis SIL Italic" w:hAnsi="Charis SIL Italic" w:eastAsia="Charis SIL Italic"/>
-          <w:b w:val="0"/>
-          <w:i w:val="0"/>
-          <w:color w:val="0000FF"/>
-          <w:sz w:val="24"/>
-        </w:rPr>
-        <w:t xml:space="preserve"> </w:t>
+        <w:t xml:space="preserve">and </w:t>
       </w:r>
       <w:r>
         <w:rPr>
@@ -4728,13 +4711,60 @@
       </w:r>
       <w:r>
         <w:rPr>
-          <w:rFonts w:ascii="Charis SIL Italic" w:hAnsi="Charis SIL Italic" w:eastAsia="Charis SIL Italic"/>
-          <w:b w:val="0"/>
-          <w:i w:val="0"/>
-          <w:color w:val="000000"/>
-          <w:sz w:val="24"/>
-        </w:rPr>
-        <w:t xml:space="preserve">for the research of physical anthropologist </w:t>
+          <w:u w:val="single" w:color="0000ff"/>
+          <w:rFonts w:ascii="Charis SIL Italic" w:hAnsi="Charis SIL Italic" w:eastAsia="Charis SIL Italic"/>
+          <w:b w:val="0"/>
+          <w:i w:val="0"/>
+          <w:color w:val="000000"/>
+          <w:sz w:val="24"/>
+        </w:rPr>
+        <w:hyperlink r:id="rId34" w:history="1">
+          <w:r>
+            <w:rPr>
+              <w:rStyle w:val="Hyperlink"/>
+            </w:rPr>
+            <w:t>for the</w:t>
+          </w:r>
+        </w:hyperlink>
+      </w:r>
+      <w:r>
+        <w:rPr>
+          <w:u w:val="single" w:color="0000ff"/>
+          <w:rFonts w:ascii="Charis SIL Italic" w:hAnsi="Charis SIL Italic" w:eastAsia="Charis SIL Italic"/>
+          <w:b w:val="0"/>
+          <w:i w:val="0"/>
+          <w:color w:val="000000"/>
+          <w:sz w:val="24"/>
+        </w:rPr>
+        <w:t xml:space="preserve"> </w:t>
+      </w:r>
+      <w:r>
+        <w:rPr>
+          <w:u w:val="single" w:color="0000ff"/>
+          <w:rFonts w:ascii="Charis SIL Italic" w:hAnsi="Charis SIL Italic" w:eastAsia="Charis SIL Italic"/>
+          <w:b w:val="0"/>
+          <w:i w:val="0"/>
+          <w:color w:val="000000"/>
+          <w:sz w:val="24"/>
+        </w:rPr>
+        <w:hyperlink r:id="rId34" w:history="1">
+          <w:r>
+            <w:rPr>
+              <w:rStyle w:val="Hyperlink"/>
+            </w:rPr>
+            <w:t>resea</w:t>
+          </w:r>
+        </w:hyperlink>
+      </w:r>
+      <w:r>
+        <w:rPr>
+          <w:rFonts w:ascii="Charis SIL Italic" w:hAnsi="Charis SIL Italic" w:eastAsia="Charis SIL Italic"/>
+          <w:b w:val="0"/>
+          <w:i w:val="0"/>
+          <w:color w:val="000000"/>
+          <w:sz w:val="24"/>
+        </w:rPr>
+        <w:t xml:space="preserve">rch of physical anthropologist </w:t>
       </w:r>
       <w:r>
         <w:rPr>
@@ -5187,6 +5217,16 @@
       </w:r>
       <w:r>
         <w:rPr>
+          <w:rFonts w:ascii="Charis SIL Italic" w:hAnsi="Charis SIL Italic" w:eastAsia="Charis SIL Italic"/>
+          <w:b w:val="0"/>
+          <w:i w:val="0"/>
+          <w:color w:val="000000"/>
+          <w:sz w:val="24"/>
+        </w:rPr>
+        <w:t>i</w:t>
+      </w:r>
+      <w:r>
+        <w:rPr>
           <w:u w:val="single" w:color="0000ff"/>
           <w:rFonts w:ascii="Charis SIL Italic" w:hAnsi="Charis SIL Italic" w:eastAsia="Charis SIL Italic"/>
           <w:b w:val="0"/>
@@ -5194,17 +5234,17 @@
           <w:color w:val="000000"/>
           <w:sz w:val="24"/>
         </w:rPr>
-        <w:t>i</w:t>
-      </w:r>
-      <w:r>
-        <w:rPr>
-          <w:rFonts w:ascii="Charis SIL Italic" w:hAnsi="Charis SIL Italic" w:eastAsia="Charis SIL Italic"/>
-          <w:b w:val="0"/>
-          <w:i w:val="0"/>
-          <w:color w:val="000000"/>
-          <w:sz w:val="24"/>
-        </w:rPr>
-        <w:t xml:space="preserve">rst professor of art history and modern languages at the UvA, the museum </w:t>
+        <w:t>r</w:t>
+      </w:r>
+      <w:r>
+        <w:rPr>
+          <w:rFonts w:ascii="Charis SIL Italic" w:hAnsi="Charis SIL Italic" w:eastAsia="Charis SIL Italic"/>
+          <w:b w:val="0"/>
+          <w:i w:val="0"/>
+          <w:color w:val="000000"/>
+          <w:sz w:val="24"/>
+        </w:rPr>
+        <w:t xml:space="preserve">st professor of art history and modern languages at the UvA, the museum </w:t>
       </w:r>
       <w:r>
         <w:rPr>
@@ -6465,36 +6505,7 @@
           <w:color w:val="000000"/>
           <w:sz w:val="24"/>
         </w:rPr>
-        <w:t>The institutional archives can be consulted a</w:t>
-      </w:r>
-      <w:r>
-        <w:rPr>
-          <w:u w:val="single" w:color="0000ff"/>
-          <w:rFonts w:ascii="Charis SIL Italic" w:hAnsi="Charis SIL Italic" w:eastAsia="Charis SIL Italic"/>
-          <w:b w:val="0"/>
-          <w:i w:val="0"/>
-          <w:color w:val="000000"/>
-          <w:sz w:val="24"/>
-        </w:rPr>
-        <w:hyperlink r:id="rId47" w:history="1">
-          <w:r>
-            <w:rPr>
-              <w:rStyle w:val="Hyperlink"/>
-            </w:rPr>
-            <w:t>t the</w:t>
-          </w:r>
-        </w:hyperlink>
-      </w:r>
-      <w:r>
-        <w:rPr>
-          <w:u w:val="single" w:color="0000ff"/>
-          <w:rFonts w:ascii="Charis SIL Italic" w:hAnsi="Charis SIL Italic" w:eastAsia="Charis SIL Italic"/>
-          <w:b w:val="0"/>
-          <w:i w:val="0"/>
-          <w:color w:val="000000"/>
-          <w:sz w:val="24"/>
-        </w:rPr>
-        <w:t xml:space="preserve"> </w:t>
+        <w:t xml:space="preserve">The institutional archives can be consulted at the </w:t>
       </w:r>
       <w:r>
         <w:rPr>
@@ -7174,7 +7185,7 @@
           <w:sz w:val="24"/>
           <w:u w:val="single"/>
         </w:rPr>
-        <w:t>Scientific research in co</w:t>
+        <w:t>Scientific research in col</w:t>
       </w:r>
       <w:r>
         <w:rPr>
@@ -7185,7 +7196,7 @@
           <w:sz w:val="24"/>
           <w:u w:val="single"/>
         </w:rPr>
-        <w:t>l</w:t>
+        <w:t>onised territorie</w:t>
       </w:r>
       <w:r>
         <w:rPr>
@@ -7194,9 +7205,8 @@
           <w:i w:val="0"/>
           <w:color w:val="0000FF"/>
           <w:sz w:val="24"/>
-          <w:u w:val="single"/>
-        </w:rPr>
-        <w:t>onised territories</w:t>
+        </w:rPr>
+        <w:t>s</w:t>
       </w:r>
       <w:r>
         <w:br/>

--- a/EXPORTS/DOCX/published/niveau3/English/UniversityMus.docx
+++ b/EXPORTS/DOCX/published/niveau3/English/UniversityMus.docx
@@ -546,39 +546,13 @@
       </w:r>
       <w:r>
         <w:rPr>
-          <w:u w:val="single" w:color="0000ff"/>
-          <w:rFonts w:ascii="Charis SIL Italic" w:hAnsi="Charis SIL Italic" w:eastAsia="Charis SIL Italic"/>
-          <w:b w:val="0"/>
-          <w:i w:val="0"/>
-          <w:color w:val="000000"/>
-          <w:sz w:val="24"/>
-        </w:rPr>
-        <w:hyperlink r:id="rId10" w:history="1">
-          <w:r>
-            <w:rPr>
-              <w:rStyle w:val="Hyperlink"/>
-            </w:rPr>
-            <w:t>d</w:t>
-          </w:r>
-        </w:hyperlink>
-      </w:r>
-      <w:r>
-        <w:rPr>
-          <w:u w:val="single" w:color="0000ff"/>
-          <w:rFonts w:ascii="Charis SIL Italic" w:hAnsi="Charis SIL Italic" w:eastAsia="Charis SIL Italic"/>
-          <w:b w:val="0"/>
-          <w:i w:val="0"/>
-          <w:color w:val="000000"/>
-          <w:sz w:val="24"/>
-        </w:rPr>
-        <w:hyperlink r:id="rId10" w:history="1">
-          <w:r>
-            <w:rPr>
-              <w:rStyle w:val="Hyperlink"/>
-            </w:rPr>
-            <w:t>us van der</w:t>
-          </w:r>
-        </w:hyperlink>
+          <w:rFonts w:ascii="Charis SIL Italic" w:hAnsi="Charis SIL Italic" w:eastAsia="Charis SIL Italic"/>
+          <w:b w:val="0"/>
+          <w:i w:val="0"/>
+          <w:color w:val="000000"/>
+          <w:sz w:val="24"/>
+        </w:rPr>
+        <w:t>dus van der</w:t>
       </w:r>
       <w:r>
         <w:rPr>
@@ -1792,6 +1766,7 @@
           <w:i w:val="0"/>
           <w:color w:val="0000FF"/>
           <w:sz w:val="24"/>
+          <w:u w:val="single"/>
         </w:rPr>
         <w:t>a</w:t>
       </w:r>
@@ -3202,7 +3177,6 @@
       </w:r>
       <w:r>
         <w:rPr>
-          <w:u w:val="single" w:color="0000ff"/>
           <w:rFonts w:ascii="Charis SIL Italic" w:hAnsi="Charis SIL Italic" w:eastAsia="Charis SIL Italic"/>
           <w:b w:val="0"/>
           <w:i w:val="0"/>
@@ -3987,7 +3961,25 @@
           <w:sz w:val="24"/>
           <w:u w:val="single"/>
         </w:rPr>
-        <w:t xml:space="preserve">and </w:t>
+        <w:hyperlink r:id="rId30" w:history="1">
+          <w:r>
+            <w:rPr>
+              <w:rStyle w:val="Hyperlink"/>
+            </w:rPr>
+            <w:t>and</w:t>
+          </w:r>
+        </w:hyperlink>
+      </w:r>
+      <w:r>
+        <w:rPr>
+          <w:rFonts w:ascii="Charis SIL Italic" w:hAnsi="Charis SIL Italic" w:eastAsia="Charis SIL Italic"/>
+          <w:b w:val="0"/>
+          <w:i w:val="0"/>
+          <w:color w:val="0000FF"/>
+          <w:sz w:val="24"/>
+          <w:u w:val="single"/>
+        </w:rPr>
+        <w:t xml:space="preserve"> </w:t>
       </w:r>
       <w:r>
         <w:rPr>
@@ -4038,21 +4030,13 @@
       </w:r>
       <w:r>
         <w:rPr>
-          <w:u w:val="single" w:color="0000ff"/>
-          <w:rFonts w:ascii="Charis SIL Italic" w:hAnsi="Charis SIL Italic" w:eastAsia="Charis SIL Italic"/>
-          <w:b w:val="0"/>
-          <w:i w:val="0"/>
-          <w:color w:val="000000"/>
-          <w:sz w:val="24"/>
-        </w:rPr>
-        <w:hyperlink r:id="rId28" w:history="1">
-          <w:r>
-            <w:rPr>
-              <w:rStyle w:val="Hyperlink"/>
-            </w:rPr>
-            <w:t xml:space="preserve">, </w:t>
-          </w:r>
-        </w:hyperlink>
+          <w:rFonts w:ascii="Charis SIL Italic" w:hAnsi="Charis SIL Italic" w:eastAsia="Charis SIL Italic"/>
+          <w:b w:val="0"/>
+          <w:i w:val="0"/>
+          <w:color w:val="000000"/>
+          <w:sz w:val="24"/>
+        </w:rPr>
+        <w:t xml:space="preserve">, </w:t>
       </w:r>
       <w:r>
         <w:rPr>
@@ -4711,60 +4695,13 @@
       </w:r>
       <w:r>
         <w:rPr>
-          <w:u w:val="single" w:color="0000ff"/>
-          <w:rFonts w:ascii="Charis SIL Italic" w:hAnsi="Charis SIL Italic" w:eastAsia="Charis SIL Italic"/>
-          <w:b w:val="0"/>
-          <w:i w:val="0"/>
-          <w:color w:val="000000"/>
-          <w:sz w:val="24"/>
-        </w:rPr>
-        <w:hyperlink r:id="rId34" w:history="1">
-          <w:r>
-            <w:rPr>
-              <w:rStyle w:val="Hyperlink"/>
-            </w:rPr>
-            <w:t>for the</w:t>
-          </w:r>
-        </w:hyperlink>
-      </w:r>
-      <w:r>
-        <w:rPr>
-          <w:u w:val="single" w:color="0000ff"/>
-          <w:rFonts w:ascii="Charis SIL Italic" w:hAnsi="Charis SIL Italic" w:eastAsia="Charis SIL Italic"/>
-          <w:b w:val="0"/>
-          <w:i w:val="0"/>
-          <w:color w:val="000000"/>
-          <w:sz w:val="24"/>
-        </w:rPr>
-        <w:t xml:space="preserve"> </w:t>
-      </w:r>
-      <w:r>
-        <w:rPr>
-          <w:u w:val="single" w:color="0000ff"/>
-          <w:rFonts w:ascii="Charis SIL Italic" w:hAnsi="Charis SIL Italic" w:eastAsia="Charis SIL Italic"/>
-          <w:b w:val="0"/>
-          <w:i w:val="0"/>
-          <w:color w:val="000000"/>
-          <w:sz w:val="24"/>
-        </w:rPr>
-        <w:hyperlink r:id="rId34" w:history="1">
-          <w:r>
-            <w:rPr>
-              <w:rStyle w:val="Hyperlink"/>
-            </w:rPr>
-            <w:t>resea</w:t>
-          </w:r>
-        </w:hyperlink>
-      </w:r>
-      <w:r>
-        <w:rPr>
-          <w:rFonts w:ascii="Charis SIL Italic" w:hAnsi="Charis SIL Italic" w:eastAsia="Charis SIL Italic"/>
-          <w:b w:val="0"/>
-          <w:i w:val="0"/>
-          <w:color w:val="000000"/>
-          <w:sz w:val="24"/>
-        </w:rPr>
-        <w:t xml:space="preserve">rch of physical anthropologist </w:t>
+          <w:rFonts w:ascii="Charis SIL Italic" w:hAnsi="Charis SIL Italic" w:eastAsia="Charis SIL Italic"/>
+          <w:b w:val="0"/>
+          <w:i w:val="0"/>
+          <w:color w:val="000000"/>
+          <w:sz w:val="24"/>
+        </w:rPr>
+        <w:t xml:space="preserve">for the research of physical anthropologist </w:t>
       </w:r>
       <w:r>
         <w:rPr>
@@ -5217,6 +5154,7 @@
       </w:r>
       <w:r>
         <w:rPr>
+          <w:u w:val="single" w:color="0000ff"/>
           <w:rFonts w:ascii="Charis SIL Italic" w:hAnsi="Charis SIL Italic" w:eastAsia="Charis SIL Italic"/>
           <w:b w:val="0"/>
           <w:i w:val="0"/>
@@ -5227,24 +5165,13 @@
       </w:r>
       <w:r>
         <w:rPr>
-          <w:u w:val="single" w:color="0000ff"/>
-          <w:rFonts w:ascii="Charis SIL Italic" w:hAnsi="Charis SIL Italic" w:eastAsia="Charis SIL Italic"/>
-          <w:b w:val="0"/>
-          <w:i w:val="0"/>
-          <w:color w:val="000000"/>
-          <w:sz w:val="24"/>
-        </w:rPr>
-        <w:t>r</w:t>
-      </w:r>
-      <w:r>
-        <w:rPr>
-          <w:rFonts w:ascii="Charis SIL Italic" w:hAnsi="Charis SIL Italic" w:eastAsia="Charis SIL Italic"/>
-          <w:b w:val="0"/>
-          <w:i w:val="0"/>
-          <w:color w:val="000000"/>
-          <w:sz w:val="24"/>
-        </w:rPr>
-        <w:t xml:space="preserve">st professor of art history and modern languages at the UvA, the museum </w:t>
+          <w:rFonts w:ascii="Charis SIL Italic" w:hAnsi="Charis SIL Italic" w:eastAsia="Charis SIL Italic"/>
+          <w:b w:val="0"/>
+          <w:i w:val="0"/>
+          <w:color w:val="000000"/>
+          <w:sz w:val="24"/>
+        </w:rPr>
+        <w:t xml:space="preserve">rst professor of art history and modern languages at the UvA, the museum </w:t>
       </w:r>
       <w:r>
         <w:rPr>
@@ -6505,7 +6432,36 @@
           <w:color w:val="000000"/>
           <w:sz w:val="24"/>
         </w:rPr>
-        <w:t xml:space="preserve">The institutional archives can be consulted at the </w:t>
+        <w:t>The institutional archives can be consulted a</w:t>
+      </w:r>
+      <w:r>
+        <w:rPr>
+          <w:u w:val="single" w:color="0000ff"/>
+          <w:rFonts w:ascii="Charis SIL Italic" w:hAnsi="Charis SIL Italic" w:eastAsia="Charis SIL Italic"/>
+          <w:b w:val="0"/>
+          <w:i w:val="0"/>
+          <w:color w:val="000000"/>
+          <w:sz w:val="24"/>
+        </w:rPr>
+        <w:hyperlink r:id="rId47" w:history="1">
+          <w:r>
+            <w:rPr>
+              <w:rStyle w:val="Hyperlink"/>
+            </w:rPr>
+            <w:t>t the</w:t>
+          </w:r>
+        </w:hyperlink>
+      </w:r>
+      <w:r>
+        <w:rPr>
+          <w:u w:val="single" w:color="0000ff"/>
+          <w:rFonts w:ascii="Charis SIL Italic" w:hAnsi="Charis SIL Italic" w:eastAsia="Charis SIL Italic"/>
+          <w:b w:val="0"/>
+          <w:i w:val="0"/>
+          <w:color w:val="000000"/>
+          <w:sz w:val="24"/>
+        </w:rPr>
+        <w:t xml:space="preserve"> </w:t>
       </w:r>
       <w:r>
         <w:rPr>
@@ -7185,7 +7141,7 @@
           <w:sz w:val="24"/>
           <w:u w:val="single"/>
         </w:rPr>
-        <w:t>Scientific research in col</w:t>
+        <w:t>Scientific research in co</w:t>
       </w:r>
       <w:r>
         <w:rPr>
@@ -7196,7 +7152,7 @@
           <w:sz w:val="24"/>
           <w:u w:val="single"/>
         </w:rPr>
-        <w:t>onised territorie</w:t>
+        <w:t>l</w:t>
       </w:r>
       <w:r>
         <w:rPr>
@@ -7205,8 +7161,9 @@
           <w:i w:val="0"/>
           <w:color w:val="0000FF"/>
           <w:sz w:val="24"/>
-        </w:rPr>
-        <w:t>s</w:t>
+          <w:u w:val="single"/>
+        </w:rPr>
+        <w:t>onised territories</w:t>
       </w:r>
       <w:r>
         <w:br/>

--- a/EXPORTS/DOCX/published/niveau3/English/UniversityMus.docx
+++ b/EXPORTS/DOCX/published/niveau3/English/UniversityMus.docx
@@ -182,7 +182,6 @@
           <w:i w:val="0"/>
           <w:color w:val="0000FF"/>
           <w:sz w:val="24"/>
-          <w:u w:val="single"/>
         </w:rPr>
         <w:t>c</w:t>
       </w:r>
@@ -546,13 +545,39 @@
       </w:r>
       <w:r>
         <w:rPr>
-          <w:rFonts w:ascii="Charis SIL Italic" w:hAnsi="Charis SIL Italic" w:eastAsia="Charis SIL Italic"/>
-          <w:b w:val="0"/>
-          <w:i w:val="0"/>
-          <w:color w:val="000000"/>
-          <w:sz w:val="24"/>
-        </w:rPr>
-        <w:t>dus van der</w:t>
+          <w:u w:val="single" w:color="0000ff"/>
+          <w:rFonts w:ascii="Charis SIL Italic" w:hAnsi="Charis SIL Italic" w:eastAsia="Charis SIL Italic"/>
+          <w:b w:val="0"/>
+          <w:i w:val="0"/>
+          <w:color w:val="000000"/>
+          <w:sz w:val="24"/>
+        </w:rPr>
+        <w:hyperlink r:id="rId10" w:history="1">
+          <w:r>
+            <w:rPr>
+              <w:rStyle w:val="Hyperlink"/>
+            </w:rPr>
+            <w:t>d</w:t>
+          </w:r>
+        </w:hyperlink>
+      </w:r>
+      <w:r>
+        <w:rPr>
+          <w:u w:val="single" w:color="0000ff"/>
+          <w:rFonts w:ascii="Charis SIL Italic" w:hAnsi="Charis SIL Italic" w:eastAsia="Charis SIL Italic"/>
+          <w:b w:val="0"/>
+          <w:i w:val="0"/>
+          <w:color w:val="000000"/>
+          <w:sz w:val="24"/>
+        </w:rPr>
+        <w:hyperlink r:id="rId10" w:history="1">
+          <w:r>
+            <w:rPr>
+              <w:rStyle w:val="Hyperlink"/>
+            </w:rPr>
+            <w:t>us van der</w:t>
+          </w:r>
+        </w:hyperlink>
       </w:r>
       <w:r>
         <w:rPr>
@@ -1766,7 +1791,6 @@
           <w:i w:val="0"/>
           <w:color w:val="0000FF"/>
           <w:sz w:val="24"/>
-          <w:u w:val="single"/>
         </w:rPr>
         <w:t>a</w:t>
       </w:r>
@@ -3177,6 +3201,7 @@
       </w:r>
       <w:r>
         <w:rPr>
+          <w:u w:val="single" w:color="0000ff"/>
           <w:rFonts w:ascii="Charis SIL Italic" w:hAnsi="Charis SIL Italic" w:eastAsia="Charis SIL Italic"/>
           <w:b w:val="0"/>
           <w:i w:val="0"/>
@@ -4030,13 +4055,21 @@
       </w:r>
       <w:r>
         <w:rPr>
-          <w:rFonts w:ascii="Charis SIL Italic" w:hAnsi="Charis SIL Italic" w:eastAsia="Charis SIL Italic"/>
-          <w:b w:val="0"/>
-          <w:i w:val="0"/>
-          <w:color w:val="000000"/>
-          <w:sz w:val="24"/>
-        </w:rPr>
-        <w:t xml:space="preserve">, </w:t>
+          <w:u w:val="single" w:color="0000ff"/>
+          <w:rFonts w:ascii="Charis SIL Italic" w:hAnsi="Charis SIL Italic" w:eastAsia="Charis SIL Italic"/>
+          <w:b w:val="0"/>
+          <w:i w:val="0"/>
+          <w:color w:val="000000"/>
+          <w:sz w:val="24"/>
+        </w:rPr>
+        <w:hyperlink r:id="rId28" w:history="1">
+          <w:r>
+            <w:rPr>
+              <w:rStyle w:val="Hyperlink"/>
+            </w:rPr>
+            <w:t xml:space="preserve">, </w:t>
+          </w:r>
+        </w:hyperlink>
       </w:r>
       <w:r>
         <w:rPr>
@@ -4695,13 +4728,60 @@
       </w:r>
       <w:r>
         <w:rPr>
-          <w:rFonts w:ascii="Charis SIL Italic" w:hAnsi="Charis SIL Italic" w:eastAsia="Charis SIL Italic"/>
-          <w:b w:val="0"/>
-          <w:i w:val="0"/>
-          <w:color w:val="000000"/>
-          <w:sz w:val="24"/>
-        </w:rPr>
-        <w:t xml:space="preserve">for the research of physical anthropologist </w:t>
+          <w:u w:val="single" w:color="0000ff"/>
+          <w:rFonts w:ascii="Charis SIL Italic" w:hAnsi="Charis SIL Italic" w:eastAsia="Charis SIL Italic"/>
+          <w:b w:val="0"/>
+          <w:i w:val="0"/>
+          <w:color w:val="000000"/>
+          <w:sz w:val="24"/>
+        </w:rPr>
+        <w:hyperlink r:id="rId34" w:history="1">
+          <w:r>
+            <w:rPr>
+              <w:rStyle w:val="Hyperlink"/>
+            </w:rPr>
+            <w:t>for the</w:t>
+          </w:r>
+        </w:hyperlink>
+      </w:r>
+      <w:r>
+        <w:rPr>
+          <w:u w:val="single" w:color="0000ff"/>
+          <w:rFonts w:ascii="Charis SIL Italic" w:hAnsi="Charis SIL Italic" w:eastAsia="Charis SIL Italic"/>
+          <w:b w:val="0"/>
+          <w:i w:val="0"/>
+          <w:color w:val="000000"/>
+          <w:sz w:val="24"/>
+        </w:rPr>
+        <w:t xml:space="preserve"> </w:t>
+      </w:r>
+      <w:r>
+        <w:rPr>
+          <w:u w:val="single" w:color="0000ff"/>
+          <w:rFonts w:ascii="Charis SIL Italic" w:hAnsi="Charis SIL Italic" w:eastAsia="Charis SIL Italic"/>
+          <w:b w:val="0"/>
+          <w:i w:val="0"/>
+          <w:color w:val="000000"/>
+          <w:sz w:val="24"/>
+        </w:rPr>
+        <w:hyperlink r:id="rId34" w:history="1">
+          <w:r>
+            <w:rPr>
+              <w:rStyle w:val="Hyperlink"/>
+            </w:rPr>
+            <w:t>resea</w:t>
+          </w:r>
+        </w:hyperlink>
+      </w:r>
+      <w:r>
+        <w:rPr>
+          <w:rFonts w:ascii="Charis SIL Italic" w:hAnsi="Charis SIL Italic" w:eastAsia="Charis SIL Italic"/>
+          <w:b w:val="0"/>
+          <w:i w:val="0"/>
+          <w:color w:val="000000"/>
+          <w:sz w:val="24"/>
+        </w:rPr>
+        <w:t xml:space="preserve">rch of physical anthropologist </w:t>
       </w:r>
       <w:r>
         <w:rPr>
@@ -5154,6 +5234,16 @@
       </w:r>
       <w:r>
         <w:rPr>
+          <w:rFonts w:ascii="Charis SIL Italic" w:hAnsi="Charis SIL Italic" w:eastAsia="Charis SIL Italic"/>
+          <w:b w:val="0"/>
+          <w:i w:val="0"/>
+          <w:color w:val="000000"/>
+          <w:sz w:val="24"/>
+        </w:rPr>
+        <w:t>i</w:t>
+      </w:r>
+      <w:r>
+        <w:rPr>
           <w:u w:val="single" w:color="0000ff"/>
           <w:rFonts w:ascii="Charis SIL Italic" w:hAnsi="Charis SIL Italic" w:eastAsia="Charis SIL Italic"/>
           <w:b w:val="0"/>
@@ -5161,17 +5251,17 @@
           <w:color w:val="000000"/>
           <w:sz w:val="24"/>
         </w:rPr>
-        <w:t>i</w:t>
-      </w:r>
-      <w:r>
-        <w:rPr>
-          <w:rFonts w:ascii="Charis SIL Italic" w:hAnsi="Charis SIL Italic" w:eastAsia="Charis SIL Italic"/>
-          <w:b w:val="0"/>
-          <w:i w:val="0"/>
-          <w:color w:val="000000"/>
-          <w:sz w:val="24"/>
-        </w:rPr>
-        <w:t xml:space="preserve">rst professor of art history and modern languages at the UvA, the museum </w:t>
+        <w:t>r</w:t>
+      </w:r>
+      <w:r>
+        <w:rPr>
+          <w:rFonts w:ascii="Charis SIL Italic" w:hAnsi="Charis SIL Italic" w:eastAsia="Charis SIL Italic"/>
+          <w:b w:val="0"/>
+          <w:i w:val="0"/>
+          <w:color w:val="000000"/>
+          <w:sz w:val="24"/>
+        </w:rPr>
+        <w:t xml:space="preserve">st professor of art history and modern languages at the UvA, the museum </w:t>
       </w:r>
       <w:r>
         <w:rPr>
@@ -7141,7 +7231,7 @@
           <w:sz w:val="24"/>
           <w:u w:val="single"/>
         </w:rPr>
-        <w:t>Scientific research in co</w:t>
+        <w:t>Scientific research in col</w:t>
       </w:r>
       <w:r>
         <w:rPr>
@@ -7152,7 +7242,7 @@
           <w:sz w:val="24"/>
           <w:u w:val="single"/>
         </w:rPr>
-        <w:t>l</w:t>
+        <w:t>onised territorie</w:t>
       </w:r>
       <w:r>
         <w:rPr>
@@ -7161,9 +7251,8 @@
           <w:i w:val="0"/>
           <w:color w:val="0000FF"/>
           <w:sz w:val="24"/>
-          <w:u w:val="single"/>
-        </w:rPr>
-        <w:t>onised territories</w:t>
+        </w:rPr>
+        <w:t>s</w:t>
       </w:r>
       <w:r>
         <w:br/>

--- a/EXPORTS/DOCX/published/niveau3/English/UniversityMus.docx
+++ b/EXPORTS/DOCX/published/niveau3/English/UniversityMus.docx
@@ -154,7 +154,7 @@
             <w:rPr>
               <w:rStyle w:val="Hyperlink"/>
             </w:rPr>
-            <w:t>scientif</w:t>
+            <w:t>scientifi</w:t>
           </w:r>
         </w:hyperlink>
       </w:r>
@@ -165,13 +165,36 @@
           <w:i w:val="0"/>
           <w:color w:val="0000FF"/>
           <w:sz w:val="24"/>
+          <w:u w:val="single"/>
+        </w:rPr>
+        <w:t>c</w:t>
+      </w:r>
+      <w:r>
+        <w:rPr>
+          <w:rFonts w:ascii="Charis SIL Italic" w:hAnsi="Charis SIL Italic" w:eastAsia="Charis SIL Italic"/>
+          <w:b w:val="0"/>
+          <w:i w:val="0"/>
+          <w:color w:val="0000FF"/>
+          <w:sz w:val="24"/>
+          <w:u w:val="single"/>
+        </w:rPr>
+        <w:t xml:space="preserve"> </w:t>
+      </w:r>
+      <w:r>
+        <w:rPr>
+          <w:rFonts w:ascii="Charis SIL Italic" w:hAnsi="Charis SIL Italic" w:eastAsia="Charis SIL Italic"/>
+          <w:b w:val="0"/>
+          <w:i w:val="0"/>
+          <w:color w:val="0000FF"/>
+          <w:sz w:val="24"/>
+          <w:u w:val="single"/>
         </w:rPr>
         <w:hyperlink r:id="rId9" w:history="1">
           <w:r>
             <w:rPr>
               <w:rStyle w:val="Hyperlink"/>
             </w:rPr>
-            <w:t>i</w:t>
+            <w:t>interes</w:t>
           </w:r>
         </w:hyperlink>
       </w:r>
@@ -183,36 +206,7 @@
           <w:color w:val="0000FF"/>
           <w:sz w:val="24"/>
         </w:rPr>
-        <w:t>c</w:t>
-      </w:r>
-      <w:r>
-        <w:rPr>
-          <w:rFonts w:ascii="Charis SIL Italic" w:hAnsi="Charis SIL Italic" w:eastAsia="Charis SIL Italic"/>
-          <w:b w:val="0"/>
-          <w:i w:val="0"/>
-          <w:color w:val="0000FF"/>
-          <w:sz w:val="24"/>
-          <w:u w:val="single"/>
-        </w:rPr>
-        <w:t xml:space="preserve"> </w:t>
-      </w:r>
-      <w:r>
-        <w:rPr>
-          <w:rFonts w:ascii="Charis SIL Italic" w:hAnsi="Charis SIL Italic" w:eastAsia="Charis SIL Italic"/>
-          <w:b w:val="0"/>
-          <w:i w:val="0"/>
-          <w:color w:val="0000FF"/>
-          <w:sz w:val="24"/>
-          <w:u w:val="single"/>
-        </w:rPr>
-        <w:hyperlink r:id="rId9" w:history="1">
-          <w:r>
-            <w:rPr>
-              <w:rStyle w:val="Hyperlink"/>
-            </w:rPr>
-            <w:t>interest</w:t>
-          </w:r>
-        </w:hyperlink>
+        <w:t>t</w:t>
       </w:r>
       <w:r>
         <w:rPr>
@@ -3201,7 +3195,6 @@
       </w:r>
       <w:r>
         <w:rPr>
-          <w:u w:val="single" w:color="0000ff"/>
           <w:rFonts w:ascii="Charis SIL Italic" w:hAnsi="Charis SIL Italic" w:eastAsia="Charis SIL Italic"/>
           <w:b w:val="0"/>
           <w:i w:val="0"/>
@@ -4728,60 +4721,13 @@
       </w:r>
       <w:r>
         <w:rPr>
-          <w:u w:val="single" w:color="0000ff"/>
-          <w:rFonts w:ascii="Charis SIL Italic" w:hAnsi="Charis SIL Italic" w:eastAsia="Charis SIL Italic"/>
-          <w:b w:val="0"/>
-          <w:i w:val="0"/>
-          <w:color w:val="000000"/>
-          <w:sz w:val="24"/>
-        </w:rPr>
-        <w:hyperlink r:id="rId34" w:history="1">
-          <w:r>
-            <w:rPr>
-              <w:rStyle w:val="Hyperlink"/>
-            </w:rPr>
-            <w:t>for the</w:t>
-          </w:r>
-        </w:hyperlink>
-      </w:r>
-      <w:r>
-        <w:rPr>
-          <w:u w:val="single" w:color="0000ff"/>
-          <w:rFonts w:ascii="Charis SIL Italic" w:hAnsi="Charis SIL Italic" w:eastAsia="Charis SIL Italic"/>
-          <w:b w:val="0"/>
-          <w:i w:val="0"/>
-          <w:color w:val="000000"/>
-          <w:sz w:val="24"/>
-        </w:rPr>
-        <w:t xml:space="preserve"> </w:t>
-      </w:r>
-      <w:r>
-        <w:rPr>
-          <w:u w:val="single" w:color="0000ff"/>
-          <w:rFonts w:ascii="Charis SIL Italic" w:hAnsi="Charis SIL Italic" w:eastAsia="Charis SIL Italic"/>
-          <w:b w:val="0"/>
-          <w:i w:val="0"/>
-          <w:color w:val="000000"/>
-          <w:sz w:val="24"/>
-        </w:rPr>
-        <w:hyperlink r:id="rId34" w:history="1">
-          <w:r>
-            <w:rPr>
-              <w:rStyle w:val="Hyperlink"/>
-            </w:rPr>
-            <w:t>resea</w:t>
-          </w:r>
-        </w:hyperlink>
-      </w:r>
-      <w:r>
-        <w:rPr>
-          <w:rFonts w:ascii="Charis SIL Italic" w:hAnsi="Charis SIL Italic" w:eastAsia="Charis SIL Italic"/>
-          <w:b w:val="0"/>
-          <w:i w:val="0"/>
-          <w:color w:val="000000"/>
-          <w:sz w:val="24"/>
-        </w:rPr>
-        <w:t xml:space="preserve">rch of physical anthropologist </w:t>
+          <w:rFonts w:ascii="Charis SIL Italic" w:hAnsi="Charis SIL Italic" w:eastAsia="Charis SIL Italic"/>
+          <w:b w:val="0"/>
+          <w:i w:val="0"/>
+          <w:color w:val="000000"/>
+          <w:sz w:val="24"/>
+        </w:rPr>
+        <w:t xml:space="preserve">for the research of physical anthropologist </w:t>
       </w:r>
       <w:r>
         <w:rPr>
@@ -7231,7 +7177,7 @@
           <w:sz w:val="24"/>
           <w:u w:val="single"/>
         </w:rPr>
-        <w:t>Scientific research in col</w:t>
+        <w:t>Scientific research in co</w:t>
       </w:r>
       <w:r>
         <w:rPr>
@@ -7242,7 +7188,7 @@
           <w:sz w:val="24"/>
           <w:u w:val="single"/>
         </w:rPr>
-        <w:t>onised territorie</w:t>
+        <w:t>l</w:t>
       </w:r>
       <w:r>
         <w:rPr>
@@ -7251,8 +7197,9 @@
           <w:i w:val="0"/>
           <w:color w:val="0000FF"/>
           <w:sz w:val="24"/>
-        </w:rPr>
-        <w:t>s</w:t>
+          <w:u w:val="single"/>
+        </w:rPr>
+        <w:t>onised territories</w:t>
       </w:r>
       <w:r>
         <w:br/>

--- a/EXPORTS/DOCX/published/niveau3/English/UniversityMus.docx
+++ b/EXPORTS/DOCX/published/niveau3/English/UniversityMus.docx
@@ -3195,6 +3195,7 @@
       </w:r>
       <w:r>
         <w:rPr>
+          <w:u w:val="single" w:color="0000ff"/>
           <w:rFonts w:ascii="Charis SIL Italic" w:hAnsi="Charis SIL Italic" w:eastAsia="Charis SIL Italic"/>
           <w:b w:val="0"/>
           <w:i w:val="0"/>
@@ -4583,25 +4584,7 @@
           <w:color w:val="000000"/>
           <w:sz w:val="24"/>
         </w:rPr>
-        <w:t>r</w:t>
-      </w:r>
-      <w:r>
-        <w:rPr>
-          <w:u w:val="single" w:color="0000ff"/>
-          <w:rFonts w:ascii="Charis SIL Italic" w:hAnsi="Charis SIL Italic" w:eastAsia="Charis SIL Italic"/>
-          <w:b w:val="0"/>
-          <w:i w:val="0"/>
-          <w:color w:val="000000"/>
-          <w:sz w:val="24"/>
-        </w:rPr>
-        <w:hyperlink r:id="rId33" w:history="1">
-          <w:r>
-            <w:rPr>
-              <w:rStyle w:val="Hyperlink"/>
-            </w:rPr>
-            <w:t>oad collec</w:t>
-          </w:r>
-        </w:hyperlink>
+        <w:t>road collec</w:t>
       </w:r>
       <w:r>
         <w:rPr>
@@ -4721,13 +4704,60 @@
       </w:r>
       <w:r>
         <w:rPr>
-          <w:rFonts w:ascii="Charis SIL Italic" w:hAnsi="Charis SIL Italic" w:eastAsia="Charis SIL Italic"/>
-          <w:b w:val="0"/>
-          <w:i w:val="0"/>
-          <w:color w:val="000000"/>
-          <w:sz w:val="24"/>
-        </w:rPr>
-        <w:t xml:space="preserve">for the research of physical anthropologist </w:t>
+          <w:u w:val="single" w:color="0000ff"/>
+          <w:rFonts w:ascii="Charis SIL Italic" w:hAnsi="Charis SIL Italic" w:eastAsia="Charis SIL Italic"/>
+          <w:b w:val="0"/>
+          <w:i w:val="0"/>
+          <w:color w:val="000000"/>
+          <w:sz w:val="24"/>
+        </w:rPr>
+        <w:hyperlink r:id="rId34" w:history="1">
+          <w:r>
+            <w:rPr>
+              <w:rStyle w:val="Hyperlink"/>
+            </w:rPr>
+            <w:t>for the</w:t>
+          </w:r>
+        </w:hyperlink>
+      </w:r>
+      <w:r>
+        <w:rPr>
+          <w:u w:val="single" w:color="0000ff"/>
+          <w:rFonts w:ascii="Charis SIL Italic" w:hAnsi="Charis SIL Italic" w:eastAsia="Charis SIL Italic"/>
+          <w:b w:val="0"/>
+          <w:i w:val="0"/>
+          <w:color w:val="000000"/>
+          <w:sz w:val="24"/>
+        </w:rPr>
+        <w:t xml:space="preserve"> </w:t>
+      </w:r>
+      <w:r>
+        <w:rPr>
+          <w:u w:val="single" w:color="0000ff"/>
+          <w:rFonts w:ascii="Charis SIL Italic" w:hAnsi="Charis SIL Italic" w:eastAsia="Charis SIL Italic"/>
+          <w:b w:val="0"/>
+          <w:i w:val="0"/>
+          <w:color w:val="000000"/>
+          <w:sz w:val="24"/>
+        </w:rPr>
+        <w:hyperlink r:id="rId34" w:history="1">
+          <w:r>
+            <w:rPr>
+              <w:rStyle w:val="Hyperlink"/>
+            </w:rPr>
+            <w:t>resea</w:t>
+          </w:r>
+        </w:hyperlink>
+      </w:r>
+      <w:r>
+        <w:rPr>
+          <w:rFonts w:ascii="Charis SIL Italic" w:hAnsi="Charis SIL Italic" w:eastAsia="Charis SIL Italic"/>
+          <w:b w:val="0"/>
+          <w:i w:val="0"/>
+          <w:color w:val="000000"/>
+          <w:sz w:val="24"/>
+        </w:rPr>
+        <w:t xml:space="preserve">rch of physical anthropologist </w:t>
       </w:r>
       <w:r>
         <w:rPr>
@@ -5180,6 +5210,7 @@
       </w:r>
       <w:r>
         <w:rPr>
+          <w:u w:val="single" w:color="0000ff"/>
           <w:rFonts w:ascii="Charis SIL Italic" w:hAnsi="Charis SIL Italic" w:eastAsia="Charis SIL Italic"/>
           <w:b w:val="0"/>
           <w:i w:val="0"/>
@@ -5190,24 +5221,13 @@
       </w:r>
       <w:r>
         <w:rPr>
-          <w:u w:val="single" w:color="0000ff"/>
-          <w:rFonts w:ascii="Charis SIL Italic" w:hAnsi="Charis SIL Italic" w:eastAsia="Charis SIL Italic"/>
-          <w:b w:val="0"/>
-          <w:i w:val="0"/>
-          <w:color w:val="000000"/>
-          <w:sz w:val="24"/>
-        </w:rPr>
-        <w:t>r</w:t>
-      </w:r>
-      <w:r>
-        <w:rPr>
-          <w:rFonts w:ascii="Charis SIL Italic" w:hAnsi="Charis SIL Italic" w:eastAsia="Charis SIL Italic"/>
-          <w:b w:val="0"/>
-          <w:i w:val="0"/>
-          <w:color w:val="000000"/>
-          <w:sz w:val="24"/>
-        </w:rPr>
-        <w:t xml:space="preserve">st professor of art history and modern languages at the UvA, the museum </w:t>
+          <w:rFonts w:ascii="Charis SIL Italic" w:hAnsi="Charis SIL Italic" w:eastAsia="Charis SIL Italic"/>
+          <w:b w:val="0"/>
+          <w:i w:val="0"/>
+          <w:color w:val="000000"/>
+          <w:sz w:val="24"/>
+        </w:rPr>
+        <w:t xml:space="preserve">rst professor of art history and modern languages at the UvA, the museum </w:t>
       </w:r>
       <w:r>
         <w:rPr>
@@ -5644,14 +5664,7 @@
           <w:color w:val="000000"/>
           <w:sz w:val="24"/>
         </w:rPr>
-        <w:hyperlink r:id="rId42" w:history="1">
-          <w:r>
-            <w:rPr>
-              <w:rStyle w:val="Hyperlink"/>
-            </w:rPr>
-            <w:t>mbled by</w:t>
-          </w:r>
-        </w:hyperlink>
+        <w:t>mbled by</w:t>
       </w:r>
       <w:r>
         <w:rPr>
@@ -5673,7 +5686,7 @@
           <w:sz w:val="24"/>
           <w:u w:val="single"/>
         </w:rPr>
-        <w:hyperlink r:id="rId42" w:history="1">
+        <w:hyperlink r:id="rId43" w:history="1">
           <w:r>
             <w:rPr>
               <w:rStyle w:val="Hyperlink"/>
@@ -6508,7 +6521,7 @@
           <w:sz w:val="24"/>
           <w:u w:val="single"/>
         </w:rPr>
-        <w:hyperlink r:id="rId47" w:history="1">
+        <w:hyperlink r:id="rId48" w:history="1">
           <w:r>
             <w:rPr>
               <w:rStyle w:val="Hyperlink"/>
@@ -6831,14 +6844,7 @@
           <w:color w:val="000000"/>
           <w:sz w:val="24"/>
         </w:rPr>
-        <w:hyperlink r:id="rId10" w:history="1">
-          <w:r>
-            <w:rPr>
-              <w:rStyle w:val="Hyperlink"/>
-            </w:rPr>
-            <w:t>ea</w:t>
-          </w:r>
-        </w:hyperlink>
+        <w:t>ea</w:t>
       </w:r>
       <w:r>
         <w:rPr>
@@ -7177,7 +7183,7 @@
           <w:sz w:val="24"/>
           <w:u w:val="single"/>
         </w:rPr>
-        <w:t>Scientific research in co</w:t>
+        <w:t>Scientific research in col</w:t>
       </w:r>
       <w:r>
         <w:rPr>
@@ -7188,7 +7194,7 @@
           <w:sz w:val="24"/>
           <w:u w:val="single"/>
         </w:rPr>
-        <w:t>l</w:t>
+        <w:t>onised territorie</w:t>
       </w:r>
       <w:r>
         <w:rPr>
@@ -7197,9 +7203,8 @@
           <w:i w:val="0"/>
           <w:color w:val="0000FF"/>
           <w:sz w:val="24"/>
-          <w:u w:val="single"/>
-        </w:rPr>
-        <w:t>onised territories</w:t>
+        </w:rPr>
+        <w:t>s</w:t>
       </w:r>
       <w:r>
         <w:br/>

--- a/EXPORTS/DOCX/published/niveau3/English/UniversityMus.docx
+++ b/EXPORTS/DOCX/published/niveau3/English/UniversityMus.docx
@@ -154,7 +154,7 @@
             <w:rPr>
               <w:rStyle w:val="Hyperlink"/>
             </w:rPr>
-            <w:t>scientifi</w:t>
+            <w:t>scientif</w:t>
           </w:r>
         </w:hyperlink>
       </w:r>
@@ -166,6 +166,16 @@
           <w:color w:val="0000FF"/>
           <w:sz w:val="24"/>
           <w:u w:val="single"/>
+        </w:rPr>
+        <w:t>i</w:t>
+      </w:r>
+      <w:r>
+        <w:rPr>
+          <w:rFonts w:ascii="Charis SIL Italic" w:hAnsi="Charis SIL Italic" w:eastAsia="Charis SIL Italic"/>
+          <w:b w:val="0"/>
+          <w:i w:val="0"/>
+          <w:color w:val="0000FF"/>
+          <w:sz w:val="24"/>
         </w:rPr>
         <w:t>c</w:t>
       </w:r>
@@ -194,19 +204,9 @@
             <w:rPr>
               <w:rStyle w:val="Hyperlink"/>
             </w:rPr>
-            <w:t>interes</w:t>
+            <w:t>interest</w:t>
           </w:r>
         </w:hyperlink>
-      </w:r>
-      <w:r>
-        <w:rPr>
-          <w:rFonts w:ascii="Charis SIL Italic" w:hAnsi="Charis SIL Italic" w:eastAsia="Charis SIL Italic"/>
-          <w:b w:val="0"/>
-          <w:i w:val="0"/>
-          <w:color w:val="0000FF"/>
-          <w:sz w:val="24"/>
-        </w:rPr>
-        <w:t>t</w:t>
       </w:r>
       <w:r>
         <w:rPr>
@@ -2662,21 +2662,13 @@
       </w:r>
       <w:r>
         <w:rPr>
-          <w:u w:val="single" w:color="0000ff"/>
           <w:rFonts w:ascii="Charis SIL Italic" w:hAnsi="Charis SIL Italic" w:eastAsia="Charis SIL Italic"/>
           <w:b w:val="0"/>
           <w:i w:val="0"/>
           <w:color w:val="000000"/>
           <w:sz w:val="24"/>
         </w:rPr>
-        <w:hyperlink r:id="rId22" w:history="1">
-          <w:r>
-            <w:rPr>
-              <w:rStyle w:val="Hyperlink"/>
-            </w:rPr>
-            <w:t>formed a</w:t>
-          </w:r>
-        </w:hyperlink>
+        <w:t>formed a</w:t>
       </w:r>
       <w:r>
         <w:rPr>
@@ -3195,7 +3187,6 @@
       </w:r>
       <w:r>
         <w:rPr>
-          <w:u w:val="single" w:color="0000ff"/>
           <w:rFonts w:ascii="Charis SIL Italic" w:hAnsi="Charis SIL Italic" w:eastAsia="Charis SIL Italic"/>
           <w:b w:val="0"/>
           <w:i w:val="0"/>
@@ -4584,7 +4575,25 @@
           <w:color w:val="000000"/>
           <w:sz w:val="24"/>
         </w:rPr>
-        <w:t>road collec</w:t>
+        <w:t>r</w:t>
+      </w:r>
+      <w:r>
+        <w:rPr>
+          <w:u w:val="single" w:color="0000ff"/>
+          <w:rFonts w:ascii="Charis SIL Italic" w:hAnsi="Charis SIL Italic" w:eastAsia="Charis SIL Italic"/>
+          <w:b w:val="0"/>
+          <w:i w:val="0"/>
+          <w:color w:val="000000"/>
+          <w:sz w:val="24"/>
+        </w:rPr>
+        <w:hyperlink r:id="rId33" w:history="1">
+          <w:r>
+            <w:rPr>
+              <w:rStyle w:val="Hyperlink"/>
+            </w:rPr>
+            <w:t>oad collec</w:t>
+          </w:r>
+        </w:hyperlink>
       </w:r>
       <w:r>
         <w:rPr>
@@ -4704,60 +4713,13 @@
       </w:r>
       <w:r>
         <w:rPr>
-          <w:u w:val="single" w:color="0000ff"/>
           <w:rFonts w:ascii="Charis SIL Italic" w:hAnsi="Charis SIL Italic" w:eastAsia="Charis SIL Italic"/>
           <w:b w:val="0"/>
           <w:i w:val="0"/>
           <w:color w:val="000000"/>
           <w:sz w:val="24"/>
         </w:rPr>
-        <w:hyperlink r:id="rId34" w:history="1">
-          <w:r>
-            <w:rPr>
-              <w:rStyle w:val="Hyperlink"/>
-            </w:rPr>
-            <w:t>for the</w:t>
-          </w:r>
-        </w:hyperlink>
-      </w:r>
-      <w:r>
-        <w:rPr>
-          <w:u w:val="single" w:color="0000ff"/>
-          <w:rFonts w:ascii="Charis SIL Italic" w:hAnsi="Charis SIL Italic" w:eastAsia="Charis SIL Italic"/>
-          <w:b w:val="0"/>
-          <w:i w:val="0"/>
-          <w:color w:val="000000"/>
-          <w:sz w:val="24"/>
-        </w:rPr>
-        <w:t xml:space="preserve"> </w:t>
-      </w:r>
-      <w:r>
-        <w:rPr>
-          <w:u w:val="single" w:color="0000ff"/>
-          <w:rFonts w:ascii="Charis SIL Italic" w:hAnsi="Charis SIL Italic" w:eastAsia="Charis SIL Italic"/>
-          <w:b w:val="0"/>
-          <w:i w:val="0"/>
-          <w:color w:val="000000"/>
-          <w:sz w:val="24"/>
-        </w:rPr>
-        <w:hyperlink r:id="rId34" w:history="1">
-          <w:r>
-            <w:rPr>
-              <w:rStyle w:val="Hyperlink"/>
-            </w:rPr>
-            <w:t>resea</w:t>
-          </w:r>
-        </w:hyperlink>
-      </w:r>
-      <w:r>
-        <w:rPr>
-          <w:rFonts w:ascii="Charis SIL Italic" w:hAnsi="Charis SIL Italic" w:eastAsia="Charis SIL Italic"/>
-          <w:b w:val="0"/>
-          <w:i w:val="0"/>
-          <w:color w:val="000000"/>
-          <w:sz w:val="24"/>
-        </w:rPr>
-        <w:t xml:space="preserve">rch of physical anthropologist </w:t>
+        <w:t xml:space="preserve">for the research of physical anthropologist </w:t>
       </w:r>
       <w:r>
         <w:rPr>
@@ -5210,6 +5172,16 @@
       </w:r>
       <w:r>
         <w:rPr>
+          <w:rFonts w:ascii="Charis SIL Italic" w:hAnsi="Charis SIL Italic" w:eastAsia="Charis SIL Italic"/>
+          <w:b w:val="0"/>
+          <w:i w:val="0"/>
+          <w:color w:val="000000"/>
+          <w:sz w:val="24"/>
+        </w:rPr>
+        <w:t>i</w:t>
+      </w:r>
+      <w:r>
+        <w:rPr>
           <w:u w:val="single" w:color="0000ff"/>
           <w:rFonts w:ascii="Charis SIL Italic" w:hAnsi="Charis SIL Italic" w:eastAsia="Charis SIL Italic"/>
           <w:b w:val="0"/>
@@ -5217,7 +5189,7 @@
           <w:color w:val="000000"/>
           <w:sz w:val="24"/>
         </w:rPr>
-        <w:t>i</w:t>
+        <w:t>r</w:t>
       </w:r>
       <w:r>
         <w:rPr>
@@ -5227,7 +5199,7 @@
           <w:color w:val="000000"/>
           <w:sz w:val="24"/>
         </w:rPr>
-        <w:t xml:space="preserve">rst professor of art history and modern languages at the UvA, the museum </w:t>
+        <w:t xml:space="preserve">st professor of art history and modern languages at the UvA, the museum </w:t>
       </w:r>
       <w:r>
         <w:rPr>
@@ -5664,7 +5636,14 @@
           <w:color w:val="000000"/>
           <w:sz w:val="24"/>
         </w:rPr>
-        <w:t>mbled by</w:t>
+        <w:hyperlink r:id="rId42" w:history="1">
+          <w:r>
+            <w:rPr>
+              <w:rStyle w:val="Hyperlink"/>
+            </w:rPr>
+            <w:t>mbled by</w:t>
+          </w:r>
+        </w:hyperlink>
       </w:r>
       <w:r>
         <w:rPr>
@@ -5686,7 +5665,7 @@
           <w:sz w:val="24"/>
           <w:u w:val="single"/>
         </w:rPr>
-        <w:hyperlink r:id="rId43" w:history="1">
+        <w:hyperlink r:id="rId42" w:history="1">
           <w:r>
             <w:rPr>
               <w:rStyle w:val="Hyperlink"/>
@@ -6521,7 +6500,7 @@
           <w:sz w:val="24"/>
           <w:u w:val="single"/>
         </w:rPr>
-        <w:hyperlink r:id="rId48" w:history="1">
+        <w:hyperlink r:id="rId47" w:history="1">
           <w:r>
             <w:rPr>
               <w:rStyle w:val="Hyperlink"/>
@@ -6761,90 +6740,7 @@
           <w:color w:val="000000"/>
           <w:sz w:val="24"/>
         </w:rPr>
-        <w:t>University &amp; Research, please co</w:t>
-      </w:r>
-      <w:r>
-        <w:rPr>
-          <w:u w:val="single" w:color="0000ff"/>
-          <w:rFonts w:ascii="Charis SIL Italic" w:hAnsi="Charis SIL Italic" w:eastAsia="Charis SIL Italic"/>
-          <w:b w:val="0"/>
-          <w:i w:val="0"/>
-          <w:color w:val="000000"/>
-          <w:sz w:val="24"/>
-        </w:rPr>
-        <w:hyperlink r:id="rId10" w:history="1">
-          <w:r>
-            <w:rPr>
-              <w:rStyle w:val="Hyperlink"/>
-            </w:rPr>
-            <w:t>nsult the rel</w:t>
-          </w:r>
-        </w:hyperlink>
-      </w:r>
-      <w:r>
-        <w:rPr>
-          <w:u w:val="single" w:color="0000ff"/>
-          <w:rFonts w:ascii="Charis SIL Italic" w:hAnsi="Charis SIL Italic" w:eastAsia="Charis SIL Italic"/>
-          <w:b w:val="0"/>
-          <w:i w:val="0"/>
-          <w:color w:val="000000"/>
-          <w:sz w:val="24"/>
-        </w:rPr>
-        <w:hyperlink r:id="rId10" w:history="1">
-          <w:r>
-            <w:rPr>
-              <w:rStyle w:val="Hyperlink"/>
-            </w:rPr>
-            <w:t>e</w:t>
-          </w:r>
-        </w:hyperlink>
-      </w:r>
-      <w:r>
-        <w:rPr>
-          <w:u w:val="single" w:color="0000ff"/>
-          <w:rFonts w:ascii="Charis SIL Italic" w:hAnsi="Charis SIL Italic" w:eastAsia="Charis SIL Italic"/>
-          <w:b w:val="0"/>
-          <w:i w:val="0"/>
-          <w:color w:val="000000"/>
-          <w:sz w:val="24"/>
-        </w:rPr>
-        <w:hyperlink r:id="rId10" w:history="1">
-          <w:r>
-            <w:rPr>
-              <w:rStyle w:val="Hyperlink"/>
-            </w:rPr>
-            <w:t>vant re</w:t>
-          </w:r>
-        </w:hyperlink>
-      </w:r>
-      <w:r>
-        <w:rPr>
-          <w:u w:val="single" w:color="0000ff"/>
-          <w:rFonts w:ascii="Charis SIL Italic" w:hAnsi="Charis SIL Italic" w:eastAsia="Charis SIL Italic"/>
-          <w:b w:val="0"/>
-          <w:i w:val="0"/>
-          <w:color w:val="000000"/>
-          <w:sz w:val="24"/>
-        </w:rPr>
-        <w:hyperlink r:id="rId10" w:history="1">
-          <w:r>
-            <w:rPr>
-              <w:rStyle w:val="Hyperlink"/>
-            </w:rPr>
-            <w:t>s</w:t>
-          </w:r>
-        </w:hyperlink>
-      </w:r>
-      <w:r>
-        <w:rPr>
-          <w:u w:val="single" w:color="0000ff"/>
-          <w:rFonts w:ascii="Charis SIL Italic" w:hAnsi="Charis SIL Italic" w:eastAsia="Charis SIL Italic"/>
-          <w:b w:val="0"/>
-          <w:i w:val="0"/>
-          <w:color w:val="000000"/>
-          <w:sz w:val="24"/>
-        </w:rPr>
-        <w:t>ea</w:t>
+        <w:t>University &amp; Research, please consult the relevant resea</w:t>
       </w:r>
       <w:r>
         <w:rPr>
@@ -7183,7 +7079,7 @@
           <w:sz w:val="24"/>
           <w:u w:val="single"/>
         </w:rPr>
-        <w:t>Scientific research in col</w:t>
+        <w:t>Scientific research in co</w:t>
       </w:r>
       <w:r>
         <w:rPr>
@@ -7194,7 +7090,7 @@
           <w:sz w:val="24"/>
           <w:u w:val="single"/>
         </w:rPr>
-        <w:t>onised territorie</w:t>
+        <w:t>l</w:t>
       </w:r>
       <w:r>
         <w:rPr>
@@ -7203,8 +7099,9 @@
           <w:i w:val="0"/>
           <w:color w:val="0000FF"/>
           <w:sz w:val="24"/>
-        </w:rPr>
-        <w:t>s</w:t>
+          <w:u w:val="single"/>
+        </w:rPr>
+        <w:t>onised territories</w:t>
       </w:r>
       <w:r>
         <w:br/>

--- a/EXPORTS/DOCX/published/niveau3/English/UniversityMus.docx
+++ b/EXPORTS/DOCX/published/niveau3/English/UniversityMus.docx
@@ -154,7 +154,7 @@
             <w:rPr>
               <w:rStyle w:val="Hyperlink"/>
             </w:rPr>
-            <w:t>scientif</w:t>
+            <w:t>scientifi</w:t>
           </w:r>
         </w:hyperlink>
       </w:r>
@@ -166,16 +166,6 @@
           <w:color w:val="0000FF"/>
           <w:sz w:val="24"/>
           <w:u w:val="single"/>
-        </w:rPr>
-        <w:t>i</w:t>
-      </w:r>
-      <w:r>
-        <w:rPr>
-          <w:rFonts w:ascii="Charis SIL Italic" w:hAnsi="Charis SIL Italic" w:eastAsia="Charis SIL Italic"/>
-          <w:b w:val="0"/>
-          <w:i w:val="0"/>
-          <w:color w:val="0000FF"/>
-          <w:sz w:val="24"/>
         </w:rPr>
         <w:t>c</w:t>
       </w:r>
@@ -204,9 +194,19 @@
             <w:rPr>
               <w:rStyle w:val="Hyperlink"/>
             </w:rPr>
-            <w:t>interest</w:t>
+            <w:t>interes</w:t>
           </w:r>
         </w:hyperlink>
+      </w:r>
+      <w:r>
+        <w:rPr>
+          <w:rFonts w:ascii="Charis SIL Italic" w:hAnsi="Charis SIL Italic" w:eastAsia="Charis SIL Italic"/>
+          <w:b w:val="0"/>
+          <w:i w:val="0"/>
+          <w:color w:val="0000FF"/>
+          <w:sz w:val="24"/>
+        </w:rPr>
+        <w:t>t</w:t>
       </w:r>
       <w:r>
         <w:rPr>
@@ -2662,13 +2662,21 @@
       </w:r>
       <w:r>
         <w:rPr>
-          <w:rFonts w:ascii="Charis SIL Italic" w:hAnsi="Charis SIL Italic" w:eastAsia="Charis SIL Italic"/>
-          <w:b w:val="0"/>
-          <w:i w:val="0"/>
-          <w:color w:val="000000"/>
-          <w:sz w:val="24"/>
-        </w:rPr>
-        <w:t>formed a</w:t>
+          <w:u w:val="single" w:color="0000ff"/>
+          <w:rFonts w:ascii="Charis SIL Italic" w:hAnsi="Charis SIL Italic" w:eastAsia="Charis SIL Italic"/>
+          <w:b w:val="0"/>
+          <w:i w:val="0"/>
+          <w:color w:val="000000"/>
+          <w:sz w:val="24"/>
+        </w:rPr>
+        <w:hyperlink r:id="rId22" w:history="1">
+          <w:r>
+            <w:rPr>
+              <w:rStyle w:val="Hyperlink"/>
+            </w:rPr>
+            <w:t>formed a</w:t>
+          </w:r>
+        </w:hyperlink>
       </w:r>
       <w:r>
         <w:rPr>
@@ -3187,6 +3195,7 @@
       </w:r>
       <w:r>
         <w:rPr>
+          <w:u w:val="single" w:color="0000ff"/>
           <w:rFonts w:ascii="Charis SIL Italic" w:hAnsi="Charis SIL Italic" w:eastAsia="Charis SIL Italic"/>
           <w:b w:val="0"/>
           <w:i w:val="0"/>
@@ -4029,7 +4038,7 @@
           <w:sz w:val="24"/>
           <w:u w:val="single"/>
         </w:rPr>
-        <w:hyperlink r:id="rId28" w:history="1">
+        <w:hyperlink r:id="rId30" w:history="1">
           <w:r>
             <w:rPr>
               <w:rStyle w:val="Hyperlink"/>
@@ -4040,21 +4049,13 @@
       </w:r>
       <w:r>
         <w:rPr>
-          <w:u w:val="single" w:color="0000ff"/>
-          <w:rFonts w:ascii="Charis SIL Italic" w:hAnsi="Charis SIL Italic" w:eastAsia="Charis SIL Italic"/>
-          <w:b w:val="0"/>
-          <w:i w:val="0"/>
-          <w:color w:val="000000"/>
-          <w:sz w:val="24"/>
-        </w:rPr>
-        <w:hyperlink r:id="rId28" w:history="1">
-          <w:r>
-            <w:rPr>
-              <w:rStyle w:val="Hyperlink"/>
-            </w:rPr>
-            <w:t xml:space="preserve">, </w:t>
-          </w:r>
-        </w:hyperlink>
+          <w:rFonts w:ascii="Charis SIL Italic" w:hAnsi="Charis SIL Italic" w:eastAsia="Charis SIL Italic"/>
+          <w:b w:val="0"/>
+          <w:i w:val="0"/>
+          <w:color w:val="000000"/>
+          <w:sz w:val="24"/>
+        </w:rPr>
+        <w:t xml:space="preserve">, </w:t>
       </w:r>
       <w:r>
         <w:rPr>
@@ -4065,7 +4066,7 @@
           <w:sz w:val="24"/>
           <w:u w:val="single"/>
         </w:rPr>
-        <w:hyperlink r:id="rId28" w:history="1">
+        <w:hyperlink r:id="rId31" w:history="1">
           <w:r>
             <w:rPr>
               <w:rStyle w:val="Hyperlink"/>
@@ -4713,13 +4714,60 @@
       </w:r>
       <w:r>
         <w:rPr>
-          <w:rFonts w:ascii="Charis SIL Italic" w:hAnsi="Charis SIL Italic" w:eastAsia="Charis SIL Italic"/>
-          <w:b w:val="0"/>
-          <w:i w:val="0"/>
-          <w:color w:val="000000"/>
-          <w:sz w:val="24"/>
-        </w:rPr>
-        <w:t xml:space="preserve">for the research of physical anthropologist </w:t>
+          <w:u w:val="single" w:color="0000ff"/>
+          <w:rFonts w:ascii="Charis SIL Italic" w:hAnsi="Charis SIL Italic" w:eastAsia="Charis SIL Italic"/>
+          <w:b w:val="0"/>
+          <w:i w:val="0"/>
+          <w:color w:val="000000"/>
+          <w:sz w:val="24"/>
+        </w:rPr>
+        <w:hyperlink r:id="rId34" w:history="1">
+          <w:r>
+            <w:rPr>
+              <w:rStyle w:val="Hyperlink"/>
+            </w:rPr>
+            <w:t>for the</w:t>
+          </w:r>
+        </w:hyperlink>
+      </w:r>
+      <w:r>
+        <w:rPr>
+          <w:u w:val="single" w:color="0000ff"/>
+          <w:rFonts w:ascii="Charis SIL Italic" w:hAnsi="Charis SIL Italic" w:eastAsia="Charis SIL Italic"/>
+          <w:b w:val="0"/>
+          <w:i w:val="0"/>
+          <w:color w:val="000000"/>
+          <w:sz w:val="24"/>
+        </w:rPr>
+        <w:t xml:space="preserve"> </w:t>
+      </w:r>
+      <w:r>
+        <w:rPr>
+          <w:u w:val="single" w:color="0000ff"/>
+          <w:rFonts w:ascii="Charis SIL Italic" w:hAnsi="Charis SIL Italic" w:eastAsia="Charis SIL Italic"/>
+          <w:b w:val="0"/>
+          <w:i w:val="0"/>
+          <w:color w:val="000000"/>
+          <w:sz w:val="24"/>
+        </w:rPr>
+        <w:hyperlink r:id="rId34" w:history="1">
+          <w:r>
+            <w:rPr>
+              <w:rStyle w:val="Hyperlink"/>
+            </w:rPr>
+            <w:t>resea</w:t>
+          </w:r>
+        </w:hyperlink>
+      </w:r>
+      <w:r>
+        <w:rPr>
+          <w:rFonts w:ascii="Charis SIL Italic" w:hAnsi="Charis SIL Italic" w:eastAsia="Charis SIL Italic"/>
+          <w:b w:val="0"/>
+          <w:i w:val="0"/>
+          <w:color w:val="000000"/>
+          <w:sz w:val="24"/>
+        </w:rPr>
+        <w:t xml:space="preserve">rch of physical anthropologist </w:t>
       </w:r>
       <w:r>
         <w:rPr>
@@ -6500,7 +6548,7 @@
           <w:sz w:val="24"/>
           <w:u w:val="single"/>
         </w:rPr>
-        <w:hyperlink r:id="rId47" w:history="1">
+        <w:hyperlink r:id="rId48" w:history="1">
           <w:r>
             <w:rPr>
               <w:rStyle w:val="Hyperlink"/>
@@ -6740,7 +6788,97 @@
           <w:color w:val="000000"/>
           <w:sz w:val="24"/>
         </w:rPr>
-        <w:t>University &amp; Research, please consult the relevant resea</w:t>
+        <w:t>University &amp; Research, please co</w:t>
+      </w:r>
+      <w:r>
+        <w:rPr>
+          <w:u w:val="single" w:color="0000ff"/>
+          <w:rFonts w:ascii="Charis SIL Italic" w:hAnsi="Charis SIL Italic" w:eastAsia="Charis SIL Italic"/>
+          <w:b w:val="0"/>
+          <w:i w:val="0"/>
+          <w:color w:val="000000"/>
+          <w:sz w:val="24"/>
+        </w:rPr>
+        <w:hyperlink r:id="rId10" w:history="1">
+          <w:r>
+            <w:rPr>
+              <w:rStyle w:val="Hyperlink"/>
+            </w:rPr>
+            <w:t>nsult the rel</w:t>
+          </w:r>
+        </w:hyperlink>
+      </w:r>
+      <w:r>
+        <w:rPr>
+          <w:u w:val="single" w:color="0000ff"/>
+          <w:rFonts w:ascii="Charis SIL Italic" w:hAnsi="Charis SIL Italic" w:eastAsia="Charis SIL Italic"/>
+          <w:b w:val="0"/>
+          <w:i w:val="0"/>
+          <w:color w:val="000000"/>
+          <w:sz w:val="24"/>
+        </w:rPr>
+        <w:hyperlink r:id="rId10" w:history="1">
+          <w:r>
+            <w:rPr>
+              <w:rStyle w:val="Hyperlink"/>
+            </w:rPr>
+            <w:t>e</w:t>
+          </w:r>
+        </w:hyperlink>
+      </w:r>
+      <w:r>
+        <w:rPr>
+          <w:u w:val="single" w:color="0000ff"/>
+          <w:rFonts w:ascii="Charis SIL Italic" w:hAnsi="Charis SIL Italic" w:eastAsia="Charis SIL Italic"/>
+          <w:b w:val="0"/>
+          <w:i w:val="0"/>
+          <w:color w:val="000000"/>
+          <w:sz w:val="24"/>
+        </w:rPr>
+        <w:hyperlink r:id="rId10" w:history="1">
+          <w:r>
+            <w:rPr>
+              <w:rStyle w:val="Hyperlink"/>
+            </w:rPr>
+            <w:t>vant re</w:t>
+          </w:r>
+        </w:hyperlink>
+      </w:r>
+      <w:r>
+        <w:rPr>
+          <w:u w:val="single" w:color="0000ff"/>
+          <w:rFonts w:ascii="Charis SIL Italic" w:hAnsi="Charis SIL Italic" w:eastAsia="Charis SIL Italic"/>
+          <w:b w:val="0"/>
+          <w:i w:val="0"/>
+          <w:color w:val="000000"/>
+          <w:sz w:val="24"/>
+        </w:rPr>
+        <w:hyperlink r:id="rId10" w:history="1">
+          <w:r>
+            <w:rPr>
+              <w:rStyle w:val="Hyperlink"/>
+            </w:rPr>
+            <w:t>s</w:t>
+          </w:r>
+        </w:hyperlink>
+      </w:r>
+      <w:r>
+        <w:rPr>
+          <w:u w:val="single" w:color="0000ff"/>
+          <w:rFonts w:ascii="Charis SIL Italic" w:hAnsi="Charis SIL Italic" w:eastAsia="Charis SIL Italic"/>
+          <w:b w:val="0"/>
+          <w:i w:val="0"/>
+          <w:color w:val="000000"/>
+          <w:sz w:val="24"/>
+        </w:rPr>
+        <w:hyperlink r:id="rId10" w:history="1">
+          <w:r>
+            <w:rPr>
+              <w:rStyle w:val="Hyperlink"/>
+            </w:rPr>
+            <w:t>ea</w:t>
+          </w:r>
+        </w:hyperlink>
       </w:r>
       <w:r>
         <w:rPr>

--- a/EXPORTS/DOCX/published/niveau3/English/UniversityMus.docx
+++ b/EXPORTS/DOCX/published/niveau3/English/UniversityMus.docx
@@ -154,7 +154,7 @@
             <w:rPr>
               <w:rStyle w:val="Hyperlink"/>
             </w:rPr>
-            <w:t>scientifi</w:t>
+            <w:t>scientif</w:t>
           </w:r>
         </w:hyperlink>
       </w:r>
@@ -165,36 +165,13 @@
           <w:i w:val="0"/>
           <w:color w:val="0000FF"/>
           <w:sz w:val="24"/>
-          <w:u w:val="single"/>
-        </w:rPr>
-        <w:t>c</w:t>
-      </w:r>
-      <w:r>
-        <w:rPr>
-          <w:rFonts w:ascii="Charis SIL Italic" w:hAnsi="Charis SIL Italic" w:eastAsia="Charis SIL Italic"/>
-          <w:b w:val="0"/>
-          <w:i w:val="0"/>
-          <w:color w:val="0000FF"/>
-          <w:sz w:val="24"/>
-          <w:u w:val="single"/>
-        </w:rPr>
-        <w:t xml:space="preserve"> </w:t>
-      </w:r>
-      <w:r>
-        <w:rPr>
-          <w:rFonts w:ascii="Charis SIL Italic" w:hAnsi="Charis SIL Italic" w:eastAsia="Charis SIL Italic"/>
-          <w:b w:val="0"/>
-          <w:i w:val="0"/>
-          <w:color w:val="0000FF"/>
-          <w:sz w:val="24"/>
-          <w:u w:val="single"/>
         </w:rPr>
         <w:hyperlink r:id="rId9" w:history="1">
           <w:r>
             <w:rPr>
               <w:rStyle w:val="Hyperlink"/>
             </w:rPr>
-            <w:t>interes</w:t>
+            <w:t>i</w:t>
           </w:r>
         </w:hyperlink>
       </w:r>
@@ -205,8 +182,38 @@
           <w:i w:val="0"/>
           <w:color w:val="0000FF"/>
           <w:sz w:val="24"/>
-        </w:rPr>
-        <w:t>t</w:t>
+          <w:u w:val="single"/>
+        </w:rPr>
+        <w:t>c</w:t>
+      </w:r>
+      <w:r>
+        <w:rPr>
+          <w:rFonts w:ascii="Charis SIL Italic" w:hAnsi="Charis SIL Italic" w:eastAsia="Charis SIL Italic"/>
+          <w:b w:val="0"/>
+          <w:i w:val="0"/>
+          <w:color w:val="0000FF"/>
+          <w:sz w:val="24"/>
+          <w:u w:val="single"/>
+        </w:rPr>
+        <w:t xml:space="preserve"> </w:t>
+      </w:r>
+      <w:r>
+        <w:rPr>
+          <w:rFonts w:ascii="Charis SIL Italic" w:hAnsi="Charis SIL Italic" w:eastAsia="Charis SIL Italic"/>
+          <w:b w:val="0"/>
+          <w:i w:val="0"/>
+          <w:color w:val="0000FF"/>
+          <w:sz w:val="24"/>
+          <w:u w:val="single"/>
+        </w:rPr>
+        <w:hyperlink r:id="rId9" w:history="1">
+          <w:r>
+            <w:rPr>
+              <w:rStyle w:val="Hyperlink"/>
+            </w:rPr>
+            <w:t>interest</w:t>
+          </w:r>
+        </w:hyperlink>
       </w:r>
       <w:r>
         <w:rPr>
@@ -528,50 +535,7 @@
           <w:color w:val="000000"/>
           <w:sz w:val="24"/>
         </w:rPr>
-        <w:hyperlink r:id="rId10" w:history="1">
-          <w:r>
-            <w:rPr>
-              <w:rStyle w:val="Hyperlink"/>
-            </w:rPr>
-            <w:t>rmer [Gerar</w:t>
-          </w:r>
-        </w:hyperlink>
-      </w:r>
-      <w:r>
-        <w:rPr>
-          <w:u w:val="single" w:color="0000ff"/>
-          <w:rFonts w:ascii="Charis SIL Italic" w:hAnsi="Charis SIL Italic" w:eastAsia="Charis SIL Italic"/>
-          <w:b w:val="0"/>
-          <w:i w:val="0"/>
-          <w:color w:val="000000"/>
-          <w:sz w:val="24"/>
-        </w:rPr>
-        <w:hyperlink r:id="rId10" w:history="1">
-          <w:r>
-            <w:rPr>
-              <w:rStyle w:val="Hyperlink"/>
-            </w:rPr>
-            <w:t>d</w:t>
-          </w:r>
-        </w:hyperlink>
-      </w:r>
-      <w:r>
-        <w:rPr>
-          <w:u w:val="single" w:color="0000ff"/>
-          <w:rFonts w:ascii="Charis SIL Italic" w:hAnsi="Charis SIL Italic" w:eastAsia="Charis SIL Italic"/>
-          <w:b w:val="0"/>
-          <w:i w:val="0"/>
-          <w:color w:val="000000"/>
-          <w:sz w:val="24"/>
-        </w:rPr>
-        <w:hyperlink r:id="rId10" w:history="1">
-          <w:r>
-            <w:rPr>
-              <w:rStyle w:val="Hyperlink"/>
-            </w:rPr>
-            <w:t>us van der</w:t>
-          </w:r>
-        </w:hyperlink>
+        <w:t>rmer [Gerardus van der</w:t>
       </w:r>
       <w:r>
         <w:rPr>
@@ -2662,39 +2626,13 @@
       </w:r>
       <w:r>
         <w:rPr>
-          <w:u w:val="single" w:color="0000ff"/>
           <w:rFonts w:ascii="Charis SIL Italic" w:hAnsi="Charis SIL Italic" w:eastAsia="Charis SIL Italic"/>
           <w:b w:val="0"/>
           <w:i w:val="0"/>
           <w:color w:val="000000"/>
           <w:sz w:val="24"/>
         </w:rPr>
-        <w:hyperlink r:id="rId22" w:history="1">
-          <w:r>
-            <w:rPr>
-              <w:rStyle w:val="Hyperlink"/>
-            </w:rPr>
-            <w:t>formed a</w:t>
-          </w:r>
-        </w:hyperlink>
-      </w:r>
-      <w:r>
-        <w:rPr>
-          <w:u w:val="single" w:color="0000ff"/>
-          <w:rFonts w:ascii="Charis SIL Italic" w:hAnsi="Charis SIL Italic" w:eastAsia="Charis SIL Italic"/>
-          <w:b w:val="0"/>
-          <w:i w:val="0"/>
-          <w:color w:val="000000"/>
-          <w:sz w:val="24"/>
-        </w:rPr>
-        <w:hyperlink r:id="rId22" w:history="1">
-          <w:r>
-            <w:rPr>
-              <w:rStyle w:val="Hyperlink"/>
-            </w:rPr>
-            <w:t xml:space="preserve"> se</w:t>
-          </w:r>
-        </w:hyperlink>
+        <w:t>formed a se</w:t>
       </w:r>
       <w:r>
         <w:rPr>
@@ -3195,7 +3133,6 @@
       </w:r>
       <w:r>
         <w:rPr>
-          <w:u w:val="single" w:color="0000ff"/>
           <w:rFonts w:ascii="Charis SIL Italic" w:hAnsi="Charis SIL Italic" w:eastAsia="Charis SIL Italic"/>
           <w:b w:val="0"/>
           <w:i w:val="0"/>
@@ -4009,7 +3946,7 @@
           <w:sz w:val="24"/>
           <w:u w:val="single"/>
         </w:rPr>
-        <w:hyperlink r:id="rId28" w:history="1">
+        <w:hyperlink r:id="rId30" w:history="1">
           <w:r>
             <w:rPr>
               <w:rStyle w:val="Hyperlink"/>
@@ -5220,6 +5157,7 @@
       </w:r>
       <w:r>
         <w:rPr>
+          <w:u w:val="single" w:color="0000ff"/>
           <w:rFonts w:ascii="Charis SIL Italic" w:hAnsi="Charis SIL Italic" w:eastAsia="Charis SIL Italic"/>
           <w:b w:val="0"/>
           <w:i w:val="0"/>
@@ -5230,24 +5168,13 @@
       </w:r>
       <w:r>
         <w:rPr>
-          <w:u w:val="single" w:color="0000ff"/>
           <w:rFonts w:ascii="Charis SIL Italic" w:hAnsi="Charis SIL Italic" w:eastAsia="Charis SIL Italic"/>
           <w:b w:val="0"/>
           <w:i w:val="0"/>
           <w:color w:val="000000"/>
           <w:sz w:val="24"/>
         </w:rPr>
-        <w:t>r</w:t>
-      </w:r>
-      <w:r>
-        <w:rPr>
-          <w:rFonts w:ascii="Charis SIL Italic" w:hAnsi="Charis SIL Italic" w:eastAsia="Charis SIL Italic"/>
-          <w:b w:val="0"/>
-          <w:i w:val="0"/>
-          <w:color w:val="000000"/>
-          <w:sz w:val="24"/>
-        </w:rPr>
-        <w:t xml:space="preserve">st professor of art history and modern languages at the UvA, the museum </w:t>
+        <w:t xml:space="preserve">rst professor of art history and modern languages at the UvA, the museum </w:t>
       </w:r>
       <w:r>
         <w:rPr>
@@ -6508,47 +6435,18 @@
           <w:color w:val="000000"/>
           <w:sz w:val="24"/>
         </w:rPr>
-        <w:t>The institutional archives can be consulted a</w:t>
-      </w:r>
-      <w:r>
-        <w:rPr>
-          <w:u w:val="single" w:color="0000ff"/>
-          <w:rFonts w:ascii="Charis SIL Italic" w:hAnsi="Charis SIL Italic" w:eastAsia="Charis SIL Italic"/>
-          <w:b w:val="0"/>
-          <w:i w:val="0"/>
-          <w:color w:val="000000"/>
-          <w:sz w:val="24"/>
+        <w:t xml:space="preserve">The institutional archives can be consulted at the </w:t>
+      </w:r>
+      <w:r>
+        <w:rPr>
+          <w:rFonts w:ascii="Charis SIL Italic" w:hAnsi="Charis SIL Italic" w:eastAsia="Charis SIL Italic"/>
+          <w:b w:val="0"/>
+          <w:i w:val="0"/>
+          <w:color w:val="0000FF"/>
+          <w:sz w:val="24"/>
+          <w:u w:val="single"/>
         </w:rPr>
         <w:hyperlink r:id="rId47" w:history="1">
-          <w:r>
-            <w:rPr>
-              <w:rStyle w:val="Hyperlink"/>
-            </w:rPr>
-            <w:t>t the</w:t>
-          </w:r>
-        </w:hyperlink>
-      </w:r>
-      <w:r>
-        <w:rPr>
-          <w:u w:val="single" w:color="0000ff"/>
-          <w:rFonts w:ascii="Charis SIL Italic" w:hAnsi="Charis SIL Italic" w:eastAsia="Charis SIL Italic"/>
-          <w:b w:val="0"/>
-          <w:i w:val="0"/>
-          <w:color w:val="000000"/>
-          <w:sz w:val="24"/>
-        </w:rPr>
-        <w:t xml:space="preserve"> </w:t>
-      </w:r>
-      <w:r>
-        <w:rPr>
-          <w:rFonts w:ascii="Charis SIL Italic" w:hAnsi="Charis SIL Italic" w:eastAsia="Charis SIL Italic"/>
-          <w:b w:val="0"/>
-          <w:i w:val="0"/>
-          <w:color w:val="0000FF"/>
-          <w:sz w:val="24"/>
-          <w:u w:val="single"/>
-        </w:rPr>
-        <w:hyperlink r:id="rId48" w:history="1">
           <w:r>
             <w:rPr>
               <w:rStyle w:val="Hyperlink"/>
@@ -7217,7 +7115,7 @@
           <w:sz w:val="24"/>
           <w:u w:val="single"/>
         </w:rPr>
-        <w:t>Scientific research in co</w:t>
+        <w:t>Scientific research in col</w:t>
       </w:r>
       <w:r>
         <w:rPr>
@@ -7228,7 +7126,7 @@
           <w:sz w:val="24"/>
           <w:u w:val="single"/>
         </w:rPr>
-        <w:t>l</w:t>
+        <w:t>onised territorie</w:t>
       </w:r>
       <w:r>
         <w:rPr>
@@ -7237,9 +7135,8 @@
           <w:i w:val="0"/>
           <w:color w:val="0000FF"/>
           <w:sz w:val="24"/>
-          <w:u w:val="single"/>
-        </w:rPr>
-        <w:t>onised territories</w:t>
+        </w:rPr>
+        <w:t>s</w:t>
       </w:r>
       <w:r>
         <w:br/>

--- a/EXPORTS/DOCX/published/niveau3/English/UniversityMus.docx
+++ b/EXPORTS/DOCX/published/niveau3/English/UniversityMus.docx
@@ -154,7 +154,7 @@
             <w:rPr>
               <w:rStyle w:val="Hyperlink"/>
             </w:rPr>
-            <w:t>scientif</w:t>
+            <w:t>scientifi</w:t>
           </w:r>
         </w:hyperlink>
       </w:r>
@@ -165,13 +165,36 @@
           <w:i w:val="0"/>
           <w:color w:val="0000FF"/>
           <w:sz w:val="24"/>
+          <w:u w:val="single"/>
+        </w:rPr>
+        <w:t>c</w:t>
+      </w:r>
+      <w:r>
+        <w:rPr>
+          <w:rFonts w:ascii="Charis SIL Italic" w:hAnsi="Charis SIL Italic" w:eastAsia="Charis SIL Italic"/>
+          <w:b w:val="0"/>
+          <w:i w:val="0"/>
+          <w:color w:val="0000FF"/>
+          <w:sz w:val="24"/>
+          <w:u w:val="single"/>
+        </w:rPr>
+        <w:t xml:space="preserve"> </w:t>
+      </w:r>
+      <w:r>
+        <w:rPr>
+          <w:rFonts w:ascii="Charis SIL Italic" w:hAnsi="Charis SIL Italic" w:eastAsia="Charis SIL Italic"/>
+          <w:b w:val="0"/>
+          <w:i w:val="0"/>
+          <w:color w:val="0000FF"/>
+          <w:sz w:val="24"/>
+          <w:u w:val="single"/>
         </w:rPr>
         <w:hyperlink r:id="rId9" w:history="1">
           <w:r>
             <w:rPr>
               <w:rStyle w:val="Hyperlink"/>
             </w:rPr>
-            <w:t>i</w:t>
+            <w:t>interes</w:t>
           </w:r>
         </w:hyperlink>
       </w:r>
@@ -182,38 +205,8 @@
           <w:i w:val="0"/>
           <w:color w:val="0000FF"/>
           <w:sz w:val="24"/>
-          <w:u w:val="single"/>
-        </w:rPr>
-        <w:t>c</w:t>
-      </w:r>
-      <w:r>
-        <w:rPr>
-          <w:rFonts w:ascii="Charis SIL Italic" w:hAnsi="Charis SIL Italic" w:eastAsia="Charis SIL Italic"/>
-          <w:b w:val="0"/>
-          <w:i w:val="0"/>
-          <w:color w:val="0000FF"/>
-          <w:sz w:val="24"/>
-          <w:u w:val="single"/>
-        </w:rPr>
-        <w:t xml:space="preserve"> </w:t>
-      </w:r>
-      <w:r>
-        <w:rPr>
-          <w:rFonts w:ascii="Charis SIL Italic" w:hAnsi="Charis SIL Italic" w:eastAsia="Charis SIL Italic"/>
-          <w:b w:val="0"/>
-          <w:i w:val="0"/>
-          <w:color w:val="0000FF"/>
-          <w:sz w:val="24"/>
-          <w:u w:val="single"/>
-        </w:rPr>
-        <w:hyperlink r:id="rId9" w:history="1">
-          <w:r>
-            <w:rPr>
-              <w:rStyle w:val="Hyperlink"/>
-            </w:rPr>
-            <w:t>interest</w:t>
-          </w:r>
-        </w:hyperlink>
+        </w:rPr>
+        <w:t>t</w:t>
       </w:r>
       <w:r>
         <w:rPr>
@@ -535,7 +528,50 @@
           <w:color w:val="000000"/>
           <w:sz w:val="24"/>
         </w:rPr>
-        <w:t>rmer [Gerardus van der</w:t>
+        <w:hyperlink r:id="rId10" w:history="1">
+          <w:r>
+            <w:rPr>
+              <w:rStyle w:val="Hyperlink"/>
+            </w:rPr>
+            <w:t>rmer [Gerar</w:t>
+          </w:r>
+        </w:hyperlink>
+      </w:r>
+      <w:r>
+        <w:rPr>
+          <w:u w:val="single" w:color="0000ff"/>
+          <w:rFonts w:ascii="Charis SIL Italic" w:hAnsi="Charis SIL Italic" w:eastAsia="Charis SIL Italic"/>
+          <w:b w:val="0"/>
+          <w:i w:val="0"/>
+          <w:color w:val="000000"/>
+          <w:sz w:val="24"/>
+        </w:rPr>
+        <w:hyperlink r:id="rId10" w:history="1">
+          <w:r>
+            <w:rPr>
+              <w:rStyle w:val="Hyperlink"/>
+            </w:rPr>
+            <w:t>d</w:t>
+          </w:r>
+        </w:hyperlink>
+      </w:r>
+      <w:r>
+        <w:rPr>
+          <w:u w:val="single" w:color="0000ff"/>
+          <w:rFonts w:ascii="Charis SIL Italic" w:hAnsi="Charis SIL Italic" w:eastAsia="Charis SIL Italic"/>
+          <w:b w:val="0"/>
+          <w:i w:val="0"/>
+          <w:color w:val="000000"/>
+          <w:sz w:val="24"/>
+        </w:rPr>
+        <w:hyperlink r:id="rId10" w:history="1">
+          <w:r>
+            <w:rPr>
+              <w:rStyle w:val="Hyperlink"/>
+            </w:rPr>
+            <w:t>us van der</w:t>
+          </w:r>
+        </w:hyperlink>
       </w:r>
       <w:r>
         <w:rPr>
@@ -1749,8 +1785,16 @@
           <w:i w:val="0"/>
           <w:color w:val="0000FF"/>
           <w:sz w:val="24"/>
-        </w:rPr>
-        <w:t>a</w:t>
+          <w:u w:val="single"/>
+        </w:rPr>
+        <w:hyperlink r:id="rId18" w:history="1">
+          <w:r>
+            <w:rPr>
+              <w:rStyle w:val="Hyperlink"/>
+            </w:rPr>
+            <w:t>a</w:t>
+          </w:r>
+        </w:hyperlink>
       </w:r>
       <w:r>
         <w:rPr>
@@ -1761,7 +1805,7 @@
           <w:sz w:val="24"/>
           <w:u w:val="single"/>
         </w:rPr>
-        <w:hyperlink r:id="rId15" w:history="1">
+        <w:hyperlink r:id="rId18" w:history="1">
           <w:r>
             <w:rPr>
               <w:rStyle w:val="Hyperlink"/>
@@ -2626,6 +2670,7 @@
       </w:r>
       <w:r>
         <w:rPr>
+          <w:u w:val="single" w:color="0000ff"/>
           <w:rFonts w:ascii="Charis SIL Italic" w:hAnsi="Charis SIL Italic" w:eastAsia="Charis SIL Italic"/>
           <w:b w:val="0"/>
           <w:i w:val="0"/>
@@ -3122,24 +3167,7 @@
           <w:color w:val="000000"/>
           <w:sz w:val="24"/>
         </w:rPr>
-        <w:hyperlink r:id="rId25" w:history="1">
-          <w:r>
-            <w:rPr>
-              <w:rStyle w:val="Hyperlink"/>
-            </w:rPr>
-            <w:t xml:space="preserve"> infor</w:t>
-          </w:r>
-        </w:hyperlink>
-      </w:r>
-      <w:r>
-        <w:rPr>
-          <w:rFonts w:ascii="Charis SIL Italic" w:hAnsi="Charis SIL Italic" w:eastAsia="Charis SIL Italic"/>
-          <w:b w:val="0"/>
-          <w:i w:val="0"/>
-          <w:color w:val="000000"/>
-          <w:sz w:val="24"/>
-        </w:rPr>
-        <w:t>m</w:t>
+        <w:t xml:space="preserve"> inform</w:t>
       </w:r>
       <w:r>
         <w:rPr>
@@ -3278,14 +3306,7 @@
           <w:color w:val="000000"/>
           <w:sz w:val="24"/>
         </w:rPr>
-        <w:hyperlink r:id="rId25" w:history="1">
-          <w:r>
-            <w:rPr>
-              <w:rStyle w:val="Hyperlink"/>
-            </w:rPr>
-            <w:t>be fou</w:t>
-          </w:r>
-        </w:hyperlink>
+        <w:t>be fou</w:t>
       </w:r>
       <w:r>
         <w:rPr>
@@ -3946,7 +3967,7 @@
           <w:sz w:val="24"/>
           <w:u w:val="single"/>
         </w:rPr>
-        <w:hyperlink r:id="rId30" w:history="1">
+        <w:hyperlink r:id="rId28" w:history="1">
           <w:r>
             <w:rPr>
               <w:rStyle w:val="Hyperlink"/>
@@ -3975,7 +3996,7 @@
           <w:sz w:val="24"/>
           <w:u w:val="single"/>
         </w:rPr>
-        <w:hyperlink r:id="rId30" w:history="1">
+        <w:hyperlink r:id="rId28" w:history="1">
           <w:r>
             <w:rPr>
               <w:rStyle w:val="Hyperlink"/>
@@ -3986,13 +4007,21 @@
       </w:r>
       <w:r>
         <w:rPr>
-          <w:rFonts w:ascii="Charis SIL Italic" w:hAnsi="Charis SIL Italic" w:eastAsia="Charis SIL Italic"/>
-          <w:b w:val="0"/>
-          <w:i w:val="0"/>
-          <w:color w:val="000000"/>
-          <w:sz w:val="24"/>
-        </w:rPr>
-        <w:t xml:space="preserve">, </w:t>
+          <w:u w:val="single" w:color="0000ff"/>
+          <w:rFonts w:ascii="Charis SIL Italic" w:hAnsi="Charis SIL Italic" w:eastAsia="Charis SIL Italic"/>
+          <w:b w:val="0"/>
+          <w:i w:val="0"/>
+          <w:color w:val="000000"/>
+          <w:sz w:val="24"/>
+        </w:rPr>
+        <w:hyperlink r:id="rId28" w:history="1">
+          <w:r>
+            <w:rPr>
+              <w:rStyle w:val="Hyperlink"/>
+            </w:rPr>
+            <w:t xml:space="preserve">, </w:t>
+          </w:r>
+        </w:hyperlink>
       </w:r>
       <w:r>
         <w:rPr>
@@ -4003,7 +4032,7 @@
           <w:sz w:val="24"/>
           <w:u w:val="single"/>
         </w:rPr>
-        <w:hyperlink r:id="rId31" w:history="1">
+        <w:hyperlink r:id="rId28" w:history="1">
           <w:r>
             <w:rPr>
               <w:rStyle w:val="Hyperlink"/>
@@ -4357,14 +4386,7 @@
           <w:color w:val="000000"/>
           <w:sz w:val="24"/>
         </w:rPr>
-        <w:hyperlink r:id="rId32" w:history="1">
-          <w:r>
-            <w:rPr>
-              <w:rStyle w:val="Hyperlink"/>
-            </w:rPr>
-            <w:t>ch colo</w:t>
-          </w:r>
-        </w:hyperlink>
+        <w:t>ch colo</w:t>
       </w:r>
       <w:r>
         <w:rPr>
@@ -5157,6 +5179,16 @@
       </w:r>
       <w:r>
         <w:rPr>
+          <w:rFonts w:ascii="Charis SIL Italic" w:hAnsi="Charis SIL Italic" w:eastAsia="Charis SIL Italic"/>
+          <w:b w:val="0"/>
+          <w:i w:val="0"/>
+          <w:color w:val="000000"/>
+          <w:sz w:val="24"/>
+        </w:rPr>
+        <w:t>i</w:t>
+      </w:r>
+      <w:r>
+        <w:rPr>
           <w:u w:val="single" w:color="0000ff"/>
           <w:rFonts w:ascii="Charis SIL Italic" w:hAnsi="Charis SIL Italic" w:eastAsia="Charis SIL Italic"/>
           <w:b w:val="0"/>
@@ -5164,17 +5196,17 @@
           <w:color w:val="000000"/>
           <w:sz w:val="24"/>
         </w:rPr>
-        <w:t>i</w:t>
-      </w:r>
-      <w:r>
-        <w:rPr>
-          <w:rFonts w:ascii="Charis SIL Italic" w:hAnsi="Charis SIL Italic" w:eastAsia="Charis SIL Italic"/>
-          <w:b w:val="0"/>
-          <w:i w:val="0"/>
-          <w:color w:val="000000"/>
-          <w:sz w:val="24"/>
-        </w:rPr>
-        <w:t xml:space="preserve">rst professor of art history and modern languages at the UvA, the museum </w:t>
+        <w:t>r</w:t>
+      </w:r>
+      <w:r>
+        <w:rPr>
+          <w:rFonts w:ascii="Charis SIL Italic" w:hAnsi="Charis SIL Italic" w:eastAsia="Charis SIL Italic"/>
+          <w:b w:val="0"/>
+          <w:i w:val="0"/>
+          <w:color w:val="000000"/>
+          <w:sz w:val="24"/>
+        </w:rPr>
+        <w:t xml:space="preserve">st professor of art history and modern languages at the UvA, the museum </w:t>
       </w:r>
       <w:r>
         <w:rPr>
@@ -6435,7 +6467,36 @@
           <w:color w:val="000000"/>
           <w:sz w:val="24"/>
         </w:rPr>
-        <w:t xml:space="preserve">The institutional archives can be consulted at the </w:t>
+        <w:t>The institutional archives can be consulted a</w:t>
+      </w:r>
+      <w:r>
+        <w:rPr>
+          <w:u w:val="single" w:color="0000ff"/>
+          <w:rFonts w:ascii="Charis SIL Italic" w:hAnsi="Charis SIL Italic" w:eastAsia="Charis SIL Italic"/>
+          <w:b w:val="0"/>
+          <w:i w:val="0"/>
+          <w:color w:val="000000"/>
+          <w:sz w:val="24"/>
+        </w:rPr>
+        <w:hyperlink r:id="rId47" w:history="1">
+          <w:r>
+            <w:rPr>
+              <w:rStyle w:val="Hyperlink"/>
+            </w:rPr>
+            <w:t>t the</w:t>
+          </w:r>
+        </w:hyperlink>
+      </w:r>
+      <w:r>
+        <w:rPr>
+          <w:u w:val="single" w:color="0000ff"/>
+          <w:rFonts w:ascii="Charis SIL Italic" w:hAnsi="Charis SIL Italic" w:eastAsia="Charis SIL Italic"/>
+          <w:b w:val="0"/>
+          <w:i w:val="0"/>
+          <w:color w:val="000000"/>
+          <w:sz w:val="24"/>
+        </w:rPr>
+        <w:t xml:space="preserve"> </w:t>
       </w:r>
       <w:r>
         <w:rPr>

--- a/EXPORTS/DOCX/published/niveau3/English/UniversityMus.docx
+++ b/EXPORTS/DOCX/published/niveau3/English/UniversityMus.docx
@@ -154,7 +154,7 @@
             <w:rPr>
               <w:rStyle w:val="Hyperlink"/>
             </w:rPr>
-            <w:t>scientifi</w:t>
+            <w:t>scientif</w:t>
           </w:r>
         </w:hyperlink>
       </w:r>
@@ -166,6 +166,16 @@
           <w:color w:val="0000FF"/>
           <w:sz w:val="24"/>
           <w:u w:val="single"/>
+        </w:rPr>
+        <w:t>i</w:t>
+      </w:r>
+      <w:r>
+        <w:rPr>
+          <w:rFonts w:ascii="Charis SIL Italic" w:hAnsi="Charis SIL Italic" w:eastAsia="Charis SIL Italic"/>
+          <w:b w:val="0"/>
+          <w:i w:val="0"/>
+          <w:color w:val="0000FF"/>
+          <w:sz w:val="24"/>
         </w:rPr>
         <w:t>c</w:t>
       </w:r>
@@ -194,19 +204,9 @@
             <w:rPr>
               <w:rStyle w:val="Hyperlink"/>
             </w:rPr>
-            <w:t>interes</w:t>
+            <w:t>interest</w:t>
           </w:r>
         </w:hyperlink>
-      </w:r>
-      <w:r>
-        <w:rPr>
-          <w:rFonts w:ascii="Charis SIL Italic" w:hAnsi="Charis SIL Italic" w:eastAsia="Charis SIL Italic"/>
-          <w:b w:val="0"/>
-          <w:i w:val="0"/>
-          <w:color w:val="0000FF"/>
-          <w:sz w:val="24"/>
-        </w:rPr>
-        <w:t>t</w:t>
       </w:r>
       <w:r>
         <w:rPr>
@@ -1805,7 +1805,7 @@
           <w:sz w:val="24"/>
           <w:u w:val="single"/>
         </w:rPr>
-        <w:hyperlink r:id="rId18" w:history="1">
+        <w:hyperlink r:id="rId15" w:history="1">
           <w:r>
             <w:rPr>
               <w:rStyle w:val="Hyperlink"/>
@@ -2677,7 +2677,32 @@
           <w:color w:val="000000"/>
           <w:sz w:val="24"/>
         </w:rPr>
-        <w:t>formed a se</w:t>
+        <w:hyperlink r:id="rId22" w:history="1">
+          <w:r>
+            <w:rPr>
+              <w:rStyle w:val="Hyperlink"/>
+            </w:rPr>
+            <w:t>formed a</w:t>
+          </w:r>
+        </w:hyperlink>
+      </w:r>
+      <w:r>
+        <w:rPr>
+          <w:u w:val="single" w:color="0000ff"/>
+          <w:rFonts w:ascii="Charis SIL Italic" w:hAnsi="Charis SIL Italic" w:eastAsia="Charis SIL Italic"/>
+          <w:b w:val="0"/>
+          <w:i w:val="0"/>
+          <w:color w:val="000000"/>
+          <w:sz w:val="24"/>
+        </w:rPr>
+        <w:hyperlink r:id="rId22" w:history="1">
+          <w:r>
+            <w:rPr>
+              <w:rStyle w:val="Hyperlink"/>
+            </w:rPr>
+            <w:t xml:space="preserve"> se</w:t>
+          </w:r>
+        </w:hyperlink>
       </w:r>
       <w:r>
         <w:rPr>
@@ -3167,7 +3192,25 @@
           <w:color w:val="000000"/>
           <w:sz w:val="24"/>
         </w:rPr>
-        <w:t xml:space="preserve"> inform</w:t>
+        <w:hyperlink r:id="rId25" w:history="1">
+          <w:r>
+            <w:rPr>
+              <w:rStyle w:val="Hyperlink"/>
+            </w:rPr>
+            <w:t xml:space="preserve"> infor</w:t>
+          </w:r>
+        </w:hyperlink>
+      </w:r>
+      <w:r>
+        <w:rPr>
+          <w:u w:val="single" w:color="0000ff"/>
+          <w:rFonts w:ascii="Charis SIL Italic" w:hAnsi="Charis SIL Italic" w:eastAsia="Charis SIL Italic"/>
+          <w:b w:val="0"/>
+          <w:i w:val="0"/>
+          <w:color w:val="000000"/>
+          <w:sz w:val="24"/>
+        </w:rPr>
+        <w:t>m</w:t>
       </w:r>
       <w:r>
         <w:rPr>
@@ -3306,7 +3349,14 @@
           <w:color w:val="000000"/>
           <w:sz w:val="24"/>
         </w:rPr>
-        <w:t>be fou</w:t>
+        <w:hyperlink r:id="rId25" w:history="1">
+          <w:r>
+            <w:rPr>
+              <w:rStyle w:val="Hyperlink"/>
+            </w:rPr>
+            <w:t>be fou</w:t>
+          </w:r>
+        </w:hyperlink>
       </w:r>
       <w:r>
         <w:rPr>
@@ -4386,7 +4436,14 @@
           <w:color w:val="000000"/>
           <w:sz w:val="24"/>
         </w:rPr>
-        <w:t>ch colo</w:t>
+        <w:hyperlink r:id="rId32" w:history="1">
+          <w:r>
+            <w:rPr>
+              <w:rStyle w:val="Hyperlink"/>
+            </w:rPr>
+            <w:t>ch colo</w:t>
+          </w:r>
+        </w:hyperlink>
       </w:r>
       <w:r>
         <w:rPr>
@@ -7176,7 +7233,7 @@
           <w:sz w:val="24"/>
           <w:u w:val="single"/>
         </w:rPr>
-        <w:t>Scientific research in col</w:t>
+        <w:t>Scientific research in co</w:t>
       </w:r>
       <w:r>
         <w:rPr>
@@ -7187,7 +7244,7 @@
           <w:sz w:val="24"/>
           <w:u w:val="single"/>
         </w:rPr>
-        <w:t>onised territorie</w:t>
+        <w:t>l</w:t>
       </w:r>
       <w:r>
         <w:rPr>
@@ -7196,8 +7253,9 @@
           <w:i w:val="0"/>
           <w:color w:val="0000FF"/>
           <w:sz w:val="24"/>
-        </w:rPr>
-        <w:t>s</w:t>
+          <w:u w:val="single"/>
+        </w:rPr>
+        <w:t>onised territories</w:t>
       </w:r>
       <w:r>
         <w:br/>

--- a/EXPORTS/DOCX/published/niveau3/English/UniversityMus.docx
+++ b/EXPORTS/DOCX/published/niveau3/English/UniversityMus.docx
@@ -1787,14 +1787,7 @@
           <w:sz w:val="24"/>
           <w:u w:val="single"/>
         </w:rPr>
-        <w:hyperlink r:id="rId18" w:history="1">
-          <w:r>
-            <w:rPr>
-              <w:rStyle w:val="Hyperlink"/>
-            </w:rPr>
-            <w:t>a</w:t>
-          </w:r>
-        </w:hyperlink>
+        <w:t>a</w:t>
       </w:r>
       <w:r>
         <w:rPr>
@@ -3203,7 +3196,6 @@
       </w:r>
       <w:r>
         <w:rPr>
-          <w:u w:val="single" w:color="0000ff"/>
           <w:rFonts w:ascii="Charis SIL Italic" w:hAnsi="Charis SIL Italic" w:eastAsia="Charis SIL Italic"/>
           <w:b w:val="0"/>
           <w:i w:val="0"/>
@@ -4057,7 +4049,6 @@
       </w:r>
       <w:r>
         <w:rPr>
-          <w:u w:val="single" w:color="0000ff"/>
           <w:rFonts w:ascii="Charis SIL Italic" w:hAnsi="Charis SIL Italic" w:eastAsia="Charis SIL Italic"/>
           <w:b w:val="0"/>
           <w:i w:val="0"/>
@@ -4730,60 +4721,13 @@
       </w:r>
       <w:r>
         <w:rPr>
-          <w:u w:val="single" w:color="0000ff"/>
-          <w:rFonts w:ascii="Charis SIL Italic" w:hAnsi="Charis SIL Italic" w:eastAsia="Charis SIL Italic"/>
-          <w:b w:val="0"/>
-          <w:i w:val="0"/>
-          <w:color w:val="000000"/>
-          <w:sz w:val="24"/>
-        </w:rPr>
-        <w:hyperlink r:id="rId34" w:history="1">
-          <w:r>
-            <w:rPr>
-              <w:rStyle w:val="Hyperlink"/>
-            </w:rPr>
-            <w:t>for the</w:t>
-          </w:r>
-        </w:hyperlink>
-      </w:r>
-      <w:r>
-        <w:rPr>
-          <w:u w:val="single" w:color="0000ff"/>
-          <w:rFonts w:ascii="Charis SIL Italic" w:hAnsi="Charis SIL Italic" w:eastAsia="Charis SIL Italic"/>
-          <w:b w:val="0"/>
-          <w:i w:val="0"/>
-          <w:color w:val="000000"/>
-          <w:sz w:val="24"/>
-        </w:rPr>
-        <w:t xml:space="preserve"> </w:t>
-      </w:r>
-      <w:r>
-        <w:rPr>
-          <w:u w:val="single" w:color="0000ff"/>
-          <w:rFonts w:ascii="Charis SIL Italic" w:hAnsi="Charis SIL Italic" w:eastAsia="Charis SIL Italic"/>
-          <w:b w:val="0"/>
-          <w:i w:val="0"/>
-          <w:color w:val="000000"/>
-          <w:sz w:val="24"/>
-        </w:rPr>
-        <w:hyperlink r:id="rId34" w:history="1">
-          <w:r>
-            <w:rPr>
-              <w:rStyle w:val="Hyperlink"/>
-            </w:rPr>
-            <w:t>resea</w:t>
-          </w:r>
-        </w:hyperlink>
-      </w:r>
-      <w:r>
-        <w:rPr>
-          <w:rFonts w:ascii="Charis SIL Italic" w:hAnsi="Charis SIL Italic" w:eastAsia="Charis SIL Italic"/>
-          <w:b w:val="0"/>
-          <w:i w:val="0"/>
-          <w:color w:val="000000"/>
-          <w:sz w:val="24"/>
-        </w:rPr>
-        <w:t xml:space="preserve">rch of physical anthropologist </w:t>
+          <w:rFonts w:ascii="Charis SIL Italic" w:hAnsi="Charis SIL Italic" w:eastAsia="Charis SIL Italic"/>
+          <w:b w:val="0"/>
+          <w:i w:val="0"/>
+          <w:color w:val="000000"/>
+          <w:sz w:val="24"/>
+        </w:rPr>
+        <w:t xml:space="preserve">for the research of physical anthropologist </w:t>
       </w:r>
       <w:r>
         <w:rPr>
@@ -7233,7 +7177,7 @@
           <w:sz w:val="24"/>
           <w:u w:val="single"/>
         </w:rPr>
-        <w:t>Scientific research in co</w:t>
+        <w:t>Scientific research in col</w:t>
       </w:r>
       <w:r>
         <w:rPr>
@@ -7244,7 +7188,7 @@
           <w:sz w:val="24"/>
           <w:u w:val="single"/>
         </w:rPr>
-        <w:t>l</w:t>
+        <w:t>onised territorie</w:t>
       </w:r>
       <w:r>
         <w:rPr>
@@ -7253,9 +7197,8 @@
           <w:i w:val="0"/>
           <w:color w:val="0000FF"/>
           <w:sz w:val="24"/>
-          <w:u w:val="single"/>
-        </w:rPr>
-        <w:t>onised territories</w:t>
+        </w:rPr>
+        <w:t>s</w:t>
       </w:r>
       <w:r>
         <w:br/>

--- a/EXPORTS/DOCX/published/niveau3/English/UniversityMus.docx
+++ b/EXPORTS/DOCX/published/niveau3/English/UniversityMus.docx
@@ -165,17 +165,24 @@
           <w:i w:val="0"/>
           <w:color w:val="0000FF"/>
           <w:sz w:val="24"/>
+        </w:rPr>
+        <w:hyperlink r:id="rId9" w:history="1">
+          <w:r>
+            <w:rPr>
+              <w:rStyle w:val="Hyperlink"/>
+            </w:rPr>
+            <w:t>i</w:t>
+          </w:r>
+        </w:hyperlink>
+      </w:r>
+      <w:r>
+        <w:rPr>
+          <w:rFonts w:ascii="Charis SIL Italic" w:hAnsi="Charis SIL Italic" w:eastAsia="Charis SIL Italic"/>
+          <w:b w:val="0"/>
+          <w:i w:val="0"/>
+          <w:color w:val="0000FF"/>
+          <w:sz w:val="24"/>
           <w:u w:val="single"/>
-        </w:rPr>
-        <w:t>i</w:t>
-      </w:r>
-      <w:r>
-        <w:rPr>
-          <w:rFonts w:ascii="Charis SIL Italic" w:hAnsi="Charis SIL Italic" w:eastAsia="Charis SIL Italic"/>
-          <w:b w:val="0"/>
-          <w:i w:val="0"/>
-          <w:color w:val="0000FF"/>
-          <w:sz w:val="24"/>
         </w:rPr>
         <w:t>c</w:t>
       </w:r>
@@ -528,50 +535,7 @@
           <w:color w:val="000000"/>
           <w:sz w:val="24"/>
         </w:rPr>
-        <w:hyperlink r:id="rId10" w:history="1">
-          <w:r>
-            <w:rPr>
-              <w:rStyle w:val="Hyperlink"/>
-            </w:rPr>
-            <w:t>rmer [Gerar</w:t>
-          </w:r>
-        </w:hyperlink>
-      </w:r>
-      <w:r>
-        <w:rPr>
-          <w:u w:val="single" w:color="0000ff"/>
-          <w:rFonts w:ascii="Charis SIL Italic" w:hAnsi="Charis SIL Italic" w:eastAsia="Charis SIL Italic"/>
-          <w:b w:val="0"/>
-          <w:i w:val="0"/>
-          <w:color w:val="000000"/>
-          <w:sz w:val="24"/>
-        </w:rPr>
-        <w:hyperlink r:id="rId10" w:history="1">
-          <w:r>
-            <w:rPr>
-              <w:rStyle w:val="Hyperlink"/>
-            </w:rPr>
-            <w:t>d</w:t>
-          </w:r>
-        </w:hyperlink>
-      </w:r>
-      <w:r>
-        <w:rPr>
-          <w:u w:val="single" w:color="0000ff"/>
-          <w:rFonts w:ascii="Charis SIL Italic" w:hAnsi="Charis SIL Italic" w:eastAsia="Charis SIL Italic"/>
-          <w:b w:val="0"/>
-          <w:i w:val="0"/>
-          <w:color w:val="000000"/>
-          <w:sz w:val="24"/>
-        </w:rPr>
-        <w:hyperlink r:id="rId10" w:history="1">
-          <w:r>
-            <w:rPr>
-              <w:rStyle w:val="Hyperlink"/>
-            </w:rPr>
-            <w:t>us van der</w:t>
-          </w:r>
-        </w:hyperlink>
+        <w:t>rmer [Gerardus van der</w:t>
       </w:r>
       <w:r>
         <w:rPr>
@@ -1785,7 +1749,6 @@
           <w:i w:val="0"/>
           <w:color w:val="0000FF"/>
           <w:sz w:val="24"/>
-          <w:u w:val="single"/>
         </w:rPr>
         <w:t>a</w:t>
       </w:r>
@@ -2569,25 +2532,7 @@
           <w:color w:val="000000"/>
           <w:sz w:val="24"/>
         </w:rPr>
-        <w:t>i</w:t>
-      </w:r>
-      <w:r>
-        <w:rPr>
-          <w:u w:val="single" w:color="0000ff"/>
-          <w:rFonts w:ascii="Charis SIL Italic" w:hAnsi="Charis SIL Italic" w:eastAsia="Charis SIL Italic"/>
-          <w:b w:val="0"/>
-          <w:i w:val="0"/>
-          <w:color w:val="000000"/>
-          <w:sz w:val="24"/>
-        </w:rPr>
-        <w:hyperlink r:id="rId22" w:history="1">
-          <w:r>
-            <w:rPr>
-              <w:rStyle w:val="Hyperlink"/>
-            </w:rPr>
-            <w:t>l 2003 th</w:t>
-          </w:r>
-        </w:hyperlink>
+        <w:t>il 2003 th</w:t>
       </w:r>
       <w:r>
         <w:rPr>
@@ -3174,35 +3119,7 @@
           <w:color w:val="000000"/>
           <w:sz w:val="24"/>
         </w:rPr>
-        <w:t xml:space="preserve"> (KITLV). Detailed</w:t>
-      </w:r>
-      <w:r>
-        <w:rPr>
-          <w:u w:val="single" w:color="0000ff"/>
-          <w:rFonts w:ascii="Charis SIL Italic" w:hAnsi="Charis SIL Italic" w:eastAsia="Charis SIL Italic"/>
-          <w:b w:val="0"/>
-          <w:i w:val="0"/>
-          <w:color w:val="000000"/>
-          <w:sz w:val="24"/>
-        </w:rPr>
-        <w:hyperlink r:id="rId25" w:history="1">
-          <w:r>
-            <w:rPr>
-              <w:rStyle w:val="Hyperlink"/>
-            </w:rPr>
-            <w:t xml:space="preserve"> infor</w:t>
-          </w:r>
-        </w:hyperlink>
-      </w:r>
-      <w:r>
-        <w:rPr>
-          <w:rFonts w:ascii="Charis SIL Italic" w:hAnsi="Charis SIL Italic" w:eastAsia="Charis SIL Italic"/>
-          <w:b w:val="0"/>
-          <w:i w:val="0"/>
-          <w:color w:val="000000"/>
-          <w:sz w:val="24"/>
-        </w:rPr>
-        <w:t>m</w:t>
+        <w:t xml:space="preserve"> (KITLV). Detailed inform</w:t>
       </w:r>
       <w:r>
         <w:rPr>
@@ -3316,21 +3233,13 @@
       </w:r>
       <w:r>
         <w:rPr>
-          <w:u w:val="single" w:color="0000ff"/>
           <w:rFonts w:ascii="Charis SIL Italic" w:hAnsi="Charis SIL Italic" w:eastAsia="Charis SIL Italic"/>
           <w:b w:val="0"/>
           <w:i w:val="0"/>
           <w:color w:val="000000"/>
           <w:sz w:val="24"/>
         </w:rPr>
-        <w:hyperlink r:id="rId25" w:history="1">
-          <w:r>
-            <w:rPr>
-              <w:rStyle w:val="Hyperlink"/>
-            </w:rPr>
-            <w:t xml:space="preserve">tions can </w:t>
-          </w:r>
-        </w:hyperlink>
+        <w:t xml:space="preserve">tions can </w:t>
       </w:r>
       <w:r>
         <w:rPr>
@@ -4721,13 +4630,60 @@
       </w:r>
       <w:r>
         <w:rPr>
+          <w:u w:val="single" w:color="0000ff"/>
           <w:rFonts w:ascii="Charis SIL Italic" w:hAnsi="Charis SIL Italic" w:eastAsia="Charis SIL Italic"/>
           <w:b w:val="0"/>
           <w:i w:val="0"/>
           <w:color w:val="000000"/>
           <w:sz w:val="24"/>
         </w:rPr>
-        <w:t xml:space="preserve">for the research of physical anthropologist </w:t>
+        <w:hyperlink r:id="rId34" w:history="1">
+          <w:r>
+            <w:rPr>
+              <w:rStyle w:val="Hyperlink"/>
+            </w:rPr>
+            <w:t>for the</w:t>
+          </w:r>
+        </w:hyperlink>
+      </w:r>
+      <w:r>
+        <w:rPr>
+          <w:u w:val="single" w:color="0000ff"/>
+          <w:rFonts w:ascii="Charis SIL Italic" w:hAnsi="Charis SIL Italic" w:eastAsia="Charis SIL Italic"/>
+          <w:b w:val="0"/>
+          <w:i w:val="0"/>
+          <w:color w:val="000000"/>
+          <w:sz w:val="24"/>
+        </w:rPr>
+        <w:t xml:space="preserve"> </w:t>
+      </w:r>
+      <w:r>
+        <w:rPr>
+          <w:u w:val="single" w:color="0000ff"/>
+          <w:rFonts w:ascii="Charis SIL Italic" w:hAnsi="Charis SIL Italic" w:eastAsia="Charis SIL Italic"/>
+          <w:b w:val="0"/>
+          <w:i w:val="0"/>
+          <w:color w:val="000000"/>
+          <w:sz w:val="24"/>
+        </w:rPr>
+        <w:hyperlink r:id="rId34" w:history="1">
+          <w:r>
+            <w:rPr>
+              <w:rStyle w:val="Hyperlink"/>
+            </w:rPr>
+            <w:t>resea</w:t>
+          </w:r>
+        </w:hyperlink>
+      </w:r>
+      <w:r>
+        <w:rPr>
+          <w:rFonts w:ascii="Charis SIL Italic" w:hAnsi="Charis SIL Italic" w:eastAsia="Charis SIL Italic"/>
+          <w:b w:val="0"/>
+          <w:i w:val="0"/>
+          <w:color w:val="000000"/>
+          <w:sz w:val="24"/>
+        </w:rPr>
+        <w:t xml:space="preserve">rch of physical anthropologist </w:t>
       </w:r>
       <w:r>
         <w:rPr>
@@ -5180,6 +5136,7 @@
       </w:r>
       <w:r>
         <w:rPr>
+          <w:u w:val="single" w:color="0000ff"/>
           <w:rFonts w:ascii="Charis SIL Italic" w:hAnsi="Charis SIL Italic" w:eastAsia="Charis SIL Italic"/>
           <w:b w:val="0"/>
           <w:i w:val="0"/>
@@ -5190,24 +5147,13 @@
       </w:r>
       <w:r>
         <w:rPr>
-          <w:u w:val="single" w:color="0000ff"/>
           <w:rFonts w:ascii="Charis SIL Italic" w:hAnsi="Charis SIL Italic" w:eastAsia="Charis SIL Italic"/>
           <w:b w:val="0"/>
           <w:i w:val="0"/>
           <w:color w:val="000000"/>
           <w:sz w:val="24"/>
         </w:rPr>
-        <w:t>r</w:t>
-      </w:r>
-      <w:r>
-        <w:rPr>
-          <w:rFonts w:ascii="Charis SIL Italic" w:hAnsi="Charis SIL Italic" w:eastAsia="Charis SIL Italic"/>
-          <w:b w:val="0"/>
-          <w:i w:val="0"/>
-          <w:color w:val="000000"/>
-          <w:sz w:val="24"/>
-        </w:rPr>
-        <w:t xml:space="preserve">st professor of art history and modern languages at the UvA, the museum </w:t>
+        <w:t xml:space="preserve">rst professor of art history and modern languages at the UvA, the museum </w:t>
       </w:r>
       <w:r>
         <w:rPr>
@@ -6748,97 +6694,7 @@
           <w:color w:val="000000"/>
           <w:sz w:val="24"/>
         </w:rPr>
-        <w:t>University &amp; Research, please co</w:t>
-      </w:r>
-      <w:r>
-        <w:rPr>
-          <w:u w:val="single" w:color="0000ff"/>
-          <w:rFonts w:ascii="Charis SIL Italic" w:hAnsi="Charis SIL Italic" w:eastAsia="Charis SIL Italic"/>
-          <w:b w:val="0"/>
-          <w:i w:val="0"/>
-          <w:color w:val="000000"/>
-          <w:sz w:val="24"/>
-        </w:rPr>
-        <w:hyperlink r:id="rId10" w:history="1">
-          <w:r>
-            <w:rPr>
-              <w:rStyle w:val="Hyperlink"/>
-            </w:rPr>
-            <w:t>nsult the rel</w:t>
-          </w:r>
-        </w:hyperlink>
-      </w:r>
-      <w:r>
-        <w:rPr>
-          <w:u w:val="single" w:color="0000ff"/>
-          <w:rFonts w:ascii="Charis SIL Italic" w:hAnsi="Charis SIL Italic" w:eastAsia="Charis SIL Italic"/>
-          <w:b w:val="0"/>
-          <w:i w:val="0"/>
-          <w:color w:val="000000"/>
-          <w:sz w:val="24"/>
-        </w:rPr>
-        <w:hyperlink r:id="rId10" w:history="1">
-          <w:r>
-            <w:rPr>
-              <w:rStyle w:val="Hyperlink"/>
-            </w:rPr>
-            <w:t>e</w:t>
-          </w:r>
-        </w:hyperlink>
-      </w:r>
-      <w:r>
-        <w:rPr>
-          <w:u w:val="single" w:color="0000ff"/>
-          <w:rFonts w:ascii="Charis SIL Italic" w:hAnsi="Charis SIL Italic" w:eastAsia="Charis SIL Italic"/>
-          <w:b w:val="0"/>
-          <w:i w:val="0"/>
-          <w:color w:val="000000"/>
-          <w:sz w:val="24"/>
-        </w:rPr>
-        <w:hyperlink r:id="rId10" w:history="1">
-          <w:r>
-            <w:rPr>
-              <w:rStyle w:val="Hyperlink"/>
-            </w:rPr>
-            <w:t>vant re</w:t>
-          </w:r>
-        </w:hyperlink>
-      </w:r>
-      <w:r>
-        <w:rPr>
-          <w:u w:val="single" w:color="0000ff"/>
-          <w:rFonts w:ascii="Charis SIL Italic" w:hAnsi="Charis SIL Italic" w:eastAsia="Charis SIL Italic"/>
-          <w:b w:val="0"/>
-          <w:i w:val="0"/>
-          <w:color w:val="000000"/>
-          <w:sz w:val="24"/>
-        </w:rPr>
-        <w:hyperlink r:id="rId10" w:history="1">
-          <w:r>
-            <w:rPr>
-              <w:rStyle w:val="Hyperlink"/>
-            </w:rPr>
-            <w:t>s</w:t>
-          </w:r>
-        </w:hyperlink>
-      </w:r>
-      <w:r>
-        <w:rPr>
-          <w:u w:val="single" w:color="0000ff"/>
-          <w:rFonts w:ascii="Charis SIL Italic" w:hAnsi="Charis SIL Italic" w:eastAsia="Charis SIL Italic"/>
-          <w:b w:val="0"/>
-          <w:i w:val="0"/>
-          <w:color w:val="000000"/>
-          <w:sz w:val="24"/>
-        </w:rPr>
-        <w:hyperlink r:id="rId10" w:history="1">
-          <w:r>
-            <w:rPr>
-              <w:rStyle w:val="Hyperlink"/>
-            </w:rPr>
-            <w:t>ea</w:t>
-          </w:r>
-        </w:hyperlink>
+        <w:t>University &amp; Research, please consult the relevant resea</w:t>
       </w:r>
       <w:r>
         <w:rPr>
@@ -7177,7 +7033,7 @@
           <w:sz w:val="24"/>
           <w:u w:val="single"/>
         </w:rPr>
-        <w:t>Scientific research in col</w:t>
+        <w:t>Scientific research in co</w:t>
       </w:r>
       <w:r>
         <w:rPr>
@@ -7188,7 +7044,7 @@
           <w:sz w:val="24"/>
           <w:u w:val="single"/>
         </w:rPr>
-        <w:t>onised territorie</w:t>
+        <w:t>l</w:t>
       </w:r>
       <w:r>
         <w:rPr>
@@ -7197,8 +7053,9 @@
           <w:i w:val="0"/>
           <w:color w:val="0000FF"/>
           <w:sz w:val="24"/>
-        </w:rPr>
-        <w:t>s</w:t>
+          <w:u w:val="single"/>
+        </w:rPr>
+        <w:t>onised territories</w:t>
       </w:r>
       <w:r>
         <w:br/>

--- a/EXPORTS/DOCX/published/niveau3/English/UniversityMus.docx
+++ b/EXPORTS/DOCX/published/niveau3/English/UniversityMus.docx
@@ -154,7 +154,7 @@
             <w:rPr>
               <w:rStyle w:val="Hyperlink"/>
             </w:rPr>
-            <w:t>scientif</w:t>
+            <w:t>scientifi</w:t>
           </w:r>
         </w:hyperlink>
       </w:r>
@@ -165,13 +165,36 @@
           <w:i w:val="0"/>
           <w:color w:val="0000FF"/>
           <w:sz w:val="24"/>
+          <w:u w:val="single"/>
+        </w:rPr>
+        <w:t>c</w:t>
+      </w:r>
+      <w:r>
+        <w:rPr>
+          <w:rFonts w:ascii="Charis SIL Italic" w:hAnsi="Charis SIL Italic" w:eastAsia="Charis SIL Italic"/>
+          <w:b w:val="0"/>
+          <w:i w:val="0"/>
+          <w:color w:val="0000FF"/>
+          <w:sz w:val="24"/>
+          <w:u w:val="single"/>
+        </w:rPr>
+        <w:t xml:space="preserve"> </w:t>
+      </w:r>
+      <w:r>
+        <w:rPr>
+          <w:rFonts w:ascii="Charis SIL Italic" w:hAnsi="Charis SIL Italic" w:eastAsia="Charis SIL Italic"/>
+          <w:b w:val="0"/>
+          <w:i w:val="0"/>
+          <w:color w:val="0000FF"/>
+          <w:sz w:val="24"/>
+          <w:u w:val="single"/>
         </w:rPr>
         <w:hyperlink r:id="rId9" w:history="1">
           <w:r>
             <w:rPr>
               <w:rStyle w:val="Hyperlink"/>
             </w:rPr>
-            <w:t>i</w:t>
+            <w:t>interes</w:t>
           </w:r>
         </w:hyperlink>
       </w:r>
@@ -182,38 +205,8 @@
           <w:i w:val="0"/>
           <w:color w:val="0000FF"/>
           <w:sz w:val="24"/>
-          <w:u w:val="single"/>
-        </w:rPr>
-        <w:t>c</w:t>
-      </w:r>
-      <w:r>
-        <w:rPr>
-          <w:rFonts w:ascii="Charis SIL Italic" w:hAnsi="Charis SIL Italic" w:eastAsia="Charis SIL Italic"/>
-          <w:b w:val="0"/>
-          <w:i w:val="0"/>
-          <w:color w:val="0000FF"/>
-          <w:sz w:val="24"/>
-          <w:u w:val="single"/>
-        </w:rPr>
-        <w:t xml:space="preserve"> </w:t>
-      </w:r>
-      <w:r>
-        <w:rPr>
-          <w:rFonts w:ascii="Charis SIL Italic" w:hAnsi="Charis SIL Italic" w:eastAsia="Charis SIL Italic"/>
-          <w:b w:val="0"/>
-          <w:i w:val="0"/>
-          <w:color w:val="0000FF"/>
-          <w:sz w:val="24"/>
-          <w:u w:val="single"/>
-        </w:rPr>
-        <w:hyperlink r:id="rId9" w:history="1">
-          <w:r>
-            <w:rPr>
-              <w:rStyle w:val="Hyperlink"/>
-            </w:rPr>
-            <w:t>interest</w:t>
-          </w:r>
-        </w:hyperlink>
+        </w:rPr>
+        <w:t>t</w:t>
       </w:r>
       <w:r>
         <w:rPr>
@@ -1749,16 +1742,8 @@
           <w:i w:val="0"/>
           <w:color w:val="0000FF"/>
           <w:sz w:val="24"/>
-          <w:u w:val="single"/>
-        </w:rPr>
-        <w:hyperlink r:id="rId18" w:history="1">
-          <w:r>
-            <w:rPr>
-              <w:rStyle w:val="Hyperlink"/>
-            </w:rPr>
-            <w:t>a</w:t>
-          </w:r>
-        </w:hyperlink>
+        </w:rPr>
+        <w:t>a</w:t>
       </w:r>
       <w:r>
         <w:rPr>
@@ -3167,7 +3152,6 @@
       </w:r>
       <w:r>
         <w:rPr>
-          <w:u w:val="single" w:color="0000ff"/>
           <w:rFonts w:ascii="Charis SIL Italic" w:hAnsi="Charis SIL Italic" w:eastAsia="Charis SIL Italic"/>
           <w:b w:val="0"/>
           <w:i w:val="0"/>
@@ -3950,8 +3934,27 @@
           <w:i w:val="0"/>
           <w:color w:val="0000FF"/>
           <w:sz w:val="24"/>
-        </w:rPr>
-        <w:t xml:space="preserve">and </w:t>
+          <w:u w:val="single"/>
+        </w:rPr>
+        <w:hyperlink r:id="rId30" w:history="1">
+          <w:r>
+            <w:rPr>
+              <w:rStyle w:val="Hyperlink"/>
+            </w:rPr>
+            <w:t>and</w:t>
+          </w:r>
+        </w:hyperlink>
+      </w:r>
+      <w:r>
+        <w:rPr>
+          <w:rFonts w:ascii="Charis SIL Italic" w:hAnsi="Charis SIL Italic" w:eastAsia="Charis SIL Italic"/>
+          <w:b w:val="0"/>
+          <w:i w:val="0"/>
+          <w:color w:val="0000FF"/>
+          <w:sz w:val="24"/>
+          <w:u w:val="single"/>
+        </w:rPr>
+        <w:t xml:space="preserve"> </w:t>
       </w:r>
       <w:r>
         <w:rPr>
@@ -3991,7 +3994,7 @@
           <w:sz w:val="24"/>
           <w:u w:val="single"/>
         </w:rPr>
-        <w:hyperlink r:id="rId30" w:history="1">
+        <w:hyperlink r:id="rId28" w:history="1">
           <w:r>
             <w:rPr>
               <w:rStyle w:val="Hyperlink"/>
@@ -4008,7 +4011,14 @@
           <w:color w:val="000000"/>
           <w:sz w:val="24"/>
         </w:rPr>
-        <w:t xml:space="preserve">, </w:t>
+        <w:hyperlink r:id="rId28" w:history="1">
+          <w:r>
+            <w:rPr>
+              <w:rStyle w:val="Hyperlink"/>
+            </w:rPr>
+            <w:t xml:space="preserve">, </w:t>
+          </w:r>
+        </w:hyperlink>
       </w:r>
       <w:r>
         <w:rPr>
@@ -4019,7 +4029,7 @@
           <w:sz w:val="24"/>
           <w:u w:val="single"/>
         </w:rPr>
-        <w:hyperlink r:id="rId31" w:history="1">
+        <w:hyperlink r:id="rId28" w:history="1">
           <w:r>
             <w:rPr>
               <w:rStyle w:val="Hyperlink"/>
@@ -5173,6 +5183,7 @@
       </w:r>
       <w:r>
         <w:rPr>
+          <w:u w:val="single" w:color="0000ff"/>
           <w:rFonts w:ascii="Charis SIL Italic" w:hAnsi="Charis SIL Italic" w:eastAsia="Charis SIL Italic"/>
           <w:b w:val="0"/>
           <w:i w:val="0"/>
@@ -5183,24 +5194,13 @@
       </w:r>
       <w:r>
         <w:rPr>
-          <w:u w:val="single" w:color="0000ff"/>
-          <w:rFonts w:ascii="Charis SIL Italic" w:hAnsi="Charis SIL Italic" w:eastAsia="Charis SIL Italic"/>
-          <w:b w:val="0"/>
-          <w:i w:val="0"/>
-          <w:color w:val="000000"/>
-          <w:sz w:val="24"/>
-        </w:rPr>
-        <w:t>r</w:t>
-      </w:r>
-      <w:r>
-        <w:rPr>
-          <w:rFonts w:ascii="Charis SIL Italic" w:hAnsi="Charis SIL Italic" w:eastAsia="Charis SIL Italic"/>
-          <w:b w:val="0"/>
-          <w:i w:val="0"/>
-          <w:color w:val="000000"/>
-          <w:sz w:val="24"/>
-        </w:rPr>
-        <w:t xml:space="preserve">st professor of art history and modern languages at the UvA, the museum </w:t>
+          <w:rFonts w:ascii="Charis SIL Italic" w:hAnsi="Charis SIL Italic" w:eastAsia="Charis SIL Italic"/>
+          <w:b w:val="0"/>
+          <w:i w:val="0"/>
+          <w:color w:val="000000"/>
+          <w:sz w:val="24"/>
+        </w:rPr>
+        <w:t xml:space="preserve">rst professor of art history and modern languages at the UvA, the museum </w:t>
       </w:r>
       <w:r>
         <w:rPr>
@@ -5666,7 +5666,7 @@
           <w:sz w:val="24"/>
           <w:u w:val="single"/>
         </w:rPr>
-        <w:hyperlink r:id="rId42" w:history="1">
+        <w:hyperlink r:id="rId43" w:history="1">
           <w:r>
             <w:rPr>
               <w:rStyle w:val="Hyperlink"/>
@@ -6267,13 +6267,21 @@
       </w:r>
       <w:r>
         <w:rPr>
-          <w:rFonts w:ascii="Charis SIL Italic" w:hAnsi="Charis SIL Italic" w:eastAsia="Charis SIL Italic"/>
-          <w:b w:val="0"/>
-          <w:i w:val="0"/>
-          <w:color w:val="000000"/>
-          <w:sz w:val="24"/>
-        </w:rPr>
-        <w:t>r</w:t>
+          <w:u w:val="single" w:color="0000ff"/>
+          <w:rFonts w:ascii="Charis SIL Italic" w:hAnsi="Charis SIL Italic" w:eastAsia="Charis SIL Italic"/>
+          <w:b w:val="0"/>
+          <w:i w:val="0"/>
+          <w:color w:val="000000"/>
+          <w:sz w:val="24"/>
+        </w:rPr>
+        <w:hyperlink r:id="rId46" w:history="1">
+          <w:r>
+            <w:rPr>
+              <w:rStyle w:val="Hyperlink"/>
+            </w:rPr>
+            <w:t>r</w:t>
+          </w:r>
+        </w:hyperlink>
       </w:r>
       <w:r>
         <w:rPr>
@@ -6464,7 +6472,25 @@
           <w:color w:val="000000"/>
           <w:sz w:val="24"/>
         </w:rPr>
-        <w:t xml:space="preserve">t the </w:t>
+        <w:hyperlink r:id="rId47" w:history="1">
+          <w:r>
+            <w:rPr>
+              <w:rStyle w:val="Hyperlink"/>
+            </w:rPr>
+            <w:t>t the</w:t>
+          </w:r>
+        </w:hyperlink>
+      </w:r>
+      <w:r>
+        <w:rPr>
+          <w:u w:val="single" w:color="0000ff"/>
+          <w:rFonts w:ascii="Charis SIL Italic" w:hAnsi="Charis SIL Italic" w:eastAsia="Charis SIL Italic"/>
+          <w:b w:val="0"/>
+          <w:i w:val="0"/>
+          <w:color w:val="000000"/>
+          <w:sz w:val="24"/>
+        </w:rPr>
+        <w:t xml:space="preserve"> </w:t>
       </w:r>
       <w:r>
         <w:rPr>
@@ -6475,7 +6501,7 @@
           <w:sz w:val="24"/>
           <w:u w:val="single"/>
         </w:rPr>
-        <w:hyperlink r:id="rId48" w:history="1">
+        <w:hyperlink r:id="rId47" w:history="1">
           <w:r>
             <w:rPr>
               <w:rStyle w:val="Hyperlink"/>

--- a/EXPORTS/DOCX/published/niveau3/English/UniversityMus.docx
+++ b/EXPORTS/DOCX/published/niveau3/English/UniversityMus.docx
@@ -528,7 +528,50 @@
           <w:color w:val="000000"/>
           <w:sz w:val="24"/>
         </w:rPr>
-        <w:t>rmer [Gerardus van der</w:t>
+        <w:hyperlink r:id="rId10" w:history="1">
+          <w:r>
+            <w:rPr>
+              <w:rStyle w:val="Hyperlink"/>
+            </w:rPr>
+            <w:t>rmer [Gerar</w:t>
+          </w:r>
+        </w:hyperlink>
+      </w:r>
+      <w:r>
+        <w:rPr>
+          <w:u w:val="single" w:color="0000ff"/>
+          <w:rFonts w:ascii="Charis SIL Italic" w:hAnsi="Charis SIL Italic" w:eastAsia="Charis SIL Italic"/>
+          <w:b w:val="0"/>
+          <w:i w:val="0"/>
+          <w:color w:val="000000"/>
+          <w:sz w:val="24"/>
+        </w:rPr>
+        <w:hyperlink r:id="rId10" w:history="1">
+          <w:r>
+            <w:rPr>
+              <w:rStyle w:val="Hyperlink"/>
+            </w:rPr>
+            <w:t>d</w:t>
+          </w:r>
+        </w:hyperlink>
+      </w:r>
+      <w:r>
+        <w:rPr>
+          <w:u w:val="single" w:color="0000ff"/>
+          <w:rFonts w:ascii="Charis SIL Italic" w:hAnsi="Charis SIL Italic" w:eastAsia="Charis SIL Italic"/>
+          <w:b w:val="0"/>
+          <w:i w:val="0"/>
+          <w:color w:val="000000"/>
+          <w:sz w:val="24"/>
+        </w:rPr>
+        <w:hyperlink r:id="rId10" w:history="1">
+          <w:r>
+            <w:rPr>
+              <w:rStyle w:val="Hyperlink"/>
+            </w:rPr>
+            <w:t>us van der</w:t>
+          </w:r>
+        </w:hyperlink>
       </w:r>
       <w:r>
         <w:rPr>
@@ -1742,8 +1785,16 @@
           <w:i w:val="0"/>
           <w:color w:val="0000FF"/>
           <w:sz w:val="24"/>
-        </w:rPr>
-        <w:t>a</w:t>
+          <w:u w:val="single"/>
+        </w:rPr>
+        <w:hyperlink r:id="rId18" w:history="1">
+          <w:r>
+            <w:rPr>
+              <w:rStyle w:val="Hyperlink"/>
+            </w:rPr>
+            <w:t>a</w:t>
+          </w:r>
+        </w:hyperlink>
       </w:r>
       <w:r>
         <w:rPr>
@@ -3965,7 +4016,7 @@
           <w:sz w:val="24"/>
           <w:u w:val="single"/>
         </w:rPr>
-        <w:hyperlink r:id="rId30" w:history="1">
+        <w:hyperlink r:id="rId28" w:history="1">
           <w:r>
             <w:rPr>
               <w:rStyle w:val="Hyperlink"/>
@@ -4677,60 +4728,13 @@
       </w:r>
       <w:r>
         <w:rPr>
-          <w:u w:val="single" w:color="0000ff"/>
-          <w:rFonts w:ascii="Charis SIL Italic" w:hAnsi="Charis SIL Italic" w:eastAsia="Charis SIL Italic"/>
-          <w:b w:val="0"/>
-          <w:i w:val="0"/>
-          <w:color w:val="000000"/>
-          <w:sz w:val="24"/>
-        </w:rPr>
-        <w:hyperlink r:id="rId34" w:history="1">
-          <w:r>
-            <w:rPr>
-              <w:rStyle w:val="Hyperlink"/>
-            </w:rPr>
-            <w:t>for the</w:t>
-          </w:r>
-        </w:hyperlink>
-      </w:r>
-      <w:r>
-        <w:rPr>
-          <w:u w:val="single" w:color="0000ff"/>
-          <w:rFonts w:ascii="Charis SIL Italic" w:hAnsi="Charis SIL Italic" w:eastAsia="Charis SIL Italic"/>
-          <w:b w:val="0"/>
-          <w:i w:val="0"/>
-          <w:color w:val="000000"/>
-          <w:sz w:val="24"/>
-        </w:rPr>
-        <w:t xml:space="preserve"> </w:t>
-      </w:r>
-      <w:r>
-        <w:rPr>
-          <w:u w:val="single" w:color="0000ff"/>
-          <w:rFonts w:ascii="Charis SIL Italic" w:hAnsi="Charis SIL Italic" w:eastAsia="Charis SIL Italic"/>
-          <w:b w:val="0"/>
-          <w:i w:val="0"/>
-          <w:color w:val="000000"/>
-          <w:sz w:val="24"/>
-        </w:rPr>
-        <w:hyperlink r:id="rId34" w:history="1">
-          <w:r>
-            <w:rPr>
-              <w:rStyle w:val="Hyperlink"/>
-            </w:rPr>
-            <w:t>resea</w:t>
-          </w:r>
-        </w:hyperlink>
-      </w:r>
-      <w:r>
-        <w:rPr>
-          <w:rFonts w:ascii="Charis SIL Italic" w:hAnsi="Charis SIL Italic" w:eastAsia="Charis SIL Italic"/>
-          <w:b w:val="0"/>
-          <w:i w:val="0"/>
-          <w:color w:val="000000"/>
-          <w:sz w:val="24"/>
-        </w:rPr>
-        <w:t xml:space="preserve">rch of physical anthropologist </w:t>
+          <w:rFonts w:ascii="Charis SIL Italic" w:hAnsi="Charis SIL Italic" w:eastAsia="Charis SIL Italic"/>
+          <w:b w:val="0"/>
+          <w:i w:val="0"/>
+          <w:color w:val="000000"/>
+          <w:sz w:val="24"/>
+        </w:rPr>
+        <w:t xml:space="preserve">for the research of physical anthropologist </w:t>
       </w:r>
       <w:r>
         <w:rPr>
@@ -5666,7 +5670,7 @@
           <w:sz w:val="24"/>
           <w:u w:val="single"/>
         </w:rPr>
-        <w:hyperlink r:id="rId43" w:history="1">
+        <w:hyperlink r:id="rId42" w:history="1">
           <w:r>
             <w:rPr>
               <w:rStyle w:val="Hyperlink"/>

--- a/EXPORTS/DOCX/published/niveau3/English/UniversityMus.docx
+++ b/EXPORTS/DOCX/published/niveau3/English/UniversityMus.docx
@@ -154,7 +154,7 @@
             <w:rPr>
               <w:rStyle w:val="Hyperlink"/>
             </w:rPr>
-            <w:t>scientifi</w:t>
+            <w:t>scientif</w:t>
           </w:r>
         </w:hyperlink>
       </w:r>
@@ -166,6 +166,16 @@
           <w:color w:val="0000FF"/>
           <w:sz w:val="24"/>
           <w:u w:val="single"/>
+        </w:rPr>
+        <w:t>i</w:t>
+      </w:r>
+      <w:r>
+        <w:rPr>
+          <w:rFonts w:ascii="Charis SIL Italic" w:hAnsi="Charis SIL Italic" w:eastAsia="Charis SIL Italic"/>
+          <w:b w:val="0"/>
+          <w:i w:val="0"/>
+          <w:color w:val="0000FF"/>
+          <w:sz w:val="24"/>
         </w:rPr>
         <w:t>c</w:t>
       </w:r>
@@ -194,19 +204,9 @@
             <w:rPr>
               <w:rStyle w:val="Hyperlink"/>
             </w:rPr>
-            <w:t>interes</w:t>
+            <w:t>interest</w:t>
           </w:r>
         </w:hyperlink>
-      </w:r>
-      <w:r>
-        <w:rPr>
-          <w:rFonts w:ascii="Charis SIL Italic" w:hAnsi="Charis SIL Italic" w:eastAsia="Charis SIL Italic"/>
-          <w:b w:val="0"/>
-          <w:i w:val="0"/>
-          <w:color w:val="0000FF"/>
-          <w:sz w:val="24"/>
-        </w:rPr>
-        <w:t>t</w:t>
       </w:r>
       <w:r>
         <w:rPr>
@@ -1785,7 +1785,6 @@
           <w:i w:val="0"/>
           <w:color w:val="0000FF"/>
           <w:sz w:val="24"/>
-          <w:u w:val="single"/>
         </w:rPr>
         <w:hyperlink r:id="rId18" w:history="1">
           <w:r>
@@ -1834,7 +1833,7 @@
           <w:sz w:val="24"/>
           <w:u w:val="single"/>
         </w:rPr>
-        <w:hyperlink r:id="rId15" w:history="1">
+        <w:hyperlink r:id="rId18" w:history="1">
           <w:r>
             <w:rPr>
               <w:rStyle w:val="Hyperlink"/>
@@ -1852,7 +1851,7 @@
           <w:sz w:val="24"/>
           <w:u w:val="single"/>
         </w:rPr>
-        <w:hyperlink r:id="rId15" w:history="1">
+        <w:hyperlink r:id="rId18" w:history="1">
           <w:r>
             <w:rPr>
               <w:rStyle w:val="Hyperlink"/>
@@ -4016,7 +4015,7 @@
           <w:sz w:val="24"/>
           <w:u w:val="single"/>
         </w:rPr>
-        <w:hyperlink r:id="rId28" w:history="1">
+        <w:hyperlink r:id="rId30" w:history="1">
           <w:r>
             <w:rPr>
               <w:rStyle w:val="Hyperlink"/>
@@ -4045,7 +4044,7 @@
           <w:sz w:val="24"/>
           <w:u w:val="single"/>
         </w:rPr>
-        <w:hyperlink r:id="rId28" w:history="1">
+        <w:hyperlink r:id="rId30" w:history="1">
           <w:r>
             <w:rPr>
               <w:rStyle w:val="Hyperlink"/>
@@ -4056,6 +4055,7 @@
       </w:r>
       <w:r>
         <w:rPr>
+          <w:u w:val="single" w:color="0000ff"/>
           <w:rFonts w:ascii="Charis SIL Italic" w:hAnsi="Charis SIL Italic" w:eastAsia="Charis SIL Italic"/>
           <w:b w:val="0"/>
           <w:i w:val="0"/>
@@ -4080,7 +4080,7 @@
           <w:sz w:val="24"/>
           <w:u w:val="single"/>
         </w:rPr>
-        <w:hyperlink r:id="rId28" w:history="1">
+        <w:hyperlink r:id="rId31" w:history="1">
           <w:r>
             <w:rPr>
               <w:rStyle w:val="Hyperlink"/>
@@ -4728,13 +4728,60 @@
       </w:r>
       <w:r>
         <w:rPr>
-          <w:rFonts w:ascii="Charis SIL Italic" w:hAnsi="Charis SIL Italic" w:eastAsia="Charis SIL Italic"/>
-          <w:b w:val="0"/>
-          <w:i w:val="0"/>
-          <w:color w:val="000000"/>
-          <w:sz w:val="24"/>
-        </w:rPr>
-        <w:t xml:space="preserve">for the research of physical anthropologist </w:t>
+          <w:u w:val="single" w:color="0000ff"/>
+          <w:rFonts w:ascii="Charis SIL Italic" w:hAnsi="Charis SIL Italic" w:eastAsia="Charis SIL Italic"/>
+          <w:b w:val="0"/>
+          <w:i w:val="0"/>
+          <w:color w:val="000000"/>
+          <w:sz w:val="24"/>
+        </w:rPr>
+        <w:hyperlink r:id="rId34" w:history="1">
+          <w:r>
+            <w:rPr>
+              <w:rStyle w:val="Hyperlink"/>
+            </w:rPr>
+            <w:t>for the</w:t>
+          </w:r>
+        </w:hyperlink>
+      </w:r>
+      <w:r>
+        <w:rPr>
+          <w:u w:val="single" w:color="0000ff"/>
+          <w:rFonts w:ascii="Charis SIL Italic" w:hAnsi="Charis SIL Italic" w:eastAsia="Charis SIL Italic"/>
+          <w:b w:val="0"/>
+          <w:i w:val="0"/>
+          <w:color w:val="000000"/>
+          <w:sz w:val="24"/>
+        </w:rPr>
+        <w:t xml:space="preserve"> </w:t>
+      </w:r>
+      <w:r>
+        <w:rPr>
+          <w:u w:val="single" w:color="0000ff"/>
+          <w:rFonts w:ascii="Charis SIL Italic" w:hAnsi="Charis SIL Italic" w:eastAsia="Charis SIL Italic"/>
+          <w:b w:val="0"/>
+          <w:i w:val="0"/>
+          <w:color w:val="000000"/>
+          <w:sz w:val="24"/>
+        </w:rPr>
+        <w:hyperlink r:id="rId34" w:history="1">
+          <w:r>
+            <w:rPr>
+              <w:rStyle w:val="Hyperlink"/>
+            </w:rPr>
+            <w:t>resea</w:t>
+          </w:r>
+        </w:hyperlink>
+      </w:r>
+      <w:r>
+        <w:rPr>
+          <w:rFonts w:ascii="Charis SIL Italic" w:hAnsi="Charis SIL Italic" w:eastAsia="Charis SIL Italic"/>
+          <w:b w:val="0"/>
+          <w:i w:val="0"/>
+          <w:color w:val="000000"/>
+          <w:sz w:val="24"/>
+        </w:rPr>
+        <w:t xml:space="preserve">rch of physical anthropologist </w:t>
       </w:r>
       <w:r>
         <w:rPr>

--- a/EXPORTS/DOCX/published/niveau3/English/UniversityMus.docx
+++ b/EXPORTS/DOCX/published/niveau3/English/UniversityMus.docx
@@ -154,7 +154,7 @@
             <w:rPr>
               <w:rStyle w:val="Hyperlink"/>
             </w:rPr>
-            <w:t>scientif</w:t>
+            <w:t>scientifi</w:t>
           </w:r>
         </w:hyperlink>
       </w:r>
@@ -166,16 +166,6 @@
           <w:color w:val="0000FF"/>
           <w:sz w:val="24"/>
           <w:u w:val="single"/>
-        </w:rPr>
-        <w:t>i</w:t>
-      </w:r>
-      <w:r>
-        <w:rPr>
-          <w:rFonts w:ascii="Charis SIL Italic" w:hAnsi="Charis SIL Italic" w:eastAsia="Charis SIL Italic"/>
-          <w:b w:val="0"/>
-          <w:i w:val="0"/>
-          <w:color w:val="0000FF"/>
-          <w:sz w:val="24"/>
         </w:rPr>
         <w:t>c</w:t>
       </w:r>
@@ -204,9 +194,19 @@
             <w:rPr>
               <w:rStyle w:val="Hyperlink"/>
             </w:rPr>
-            <w:t>interest</w:t>
+            <w:t>interes</w:t>
           </w:r>
         </w:hyperlink>
+      </w:r>
+      <w:r>
+        <w:rPr>
+          <w:rFonts w:ascii="Charis SIL Italic" w:hAnsi="Charis SIL Italic" w:eastAsia="Charis SIL Italic"/>
+          <w:b w:val="0"/>
+          <w:i w:val="0"/>
+          <w:color w:val="0000FF"/>
+          <w:sz w:val="24"/>
+        </w:rPr>
+        <w:t>t</w:t>
       </w:r>
       <w:r>
         <w:rPr>
@@ -1785,15 +1785,9 @@
           <w:i w:val="0"/>
           <w:color w:val="0000FF"/>
           <w:sz w:val="24"/>
-        </w:rPr>
-        <w:hyperlink r:id="rId18" w:history="1">
-          <w:r>
-            <w:rPr>
-              <w:rStyle w:val="Hyperlink"/>
-            </w:rPr>
-            <w:t>a</w:t>
-          </w:r>
-        </w:hyperlink>
+          <w:u w:val="single"/>
+        </w:rPr>
+        <w:t>a</w:t>
       </w:r>
       <w:r>
         <w:rPr>
@@ -1833,7 +1827,7 @@
           <w:sz w:val="24"/>
           <w:u w:val="single"/>
         </w:rPr>
-        <w:hyperlink r:id="rId18" w:history="1">
+        <w:hyperlink r:id="rId15" w:history="1">
           <w:r>
             <w:rPr>
               <w:rStyle w:val="Hyperlink"/>
@@ -1851,7 +1845,7 @@
           <w:sz w:val="24"/>
           <w:u w:val="single"/>
         </w:rPr>
-        <w:hyperlink r:id="rId18" w:history="1">
+        <w:hyperlink r:id="rId15" w:history="1">
           <w:r>
             <w:rPr>
               <w:rStyle w:val="Hyperlink"/>
@@ -3986,14 +3980,7 @@
           <w:sz w:val="24"/>
           <w:u w:val="single"/>
         </w:rPr>
-        <w:hyperlink r:id="rId30" w:history="1">
-          <w:r>
-            <w:rPr>
-              <w:rStyle w:val="Hyperlink"/>
-            </w:rPr>
-            <w:t>and</w:t>
-          </w:r>
-        </w:hyperlink>
+        <w:t>and special</w:t>
       </w:r>
       <w:r>
         <w:rPr>
@@ -4015,36 +4002,7 @@
           <w:sz w:val="24"/>
           <w:u w:val="single"/>
         </w:rPr>
-        <w:hyperlink r:id="rId30" w:history="1">
-          <w:r>
-            <w:rPr>
-              <w:rStyle w:val="Hyperlink"/>
-            </w:rPr>
-            <w:t>special</w:t>
-          </w:r>
-        </w:hyperlink>
-      </w:r>
-      <w:r>
-        <w:rPr>
-          <w:rFonts w:ascii="Charis SIL Italic" w:hAnsi="Charis SIL Italic" w:eastAsia="Charis SIL Italic"/>
-          <w:b w:val="0"/>
-          <w:i w:val="0"/>
-          <w:color w:val="0000FF"/>
-          <w:sz w:val="24"/>
-          <w:u w:val="single"/>
-        </w:rPr>
-        <w:t xml:space="preserve"> </w:t>
-      </w:r>
-      <w:r>
-        <w:rPr>
-          <w:rFonts w:ascii="Charis SIL Italic" w:hAnsi="Charis SIL Italic" w:eastAsia="Charis SIL Italic"/>
-          <w:b w:val="0"/>
-          <w:i w:val="0"/>
-          <w:color w:val="0000FF"/>
-          <w:sz w:val="24"/>
-          <w:u w:val="single"/>
-        </w:rPr>
-        <w:hyperlink r:id="rId30" w:history="1">
+        <w:hyperlink r:id="rId28" w:history="1">
           <w:r>
             <w:rPr>
               <w:rStyle w:val="Hyperlink"/>
@@ -4080,7 +4038,7 @@
           <w:sz w:val="24"/>
           <w:u w:val="single"/>
         </w:rPr>
-        <w:hyperlink r:id="rId31" w:history="1">
+        <w:hyperlink r:id="rId28" w:history="1">
           <w:r>
             <w:rPr>
               <w:rStyle w:val="Hyperlink"/>
@@ -4359,14 +4317,7 @@
           <w:color w:val="000000"/>
           <w:sz w:val="24"/>
         </w:rPr>
-        <w:hyperlink r:id="rId31" w:history="1">
-          <w:r>
-            <w:rPr>
-              <w:rStyle w:val="Hyperlink"/>
-            </w:rPr>
-            <w:t>o rese</w:t>
-          </w:r>
-        </w:hyperlink>
+        <w:t>o rese</w:t>
       </w:r>
       <w:r>
         <w:rPr>
@@ -5234,6 +5185,16 @@
       </w:r>
       <w:r>
         <w:rPr>
+          <w:rFonts w:ascii="Charis SIL Italic" w:hAnsi="Charis SIL Italic" w:eastAsia="Charis SIL Italic"/>
+          <w:b w:val="0"/>
+          <w:i w:val="0"/>
+          <w:color w:val="000000"/>
+          <w:sz w:val="24"/>
+        </w:rPr>
+        <w:t>i</w:t>
+      </w:r>
+      <w:r>
+        <w:rPr>
           <w:u w:val="single" w:color="0000ff"/>
           <w:rFonts w:ascii="Charis SIL Italic" w:hAnsi="Charis SIL Italic" w:eastAsia="Charis SIL Italic"/>
           <w:b w:val="0"/>
@@ -5241,17 +5202,17 @@
           <w:color w:val="000000"/>
           <w:sz w:val="24"/>
         </w:rPr>
-        <w:t>i</w:t>
-      </w:r>
-      <w:r>
-        <w:rPr>
-          <w:rFonts w:ascii="Charis SIL Italic" w:hAnsi="Charis SIL Italic" w:eastAsia="Charis SIL Italic"/>
-          <w:b w:val="0"/>
-          <w:i w:val="0"/>
-          <w:color w:val="000000"/>
-          <w:sz w:val="24"/>
-        </w:rPr>
-        <w:t xml:space="preserve">rst professor of art history and modern languages at the UvA, the museum </w:t>
+        <w:t>r</w:t>
+      </w:r>
+      <w:r>
+        <w:rPr>
+          <w:rFonts w:ascii="Charis SIL Italic" w:hAnsi="Charis SIL Italic" w:eastAsia="Charis SIL Italic"/>
+          <w:b w:val="0"/>
+          <w:i w:val="0"/>
+          <w:color w:val="000000"/>
+          <w:sz w:val="24"/>
+        </w:rPr>
+        <w:t xml:space="preserve">st professor of art history and modern languages at the UvA, the museum </w:t>
       </w:r>
       <w:r>
         <w:rPr>
@@ -7221,7 +7182,7 @@
           <w:sz w:val="24"/>
           <w:u w:val="single"/>
         </w:rPr>
-        <w:t>Scientific research in co</w:t>
+        <w:t>Scientific research in col</w:t>
       </w:r>
       <w:r>
         <w:rPr>
@@ -7232,7 +7193,7 @@
           <w:sz w:val="24"/>
           <w:u w:val="single"/>
         </w:rPr>
-        <w:t>l</w:t>
+        <w:t>onised territorie</w:t>
       </w:r>
       <w:r>
         <w:rPr>
@@ -7241,9 +7202,8 @@
           <w:i w:val="0"/>
           <w:color w:val="0000FF"/>
           <w:sz w:val="24"/>
-          <w:u w:val="single"/>
-        </w:rPr>
-        <w:t>onised territories</w:t>
+        </w:rPr>
+        <w:t>s</w:t>
       </w:r>
       <w:r>
         <w:br/>

--- a/EXPORTS/DOCX/published/niveau3/English/UniversityMus.docx
+++ b/EXPORTS/DOCX/published/niveau3/English/UniversityMus.docx
@@ -154,7 +154,7 @@
             <w:rPr>
               <w:rStyle w:val="Hyperlink"/>
             </w:rPr>
-            <w:t>scientifi</w:t>
+            <w:t>scientif</w:t>
           </w:r>
         </w:hyperlink>
       </w:r>
@@ -165,36 +165,13 @@
           <w:i w:val="0"/>
           <w:color w:val="0000FF"/>
           <w:sz w:val="24"/>
-          <w:u w:val="single"/>
-        </w:rPr>
-        <w:t>c</w:t>
-      </w:r>
-      <w:r>
-        <w:rPr>
-          <w:rFonts w:ascii="Charis SIL Italic" w:hAnsi="Charis SIL Italic" w:eastAsia="Charis SIL Italic"/>
-          <w:b w:val="0"/>
-          <w:i w:val="0"/>
-          <w:color w:val="0000FF"/>
-          <w:sz w:val="24"/>
-          <w:u w:val="single"/>
-        </w:rPr>
-        <w:t xml:space="preserve"> </w:t>
-      </w:r>
-      <w:r>
-        <w:rPr>
-          <w:rFonts w:ascii="Charis SIL Italic" w:hAnsi="Charis SIL Italic" w:eastAsia="Charis SIL Italic"/>
-          <w:b w:val="0"/>
-          <w:i w:val="0"/>
-          <w:color w:val="0000FF"/>
-          <w:sz w:val="24"/>
-          <w:u w:val="single"/>
         </w:rPr>
         <w:hyperlink r:id="rId9" w:history="1">
           <w:r>
             <w:rPr>
               <w:rStyle w:val="Hyperlink"/>
             </w:rPr>
-            <w:t>interes</w:t>
+            <w:t>i</w:t>
           </w:r>
         </w:hyperlink>
       </w:r>
@@ -205,8 +182,38 @@
           <w:i w:val="0"/>
           <w:color w:val="0000FF"/>
           <w:sz w:val="24"/>
-        </w:rPr>
-        <w:t>t</w:t>
+          <w:u w:val="single"/>
+        </w:rPr>
+        <w:t>c</w:t>
+      </w:r>
+      <w:r>
+        <w:rPr>
+          <w:rFonts w:ascii="Charis SIL Italic" w:hAnsi="Charis SIL Italic" w:eastAsia="Charis SIL Italic"/>
+          <w:b w:val="0"/>
+          <w:i w:val="0"/>
+          <w:color w:val="0000FF"/>
+          <w:sz w:val="24"/>
+          <w:u w:val="single"/>
+        </w:rPr>
+        <w:t xml:space="preserve"> </w:t>
+      </w:r>
+      <w:r>
+        <w:rPr>
+          <w:rFonts w:ascii="Charis SIL Italic" w:hAnsi="Charis SIL Italic" w:eastAsia="Charis SIL Italic"/>
+          <w:b w:val="0"/>
+          <w:i w:val="0"/>
+          <w:color w:val="0000FF"/>
+          <w:sz w:val="24"/>
+          <w:u w:val="single"/>
+        </w:rPr>
+        <w:hyperlink r:id="rId9" w:history="1">
+          <w:r>
+            <w:rPr>
+              <w:rStyle w:val="Hyperlink"/>
+            </w:rPr>
+            <w:t>interest</w:t>
+          </w:r>
+        </w:hyperlink>
       </w:r>
       <w:r>
         <w:rPr>
@@ -528,50 +535,7 @@
           <w:color w:val="000000"/>
           <w:sz w:val="24"/>
         </w:rPr>
-        <w:hyperlink r:id="rId10" w:history="1">
-          <w:r>
-            <w:rPr>
-              <w:rStyle w:val="Hyperlink"/>
-            </w:rPr>
-            <w:t>rmer [Gerar</w:t>
-          </w:r>
-        </w:hyperlink>
-      </w:r>
-      <w:r>
-        <w:rPr>
-          <w:u w:val="single" w:color="0000ff"/>
-          <w:rFonts w:ascii="Charis SIL Italic" w:hAnsi="Charis SIL Italic" w:eastAsia="Charis SIL Italic"/>
-          <w:b w:val="0"/>
-          <w:i w:val="0"/>
-          <w:color w:val="000000"/>
-          <w:sz w:val="24"/>
-        </w:rPr>
-        <w:hyperlink r:id="rId10" w:history="1">
-          <w:r>
-            <w:rPr>
-              <w:rStyle w:val="Hyperlink"/>
-            </w:rPr>
-            <w:t>d</w:t>
-          </w:r>
-        </w:hyperlink>
-      </w:r>
-      <w:r>
-        <w:rPr>
-          <w:u w:val="single" w:color="0000ff"/>
-          <w:rFonts w:ascii="Charis SIL Italic" w:hAnsi="Charis SIL Italic" w:eastAsia="Charis SIL Italic"/>
-          <w:b w:val="0"/>
-          <w:i w:val="0"/>
-          <w:color w:val="000000"/>
-          <w:sz w:val="24"/>
-        </w:rPr>
-        <w:hyperlink r:id="rId10" w:history="1">
-          <w:r>
-            <w:rPr>
-              <w:rStyle w:val="Hyperlink"/>
-            </w:rPr>
-            <w:t>us van der</w:t>
-          </w:r>
-        </w:hyperlink>
+        <w:t>rmer [Gerardus van der</w:t>
       </w:r>
       <w:r>
         <w:rPr>
@@ -1787,7 +1751,14 @@
           <w:sz w:val="24"/>
           <w:u w:val="single"/>
         </w:rPr>
-        <w:t>a</w:t>
+        <w:hyperlink r:id="rId18" w:history="1">
+          <w:r>
+            <w:rPr>
+              <w:rStyle w:val="Hyperlink"/>
+            </w:rPr>
+            <w:t>a</w:t>
+          </w:r>
+        </w:hyperlink>
       </w:r>
       <w:r>
         <w:rPr>
@@ -1798,7 +1769,7 @@
           <w:sz w:val="24"/>
           <w:u w:val="single"/>
         </w:rPr>
-        <w:hyperlink r:id="rId15" w:history="1">
+        <w:hyperlink r:id="rId18" w:history="1">
           <w:r>
             <w:rPr>
               <w:rStyle w:val="Hyperlink"/>
@@ -1827,7 +1798,7 @@
           <w:sz w:val="24"/>
           <w:u w:val="single"/>
         </w:rPr>
-        <w:hyperlink r:id="rId15" w:history="1">
+        <w:hyperlink r:id="rId18" w:history="1">
           <w:r>
             <w:rPr>
               <w:rStyle w:val="Hyperlink"/>
@@ -1845,7 +1816,7 @@
           <w:sz w:val="24"/>
           <w:u w:val="single"/>
         </w:rPr>
-        <w:hyperlink r:id="rId15" w:history="1">
+        <w:hyperlink r:id="rId18" w:history="1">
           <w:r>
             <w:rPr>
               <w:rStyle w:val="Hyperlink"/>
@@ -3980,7 +3951,43 @@
           <w:sz w:val="24"/>
           <w:u w:val="single"/>
         </w:rPr>
-        <w:t>and special</w:t>
+        <w:hyperlink r:id="rId30" w:history="1">
+          <w:r>
+            <w:rPr>
+              <w:rStyle w:val="Hyperlink"/>
+            </w:rPr>
+            <w:t>and</w:t>
+          </w:r>
+        </w:hyperlink>
+      </w:r>
+      <w:r>
+        <w:rPr>
+          <w:rFonts w:ascii="Charis SIL Italic" w:hAnsi="Charis SIL Italic" w:eastAsia="Charis SIL Italic"/>
+          <w:b w:val="0"/>
+          <w:i w:val="0"/>
+          <w:color w:val="0000FF"/>
+          <w:sz w:val="24"/>
+          <w:u w:val="single"/>
+        </w:rPr>
+        <w:t xml:space="preserve"> </w:t>
+      </w:r>
+      <w:r>
+        <w:rPr>
+          <w:rFonts w:ascii="Charis SIL Italic" w:hAnsi="Charis SIL Italic" w:eastAsia="Charis SIL Italic"/>
+          <w:b w:val="0"/>
+          <w:i w:val="0"/>
+          <w:color w:val="0000FF"/>
+          <w:sz w:val="24"/>
+          <w:u w:val="single"/>
+        </w:rPr>
+        <w:hyperlink r:id="rId28" w:history="1">
+          <w:r>
+            <w:rPr>
+              <w:rStyle w:val="Hyperlink"/>
+            </w:rPr>
+            <w:t>special</w:t>
+          </w:r>
+        </w:hyperlink>
       </w:r>
       <w:r>
         <w:rPr>
@@ -4317,7 +4324,14 @@
           <w:color w:val="000000"/>
           <w:sz w:val="24"/>
         </w:rPr>
-        <w:t>o rese</w:t>
+        <w:hyperlink r:id="rId31" w:history="1">
+          <w:r>
+            <w:rPr>
+              <w:rStyle w:val="Hyperlink"/>
+            </w:rPr>
+            <w:t>o rese</w:t>
+          </w:r>
+        </w:hyperlink>
       </w:r>
       <w:r>
         <w:rPr>
@@ -4679,60 +4693,13 @@
       </w:r>
       <w:r>
         <w:rPr>
-          <w:u w:val="single" w:color="0000ff"/>
-          <w:rFonts w:ascii="Charis SIL Italic" w:hAnsi="Charis SIL Italic" w:eastAsia="Charis SIL Italic"/>
-          <w:b w:val="0"/>
-          <w:i w:val="0"/>
-          <w:color w:val="000000"/>
-          <w:sz w:val="24"/>
-        </w:rPr>
-        <w:hyperlink r:id="rId34" w:history="1">
-          <w:r>
-            <w:rPr>
-              <w:rStyle w:val="Hyperlink"/>
-            </w:rPr>
-            <w:t>for the</w:t>
-          </w:r>
-        </w:hyperlink>
-      </w:r>
-      <w:r>
-        <w:rPr>
-          <w:u w:val="single" w:color="0000ff"/>
-          <w:rFonts w:ascii="Charis SIL Italic" w:hAnsi="Charis SIL Italic" w:eastAsia="Charis SIL Italic"/>
-          <w:b w:val="0"/>
-          <w:i w:val="0"/>
-          <w:color w:val="000000"/>
-          <w:sz w:val="24"/>
-        </w:rPr>
-        <w:t xml:space="preserve"> </w:t>
-      </w:r>
-      <w:r>
-        <w:rPr>
-          <w:u w:val="single" w:color="0000ff"/>
-          <w:rFonts w:ascii="Charis SIL Italic" w:hAnsi="Charis SIL Italic" w:eastAsia="Charis SIL Italic"/>
-          <w:b w:val="0"/>
-          <w:i w:val="0"/>
-          <w:color w:val="000000"/>
-          <w:sz w:val="24"/>
-        </w:rPr>
-        <w:hyperlink r:id="rId34" w:history="1">
-          <w:r>
-            <w:rPr>
-              <w:rStyle w:val="Hyperlink"/>
-            </w:rPr>
-            <w:t>resea</w:t>
-          </w:r>
-        </w:hyperlink>
-      </w:r>
-      <w:r>
-        <w:rPr>
-          <w:rFonts w:ascii="Charis SIL Italic" w:hAnsi="Charis SIL Italic" w:eastAsia="Charis SIL Italic"/>
-          <w:b w:val="0"/>
-          <w:i w:val="0"/>
-          <w:color w:val="000000"/>
-          <w:sz w:val="24"/>
-        </w:rPr>
-        <w:t xml:space="preserve">rch of physical anthropologist </w:t>
+          <w:rFonts w:ascii="Charis SIL Italic" w:hAnsi="Charis SIL Italic" w:eastAsia="Charis SIL Italic"/>
+          <w:b w:val="0"/>
+          <w:i w:val="0"/>
+          <w:color w:val="000000"/>
+          <w:sz w:val="24"/>
+        </w:rPr>
+        <w:t xml:space="preserve">for the research of physical anthropologist </w:t>
       </w:r>
       <w:r>
         <w:rPr>
@@ -7182,7 +7149,7 @@
           <w:sz w:val="24"/>
           <w:u w:val="single"/>
         </w:rPr>
-        <w:t>Scientific research in col</w:t>
+        <w:t>Scientific research in co</w:t>
       </w:r>
       <w:r>
         <w:rPr>
@@ -7193,7 +7160,7 @@
           <w:sz w:val="24"/>
           <w:u w:val="single"/>
         </w:rPr>
-        <w:t>onised territorie</w:t>
+        <w:t>l</w:t>
       </w:r>
       <w:r>
         <w:rPr>
@@ -7202,8 +7169,9 @@
           <w:i w:val="0"/>
           <w:color w:val="0000FF"/>
           <w:sz w:val="24"/>
-        </w:rPr>
-        <w:t>s</w:t>
+          <w:u w:val="single"/>
+        </w:rPr>
+        <w:t>onised territories</w:t>
       </w:r>
       <w:r>
         <w:br/>

--- a/EXPORTS/DOCX/published/niveau3/English/UniversityMus.docx
+++ b/EXPORTS/DOCX/published/niveau3/English/UniversityMus.docx
@@ -182,7 +182,6 @@
           <w:i w:val="0"/>
           <w:color w:val="0000FF"/>
           <w:sz w:val="24"/>
-          <w:u w:val="single"/>
         </w:rPr>
         <w:t>c</w:t>
       </w:r>
@@ -535,7 +534,50 @@
           <w:color w:val="000000"/>
           <w:sz w:val="24"/>
         </w:rPr>
-        <w:t>rmer [Gerardus van der</w:t>
+        <w:hyperlink r:id="rId10" w:history="1">
+          <w:r>
+            <w:rPr>
+              <w:rStyle w:val="Hyperlink"/>
+            </w:rPr>
+            <w:t>rmer [Gerar</w:t>
+          </w:r>
+        </w:hyperlink>
+      </w:r>
+      <w:r>
+        <w:rPr>
+          <w:u w:val="single" w:color="0000ff"/>
+          <w:rFonts w:ascii="Charis SIL Italic" w:hAnsi="Charis SIL Italic" w:eastAsia="Charis SIL Italic"/>
+          <w:b w:val="0"/>
+          <w:i w:val="0"/>
+          <w:color w:val="000000"/>
+          <w:sz w:val="24"/>
+        </w:rPr>
+        <w:hyperlink r:id="rId10" w:history="1">
+          <w:r>
+            <w:rPr>
+              <w:rStyle w:val="Hyperlink"/>
+            </w:rPr>
+            <w:t>d</w:t>
+          </w:r>
+        </w:hyperlink>
+      </w:r>
+      <w:r>
+        <w:rPr>
+          <w:u w:val="single" w:color="0000ff"/>
+          <w:rFonts w:ascii="Charis SIL Italic" w:hAnsi="Charis SIL Italic" w:eastAsia="Charis SIL Italic"/>
+          <w:b w:val="0"/>
+          <w:i w:val="0"/>
+          <w:color w:val="000000"/>
+          <w:sz w:val="24"/>
+        </w:rPr>
+        <w:hyperlink r:id="rId10" w:history="1">
+          <w:r>
+            <w:rPr>
+              <w:rStyle w:val="Hyperlink"/>
+            </w:rPr>
+            <w:t>us van der</w:t>
+          </w:r>
+        </w:hyperlink>
       </w:r>
       <w:r>
         <w:rPr>
@@ -1749,27 +1791,19 @@
           <w:i w:val="0"/>
           <w:color w:val="0000FF"/>
           <w:sz w:val="24"/>
+        </w:rPr>
+        <w:t>a</w:t>
+      </w:r>
+      <w:r>
+        <w:rPr>
+          <w:rFonts w:ascii="Charis SIL Italic" w:hAnsi="Charis SIL Italic" w:eastAsia="Charis SIL Italic"/>
+          <w:b w:val="0"/>
+          <w:i w:val="0"/>
+          <w:color w:val="0000FF"/>
+          <w:sz w:val="24"/>
           <w:u w:val="single"/>
         </w:rPr>
-        <w:hyperlink r:id="rId18" w:history="1">
-          <w:r>
-            <w:rPr>
-              <w:rStyle w:val="Hyperlink"/>
-            </w:rPr>
-            <w:t>a</w:t>
-          </w:r>
-        </w:hyperlink>
-      </w:r>
-      <w:r>
-        <w:rPr>
-          <w:rFonts w:ascii="Charis SIL Italic" w:hAnsi="Charis SIL Italic" w:eastAsia="Charis SIL Italic"/>
-          <w:b w:val="0"/>
-          <w:i w:val="0"/>
-          <w:color w:val="0000FF"/>
-          <w:sz w:val="24"/>
-          <w:u w:val="single"/>
-        </w:rPr>
-        <w:hyperlink r:id="rId18" w:history="1">
+        <w:hyperlink r:id="rId15" w:history="1">
           <w:r>
             <w:rPr>
               <w:rStyle w:val="Hyperlink"/>
@@ -1798,7 +1832,7 @@
           <w:sz w:val="24"/>
           <w:u w:val="single"/>
         </w:rPr>
-        <w:hyperlink r:id="rId18" w:history="1">
+        <w:hyperlink r:id="rId15" w:history="1">
           <w:r>
             <w:rPr>
               <w:rStyle w:val="Hyperlink"/>
@@ -1816,7 +1850,7 @@
           <w:sz w:val="24"/>
           <w:u w:val="single"/>
         </w:rPr>
-        <w:hyperlink r:id="rId18" w:history="1">
+        <w:hyperlink r:id="rId15" w:history="1">
           <w:r>
             <w:rPr>
               <w:rStyle w:val="Hyperlink"/>
@@ -4020,7 +4054,6 @@
       </w:r>
       <w:r>
         <w:rPr>
-          <w:u w:val="single" w:color="0000ff"/>
           <w:rFonts w:ascii="Charis SIL Italic" w:hAnsi="Charis SIL Italic" w:eastAsia="Charis SIL Italic"/>
           <w:b w:val="0"/>
           <w:i w:val="0"/>
@@ -4693,13 +4726,60 @@
       </w:r>
       <w:r>
         <w:rPr>
+          <w:u w:val="single" w:color="0000ff"/>
           <w:rFonts w:ascii="Charis SIL Italic" w:hAnsi="Charis SIL Italic" w:eastAsia="Charis SIL Italic"/>
           <w:b w:val="0"/>
           <w:i w:val="0"/>
           <w:color w:val="000000"/>
           <w:sz w:val="24"/>
         </w:rPr>
-        <w:t xml:space="preserve">for the research of physical anthropologist </w:t>
+        <w:hyperlink r:id="rId34" w:history="1">
+          <w:r>
+            <w:rPr>
+              <w:rStyle w:val="Hyperlink"/>
+            </w:rPr>
+            <w:t>for the</w:t>
+          </w:r>
+        </w:hyperlink>
+      </w:r>
+      <w:r>
+        <w:rPr>
+          <w:u w:val="single" w:color="0000ff"/>
+          <w:rFonts w:ascii="Charis SIL Italic" w:hAnsi="Charis SIL Italic" w:eastAsia="Charis SIL Italic"/>
+          <w:b w:val="0"/>
+          <w:i w:val="0"/>
+          <w:color w:val="000000"/>
+          <w:sz w:val="24"/>
+        </w:rPr>
+        <w:t xml:space="preserve"> </w:t>
+      </w:r>
+      <w:r>
+        <w:rPr>
+          <w:u w:val="single" w:color="0000ff"/>
+          <w:rFonts w:ascii="Charis SIL Italic" w:hAnsi="Charis SIL Italic" w:eastAsia="Charis SIL Italic"/>
+          <w:b w:val="0"/>
+          <w:i w:val="0"/>
+          <w:color w:val="000000"/>
+          <w:sz w:val="24"/>
+        </w:rPr>
+        <w:hyperlink r:id="rId34" w:history="1">
+          <w:r>
+            <w:rPr>
+              <w:rStyle w:val="Hyperlink"/>
+            </w:rPr>
+            <w:t>resea</w:t>
+          </w:r>
+        </w:hyperlink>
+      </w:r>
+      <w:r>
+        <w:rPr>
+          <w:rFonts w:ascii="Charis SIL Italic" w:hAnsi="Charis SIL Italic" w:eastAsia="Charis SIL Italic"/>
+          <w:b w:val="0"/>
+          <w:i w:val="0"/>
+          <w:color w:val="000000"/>
+          <w:sz w:val="24"/>
+        </w:rPr>
+        <w:t xml:space="preserve">rch of physical anthropologist </w:t>
       </w:r>
       <w:r>
         <w:rPr>
@@ -5152,6 +5232,7 @@
       </w:r>
       <w:r>
         <w:rPr>
+          <w:u w:val="single" w:color="0000ff"/>
           <w:rFonts w:ascii="Charis SIL Italic" w:hAnsi="Charis SIL Italic" w:eastAsia="Charis SIL Italic"/>
           <w:b w:val="0"/>
           <w:i w:val="0"/>
@@ -5162,24 +5243,13 @@
       </w:r>
       <w:r>
         <w:rPr>
-          <w:u w:val="single" w:color="0000ff"/>
           <w:rFonts w:ascii="Charis SIL Italic" w:hAnsi="Charis SIL Italic" w:eastAsia="Charis SIL Italic"/>
           <w:b w:val="0"/>
           <w:i w:val="0"/>
           <w:color w:val="000000"/>
           <w:sz w:val="24"/>
         </w:rPr>
-        <w:t>r</w:t>
-      </w:r>
-      <w:r>
-        <w:rPr>
-          <w:rFonts w:ascii="Charis SIL Italic" w:hAnsi="Charis SIL Italic" w:eastAsia="Charis SIL Italic"/>
-          <w:b w:val="0"/>
-          <w:i w:val="0"/>
-          <w:color w:val="000000"/>
-          <w:sz w:val="24"/>
-        </w:rPr>
-        <w:t xml:space="preserve">st professor of art history and modern languages at the UvA, the museum </w:t>
+        <w:t xml:space="preserve">rst professor of art history and modern languages at the UvA, the museum </w:t>
       </w:r>
       <w:r>
         <w:rPr>
@@ -6440,36 +6510,7 @@
           <w:color w:val="000000"/>
           <w:sz w:val="24"/>
         </w:rPr>
-        <w:t>The institutional archives can be consulted a</w:t>
-      </w:r>
-      <w:r>
-        <w:rPr>
-          <w:u w:val="single" w:color="0000ff"/>
-          <w:rFonts w:ascii="Charis SIL Italic" w:hAnsi="Charis SIL Italic" w:eastAsia="Charis SIL Italic"/>
-          <w:b w:val="0"/>
-          <w:i w:val="0"/>
-          <w:color w:val="000000"/>
-          <w:sz w:val="24"/>
-        </w:rPr>
-        <w:hyperlink r:id="rId47" w:history="1">
-          <w:r>
-            <w:rPr>
-              <w:rStyle w:val="Hyperlink"/>
-            </w:rPr>
-            <w:t>t the</w:t>
-          </w:r>
-        </w:hyperlink>
-      </w:r>
-      <w:r>
-        <w:rPr>
-          <w:u w:val="single" w:color="0000ff"/>
-          <w:rFonts w:ascii="Charis SIL Italic" w:hAnsi="Charis SIL Italic" w:eastAsia="Charis SIL Italic"/>
-          <w:b w:val="0"/>
-          <w:i w:val="0"/>
-          <w:color w:val="000000"/>
-          <w:sz w:val="24"/>
-        </w:rPr>
-        <w:t xml:space="preserve"> </w:t>
+        <w:t xml:space="preserve">The institutional archives can be consulted at the </w:t>
       </w:r>
       <w:r>
         <w:rPr>
@@ -6480,7 +6521,7 @@
           <w:sz w:val="24"/>
           <w:u w:val="single"/>
         </w:rPr>
-        <w:hyperlink r:id="rId47" w:history="1">
+        <w:hyperlink r:id="rId48" w:history="1">
           <w:r>
             <w:rPr>
               <w:rStyle w:val="Hyperlink"/>
@@ -6742,75 +6783,13 @@
       </w:r>
       <w:r>
         <w:rPr>
-          <w:u w:val="single" w:color="0000ff"/>
           <w:rFonts w:ascii="Charis SIL Italic" w:hAnsi="Charis SIL Italic" w:eastAsia="Charis SIL Italic"/>
           <w:b w:val="0"/>
           <w:i w:val="0"/>
           <w:color w:val="000000"/>
           <w:sz w:val="24"/>
         </w:rPr>
-        <w:hyperlink r:id="rId10" w:history="1">
-          <w:r>
-            <w:rPr>
-              <w:rStyle w:val="Hyperlink"/>
-            </w:rPr>
-            <w:t>e</w:t>
-          </w:r>
-        </w:hyperlink>
-      </w:r>
-      <w:r>
-        <w:rPr>
-          <w:u w:val="single" w:color="0000ff"/>
-          <w:rFonts w:ascii="Charis SIL Italic" w:hAnsi="Charis SIL Italic" w:eastAsia="Charis SIL Italic"/>
-          <w:b w:val="0"/>
-          <w:i w:val="0"/>
-          <w:color w:val="000000"/>
-          <w:sz w:val="24"/>
-        </w:rPr>
-        <w:hyperlink r:id="rId10" w:history="1">
-          <w:r>
-            <w:rPr>
-              <w:rStyle w:val="Hyperlink"/>
-            </w:rPr>
-            <w:t>vant re</w:t>
-          </w:r>
-        </w:hyperlink>
-      </w:r>
-      <w:r>
-        <w:rPr>
-          <w:u w:val="single" w:color="0000ff"/>
-          <w:rFonts w:ascii="Charis SIL Italic" w:hAnsi="Charis SIL Italic" w:eastAsia="Charis SIL Italic"/>
-          <w:b w:val="0"/>
-          <w:i w:val="0"/>
-          <w:color w:val="000000"/>
-          <w:sz w:val="24"/>
-        </w:rPr>
-        <w:hyperlink r:id="rId10" w:history="1">
-          <w:r>
-            <w:rPr>
-              <w:rStyle w:val="Hyperlink"/>
-            </w:rPr>
-            <w:t>s</w:t>
-          </w:r>
-        </w:hyperlink>
-      </w:r>
-      <w:r>
-        <w:rPr>
-          <w:u w:val="single" w:color="0000ff"/>
-          <w:rFonts w:ascii="Charis SIL Italic" w:hAnsi="Charis SIL Italic" w:eastAsia="Charis SIL Italic"/>
-          <w:b w:val="0"/>
-          <w:i w:val="0"/>
-          <w:color w:val="000000"/>
-          <w:sz w:val="24"/>
-        </w:rPr>
-        <w:hyperlink r:id="rId10" w:history="1">
-          <w:r>
-            <w:rPr>
-              <w:rStyle w:val="Hyperlink"/>
-            </w:rPr>
-            <w:t>ea</w:t>
-          </w:r>
-        </w:hyperlink>
+        <w:t>evant resea</w:t>
       </w:r>
       <w:r>
         <w:rPr>

--- a/EXPORTS/DOCX/published/niveau3/English/UniversityMus.docx
+++ b/EXPORTS/DOCX/published/niveau3/English/UniversityMus.docx
@@ -182,6 +182,7 @@
           <w:i w:val="0"/>
           <w:color w:val="0000FF"/>
           <w:sz w:val="24"/>
+          <w:u w:val="single"/>
         </w:rPr>
         <w:t>c</w:t>
       </w:r>
@@ -1791,8 +1792,16 @@
           <w:i w:val="0"/>
           <w:color w:val="0000FF"/>
           <w:sz w:val="24"/>
-        </w:rPr>
-        <w:t>a</w:t>
+          <w:u w:val="single"/>
+        </w:rPr>
+        <w:hyperlink r:id="rId18" w:history="1">
+          <w:r>
+            <w:rPr>
+              <w:rStyle w:val="Hyperlink"/>
+            </w:rPr>
+            <w:t>a</w:t>
+          </w:r>
+        </w:hyperlink>
       </w:r>
       <w:r>
         <w:rPr>
@@ -4054,6 +4063,7 @@
       </w:r>
       <w:r>
         <w:rPr>
+          <w:u w:val="single" w:color="0000ff"/>
           <w:rFonts w:ascii="Charis SIL Italic" w:hAnsi="Charis SIL Italic" w:eastAsia="Charis SIL Italic"/>
           <w:b w:val="0"/>
           <w:i w:val="0"/>
@@ -4726,60 +4736,13 @@
       </w:r>
       <w:r>
         <w:rPr>
-          <w:u w:val="single" w:color="0000ff"/>
           <w:rFonts w:ascii="Charis SIL Italic" w:hAnsi="Charis SIL Italic" w:eastAsia="Charis SIL Italic"/>
           <w:b w:val="0"/>
           <w:i w:val="0"/>
           <w:color w:val="000000"/>
           <w:sz w:val="24"/>
         </w:rPr>
-        <w:hyperlink r:id="rId34" w:history="1">
-          <w:r>
-            <w:rPr>
-              <w:rStyle w:val="Hyperlink"/>
-            </w:rPr>
-            <w:t>for the</w:t>
-          </w:r>
-        </w:hyperlink>
-      </w:r>
-      <w:r>
-        <w:rPr>
-          <w:u w:val="single" w:color="0000ff"/>
-          <w:rFonts w:ascii="Charis SIL Italic" w:hAnsi="Charis SIL Italic" w:eastAsia="Charis SIL Italic"/>
-          <w:b w:val="0"/>
-          <w:i w:val="0"/>
-          <w:color w:val="000000"/>
-          <w:sz w:val="24"/>
-        </w:rPr>
-        <w:t xml:space="preserve"> </w:t>
-      </w:r>
-      <w:r>
-        <w:rPr>
-          <w:u w:val="single" w:color="0000ff"/>
-          <w:rFonts w:ascii="Charis SIL Italic" w:hAnsi="Charis SIL Italic" w:eastAsia="Charis SIL Italic"/>
-          <w:b w:val="0"/>
-          <w:i w:val="0"/>
-          <w:color w:val="000000"/>
-          <w:sz w:val="24"/>
-        </w:rPr>
-        <w:hyperlink r:id="rId34" w:history="1">
-          <w:r>
-            <w:rPr>
-              <w:rStyle w:val="Hyperlink"/>
-            </w:rPr>
-            <w:t>resea</w:t>
-          </w:r>
-        </w:hyperlink>
-      </w:r>
-      <w:r>
-        <w:rPr>
-          <w:rFonts w:ascii="Charis SIL Italic" w:hAnsi="Charis SIL Italic" w:eastAsia="Charis SIL Italic"/>
-          <w:b w:val="0"/>
-          <w:i w:val="0"/>
-          <w:color w:val="000000"/>
-          <w:sz w:val="24"/>
-        </w:rPr>
-        <w:t xml:space="preserve">rch of physical anthropologist </w:t>
+        <w:t xml:space="preserve">for the research of physical anthropologist </w:t>
       </w:r>
       <w:r>
         <w:rPr>
@@ -6510,7 +6473,36 @@
           <w:color w:val="000000"/>
           <w:sz w:val="24"/>
         </w:rPr>
-        <w:t xml:space="preserve">The institutional archives can be consulted at the </w:t>
+        <w:t>The institutional archives can be consulted a</w:t>
+      </w:r>
+      <w:r>
+        <w:rPr>
+          <w:u w:val="single" w:color="0000ff"/>
+          <w:rFonts w:ascii="Charis SIL Italic" w:hAnsi="Charis SIL Italic" w:eastAsia="Charis SIL Italic"/>
+          <w:b w:val="0"/>
+          <w:i w:val="0"/>
+          <w:color w:val="000000"/>
+          <w:sz w:val="24"/>
+        </w:rPr>
+        <w:hyperlink r:id="rId47" w:history="1">
+          <w:r>
+            <w:rPr>
+              <w:rStyle w:val="Hyperlink"/>
+            </w:rPr>
+            <w:t>t the</w:t>
+          </w:r>
+        </w:hyperlink>
+      </w:r>
+      <w:r>
+        <w:rPr>
+          <w:u w:val="single" w:color="0000ff"/>
+          <w:rFonts w:ascii="Charis SIL Italic" w:hAnsi="Charis SIL Italic" w:eastAsia="Charis SIL Italic"/>
+          <w:b w:val="0"/>
+          <w:i w:val="0"/>
+          <w:color w:val="000000"/>
+          <w:sz w:val="24"/>
+        </w:rPr>
+        <w:t xml:space="preserve"> </w:t>
       </w:r>
       <w:r>
         <w:rPr>
@@ -6521,7 +6513,7 @@
           <w:sz w:val="24"/>
           <w:u w:val="single"/>
         </w:rPr>
-        <w:hyperlink r:id="rId48" w:history="1">
+        <w:hyperlink r:id="rId47" w:history="1">
           <w:r>
             <w:rPr>
               <w:rStyle w:val="Hyperlink"/>
@@ -6761,35 +6753,7 @@
           <w:color w:val="000000"/>
           <w:sz w:val="24"/>
         </w:rPr>
-        <w:t>University &amp; Research, please co</w:t>
-      </w:r>
-      <w:r>
-        <w:rPr>
-          <w:u w:val="single" w:color="0000ff"/>
-          <w:rFonts w:ascii="Charis SIL Italic" w:hAnsi="Charis SIL Italic" w:eastAsia="Charis SIL Italic"/>
-          <w:b w:val="0"/>
-          <w:i w:val="0"/>
-          <w:color w:val="000000"/>
-          <w:sz w:val="24"/>
-        </w:rPr>
-        <w:hyperlink r:id="rId10" w:history="1">
-          <w:r>
-            <w:rPr>
-              <w:rStyle w:val="Hyperlink"/>
-            </w:rPr>
-            <w:t>nsult the rel</w:t>
-          </w:r>
-        </w:hyperlink>
-      </w:r>
-      <w:r>
-        <w:rPr>
-          <w:rFonts w:ascii="Charis SIL Italic" w:hAnsi="Charis SIL Italic" w:eastAsia="Charis SIL Italic"/>
-          <w:b w:val="0"/>
-          <w:i w:val="0"/>
-          <w:color w:val="000000"/>
-          <w:sz w:val="24"/>
-        </w:rPr>
-        <w:t>evant resea</w:t>
+        <w:t>University &amp; Research, please consult the relevant resea</w:t>
       </w:r>
       <w:r>
         <w:rPr>

--- a/EXPORTS/DOCX/published/niveau3/English/UniversityMus.docx
+++ b/EXPORTS/DOCX/published/niveau3/English/UniversityMus.docx
@@ -154,7 +154,7 @@
             <w:rPr>
               <w:rStyle w:val="Hyperlink"/>
             </w:rPr>
-            <w:t>scientif</w:t>
+            <w:t>scientifi</w:t>
           </w:r>
         </w:hyperlink>
       </w:r>
@@ -165,13 +165,36 @@
           <w:i w:val="0"/>
           <w:color w:val="0000FF"/>
           <w:sz w:val="24"/>
+          <w:u w:val="single"/>
+        </w:rPr>
+        <w:t>c</w:t>
+      </w:r>
+      <w:r>
+        <w:rPr>
+          <w:rFonts w:ascii="Charis SIL Italic" w:hAnsi="Charis SIL Italic" w:eastAsia="Charis SIL Italic"/>
+          <w:b w:val="0"/>
+          <w:i w:val="0"/>
+          <w:color w:val="0000FF"/>
+          <w:sz w:val="24"/>
+          <w:u w:val="single"/>
+        </w:rPr>
+        <w:t xml:space="preserve"> </w:t>
+      </w:r>
+      <w:r>
+        <w:rPr>
+          <w:rFonts w:ascii="Charis SIL Italic" w:hAnsi="Charis SIL Italic" w:eastAsia="Charis SIL Italic"/>
+          <w:b w:val="0"/>
+          <w:i w:val="0"/>
+          <w:color w:val="0000FF"/>
+          <w:sz w:val="24"/>
+          <w:u w:val="single"/>
         </w:rPr>
         <w:hyperlink r:id="rId9" w:history="1">
           <w:r>
             <w:rPr>
               <w:rStyle w:val="Hyperlink"/>
             </w:rPr>
-            <w:t>i</w:t>
+            <w:t>interes</w:t>
           </w:r>
         </w:hyperlink>
       </w:r>
@@ -182,38 +205,8 @@
           <w:i w:val="0"/>
           <w:color w:val="0000FF"/>
           <w:sz w:val="24"/>
-          <w:u w:val="single"/>
-        </w:rPr>
-        <w:t>c</w:t>
-      </w:r>
-      <w:r>
-        <w:rPr>
-          <w:rFonts w:ascii="Charis SIL Italic" w:hAnsi="Charis SIL Italic" w:eastAsia="Charis SIL Italic"/>
-          <w:b w:val="0"/>
-          <w:i w:val="0"/>
-          <w:color w:val="0000FF"/>
-          <w:sz w:val="24"/>
-          <w:u w:val="single"/>
-        </w:rPr>
-        <w:t xml:space="preserve"> </w:t>
-      </w:r>
-      <w:r>
-        <w:rPr>
-          <w:rFonts w:ascii="Charis SIL Italic" w:hAnsi="Charis SIL Italic" w:eastAsia="Charis SIL Italic"/>
-          <w:b w:val="0"/>
-          <w:i w:val="0"/>
-          <w:color w:val="0000FF"/>
-          <w:sz w:val="24"/>
-          <w:u w:val="single"/>
-        </w:rPr>
-        <w:hyperlink r:id="rId9" w:history="1">
-          <w:r>
-            <w:rPr>
-              <w:rStyle w:val="Hyperlink"/>
-            </w:rPr>
-            <w:t>interest</w:t>
-          </w:r>
-        </w:hyperlink>
+        </w:rPr>
+        <w:t>t</w:t>
       </w:r>
       <w:r>
         <w:rPr>
@@ -1792,16 +1785,8 @@
           <w:i w:val="0"/>
           <w:color w:val="0000FF"/>
           <w:sz w:val="24"/>
-          <w:u w:val="single"/>
-        </w:rPr>
-        <w:hyperlink r:id="rId18" w:history="1">
-          <w:r>
-            <w:rPr>
-              <w:rStyle w:val="Hyperlink"/>
-            </w:rPr>
-            <w:t>a</w:t>
-          </w:r>
-        </w:hyperlink>
+        </w:rPr>
+        <w:t>a</w:t>
       </w:r>
       <w:r>
         <w:rPr>
@@ -4023,7 +4008,7 @@
           <w:sz w:val="24"/>
           <w:u w:val="single"/>
         </w:rPr>
-        <w:hyperlink r:id="rId28" w:history="1">
+        <w:hyperlink r:id="rId30" w:history="1">
           <w:r>
             <w:rPr>
               <w:rStyle w:val="Hyperlink"/>
@@ -4063,7 +4048,6 @@
       </w:r>
       <w:r>
         <w:rPr>
-          <w:u w:val="single" w:color="0000ff"/>
           <w:rFonts w:ascii="Charis SIL Italic" w:hAnsi="Charis SIL Italic" w:eastAsia="Charis SIL Italic"/>
           <w:b w:val="0"/>
           <w:i w:val="0"/>
@@ -4736,13 +4720,60 @@
       </w:r>
       <w:r>
         <w:rPr>
-          <w:rFonts w:ascii="Charis SIL Italic" w:hAnsi="Charis SIL Italic" w:eastAsia="Charis SIL Italic"/>
-          <w:b w:val="0"/>
-          <w:i w:val="0"/>
-          <w:color w:val="000000"/>
-          <w:sz w:val="24"/>
-        </w:rPr>
-        <w:t xml:space="preserve">for the research of physical anthropologist </w:t>
+          <w:u w:val="single" w:color="0000ff"/>
+          <w:rFonts w:ascii="Charis SIL Italic" w:hAnsi="Charis SIL Italic" w:eastAsia="Charis SIL Italic"/>
+          <w:b w:val="0"/>
+          <w:i w:val="0"/>
+          <w:color w:val="000000"/>
+          <w:sz w:val="24"/>
+        </w:rPr>
+        <w:hyperlink r:id="rId34" w:history="1">
+          <w:r>
+            <w:rPr>
+              <w:rStyle w:val="Hyperlink"/>
+            </w:rPr>
+            <w:t>for the</w:t>
+          </w:r>
+        </w:hyperlink>
+      </w:r>
+      <w:r>
+        <w:rPr>
+          <w:u w:val="single" w:color="0000ff"/>
+          <w:rFonts w:ascii="Charis SIL Italic" w:hAnsi="Charis SIL Italic" w:eastAsia="Charis SIL Italic"/>
+          <w:b w:val="0"/>
+          <w:i w:val="0"/>
+          <w:color w:val="000000"/>
+          <w:sz w:val="24"/>
+        </w:rPr>
+        <w:t xml:space="preserve"> </w:t>
+      </w:r>
+      <w:r>
+        <w:rPr>
+          <w:u w:val="single" w:color="0000ff"/>
+          <w:rFonts w:ascii="Charis SIL Italic" w:hAnsi="Charis SIL Italic" w:eastAsia="Charis SIL Italic"/>
+          <w:b w:val="0"/>
+          <w:i w:val="0"/>
+          <w:color w:val="000000"/>
+          <w:sz w:val="24"/>
+        </w:rPr>
+        <w:hyperlink r:id="rId34" w:history="1">
+          <w:r>
+            <w:rPr>
+              <w:rStyle w:val="Hyperlink"/>
+            </w:rPr>
+            <w:t>resea</w:t>
+          </w:r>
+        </w:hyperlink>
+      </w:r>
+      <w:r>
+        <w:rPr>
+          <w:rFonts w:ascii="Charis SIL Italic" w:hAnsi="Charis SIL Italic" w:eastAsia="Charis SIL Italic"/>
+          <w:b w:val="0"/>
+          <w:i w:val="0"/>
+          <w:color w:val="000000"/>
+          <w:sz w:val="24"/>
+        </w:rPr>
+        <w:t xml:space="preserve">rch of physical anthropologist </w:t>
       </w:r>
       <w:r>
         <w:rPr>
@@ -6513,7 +6544,7 @@
           <w:sz w:val="24"/>
           <w:u w:val="single"/>
         </w:rPr>
-        <w:hyperlink r:id="rId47" w:history="1">
+        <w:hyperlink r:id="rId48" w:history="1">
           <w:r>
             <w:rPr>
               <w:rStyle w:val="Hyperlink"/>
@@ -6753,7 +6784,97 @@
           <w:color w:val="000000"/>
           <w:sz w:val="24"/>
         </w:rPr>
-        <w:t>University &amp; Research, please consult the relevant resea</w:t>
+        <w:t>University &amp; Research, please co</w:t>
+      </w:r>
+      <w:r>
+        <w:rPr>
+          <w:u w:val="single" w:color="0000ff"/>
+          <w:rFonts w:ascii="Charis SIL Italic" w:hAnsi="Charis SIL Italic" w:eastAsia="Charis SIL Italic"/>
+          <w:b w:val="0"/>
+          <w:i w:val="0"/>
+          <w:color w:val="000000"/>
+          <w:sz w:val="24"/>
+        </w:rPr>
+        <w:hyperlink r:id="rId10" w:history="1">
+          <w:r>
+            <w:rPr>
+              <w:rStyle w:val="Hyperlink"/>
+            </w:rPr>
+            <w:t>nsult the rel</w:t>
+          </w:r>
+        </w:hyperlink>
+      </w:r>
+      <w:r>
+        <w:rPr>
+          <w:u w:val="single" w:color="0000ff"/>
+          <w:rFonts w:ascii="Charis SIL Italic" w:hAnsi="Charis SIL Italic" w:eastAsia="Charis SIL Italic"/>
+          <w:b w:val="0"/>
+          <w:i w:val="0"/>
+          <w:color w:val="000000"/>
+          <w:sz w:val="24"/>
+        </w:rPr>
+        <w:hyperlink r:id="rId10" w:history="1">
+          <w:r>
+            <w:rPr>
+              <w:rStyle w:val="Hyperlink"/>
+            </w:rPr>
+            <w:t>e</w:t>
+          </w:r>
+        </w:hyperlink>
+      </w:r>
+      <w:r>
+        <w:rPr>
+          <w:u w:val="single" w:color="0000ff"/>
+          <w:rFonts w:ascii="Charis SIL Italic" w:hAnsi="Charis SIL Italic" w:eastAsia="Charis SIL Italic"/>
+          <w:b w:val="0"/>
+          <w:i w:val="0"/>
+          <w:color w:val="000000"/>
+          <w:sz w:val="24"/>
+        </w:rPr>
+        <w:hyperlink r:id="rId10" w:history="1">
+          <w:r>
+            <w:rPr>
+              <w:rStyle w:val="Hyperlink"/>
+            </w:rPr>
+            <w:t>vant re</w:t>
+          </w:r>
+        </w:hyperlink>
+      </w:r>
+      <w:r>
+        <w:rPr>
+          <w:u w:val="single" w:color="0000ff"/>
+          <w:rFonts w:ascii="Charis SIL Italic" w:hAnsi="Charis SIL Italic" w:eastAsia="Charis SIL Italic"/>
+          <w:b w:val="0"/>
+          <w:i w:val="0"/>
+          <w:color w:val="000000"/>
+          <w:sz w:val="24"/>
+        </w:rPr>
+        <w:hyperlink r:id="rId10" w:history="1">
+          <w:r>
+            <w:rPr>
+              <w:rStyle w:val="Hyperlink"/>
+            </w:rPr>
+            <w:t>s</w:t>
+          </w:r>
+        </w:hyperlink>
+      </w:r>
+      <w:r>
+        <w:rPr>
+          <w:u w:val="single" w:color="0000ff"/>
+          <w:rFonts w:ascii="Charis SIL Italic" w:hAnsi="Charis SIL Italic" w:eastAsia="Charis SIL Italic"/>
+          <w:b w:val="0"/>
+          <w:i w:val="0"/>
+          <w:color w:val="000000"/>
+          <w:sz w:val="24"/>
+        </w:rPr>
+        <w:hyperlink r:id="rId10" w:history="1">
+          <w:r>
+            <w:rPr>
+              <w:rStyle w:val="Hyperlink"/>
+            </w:rPr>
+            <w:t>ea</w:t>
+          </w:r>
+        </w:hyperlink>
       </w:r>
       <w:r>
         <w:rPr>
@@ -7092,7 +7213,7 @@
           <w:sz w:val="24"/>
           <w:u w:val="single"/>
         </w:rPr>
-        <w:t>Scientific research in co</w:t>
+        <w:t>Scientific research in col</w:t>
       </w:r>
       <w:r>
         <w:rPr>
@@ -7103,7 +7224,7 @@
           <w:sz w:val="24"/>
           <w:u w:val="single"/>
         </w:rPr>
-        <w:t>l</w:t>
+        <w:t>onised territorie</w:t>
       </w:r>
       <w:r>
         <w:rPr>
@@ -7112,9 +7233,8 @@
           <w:i w:val="0"/>
           <w:color w:val="0000FF"/>
           <w:sz w:val="24"/>
-          <w:u w:val="single"/>
-        </w:rPr>
-        <w:t>onised territories</w:t>
+        </w:rPr>
+        <w:t>s</w:t>
       </w:r>
       <w:r>
         <w:br/>

--- a/EXPORTS/DOCX/published/niveau3/English/UniversityMus.docx
+++ b/EXPORTS/DOCX/published/niveau3/English/UniversityMus.docx
@@ -4008,7 +4008,7 @@
           <w:sz w:val="24"/>
           <w:u w:val="single"/>
         </w:rPr>
-        <w:hyperlink r:id="rId30" w:history="1">
+        <w:hyperlink r:id="rId28" w:history="1">
           <w:r>
             <w:rPr>
               <w:rStyle w:val="Hyperlink"/>
@@ -4720,60 +4720,13 @@
       </w:r>
       <w:r>
         <w:rPr>
-          <w:u w:val="single" w:color="0000ff"/>
           <w:rFonts w:ascii="Charis SIL Italic" w:hAnsi="Charis SIL Italic" w:eastAsia="Charis SIL Italic"/>
           <w:b w:val="0"/>
           <w:i w:val="0"/>
           <w:color w:val="000000"/>
           <w:sz w:val="24"/>
         </w:rPr>
-        <w:hyperlink r:id="rId34" w:history="1">
-          <w:r>
-            <w:rPr>
-              <w:rStyle w:val="Hyperlink"/>
-            </w:rPr>
-            <w:t>for the</w:t>
-          </w:r>
-        </w:hyperlink>
-      </w:r>
-      <w:r>
-        <w:rPr>
-          <w:u w:val="single" w:color="0000ff"/>
-          <w:rFonts w:ascii="Charis SIL Italic" w:hAnsi="Charis SIL Italic" w:eastAsia="Charis SIL Italic"/>
-          <w:b w:val="0"/>
-          <w:i w:val="0"/>
-          <w:color w:val="000000"/>
-          <w:sz w:val="24"/>
-        </w:rPr>
-        <w:t xml:space="preserve"> </w:t>
-      </w:r>
-      <w:r>
-        <w:rPr>
-          <w:u w:val="single" w:color="0000ff"/>
-          <w:rFonts w:ascii="Charis SIL Italic" w:hAnsi="Charis SIL Italic" w:eastAsia="Charis SIL Italic"/>
-          <w:b w:val="0"/>
-          <w:i w:val="0"/>
-          <w:color w:val="000000"/>
-          <w:sz w:val="24"/>
-        </w:rPr>
-        <w:hyperlink r:id="rId34" w:history="1">
-          <w:r>
-            <w:rPr>
-              <w:rStyle w:val="Hyperlink"/>
-            </w:rPr>
-            <w:t>resea</w:t>
-          </w:r>
-        </w:hyperlink>
-      </w:r>
-      <w:r>
-        <w:rPr>
-          <w:rFonts w:ascii="Charis SIL Italic" w:hAnsi="Charis SIL Italic" w:eastAsia="Charis SIL Italic"/>
-          <w:b w:val="0"/>
-          <w:i w:val="0"/>
-          <w:color w:val="000000"/>
-          <w:sz w:val="24"/>
-        </w:rPr>
-        <w:t xml:space="preserve">rch of physical anthropologist </w:t>
+        <w:t xml:space="preserve">for the research of physical anthropologist </w:t>
       </w:r>
       <w:r>
         <w:rPr>
@@ -6504,47 +6457,18 @@
           <w:color w:val="000000"/>
           <w:sz w:val="24"/>
         </w:rPr>
-        <w:t>The institutional archives can be consulted a</w:t>
-      </w:r>
-      <w:r>
-        <w:rPr>
-          <w:u w:val="single" w:color="0000ff"/>
-          <w:rFonts w:ascii="Charis SIL Italic" w:hAnsi="Charis SIL Italic" w:eastAsia="Charis SIL Italic"/>
-          <w:b w:val="0"/>
-          <w:i w:val="0"/>
-          <w:color w:val="000000"/>
-          <w:sz w:val="24"/>
+        <w:t xml:space="preserve">The institutional archives can be consulted at the </w:t>
+      </w:r>
+      <w:r>
+        <w:rPr>
+          <w:rFonts w:ascii="Charis SIL Italic" w:hAnsi="Charis SIL Italic" w:eastAsia="Charis SIL Italic"/>
+          <w:b w:val="0"/>
+          <w:i w:val="0"/>
+          <w:color w:val="0000FF"/>
+          <w:sz w:val="24"/>
+          <w:u w:val="single"/>
         </w:rPr>
         <w:hyperlink r:id="rId47" w:history="1">
-          <w:r>
-            <w:rPr>
-              <w:rStyle w:val="Hyperlink"/>
-            </w:rPr>
-            <w:t>t the</w:t>
-          </w:r>
-        </w:hyperlink>
-      </w:r>
-      <w:r>
-        <w:rPr>
-          <w:u w:val="single" w:color="0000ff"/>
-          <w:rFonts w:ascii="Charis SIL Italic" w:hAnsi="Charis SIL Italic" w:eastAsia="Charis SIL Italic"/>
-          <w:b w:val="0"/>
-          <w:i w:val="0"/>
-          <w:color w:val="000000"/>
-          <w:sz w:val="24"/>
-        </w:rPr>
-        <w:t xml:space="preserve"> </w:t>
-      </w:r>
-      <w:r>
-        <w:rPr>
-          <w:rFonts w:ascii="Charis SIL Italic" w:hAnsi="Charis SIL Italic" w:eastAsia="Charis SIL Italic"/>
-          <w:b w:val="0"/>
-          <w:i w:val="0"/>
-          <w:color w:val="0000FF"/>
-          <w:sz w:val="24"/>
-          <w:u w:val="single"/>
-        </w:rPr>
-        <w:hyperlink r:id="rId48" w:history="1">
           <w:r>
             <w:rPr>
               <w:rStyle w:val="Hyperlink"/>
@@ -7213,7 +7137,7 @@
           <w:sz w:val="24"/>
           <w:u w:val="single"/>
         </w:rPr>
-        <w:t>Scientific research in col</w:t>
+        <w:t>Scientific research in co</w:t>
       </w:r>
       <w:r>
         <w:rPr>
@@ -7224,7 +7148,7 @@
           <w:sz w:val="24"/>
           <w:u w:val="single"/>
         </w:rPr>
-        <w:t>onised territorie</w:t>
+        <w:t>l</w:t>
       </w:r>
       <w:r>
         <w:rPr>
@@ -7233,8 +7157,9 @@
           <w:i w:val="0"/>
           <w:color w:val="0000FF"/>
           <w:sz w:val="24"/>
-        </w:rPr>
-        <w:t>s</w:t>
+          <w:u w:val="single"/>
+        </w:rPr>
+        <w:t>onised territories</w:t>
       </w:r>
       <w:r>
         <w:br/>

--- a/EXPORTS/DOCX/published/niveau3/English/UniversityMus.docx
+++ b/EXPORTS/DOCX/published/niveau3/English/UniversityMus.docx
@@ -154,7 +154,7 @@
             <w:rPr>
               <w:rStyle w:val="Hyperlink"/>
             </w:rPr>
-            <w:t>scientifi</w:t>
+            <w:t>scientif</w:t>
           </w:r>
         </w:hyperlink>
       </w:r>
@@ -165,36 +165,13 @@
           <w:i w:val="0"/>
           <w:color w:val="0000FF"/>
           <w:sz w:val="24"/>
-          <w:u w:val="single"/>
-        </w:rPr>
-        <w:t>c</w:t>
-      </w:r>
-      <w:r>
-        <w:rPr>
-          <w:rFonts w:ascii="Charis SIL Italic" w:hAnsi="Charis SIL Italic" w:eastAsia="Charis SIL Italic"/>
-          <w:b w:val="0"/>
-          <w:i w:val="0"/>
-          <w:color w:val="0000FF"/>
-          <w:sz w:val="24"/>
-          <w:u w:val="single"/>
-        </w:rPr>
-        <w:t xml:space="preserve"> </w:t>
-      </w:r>
-      <w:r>
-        <w:rPr>
-          <w:rFonts w:ascii="Charis SIL Italic" w:hAnsi="Charis SIL Italic" w:eastAsia="Charis SIL Italic"/>
-          <w:b w:val="0"/>
-          <w:i w:val="0"/>
-          <w:color w:val="0000FF"/>
-          <w:sz w:val="24"/>
-          <w:u w:val="single"/>
         </w:rPr>
         <w:hyperlink r:id="rId9" w:history="1">
           <w:r>
             <w:rPr>
               <w:rStyle w:val="Hyperlink"/>
             </w:rPr>
-            <w:t>interes</w:t>
+            <w:t>i</w:t>
           </w:r>
         </w:hyperlink>
       </w:r>
@@ -205,8 +182,38 @@
           <w:i w:val="0"/>
           <w:color w:val="0000FF"/>
           <w:sz w:val="24"/>
-        </w:rPr>
-        <w:t>t</w:t>
+          <w:u w:val="single"/>
+        </w:rPr>
+        <w:t>c</w:t>
+      </w:r>
+      <w:r>
+        <w:rPr>
+          <w:rFonts w:ascii="Charis SIL Italic" w:hAnsi="Charis SIL Italic" w:eastAsia="Charis SIL Italic"/>
+          <w:b w:val="0"/>
+          <w:i w:val="0"/>
+          <w:color w:val="0000FF"/>
+          <w:sz w:val="24"/>
+          <w:u w:val="single"/>
+        </w:rPr>
+        <w:t xml:space="preserve"> </w:t>
+      </w:r>
+      <w:r>
+        <w:rPr>
+          <w:rFonts w:ascii="Charis SIL Italic" w:hAnsi="Charis SIL Italic" w:eastAsia="Charis SIL Italic"/>
+          <w:b w:val="0"/>
+          <w:i w:val="0"/>
+          <w:color w:val="0000FF"/>
+          <w:sz w:val="24"/>
+          <w:u w:val="single"/>
+        </w:rPr>
+        <w:hyperlink r:id="rId9" w:history="1">
+          <w:r>
+            <w:rPr>
+              <w:rStyle w:val="Hyperlink"/>
+            </w:rPr>
+            <w:t>interest</w:t>
+          </w:r>
+        </w:hyperlink>
       </w:r>
       <w:r>
         <w:rPr>
@@ -3195,6 +3202,7 @@
       </w:r>
       <w:r>
         <w:rPr>
+          <w:u w:val="single" w:color="0000ff"/>
           <w:rFonts w:ascii="Charis SIL Italic" w:hAnsi="Charis SIL Italic" w:eastAsia="Charis SIL Italic"/>
           <w:b w:val="0"/>
           <w:i w:val="0"/>
@@ -4008,7 +4016,7 @@
           <w:sz w:val="24"/>
           <w:u w:val="single"/>
         </w:rPr>
-        <w:hyperlink r:id="rId28" w:history="1">
+        <w:hyperlink r:id="rId30" w:history="1">
           <w:r>
             <w:rPr>
               <w:rStyle w:val="Hyperlink"/>
@@ -4720,13 +4728,60 @@
       </w:r>
       <w:r>
         <w:rPr>
-          <w:rFonts w:ascii="Charis SIL Italic" w:hAnsi="Charis SIL Italic" w:eastAsia="Charis SIL Italic"/>
-          <w:b w:val="0"/>
-          <w:i w:val="0"/>
-          <w:color w:val="000000"/>
-          <w:sz w:val="24"/>
-        </w:rPr>
-        <w:t xml:space="preserve">for the research of physical anthropologist </w:t>
+          <w:u w:val="single" w:color="0000ff"/>
+          <w:rFonts w:ascii="Charis SIL Italic" w:hAnsi="Charis SIL Italic" w:eastAsia="Charis SIL Italic"/>
+          <w:b w:val="0"/>
+          <w:i w:val="0"/>
+          <w:color w:val="000000"/>
+          <w:sz w:val="24"/>
+        </w:rPr>
+        <w:hyperlink r:id="rId34" w:history="1">
+          <w:r>
+            <w:rPr>
+              <w:rStyle w:val="Hyperlink"/>
+            </w:rPr>
+            <w:t>for the</w:t>
+          </w:r>
+        </w:hyperlink>
+      </w:r>
+      <w:r>
+        <w:rPr>
+          <w:u w:val="single" w:color="0000ff"/>
+          <w:rFonts w:ascii="Charis SIL Italic" w:hAnsi="Charis SIL Italic" w:eastAsia="Charis SIL Italic"/>
+          <w:b w:val="0"/>
+          <w:i w:val="0"/>
+          <w:color w:val="000000"/>
+          <w:sz w:val="24"/>
+        </w:rPr>
+        <w:t xml:space="preserve"> </w:t>
+      </w:r>
+      <w:r>
+        <w:rPr>
+          <w:u w:val="single" w:color="0000ff"/>
+          <w:rFonts w:ascii="Charis SIL Italic" w:hAnsi="Charis SIL Italic" w:eastAsia="Charis SIL Italic"/>
+          <w:b w:val="0"/>
+          <w:i w:val="0"/>
+          <w:color w:val="000000"/>
+          <w:sz w:val="24"/>
+        </w:rPr>
+        <w:hyperlink r:id="rId34" w:history="1">
+          <w:r>
+            <w:rPr>
+              <w:rStyle w:val="Hyperlink"/>
+            </w:rPr>
+            <w:t>resea</w:t>
+          </w:r>
+        </w:hyperlink>
+      </w:r>
+      <w:r>
+        <w:rPr>
+          <w:rFonts w:ascii="Charis SIL Italic" w:hAnsi="Charis SIL Italic" w:eastAsia="Charis SIL Italic"/>
+          <w:b w:val="0"/>
+          <w:i w:val="0"/>
+          <w:color w:val="000000"/>
+          <w:sz w:val="24"/>
+        </w:rPr>
+        <w:t xml:space="preserve">rch of physical anthropologist </w:t>
       </w:r>
       <w:r>
         <w:rPr>
@@ -7137,7 +7192,7 @@
           <w:sz w:val="24"/>
           <w:u w:val="single"/>
         </w:rPr>
-        <w:t>Scientific research in co</w:t>
+        <w:t>Scientific research in col</w:t>
       </w:r>
       <w:r>
         <w:rPr>
@@ -7148,7 +7203,7 @@
           <w:sz w:val="24"/>
           <w:u w:val="single"/>
         </w:rPr>
-        <w:t>l</w:t>
+        <w:t>onised territorie</w:t>
       </w:r>
       <w:r>
         <w:rPr>
@@ -7157,9 +7212,8 @@
           <w:i w:val="0"/>
           <w:color w:val="0000FF"/>
           <w:sz w:val="24"/>
-          <w:u w:val="single"/>
-        </w:rPr>
-        <w:t>onised territories</w:t>
+        </w:rPr>
+        <w:t>s</w:t>
       </w:r>
       <w:r>
         <w:br/>

--- a/EXPORTS/DOCX/published/niveau3/English/UniversityMus.docx
+++ b/EXPORTS/DOCX/published/niveau3/English/UniversityMus.docx
@@ -154,7 +154,7 @@
             <w:rPr>
               <w:rStyle w:val="Hyperlink"/>
             </w:rPr>
-            <w:t>scientif</w:t>
+            <w:t>scientifi</w:t>
           </w:r>
         </w:hyperlink>
       </w:r>
@@ -165,13 +165,36 @@
           <w:i w:val="0"/>
           <w:color w:val="0000FF"/>
           <w:sz w:val="24"/>
+          <w:u w:val="single"/>
+        </w:rPr>
+        <w:t>c</w:t>
+      </w:r>
+      <w:r>
+        <w:rPr>
+          <w:rFonts w:ascii="Charis SIL Italic" w:hAnsi="Charis SIL Italic" w:eastAsia="Charis SIL Italic"/>
+          <w:b w:val="0"/>
+          <w:i w:val="0"/>
+          <w:color w:val="0000FF"/>
+          <w:sz w:val="24"/>
+          <w:u w:val="single"/>
+        </w:rPr>
+        <w:t xml:space="preserve"> </w:t>
+      </w:r>
+      <w:r>
+        <w:rPr>
+          <w:rFonts w:ascii="Charis SIL Italic" w:hAnsi="Charis SIL Italic" w:eastAsia="Charis SIL Italic"/>
+          <w:b w:val="0"/>
+          <w:i w:val="0"/>
+          <w:color w:val="0000FF"/>
+          <w:sz w:val="24"/>
+          <w:u w:val="single"/>
         </w:rPr>
         <w:hyperlink r:id="rId9" w:history="1">
           <w:r>
             <w:rPr>
               <w:rStyle w:val="Hyperlink"/>
             </w:rPr>
-            <w:t>i</w:t>
+            <w:t>interes</w:t>
           </w:r>
         </w:hyperlink>
       </w:r>
@@ -182,38 +205,8 @@
           <w:i w:val="0"/>
           <w:color w:val="0000FF"/>
           <w:sz w:val="24"/>
-          <w:u w:val="single"/>
-        </w:rPr>
-        <w:t>c</w:t>
-      </w:r>
-      <w:r>
-        <w:rPr>
-          <w:rFonts w:ascii="Charis SIL Italic" w:hAnsi="Charis SIL Italic" w:eastAsia="Charis SIL Italic"/>
-          <w:b w:val="0"/>
-          <w:i w:val="0"/>
-          <w:color w:val="0000FF"/>
-          <w:sz w:val="24"/>
-          <w:u w:val="single"/>
-        </w:rPr>
-        <w:t xml:space="preserve"> </w:t>
-      </w:r>
-      <w:r>
-        <w:rPr>
-          <w:rFonts w:ascii="Charis SIL Italic" w:hAnsi="Charis SIL Italic" w:eastAsia="Charis SIL Italic"/>
-          <w:b w:val="0"/>
-          <w:i w:val="0"/>
-          <w:color w:val="0000FF"/>
-          <w:sz w:val="24"/>
-          <w:u w:val="single"/>
-        </w:rPr>
-        <w:hyperlink r:id="rId9" w:history="1">
-          <w:r>
-            <w:rPr>
-              <w:rStyle w:val="Hyperlink"/>
-            </w:rPr>
-            <w:t>interest</w:t>
-          </w:r>
-        </w:hyperlink>
+        </w:rPr>
+        <w:t>t</w:t>
       </w:r>
       <w:r>
         <w:rPr>
@@ -1792,8 +1785,16 @@
           <w:i w:val="0"/>
           <w:color w:val="0000FF"/>
           <w:sz w:val="24"/>
-        </w:rPr>
-        <w:t>a</w:t>
+          <w:u w:val="single"/>
+        </w:rPr>
+        <w:hyperlink r:id="rId18" w:history="1">
+          <w:r>
+            <w:rPr>
+              <w:rStyle w:val="Hyperlink"/>
+            </w:rPr>
+            <w:t>a</w:t>
+          </w:r>
+        </w:hyperlink>
       </w:r>
       <w:r>
         <w:rPr>
@@ -2564,54 +2565,7 @@
           <w:color w:val="000000"/>
           <w:sz w:val="24"/>
         </w:rPr>
-        <w:t xml:space="preserve"> (please consult the relevant research aid). Unt</w:t>
-      </w:r>
-      <w:r>
-        <w:rPr>
-          <w:u w:val="single" w:color="0000ff"/>
-          <w:rFonts w:ascii="Charis SIL Italic" w:hAnsi="Charis SIL Italic" w:eastAsia="Charis SIL Italic"/>
-          <w:b w:val="0"/>
-          <w:i w:val="0"/>
-          <w:color w:val="000000"/>
-          <w:sz w:val="24"/>
-        </w:rPr>
-        <w:t>i</w:t>
-      </w:r>
-      <w:r>
-        <w:rPr>
-          <w:u w:val="single" w:color="0000ff"/>
-          <w:rFonts w:ascii="Charis SIL Italic" w:hAnsi="Charis SIL Italic" w:eastAsia="Charis SIL Italic"/>
-          <w:b w:val="0"/>
-          <w:i w:val="0"/>
-          <w:color w:val="000000"/>
-          <w:sz w:val="24"/>
-        </w:rPr>
-        <w:hyperlink r:id="rId22" w:history="1">
-          <w:r>
-            <w:rPr>
-              <w:rStyle w:val="Hyperlink"/>
-            </w:rPr>
-            <w:t>l 2003 th</w:t>
-          </w:r>
-        </w:hyperlink>
-      </w:r>
-      <w:r>
-        <w:rPr>
-          <w:u w:val="single" w:color="0000ff"/>
-          <w:rFonts w:ascii="Charis SIL Italic" w:hAnsi="Charis SIL Italic" w:eastAsia="Charis SIL Italic"/>
-          <w:b w:val="0"/>
-          <w:i w:val="0"/>
-          <w:color w:val="000000"/>
-          <w:sz w:val="24"/>
-        </w:rPr>
-        <w:hyperlink r:id="rId22" w:history="1">
-          <w:r>
-            <w:rPr>
-              <w:rStyle w:val="Hyperlink"/>
-            </w:rPr>
-            <w:t>is co</w:t>
-          </w:r>
-        </w:hyperlink>
+        <w:t xml:space="preserve"> (please consult the relevant research aid). Until 2003 this co</w:t>
       </w:r>
       <w:r>
         <w:rPr>
@@ -3202,7 +3156,6 @@
       </w:r>
       <w:r>
         <w:rPr>
-          <w:u w:val="single" w:color="0000ff"/>
           <w:rFonts w:ascii="Charis SIL Italic" w:hAnsi="Charis SIL Italic" w:eastAsia="Charis SIL Italic"/>
           <w:b w:val="0"/>
           <w:i w:val="0"/>
@@ -4016,7 +3969,7 @@
           <w:sz w:val="24"/>
           <w:u w:val="single"/>
         </w:rPr>
-        <w:hyperlink r:id="rId30" w:history="1">
+        <w:hyperlink r:id="rId28" w:history="1">
           <w:r>
             <w:rPr>
               <w:rStyle w:val="Hyperlink"/>
@@ -4062,14 +4015,7 @@
           <w:color w:val="000000"/>
           <w:sz w:val="24"/>
         </w:rPr>
-        <w:hyperlink r:id="rId28" w:history="1">
-          <w:r>
-            <w:rPr>
-              <w:rStyle w:val="Hyperlink"/>
-            </w:rPr>
-            <w:t xml:space="preserve">, </w:t>
-          </w:r>
-        </w:hyperlink>
+        <w:t xml:space="preserve">, </w:t>
       </w:r>
       <w:r>
         <w:rPr>
@@ -5234,6 +5180,16 @@
       </w:r>
       <w:r>
         <w:rPr>
+          <w:rFonts w:ascii="Charis SIL Italic" w:hAnsi="Charis SIL Italic" w:eastAsia="Charis SIL Italic"/>
+          <w:b w:val="0"/>
+          <w:i w:val="0"/>
+          <w:color w:val="000000"/>
+          <w:sz w:val="24"/>
+        </w:rPr>
+        <w:t>i</w:t>
+      </w:r>
+      <w:r>
+        <w:rPr>
           <w:u w:val="single" w:color="0000ff"/>
           <w:rFonts w:ascii="Charis SIL Italic" w:hAnsi="Charis SIL Italic" w:eastAsia="Charis SIL Italic"/>
           <w:b w:val="0"/>
@@ -5241,7 +5197,7 @@
           <w:color w:val="000000"/>
           <w:sz w:val="24"/>
         </w:rPr>
-        <w:t>i</w:t>
+        <w:t>r</w:t>
       </w:r>
       <w:r>
         <w:rPr>
@@ -5251,7 +5207,7 @@
           <w:color w:val="000000"/>
           <w:sz w:val="24"/>
         </w:rPr>
-        <w:t xml:space="preserve">rst professor of art history and modern languages at the UvA, the museum </w:t>
+        <w:t xml:space="preserve">st professor of art history and modern languages at the UvA, the museum </w:t>
       </w:r>
       <w:r>
         <w:rPr>
@@ -5717,7 +5673,7 @@
           <w:sz w:val="24"/>
           <w:u w:val="single"/>
         </w:rPr>
-        <w:hyperlink r:id="rId42" w:history="1">
+        <w:hyperlink r:id="rId43" w:history="1">
           <w:r>
             <w:rPr>
               <w:rStyle w:val="Hyperlink"/>
@@ -6512,7 +6468,36 @@
           <w:color w:val="000000"/>
           <w:sz w:val="24"/>
         </w:rPr>
-        <w:t xml:space="preserve">The institutional archives can be consulted at the </w:t>
+        <w:t>The institutional archives can be consulted a</w:t>
+      </w:r>
+      <w:r>
+        <w:rPr>
+          <w:u w:val="single" w:color="0000ff"/>
+          <w:rFonts w:ascii="Charis SIL Italic" w:hAnsi="Charis SIL Italic" w:eastAsia="Charis SIL Italic"/>
+          <w:b w:val="0"/>
+          <w:i w:val="0"/>
+          <w:color w:val="000000"/>
+          <w:sz w:val="24"/>
+        </w:rPr>
+        <w:hyperlink r:id="rId47" w:history="1">
+          <w:r>
+            <w:rPr>
+              <w:rStyle w:val="Hyperlink"/>
+            </w:rPr>
+            <w:t>t the</w:t>
+          </w:r>
+        </w:hyperlink>
+      </w:r>
+      <w:r>
+        <w:rPr>
+          <w:u w:val="single" w:color="0000ff"/>
+          <w:rFonts w:ascii="Charis SIL Italic" w:hAnsi="Charis SIL Italic" w:eastAsia="Charis SIL Italic"/>
+          <w:b w:val="0"/>
+          <w:i w:val="0"/>
+          <w:color w:val="000000"/>
+          <w:sz w:val="24"/>
+        </w:rPr>
+        <w:t xml:space="preserve"> </w:t>
       </w:r>
       <w:r>
         <w:rPr>
@@ -6523,7 +6508,7 @@
           <w:sz w:val="24"/>
           <w:u w:val="single"/>
         </w:rPr>
-        <w:hyperlink r:id="rId47" w:history="1">
+        <w:hyperlink r:id="rId48" w:history="1">
           <w:r>
             <w:rPr>
               <w:rStyle w:val="Hyperlink"/>
@@ -6763,97 +6748,7 @@
           <w:color w:val="000000"/>
           <w:sz w:val="24"/>
         </w:rPr>
-        <w:t>University &amp; Research, please co</w:t>
-      </w:r>
-      <w:r>
-        <w:rPr>
-          <w:u w:val="single" w:color="0000ff"/>
-          <w:rFonts w:ascii="Charis SIL Italic" w:hAnsi="Charis SIL Italic" w:eastAsia="Charis SIL Italic"/>
-          <w:b w:val="0"/>
-          <w:i w:val="0"/>
-          <w:color w:val="000000"/>
-          <w:sz w:val="24"/>
-        </w:rPr>
-        <w:hyperlink r:id="rId10" w:history="1">
-          <w:r>
-            <w:rPr>
-              <w:rStyle w:val="Hyperlink"/>
-            </w:rPr>
-            <w:t>nsult the rel</w:t>
-          </w:r>
-        </w:hyperlink>
-      </w:r>
-      <w:r>
-        <w:rPr>
-          <w:u w:val="single" w:color="0000ff"/>
-          <w:rFonts w:ascii="Charis SIL Italic" w:hAnsi="Charis SIL Italic" w:eastAsia="Charis SIL Italic"/>
-          <w:b w:val="0"/>
-          <w:i w:val="0"/>
-          <w:color w:val="000000"/>
-          <w:sz w:val="24"/>
-        </w:rPr>
-        <w:hyperlink r:id="rId10" w:history="1">
-          <w:r>
-            <w:rPr>
-              <w:rStyle w:val="Hyperlink"/>
-            </w:rPr>
-            <w:t>e</w:t>
-          </w:r>
-        </w:hyperlink>
-      </w:r>
-      <w:r>
-        <w:rPr>
-          <w:u w:val="single" w:color="0000ff"/>
-          <w:rFonts w:ascii="Charis SIL Italic" w:hAnsi="Charis SIL Italic" w:eastAsia="Charis SIL Italic"/>
-          <w:b w:val="0"/>
-          <w:i w:val="0"/>
-          <w:color w:val="000000"/>
-          <w:sz w:val="24"/>
-        </w:rPr>
-        <w:hyperlink r:id="rId10" w:history="1">
-          <w:r>
-            <w:rPr>
-              <w:rStyle w:val="Hyperlink"/>
-            </w:rPr>
-            <w:t>vant re</w:t>
-          </w:r>
-        </w:hyperlink>
-      </w:r>
-      <w:r>
-        <w:rPr>
-          <w:u w:val="single" w:color="0000ff"/>
-          <w:rFonts w:ascii="Charis SIL Italic" w:hAnsi="Charis SIL Italic" w:eastAsia="Charis SIL Italic"/>
-          <w:b w:val="0"/>
-          <w:i w:val="0"/>
-          <w:color w:val="000000"/>
-          <w:sz w:val="24"/>
-        </w:rPr>
-        <w:hyperlink r:id="rId10" w:history="1">
-          <w:r>
-            <w:rPr>
-              <w:rStyle w:val="Hyperlink"/>
-            </w:rPr>
-            <w:t>s</w:t>
-          </w:r>
-        </w:hyperlink>
-      </w:r>
-      <w:r>
-        <w:rPr>
-          <w:u w:val="single" w:color="0000ff"/>
-          <w:rFonts w:ascii="Charis SIL Italic" w:hAnsi="Charis SIL Italic" w:eastAsia="Charis SIL Italic"/>
-          <w:b w:val="0"/>
-          <w:i w:val="0"/>
-          <w:color w:val="000000"/>
-          <w:sz w:val="24"/>
-        </w:rPr>
-        <w:hyperlink r:id="rId10" w:history="1">
-          <w:r>
-            <w:rPr>
-              <w:rStyle w:val="Hyperlink"/>
-            </w:rPr>
-            <w:t>ea</w:t>
-          </w:r>
-        </w:hyperlink>
+        <w:t>University &amp; Research, please consult the relevant resea</w:t>
       </w:r>
       <w:r>
         <w:rPr>
@@ -7192,7 +7087,7 @@
           <w:sz w:val="24"/>
           <w:u w:val="single"/>
         </w:rPr>
-        <w:t>Scientific research in col</w:t>
+        <w:t>Scientific research in co</w:t>
       </w:r>
       <w:r>
         <w:rPr>
@@ -7203,7 +7098,7 @@
           <w:sz w:val="24"/>
           <w:u w:val="single"/>
         </w:rPr>
-        <w:t>onised territorie</w:t>
+        <w:t>l</w:t>
       </w:r>
       <w:r>
         <w:rPr>
@@ -7212,8 +7107,9 @@
           <w:i w:val="0"/>
           <w:color w:val="0000FF"/>
           <w:sz w:val="24"/>
-        </w:rPr>
-        <w:t>s</w:t>
+          <w:u w:val="single"/>
+        </w:rPr>
+        <w:t>onised territories</w:t>
       </w:r>
       <w:r>
         <w:br/>

--- a/EXPORTS/DOCX/published/niveau3/English/UniversityMus.docx
+++ b/EXPORTS/DOCX/published/niveau3/English/UniversityMus.docx
@@ -1785,16 +1785,8 @@
           <w:i w:val="0"/>
           <w:color w:val="0000FF"/>
           <w:sz w:val="24"/>
-          <w:u w:val="single"/>
-        </w:rPr>
-        <w:hyperlink r:id="rId18" w:history="1">
-          <w:r>
-            <w:rPr>
-              <w:rStyle w:val="Hyperlink"/>
-            </w:rPr>
-            <w:t>a</w:t>
-          </w:r>
-        </w:hyperlink>
+        </w:rPr>
+        <w:t>a</w:t>
       </w:r>
       <w:r>
         <w:rPr>
@@ -2565,7 +2557,54 @@
           <w:color w:val="000000"/>
           <w:sz w:val="24"/>
         </w:rPr>
-        <w:t xml:space="preserve"> (please consult the relevant research aid). Until 2003 this co</w:t>
+        <w:t xml:space="preserve"> (please consult the relevant research aid). Unt</w:t>
+      </w:r>
+      <w:r>
+        <w:rPr>
+          <w:u w:val="single" w:color="0000ff"/>
+          <w:rFonts w:ascii="Charis SIL Italic" w:hAnsi="Charis SIL Italic" w:eastAsia="Charis SIL Italic"/>
+          <w:b w:val="0"/>
+          <w:i w:val="0"/>
+          <w:color w:val="000000"/>
+          <w:sz w:val="24"/>
+        </w:rPr>
+        <w:t>i</w:t>
+      </w:r>
+      <w:r>
+        <w:rPr>
+          <w:u w:val="single" w:color="0000ff"/>
+          <w:rFonts w:ascii="Charis SIL Italic" w:hAnsi="Charis SIL Italic" w:eastAsia="Charis SIL Italic"/>
+          <w:b w:val="0"/>
+          <w:i w:val="0"/>
+          <w:color w:val="000000"/>
+          <w:sz w:val="24"/>
+        </w:rPr>
+        <w:hyperlink r:id="rId22" w:history="1">
+          <w:r>
+            <w:rPr>
+              <w:rStyle w:val="Hyperlink"/>
+            </w:rPr>
+            <w:t>l 2003 th</w:t>
+          </w:r>
+        </w:hyperlink>
+      </w:r>
+      <w:r>
+        <w:rPr>
+          <w:u w:val="single" w:color="0000ff"/>
+          <w:rFonts w:ascii="Charis SIL Italic" w:hAnsi="Charis SIL Italic" w:eastAsia="Charis SIL Italic"/>
+          <w:b w:val="0"/>
+          <w:i w:val="0"/>
+          <w:color w:val="000000"/>
+          <w:sz w:val="24"/>
+        </w:rPr>
+        <w:hyperlink r:id="rId22" w:history="1">
+          <w:r>
+            <w:rPr>
+              <w:rStyle w:val="Hyperlink"/>
+            </w:rPr>
+            <w:t>is co</w:t>
+          </w:r>
+        </w:hyperlink>
       </w:r>
       <w:r>
         <w:rPr>
@@ -2630,14 +2669,7 @@
           <w:color w:val="000000"/>
           <w:sz w:val="24"/>
         </w:rPr>
-        <w:hyperlink r:id="rId22" w:history="1">
-          <w:r>
-            <w:rPr>
-              <w:rStyle w:val="Hyperlink"/>
-            </w:rPr>
-            <w:t>formed a</w:t>
-          </w:r>
-        </w:hyperlink>
+        <w:t>formed a</w:t>
       </w:r>
       <w:r>
         <w:rPr>
@@ -3156,6 +3188,7 @@
       </w:r>
       <w:r>
         <w:rPr>
+          <w:u w:val="single" w:color="0000ff"/>
           <w:rFonts w:ascii="Charis SIL Italic" w:hAnsi="Charis SIL Italic" w:eastAsia="Charis SIL Italic"/>
           <w:b w:val="0"/>
           <w:i w:val="0"/>
@@ -3211,104 +3244,7 @@
           <w:color w:val="000000"/>
           <w:sz w:val="24"/>
         </w:rPr>
-        <w:hyperlink r:id="rId25" w:history="1">
-          <w:r>
-            <w:rPr>
-              <w:rStyle w:val="Hyperlink"/>
-            </w:rPr>
-            <w:t>UBL's co</w:t>
-          </w:r>
-        </w:hyperlink>
-      </w:r>
-      <w:r>
-        <w:rPr>
-          <w:u w:val="single" w:color="0000ff"/>
-          <w:rFonts w:ascii="Charis SIL Italic" w:hAnsi="Charis SIL Italic" w:eastAsia="Charis SIL Italic"/>
-          <w:b w:val="0"/>
-          <w:i w:val="0"/>
-          <w:color w:val="000000"/>
-          <w:sz w:val="24"/>
-        </w:rPr>
-        <w:hyperlink r:id="rId25" w:history="1">
-          <w:r>
-            <w:rPr>
-              <w:rStyle w:val="Hyperlink"/>
-            </w:rPr>
-            <w:t>l</w:t>
-          </w:r>
-        </w:hyperlink>
-      </w:r>
-      <w:r>
-        <w:rPr>
-          <w:u w:val="single" w:color="0000ff"/>
-          <w:rFonts w:ascii="Charis SIL Italic" w:hAnsi="Charis SIL Italic" w:eastAsia="Charis SIL Italic"/>
-          <w:b w:val="0"/>
-          <w:i w:val="0"/>
-          <w:color w:val="000000"/>
-          <w:sz w:val="24"/>
-        </w:rPr>
-        <w:hyperlink r:id="rId25" w:history="1">
-          <w:r>
-            <w:rPr>
-              <w:rStyle w:val="Hyperlink"/>
-            </w:rPr>
-            <w:t>le</w:t>
-          </w:r>
-        </w:hyperlink>
-      </w:r>
-      <w:r>
-        <w:rPr>
-          <w:u w:val="single" w:color="0000ff"/>
-          <w:rFonts w:ascii="Charis SIL Italic" w:hAnsi="Charis SIL Italic" w:eastAsia="Charis SIL Italic"/>
-          <w:b w:val="0"/>
-          <w:i w:val="0"/>
-          <w:color w:val="000000"/>
-          <w:sz w:val="24"/>
-        </w:rPr>
-        <w:hyperlink r:id="rId25" w:history="1">
-          <w:r>
-            <w:rPr>
-              <w:rStyle w:val="Hyperlink"/>
-            </w:rPr>
-            <w:t>c</w:t>
-          </w:r>
-        </w:hyperlink>
-      </w:r>
-      <w:r>
-        <w:rPr>
-          <w:u w:val="single" w:color="0000ff"/>
-          <w:rFonts w:ascii="Charis SIL Italic" w:hAnsi="Charis SIL Italic" w:eastAsia="Charis SIL Italic"/>
-          <w:b w:val="0"/>
-          <w:i w:val="0"/>
-          <w:color w:val="000000"/>
-          <w:sz w:val="24"/>
-        </w:rPr>
-        <w:hyperlink r:id="rId25" w:history="1">
-          <w:r>
-            <w:rPr>
-              <w:rStyle w:val="Hyperlink"/>
-            </w:rPr>
-            <w:t xml:space="preserve">tions can </w:t>
-          </w:r>
-        </w:hyperlink>
-      </w:r>
-      <w:r>
-        <w:rPr>
-          <w:u w:val="single" w:color="0000ff"/>
-          <w:rFonts w:ascii="Charis SIL Italic" w:hAnsi="Charis SIL Italic" w:eastAsia="Charis SIL Italic"/>
-          <w:b w:val="0"/>
-          <w:i w:val="0"/>
-          <w:color w:val="000000"/>
-          <w:sz w:val="24"/>
-        </w:rPr>
-        <w:hyperlink r:id="rId25" w:history="1">
-          <w:r>
-            <w:rPr>
-              <w:rStyle w:val="Hyperlink"/>
-            </w:rPr>
-            <w:t>be fou</w:t>
-          </w:r>
-        </w:hyperlink>
+        <w:t>UBL's collections can be fou</w:t>
       </w:r>
       <w:r>
         <w:rPr>
@@ -3998,7 +3934,7 @@
           <w:sz w:val="24"/>
           <w:u w:val="single"/>
         </w:rPr>
-        <w:hyperlink r:id="rId28" w:history="1">
+        <w:hyperlink r:id="rId30" w:history="1">
           <w:r>
             <w:rPr>
               <w:rStyle w:val="Hyperlink"/>
@@ -4026,7 +3962,7 @@
           <w:sz w:val="24"/>
           <w:u w:val="single"/>
         </w:rPr>
-        <w:hyperlink r:id="rId28" w:history="1">
+        <w:hyperlink r:id="rId31" w:history="1">
           <w:r>
             <w:rPr>
               <w:rStyle w:val="Hyperlink"/>
@@ -5673,7 +5609,7 @@
           <w:sz w:val="24"/>
           <w:u w:val="single"/>
         </w:rPr>
-        <w:hyperlink r:id="rId43" w:history="1">
+        <w:hyperlink r:id="rId42" w:history="1">
           <w:r>
             <w:rPr>
               <w:rStyle w:val="Hyperlink"/>
@@ -6508,7 +6444,7 @@
           <w:sz w:val="24"/>
           <w:u w:val="single"/>
         </w:rPr>
-        <w:hyperlink r:id="rId48" w:history="1">
+        <w:hyperlink r:id="rId47" w:history="1">
           <w:r>
             <w:rPr>
               <w:rStyle w:val="Hyperlink"/>
@@ -6748,7 +6684,97 @@
           <w:color w:val="000000"/>
           <w:sz w:val="24"/>
         </w:rPr>
-        <w:t>University &amp; Research, please consult the relevant resea</w:t>
+        <w:t>University &amp; Research, please co</w:t>
+      </w:r>
+      <w:r>
+        <w:rPr>
+          <w:u w:val="single" w:color="0000ff"/>
+          <w:rFonts w:ascii="Charis SIL Italic" w:hAnsi="Charis SIL Italic" w:eastAsia="Charis SIL Italic"/>
+          <w:b w:val="0"/>
+          <w:i w:val="0"/>
+          <w:color w:val="000000"/>
+          <w:sz w:val="24"/>
+        </w:rPr>
+        <w:hyperlink r:id="rId10" w:history="1">
+          <w:r>
+            <w:rPr>
+              <w:rStyle w:val="Hyperlink"/>
+            </w:rPr>
+            <w:t>nsult the rel</w:t>
+          </w:r>
+        </w:hyperlink>
+      </w:r>
+      <w:r>
+        <w:rPr>
+          <w:u w:val="single" w:color="0000ff"/>
+          <w:rFonts w:ascii="Charis SIL Italic" w:hAnsi="Charis SIL Italic" w:eastAsia="Charis SIL Italic"/>
+          <w:b w:val="0"/>
+          <w:i w:val="0"/>
+          <w:color w:val="000000"/>
+          <w:sz w:val="24"/>
+        </w:rPr>
+        <w:hyperlink r:id="rId10" w:history="1">
+          <w:r>
+            <w:rPr>
+              <w:rStyle w:val="Hyperlink"/>
+            </w:rPr>
+            <w:t>e</w:t>
+          </w:r>
+        </w:hyperlink>
+      </w:r>
+      <w:r>
+        <w:rPr>
+          <w:u w:val="single" w:color="0000ff"/>
+          <w:rFonts w:ascii="Charis SIL Italic" w:hAnsi="Charis SIL Italic" w:eastAsia="Charis SIL Italic"/>
+          <w:b w:val="0"/>
+          <w:i w:val="0"/>
+          <w:color w:val="000000"/>
+          <w:sz w:val="24"/>
+        </w:rPr>
+        <w:hyperlink r:id="rId10" w:history="1">
+          <w:r>
+            <w:rPr>
+              <w:rStyle w:val="Hyperlink"/>
+            </w:rPr>
+            <w:t>vant re</w:t>
+          </w:r>
+        </w:hyperlink>
+      </w:r>
+      <w:r>
+        <w:rPr>
+          <w:u w:val="single" w:color="0000ff"/>
+          <w:rFonts w:ascii="Charis SIL Italic" w:hAnsi="Charis SIL Italic" w:eastAsia="Charis SIL Italic"/>
+          <w:b w:val="0"/>
+          <w:i w:val="0"/>
+          <w:color w:val="000000"/>
+          <w:sz w:val="24"/>
+        </w:rPr>
+        <w:hyperlink r:id="rId10" w:history="1">
+          <w:r>
+            <w:rPr>
+              <w:rStyle w:val="Hyperlink"/>
+            </w:rPr>
+            <w:t>s</w:t>
+          </w:r>
+        </w:hyperlink>
+      </w:r>
+      <w:r>
+        <w:rPr>
+          <w:u w:val="single" w:color="0000ff"/>
+          <w:rFonts w:ascii="Charis SIL Italic" w:hAnsi="Charis SIL Italic" w:eastAsia="Charis SIL Italic"/>
+          <w:b w:val="0"/>
+          <w:i w:val="0"/>
+          <w:color w:val="000000"/>
+          <w:sz w:val="24"/>
+        </w:rPr>
+        <w:hyperlink r:id="rId10" w:history="1">
+          <w:r>
+            <w:rPr>
+              <w:rStyle w:val="Hyperlink"/>
+            </w:rPr>
+            <w:t>ea</w:t>
+          </w:r>
+        </w:hyperlink>
       </w:r>
       <w:r>
         <w:rPr>

--- a/EXPORTS/DOCX/published/niveau3/English/UniversityMus.docx
+++ b/EXPORTS/DOCX/published/niveau3/English/UniversityMus.docx
@@ -154,7 +154,7 @@
             <w:rPr>
               <w:rStyle w:val="Hyperlink"/>
             </w:rPr>
-            <w:t>scientifi</w:t>
+            <w:t>scientif</w:t>
           </w:r>
         </w:hyperlink>
       </w:r>
@@ -165,36 +165,13 @@
           <w:i w:val="0"/>
           <w:color w:val="0000FF"/>
           <w:sz w:val="24"/>
-          <w:u w:val="single"/>
-        </w:rPr>
-        <w:t>c</w:t>
-      </w:r>
-      <w:r>
-        <w:rPr>
-          <w:rFonts w:ascii="Charis SIL Italic" w:hAnsi="Charis SIL Italic" w:eastAsia="Charis SIL Italic"/>
-          <w:b w:val="0"/>
-          <w:i w:val="0"/>
-          <w:color w:val="0000FF"/>
-          <w:sz w:val="24"/>
-          <w:u w:val="single"/>
-        </w:rPr>
-        <w:t xml:space="preserve"> </w:t>
-      </w:r>
-      <w:r>
-        <w:rPr>
-          <w:rFonts w:ascii="Charis SIL Italic" w:hAnsi="Charis SIL Italic" w:eastAsia="Charis SIL Italic"/>
-          <w:b w:val="0"/>
-          <w:i w:val="0"/>
-          <w:color w:val="0000FF"/>
-          <w:sz w:val="24"/>
-          <w:u w:val="single"/>
         </w:rPr>
         <w:hyperlink r:id="rId9" w:history="1">
           <w:r>
             <w:rPr>
               <w:rStyle w:val="Hyperlink"/>
             </w:rPr>
-            <w:t>interes</w:t>
+            <w:t>i</w:t>
           </w:r>
         </w:hyperlink>
       </w:r>
@@ -206,7 +183,36 @@
           <w:color w:val="0000FF"/>
           <w:sz w:val="24"/>
         </w:rPr>
-        <w:t>t</w:t>
+        <w:t>c</w:t>
+      </w:r>
+      <w:r>
+        <w:rPr>
+          <w:rFonts w:ascii="Charis SIL Italic" w:hAnsi="Charis SIL Italic" w:eastAsia="Charis SIL Italic"/>
+          <w:b w:val="0"/>
+          <w:i w:val="0"/>
+          <w:color w:val="0000FF"/>
+          <w:sz w:val="24"/>
+          <w:u w:val="single"/>
+        </w:rPr>
+        <w:t xml:space="preserve"> </w:t>
+      </w:r>
+      <w:r>
+        <w:rPr>
+          <w:rFonts w:ascii="Charis SIL Italic" w:hAnsi="Charis SIL Italic" w:eastAsia="Charis SIL Italic"/>
+          <w:b w:val="0"/>
+          <w:i w:val="0"/>
+          <w:color w:val="0000FF"/>
+          <w:sz w:val="24"/>
+          <w:u w:val="single"/>
+        </w:rPr>
+        <w:hyperlink r:id="rId9" w:history="1">
+          <w:r>
+            <w:rPr>
+              <w:rStyle w:val="Hyperlink"/>
+            </w:rPr>
+            <w:t>interest</w:t>
+          </w:r>
+        </w:hyperlink>
       </w:r>
       <w:r>
         <w:rPr>
@@ -2669,7 +2675,14 @@
           <w:color w:val="000000"/>
           <w:sz w:val="24"/>
         </w:rPr>
-        <w:t>formed a</w:t>
+        <w:hyperlink r:id="rId22" w:history="1">
+          <w:r>
+            <w:rPr>
+              <w:rStyle w:val="Hyperlink"/>
+            </w:rPr>
+            <w:t>formed a</w:t>
+          </w:r>
+        </w:hyperlink>
       </w:r>
       <w:r>
         <w:rPr>
@@ -3244,7 +3257,104 @@
           <w:color w:val="000000"/>
           <w:sz w:val="24"/>
         </w:rPr>
-        <w:t>UBL's collections can be fou</w:t>
+        <w:hyperlink r:id="rId25" w:history="1">
+          <w:r>
+            <w:rPr>
+              <w:rStyle w:val="Hyperlink"/>
+            </w:rPr>
+            <w:t>UBL's co</w:t>
+          </w:r>
+        </w:hyperlink>
+      </w:r>
+      <w:r>
+        <w:rPr>
+          <w:u w:val="single" w:color="0000ff"/>
+          <w:rFonts w:ascii="Charis SIL Italic" w:hAnsi="Charis SIL Italic" w:eastAsia="Charis SIL Italic"/>
+          <w:b w:val="0"/>
+          <w:i w:val="0"/>
+          <w:color w:val="000000"/>
+          <w:sz w:val="24"/>
+        </w:rPr>
+        <w:hyperlink r:id="rId25" w:history="1">
+          <w:r>
+            <w:rPr>
+              <w:rStyle w:val="Hyperlink"/>
+            </w:rPr>
+            <w:t>l</w:t>
+          </w:r>
+        </w:hyperlink>
+      </w:r>
+      <w:r>
+        <w:rPr>
+          <w:u w:val="single" w:color="0000ff"/>
+          <w:rFonts w:ascii="Charis SIL Italic" w:hAnsi="Charis SIL Italic" w:eastAsia="Charis SIL Italic"/>
+          <w:b w:val="0"/>
+          <w:i w:val="0"/>
+          <w:color w:val="000000"/>
+          <w:sz w:val="24"/>
+        </w:rPr>
+        <w:hyperlink r:id="rId25" w:history="1">
+          <w:r>
+            <w:rPr>
+              <w:rStyle w:val="Hyperlink"/>
+            </w:rPr>
+            <w:t>le</w:t>
+          </w:r>
+        </w:hyperlink>
+      </w:r>
+      <w:r>
+        <w:rPr>
+          <w:u w:val="single" w:color="0000ff"/>
+          <w:rFonts w:ascii="Charis SIL Italic" w:hAnsi="Charis SIL Italic" w:eastAsia="Charis SIL Italic"/>
+          <w:b w:val="0"/>
+          <w:i w:val="0"/>
+          <w:color w:val="000000"/>
+          <w:sz w:val="24"/>
+        </w:rPr>
+        <w:hyperlink r:id="rId25" w:history="1">
+          <w:r>
+            <w:rPr>
+              <w:rStyle w:val="Hyperlink"/>
+            </w:rPr>
+            <w:t>c</w:t>
+          </w:r>
+        </w:hyperlink>
+      </w:r>
+      <w:r>
+        <w:rPr>
+          <w:u w:val="single" w:color="0000ff"/>
+          <w:rFonts w:ascii="Charis SIL Italic" w:hAnsi="Charis SIL Italic" w:eastAsia="Charis SIL Italic"/>
+          <w:b w:val="0"/>
+          <w:i w:val="0"/>
+          <w:color w:val="000000"/>
+          <w:sz w:val="24"/>
+        </w:rPr>
+        <w:hyperlink r:id="rId25" w:history="1">
+          <w:r>
+            <w:rPr>
+              <w:rStyle w:val="Hyperlink"/>
+            </w:rPr>
+            <w:t xml:space="preserve">tions can </w:t>
+          </w:r>
+        </w:hyperlink>
+      </w:r>
+      <w:r>
+        <w:rPr>
+          <w:u w:val="single" w:color="0000ff"/>
+          <w:rFonts w:ascii="Charis SIL Italic" w:hAnsi="Charis SIL Italic" w:eastAsia="Charis SIL Italic"/>
+          <w:b w:val="0"/>
+          <w:i w:val="0"/>
+          <w:color w:val="000000"/>
+          <w:sz w:val="24"/>
+        </w:rPr>
+        <w:hyperlink r:id="rId25" w:history="1">
+          <w:r>
+            <w:rPr>
+              <w:rStyle w:val="Hyperlink"/>
+            </w:rPr>
+            <w:t>be fou</w:t>
+          </w:r>
+        </w:hyperlink>
       </w:r>
       <w:r>
         <w:rPr>
@@ -3876,25 +3986,7 @@
           <w:sz w:val="24"/>
           <w:u w:val="single"/>
         </w:rPr>
-        <w:hyperlink r:id="rId30" w:history="1">
-          <w:r>
-            <w:rPr>
-              <w:rStyle w:val="Hyperlink"/>
-            </w:rPr>
-            <w:t>and</w:t>
-          </w:r>
-        </w:hyperlink>
-      </w:r>
-      <w:r>
-        <w:rPr>
-          <w:rFonts w:ascii="Charis SIL Italic" w:hAnsi="Charis SIL Italic" w:eastAsia="Charis SIL Italic"/>
-          <w:b w:val="0"/>
-          <w:i w:val="0"/>
-          <w:color w:val="0000FF"/>
-          <w:sz w:val="24"/>
-          <w:u w:val="single"/>
-        </w:rPr>
-        <w:t xml:space="preserve"> </w:t>
+        <w:t xml:space="preserve">and </w:t>
       </w:r>
       <w:r>
         <w:rPr>
@@ -3934,7 +4026,7 @@
           <w:sz w:val="24"/>
           <w:u w:val="single"/>
         </w:rPr>
-        <w:hyperlink r:id="rId30" w:history="1">
+        <w:hyperlink r:id="rId28" w:history="1">
           <w:r>
             <w:rPr>
               <w:rStyle w:val="Hyperlink"/>
@@ -3945,13 +4037,21 @@
       </w:r>
       <w:r>
         <w:rPr>
-          <w:rFonts w:ascii="Charis SIL Italic" w:hAnsi="Charis SIL Italic" w:eastAsia="Charis SIL Italic"/>
-          <w:b w:val="0"/>
-          <w:i w:val="0"/>
-          <w:color w:val="000000"/>
-          <w:sz w:val="24"/>
-        </w:rPr>
-        <w:t xml:space="preserve">, </w:t>
+          <w:u w:val="single" w:color="0000ff"/>
+          <w:rFonts w:ascii="Charis SIL Italic" w:hAnsi="Charis SIL Italic" w:eastAsia="Charis SIL Italic"/>
+          <w:b w:val="0"/>
+          <w:i w:val="0"/>
+          <w:color w:val="000000"/>
+          <w:sz w:val="24"/>
+        </w:rPr>
+        <w:hyperlink r:id="rId28" w:history="1">
+          <w:r>
+            <w:rPr>
+              <w:rStyle w:val="Hyperlink"/>
+            </w:rPr>
+            <w:t xml:space="preserve">, </w:t>
+          </w:r>
+        </w:hyperlink>
       </w:r>
       <w:r>
         <w:rPr>
@@ -3962,7 +4062,7 @@
           <w:sz w:val="24"/>
           <w:u w:val="single"/>
         </w:rPr>
-        <w:hyperlink r:id="rId31" w:history="1">
+        <w:hyperlink r:id="rId28" w:history="1">
           <w:r>
             <w:rPr>
               <w:rStyle w:val="Hyperlink"/>
@@ -6684,97 +6784,7 @@
           <w:color w:val="000000"/>
           <w:sz w:val="24"/>
         </w:rPr>
-        <w:t>University &amp; Research, please co</w:t>
-      </w:r>
-      <w:r>
-        <w:rPr>
-          <w:u w:val="single" w:color="0000ff"/>
-          <w:rFonts w:ascii="Charis SIL Italic" w:hAnsi="Charis SIL Italic" w:eastAsia="Charis SIL Italic"/>
-          <w:b w:val="0"/>
-          <w:i w:val="0"/>
-          <w:color w:val="000000"/>
-          <w:sz w:val="24"/>
-        </w:rPr>
-        <w:hyperlink r:id="rId10" w:history="1">
-          <w:r>
-            <w:rPr>
-              <w:rStyle w:val="Hyperlink"/>
-            </w:rPr>
-            <w:t>nsult the rel</w:t>
-          </w:r>
-        </w:hyperlink>
-      </w:r>
-      <w:r>
-        <w:rPr>
-          <w:u w:val="single" w:color="0000ff"/>
-          <w:rFonts w:ascii="Charis SIL Italic" w:hAnsi="Charis SIL Italic" w:eastAsia="Charis SIL Italic"/>
-          <w:b w:val="0"/>
-          <w:i w:val="0"/>
-          <w:color w:val="000000"/>
-          <w:sz w:val="24"/>
-        </w:rPr>
-        <w:hyperlink r:id="rId10" w:history="1">
-          <w:r>
-            <w:rPr>
-              <w:rStyle w:val="Hyperlink"/>
-            </w:rPr>
-            <w:t>e</w:t>
-          </w:r>
-        </w:hyperlink>
-      </w:r>
-      <w:r>
-        <w:rPr>
-          <w:u w:val="single" w:color="0000ff"/>
-          <w:rFonts w:ascii="Charis SIL Italic" w:hAnsi="Charis SIL Italic" w:eastAsia="Charis SIL Italic"/>
-          <w:b w:val="0"/>
-          <w:i w:val="0"/>
-          <w:color w:val="000000"/>
-          <w:sz w:val="24"/>
-        </w:rPr>
-        <w:hyperlink r:id="rId10" w:history="1">
-          <w:r>
-            <w:rPr>
-              <w:rStyle w:val="Hyperlink"/>
-            </w:rPr>
-            <w:t>vant re</w:t>
-          </w:r>
-        </w:hyperlink>
-      </w:r>
-      <w:r>
-        <w:rPr>
-          <w:u w:val="single" w:color="0000ff"/>
-          <w:rFonts w:ascii="Charis SIL Italic" w:hAnsi="Charis SIL Italic" w:eastAsia="Charis SIL Italic"/>
-          <w:b w:val="0"/>
-          <w:i w:val="0"/>
-          <w:color w:val="000000"/>
-          <w:sz w:val="24"/>
-        </w:rPr>
-        <w:hyperlink r:id="rId10" w:history="1">
-          <w:r>
-            <w:rPr>
-              <w:rStyle w:val="Hyperlink"/>
-            </w:rPr>
-            <w:t>s</w:t>
-          </w:r>
-        </w:hyperlink>
-      </w:r>
-      <w:r>
-        <w:rPr>
-          <w:u w:val="single" w:color="0000ff"/>
-          <w:rFonts w:ascii="Charis SIL Italic" w:hAnsi="Charis SIL Italic" w:eastAsia="Charis SIL Italic"/>
-          <w:b w:val="0"/>
-          <w:i w:val="0"/>
-          <w:color w:val="000000"/>
-          <w:sz w:val="24"/>
-        </w:rPr>
-        <w:hyperlink r:id="rId10" w:history="1">
-          <w:r>
-            <w:rPr>
-              <w:rStyle w:val="Hyperlink"/>
-            </w:rPr>
-            <w:t>ea</w:t>
-          </w:r>
-        </w:hyperlink>
+        <w:t>University &amp; Research, please consult the relevant resea</w:t>
       </w:r>
       <w:r>
         <w:rPr>

--- a/EXPORTS/DOCX/published/niveau3/English/UniversityMus.docx
+++ b/EXPORTS/DOCX/published/niveau3/English/UniversityMus.docx
@@ -154,7 +154,7 @@
             <w:rPr>
               <w:rStyle w:val="Hyperlink"/>
             </w:rPr>
-            <w:t>scientif</w:t>
+            <w:t>scientifi</w:t>
           </w:r>
         </w:hyperlink>
       </w:r>
@@ -165,13 +165,36 @@
           <w:i w:val="0"/>
           <w:color w:val="0000FF"/>
           <w:sz w:val="24"/>
+          <w:u w:val="single"/>
+        </w:rPr>
+        <w:t>c</w:t>
+      </w:r>
+      <w:r>
+        <w:rPr>
+          <w:rFonts w:ascii="Charis SIL Italic" w:hAnsi="Charis SIL Italic" w:eastAsia="Charis SIL Italic"/>
+          <w:b w:val="0"/>
+          <w:i w:val="0"/>
+          <w:color w:val="0000FF"/>
+          <w:sz w:val="24"/>
+          <w:u w:val="single"/>
+        </w:rPr>
+        <w:t xml:space="preserve"> </w:t>
+      </w:r>
+      <w:r>
+        <w:rPr>
+          <w:rFonts w:ascii="Charis SIL Italic" w:hAnsi="Charis SIL Italic" w:eastAsia="Charis SIL Italic"/>
+          <w:b w:val="0"/>
+          <w:i w:val="0"/>
+          <w:color w:val="0000FF"/>
+          <w:sz w:val="24"/>
+          <w:u w:val="single"/>
         </w:rPr>
         <w:hyperlink r:id="rId9" w:history="1">
           <w:r>
             <w:rPr>
               <w:rStyle w:val="Hyperlink"/>
             </w:rPr>
-            <w:t>i</w:t>
+            <w:t>interes</w:t>
           </w:r>
         </w:hyperlink>
       </w:r>
@@ -183,36 +206,7 @@
           <w:color w:val="0000FF"/>
           <w:sz w:val="24"/>
         </w:rPr>
-        <w:t>c</w:t>
-      </w:r>
-      <w:r>
-        <w:rPr>
-          <w:rFonts w:ascii="Charis SIL Italic" w:hAnsi="Charis SIL Italic" w:eastAsia="Charis SIL Italic"/>
-          <w:b w:val="0"/>
-          <w:i w:val="0"/>
-          <w:color w:val="0000FF"/>
-          <w:sz w:val="24"/>
-          <w:u w:val="single"/>
-        </w:rPr>
-        <w:t xml:space="preserve"> </w:t>
-      </w:r>
-      <w:r>
-        <w:rPr>
-          <w:rFonts w:ascii="Charis SIL Italic" w:hAnsi="Charis SIL Italic" w:eastAsia="Charis SIL Italic"/>
-          <w:b w:val="0"/>
-          <w:i w:val="0"/>
-          <w:color w:val="0000FF"/>
-          <w:sz w:val="24"/>
-          <w:u w:val="single"/>
-        </w:rPr>
-        <w:hyperlink r:id="rId9" w:history="1">
-          <w:r>
-            <w:rPr>
-              <w:rStyle w:val="Hyperlink"/>
-            </w:rPr>
-            <w:t>interest</w:t>
-          </w:r>
-        </w:hyperlink>
+        <w:t>t</w:t>
       </w:r>
       <w:r>
         <w:rPr>
@@ -534,50 +528,7 @@
           <w:color w:val="000000"/>
           <w:sz w:val="24"/>
         </w:rPr>
-        <w:hyperlink r:id="rId10" w:history="1">
-          <w:r>
-            <w:rPr>
-              <w:rStyle w:val="Hyperlink"/>
-            </w:rPr>
-            <w:t>rmer [Gerar</w:t>
-          </w:r>
-        </w:hyperlink>
-      </w:r>
-      <w:r>
-        <w:rPr>
-          <w:u w:val="single" w:color="0000ff"/>
-          <w:rFonts w:ascii="Charis SIL Italic" w:hAnsi="Charis SIL Italic" w:eastAsia="Charis SIL Italic"/>
-          <w:b w:val="0"/>
-          <w:i w:val="0"/>
-          <w:color w:val="000000"/>
-          <w:sz w:val="24"/>
-        </w:rPr>
-        <w:hyperlink r:id="rId10" w:history="1">
-          <w:r>
-            <w:rPr>
-              <w:rStyle w:val="Hyperlink"/>
-            </w:rPr>
-            <w:t>d</w:t>
-          </w:r>
-        </w:hyperlink>
-      </w:r>
-      <w:r>
-        <w:rPr>
-          <w:u w:val="single" w:color="0000ff"/>
-          <w:rFonts w:ascii="Charis SIL Italic" w:hAnsi="Charis SIL Italic" w:eastAsia="Charis SIL Italic"/>
-          <w:b w:val="0"/>
-          <w:i w:val="0"/>
-          <w:color w:val="000000"/>
-          <w:sz w:val="24"/>
-        </w:rPr>
-        <w:hyperlink r:id="rId10" w:history="1">
-          <w:r>
-            <w:rPr>
-              <w:rStyle w:val="Hyperlink"/>
-            </w:rPr>
-            <w:t>us van der</w:t>
-          </w:r>
-        </w:hyperlink>
+        <w:t>rmer [Gerardus van der</w:t>
       </w:r>
       <w:r>
         <w:rPr>
@@ -3201,7 +3152,6 @@
       </w:r>
       <w:r>
         <w:rPr>
-          <w:u w:val="single" w:color="0000ff"/>
           <w:rFonts w:ascii="Charis SIL Italic" w:hAnsi="Charis SIL Italic" w:eastAsia="Charis SIL Italic"/>
           <w:b w:val="0"/>
           <w:i w:val="0"/>
@@ -3986,7 +3936,14 @@
           <w:sz w:val="24"/>
           <w:u w:val="single"/>
         </w:rPr>
-        <w:t xml:space="preserve">and </w:t>
+        <w:hyperlink r:id="rId30" w:history="1">
+          <w:r>
+            <w:rPr>
+              <w:rStyle w:val="Hyperlink"/>
+            </w:rPr>
+            <w:t>and</w:t>
+          </w:r>
+        </w:hyperlink>
       </w:r>
       <w:r>
         <w:rPr>
@@ -3995,9 +3952,19 @@
           <w:i w:val="0"/>
           <w:color w:val="0000FF"/>
           <w:sz w:val="24"/>
+        </w:rPr>
+        <w:t xml:space="preserve"> </w:t>
+      </w:r>
+      <w:r>
+        <w:rPr>
+          <w:rFonts w:ascii="Charis SIL Italic" w:hAnsi="Charis SIL Italic" w:eastAsia="Charis SIL Italic"/>
+          <w:b w:val="0"/>
+          <w:i w:val="0"/>
+          <w:color w:val="0000FF"/>
+          <w:sz w:val="24"/>
           <w:u w:val="single"/>
         </w:rPr>
-        <w:hyperlink r:id="rId28" w:history="1">
+        <w:hyperlink r:id="rId30" w:history="1">
           <w:r>
             <w:rPr>
               <w:rStyle w:val="Hyperlink"/>
@@ -4026,7 +3993,7 @@
           <w:sz w:val="24"/>
           <w:u w:val="single"/>
         </w:rPr>
-        <w:hyperlink r:id="rId28" w:history="1">
+        <w:hyperlink r:id="rId30" w:history="1">
           <w:r>
             <w:rPr>
               <w:rStyle w:val="Hyperlink"/>
@@ -4037,7 +4004,6 @@
       </w:r>
       <w:r>
         <w:rPr>
-          <w:u w:val="single" w:color="0000ff"/>
           <w:rFonts w:ascii="Charis SIL Italic" w:hAnsi="Charis SIL Italic" w:eastAsia="Charis SIL Italic"/>
           <w:b w:val="0"/>
           <w:i w:val="0"/>
@@ -4062,7 +4028,7 @@
           <w:sz w:val="24"/>
           <w:u w:val="single"/>
         </w:rPr>
-        <w:hyperlink r:id="rId28" w:history="1">
+        <w:hyperlink r:id="rId31" w:history="1">
           <w:r>
             <w:rPr>
               <w:rStyle w:val="Hyperlink"/>
@@ -5216,6 +5182,7 @@
       </w:r>
       <w:r>
         <w:rPr>
+          <w:u w:val="single" w:color="0000ff"/>
           <w:rFonts w:ascii="Charis SIL Italic" w:hAnsi="Charis SIL Italic" w:eastAsia="Charis SIL Italic"/>
           <w:b w:val="0"/>
           <w:i w:val="0"/>
@@ -5226,24 +5193,13 @@
       </w:r>
       <w:r>
         <w:rPr>
-          <w:u w:val="single" w:color="0000ff"/>
-          <w:rFonts w:ascii="Charis SIL Italic" w:hAnsi="Charis SIL Italic" w:eastAsia="Charis SIL Italic"/>
-          <w:b w:val="0"/>
-          <w:i w:val="0"/>
-          <w:color w:val="000000"/>
-          <w:sz w:val="24"/>
-        </w:rPr>
-        <w:t>r</w:t>
-      </w:r>
-      <w:r>
-        <w:rPr>
-          <w:rFonts w:ascii="Charis SIL Italic" w:hAnsi="Charis SIL Italic" w:eastAsia="Charis SIL Italic"/>
-          <w:b w:val="0"/>
-          <w:i w:val="0"/>
-          <w:color w:val="000000"/>
-          <w:sz w:val="24"/>
-        </w:rPr>
-        <w:t xml:space="preserve">st professor of art history and modern languages at the UvA, the museum </w:t>
+          <w:rFonts w:ascii="Charis SIL Italic" w:hAnsi="Charis SIL Italic" w:eastAsia="Charis SIL Italic"/>
+          <w:b w:val="0"/>
+          <w:i w:val="0"/>
+          <w:color w:val="000000"/>
+          <w:sz w:val="24"/>
+        </w:rPr>
+        <w:t xml:space="preserve">rst professor of art history and modern languages at the UvA, the museum </w:t>
       </w:r>
       <w:r>
         <w:rPr>
@@ -6784,7 +6740,97 @@
           <w:color w:val="000000"/>
           <w:sz w:val="24"/>
         </w:rPr>
-        <w:t>University &amp; Research, please consult the relevant resea</w:t>
+        <w:t>University &amp; Research, please co</w:t>
+      </w:r>
+      <w:r>
+        <w:rPr>
+          <w:u w:val="single" w:color="0000ff"/>
+          <w:rFonts w:ascii="Charis SIL Italic" w:hAnsi="Charis SIL Italic" w:eastAsia="Charis SIL Italic"/>
+          <w:b w:val="0"/>
+          <w:i w:val="0"/>
+          <w:color w:val="000000"/>
+          <w:sz w:val="24"/>
+        </w:rPr>
+        <w:hyperlink r:id="rId10" w:history="1">
+          <w:r>
+            <w:rPr>
+              <w:rStyle w:val="Hyperlink"/>
+            </w:rPr>
+            <w:t>nsult the rel</w:t>
+          </w:r>
+        </w:hyperlink>
+      </w:r>
+      <w:r>
+        <w:rPr>
+          <w:u w:val="single" w:color="0000ff"/>
+          <w:rFonts w:ascii="Charis SIL Italic" w:hAnsi="Charis SIL Italic" w:eastAsia="Charis SIL Italic"/>
+          <w:b w:val="0"/>
+          <w:i w:val="0"/>
+          <w:color w:val="000000"/>
+          <w:sz w:val="24"/>
+        </w:rPr>
+        <w:hyperlink r:id="rId10" w:history="1">
+          <w:r>
+            <w:rPr>
+              <w:rStyle w:val="Hyperlink"/>
+            </w:rPr>
+            <w:t>e</w:t>
+          </w:r>
+        </w:hyperlink>
+      </w:r>
+      <w:r>
+        <w:rPr>
+          <w:u w:val="single" w:color="0000ff"/>
+          <w:rFonts w:ascii="Charis SIL Italic" w:hAnsi="Charis SIL Italic" w:eastAsia="Charis SIL Italic"/>
+          <w:b w:val="0"/>
+          <w:i w:val="0"/>
+          <w:color w:val="000000"/>
+          <w:sz w:val="24"/>
+        </w:rPr>
+        <w:hyperlink r:id="rId10" w:history="1">
+          <w:r>
+            <w:rPr>
+              <w:rStyle w:val="Hyperlink"/>
+            </w:rPr>
+            <w:t>vant re</w:t>
+          </w:r>
+        </w:hyperlink>
+      </w:r>
+      <w:r>
+        <w:rPr>
+          <w:u w:val="single" w:color="0000ff"/>
+          <w:rFonts w:ascii="Charis SIL Italic" w:hAnsi="Charis SIL Italic" w:eastAsia="Charis SIL Italic"/>
+          <w:b w:val="0"/>
+          <w:i w:val="0"/>
+          <w:color w:val="000000"/>
+          <w:sz w:val="24"/>
+        </w:rPr>
+        <w:hyperlink r:id="rId10" w:history="1">
+          <w:r>
+            <w:rPr>
+              <w:rStyle w:val="Hyperlink"/>
+            </w:rPr>
+            <w:t>s</w:t>
+          </w:r>
+        </w:hyperlink>
+      </w:r>
+      <w:r>
+        <w:rPr>
+          <w:u w:val="single" w:color="0000ff"/>
+          <w:rFonts w:ascii="Charis SIL Italic" w:hAnsi="Charis SIL Italic" w:eastAsia="Charis SIL Italic"/>
+          <w:b w:val="0"/>
+          <w:i w:val="0"/>
+          <w:color w:val="000000"/>
+          <w:sz w:val="24"/>
+        </w:rPr>
+        <w:hyperlink r:id="rId10" w:history="1">
+          <w:r>
+            <w:rPr>
+              <w:rStyle w:val="Hyperlink"/>
+            </w:rPr>
+            <w:t>ea</w:t>
+          </w:r>
+        </w:hyperlink>
       </w:r>
       <w:r>
         <w:rPr>

--- a/EXPORTS/DOCX/published/niveau3/English/UniversityMus.docx
+++ b/EXPORTS/DOCX/published/niveau3/English/UniversityMus.docx
@@ -154,7 +154,7 @@
             <w:rPr>
               <w:rStyle w:val="Hyperlink"/>
             </w:rPr>
-            <w:t>scientifi</w:t>
+            <w:t>scientif</w:t>
           </w:r>
         </w:hyperlink>
       </w:r>
@@ -165,36 +165,13 @@
           <w:i w:val="0"/>
           <w:color w:val="0000FF"/>
           <w:sz w:val="24"/>
-          <w:u w:val="single"/>
-        </w:rPr>
-        <w:t>c</w:t>
-      </w:r>
-      <w:r>
-        <w:rPr>
-          <w:rFonts w:ascii="Charis SIL Italic" w:hAnsi="Charis SIL Italic" w:eastAsia="Charis SIL Italic"/>
-          <w:b w:val="0"/>
-          <w:i w:val="0"/>
-          <w:color w:val="0000FF"/>
-          <w:sz w:val="24"/>
-          <w:u w:val="single"/>
-        </w:rPr>
-        <w:t xml:space="preserve"> </w:t>
-      </w:r>
-      <w:r>
-        <w:rPr>
-          <w:rFonts w:ascii="Charis SIL Italic" w:hAnsi="Charis SIL Italic" w:eastAsia="Charis SIL Italic"/>
-          <w:b w:val="0"/>
-          <w:i w:val="0"/>
-          <w:color w:val="0000FF"/>
-          <w:sz w:val="24"/>
-          <w:u w:val="single"/>
         </w:rPr>
         <w:hyperlink r:id="rId9" w:history="1">
           <w:r>
             <w:rPr>
               <w:rStyle w:val="Hyperlink"/>
             </w:rPr>
-            <w:t>interes</w:t>
+            <w:t>i</w:t>
           </w:r>
         </w:hyperlink>
       </w:r>
@@ -205,8 +182,38 @@
           <w:i w:val="0"/>
           <w:color w:val="0000FF"/>
           <w:sz w:val="24"/>
-        </w:rPr>
-        <w:t>t</w:t>
+          <w:u w:val="single"/>
+        </w:rPr>
+        <w:t>c</w:t>
+      </w:r>
+      <w:r>
+        <w:rPr>
+          <w:rFonts w:ascii="Charis SIL Italic" w:hAnsi="Charis SIL Italic" w:eastAsia="Charis SIL Italic"/>
+          <w:b w:val="0"/>
+          <w:i w:val="0"/>
+          <w:color w:val="0000FF"/>
+          <w:sz w:val="24"/>
+          <w:u w:val="single"/>
+        </w:rPr>
+        <w:t xml:space="preserve"> </w:t>
+      </w:r>
+      <w:r>
+        <w:rPr>
+          <w:rFonts w:ascii="Charis SIL Italic" w:hAnsi="Charis SIL Italic" w:eastAsia="Charis SIL Italic"/>
+          <w:b w:val="0"/>
+          <w:i w:val="0"/>
+          <w:color w:val="0000FF"/>
+          <w:sz w:val="24"/>
+          <w:u w:val="single"/>
+        </w:rPr>
+        <w:hyperlink r:id="rId9" w:history="1">
+          <w:r>
+            <w:rPr>
+              <w:rStyle w:val="Hyperlink"/>
+            </w:rPr>
+            <w:t>interest</w:t>
+          </w:r>
+        </w:hyperlink>
       </w:r>
       <w:r>
         <w:rPr>
@@ -528,7 +535,24 @@
           <w:color w:val="000000"/>
           <w:sz w:val="24"/>
         </w:rPr>
-        <w:t>rmer [Gerardus van der</w:t>
+        <w:hyperlink r:id="rId10" w:history="1">
+          <w:r>
+            <w:rPr>
+              <w:rStyle w:val="Hyperlink"/>
+            </w:rPr>
+            <w:t>rmer [Gerar</w:t>
+          </w:r>
+        </w:hyperlink>
+      </w:r>
+      <w:r>
+        <w:rPr>
+          <w:rFonts w:ascii="Charis SIL Italic" w:hAnsi="Charis SIL Italic" w:eastAsia="Charis SIL Italic"/>
+          <w:b w:val="0"/>
+          <w:i w:val="0"/>
+          <w:color w:val="000000"/>
+          <w:sz w:val="24"/>
+        </w:rPr>
+        <w:t>dus van der</w:t>
       </w:r>
       <w:r>
         <w:rPr>
@@ -2619,21 +2643,13 @@
       </w:r>
       <w:r>
         <w:rPr>
-          <w:u w:val="single" w:color="0000ff"/>
-          <w:rFonts w:ascii="Charis SIL Italic" w:hAnsi="Charis SIL Italic" w:eastAsia="Charis SIL Italic"/>
-          <w:b w:val="0"/>
-          <w:i w:val="0"/>
-          <w:color w:val="000000"/>
-          <w:sz w:val="24"/>
-        </w:rPr>
-        <w:hyperlink r:id="rId22" w:history="1">
-          <w:r>
-            <w:rPr>
-              <w:rStyle w:val="Hyperlink"/>
-            </w:rPr>
-            <w:t>formed a</w:t>
-          </w:r>
-        </w:hyperlink>
+          <w:rFonts w:ascii="Charis SIL Italic" w:hAnsi="Charis SIL Italic" w:eastAsia="Charis SIL Italic"/>
+          <w:b w:val="0"/>
+          <w:i w:val="0"/>
+          <w:color w:val="000000"/>
+          <w:sz w:val="24"/>
+        </w:rPr>
+        <w:t>formed a</w:t>
       </w:r>
       <w:r>
         <w:rPr>
@@ -3952,6 +3968,7 @@
           <w:i w:val="0"/>
           <w:color w:val="0000FF"/>
           <w:sz w:val="24"/>
+          <w:u w:val="single"/>
         </w:rPr>
         <w:t xml:space="preserve"> </w:t>
       </w:r>
@@ -3964,7 +3981,7 @@
           <w:sz w:val="24"/>
           <w:u w:val="single"/>
         </w:rPr>
-        <w:hyperlink r:id="rId30" w:history="1">
+        <w:hyperlink r:id="rId28" w:history="1">
           <w:r>
             <w:rPr>
               <w:rStyle w:val="Hyperlink"/>
@@ -3993,7 +4010,7 @@
           <w:sz w:val="24"/>
           <w:u w:val="single"/>
         </w:rPr>
-        <w:hyperlink r:id="rId30" w:history="1">
+        <w:hyperlink r:id="rId28" w:history="1">
           <w:r>
             <w:rPr>
               <w:rStyle w:val="Hyperlink"/>
@@ -4028,7 +4045,7 @@
           <w:sz w:val="24"/>
           <w:u w:val="single"/>
         </w:rPr>
-        <w:hyperlink r:id="rId31" w:history="1">
+        <w:hyperlink r:id="rId28" w:history="1">
           <w:r>
             <w:rPr>
               <w:rStyle w:val="Hyperlink"/>
@@ -6460,36 +6477,7 @@
           <w:color w:val="000000"/>
           <w:sz w:val="24"/>
         </w:rPr>
-        <w:t>The institutional archives can be consulted a</w:t>
-      </w:r>
-      <w:r>
-        <w:rPr>
-          <w:u w:val="single" w:color="0000ff"/>
-          <w:rFonts w:ascii="Charis SIL Italic" w:hAnsi="Charis SIL Italic" w:eastAsia="Charis SIL Italic"/>
-          <w:b w:val="0"/>
-          <w:i w:val="0"/>
-          <w:color w:val="000000"/>
-          <w:sz w:val="24"/>
-        </w:rPr>
-        <w:hyperlink r:id="rId47" w:history="1">
-          <w:r>
-            <w:rPr>
-              <w:rStyle w:val="Hyperlink"/>
-            </w:rPr>
-            <w:t>t the</w:t>
-          </w:r>
-        </w:hyperlink>
-      </w:r>
-      <w:r>
-        <w:rPr>
-          <w:u w:val="single" w:color="0000ff"/>
-          <w:rFonts w:ascii="Charis SIL Italic" w:hAnsi="Charis SIL Italic" w:eastAsia="Charis SIL Italic"/>
-          <w:b w:val="0"/>
-          <w:i w:val="0"/>
-          <w:color w:val="000000"/>
-          <w:sz w:val="24"/>
-        </w:rPr>
-        <w:t xml:space="preserve"> </w:t>
+        <w:t xml:space="preserve">The institutional archives can be consulted at the </w:t>
       </w:r>
       <w:r>
         <w:rPr>

--- a/EXPORTS/DOCX/published/niveau3/English/UniversityMus.docx
+++ b/EXPORTS/DOCX/published/niveau3/English/UniversityMus.docx
@@ -154,7 +154,7 @@
             <w:rPr>
               <w:rStyle w:val="Hyperlink"/>
             </w:rPr>
-            <w:t>scientif</w:t>
+            <w:t>scientifi</w:t>
           </w:r>
         </w:hyperlink>
       </w:r>
@@ -165,13 +165,36 @@
           <w:i w:val="0"/>
           <w:color w:val="0000FF"/>
           <w:sz w:val="24"/>
+          <w:u w:val="single"/>
+        </w:rPr>
+        <w:t>c</w:t>
+      </w:r>
+      <w:r>
+        <w:rPr>
+          <w:rFonts w:ascii="Charis SIL Italic" w:hAnsi="Charis SIL Italic" w:eastAsia="Charis SIL Italic"/>
+          <w:b w:val="0"/>
+          <w:i w:val="0"/>
+          <w:color w:val="0000FF"/>
+          <w:sz w:val="24"/>
+          <w:u w:val="single"/>
+        </w:rPr>
+        <w:t xml:space="preserve"> </w:t>
+      </w:r>
+      <w:r>
+        <w:rPr>
+          <w:rFonts w:ascii="Charis SIL Italic" w:hAnsi="Charis SIL Italic" w:eastAsia="Charis SIL Italic"/>
+          <w:b w:val="0"/>
+          <w:i w:val="0"/>
+          <w:color w:val="0000FF"/>
+          <w:sz w:val="24"/>
+          <w:u w:val="single"/>
         </w:rPr>
         <w:hyperlink r:id="rId9" w:history="1">
           <w:r>
             <w:rPr>
               <w:rStyle w:val="Hyperlink"/>
             </w:rPr>
-            <w:t>i</w:t>
+            <w:t>interes</w:t>
           </w:r>
         </w:hyperlink>
       </w:r>
@@ -182,38 +205,8 @@
           <w:i w:val="0"/>
           <w:color w:val="0000FF"/>
           <w:sz w:val="24"/>
-          <w:u w:val="single"/>
-        </w:rPr>
-        <w:t>c</w:t>
-      </w:r>
-      <w:r>
-        <w:rPr>
-          <w:rFonts w:ascii="Charis SIL Italic" w:hAnsi="Charis SIL Italic" w:eastAsia="Charis SIL Italic"/>
-          <w:b w:val="0"/>
-          <w:i w:val="0"/>
-          <w:color w:val="0000FF"/>
-          <w:sz w:val="24"/>
-          <w:u w:val="single"/>
-        </w:rPr>
-        <w:t xml:space="preserve"> </w:t>
-      </w:r>
-      <w:r>
-        <w:rPr>
-          <w:rFonts w:ascii="Charis SIL Italic" w:hAnsi="Charis SIL Italic" w:eastAsia="Charis SIL Italic"/>
-          <w:b w:val="0"/>
-          <w:i w:val="0"/>
-          <w:color w:val="0000FF"/>
-          <w:sz w:val="24"/>
-          <w:u w:val="single"/>
-        </w:rPr>
-        <w:hyperlink r:id="rId9" w:history="1">
-          <w:r>
-            <w:rPr>
-              <w:rStyle w:val="Hyperlink"/>
-            </w:rPr>
-            <w:t>interest</w:t>
-          </w:r>
-        </w:hyperlink>
+        </w:rPr>
+        <w:t>t</w:t>
       </w:r>
       <w:r>
         <w:rPr>
@@ -546,13 +539,39 @@
       </w:r>
       <w:r>
         <w:rPr>
+          <w:u w:val="single" w:color="0000ff"/>
           <w:rFonts w:ascii="Charis SIL Italic" w:hAnsi="Charis SIL Italic" w:eastAsia="Charis SIL Italic"/>
           <w:b w:val="0"/>
           <w:i w:val="0"/>
           <w:color w:val="000000"/>
           <w:sz w:val="24"/>
         </w:rPr>
-        <w:t>dus van der</w:t>
+        <w:hyperlink r:id="rId10" w:history="1">
+          <w:r>
+            <w:rPr>
+              <w:rStyle w:val="Hyperlink"/>
+            </w:rPr>
+            <w:t>d</w:t>
+          </w:r>
+        </w:hyperlink>
+      </w:r>
+      <w:r>
+        <w:rPr>
+          <w:u w:val="single" w:color="0000ff"/>
+          <w:rFonts w:ascii="Charis SIL Italic" w:hAnsi="Charis SIL Italic" w:eastAsia="Charis SIL Italic"/>
+          <w:b w:val="0"/>
+          <w:i w:val="0"/>
+          <w:color w:val="000000"/>
+          <w:sz w:val="24"/>
+        </w:rPr>
+        <w:hyperlink r:id="rId10" w:history="1">
+          <w:r>
+            <w:rPr>
+              <w:rStyle w:val="Hyperlink"/>
+            </w:rPr>
+            <w:t>us van der</w:t>
+          </w:r>
+        </w:hyperlink>
       </w:r>
       <w:r>
         <w:rPr>
@@ -2643,13 +2662,21 @@
       </w:r>
       <w:r>
         <w:rPr>
+          <w:u w:val="single" w:color="0000ff"/>
           <w:rFonts w:ascii="Charis SIL Italic" w:hAnsi="Charis SIL Italic" w:eastAsia="Charis SIL Italic"/>
           <w:b w:val="0"/>
           <w:i w:val="0"/>
           <w:color w:val="000000"/>
           <w:sz w:val="24"/>
         </w:rPr>
-        <w:t>formed a</w:t>
+        <w:hyperlink r:id="rId22" w:history="1">
+          <w:r>
+            <w:rPr>
+              <w:rStyle w:val="Hyperlink"/>
+            </w:rPr>
+            <w:t>formed a</w:t>
+          </w:r>
+        </w:hyperlink>
       </w:r>
       <w:r>
         <w:rPr>
@@ -3168,6 +3195,7 @@
       </w:r>
       <w:r>
         <w:rPr>
+          <w:u w:val="single" w:color="0000ff"/>
           <w:rFonts w:ascii="Charis SIL Italic" w:hAnsi="Charis SIL Italic" w:eastAsia="Charis SIL Italic"/>
           <w:b w:val="0"/>
           <w:i w:val="0"/>
@@ -3241,68 +3269,7 @@
           <w:color w:val="000000"/>
           <w:sz w:val="24"/>
         </w:rPr>
-        <w:hyperlink r:id="rId25" w:history="1">
-          <w:r>
-            <w:rPr>
-              <w:rStyle w:val="Hyperlink"/>
-            </w:rPr>
-            <w:t>l</w:t>
-          </w:r>
-        </w:hyperlink>
-      </w:r>
-      <w:r>
-        <w:rPr>
-          <w:u w:val="single" w:color="0000ff"/>
-          <w:rFonts w:ascii="Charis SIL Italic" w:hAnsi="Charis SIL Italic" w:eastAsia="Charis SIL Italic"/>
-          <w:b w:val="0"/>
-          <w:i w:val="0"/>
-          <w:color w:val="000000"/>
-          <w:sz w:val="24"/>
-        </w:rPr>
-        <w:hyperlink r:id="rId25" w:history="1">
-          <w:r>
-            <w:rPr>
-              <w:rStyle w:val="Hyperlink"/>
-            </w:rPr>
-            <w:t>le</w:t>
-          </w:r>
-        </w:hyperlink>
-      </w:r>
-      <w:r>
-        <w:rPr>
-          <w:u w:val="single" w:color="0000ff"/>
-          <w:rFonts w:ascii="Charis SIL Italic" w:hAnsi="Charis SIL Italic" w:eastAsia="Charis SIL Italic"/>
-          <w:b w:val="0"/>
-          <w:i w:val="0"/>
-          <w:color w:val="000000"/>
-          <w:sz w:val="24"/>
-        </w:rPr>
-        <w:hyperlink r:id="rId25" w:history="1">
-          <w:r>
-            <w:rPr>
-              <w:rStyle w:val="Hyperlink"/>
-            </w:rPr>
-            <w:t>c</w:t>
-          </w:r>
-        </w:hyperlink>
-      </w:r>
-      <w:r>
-        <w:rPr>
-          <w:u w:val="single" w:color="0000ff"/>
-          <w:rFonts w:ascii="Charis SIL Italic" w:hAnsi="Charis SIL Italic" w:eastAsia="Charis SIL Italic"/>
-          <w:b w:val="0"/>
-          <w:i w:val="0"/>
-          <w:color w:val="000000"/>
-          <w:sz w:val="24"/>
-        </w:rPr>
-        <w:hyperlink r:id="rId25" w:history="1">
-          <w:r>
-            <w:rPr>
-              <w:rStyle w:val="Hyperlink"/>
-            </w:rPr>
-            <w:t xml:space="preserve">tions can </w:t>
-          </w:r>
-        </w:hyperlink>
+        <w:t xml:space="preserve">llections can </w:t>
       </w:r>
       <w:r>
         <w:rPr>
@@ -4021,6 +3988,7 @@
       </w:r>
       <w:r>
         <w:rPr>
+          <w:u w:val="single" w:color="0000ff"/>
           <w:rFonts w:ascii="Charis SIL Italic" w:hAnsi="Charis SIL Italic" w:eastAsia="Charis SIL Italic"/>
           <w:b w:val="0"/>
           <w:i w:val="0"/>
@@ -4693,60 +4661,13 @@
       </w:r>
       <w:r>
         <w:rPr>
-          <w:u w:val="single" w:color="0000ff"/>
           <w:rFonts w:ascii="Charis SIL Italic" w:hAnsi="Charis SIL Italic" w:eastAsia="Charis SIL Italic"/>
           <w:b w:val="0"/>
           <w:i w:val="0"/>
           <w:color w:val="000000"/>
           <w:sz w:val="24"/>
         </w:rPr>
-        <w:hyperlink r:id="rId34" w:history="1">
-          <w:r>
-            <w:rPr>
-              <w:rStyle w:val="Hyperlink"/>
-            </w:rPr>
-            <w:t>for the</w:t>
-          </w:r>
-        </w:hyperlink>
-      </w:r>
-      <w:r>
-        <w:rPr>
-          <w:u w:val="single" w:color="0000ff"/>
-          <w:rFonts w:ascii="Charis SIL Italic" w:hAnsi="Charis SIL Italic" w:eastAsia="Charis SIL Italic"/>
-          <w:b w:val="0"/>
-          <w:i w:val="0"/>
-          <w:color w:val="000000"/>
-          <w:sz w:val="24"/>
-        </w:rPr>
-        <w:t xml:space="preserve"> </w:t>
-      </w:r>
-      <w:r>
-        <w:rPr>
-          <w:u w:val="single" w:color="0000ff"/>
-          <w:rFonts w:ascii="Charis SIL Italic" w:hAnsi="Charis SIL Italic" w:eastAsia="Charis SIL Italic"/>
-          <w:b w:val="0"/>
-          <w:i w:val="0"/>
-          <w:color w:val="000000"/>
-          <w:sz w:val="24"/>
-        </w:rPr>
-        <w:hyperlink r:id="rId34" w:history="1">
-          <w:r>
-            <w:rPr>
-              <w:rStyle w:val="Hyperlink"/>
-            </w:rPr>
-            <w:t>resea</w:t>
-          </w:r>
-        </w:hyperlink>
-      </w:r>
-      <w:r>
-        <w:rPr>
-          <w:rFonts w:ascii="Charis SIL Italic" w:hAnsi="Charis SIL Italic" w:eastAsia="Charis SIL Italic"/>
-          <w:b w:val="0"/>
-          <w:i w:val="0"/>
-          <w:color w:val="000000"/>
-          <w:sz w:val="24"/>
-        </w:rPr>
-        <w:t xml:space="preserve">rch of physical anthropologist </w:t>
+        <w:t xml:space="preserve">for the research of physical anthropologist </w:t>
       </w:r>
       <w:r>
         <w:rPr>
@@ -5642,7 +5563,7 @@
           <w:color w:val="000000"/>
           <w:sz w:val="24"/>
         </w:rPr>
-        <w:t>been managed by the UvA since 1859. The collection was largely asse</w:t>
+        <w:t>been managed by the UvA since 1859. The collection was largely assembled by</w:t>
       </w:r>
       <w:r>
         <w:rPr>
@@ -5653,24 +5574,6 @@
           <w:color w:val="000000"/>
           <w:sz w:val="24"/>
         </w:rPr>
-        <w:hyperlink r:id="rId42" w:history="1">
-          <w:r>
-            <w:rPr>
-              <w:rStyle w:val="Hyperlink"/>
-            </w:rPr>
-            <w:t>mbled by</w:t>
-          </w:r>
-        </w:hyperlink>
-      </w:r>
-      <w:r>
-        <w:rPr>
-          <w:u w:val="single" w:color="0000ff"/>
-          <w:rFonts w:ascii="Charis SIL Italic" w:hAnsi="Charis SIL Italic" w:eastAsia="Charis SIL Italic"/>
-          <w:b w:val="0"/>
-          <w:i w:val="0"/>
-          <w:color w:val="000000"/>
-          <w:sz w:val="24"/>
-        </w:rPr>
         <w:t xml:space="preserve"> </w:t>
       </w:r>
       <w:r>
@@ -5682,7 +5585,7 @@
           <w:sz w:val="24"/>
           <w:u w:val="single"/>
         </w:rPr>
-        <w:hyperlink r:id="rId42" w:history="1">
+        <w:hyperlink r:id="rId43" w:history="1">
           <w:r>
             <w:rPr>
               <w:rStyle w:val="Hyperlink"/>
@@ -6477,7 +6380,36 @@
           <w:color w:val="000000"/>
           <w:sz w:val="24"/>
         </w:rPr>
-        <w:t xml:space="preserve">The institutional archives can be consulted at the </w:t>
+        <w:t>The institutional archives can be consulted a</w:t>
+      </w:r>
+      <w:r>
+        <w:rPr>
+          <w:u w:val="single" w:color="0000ff"/>
+          <w:rFonts w:ascii="Charis SIL Italic" w:hAnsi="Charis SIL Italic" w:eastAsia="Charis SIL Italic"/>
+          <w:b w:val="0"/>
+          <w:i w:val="0"/>
+          <w:color w:val="000000"/>
+          <w:sz w:val="24"/>
+        </w:rPr>
+        <w:hyperlink r:id="rId47" w:history="1">
+          <w:r>
+            <w:rPr>
+              <w:rStyle w:val="Hyperlink"/>
+            </w:rPr>
+            <w:t>t the</w:t>
+          </w:r>
+        </w:hyperlink>
+      </w:r>
+      <w:r>
+        <w:rPr>
+          <w:u w:val="single" w:color="0000ff"/>
+          <w:rFonts w:ascii="Charis SIL Italic" w:hAnsi="Charis SIL Italic" w:eastAsia="Charis SIL Italic"/>
+          <w:b w:val="0"/>
+          <w:i w:val="0"/>
+          <w:color w:val="000000"/>
+          <w:sz w:val="24"/>
+        </w:rPr>
+        <w:t xml:space="preserve"> </w:t>
       </w:r>
       <w:r>
         <w:rPr>
@@ -7157,7 +7089,7 @@
           <w:sz w:val="24"/>
           <w:u w:val="single"/>
         </w:rPr>
-        <w:t>Scientific research in co</w:t>
+        <w:t>Scientific research in col</w:t>
       </w:r>
       <w:r>
         <w:rPr>
@@ -7168,7 +7100,7 @@
           <w:sz w:val="24"/>
           <w:u w:val="single"/>
         </w:rPr>
-        <w:t>l</w:t>
+        <w:t>onised territorie</w:t>
       </w:r>
       <w:r>
         <w:rPr>
@@ -7177,9 +7109,8 @@
           <w:i w:val="0"/>
           <w:color w:val="0000FF"/>
           <w:sz w:val="24"/>
-          <w:u w:val="single"/>
-        </w:rPr>
-        <w:t>onised territories</w:t>
+        </w:rPr>
+        <w:t>s</w:t>
       </w:r>
       <w:r>
         <w:br/>

--- a/EXPORTS/DOCX/published/niveau3/English/UniversityMus.docx
+++ b/EXPORTS/DOCX/published/niveau3/English/UniversityMus.docx
@@ -154,7 +154,7 @@
             <w:rPr>
               <w:rStyle w:val="Hyperlink"/>
             </w:rPr>
-            <w:t>scientifi</w:t>
+            <w:t>scientif</w:t>
           </w:r>
         </w:hyperlink>
       </w:r>
@@ -165,36 +165,13 @@
           <w:i w:val="0"/>
           <w:color w:val="0000FF"/>
           <w:sz w:val="24"/>
-          <w:u w:val="single"/>
-        </w:rPr>
-        <w:t>c</w:t>
-      </w:r>
-      <w:r>
-        <w:rPr>
-          <w:rFonts w:ascii="Charis SIL Italic" w:hAnsi="Charis SIL Italic" w:eastAsia="Charis SIL Italic"/>
-          <w:b w:val="0"/>
-          <w:i w:val="0"/>
-          <w:color w:val="0000FF"/>
-          <w:sz w:val="24"/>
-          <w:u w:val="single"/>
-        </w:rPr>
-        <w:t xml:space="preserve"> </w:t>
-      </w:r>
-      <w:r>
-        <w:rPr>
-          <w:rFonts w:ascii="Charis SIL Italic" w:hAnsi="Charis SIL Italic" w:eastAsia="Charis SIL Italic"/>
-          <w:b w:val="0"/>
-          <w:i w:val="0"/>
-          <w:color w:val="0000FF"/>
-          <w:sz w:val="24"/>
-          <w:u w:val="single"/>
         </w:rPr>
         <w:hyperlink r:id="rId9" w:history="1">
           <w:r>
             <w:rPr>
               <w:rStyle w:val="Hyperlink"/>
             </w:rPr>
-            <w:t>interes</w:t>
+            <w:t>i</w:t>
           </w:r>
         </w:hyperlink>
       </w:r>
@@ -206,7 +183,36 @@
           <w:color w:val="0000FF"/>
           <w:sz w:val="24"/>
         </w:rPr>
-        <w:t>t</w:t>
+        <w:t>c</w:t>
+      </w:r>
+      <w:r>
+        <w:rPr>
+          <w:rFonts w:ascii="Charis SIL Italic" w:hAnsi="Charis SIL Italic" w:eastAsia="Charis SIL Italic"/>
+          <w:b w:val="0"/>
+          <w:i w:val="0"/>
+          <w:color w:val="0000FF"/>
+          <w:sz w:val="24"/>
+          <w:u w:val="single"/>
+        </w:rPr>
+        <w:t xml:space="preserve"> </w:t>
+      </w:r>
+      <w:r>
+        <w:rPr>
+          <w:rFonts w:ascii="Charis SIL Italic" w:hAnsi="Charis SIL Italic" w:eastAsia="Charis SIL Italic"/>
+          <w:b w:val="0"/>
+          <w:i w:val="0"/>
+          <w:color w:val="0000FF"/>
+          <w:sz w:val="24"/>
+          <w:u w:val="single"/>
+        </w:rPr>
+        <w:hyperlink r:id="rId9" w:history="1">
+          <w:r>
+            <w:rPr>
+              <w:rStyle w:val="Hyperlink"/>
+            </w:rPr>
+            <w:t>interest</w:t>
+          </w:r>
+        </w:hyperlink>
       </w:r>
       <w:r>
         <w:rPr>
@@ -3269,7 +3275,68 @@
           <w:color w:val="000000"/>
           <w:sz w:val="24"/>
         </w:rPr>
-        <w:t xml:space="preserve">llections can </w:t>
+        <w:hyperlink r:id="rId25" w:history="1">
+          <w:r>
+            <w:rPr>
+              <w:rStyle w:val="Hyperlink"/>
+            </w:rPr>
+            <w:t>l</w:t>
+          </w:r>
+        </w:hyperlink>
+      </w:r>
+      <w:r>
+        <w:rPr>
+          <w:u w:val="single" w:color="0000ff"/>
+          <w:rFonts w:ascii="Charis SIL Italic" w:hAnsi="Charis SIL Italic" w:eastAsia="Charis SIL Italic"/>
+          <w:b w:val="0"/>
+          <w:i w:val="0"/>
+          <w:color w:val="000000"/>
+          <w:sz w:val="24"/>
+        </w:rPr>
+        <w:hyperlink r:id="rId25" w:history="1">
+          <w:r>
+            <w:rPr>
+              <w:rStyle w:val="Hyperlink"/>
+            </w:rPr>
+            <w:t>le</w:t>
+          </w:r>
+        </w:hyperlink>
+      </w:r>
+      <w:r>
+        <w:rPr>
+          <w:u w:val="single" w:color="0000ff"/>
+          <w:rFonts w:ascii="Charis SIL Italic" w:hAnsi="Charis SIL Italic" w:eastAsia="Charis SIL Italic"/>
+          <w:b w:val="0"/>
+          <w:i w:val="0"/>
+          <w:color w:val="000000"/>
+          <w:sz w:val="24"/>
+        </w:rPr>
+        <w:hyperlink r:id="rId25" w:history="1">
+          <w:r>
+            <w:rPr>
+              <w:rStyle w:val="Hyperlink"/>
+            </w:rPr>
+            <w:t>c</w:t>
+          </w:r>
+        </w:hyperlink>
+      </w:r>
+      <w:r>
+        <w:rPr>
+          <w:u w:val="single" w:color="0000ff"/>
+          <w:rFonts w:ascii="Charis SIL Italic" w:hAnsi="Charis SIL Italic" w:eastAsia="Charis SIL Italic"/>
+          <w:b w:val="0"/>
+          <w:i w:val="0"/>
+          <w:color w:val="000000"/>
+          <w:sz w:val="24"/>
+        </w:rPr>
+        <w:hyperlink r:id="rId25" w:history="1">
+          <w:r>
+            <w:rPr>
+              <w:rStyle w:val="Hyperlink"/>
+            </w:rPr>
+            <w:t xml:space="preserve">tions can </w:t>
+          </w:r>
+        </w:hyperlink>
       </w:r>
       <w:r>
         <w:rPr>
@@ -4661,13 +4728,60 @@
       </w:r>
       <w:r>
         <w:rPr>
-          <w:rFonts w:ascii="Charis SIL Italic" w:hAnsi="Charis SIL Italic" w:eastAsia="Charis SIL Italic"/>
-          <w:b w:val="0"/>
-          <w:i w:val="0"/>
-          <w:color w:val="000000"/>
-          <w:sz w:val="24"/>
-        </w:rPr>
-        <w:t xml:space="preserve">for the research of physical anthropologist </w:t>
+          <w:u w:val="single" w:color="0000ff"/>
+          <w:rFonts w:ascii="Charis SIL Italic" w:hAnsi="Charis SIL Italic" w:eastAsia="Charis SIL Italic"/>
+          <w:b w:val="0"/>
+          <w:i w:val="0"/>
+          <w:color w:val="000000"/>
+          <w:sz w:val="24"/>
+        </w:rPr>
+        <w:hyperlink r:id="rId34" w:history="1">
+          <w:r>
+            <w:rPr>
+              <w:rStyle w:val="Hyperlink"/>
+            </w:rPr>
+            <w:t>for the</w:t>
+          </w:r>
+        </w:hyperlink>
+      </w:r>
+      <w:r>
+        <w:rPr>
+          <w:u w:val="single" w:color="0000ff"/>
+          <w:rFonts w:ascii="Charis SIL Italic" w:hAnsi="Charis SIL Italic" w:eastAsia="Charis SIL Italic"/>
+          <w:b w:val="0"/>
+          <w:i w:val="0"/>
+          <w:color w:val="000000"/>
+          <w:sz w:val="24"/>
+        </w:rPr>
+        <w:t xml:space="preserve"> </w:t>
+      </w:r>
+      <w:r>
+        <w:rPr>
+          <w:u w:val="single" w:color="0000ff"/>
+          <w:rFonts w:ascii="Charis SIL Italic" w:hAnsi="Charis SIL Italic" w:eastAsia="Charis SIL Italic"/>
+          <w:b w:val="0"/>
+          <w:i w:val="0"/>
+          <w:color w:val="000000"/>
+          <w:sz w:val="24"/>
+        </w:rPr>
+        <w:hyperlink r:id="rId34" w:history="1">
+          <w:r>
+            <w:rPr>
+              <w:rStyle w:val="Hyperlink"/>
+            </w:rPr>
+            <w:t>resea</w:t>
+          </w:r>
+        </w:hyperlink>
+      </w:r>
+      <w:r>
+        <w:rPr>
+          <w:rFonts w:ascii="Charis SIL Italic" w:hAnsi="Charis SIL Italic" w:eastAsia="Charis SIL Italic"/>
+          <w:b w:val="0"/>
+          <w:i w:val="0"/>
+          <w:color w:val="000000"/>
+          <w:sz w:val="24"/>
+        </w:rPr>
+        <w:t xml:space="preserve">rch of physical anthropologist </w:t>
       </w:r>
       <w:r>
         <w:rPr>
@@ -5120,6 +5234,16 @@
       </w:r>
       <w:r>
         <w:rPr>
+          <w:rFonts w:ascii="Charis SIL Italic" w:hAnsi="Charis SIL Italic" w:eastAsia="Charis SIL Italic"/>
+          <w:b w:val="0"/>
+          <w:i w:val="0"/>
+          <w:color w:val="000000"/>
+          <w:sz w:val="24"/>
+        </w:rPr>
+        <w:t>i</w:t>
+      </w:r>
+      <w:r>
+        <w:rPr>
           <w:u w:val="single" w:color="0000ff"/>
           <w:rFonts w:ascii="Charis SIL Italic" w:hAnsi="Charis SIL Italic" w:eastAsia="Charis SIL Italic"/>
           <w:b w:val="0"/>
@@ -5127,17 +5251,17 @@
           <w:color w:val="000000"/>
           <w:sz w:val="24"/>
         </w:rPr>
-        <w:t>i</w:t>
-      </w:r>
-      <w:r>
-        <w:rPr>
-          <w:rFonts w:ascii="Charis SIL Italic" w:hAnsi="Charis SIL Italic" w:eastAsia="Charis SIL Italic"/>
-          <w:b w:val="0"/>
-          <w:i w:val="0"/>
-          <w:color w:val="000000"/>
-          <w:sz w:val="24"/>
-        </w:rPr>
-        <w:t xml:space="preserve">rst professor of art history and modern languages at the UvA, the museum </w:t>
+        <w:t>r</w:t>
+      </w:r>
+      <w:r>
+        <w:rPr>
+          <w:rFonts w:ascii="Charis SIL Italic" w:hAnsi="Charis SIL Italic" w:eastAsia="Charis SIL Italic"/>
+          <w:b w:val="0"/>
+          <w:i w:val="0"/>
+          <w:color w:val="000000"/>
+          <w:sz w:val="24"/>
+        </w:rPr>
+        <w:t xml:space="preserve">st professor of art history and modern languages at the UvA, the museum </w:t>
       </w:r>
       <w:r>
         <w:rPr>
@@ -5563,7 +5687,7 @@
           <w:color w:val="000000"/>
           <w:sz w:val="24"/>
         </w:rPr>
-        <w:t>been managed by the UvA since 1859. The collection was largely assembled by</w:t>
+        <w:t>been managed by the UvA since 1859. The collection was largely asse</w:t>
       </w:r>
       <w:r>
         <w:rPr>
@@ -5574,6 +5698,24 @@
           <w:color w:val="000000"/>
           <w:sz w:val="24"/>
         </w:rPr>
+        <w:hyperlink r:id="rId42" w:history="1">
+          <w:r>
+            <w:rPr>
+              <w:rStyle w:val="Hyperlink"/>
+            </w:rPr>
+            <w:t>mbled by</w:t>
+          </w:r>
+        </w:hyperlink>
+      </w:r>
+      <w:r>
+        <w:rPr>
+          <w:u w:val="single" w:color="0000ff"/>
+          <w:rFonts w:ascii="Charis SIL Italic" w:hAnsi="Charis SIL Italic" w:eastAsia="Charis SIL Italic"/>
+          <w:b w:val="0"/>
+          <w:i w:val="0"/>
+          <w:color w:val="000000"/>
+          <w:sz w:val="24"/>
+        </w:rPr>
         <w:t xml:space="preserve"> </w:t>
       </w:r>
       <w:r>
@@ -5585,7 +5727,7 @@
           <w:sz w:val="24"/>
           <w:u w:val="single"/>
         </w:rPr>
-        <w:hyperlink r:id="rId43" w:history="1">
+        <w:hyperlink r:id="rId42" w:history="1">
           <w:r>
             <w:rPr>
               <w:rStyle w:val="Hyperlink"/>
@@ -6420,7 +6562,7 @@
           <w:sz w:val="24"/>
           <w:u w:val="single"/>
         </w:rPr>
-        <w:hyperlink r:id="rId47" w:history="1">
+        <w:hyperlink r:id="rId48" w:history="1">
           <w:r>
             <w:rPr>
               <w:rStyle w:val="Hyperlink"/>
@@ -6707,50 +6849,7 @@
           <w:color w:val="000000"/>
           <w:sz w:val="24"/>
         </w:rPr>
-        <w:hyperlink r:id="rId10" w:history="1">
-          <w:r>
-            <w:rPr>
-              <w:rStyle w:val="Hyperlink"/>
-            </w:rPr>
-            <w:t>vant re</w:t>
-          </w:r>
-        </w:hyperlink>
-      </w:r>
-      <w:r>
-        <w:rPr>
-          <w:u w:val="single" w:color="0000ff"/>
-          <w:rFonts w:ascii="Charis SIL Italic" w:hAnsi="Charis SIL Italic" w:eastAsia="Charis SIL Italic"/>
-          <w:b w:val="0"/>
-          <w:i w:val="0"/>
-          <w:color w:val="000000"/>
-          <w:sz w:val="24"/>
-        </w:rPr>
-        <w:hyperlink r:id="rId10" w:history="1">
-          <w:r>
-            <w:rPr>
-              <w:rStyle w:val="Hyperlink"/>
-            </w:rPr>
-            <w:t>s</w:t>
-          </w:r>
-        </w:hyperlink>
-      </w:r>
-      <w:r>
-        <w:rPr>
-          <w:u w:val="single" w:color="0000ff"/>
-          <w:rFonts w:ascii="Charis SIL Italic" w:hAnsi="Charis SIL Italic" w:eastAsia="Charis SIL Italic"/>
-          <w:b w:val="0"/>
-          <w:i w:val="0"/>
-          <w:color w:val="000000"/>
-          <w:sz w:val="24"/>
-        </w:rPr>
-        <w:hyperlink r:id="rId10" w:history="1">
-          <w:r>
-            <w:rPr>
-              <w:rStyle w:val="Hyperlink"/>
-            </w:rPr>
-            <w:t>ea</w:t>
-          </w:r>
-        </w:hyperlink>
+        <w:t>vant resea</w:t>
       </w:r>
       <w:r>
         <w:rPr>
@@ -7089,7 +7188,7 @@
           <w:sz w:val="24"/>
           <w:u w:val="single"/>
         </w:rPr>
-        <w:t>Scientific research in col</w:t>
+        <w:t>Scientific research in co</w:t>
       </w:r>
       <w:r>
         <w:rPr>
@@ -7100,7 +7199,7 @@
           <w:sz w:val="24"/>
           <w:u w:val="single"/>
         </w:rPr>
-        <w:t>onised territorie</w:t>
+        <w:t>l</w:t>
       </w:r>
       <w:r>
         <w:rPr>
@@ -7109,8 +7208,9 @@
           <w:i w:val="0"/>
           <w:color w:val="0000FF"/>
           <w:sz w:val="24"/>
-        </w:rPr>
-        <w:t>s</w:t>
+          <w:u w:val="single"/>
+        </w:rPr>
+        <w:t>onised territories</w:t>
       </w:r>
       <w:r>
         <w:br/>

--- a/EXPORTS/DOCX/published/niveau3/English/UniversityMus.docx
+++ b/EXPORTS/DOCX/published/niveau3/English/UniversityMus.docx
@@ -154,7 +154,7 @@
             <w:rPr>
               <w:rStyle w:val="Hyperlink"/>
             </w:rPr>
-            <w:t>scientif</w:t>
+            <w:t>scientifi</w:t>
           </w:r>
         </w:hyperlink>
       </w:r>
@@ -165,13 +165,36 @@
           <w:i w:val="0"/>
           <w:color w:val="0000FF"/>
           <w:sz w:val="24"/>
+          <w:u w:val="single"/>
+        </w:rPr>
+        <w:t>c</w:t>
+      </w:r>
+      <w:r>
+        <w:rPr>
+          <w:rFonts w:ascii="Charis SIL Italic" w:hAnsi="Charis SIL Italic" w:eastAsia="Charis SIL Italic"/>
+          <w:b w:val="0"/>
+          <w:i w:val="0"/>
+          <w:color w:val="0000FF"/>
+          <w:sz w:val="24"/>
+          <w:u w:val="single"/>
+        </w:rPr>
+        <w:t xml:space="preserve"> </w:t>
+      </w:r>
+      <w:r>
+        <w:rPr>
+          <w:rFonts w:ascii="Charis SIL Italic" w:hAnsi="Charis SIL Italic" w:eastAsia="Charis SIL Italic"/>
+          <w:b w:val="0"/>
+          <w:i w:val="0"/>
+          <w:color w:val="0000FF"/>
+          <w:sz w:val="24"/>
+          <w:u w:val="single"/>
         </w:rPr>
         <w:hyperlink r:id="rId9" w:history="1">
           <w:r>
             <w:rPr>
               <w:rStyle w:val="Hyperlink"/>
             </w:rPr>
-            <w:t>i</w:t>
+            <w:t>interes</w:t>
           </w:r>
         </w:hyperlink>
       </w:r>
@@ -183,36 +206,7 @@
           <w:color w:val="0000FF"/>
           <w:sz w:val="24"/>
         </w:rPr>
-        <w:t>c</w:t>
-      </w:r>
-      <w:r>
-        <w:rPr>
-          <w:rFonts w:ascii="Charis SIL Italic" w:hAnsi="Charis SIL Italic" w:eastAsia="Charis SIL Italic"/>
-          <w:b w:val="0"/>
-          <w:i w:val="0"/>
-          <w:color w:val="0000FF"/>
-          <w:sz w:val="24"/>
-          <w:u w:val="single"/>
-        </w:rPr>
-        <w:t xml:space="preserve"> </w:t>
-      </w:r>
-      <w:r>
-        <w:rPr>
-          <w:rFonts w:ascii="Charis SIL Italic" w:hAnsi="Charis SIL Italic" w:eastAsia="Charis SIL Italic"/>
-          <w:b w:val="0"/>
-          <w:i w:val="0"/>
-          <w:color w:val="0000FF"/>
-          <w:sz w:val="24"/>
-          <w:u w:val="single"/>
-        </w:rPr>
-        <w:hyperlink r:id="rId9" w:history="1">
-          <w:r>
-            <w:rPr>
-              <w:rStyle w:val="Hyperlink"/>
-            </w:rPr>
-            <w:t>interest</w:t>
-          </w:r>
-        </w:hyperlink>
+        <w:t>t</w:t>
       </w:r>
       <w:r>
         <w:rPr>
@@ -563,21 +557,13 @@
       </w:r>
       <w:r>
         <w:rPr>
-          <w:u w:val="single" w:color="0000ff"/>
           <w:rFonts w:ascii="Charis SIL Italic" w:hAnsi="Charis SIL Italic" w:eastAsia="Charis SIL Italic"/>
           <w:b w:val="0"/>
           <w:i w:val="0"/>
           <w:color w:val="000000"/>
           <w:sz w:val="24"/>
         </w:rPr>
-        <w:hyperlink r:id="rId10" w:history="1">
-          <w:r>
-            <w:rPr>
-              <w:rStyle w:val="Hyperlink"/>
-            </w:rPr>
-            <w:t>us van der</w:t>
-          </w:r>
-        </w:hyperlink>
+        <w:t>us van der</w:t>
       </w:r>
       <w:r>
         <w:rPr>
@@ -1792,7 +1778,14 @@
           <w:color w:val="0000FF"/>
           <w:sz w:val="24"/>
         </w:rPr>
-        <w:t>a</w:t>
+        <w:hyperlink r:id="rId18" w:history="1">
+          <w:r>
+            <w:rPr>
+              <w:rStyle w:val="Hyperlink"/>
+            </w:rPr>
+            <w:t>a</w:t>
+          </w:r>
+        </w:hyperlink>
       </w:r>
       <w:r>
         <w:rPr>
@@ -1803,7 +1796,7 @@
           <w:sz w:val="24"/>
           <w:u w:val="single"/>
         </w:rPr>
-        <w:hyperlink r:id="rId15" w:history="1">
+        <w:hyperlink r:id="rId18" w:history="1">
           <w:r>
             <w:rPr>
               <w:rStyle w:val="Hyperlink"/>
@@ -1832,7 +1825,7 @@
           <w:sz w:val="24"/>
           <w:u w:val="single"/>
         </w:rPr>
-        <w:hyperlink r:id="rId15" w:history="1">
+        <w:hyperlink r:id="rId18" w:history="1">
           <w:r>
             <w:rPr>
               <w:rStyle w:val="Hyperlink"/>
@@ -1850,7 +1843,7 @@
           <w:sz w:val="24"/>
           <w:u w:val="single"/>
         </w:rPr>
-        <w:hyperlink r:id="rId15" w:history="1">
+        <w:hyperlink r:id="rId18" w:history="1">
           <w:r>
             <w:rPr>
               <w:rStyle w:val="Hyperlink"/>
@@ -4728,60 +4721,13 @@
       </w:r>
       <w:r>
         <w:rPr>
-          <w:u w:val="single" w:color="0000ff"/>
           <w:rFonts w:ascii="Charis SIL Italic" w:hAnsi="Charis SIL Italic" w:eastAsia="Charis SIL Italic"/>
           <w:b w:val="0"/>
           <w:i w:val="0"/>
           <w:color w:val="000000"/>
           <w:sz w:val="24"/>
         </w:rPr>
-        <w:hyperlink r:id="rId34" w:history="1">
-          <w:r>
-            <w:rPr>
-              <w:rStyle w:val="Hyperlink"/>
-            </w:rPr>
-            <w:t>for the</w:t>
-          </w:r>
-        </w:hyperlink>
-      </w:r>
-      <w:r>
-        <w:rPr>
-          <w:u w:val="single" w:color="0000ff"/>
-          <w:rFonts w:ascii="Charis SIL Italic" w:hAnsi="Charis SIL Italic" w:eastAsia="Charis SIL Italic"/>
-          <w:b w:val="0"/>
-          <w:i w:val="0"/>
-          <w:color w:val="000000"/>
-          <w:sz w:val="24"/>
-        </w:rPr>
-        <w:t xml:space="preserve"> </w:t>
-      </w:r>
-      <w:r>
-        <w:rPr>
-          <w:u w:val="single" w:color="0000ff"/>
-          <w:rFonts w:ascii="Charis SIL Italic" w:hAnsi="Charis SIL Italic" w:eastAsia="Charis SIL Italic"/>
-          <w:b w:val="0"/>
-          <w:i w:val="0"/>
-          <w:color w:val="000000"/>
-          <w:sz w:val="24"/>
-        </w:rPr>
-        <w:hyperlink r:id="rId34" w:history="1">
-          <w:r>
-            <w:rPr>
-              <w:rStyle w:val="Hyperlink"/>
-            </w:rPr>
-            <w:t>resea</w:t>
-          </w:r>
-        </w:hyperlink>
-      </w:r>
-      <w:r>
-        <w:rPr>
-          <w:rFonts w:ascii="Charis SIL Italic" w:hAnsi="Charis SIL Italic" w:eastAsia="Charis SIL Italic"/>
-          <w:b w:val="0"/>
-          <w:i w:val="0"/>
-          <w:color w:val="000000"/>
-          <w:sz w:val="24"/>
-        </w:rPr>
-        <w:t xml:space="preserve">rch of physical anthropologist </w:t>
+        <w:t xml:space="preserve">for the research of physical anthropologist </w:t>
       </w:r>
       <w:r>
         <w:rPr>
@@ -6562,7 +6508,7 @@
           <w:sz w:val="24"/>
           <w:u w:val="single"/>
         </w:rPr>
-        <w:hyperlink r:id="rId48" w:history="1">
+        <w:hyperlink r:id="rId47" w:history="1">
           <w:r>
             <w:rPr>
               <w:rStyle w:val="Hyperlink"/>
@@ -6802,54 +6748,7 @@
           <w:color w:val="000000"/>
           <w:sz w:val="24"/>
         </w:rPr>
-        <w:t>University &amp; Research, please co</w:t>
-      </w:r>
-      <w:r>
-        <w:rPr>
-          <w:u w:val="single" w:color="0000ff"/>
-          <w:rFonts w:ascii="Charis SIL Italic" w:hAnsi="Charis SIL Italic" w:eastAsia="Charis SIL Italic"/>
-          <w:b w:val="0"/>
-          <w:i w:val="0"/>
-          <w:color w:val="000000"/>
-          <w:sz w:val="24"/>
-        </w:rPr>
-        <w:hyperlink r:id="rId10" w:history="1">
-          <w:r>
-            <w:rPr>
-              <w:rStyle w:val="Hyperlink"/>
-            </w:rPr>
-            <w:t>nsult the rel</w:t>
-          </w:r>
-        </w:hyperlink>
-      </w:r>
-      <w:r>
-        <w:rPr>
-          <w:u w:val="single" w:color="0000ff"/>
-          <w:rFonts w:ascii="Charis SIL Italic" w:hAnsi="Charis SIL Italic" w:eastAsia="Charis SIL Italic"/>
-          <w:b w:val="0"/>
-          <w:i w:val="0"/>
-          <w:color w:val="000000"/>
-          <w:sz w:val="24"/>
-        </w:rPr>
-        <w:hyperlink r:id="rId10" w:history="1">
-          <w:r>
-            <w:rPr>
-              <w:rStyle w:val="Hyperlink"/>
-            </w:rPr>
-            <w:t>e</w:t>
-          </w:r>
-        </w:hyperlink>
-      </w:r>
-      <w:r>
-        <w:rPr>
-          <w:u w:val="single" w:color="0000ff"/>
-          <w:rFonts w:ascii="Charis SIL Italic" w:hAnsi="Charis SIL Italic" w:eastAsia="Charis SIL Italic"/>
-          <w:b w:val="0"/>
-          <w:i w:val="0"/>
-          <w:color w:val="000000"/>
-          <w:sz w:val="24"/>
-        </w:rPr>
-        <w:t>vant resea</w:t>
+        <w:t>University &amp; Research, please consult the relevant resea</w:t>
       </w:r>
       <w:r>
         <w:rPr>

--- a/EXPORTS/DOCX/published/niveau3/English/UniversityMus.docx
+++ b/EXPORTS/DOCX/published/niveau3/English/UniversityMus.docx
@@ -154,7 +154,7 @@
             <w:rPr>
               <w:rStyle w:val="Hyperlink"/>
             </w:rPr>
-            <w:t>scientifi</w:t>
+            <w:t>scientif</w:t>
           </w:r>
         </w:hyperlink>
       </w:r>
@@ -165,36 +165,13 @@
           <w:i w:val="0"/>
           <w:color w:val="0000FF"/>
           <w:sz w:val="24"/>
-          <w:u w:val="single"/>
-        </w:rPr>
-        <w:t>c</w:t>
-      </w:r>
-      <w:r>
-        <w:rPr>
-          <w:rFonts w:ascii="Charis SIL Italic" w:hAnsi="Charis SIL Italic" w:eastAsia="Charis SIL Italic"/>
-          <w:b w:val="0"/>
-          <w:i w:val="0"/>
-          <w:color w:val="0000FF"/>
-          <w:sz w:val="24"/>
-          <w:u w:val="single"/>
-        </w:rPr>
-        <w:t xml:space="preserve"> </w:t>
-      </w:r>
-      <w:r>
-        <w:rPr>
-          <w:rFonts w:ascii="Charis SIL Italic" w:hAnsi="Charis SIL Italic" w:eastAsia="Charis SIL Italic"/>
-          <w:b w:val="0"/>
-          <w:i w:val="0"/>
-          <w:color w:val="0000FF"/>
-          <w:sz w:val="24"/>
-          <w:u w:val="single"/>
         </w:rPr>
         <w:hyperlink r:id="rId9" w:history="1">
           <w:r>
             <w:rPr>
               <w:rStyle w:val="Hyperlink"/>
             </w:rPr>
-            <w:t>interes</w:t>
+            <w:t>i</w:t>
           </w:r>
         </w:hyperlink>
       </w:r>
@@ -205,8 +182,38 @@
           <w:i w:val="0"/>
           <w:color w:val="0000FF"/>
           <w:sz w:val="24"/>
-        </w:rPr>
-        <w:t>t</w:t>
+          <w:u w:val="single"/>
+        </w:rPr>
+        <w:t>c</w:t>
+      </w:r>
+      <w:r>
+        <w:rPr>
+          <w:rFonts w:ascii="Charis SIL Italic" w:hAnsi="Charis SIL Italic" w:eastAsia="Charis SIL Italic"/>
+          <w:b w:val="0"/>
+          <w:i w:val="0"/>
+          <w:color w:val="0000FF"/>
+          <w:sz w:val="24"/>
+          <w:u w:val="single"/>
+        </w:rPr>
+        <w:t xml:space="preserve"> </w:t>
+      </w:r>
+      <w:r>
+        <w:rPr>
+          <w:rFonts w:ascii="Charis SIL Italic" w:hAnsi="Charis SIL Italic" w:eastAsia="Charis SIL Italic"/>
+          <w:b w:val="0"/>
+          <w:i w:val="0"/>
+          <w:color w:val="0000FF"/>
+          <w:sz w:val="24"/>
+          <w:u w:val="single"/>
+        </w:rPr>
+        <w:hyperlink r:id="rId9" w:history="1">
+          <w:r>
+            <w:rPr>
+              <w:rStyle w:val="Hyperlink"/>
+            </w:rPr>
+            <w:t>interest</w:t>
+          </w:r>
+        </w:hyperlink>
       </w:r>
       <w:r>
         <w:rPr>
@@ -557,13 +564,21 @@
       </w:r>
       <w:r>
         <w:rPr>
-          <w:rFonts w:ascii="Charis SIL Italic" w:hAnsi="Charis SIL Italic" w:eastAsia="Charis SIL Italic"/>
-          <w:b w:val="0"/>
-          <w:i w:val="0"/>
-          <w:color w:val="000000"/>
-          <w:sz w:val="24"/>
-        </w:rPr>
-        <w:t>us van der</w:t>
+          <w:u w:val="single" w:color="0000ff"/>
+          <w:rFonts w:ascii="Charis SIL Italic" w:hAnsi="Charis SIL Italic" w:eastAsia="Charis SIL Italic"/>
+          <w:b w:val="0"/>
+          <w:i w:val="0"/>
+          <w:color w:val="000000"/>
+          <w:sz w:val="24"/>
+        </w:rPr>
+        <w:hyperlink r:id="rId10" w:history="1">
+          <w:r>
+            <w:rPr>
+              <w:rStyle w:val="Hyperlink"/>
+            </w:rPr>
+            <w:t>us van der</w:t>
+          </w:r>
+        </w:hyperlink>
       </w:r>
       <w:r>
         <w:rPr>
@@ -1777,6 +1792,7 @@
           <w:i w:val="0"/>
           <w:color w:val="0000FF"/>
           <w:sz w:val="24"/>
+          <w:u w:val="single"/>
         </w:rPr>
         <w:hyperlink r:id="rId18" w:history="1">
           <w:r>
@@ -1796,7 +1812,7 @@
           <w:sz w:val="24"/>
           <w:u w:val="single"/>
         </w:rPr>
-        <w:hyperlink r:id="rId18" w:history="1">
+        <w:hyperlink r:id="rId15" w:history="1">
           <w:r>
             <w:rPr>
               <w:rStyle w:val="Hyperlink"/>
@@ -1825,7 +1841,7 @@
           <w:sz w:val="24"/>
           <w:u w:val="single"/>
         </w:rPr>
-        <w:hyperlink r:id="rId18" w:history="1">
+        <w:hyperlink r:id="rId15" w:history="1">
           <w:r>
             <w:rPr>
               <w:rStyle w:val="Hyperlink"/>
@@ -1843,7 +1859,7 @@
           <w:sz w:val="24"/>
           <w:u w:val="single"/>
         </w:rPr>
-        <w:hyperlink r:id="rId18" w:history="1">
+        <w:hyperlink r:id="rId15" w:history="1">
           <w:r>
             <w:rPr>
               <w:rStyle w:val="Hyperlink"/>
@@ -4048,7 +4064,6 @@
       </w:r>
       <w:r>
         <w:rPr>
-          <w:u w:val="single" w:color="0000ff"/>
           <w:rFonts w:ascii="Charis SIL Italic" w:hAnsi="Charis SIL Italic" w:eastAsia="Charis SIL Italic"/>
           <w:b w:val="0"/>
           <w:i w:val="0"/>
@@ -6748,7 +6763,97 @@
           <w:color w:val="000000"/>
           <w:sz w:val="24"/>
         </w:rPr>
-        <w:t>University &amp; Research, please consult the relevant resea</w:t>
+        <w:t>University &amp; Research, please co</w:t>
+      </w:r>
+      <w:r>
+        <w:rPr>
+          <w:u w:val="single" w:color="0000ff"/>
+          <w:rFonts w:ascii="Charis SIL Italic" w:hAnsi="Charis SIL Italic" w:eastAsia="Charis SIL Italic"/>
+          <w:b w:val="0"/>
+          <w:i w:val="0"/>
+          <w:color w:val="000000"/>
+          <w:sz w:val="24"/>
+        </w:rPr>
+        <w:hyperlink r:id="rId10" w:history="1">
+          <w:r>
+            <w:rPr>
+              <w:rStyle w:val="Hyperlink"/>
+            </w:rPr>
+            <w:t>nsult the rel</w:t>
+          </w:r>
+        </w:hyperlink>
+      </w:r>
+      <w:r>
+        <w:rPr>
+          <w:u w:val="single" w:color="0000ff"/>
+          <w:rFonts w:ascii="Charis SIL Italic" w:hAnsi="Charis SIL Italic" w:eastAsia="Charis SIL Italic"/>
+          <w:b w:val="0"/>
+          <w:i w:val="0"/>
+          <w:color w:val="000000"/>
+          <w:sz w:val="24"/>
+        </w:rPr>
+        <w:hyperlink r:id="rId10" w:history="1">
+          <w:r>
+            <w:rPr>
+              <w:rStyle w:val="Hyperlink"/>
+            </w:rPr>
+            <w:t>e</w:t>
+          </w:r>
+        </w:hyperlink>
+      </w:r>
+      <w:r>
+        <w:rPr>
+          <w:u w:val="single" w:color="0000ff"/>
+          <w:rFonts w:ascii="Charis SIL Italic" w:hAnsi="Charis SIL Italic" w:eastAsia="Charis SIL Italic"/>
+          <w:b w:val="0"/>
+          <w:i w:val="0"/>
+          <w:color w:val="000000"/>
+          <w:sz w:val="24"/>
+        </w:rPr>
+        <w:hyperlink r:id="rId10" w:history="1">
+          <w:r>
+            <w:rPr>
+              <w:rStyle w:val="Hyperlink"/>
+            </w:rPr>
+            <w:t>vant re</w:t>
+          </w:r>
+        </w:hyperlink>
+      </w:r>
+      <w:r>
+        <w:rPr>
+          <w:u w:val="single" w:color="0000ff"/>
+          <w:rFonts w:ascii="Charis SIL Italic" w:hAnsi="Charis SIL Italic" w:eastAsia="Charis SIL Italic"/>
+          <w:b w:val="0"/>
+          <w:i w:val="0"/>
+          <w:color w:val="000000"/>
+          <w:sz w:val="24"/>
+        </w:rPr>
+        <w:hyperlink r:id="rId10" w:history="1">
+          <w:r>
+            <w:rPr>
+              <w:rStyle w:val="Hyperlink"/>
+            </w:rPr>
+            <w:t>s</w:t>
+          </w:r>
+        </w:hyperlink>
+      </w:r>
+      <w:r>
+        <w:rPr>
+          <w:u w:val="single" w:color="0000ff"/>
+          <w:rFonts w:ascii="Charis SIL Italic" w:hAnsi="Charis SIL Italic" w:eastAsia="Charis SIL Italic"/>
+          <w:b w:val="0"/>
+          <w:i w:val="0"/>
+          <w:color w:val="000000"/>
+          <w:sz w:val="24"/>
+        </w:rPr>
+        <w:hyperlink r:id="rId10" w:history="1">
+          <w:r>
+            <w:rPr>
+              <w:rStyle w:val="Hyperlink"/>
+            </w:rPr>
+            <w:t>ea</w:t>
+          </w:r>
+        </w:hyperlink>
       </w:r>
       <w:r>
         <w:rPr>

--- a/EXPORTS/DOCX/published/niveau3/English/UniversityMus.docx
+++ b/EXPORTS/DOCX/published/niveau3/English/UniversityMus.docx
@@ -154,7 +154,7 @@
             <w:rPr>
               <w:rStyle w:val="Hyperlink"/>
             </w:rPr>
-            <w:t>scientif</w:t>
+            <w:t>scientifi</w:t>
           </w:r>
         </w:hyperlink>
       </w:r>
@@ -165,13 +165,36 @@
           <w:i w:val="0"/>
           <w:color w:val="0000FF"/>
           <w:sz w:val="24"/>
+          <w:u w:val="single"/>
+        </w:rPr>
+        <w:t>c</w:t>
+      </w:r>
+      <w:r>
+        <w:rPr>
+          <w:rFonts w:ascii="Charis SIL Italic" w:hAnsi="Charis SIL Italic" w:eastAsia="Charis SIL Italic"/>
+          <w:b w:val="0"/>
+          <w:i w:val="0"/>
+          <w:color w:val="0000FF"/>
+          <w:sz w:val="24"/>
+          <w:u w:val="single"/>
+        </w:rPr>
+        <w:t xml:space="preserve"> </w:t>
+      </w:r>
+      <w:r>
+        <w:rPr>
+          <w:rFonts w:ascii="Charis SIL Italic" w:hAnsi="Charis SIL Italic" w:eastAsia="Charis SIL Italic"/>
+          <w:b w:val="0"/>
+          <w:i w:val="0"/>
+          <w:color w:val="0000FF"/>
+          <w:sz w:val="24"/>
+          <w:u w:val="single"/>
         </w:rPr>
         <w:hyperlink r:id="rId9" w:history="1">
           <w:r>
             <w:rPr>
               <w:rStyle w:val="Hyperlink"/>
             </w:rPr>
-            <w:t>i</w:t>
+            <w:t>interes</w:t>
           </w:r>
         </w:hyperlink>
       </w:r>
@@ -182,38 +205,8 @@
           <w:i w:val="0"/>
           <w:color w:val="0000FF"/>
           <w:sz w:val="24"/>
-          <w:u w:val="single"/>
-        </w:rPr>
-        <w:t>c</w:t>
-      </w:r>
-      <w:r>
-        <w:rPr>
-          <w:rFonts w:ascii="Charis SIL Italic" w:hAnsi="Charis SIL Italic" w:eastAsia="Charis SIL Italic"/>
-          <w:b w:val="0"/>
-          <w:i w:val="0"/>
-          <w:color w:val="0000FF"/>
-          <w:sz w:val="24"/>
-          <w:u w:val="single"/>
-        </w:rPr>
-        <w:t xml:space="preserve"> </w:t>
-      </w:r>
-      <w:r>
-        <w:rPr>
-          <w:rFonts w:ascii="Charis SIL Italic" w:hAnsi="Charis SIL Italic" w:eastAsia="Charis SIL Italic"/>
-          <w:b w:val="0"/>
-          <w:i w:val="0"/>
-          <w:color w:val="0000FF"/>
-          <w:sz w:val="24"/>
-          <w:u w:val="single"/>
-        </w:rPr>
-        <w:hyperlink r:id="rId9" w:history="1">
-          <w:r>
-            <w:rPr>
-              <w:rStyle w:val="Hyperlink"/>
-            </w:rPr>
-            <w:t>interest</w:t>
-          </w:r>
-        </w:hyperlink>
+        </w:rPr>
+        <w:t>t</w:t>
       </w:r>
       <w:r>
         <w:rPr>
@@ -1794,14 +1787,7 @@
           <w:sz w:val="24"/>
           <w:u w:val="single"/>
         </w:rPr>
-        <w:hyperlink r:id="rId18" w:history="1">
-          <w:r>
-            <w:rPr>
-              <w:rStyle w:val="Hyperlink"/>
-            </w:rPr>
-            <w:t>a</w:t>
-          </w:r>
-        </w:hyperlink>
+        <w:t>a</w:t>
       </w:r>
       <w:r>
         <w:rPr>
@@ -3210,7 +3196,6 @@
       </w:r>
       <w:r>
         <w:rPr>
-          <w:u w:val="single" w:color="0000ff"/>
           <w:rFonts w:ascii="Charis SIL Italic" w:hAnsi="Charis SIL Italic" w:eastAsia="Charis SIL Italic"/>
           <w:b w:val="0"/>
           <w:i w:val="0"/>
@@ -4053,7 +4038,7 @@
           <w:sz w:val="24"/>
           <w:u w:val="single"/>
         </w:rPr>
-        <w:hyperlink r:id="rId28" w:history="1">
+        <w:hyperlink r:id="rId30" w:history="1">
           <w:r>
             <w:rPr>
               <w:rStyle w:val="Hyperlink"/>
@@ -4070,14 +4055,7 @@
           <w:color w:val="000000"/>
           <w:sz w:val="24"/>
         </w:rPr>
-        <w:hyperlink r:id="rId28" w:history="1">
-          <w:r>
-            <w:rPr>
-              <w:rStyle w:val="Hyperlink"/>
-            </w:rPr>
-            <w:t xml:space="preserve">, </w:t>
-          </w:r>
-        </w:hyperlink>
+        <w:t xml:space="preserve">, </w:t>
       </w:r>
       <w:r>
         <w:rPr>
@@ -4088,7 +4066,7 @@
           <w:sz w:val="24"/>
           <w:u w:val="single"/>
         </w:rPr>
-        <w:hyperlink r:id="rId28" w:history="1">
+        <w:hyperlink r:id="rId31" w:history="1">
           <w:r>
             <w:rPr>
               <w:rStyle w:val="Hyperlink"/>
@@ -4431,25 +4409,7 @@
           <w:color w:val="000000"/>
           <w:sz w:val="24"/>
         </w:rPr>
-        <w:t>e Dut</w:t>
-      </w:r>
-      <w:r>
-        <w:rPr>
-          <w:u w:val="single" w:color="0000ff"/>
-          <w:rFonts w:ascii="Charis SIL Italic" w:hAnsi="Charis SIL Italic" w:eastAsia="Charis SIL Italic"/>
-          <w:b w:val="0"/>
-          <w:i w:val="0"/>
-          <w:color w:val="000000"/>
-          <w:sz w:val="24"/>
-        </w:rPr>
-        <w:hyperlink r:id="rId32" w:history="1">
-          <w:r>
-            <w:rPr>
-              <w:rStyle w:val="Hyperlink"/>
-            </w:rPr>
-            <w:t>ch colo</w:t>
-          </w:r>
-        </w:hyperlink>
+        <w:t>e Dutch colo</w:t>
       </w:r>
       <w:r>
         <w:rPr>
@@ -5195,6 +5155,7 @@
       </w:r>
       <w:r>
         <w:rPr>
+          <w:u w:val="single" w:color="0000ff"/>
           <w:rFonts w:ascii="Charis SIL Italic" w:hAnsi="Charis SIL Italic" w:eastAsia="Charis SIL Italic"/>
           <w:b w:val="0"/>
           <w:i w:val="0"/>
@@ -5205,24 +5166,13 @@
       </w:r>
       <w:r>
         <w:rPr>
-          <w:u w:val="single" w:color="0000ff"/>
           <w:rFonts w:ascii="Charis SIL Italic" w:hAnsi="Charis SIL Italic" w:eastAsia="Charis SIL Italic"/>
           <w:b w:val="0"/>
           <w:i w:val="0"/>
           <w:color w:val="000000"/>
           <w:sz w:val="24"/>
         </w:rPr>
-        <w:t>r</w:t>
-      </w:r>
-      <w:r>
-        <w:rPr>
-          <w:rFonts w:ascii="Charis SIL Italic" w:hAnsi="Charis SIL Italic" w:eastAsia="Charis SIL Italic"/>
-          <w:b w:val="0"/>
-          <w:i w:val="0"/>
-          <w:color w:val="000000"/>
-          <w:sz w:val="24"/>
-        </w:rPr>
-        <w:t xml:space="preserve">st professor of art history and modern languages at the UvA, the museum </w:t>
+        <w:t xml:space="preserve">rst professor of art history and modern languages at the UvA, the museum </w:t>
       </w:r>
       <w:r>
         <w:rPr>
@@ -6267,43 +6217,7 @@
           <w:color w:val="000000"/>
           <w:sz w:val="24"/>
         </w:rPr>
-        <w:t>a large number of arch</w:t>
-      </w:r>
-      <w:r>
-        <w:rPr>
-          <w:u w:val="single" w:color="0000ff"/>
-          <w:rFonts w:ascii="Charis SIL Italic" w:hAnsi="Charis SIL Italic" w:eastAsia="Charis SIL Italic"/>
-          <w:b w:val="0"/>
-          <w:i w:val="0"/>
-          <w:color w:val="000000"/>
-          <w:sz w:val="24"/>
-        </w:rPr>
-        <w:hyperlink r:id="rId46" w:history="1">
-          <w:r>
-            <w:rPr>
-              <w:rStyle w:val="Hyperlink"/>
-            </w:rPr>
-            <w:t xml:space="preserve">ives </w:t>
-          </w:r>
-        </w:hyperlink>
-      </w:r>
-      <w:r>
-        <w:rPr>
-          <w:u w:val="single" w:color="0000ff"/>
-          <w:rFonts w:ascii="Charis SIL Italic" w:hAnsi="Charis SIL Italic" w:eastAsia="Charis SIL Italic"/>
-          <w:b w:val="0"/>
-          <w:i w:val="0"/>
-          <w:color w:val="000000"/>
-          <w:sz w:val="24"/>
-        </w:rPr>
-        <w:hyperlink r:id="rId46" w:history="1">
-          <w:r>
-            <w:rPr>
-              <w:rStyle w:val="Hyperlink"/>
-            </w:rPr>
-            <w:t>r</w:t>
-          </w:r>
-        </w:hyperlink>
+        <w:t>a large number of archives r</w:t>
       </w:r>
       <w:r>
         <w:rPr>

--- a/EXPORTS/DOCX/published/niveau3/English/UniversityMus.docx
+++ b/EXPORTS/DOCX/published/niveau3/English/UniversityMus.docx
@@ -1785,7 +1785,6 @@
           <w:i w:val="0"/>
           <w:color w:val="0000FF"/>
           <w:sz w:val="24"/>
-          <w:u w:val="single"/>
         </w:rPr>
         <w:t>a</w:t>
       </w:r>
@@ -4038,7 +4037,7 @@
           <w:sz w:val="24"/>
           <w:u w:val="single"/>
         </w:rPr>
-        <w:hyperlink r:id="rId30" w:history="1">
+        <w:hyperlink r:id="rId28" w:history="1">
           <w:r>
             <w:rPr>
               <w:rStyle w:val="Hyperlink"/>
@@ -4049,13 +4048,21 @@
       </w:r>
       <w:r>
         <w:rPr>
-          <w:rFonts w:ascii="Charis SIL Italic" w:hAnsi="Charis SIL Italic" w:eastAsia="Charis SIL Italic"/>
-          <w:b w:val="0"/>
-          <w:i w:val="0"/>
-          <w:color w:val="000000"/>
-          <w:sz w:val="24"/>
-        </w:rPr>
-        <w:t xml:space="preserve">, </w:t>
+          <w:u w:val="single" w:color="0000ff"/>
+          <w:rFonts w:ascii="Charis SIL Italic" w:hAnsi="Charis SIL Italic" w:eastAsia="Charis SIL Italic"/>
+          <w:b w:val="0"/>
+          <w:i w:val="0"/>
+          <w:color w:val="000000"/>
+          <w:sz w:val="24"/>
+        </w:rPr>
+        <w:hyperlink r:id="rId28" w:history="1">
+          <w:r>
+            <w:rPr>
+              <w:rStyle w:val="Hyperlink"/>
+            </w:rPr>
+            <w:t xml:space="preserve">, </w:t>
+          </w:r>
+        </w:hyperlink>
       </w:r>
       <w:r>
         <w:rPr>
@@ -4066,7 +4073,7 @@
           <w:sz w:val="24"/>
           <w:u w:val="single"/>
         </w:rPr>
-        <w:hyperlink r:id="rId31" w:history="1">
+        <w:hyperlink r:id="rId28" w:history="1">
           <w:r>
             <w:rPr>
               <w:rStyle w:val="Hyperlink"/>
@@ -4409,7 +4416,25 @@
           <w:color w:val="000000"/>
           <w:sz w:val="24"/>
         </w:rPr>
-        <w:t>e Dutch colo</w:t>
+        <w:t>e Dut</w:t>
+      </w:r>
+      <w:r>
+        <w:rPr>
+          <w:u w:val="single" w:color="0000ff"/>
+          <w:rFonts w:ascii="Charis SIL Italic" w:hAnsi="Charis SIL Italic" w:eastAsia="Charis SIL Italic"/>
+          <w:b w:val="0"/>
+          <w:i w:val="0"/>
+          <w:color w:val="000000"/>
+          <w:sz w:val="24"/>
+        </w:rPr>
+        <w:hyperlink r:id="rId32" w:history="1">
+          <w:r>
+            <w:rPr>
+              <w:rStyle w:val="Hyperlink"/>
+            </w:rPr>
+            <w:t>ch colo</w:t>
+          </w:r>
+        </w:hyperlink>
       </w:r>
       <w:r>
         <w:rPr>
@@ -5155,6 +5180,16 @@
       </w:r>
       <w:r>
         <w:rPr>
+          <w:rFonts w:ascii="Charis SIL Italic" w:hAnsi="Charis SIL Italic" w:eastAsia="Charis SIL Italic"/>
+          <w:b w:val="0"/>
+          <w:i w:val="0"/>
+          <w:color w:val="000000"/>
+          <w:sz w:val="24"/>
+        </w:rPr>
+        <w:t>i</w:t>
+      </w:r>
+      <w:r>
+        <w:rPr>
           <w:u w:val="single" w:color="0000ff"/>
           <w:rFonts w:ascii="Charis SIL Italic" w:hAnsi="Charis SIL Italic" w:eastAsia="Charis SIL Italic"/>
           <w:b w:val="0"/>
@@ -5162,17 +5197,17 @@
           <w:color w:val="000000"/>
           <w:sz w:val="24"/>
         </w:rPr>
-        <w:t>i</w:t>
-      </w:r>
-      <w:r>
-        <w:rPr>
-          <w:rFonts w:ascii="Charis SIL Italic" w:hAnsi="Charis SIL Italic" w:eastAsia="Charis SIL Italic"/>
-          <w:b w:val="0"/>
-          <w:i w:val="0"/>
-          <w:color w:val="000000"/>
-          <w:sz w:val="24"/>
-        </w:rPr>
-        <w:t xml:space="preserve">rst professor of art history and modern languages at the UvA, the museum </w:t>
+        <w:t>r</w:t>
+      </w:r>
+      <w:r>
+        <w:rPr>
+          <w:rFonts w:ascii="Charis SIL Italic" w:hAnsi="Charis SIL Italic" w:eastAsia="Charis SIL Italic"/>
+          <w:b w:val="0"/>
+          <w:i w:val="0"/>
+          <w:color w:val="000000"/>
+          <w:sz w:val="24"/>
+        </w:rPr>
+        <w:t xml:space="preserve">st professor of art history and modern languages at the UvA, the museum </w:t>
       </w:r>
       <w:r>
         <w:rPr>
@@ -6217,7 +6252,43 @@
           <w:color w:val="000000"/>
           <w:sz w:val="24"/>
         </w:rPr>
-        <w:t>a large number of archives r</w:t>
+        <w:t>a large number of arch</w:t>
+      </w:r>
+      <w:r>
+        <w:rPr>
+          <w:u w:val="single" w:color="0000ff"/>
+          <w:rFonts w:ascii="Charis SIL Italic" w:hAnsi="Charis SIL Italic" w:eastAsia="Charis SIL Italic"/>
+          <w:b w:val="0"/>
+          <w:i w:val="0"/>
+          <w:color w:val="000000"/>
+          <w:sz w:val="24"/>
+        </w:rPr>
+        <w:hyperlink r:id="rId46" w:history="1">
+          <w:r>
+            <w:rPr>
+              <w:rStyle w:val="Hyperlink"/>
+            </w:rPr>
+            <w:t xml:space="preserve">ives </w:t>
+          </w:r>
+        </w:hyperlink>
+      </w:r>
+      <w:r>
+        <w:rPr>
+          <w:u w:val="single" w:color="0000ff"/>
+          <w:rFonts w:ascii="Charis SIL Italic" w:hAnsi="Charis SIL Italic" w:eastAsia="Charis SIL Italic"/>
+          <w:b w:val="0"/>
+          <w:i w:val="0"/>
+          <w:color w:val="000000"/>
+          <w:sz w:val="24"/>
+        </w:rPr>
+        <w:hyperlink r:id="rId46" w:history="1">
+          <w:r>
+            <w:rPr>
+              <w:rStyle w:val="Hyperlink"/>
+            </w:rPr>
+            <w:t>r</w:t>
+          </w:r>
+        </w:hyperlink>
       </w:r>
       <w:r>
         <w:rPr>

--- a/EXPORTS/DOCX/published/niveau3/English/UniversityMus.docx
+++ b/EXPORTS/DOCX/published/niveau3/English/UniversityMus.docx
@@ -528,50 +528,7 @@
           <w:color w:val="000000"/>
           <w:sz w:val="24"/>
         </w:rPr>
-        <w:hyperlink r:id="rId10" w:history="1">
-          <w:r>
-            <w:rPr>
-              <w:rStyle w:val="Hyperlink"/>
-            </w:rPr>
-            <w:t>rmer [Gerar</w:t>
-          </w:r>
-        </w:hyperlink>
-      </w:r>
-      <w:r>
-        <w:rPr>
-          <w:u w:val="single" w:color="0000ff"/>
-          <w:rFonts w:ascii="Charis SIL Italic" w:hAnsi="Charis SIL Italic" w:eastAsia="Charis SIL Italic"/>
-          <w:b w:val="0"/>
-          <w:i w:val="0"/>
-          <w:color w:val="000000"/>
-          <w:sz w:val="24"/>
-        </w:rPr>
-        <w:hyperlink r:id="rId10" w:history="1">
-          <w:r>
-            <w:rPr>
-              <w:rStyle w:val="Hyperlink"/>
-            </w:rPr>
-            <w:t>d</w:t>
-          </w:r>
-        </w:hyperlink>
-      </w:r>
-      <w:r>
-        <w:rPr>
-          <w:u w:val="single" w:color="0000ff"/>
-          <w:rFonts w:ascii="Charis SIL Italic" w:hAnsi="Charis SIL Italic" w:eastAsia="Charis SIL Italic"/>
-          <w:b w:val="0"/>
-          <w:i w:val="0"/>
-          <w:color w:val="000000"/>
-          <w:sz w:val="24"/>
-        </w:rPr>
-        <w:hyperlink r:id="rId10" w:history="1">
-          <w:r>
-            <w:rPr>
-              <w:rStyle w:val="Hyperlink"/>
-            </w:rPr>
-            <w:t>us van der</w:t>
-          </w:r>
-        </w:hyperlink>
+        <w:t>rmer [Gerardus van der</w:t>
       </w:r>
       <w:r>
         <w:rPr>
@@ -1786,7 +1743,14 @@
           <w:color w:val="0000FF"/>
           <w:sz w:val="24"/>
         </w:rPr>
-        <w:t>a</w:t>
+        <w:hyperlink r:id="rId18" w:history="1">
+          <w:r>
+            <w:rPr>
+              <w:rStyle w:val="Hyperlink"/>
+            </w:rPr>
+            <w:t>a</w:t>
+          </w:r>
+        </w:hyperlink>
       </w:r>
       <w:r>
         <w:rPr>
@@ -3195,6 +3159,7 @@
       </w:r>
       <w:r>
         <w:rPr>
+          <w:u w:val="single" w:color="0000ff"/>
           <w:rFonts w:ascii="Charis SIL Italic" w:hAnsi="Charis SIL Italic" w:eastAsia="Charis SIL Italic"/>
           <w:b w:val="0"/>
           <w:i w:val="0"/>
@@ -4037,7 +4002,7 @@
           <w:sz w:val="24"/>
           <w:u w:val="single"/>
         </w:rPr>
-        <w:hyperlink r:id="rId28" w:history="1">
+        <w:hyperlink r:id="rId30" w:history="1">
           <w:r>
             <w:rPr>
               <w:rStyle w:val="Hyperlink"/>
@@ -4048,21 +4013,13 @@
       </w:r>
       <w:r>
         <w:rPr>
-          <w:u w:val="single" w:color="0000ff"/>
           <w:rFonts w:ascii="Charis SIL Italic" w:hAnsi="Charis SIL Italic" w:eastAsia="Charis SIL Italic"/>
           <w:b w:val="0"/>
           <w:i w:val="0"/>
           <w:color w:val="000000"/>
           <w:sz w:val="24"/>
         </w:rPr>
-        <w:hyperlink r:id="rId28" w:history="1">
-          <w:r>
-            <w:rPr>
-              <w:rStyle w:val="Hyperlink"/>
-            </w:rPr>
-            <w:t xml:space="preserve">, </w:t>
-          </w:r>
-        </w:hyperlink>
+        <w:t xml:space="preserve">, </w:t>
       </w:r>
       <w:r>
         <w:rPr>
@@ -4073,7 +4030,7 @@
           <w:sz w:val="24"/>
           <w:u w:val="single"/>
         </w:rPr>
-        <w:hyperlink r:id="rId28" w:history="1">
+        <w:hyperlink r:id="rId31" w:history="1">
           <w:r>
             <w:rPr>
               <w:rStyle w:val="Hyperlink"/>
@@ -4270,14 +4227,7 @@
           <w:color w:val="000000"/>
           <w:sz w:val="24"/>
         </w:rPr>
-        <w:hyperlink r:id="rId30" w:history="1">
-          <w:r>
-            <w:rPr>
-              <w:rStyle w:val="Hyperlink"/>
-            </w:rPr>
-            <w:t>mat</w:t>
-          </w:r>
-        </w:hyperlink>
+        <w:t>mat</w:t>
       </w:r>
       <w:r>
         <w:rPr>
@@ -4583,25 +4533,7 @@
           <w:color w:val="000000"/>
           <w:sz w:val="24"/>
         </w:rPr>
-        <w:t>r</w:t>
-      </w:r>
-      <w:r>
-        <w:rPr>
-          <w:u w:val="single" w:color="0000ff"/>
-          <w:rFonts w:ascii="Charis SIL Italic" w:hAnsi="Charis SIL Italic" w:eastAsia="Charis SIL Italic"/>
-          <w:b w:val="0"/>
-          <w:i w:val="0"/>
-          <w:color w:val="000000"/>
-          <w:sz w:val="24"/>
-        </w:rPr>
-        <w:hyperlink r:id="rId33" w:history="1">
-          <w:r>
-            <w:rPr>
-              <w:rStyle w:val="Hyperlink"/>
-            </w:rPr>
-            <w:t>oad collec</w:t>
-          </w:r>
-        </w:hyperlink>
+        <w:t>road collec</w:t>
       </w:r>
       <w:r>
         <w:rPr>
@@ -4721,13 +4653,60 @@
       </w:r>
       <w:r>
         <w:rPr>
+          <w:u w:val="single" w:color="0000ff"/>
           <w:rFonts w:ascii="Charis SIL Italic" w:hAnsi="Charis SIL Italic" w:eastAsia="Charis SIL Italic"/>
           <w:b w:val="0"/>
           <w:i w:val="0"/>
           <w:color w:val="000000"/>
           <w:sz w:val="24"/>
         </w:rPr>
-        <w:t xml:space="preserve">for the research of physical anthropologist </w:t>
+        <w:hyperlink r:id="rId34" w:history="1">
+          <w:r>
+            <w:rPr>
+              <w:rStyle w:val="Hyperlink"/>
+            </w:rPr>
+            <w:t>for the</w:t>
+          </w:r>
+        </w:hyperlink>
+      </w:r>
+      <w:r>
+        <w:rPr>
+          <w:u w:val="single" w:color="0000ff"/>
+          <w:rFonts w:ascii="Charis SIL Italic" w:hAnsi="Charis SIL Italic" w:eastAsia="Charis SIL Italic"/>
+          <w:b w:val="0"/>
+          <w:i w:val="0"/>
+          <w:color w:val="000000"/>
+          <w:sz w:val="24"/>
+        </w:rPr>
+        <w:t xml:space="preserve"> </w:t>
+      </w:r>
+      <w:r>
+        <w:rPr>
+          <w:u w:val="single" w:color="0000ff"/>
+          <w:rFonts w:ascii="Charis SIL Italic" w:hAnsi="Charis SIL Italic" w:eastAsia="Charis SIL Italic"/>
+          <w:b w:val="0"/>
+          <w:i w:val="0"/>
+          <w:color w:val="000000"/>
+          <w:sz w:val="24"/>
+        </w:rPr>
+        <w:hyperlink r:id="rId34" w:history="1">
+          <w:r>
+            <w:rPr>
+              <w:rStyle w:val="Hyperlink"/>
+            </w:rPr>
+            <w:t>resea</w:t>
+          </w:r>
+        </w:hyperlink>
+      </w:r>
+      <w:r>
+        <w:rPr>
+          <w:rFonts w:ascii="Charis SIL Italic" w:hAnsi="Charis SIL Italic" w:eastAsia="Charis SIL Italic"/>
+          <w:b w:val="0"/>
+          <w:i w:val="0"/>
+          <w:color w:val="000000"/>
+          <w:sz w:val="24"/>
+        </w:rPr>
+        <w:t xml:space="preserve">rch of physical anthropologist </w:t>
       </w:r>
       <w:r>
         <w:rPr>
@@ -5633,25 +5612,7 @@
           <w:color w:val="000000"/>
           <w:sz w:val="24"/>
         </w:rPr>
-        <w:t>been managed by the UvA since 1859. The collection was largely asse</w:t>
-      </w:r>
-      <w:r>
-        <w:rPr>
-          <w:u w:val="single" w:color="0000ff"/>
-          <w:rFonts w:ascii="Charis SIL Italic" w:hAnsi="Charis SIL Italic" w:eastAsia="Charis SIL Italic"/>
-          <w:b w:val="0"/>
-          <w:i w:val="0"/>
-          <w:color w:val="000000"/>
-          <w:sz w:val="24"/>
-        </w:rPr>
-        <w:hyperlink r:id="rId42" w:history="1">
-          <w:r>
-            <w:rPr>
-              <w:rStyle w:val="Hyperlink"/>
-            </w:rPr>
-            <w:t>mbled by</w:t>
-          </w:r>
-        </w:hyperlink>
+        <w:t>been managed by the UvA since 1859. The collection was largely assembled by</w:t>
       </w:r>
       <w:r>
         <w:rPr>
@@ -6479,25 +6440,7 @@
           <w:color w:val="000000"/>
           <w:sz w:val="24"/>
         </w:rPr>
-        <w:hyperlink r:id="rId47" w:history="1">
-          <w:r>
-            <w:rPr>
-              <w:rStyle w:val="Hyperlink"/>
-            </w:rPr>
-            <w:t>t the</w:t>
-          </w:r>
-        </w:hyperlink>
-      </w:r>
-      <w:r>
-        <w:rPr>
-          <w:u w:val="single" w:color="0000ff"/>
-          <w:rFonts w:ascii="Charis SIL Italic" w:hAnsi="Charis SIL Italic" w:eastAsia="Charis SIL Italic"/>
-          <w:b w:val="0"/>
-          <w:i w:val="0"/>
-          <w:color w:val="000000"/>
-          <w:sz w:val="24"/>
-        </w:rPr>
-        <w:t xml:space="preserve"> </w:t>
+        <w:t xml:space="preserve">t the </w:t>
       </w:r>
       <w:r>
         <w:rPr>
@@ -6508,7 +6451,7 @@
           <w:sz w:val="24"/>
           <w:u w:val="single"/>
         </w:rPr>
-        <w:hyperlink r:id="rId47" w:history="1">
+        <w:hyperlink r:id="rId48" w:history="1">
           <w:r>
             <w:rPr>
               <w:rStyle w:val="Hyperlink"/>
@@ -6759,86 +6702,7 @@
           <w:color w:val="000000"/>
           <w:sz w:val="24"/>
         </w:rPr>
-        <w:hyperlink r:id="rId10" w:history="1">
-          <w:r>
-            <w:rPr>
-              <w:rStyle w:val="Hyperlink"/>
-            </w:rPr>
-            <w:t>nsult the rel</w:t>
-          </w:r>
-        </w:hyperlink>
-      </w:r>
-      <w:r>
-        <w:rPr>
-          <w:u w:val="single" w:color="0000ff"/>
-          <w:rFonts w:ascii="Charis SIL Italic" w:hAnsi="Charis SIL Italic" w:eastAsia="Charis SIL Italic"/>
-          <w:b w:val="0"/>
-          <w:i w:val="0"/>
-          <w:color w:val="000000"/>
-          <w:sz w:val="24"/>
-        </w:rPr>
-        <w:hyperlink r:id="rId10" w:history="1">
-          <w:r>
-            <w:rPr>
-              <w:rStyle w:val="Hyperlink"/>
-            </w:rPr>
-            <w:t>e</w:t>
-          </w:r>
-        </w:hyperlink>
-      </w:r>
-      <w:r>
-        <w:rPr>
-          <w:u w:val="single" w:color="0000ff"/>
-          <w:rFonts w:ascii="Charis SIL Italic" w:hAnsi="Charis SIL Italic" w:eastAsia="Charis SIL Italic"/>
-          <w:b w:val="0"/>
-          <w:i w:val="0"/>
-          <w:color w:val="000000"/>
-          <w:sz w:val="24"/>
-        </w:rPr>
-        <w:hyperlink r:id="rId10" w:history="1">
-          <w:r>
-            <w:rPr>
-              <w:rStyle w:val="Hyperlink"/>
-            </w:rPr>
-            <w:t>vant re</w:t>
-          </w:r>
-        </w:hyperlink>
-      </w:r>
-      <w:r>
-        <w:rPr>
-          <w:u w:val="single" w:color="0000ff"/>
-          <w:rFonts w:ascii="Charis SIL Italic" w:hAnsi="Charis SIL Italic" w:eastAsia="Charis SIL Italic"/>
-          <w:b w:val="0"/>
-          <w:i w:val="0"/>
-          <w:color w:val="000000"/>
-          <w:sz w:val="24"/>
-        </w:rPr>
-        <w:hyperlink r:id="rId10" w:history="1">
-          <w:r>
-            <w:rPr>
-              <w:rStyle w:val="Hyperlink"/>
-            </w:rPr>
-            <w:t>s</w:t>
-          </w:r>
-        </w:hyperlink>
-      </w:r>
-      <w:r>
-        <w:rPr>
-          <w:u w:val="single" w:color="0000ff"/>
-          <w:rFonts w:ascii="Charis SIL Italic" w:hAnsi="Charis SIL Italic" w:eastAsia="Charis SIL Italic"/>
-          <w:b w:val="0"/>
-          <w:i w:val="0"/>
-          <w:color w:val="000000"/>
-          <w:sz w:val="24"/>
-        </w:rPr>
-        <w:hyperlink r:id="rId10" w:history="1">
-          <w:r>
-            <w:rPr>
-              <w:rStyle w:val="Hyperlink"/>
-            </w:rPr>
-            <w:t>ea</w:t>
-          </w:r>
-        </w:hyperlink>
+        <w:t>nsult the relevant resea</w:t>
       </w:r>
       <w:r>
         <w:rPr>

--- a/EXPORTS/DOCX/published/niveau3/English/UniversityMus.docx
+++ b/EXPORTS/DOCX/published/niveau3/English/UniversityMus.docx
@@ -154,7 +154,7 @@
             <w:rPr>
               <w:rStyle w:val="Hyperlink"/>
             </w:rPr>
-            <w:t>scientifi</w:t>
+            <w:t>scientif</w:t>
           </w:r>
         </w:hyperlink>
       </w:r>
@@ -165,36 +165,13 @@
           <w:i w:val="0"/>
           <w:color w:val="0000FF"/>
           <w:sz w:val="24"/>
-          <w:u w:val="single"/>
-        </w:rPr>
-        <w:t>c</w:t>
-      </w:r>
-      <w:r>
-        <w:rPr>
-          <w:rFonts w:ascii="Charis SIL Italic" w:hAnsi="Charis SIL Italic" w:eastAsia="Charis SIL Italic"/>
-          <w:b w:val="0"/>
-          <w:i w:val="0"/>
-          <w:color w:val="0000FF"/>
-          <w:sz w:val="24"/>
-          <w:u w:val="single"/>
-        </w:rPr>
-        <w:t xml:space="preserve"> </w:t>
-      </w:r>
-      <w:r>
-        <w:rPr>
-          <w:rFonts w:ascii="Charis SIL Italic" w:hAnsi="Charis SIL Italic" w:eastAsia="Charis SIL Italic"/>
-          <w:b w:val="0"/>
-          <w:i w:val="0"/>
-          <w:color w:val="0000FF"/>
-          <w:sz w:val="24"/>
-          <w:u w:val="single"/>
         </w:rPr>
         <w:hyperlink r:id="rId9" w:history="1">
           <w:r>
             <w:rPr>
               <w:rStyle w:val="Hyperlink"/>
             </w:rPr>
-            <w:t>interes</w:t>
+            <w:t>i</w:t>
           </w:r>
         </w:hyperlink>
       </w:r>
@@ -206,7 +183,36 @@
           <w:color w:val="0000FF"/>
           <w:sz w:val="24"/>
         </w:rPr>
-        <w:t>t</w:t>
+        <w:t>c</w:t>
+      </w:r>
+      <w:r>
+        <w:rPr>
+          <w:rFonts w:ascii="Charis SIL Italic" w:hAnsi="Charis SIL Italic" w:eastAsia="Charis SIL Italic"/>
+          <w:b w:val="0"/>
+          <w:i w:val="0"/>
+          <w:color w:val="0000FF"/>
+          <w:sz w:val="24"/>
+          <w:u w:val="single"/>
+        </w:rPr>
+        <w:t xml:space="preserve"> </w:t>
+      </w:r>
+      <w:r>
+        <w:rPr>
+          <w:rFonts w:ascii="Charis SIL Italic" w:hAnsi="Charis SIL Italic" w:eastAsia="Charis SIL Italic"/>
+          <w:b w:val="0"/>
+          <w:i w:val="0"/>
+          <w:color w:val="0000FF"/>
+          <w:sz w:val="24"/>
+          <w:u w:val="single"/>
+        </w:rPr>
+        <w:hyperlink r:id="rId9" w:history="1">
+          <w:r>
+            <w:rPr>
+              <w:rStyle w:val="Hyperlink"/>
+            </w:rPr>
+            <w:t>interest</w:t>
+          </w:r>
+        </w:hyperlink>
       </w:r>
       <w:r>
         <w:rPr>
@@ -528,7 +534,50 @@
           <w:color w:val="000000"/>
           <w:sz w:val="24"/>
         </w:rPr>
-        <w:t>rmer [Gerardus van der</w:t>
+        <w:hyperlink r:id="rId10" w:history="1">
+          <w:r>
+            <w:rPr>
+              <w:rStyle w:val="Hyperlink"/>
+            </w:rPr>
+            <w:t>rmer [Gerar</w:t>
+          </w:r>
+        </w:hyperlink>
+      </w:r>
+      <w:r>
+        <w:rPr>
+          <w:u w:val="single" w:color="0000ff"/>
+          <w:rFonts w:ascii="Charis SIL Italic" w:hAnsi="Charis SIL Italic" w:eastAsia="Charis SIL Italic"/>
+          <w:b w:val="0"/>
+          <w:i w:val="0"/>
+          <w:color w:val="000000"/>
+          <w:sz w:val="24"/>
+        </w:rPr>
+        <w:hyperlink r:id="rId10" w:history="1">
+          <w:r>
+            <w:rPr>
+              <w:rStyle w:val="Hyperlink"/>
+            </w:rPr>
+            <w:t>d</w:t>
+          </w:r>
+        </w:hyperlink>
+      </w:r>
+      <w:r>
+        <w:rPr>
+          <w:u w:val="single" w:color="0000ff"/>
+          <w:rFonts w:ascii="Charis SIL Italic" w:hAnsi="Charis SIL Italic" w:eastAsia="Charis SIL Italic"/>
+          <w:b w:val="0"/>
+          <w:i w:val="0"/>
+          <w:color w:val="000000"/>
+          <w:sz w:val="24"/>
+        </w:rPr>
+        <w:hyperlink r:id="rId10" w:history="1">
+          <w:r>
+            <w:rPr>
+              <w:rStyle w:val="Hyperlink"/>
+            </w:rPr>
+            <w:t>us van der</w:t>
+          </w:r>
+        </w:hyperlink>
       </w:r>
       <w:r>
         <w:rPr>
@@ -1743,14 +1792,7 @@
           <w:color w:val="0000FF"/>
           <w:sz w:val="24"/>
         </w:rPr>
-        <w:hyperlink r:id="rId18" w:history="1">
-          <w:r>
-            <w:rPr>
-              <w:rStyle w:val="Hyperlink"/>
-            </w:rPr>
-            <w:t>a</w:t>
-          </w:r>
-        </w:hyperlink>
+        <w:t>a</w:t>
       </w:r>
       <w:r>
         <w:rPr>
@@ -1788,9 +1830,8 @@
           <w:i w:val="0"/>
           <w:color w:val="0000FF"/>
           <w:sz w:val="24"/>
-          <w:u w:val="single"/>
-        </w:rPr>
-        <w:hyperlink r:id="rId15" w:history="1">
+        </w:rPr>
+        <w:hyperlink r:id="rId18" w:history="1">
           <w:r>
             <w:rPr>
               <w:rStyle w:val="Hyperlink"/>
@@ -1808,7 +1849,7 @@
           <w:sz w:val="24"/>
           <w:u w:val="single"/>
         </w:rPr>
-        <w:hyperlink r:id="rId15" w:history="1">
+        <w:hyperlink r:id="rId18" w:history="1">
           <w:r>
             <w:rPr>
               <w:rStyle w:val="Hyperlink"/>
@@ -3159,7 +3200,6 @@
       </w:r>
       <w:r>
         <w:rPr>
-          <w:u w:val="single" w:color="0000ff"/>
           <w:rFonts w:ascii="Charis SIL Italic" w:hAnsi="Charis SIL Italic" w:eastAsia="Charis SIL Italic"/>
           <w:b w:val="0"/>
           <w:i w:val="0"/>
@@ -4002,7 +4042,7 @@
           <w:sz w:val="24"/>
           <w:u w:val="single"/>
         </w:rPr>
-        <w:hyperlink r:id="rId30" w:history="1">
+        <w:hyperlink r:id="rId28" w:history="1">
           <w:r>
             <w:rPr>
               <w:rStyle w:val="Hyperlink"/>
@@ -4019,7 +4059,14 @@
           <w:color w:val="000000"/>
           <w:sz w:val="24"/>
         </w:rPr>
-        <w:t xml:space="preserve">, </w:t>
+        <w:hyperlink r:id="rId28" w:history="1">
+          <w:r>
+            <w:rPr>
+              <w:rStyle w:val="Hyperlink"/>
+            </w:rPr>
+            <w:t xml:space="preserve">, </w:t>
+          </w:r>
+        </w:hyperlink>
       </w:r>
       <w:r>
         <w:rPr>
@@ -4030,7 +4077,7 @@
           <w:sz w:val="24"/>
           <w:u w:val="single"/>
         </w:rPr>
-        <w:hyperlink r:id="rId31" w:history="1">
+        <w:hyperlink r:id="rId28" w:history="1">
           <w:r>
             <w:rPr>
               <w:rStyle w:val="Hyperlink"/>
@@ -4227,7 +4274,14 @@
           <w:color w:val="000000"/>
           <w:sz w:val="24"/>
         </w:rPr>
-        <w:t>mat</w:t>
+        <w:hyperlink r:id="rId30" w:history="1">
+          <w:r>
+            <w:rPr>
+              <w:rStyle w:val="Hyperlink"/>
+            </w:rPr>
+            <w:t>mat</w:t>
+          </w:r>
+        </w:hyperlink>
       </w:r>
       <w:r>
         <w:rPr>
@@ -4533,7 +4587,25 @@
           <w:color w:val="000000"/>
           <w:sz w:val="24"/>
         </w:rPr>
-        <w:t>road collec</w:t>
+        <w:t>r</w:t>
+      </w:r>
+      <w:r>
+        <w:rPr>
+          <w:u w:val="single" w:color="0000ff"/>
+          <w:rFonts w:ascii="Charis SIL Italic" w:hAnsi="Charis SIL Italic" w:eastAsia="Charis SIL Italic"/>
+          <w:b w:val="0"/>
+          <w:i w:val="0"/>
+          <w:color w:val="000000"/>
+          <w:sz w:val="24"/>
+        </w:rPr>
+        <w:hyperlink r:id="rId33" w:history="1">
+          <w:r>
+            <w:rPr>
+              <w:rStyle w:val="Hyperlink"/>
+            </w:rPr>
+            <w:t>oad collec</w:t>
+          </w:r>
+        </w:hyperlink>
       </w:r>
       <w:r>
         <w:rPr>
@@ -4653,60 +4725,13 @@
       </w:r>
       <w:r>
         <w:rPr>
-          <w:u w:val="single" w:color="0000ff"/>
           <w:rFonts w:ascii="Charis SIL Italic" w:hAnsi="Charis SIL Italic" w:eastAsia="Charis SIL Italic"/>
           <w:b w:val="0"/>
           <w:i w:val="0"/>
           <w:color w:val="000000"/>
           <w:sz w:val="24"/>
         </w:rPr>
-        <w:hyperlink r:id="rId34" w:history="1">
-          <w:r>
-            <w:rPr>
-              <w:rStyle w:val="Hyperlink"/>
-            </w:rPr>
-            <w:t>for the</w:t>
-          </w:r>
-        </w:hyperlink>
-      </w:r>
-      <w:r>
-        <w:rPr>
-          <w:u w:val="single" w:color="0000ff"/>
-          <w:rFonts w:ascii="Charis SIL Italic" w:hAnsi="Charis SIL Italic" w:eastAsia="Charis SIL Italic"/>
-          <w:b w:val="0"/>
-          <w:i w:val="0"/>
-          <w:color w:val="000000"/>
-          <w:sz w:val="24"/>
-        </w:rPr>
-        <w:t xml:space="preserve"> </w:t>
-      </w:r>
-      <w:r>
-        <w:rPr>
-          <w:u w:val="single" w:color="0000ff"/>
-          <w:rFonts w:ascii="Charis SIL Italic" w:hAnsi="Charis SIL Italic" w:eastAsia="Charis SIL Italic"/>
-          <w:b w:val="0"/>
-          <w:i w:val="0"/>
-          <w:color w:val="000000"/>
-          <w:sz w:val="24"/>
-        </w:rPr>
-        <w:hyperlink r:id="rId34" w:history="1">
-          <w:r>
-            <w:rPr>
-              <w:rStyle w:val="Hyperlink"/>
-            </w:rPr>
-            <w:t>resea</w:t>
-          </w:r>
-        </w:hyperlink>
-      </w:r>
-      <w:r>
-        <w:rPr>
-          <w:rFonts w:ascii="Charis SIL Italic" w:hAnsi="Charis SIL Italic" w:eastAsia="Charis SIL Italic"/>
-          <w:b w:val="0"/>
-          <w:i w:val="0"/>
-          <w:color w:val="000000"/>
-          <w:sz w:val="24"/>
-        </w:rPr>
-        <w:t xml:space="preserve">rch of physical anthropologist </w:t>
+        <w:t xml:space="preserve">for the research of physical anthropologist </w:t>
       </w:r>
       <w:r>
         <w:rPr>
@@ -5159,6 +5184,7 @@
       </w:r>
       <w:r>
         <w:rPr>
+          <w:u w:val="single" w:color="0000ff"/>
           <w:rFonts w:ascii="Charis SIL Italic" w:hAnsi="Charis SIL Italic" w:eastAsia="Charis SIL Italic"/>
           <w:b w:val="0"/>
           <w:i w:val="0"/>
@@ -5169,24 +5195,13 @@
       </w:r>
       <w:r>
         <w:rPr>
-          <w:u w:val="single" w:color="0000ff"/>
           <w:rFonts w:ascii="Charis SIL Italic" w:hAnsi="Charis SIL Italic" w:eastAsia="Charis SIL Italic"/>
           <w:b w:val="0"/>
           <w:i w:val="0"/>
           <w:color w:val="000000"/>
           <w:sz w:val="24"/>
         </w:rPr>
-        <w:t>r</w:t>
-      </w:r>
-      <w:r>
-        <w:rPr>
-          <w:rFonts w:ascii="Charis SIL Italic" w:hAnsi="Charis SIL Italic" w:eastAsia="Charis SIL Italic"/>
-          <w:b w:val="0"/>
-          <w:i w:val="0"/>
-          <w:color w:val="000000"/>
-          <w:sz w:val="24"/>
-        </w:rPr>
-        <w:t xml:space="preserve">st professor of art history and modern languages at the UvA, the museum </w:t>
+        <w:t xml:space="preserve">rst professor of art history and modern languages at the UvA, the museum </w:t>
       </w:r>
       <w:r>
         <w:rPr>
@@ -5612,7 +5627,25 @@
           <w:color w:val="000000"/>
           <w:sz w:val="24"/>
         </w:rPr>
-        <w:t>been managed by the UvA since 1859. The collection was largely assembled by</w:t>
+        <w:t>been managed by the UvA since 1859. The collection was largely asse</w:t>
+      </w:r>
+      <w:r>
+        <w:rPr>
+          <w:u w:val="single" w:color="0000ff"/>
+          <w:rFonts w:ascii="Charis SIL Italic" w:hAnsi="Charis SIL Italic" w:eastAsia="Charis SIL Italic"/>
+          <w:b w:val="0"/>
+          <w:i w:val="0"/>
+          <w:color w:val="000000"/>
+          <w:sz w:val="24"/>
+        </w:rPr>
+        <w:hyperlink r:id="rId42" w:history="1">
+          <w:r>
+            <w:rPr>
+              <w:rStyle w:val="Hyperlink"/>
+            </w:rPr>
+            <w:t>mbled by</w:t>
+          </w:r>
+        </w:hyperlink>
       </w:r>
       <w:r>
         <w:rPr>
@@ -6440,7 +6473,25 @@
           <w:color w:val="000000"/>
           <w:sz w:val="24"/>
         </w:rPr>
-        <w:t xml:space="preserve">t the </w:t>
+        <w:hyperlink r:id="rId47" w:history="1">
+          <w:r>
+            <w:rPr>
+              <w:rStyle w:val="Hyperlink"/>
+            </w:rPr>
+            <w:t>t the</w:t>
+          </w:r>
+        </w:hyperlink>
+      </w:r>
+      <w:r>
+        <w:rPr>
+          <w:u w:val="single" w:color="0000ff"/>
+          <w:rFonts w:ascii="Charis SIL Italic" w:hAnsi="Charis SIL Italic" w:eastAsia="Charis SIL Italic"/>
+          <w:b w:val="0"/>
+          <w:i w:val="0"/>
+          <w:color w:val="000000"/>
+          <w:sz w:val="24"/>
+        </w:rPr>
+        <w:t xml:space="preserve"> </w:t>
       </w:r>
       <w:r>
         <w:rPr>
@@ -6451,7 +6502,7 @@
           <w:sz w:val="24"/>
           <w:u w:val="single"/>
         </w:rPr>
-        <w:hyperlink r:id="rId48" w:history="1">
+        <w:hyperlink r:id="rId47" w:history="1">
           <w:r>
             <w:rPr>
               <w:rStyle w:val="Hyperlink"/>
@@ -6691,18 +6742,7 @@
           <w:color w:val="000000"/>
           <w:sz w:val="24"/>
         </w:rPr>
-        <w:t>University &amp; Research, please co</w:t>
-      </w:r>
-      <w:r>
-        <w:rPr>
-          <w:u w:val="single" w:color="0000ff"/>
-          <w:rFonts w:ascii="Charis SIL Italic" w:hAnsi="Charis SIL Italic" w:eastAsia="Charis SIL Italic"/>
-          <w:b w:val="0"/>
-          <w:i w:val="0"/>
-          <w:color w:val="000000"/>
-          <w:sz w:val="24"/>
-        </w:rPr>
-        <w:t>nsult the relevant resea</w:t>
+        <w:t>University &amp; Research, please consult the relevant resea</w:t>
       </w:r>
       <w:r>
         <w:rPr>

--- a/EXPORTS/DOCX/published/niveau3/English/UniversityMus.docx
+++ b/EXPORTS/DOCX/published/niveau3/English/UniversityMus.docx
@@ -154,7 +154,7 @@
             <w:rPr>
               <w:rStyle w:val="Hyperlink"/>
             </w:rPr>
-            <w:t>scientif</w:t>
+            <w:t>scientifi</w:t>
           </w:r>
         </w:hyperlink>
       </w:r>
@@ -165,13 +165,36 @@
           <w:i w:val="0"/>
           <w:color w:val="0000FF"/>
           <w:sz w:val="24"/>
+          <w:u w:val="single"/>
+        </w:rPr>
+        <w:t>c</w:t>
+      </w:r>
+      <w:r>
+        <w:rPr>
+          <w:rFonts w:ascii="Charis SIL Italic" w:hAnsi="Charis SIL Italic" w:eastAsia="Charis SIL Italic"/>
+          <w:b w:val="0"/>
+          <w:i w:val="0"/>
+          <w:color w:val="0000FF"/>
+          <w:sz w:val="24"/>
+          <w:u w:val="single"/>
+        </w:rPr>
+        <w:t xml:space="preserve"> </w:t>
+      </w:r>
+      <w:r>
+        <w:rPr>
+          <w:rFonts w:ascii="Charis SIL Italic" w:hAnsi="Charis SIL Italic" w:eastAsia="Charis SIL Italic"/>
+          <w:b w:val="0"/>
+          <w:i w:val="0"/>
+          <w:color w:val="0000FF"/>
+          <w:sz w:val="24"/>
+          <w:u w:val="single"/>
         </w:rPr>
         <w:hyperlink r:id="rId9" w:history="1">
           <w:r>
             <w:rPr>
               <w:rStyle w:val="Hyperlink"/>
             </w:rPr>
-            <w:t>i</w:t>
+            <w:t>interes</w:t>
           </w:r>
         </w:hyperlink>
       </w:r>
@@ -183,36 +206,7 @@
           <w:color w:val="0000FF"/>
           <w:sz w:val="24"/>
         </w:rPr>
-        <w:t>c</w:t>
-      </w:r>
-      <w:r>
-        <w:rPr>
-          <w:rFonts w:ascii="Charis SIL Italic" w:hAnsi="Charis SIL Italic" w:eastAsia="Charis SIL Italic"/>
-          <w:b w:val="0"/>
-          <w:i w:val="0"/>
-          <w:color w:val="0000FF"/>
-          <w:sz w:val="24"/>
-          <w:u w:val="single"/>
-        </w:rPr>
-        <w:t xml:space="preserve"> </w:t>
-      </w:r>
-      <w:r>
-        <w:rPr>
-          <w:rFonts w:ascii="Charis SIL Italic" w:hAnsi="Charis SIL Italic" w:eastAsia="Charis SIL Italic"/>
-          <w:b w:val="0"/>
-          <w:i w:val="0"/>
-          <w:color w:val="0000FF"/>
-          <w:sz w:val="24"/>
-          <w:u w:val="single"/>
-        </w:rPr>
-        <w:hyperlink r:id="rId9" w:history="1">
-          <w:r>
-            <w:rPr>
-              <w:rStyle w:val="Hyperlink"/>
-            </w:rPr>
-            <w:t>interest</w:t>
-          </w:r>
-        </w:hyperlink>
+        <w:t>t</w:t>
       </w:r>
       <w:r>
         <w:rPr>
@@ -1830,8 +1824,9 @@
           <w:i w:val="0"/>
           <w:color w:val="0000FF"/>
           <w:sz w:val="24"/>
-        </w:rPr>
-        <w:hyperlink r:id="rId18" w:history="1">
+          <w:u w:val="single"/>
+        </w:rPr>
+        <w:hyperlink r:id="rId15" w:history="1">
           <w:r>
             <w:rPr>
               <w:rStyle w:val="Hyperlink"/>
@@ -1849,7 +1844,7 @@
           <w:sz w:val="24"/>
           <w:u w:val="single"/>
         </w:rPr>
-        <w:hyperlink r:id="rId18" w:history="1">
+        <w:hyperlink r:id="rId15" w:history="1">
           <w:r>
             <w:rPr>
               <w:rStyle w:val="Hyperlink"/>
@@ -3200,6 +3195,7 @@
       </w:r>
       <w:r>
         <w:rPr>
+          <w:u w:val="single" w:color="0000ff"/>
           <w:rFonts w:ascii="Charis SIL Italic" w:hAnsi="Charis SIL Italic" w:eastAsia="Charis SIL Italic"/>
           <w:b w:val="0"/>
           <w:i w:val="0"/>
@@ -3266,75 +3262,13 @@
       </w:r>
       <w:r>
         <w:rPr>
-          <w:u w:val="single" w:color="0000ff"/>
           <w:rFonts w:ascii="Charis SIL Italic" w:hAnsi="Charis SIL Italic" w:eastAsia="Charis SIL Italic"/>
           <w:b w:val="0"/>
           <w:i w:val="0"/>
           <w:color w:val="000000"/>
           <w:sz w:val="24"/>
         </w:rPr>
-        <w:hyperlink r:id="rId25" w:history="1">
-          <w:r>
-            <w:rPr>
-              <w:rStyle w:val="Hyperlink"/>
-            </w:rPr>
-            <w:t>l</w:t>
-          </w:r>
-        </w:hyperlink>
-      </w:r>
-      <w:r>
-        <w:rPr>
-          <w:u w:val="single" w:color="0000ff"/>
-          <w:rFonts w:ascii="Charis SIL Italic" w:hAnsi="Charis SIL Italic" w:eastAsia="Charis SIL Italic"/>
-          <w:b w:val="0"/>
-          <w:i w:val="0"/>
-          <w:color w:val="000000"/>
-          <w:sz w:val="24"/>
-        </w:rPr>
-        <w:hyperlink r:id="rId25" w:history="1">
-          <w:r>
-            <w:rPr>
-              <w:rStyle w:val="Hyperlink"/>
-            </w:rPr>
-            <w:t>le</w:t>
-          </w:r>
-        </w:hyperlink>
-      </w:r>
-      <w:r>
-        <w:rPr>
-          <w:u w:val="single" w:color="0000ff"/>
-          <w:rFonts w:ascii="Charis SIL Italic" w:hAnsi="Charis SIL Italic" w:eastAsia="Charis SIL Italic"/>
-          <w:b w:val="0"/>
-          <w:i w:val="0"/>
-          <w:color w:val="000000"/>
-          <w:sz w:val="24"/>
-        </w:rPr>
-        <w:hyperlink r:id="rId25" w:history="1">
-          <w:r>
-            <w:rPr>
-              <w:rStyle w:val="Hyperlink"/>
-            </w:rPr>
-            <w:t>c</w:t>
-          </w:r>
-        </w:hyperlink>
-      </w:r>
-      <w:r>
-        <w:rPr>
-          <w:u w:val="single" w:color="0000ff"/>
-          <w:rFonts w:ascii="Charis SIL Italic" w:hAnsi="Charis SIL Italic" w:eastAsia="Charis SIL Italic"/>
-          <w:b w:val="0"/>
-          <w:i w:val="0"/>
-          <w:color w:val="000000"/>
-          <w:sz w:val="24"/>
-        </w:rPr>
-        <w:hyperlink r:id="rId25" w:history="1">
-          <w:r>
-            <w:rPr>
-              <w:rStyle w:val="Hyperlink"/>
-            </w:rPr>
-            <w:t xml:space="preserve">tions can </w:t>
-          </w:r>
-        </w:hyperlink>
+        <w:t xml:space="preserve">llections can </w:t>
       </w:r>
       <w:r>
         <w:rPr>
@@ -6462,36 +6396,7 @@
           <w:color w:val="000000"/>
           <w:sz w:val="24"/>
         </w:rPr>
-        <w:t>The institutional archives can be consulted a</w:t>
-      </w:r>
-      <w:r>
-        <w:rPr>
-          <w:u w:val="single" w:color="0000ff"/>
-          <w:rFonts w:ascii="Charis SIL Italic" w:hAnsi="Charis SIL Italic" w:eastAsia="Charis SIL Italic"/>
-          <w:b w:val="0"/>
-          <w:i w:val="0"/>
-          <w:color w:val="000000"/>
-          <w:sz w:val="24"/>
-        </w:rPr>
-        <w:hyperlink r:id="rId47" w:history="1">
-          <w:r>
-            <w:rPr>
-              <w:rStyle w:val="Hyperlink"/>
-            </w:rPr>
-            <w:t>t the</w:t>
-          </w:r>
-        </w:hyperlink>
-      </w:r>
-      <w:r>
-        <w:rPr>
-          <w:u w:val="single" w:color="0000ff"/>
-          <w:rFonts w:ascii="Charis SIL Italic" w:hAnsi="Charis SIL Italic" w:eastAsia="Charis SIL Italic"/>
-          <w:b w:val="0"/>
-          <w:i w:val="0"/>
-          <w:color w:val="000000"/>
-          <w:sz w:val="24"/>
-        </w:rPr>
-        <w:t xml:space="preserve"> </w:t>
+        <w:t xml:space="preserve">The institutional archives can be consulted at the </w:t>
       </w:r>
       <w:r>
         <w:rPr>
@@ -6742,7 +6647,97 @@
           <w:color w:val="000000"/>
           <w:sz w:val="24"/>
         </w:rPr>
-        <w:t>University &amp; Research, please consult the relevant resea</w:t>
+        <w:t>University &amp; Research, please co</w:t>
+      </w:r>
+      <w:r>
+        <w:rPr>
+          <w:u w:val="single" w:color="0000ff"/>
+          <w:rFonts w:ascii="Charis SIL Italic" w:hAnsi="Charis SIL Italic" w:eastAsia="Charis SIL Italic"/>
+          <w:b w:val="0"/>
+          <w:i w:val="0"/>
+          <w:color w:val="000000"/>
+          <w:sz w:val="24"/>
+        </w:rPr>
+        <w:hyperlink r:id="rId10" w:history="1">
+          <w:r>
+            <w:rPr>
+              <w:rStyle w:val="Hyperlink"/>
+            </w:rPr>
+            <w:t>nsult the rel</w:t>
+          </w:r>
+        </w:hyperlink>
+      </w:r>
+      <w:r>
+        <w:rPr>
+          <w:u w:val="single" w:color="0000ff"/>
+          <w:rFonts w:ascii="Charis SIL Italic" w:hAnsi="Charis SIL Italic" w:eastAsia="Charis SIL Italic"/>
+          <w:b w:val="0"/>
+          <w:i w:val="0"/>
+          <w:color w:val="000000"/>
+          <w:sz w:val="24"/>
+        </w:rPr>
+        <w:hyperlink r:id="rId10" w:history="1">
+          <w:r>
+            <w:rPr>
+              <w:rStyle w:val="Hyperlink"/>
+            </w:rPr>
+            <w:t>e</w:t>
+          </w:r>
+        </w:hyperlink>
+      </w:r>
+      <w:r>
+        <w:rPr>
+          <w:u w:val="single" w:color="0000ff"/>
+          <w:rFonts w:ascii="Charis SIL Italic" w:hAnsi="Charis SIL Italic" w:eastAsia="Charis SIL Italic"/>
+          <w:b w:val="0"/>
+          <w:i w:val="0"/>
+          <w:color w:val="000000"/>
+          <w:sz w:val="24"/>
+        </w:rPr>
+        <w:hyperlink r:id="rId10" w:history="1">
+          <w:r>
+            <w:rPr>
+              <w:rStyle w:val="Hyperlink"/>
+            </w:rPr>
+            <w:t>vant re</w:t>
+          </w:r>
+        </w:hyperlink>
+      </w:r>
+      <w:r>
+        <w:rPr>
+          <w:u w:val="single" w:color="0000ff"/>
+          <w:rFonts w:ascii="Charis SIL Italic" w:hAnsi="Charis SIL Italic" w:eastAsia="Charis SIL Italic"/>
+          <w:b w:val="0"/>
+          <w:i w:val="0"/>
+          <w:color w:val="000000"/>
+          <w:sz w:val="24"/>
+        </w:rPr>
+        <w:hyperlink r:id="rId10" w:history="1">
+          <w:r>
+            <w:rPr>
+              <w:rStyle w:val="Hyperlink"/>
+            </w:rPr>
+            <w:t>s</w:t>
+          </w:r>
+        </w:hyperlink>
+      </w:r>
+      <w:r>
+        <w:rPr>
+          <w:u w:val="single" w:color="0000ff"/>
+          <w:rFonts w:ascii="Charis SIL Italic" w:hAnsi="Charis SIL Italic" w:eastAsia="Charis SIL Italic"/>
+          <w:b w:val="0"/>
+          <w:i w:val="0"/>
+          <w:color w:val="000000"/>
+          <w:sz w:val="24"/>
+        </w:rPr>
+        <w:hyperlink r:id="rId10" w:history="1">
+          <w:r>
+            <w:rPr>
+              <w:rStyle w:val="Hyperlink"/>
+            </w:rPr>
+            <w:t>ea</w:t>
+          </w:r>
+        </w:hyperlink>
       </w:r>
       <w:r>
         <w:rPr>

--- a/EXPORTS/DOCX/published/niveau3/English/UniversityMus.docx
+++ b/EXPORTS/DOCX/published/niveau3/English/UniversityMus.docx
@@ -154,7 +154,7 @@
             <w:rPr>
               <w:rStyle w:val="Hyperlink"/>
             </w:rPr>
-            <w:t>scientifi</w:t>
+            <w:t>scientif</w:t>
           </w:r>
         </w:hyperlink>
       </w:r>
@@ -166,6 +166,16 @@
           <w:color w:val="0000FF"/>
           <w:sz w:val="24"/>
           <w:u w:val="single"/>
+        </w:rPr>
+        <w:t>i</w:t>
+      </w:r>
+      <w:r>
+        <w:rPr>
+          <w:rFonts w:ascii="Charis SIL Italic" w:hAnsi="Charis SIL Italic" w:eastAsia="Charis SIL Italic"/>
+          <w:b w:val="0"/>
+          <w:i w:val="0"/>
+          <w:color w:val="0000FF"/>
+          <w:sz w:val="24"/>
         </w:rPr>
         <w:t>c</w:t>
       </w:r>
@@ -194,19 +204,9 @@
             <w:rPr>
               <w:rStyle w:val="Hyperlink"/>
             </w:rPr>
-            <w:t>interes</w:t>
+            <w:t>interest</w:t>
           </w:r>
         </w:hyperlink>
-      </w:r>
-      <w:r>
-        <w:rPr>
-          <w:rFonts w:ascii="Charis SIL Italic" w:hAnsi="Charis SIL Italic" w:eastAsia="Charis SIL Italic"/>
-          <w:b w:val="0"/>
-          <w:i w:val="0"/>
-          <w:color w:val="0000FF"/>
-          <w:sz w:val="24"/>
-        </w:rPr>
-        <w:t>t</w:t>
       </w:r>
       <w:r>
         <w:rPr>
@@ -1785,8 +1785,16 @@
           <w:i w:val="0"/>
           <w:color w:val="0000FF"/>
           <w:sz w:val="24"/>
-        </w:rPr>
-        <w:t>a</w:t>
+          <w:u w:val="single"/>
+        </w:rPr>
+        <w:hyperlink r:id="rId18" w:history="1">
+          <w:r>
+            <w:rPr>
+              <w:rStyle w:val="Hyperlink"/>
+            </w:rPr>
+            <w:t>a</w:t>
+          </w:r>
+        </w:hyperlink>
       </w:r>
       <w:r>
         <w:rPr>
@@ -1797,7 +1805,7 @@
           <w:sz w:val="24"/>
           <w:u w:val="single"/>
         </w:rPr>
-        <w:hyperlink r:id="rId15" w:history="1">
+        <w:hyperlink r:id="rId18" w:history="1">
           <w:r>
             <w:rPr>
               <w:rStyle w:val="Hyperlink"/>
@@ -1826,7 +1834,7 @@
           <w:sz w:val="24"/>
           <w:u w:val="single"/>
         </w:rPr>
-        <w:hyperlink r:id="rId15" w:history="1">
+        <w:hyperlink r:id="rId18" w:history="1">
           <w:r>
             <w:rPr>
               <w:rStyle w:val="Hyperlink"/>
@@ -1844,7 +1852,7 @@
           <w:sz w:val="24"/>
           <w:u w:val="single"/>
         </w:rPr>
-        <w:hyperlink r:id="rId15" w:history="1">
+        <w:hyperlink r:id="rId18" w:history="1">
           <w:r>
             <w:rPr>
               <w:rStyle w:val="Hyperlink"/>
@@ -3195,7 +3203,6 @@
       </w:r>
       <w:r>
         <w:rPr>
-          <w:u w:val="single" w:color="0000ff"/>
           <w:rFonts w:ascii="Charis SIL Italic" w:hAnsi="Charis SIL Italic" w:eastAsia="Charis SIL Italic"/>
           <w:b w:val="0"/>
           <w:i w:val="0"/>
@@ -3262,13 +3269,75 @@
       </w:r>
       <w:r>
         <w:rPr>
-          <w:rFonts w:ascii="Charis SIL Italic" w:hAnsi="Charis SIL Italic" w:eastAsia="Charis SIL Italic"/>
-          <w:b w:val="0"/>
-          <w:i w:val="0"/>
-          <w:color w:val="000000"/>
-          <w:sz w:val="24"/>
-        </w:rPr>
-        <w:t xml:space="preserve">llections can </w:t>
+          <w:u w:val="single" w:color="0000ff"/>
+          <w:rFonts w:ascii="Charis SIL Italic" w:hAnsi="Charis SIL Italic" w:eastAsia="Charis SIL Italic"/>
+          <w:b w:val="0"/>
+          <w:i w:val="0"/>
+          <w:color w:val="000000"/>
+          <w:sz w:val="24"/>
+        </w:rPr>
+        <w:hyperlink r:id="rId25" w:history="1">
+          <w:r>
+            <w:rPr>
+              <w:rStyle w:val="Hyperlink"/>
+            </w:rPr>
+            <w:t>l</w:t>
+          </w:r>
+        </w:hyperlink>
+      </w:r>
+      <w:r>
+        <w:rPr>
+          <w:u w:val="single" w:color="0000ff"/>
+          <w:rFonts w:ascii="Charis SIL Italic" w:hAnsi="Charis SIL Italic" w:eastAsia="Charis SIL Italic"/>
+          <w:b w:val="0"/>
+          <w:i w:val="0"/>
+          <w:color w:val="000000"/>
+          <w:sz w:val="24"/>
+        </w:rPr>
+        <w:hyperlink r:id="rId25" w:history="1">
+          <w:r>
+            <w:rPr>
+              <w:rStyle w:val="Hyperlink"/>
+            </w:rPr>
+            <w:t>le</w:t>
+          </w:r>
+        </w:hyperlink>
+      </w:r>
+      <w:r>
+        <w:rPr>
+          <w:u w:val="single" w:color="0000ff"/>
+          <w:rFonts w:ascii="Charis SIL Italic" w:hAnsi="Charis SIL Italic" w:eastAsia="Charis SIL Italic"/>
+          <w:b w:val="0"/>
+          <w:i w:val="0"/>
+          <w:color w:val="000000"/>
+          <w:sz w:val="24"/>
+        </w:rPr>
+        <w:hyperlink r:id="rId25" w:history="1">
+          <w:r>
+            <w:rPr>
+              <w:rStyle w:val="Hyperlink"/>
+            </w:rPr>
+            <w:t>c</w:t>
+          </w:r>
+        </w:hyperlink>
+      </w:r>
+      <w:r>
+        <w:rPr>
+          <w:u w:val="single" w:color="0000ff"/>
+          <w:rFonts w:ascii="Charis SIL Italic" w:hAnsi="Charis SIL Italic" w:eastAsia="Charis SIL Italic"/>
+          <w:b w:val="0"/>
+          <w:i w:val="0"/>
+          <w:color w:val="000000"/>
+          <w:sz w:val="24"/>
+        </w:rPr>
+        <w:hyperlink r:id="rId25" w:history="1">
+          <w:r>
+            <w:rPr>
+              <w:rStyle w:val="Hyperlink"/>
+            </w:rPr>
+            <w:t xml:space="preserve">tions can </w:t>
+          </w:r>
+        </w:hyperlink>
       </w:r>
       <w:r>
         <w:rPr>
@@ -4659,13 +4728,60 @@
       </w:r>
       <w:r>
         <w:rPr>
-          <w:rFonts w:ascii="Charis SIL Italic" w:hAnsi="Charis SIL Italic" w:eastAsia="Charis SIL Italic"/>
-          <w:b w:val="0"/>
-          <w:i w:val="0"/>
-          <w:color w:val="000000"/>
-          <w:sz w:val="24"/>
-        </w:rPr>
-        <w:t xml:space="preserve">for the research of physical anthropologist </w:t>
+          <w:u w:val="single" w:color="0000ff"/>
+          <w:rFonts w:ascii="Charis SIL Italic" w:hAnsi="Charis SIL Italic" w:eastAsia="Charis SIL Italic"/>
+          <w:b w:val="0"/>
+          <w:i w:val="0"/>
+          <w:color w:val="000000"/>
+          <w:sz w:val="24"/>
+        </w:rPr>
+        <w:hyperlink r:id="rId34" w:history="1">
+          <w:r>
+            <w:rPr>
+              <w:rStyle w:val="Hyperlink"/>
+            </w:rPr>
+            <w:t>for the</w:t>
+          </w:r>
+        </w:hyperlink>
+      </w:r>
+      <w:r>
+        <w:rPr>
+          <w:u w:val="single" w:color="0000ff"/>
+          <w:rFonts w:ascii="Charis SIL Italic" w:hAnsi="Charis SIL Italic" w:eastAsia="Charis SIL Italic"/>
+          <w:b w:val="0"/>
+          <w:i w:val="0"/>
+          <w:color w:val="000000"/>
+          <w:sz w:val="24"/>
+        </w:rPr>
+        <w:t xml:space="preserve"> </w:t>
+      </w:r>
+      <w:r>
+        <w:rPr>
+          <w:u w:val="single" w:color="0000ff"/>
+          <w:rFonts w:ascii="Charis SIL Italic" w:hAnsi="Charis SIL Italic" w:eastAsia="Charis SIL Italic"/>
+          <w:b w:val="0"/>
+          <w:i w:val="0"/>
+          <w:color w:val="000000"/>
+          <w:sz w:val="24"/>
+        </w:rPr>
+        <w:hyperlink r:id="rId34" w:history="1">
+          <w:r>
+            <w:rPr>
+              <w:rStyle w:val="Hyperlink"/>
+            </w:rPr>
+            <w:t>resea</w:t>
+          </w:r>
+        </w:hyperlink>
+      </w:r>
+      <w:r>
+        <w:rPr>
+          <w:rFonts w:ascii="Charis SIL Italic" w:hAnsi="Charis SIL Italic" w:eastAsia="Charis SIL Italic"/>
+          <w:b w:val="0"/>
+          <w:i w:val="0"/>
+          <w:color w:val="000000"/>
+          <w:sz w:val="24"/>
+        </w:rPr>
+        <w:t xml:space="preserve">rch of physical anthropologist </w:t>
       </w:r>
       <w:r>
         <w:rPr>
@@ -5118,6 +5234,16 @@
       </w:r>
       <w:r>
         <w:rPr>
+          <w:rFonts w:ascii="Charis SIL Italic" w:hAnsi="Charis SIL Italic" w:eastAsia="Charis SIL Italic"/>
+          <w:b w:val="0"/>
+          <w:i w:val="0"/>
+          <w:color w:val="000000"/>
+          <w:sz w:val="24"/>
+        </w:rPr>
+        <w:t>i</w:t>
+      </w:r>
+      <w:r>
+        <w:rPr>
           <w:u w:val="single" w:color="0000ff"/>
           <w:rFonts w:ascii="Charis SIL Italic" w:hAnsi="Charis SIL Italic" w:eastAsia="Charis SIL Italic"/>
           <w:b w:val="0"/>
@@ -5125,17 +5251,17 @@
           <w:color w:val="000000"/>
           <w:sz w:val="24"/>
         </w:rPr>
-        <w:t>i</w:t>
-      </w:r>
-      <w:r>
-        <w:rPr>
-          <w:rFonts w:ascii="Charis SIL Italic" w:hAnsi="Charis SIL Italic" w:eastAsia="Charis SIL Italic"/>
-          <w:b w:val="0"/>
-          <w:i w:val="0"/>
-          <w:color w:val="000000"/>
-          <w:sz w:val="24"/>
-        </w:rPr>
-        <w:t xml:space="preserve">rst professor of art history and modern languages at the UvA, the museum </w:t>
+        <w:t>r</w:t>
+      </w:r>
+      <w:r>
+        <w:rPr>
+          <w:rFonts w:ascii="Charis SIL Italic" w:hAnsi="Charis SIL Italic" w:eastAsia="Charis SIL Italic"/>
+          <w:b w:val="0"/>
+          <w:i w:val="0"/>
+          <w:color w:val="000000"/>
+          <w:sz w:val="24"/>
+        </w:rPr>
+        <w:t xml:space="preserve">st professor of art history and modern languages at the UvA, the museum </w:t>
       </w:r>
       <w:r>
         <w:rPr>
@@ -6396,7 +6522,36 @@
           <w:color w:val="000000"/>
           <w:sz w:val="24"/>
         </w:rPr>
-        <w:t xml:space="preserve">The institutional archives can be consulted at the </w:t>
+        <w:t>The institutional archives can be consulted a</w:t>
+      </w:r>
+      <w:r>
+        <w:rPr>
+          <w:u w:val="single" w:color="0000ff"/>
+          <w:rFonts w:ascii="Charis SIL Italic" w:hAnsi="Charis SIL Italic" w:eastAsia="Charis SIL Italic"/>
+          <w:b w:val="0"/>
+          <w:i w:val="0"/>
+          <w:color w:val="000000"/>
+          <w:sz w:val="24"/>
+        </w:rPr>
+        <w:hyperlink r:id="rId47" w:history="1">
+          <w:r>
+            <w:rPr>
+              <w:rStyle w:val="Hyperlink"/>
+            </w:rPr>
+            <w:t>t the</w:t>
+          </w:r>
+        </w:hyperlink>
+      </w:r>
+      <w:r>
+        <w:rPr>
+          <w:u w:val="single" w:color="0000ff"/>
+          <w:rFonts w:ascii="Charis SIL Italic" w:hAnsi="Charis SIL Italic" w:eastAsia="Charis SIL Italic"/>
+          <w:b w:val="0"/>
+          <w:i w:val="0"/>
+          <w:color w:val="000000"/>
+          <w:sz w:val="24"/>
+        </w:rPr>
+        <w:t xml:space="preserve"> </w:t>
       </w:r>
       <w:r>
         <w:rPr>
@@ -7076,7 +7231,7 @@
           <w:sz w:val="24"/>
           <w:u w:val="single"/>
         </w:rPr>
-        <w:t>Scientific research in co</w:t>
+        <w:t>Scientific research in col</w:t>
       </w:r>
       <w:r>
         <w:rPr>
@@ -7087,7 +7242,7 @@
           <w:sz w:val="24"/>
           <w:u w:val="single"/>
         </w:rPr>
-        <w:t>l</w:t>
+        <w:t>onised territorie</w:t>
       </w:r>
       <w:r>
         <w:rPr>
@@ -7096,9 +7251,8 @@
           <w:i w:val="0"/>
           <w:color w:val="0000FF"/>
           <w:sz w:val="24"/>
-          <w:u w:val="single"/>
-        </w:rPr>
-        <w:t>onised territories</w:t>
+        </w:rPr>
+        <w:t>s</w:t>
       </w:r>
       <w:r>
         <w:br/>

--- a/EXPORTS/DOCX/published/niveau3/English/UniversityMus.docx
+++ b/EXPORTS/DOCX/published/niveau3/English/UniversityMus.docx
@@ -154,7 +154,7 @@
             <w:rPr>
               <w:rStyle w:val="Hyperlink"/>
             </w:rPr>
-            <w:t>scientif</w:t>
+            <w:t>scientifi</w:t>
           </w:r>
         </w:hyperlink>
       </w:r>
@@ -166,16 +166,6 @@
           <w:color w:val="0000FF"/>
           <w:sz w:val="24"/>
           <w:u w:val="single"/>
-        </w:rPr>
-        <w:t>i</w:t>
-      </w:r>
-      <w:r>
-        <w:rPr>
-          <w:rFonts w:ascii="Charis SIL Italic" w:hAnsi="Charis SIL Italic" w:eastAsia="Charis SIL Italic"/>
-          <w:b w:val="0"/>
-          <w:i w:val="0"/>
-          <w:color w:val="0000FF"/>
-          <w:sz w:val="24"/>
         </w:rPr>
         <w:t>c</w:t>
       </w:r>
@@ -204,9 +194,19 @@
             <w:rPr>
               <w:rStyle w:val="Hyperlink"/>
             </w:rPr>
-            <w:t>interest</w:t>
+            <w:t>interes</w:t>
           </w:r>
         </w:hyperlink>
+      </w:r>
+      <w:r>
+        <w:rPr>
+          <w:rFonts w:ascii="Charis SIL Italic" w:hAnsi="Charis SIL Italic" w:eastAsia="Charis SIL Italic"/>
+          <w:b w:val="0"/>
+          <w:i w:val="0"/>
+          <w:color w:val="0000FF"/>
+          <w:sz w:val="24"/>
+        </w:rPr>
+        <w:t>t</w:t>
       </w:r>
       <w:r>
         <w:rPr>
@@ -528,50 +528,7 @@
           <w:color w:val="000000"/>
           <w:sz w:val="24"/>
         </w:rPr>
-        <w:hyperlink r:id="rId10" w:history="1">
-          <w:r>
-            <w:rPr>
-              <w:rStyle w:val="Hyperlink"/>
-            </w:rPr>
-            <w:t>rmer [Gerar</w:t>
-          </w:r>
-        </w:hyperlink>
-      </w:r>
-      <w:r>
-        <w:rPr>
-          <w:u w:val="single" w:color="0000ff"/>
-          <w:rFonts w:ascii="Charis SIL Italic" w:hAnsi="Charis SIL Italic" w:eastAsia="Charis SIL Italic"/>
-          <w:b w:val="0"/>
-          <w:i w:val="0"/>
-          <w:color w:val="000000"/>
-          <w:sz w:val="24"/>
-        </w:rPr>
-        <w:hyperlink r:id="rId10" w:history="1">
-          <w:r>
-            <w:rPr>
-              <w:rStyle w:val="Hyperlink"/>
-            </w:rPr>
-            <w:t>d</w:t>
-          </w:r>
-        </w:hyperlink>
-      </w:r>
-      <w:r>
-        <w:rPr>
-          <w:u w:val="single" w:color="0000ff"/>
-          <w:rFonts w:ascii="Charis SIL Italic" w:hAnsi="Charis SIL Italic" w:eastAsia="Charis SIL Italic"/>
-          <w:b w:val="0"/>
-          <w:i w:val="0"/>
-          <w:color w:val="000000"/>
-          <w:sz w:val="24"/>
-        </w:rPr>
-        <w:hyperlink r:id="rId10" w:history="1">
-          <w:r>
-            <w:rPr>
-              <w:rStyle w:val="Hyperlink"/>
-            </w:rPr>
-            <w:t>us van der</w:t>
-          </w:r>
-        </w:hyperlink>
+        <w:t>rmer [Gerardus van der</w:t>
       </w:r>
       <w:r>
         <w:rPr>
@@ -1805,7 +1762,7 @@
           <w:sz w:val="24"/>
           <w:u w:val="single"/>
         </w:rPr>
-        <w:hyperlink r:id="rId18" w:history="1">
+        <w:hyperlink r:id="rId15" w:history="1">
           <w:r>
             <w:rPr>
               <w:rStyle w:val="Hyperlink"/>
@@ -1834,7 +1791,7 @@
           <w:sz w:val="24"/>
           <w:u w:val="single"/>
         </w:rPr>
-        <w:hyperlink r:id="rId18" w:history="1">
+        <w:hyperlink r:id="rId15" w:history="1">
           <w:r>
             <w:rPr>
               <w:rStyle w:val="Hyperlink"/>
@@ -1852,7 +1809,7 @@
           <w:sz w:val="24"/>
           <w:u w:val="single"/>
         </w:rPr>
-        <w:hyperlink r:id="rId18" w:history="1">
+        <w:hyperlink r:id="rId15" w:history="1">
           <w:r>
             <w:rPr>
               <w:rStyle w:val="Hyperlink"/>
@@ -2565,54 +2522,7 @@
           <w:color w:val="000000"/>
           <w:sz w:val="24"/>
         </w:rPr>
-        <w:t xml:space="preserve"> (please consult the relevant research aid). Unt</w:t>
-      </w:r>
-      <w:r>
-        <w:rPr>
-          <w:u w:val="single" w:color="0000ff"/>
-          <w:rFonts w:ascii="Charis SIL Italic" w:hAnsi="Charis SIL Italic" w:eastAsia="Charis SIL Italic"/>
-          <w:b w:val="0"/>
-          <w:i w:val="0"/>
-          <w:color w:val="000000"/>
-          <w:sz w:val="24"/>
-        </w:rPr>
-        <w:t>i</w:t>
-      </w:r>
-      <w:r>
-        <w:rPr>
-          <w:u w:val="single" w:color="0000ff"/>
-          <w:rFonts w:ascii="Charis SIL Italic" w:hAnsi="Charis SIL Italic" w:eastAsia="Charis SIL Italic"/>
-          <w:b w:val="0"/>
-          <w:i w:val="0"/>
-          <w:color w:val="000000"/>
-          <w:sz w:val="24"/>
-        </w:rPr>
-        <w:hyperlink r:id="rId22" w:history="1">
-          <w:r>
-            <w:rPr>
-              <w:rStyle w:val="Hyperlink"/>
-            </w:rPr>
-            <w:t>l 2003 th</w:t>
-          </w:r>
-        </w:hyperlink>
-      </w:r>
-      <w:r>
-        <w:rPr>
-          <w:u w:val="single" w:color="0000ff"/>
-          <w:rFonts w:ascii="Charis SIL Italic" w:hAnsi="Charis SIL Italic" w:eastAsia="Charis SIL Italic"/>
-          <w:b w:val="0"/>
-          <w:i w:val="0"/>
-          <w:color w:val="000000"/>
-          <w:sz w:val="24"/>
-        </w:rPr>
-        <w:hyperlink r:id="rId22" w:history="1">
-          <w:r>
-            <w:rPr>
-              <w:rStyle w:val="Hyperlink"/>
-            </w:rPr>
-            <w:t>is co</w:t>
-          </w:r>
-        </w:hyperlink>
+        <w:t xml:space="preserve"> (please consult the relevant research aid). Until 2003 this co</w:t>
       </w:r>
       <w:r>
         <w:rPr>
@@ -4080,7 +3990,7 @@
           <w:sz w:val="24"/>
           <w:u w:val="single"/>
         </w:rPr>
-        <w:hyperlink r:id="rId28" w:history="1">
+        <w:hyperlink r:id="rId31" w:history="1">
           <w:r>
             <w:rPr>
               <w:rStyle w:val="Hyperlink"/>
@@ -4270,103 +4180,13 @@
       </w:r>
       <w:r>
         <w:rPr>
-          <w:u w:val="single" w:color="0000ff"/>
           <w:rFonts w:ascii="Charis SIL Italic" w:hAnsi="Charis SIL Italic" w:eastAsia="Charis SIL Italic"/>
           <w:b w:val="0"/>
           <w:i w:val="0"/>
           <w:color w:val="000000"/>
           <w:sz w:val="24"/>
         </w:rPr>
-        <w:hyperlink r:id="rId30" w:history="1">
-          <w:r>
-            <w:rPr>
-              <w:rStyle w:val="Hyperlink"/>
-            </w:rPr>
-            <w:t>mat</w:t>
-          </w:r>
-        </w:hyperlink>
-      </w:r>
-      <w:r>
-        <w:rPr>
-          <w:u w:val="single" w:color="0000ff"/>
-          <w:rFonts w:ascii="Charis SIL Italic" w:hAnsi="Charis SIL Italic" w:eastAsia="Charis SIL Italic"/>
-          <w:b w:val="0"/>
-          <w:i w:val="0"/>
-          <w:color w:val="000000"/>
-          <w:sz w:val="24"/>
-        </w:rPr>
-        <w:hyperlink r:id="rId30" w:history="1">
-          <w:r>
-            <w:rPr>
-              <w:rStyle w:val="Hyperlink"/>
-            </w:rPr>
-            <w:t>erial re</w:t>
-          </w:r>
-        </w:hyperlink>
-      </w:r>
-      <w:r>
-        <w:rPr>
-          <w:u w:val="single" w:color="0000ff"/>
-          <w:rFonts w:ascii="Charis SIL Italic" w:hAnsi="Charis SIL Italic" w:eastAsia="Charis SIL Italic"/>
-          <w:b w:val="0"/>
-          <w:i w:val="0"/>
-          <w:color w:val="000000"/>
-          <w:sz w:val="24"/>
-        </w:rPr>
-        <w:hyperlink r:id="rId30" w:history="1">
-          <w:r>
-            <w:rPr>
-              <w:rStyle w:val="Hyperlink"/>
-            </w:rPr>
-            <w:t>l</w:t>
-          </w:r>
-        </w:hyperlink>
-      </w:r>
-      <w:r>
-        <w:rPr>
-          <w:u w:val="single" w:color="0000ff"/>
-          <w:rFonts w:ascii="Charis SIL Italic" w:hAnsi="Charis SIL Italic" w:eastAsia="Charis SIL Italic"/>
-          <w:b w:val="0"/>
-          <w:i w:val="0"/>
-          <w:color w:val="000000"/>
-          <w:sz w:val="24"/>
-        </w:rPr>
-        <w:hyperlink r:id="rId30" w:history="1">
-          <w:r>
-            <w:rPr>
-              <w:rStyle w:val="Hyperlink"/>
-            </w:rPr>
-            <w:t xml:space="preserve">evant </w:t>
-          </w:r>
-        </w:hyperlink>
-      </w:r>
-      <w:r>
-        <w:rPr>
-          <w:rFonts w:ascii="Charis SIL Italic" w:hAnsi="Charis SIL Italic" w:eastAsia="Charis SIL Italic"/>
-          <w:b w:val="0"/>
-          <w:i w:val="0"/>
-          <w:color w:val="000000"/>
-          <w:sz w:val="24"/>
-        </w:rPr>
-        <w:t>t</w:t>
-      </w:r>
-      <w:r>
-        <w:rPr>
-          <w:u w:val="single" w:color="0000ff"/>
-          <w:rFonts w:ascii="Charis SIL Italic" w:hAnsi="Charis SIL Italic" w:eastAsia="Charis SIL Italic"/>
-          <w:b w:val="0"/>
-          <w:i w:val="0"/>
-          <w:color w:val="000000"/>
-          <w:sz w:val="24"/>
-        </w:rPr>
-        <w:hyperlink r:id="rId31" w:history="1">
-          <w:r>
-            <w:rPr>
-              <w:rStyle w:val="Hyperlink"/>
-            </w:rPr>
-            <w:t>o rese</w:t>
-          </w:r>
-        </w:hyperlink>
+        <w:t>material relevant to rese</w:t>
       </w:r>
       <w:r>
         <w:rPr>
@@ -4434,14 +4254,7 @@
           <w:color w:val="000000"/>
           <w:sz w:val="24"/>
         </w:rPr>
-        <w:hyperlink r:id="rId32" w:history="1">
-          <w:r>
-            <w:rPr>
-              <w:rStyle w:val="Hyperlink"/>
-            </w:rPr>
-            <w:t>ch colo</w:t>
-          </w:r>
-        </w:hyperlink>
+        <w:t>ch colo</w:t>
       </w:r>
       <w:r>
         <w:rPr>
@@ -5234,6 +5047,7 @@
       </w:r>
       <w:r>
         <w:rPr>
+          <w:u w:val="single" w:color="0000ff"/>
           <w:rFonts w:ascii="Charis SIL Italic" w:hAnsi="Charis SIL Italic" w:eastAsia="Charis SIL Italic"/>
           <w:b w:val="0"/>
           <w:i w:val="0"/>
@@ -5244,24 +5058,13 @@
       </w:r>
       <w:r>
         <w:rPr>
-          <w:u w:val="single" w:color="0000ff"/>
           <w:rFonts w:ascii="Charis SIL Italic" w:hAnsi="Charis SIL Italic" w:eastAsia="Charis SIL Italic"/>
           <w:b w:val="0"/>
           <w:i w:val="0"/>
           <w:color w:val="000000"/>
           <w:sz w:val="24"/>
         </w:rPr>
-        <w:t>r</w:t>
-      </w:r>
-      <w:r>
-        <w:rPr>
-          <w:rFonts w:ascii="Charis SIL Italic" w:hAnsi="Charis SIL Italic" w:eastAsia="Charis SIL Italic"/>
-          <w:b w:val="0"/>
-          <w:i w:val="0"/>
-          <w:color w:val="000000"/>
-          <w:sz w:val="24"/>
-        </w:rPr>
-        <w:t xml:space="preserve">st professor of art history and modern languages at the UvA, the museum </w:t>
+        <w:t xml:space="preserve">rst professor of art history and modern languages at the UvA, the museum </w:t>
       </w:r>
       <w:r>
         <w:rPr>
@@ -6306,79 +6109,7 @@
           <w:color w:val="000000"/>
           <w:sz w:val="24"/>
         </w:rPr>
-        <w:t>a large number of arch</w:t>
-      </w:r>
-      <w:r>
-        <w:rPr>
-          <w:u w:val="single" w:color="0000ff"/>
-          <w:rFonts w:ascii="Charis SIL Italic" w:hAnsi="Charis SIL Italic" w:eastAsia="Charis SIL Italic"/>
-          <w:b w:val="0"/>
-          <w:i w:val="0"/>
-          <w:color w:val="000000"/>
-          <w:sz w:val="24"/>
-        </w:rPr>
-        <w:hyperlink r:id="rId46" w:history="1">
-          <w:r>
-            <w:rPr>
-              <w:rStyle w:val="Hyperlink"/>
-            </w:rPr>
-            <w:t xml:space="preserve">ives </w:t>
-          </w:r>
-        </w:hyperlink>
-      </w:r>
-      <w:r>
-        <w:rPr>
-          <w:u w:val="single" w:color="0000ff"/>
-          <w:rFonts w:ascii="Charis SIL Italic" w:hAnsi="Charis SIL Italic" w:eastAsia="Charis SIL Italic"/>
-          <w:b w:val="0"/>
-          <w:i w:val="0"/>
-          <w:color w:val="000000"/>
-          <w:sz w:val="24"/>
-        </w:rPr>
-        <w:hyperlink r:id="rId46" w:history="1">
-          <w:r>
-            <w:rPr>
-              <w:rStyle w:val="Hyperlink"/>
-            </w:rPr>
-            <w:t>r</w:t>
-          </w:r>
-        </w:hyperlink>
-      </w:r>
-      <w:r>
-        <w:rPr>
-          <w:u w:val="single" w:color="0000ff"/>
-          <w:rFonts w:ascii="Charis SIL Italic" w:hAnsi="Charis SIL Italic" w:eastAsia="Charis SIL Italic"/>
-          <w:b w:val="0"/>
-          <w:i w:val="0"/>
-          <w:color w:val="000000"/>
-          <w:sz w:val="24"/>
-        </w:rPr>
-        <w:hyperlink r:id="rId46" w:history="1">
-          <w:r>
-            <w:rPr>
-              <w:rStyle w:val="Hyperlink"/>
-            </w:rPr>
-            <w:t>e</w:t>
-          </w:r>
-        </w:hyperlink>
-      </w:r>
-      <w:r>
-        <w:rPr>
-          <w:u w:val="single" w:color="0000ff"/>
-          <w:rFonts w:ascii="Charis SIL Italic" w:hAnsi="Charis SIL Italic" w:eastAsia="Charis SIL Italic"/>
-          <w:b w:val="0"/>
-          <w:i w:val="0"/>
-          <w:color w:val="000000"/>
-          <w:sz w:val="24"/>
-        </w:rPr>
-        <w:hyperlink r:id="rId46" w:history="1">
-          <w:r>
-            <w:rPr>
-              <w:rStyle w:val="Hyperlink"/>
-            </w:rPr>
-            <w:t>lating to Pr</w:t>
-          </w:r>
-        </w:hyperlink>
+        <w:t>a large number of archives relating to Pr</w:t>
       </w:r>
       <w:r>
         <w:rPr>
@@ -6562,14 +6293,7 @@
           <w:sz w:val="24"/>
           <w:u w:val="single"/>
         </w:rPr>
-        <w:hyperlink r:id="rId47" w:history="1">
-          <w:r>
-            <w:rPr>
-              <w:rStyle w:val="Hyperlink"/>
-            </w:rPr>
-            <w:t>Amsterdam</w:t>
-          </w:r>
-        </w:hyperlink>
+        <w:t>Amsterdam</w:t>
       </w:r>
       <w:r>
         <w:rPr>
@@ -6878,21 +6602,13 @@
       </w:r>
       <w:r>
         <w:rPr>
-          <w:u w:val="single" w:color="0000ff"/>
           <w:rFonts w:ascii="Charis SIL Italic" w:hAnsi="Charis SIL Italic" w:eastAsia="Charis SIL Italic"/>
           <w:b w:val="0"/>
           <w:i w:val="0"/>
           <w:color w:val="000000"/>
           <w:sz w:val="24"/>
         </w:rPr>
-        <w:hyperlink r:id="rId10" w:history="1">
-          <w:r>
-            <w:rPr>
-              <w:rStyle w:val="Hyperlink"/>
-            </w:rPr>
-            <w:t>ea</w:t>
-          </w:r>
-        </w:hyperlink>
+        <w:t>ea</w:t>
       </w:r>
       <w:r>
         <w:rPr>
@@ -7231,7 +6947,7 @@
           <w:sz w:val="24"/>
           <w:u w:val="single"/>
         </w:rPr>
-        <w:t>Scientific research in col</w:t>
+        <w:t>Scientific research in co</w:t>
       </w:r>
       <w:r>
         <w:rPr>
@@ -7242,7 +6958,7 @@
           <w:sz w:val="24"/>
           <w:u w:val="single"/>
         </w:rPr>
-        <w:t>onised territorie</w:t>
+        <w:t>l</w:t>
       </w:r>
       <w:r>
         <w:rPr>
@@ -7251,8 +6967,9 @@
           <w:i w:val="0"/>
           <w:color w:val="0000FF"/>
           <w:sz w:val="24"/>
-        </w:rPr>
-        <w:t>s</w:t>
+          <w:u w:val="single"/>
+        </w:rPr>
+        <w:t>onised territories</w:t>
       </w:r>
       <w:r>
         <w:br/>

--- a/EXPORTS/DOCX/published/niveau3/English/UniversityMus.docx
+++ b/EXPORTS/DOCX/published/niveau3/English/UniversityMus.docx
@@ -528,7 +528,50 @@
           <w:color w:val="000000"/>
           <w:sz w:val="24"/>
         </w:rPr>
-        <w:t>rmer [Gerardus van der</w:t>
+        <w:hyperlink r:id="rId10" w:history="1">
+          <w:r>
+            <w:rPr>
+              <w:rStyle w:val="Hyperlink"/>
+            </w:rPr>
+            <w:t>rmer [Gerar</w:t>
+          </w:r>
+        </w:hyperlink>
+      </w:r>
+      <w:r>
+        <w:rPr>
+          <w:u w:val="single" w:color="0000ff"/>
+          <w:rFonts w:ascii="Charis SIL Italic" w:hAnsi="Charis SIL Italic" w:eastAsia="Charis SIL Italic"/>
+          <w:b w:val="0"/>
+          <w:i w:val="0"/>
+          <w:color w:val="000000"/>
+          <w:sz w:val="24"/>
+        </w:rPr>
+        <w:hyperlink r:id="rId10" w:history="1">
+          <w:r>
+            <w:rPr>
+              <w:rStyle w:val="Hyperlink"/>
+            </w:rPr>
+            <w:t>d</w:t>
+          </w:r>
+        </w:hyperlink>
+      </w:r>
+      <w:r>
+        <w:rPr>
+          <w:u w:val="single" w:color="0000ff"/>
+          <w:rFonts w:ascii="Charis SIL Italic" w:hAnsi="Charis SIL Italic" w:eastAsia="Charis SIL Italic"/>
+          <w:b w:val="0"/>
+          <w:i w:val="0"/>
+          <w:color w:val="000000"/>
+          <w:sz w:val="24"/>
+        </w:rPr>
+        <w:hyperlink r:id="rId10" w:history="1">
+          <w:r>
+            <w:rPr>
+              <w:rStyle w:val="Hyperlink"/>
+            </w:rPr>
+            <w:t>us van der</w:t>
+          </w:r>
+        </w:hyperlink>
       </w:r>
       <w:r>
         <w:rPr>
@@ -3990,7 +4033,7 @@
           <w:sz w:val="24"/>
           <w:u w:val="single"/>
         </w:rPr>
-        <w:hyperlink r:id="rId31" w:history="1">
+        <w:hyperlink r:id="rId28" w:history="1">
           <w:r>
             <w:rPr>
               <w:rStyle w:val="Hyperlink"/>
@@ -4180,13 +4223,103 @@
       </w:r>
       <w:r>
         <w:rPr>
+          <w:u w:val="single" w:color="0000ff"/>
           <w:rFonts w:ascii="Charis SIL Italic" w:hAnsi="Charis SIL Italic" w:eastAsia="Charis SIL Italic"/>
           <w:b w:val="0"/>
           <w:i w:val="0"/>
           <w:color w:val="000000"/>
           <w:sz w:val="24"/>
         </w:rPr>
-        <w:t>material relevant to rese</w:t>
+        <w:hyperlink r:id="rId30" w:history="1">
+          <w:r>
+            <w:rPr>
+              <w:rStyle w:val="Hyperlink"/>
+            </w:rPr>
+            <w:t>mat</w:t>
+          </w:r>
+        </w:hyperlink>
+      </w:r>
+      <w:r>
+        <w:rPr>
+          <w:u w:val="single" w:color="0000ff"/>
+          <w:rFonts w:ascii="Charis SIL Italic" w:hAnsi="Charis SIL Italic" w:eastAsia="Charis SIL Italic"/>
+          <w:b w:val="0"/>
+          <w:i w:val="0"/>
+          <w:color w:val="000000"/>
+          <w:sz w:val="24"/>
+        </w:rPr>
+        <w:hyperlink r:id="rId30" w:history="1">
+          <w:r>
+            <w:rPr>
+              <w:rStyle w:val="Hyperlink"/>
+            </w:rPr>
+            <w:t>erial re</w:t>
+          </w:r>
+        </w:hyperlink>
+      </w:r>
+      <w:r>
+        <w:rPr>
+          <w:u w:val="single" w:color="0000ff"/>
+          <w:rFonts w:ascii="Charis SIL Italic" w:hAnsi="Charis SIL Italic" w:eastAsia="Charis SIL Italic"/>
+          <w:b w:val="0"/>
+          <w:i w:val="0"/>
+          <w:color w:val="000000"/>
+          <w:sz w:val="24"/>
+        </w:rPr>
+        <w:hyperlink r:id="rId30" w:history="1">
+          <w:r>
+            <w:rPr>
+              <w:rStyle w:val="Hyperlink"/>
+            </w:rPr>
+            <w:t>l</w:t>
+          </w:r>
+        </w:hyperlink>
+      </w:r>
+      <w:r>
+        <w:rPr>
+          <w:u w:val="single" w:color="0000ff"/>
+          <w:rFonts w:ascii="Charis SIL Italic" w:hAnsi="Charis SIL Italic" w:eastAsia="Charis SIL Italic"/>
+          <w:b w:val="0"/>
+          <w:i w:val="0"/>
+          <w:color w:val="000000"/>
+          <w:sz w:val="24"/>
+        </w:rPr>
+        <w:hyperlink r:id="rId30" w:history="1">
+          <w:r>
+            <w:rPr>
+              <w:rStyle w:val="Hyperlink"/>
+            </w:rPr>
+            <w:t xml:space="preserve">evant </w:t>
+          </w:r>
+        </w:hyperlink>
+      </w:r>
+      <w:r>
+        <w:rPr>
+          <w:rFonts w:ascii="Charis SIL Italic" w:hAnsi="Charis SIL Italic" w:eastAsia="Charis SIL Italic"/>
+          <w:b w:val="0"/>
+          <w:i w:val="0"/>
+          <w:color w:val="000000"/>
+          <w:sz w:val="24"/>
+        </w:rPr>
+        <w:t>t</w:t>
+      </w:r>
+      <w:r>
+        <w:rPr>
+          <w:u w:val="single" w:color="0000ff"/>
+          <w:rFonts w:ascii="Charis SIL Italic" w:hAnsi="Charis SIL Italic" w:eastAsia="Charis SIL Italic"/>
+          <w:b w:val="0"/>
+          <w:i w:val="0"/>
+          <w:color w:val="000000"/>
+          <w:sz w:val="24"/>
+        </w:rPr>
+        <w:hyperlink r:id="rId31" w:history="1">
+          <w:r>
+            <w:rPr>
+              <w:rStyle w:val="Hyperlink"/>
+            </w:rPr>
+            <w:t>o rese</w:t>
+          </w:r>
+        </w:hyperlink>
       </w:r>
       <w:r>
         <w:rPr>
@@ -4254,7 +4387,14 @@
           <w:color w:val="000000"/>
           <w:sz w:val="24"/>
         </w:rPr>
-        <w:t>ch colo</w:t>
+        <w:hyperlink r:id="rId32" w:history="1">
+          <w:r>
+            <w:rPr>
+              <w:rStyle w:val="Hyperlink"/>
+            </w:rPr>
+            <w:t>ch colo</w:t>
+          </w:r>
+        </w:hyperlink>
       </w:r>
       <w:r>
         <w:rPr>
@@ -6109,7 +6249,79 @@
           <w:color w:val="000000"/>
           <w:sz w:val="24"/>
         </w:rPr>
-        <w:t>a large number of archives relating to Pr</w:t>
+        <w:t>a large number of arch</w:t>
+      </w:r>
+      <w:r>
+        <w:rPr>
+          <w:u w:val="single" w:color="0000ff"/>
+          <w:rFonts w:ascii="Charis SIL Italic" w:hAnsi="Charis SIL Italic" w:eastAsia="Charis SIL Italic"/>
+          <w:b w:val="0"/>
+          <w:i w:val="0"/>
+          <w:color w:val="000000"/>
+          <w:sz w:val="24"/>
+        </w:rPr>
+        <w:hyperlink r:id="rId46" w:history="1">
+          <w:r>
+            <w:rPr>
+              <w:rStyle w:val="Hyperlink"/>
+            </w:rPr>
+            <w:t xml:space="preserve">ives </w:t>
+          </w:r>
+        </w:hyperlink>
+      </w:r>
+      <w:r>
+        <w:rPr>
+          <w:u w:val="single" w:color="0000ff"/>
+          <w:rFonts w:ascii="Charis SIL Italic" w:hAnsi="Charis SIL Italic" w:eastAsia="Charis SIL Italic"/>
+          <w:b w:val="0"/>
+          <w:i w:val="0"/>
+          <w:color w:val="000000"/>
+          <w:sz w:val="24"/>
+        </w:rPr>
+        <w:hyperlink r:id="rId46" w:history="1">
+          <w:r>
+            <w:rPr>
+              <w:rStyle w:val="Hyperlink"/>
+            </w:rPr>
+            <w:t>r</w:t>
+          </w:r>
+        </w:hyperlink>
+      </w:r>
+      <w:r>
+        <w:rPr>
+          <w:u w:val="single" w:color="0000ff"/>
+          <w:rFonts w:ascii="Charis SIL Italic" w:hAnsi="Charis SIL Italic" w:eastAsia="Charis SIL Italic"/>
+          <w:b w:val="0"/>
+          <w:i w:val="0"/>
+          <w:color w:val="000000"/>
+          <w:sz w:val="24"/>
+        </w:rPr>
+        <w:hyperlink r:id="rId46" w:history="1">
+          <w:r>
+            <w:rPr>
+              <w:rStyle w:val="Hyperlink"/>
+            </w:rPr>
+            <w:t>e</w:t>
+          </w:r>
+        </w:hyperlink>
+      </w:r>
+      <w:r>
+        <w:rPr>
+          <w:u w:val="single" w:color="0000ff"/>
+          <w:rFonts w:ascii="Charis SIL Italic" w:hAnsi="Charis SIL Italic" w:eastAsia="Charis SIL Italic"/>
+          <w:b w:val="0"/>
+          <w:i w:val="0"/>
+          <w:color w:val="000000"/>
+          <w:sz w:val="24"/>
+        </w:rPr>
+        <w:hyperlink r:id="rId46" w:history="1">
+          <w:r>
+            <w:rPr>
+              <w:rStyle w:val="Hyperlink"/>
+            </w:rPr>
+            <w:t>lating to Pr</w:t>
+          </w:r>
+        </w:hyperlink>
       </w:r>
       <w:r>
         <w:rPr>
@@ -6293,7 +6505,14 @@
           <w:sz w:val="24"/>
           <w:u w:val="single"/>
         </w:rPr>
-        <w:t>Amsterdam</w:t>
+        <w:hyperlink r:id="rId48" w:history="1">
+          <w:r>
+            <w:rPr>
+              <w:rStyle w:val="Hyperlink"/>
+            </w:rPr>
+            <w:t>Amsterdam</w:t>
+          </w:r>
+        </w:hyperlink>
       </w:r>
       <w:r>
         <w:rPr>
@@ -6526,89 +6745,7 @@
           <w:color w:val="000000"/>
           <w:sz w:val="24"/>
         </w:rPr>
-        <w:t>University &amp; Research, please co</w:t>
-      </w:r>
-      <w:r>
-        <w:rPr>
-          <w:u w:val="single" w:color="0000ff"/>
-          <w:rFonts w:ascii="Charis SIL Italic" w:hAnsi="Charis SIL Italic" w:eastAsia="Charis SIL Italic"/>
-          <w:b w:val="0"/>
-          <w:i w:val="0"/>
-          <w:color w:val="000000"/>
-          <w:sz w:val="24"/>
-        </w:rPr>
-        <w:hyperlink r:id="rId10" w:history="1">
-          <w:r>
-            <w:rPr>
-              <w:rStyle w:val="Hyperlink"/>
-            </w:rPr>
-            <w:t>nsult the rel</w:t>
-          </w:r>
-        </w:hyperlink>
-      </w:r>
-      <w:r>
-        <w:rPr>
-          <w:u w:val="single" w:color="0000ff"/>
-          <w:rFonts w:ascii="Charis SIL Italic" w:hAnsi="Charis SIL Italic" w:eastAsia="Charis SIL Italic"/>
-          <w:b w:val="0"/>
-          <w:i w:val="0"/>
-          <w:color w:val="000000"/>
-          <w:sz w:val="24"/>
-        </w:rPr>
-        <w:hyperlink r:id="rId10" w:history="1">
-          <w:r>
-            <w:rPr>
-              <w:rStyle w:val="Hyperlink"/>
-            </w:rPr>
-            <w:t>e</w:t>
-          </w:r>
-        </w:hyperlink>
-      </w:r>
-      <w:r>
-        <w:rPr>
-          <w:u w:val="single" w:color="0000ff"/>
-          <w:rFonts w:ascii="Charis SIL Italic" w:hAnsi="Charis SIL Italic" w:eastAsia="Charis SIL Italic"/>
-          <w:b w:val="0"/>
-          <w:i w:val="0"/>
-          <w:color w:val="000000"/>
-          <w:sz w:val="24"/>
-        </w:rPr>
-        <w:hyperlink r:id="rId10" w:history="1">
-          <w:r>
-            <w:rPr>
-              <w:rStyle w:val="Hyperlink"/>
-            </w:rPr>
-            <w:t>vant re</w:t>
-          </w:r>
-        </w:hyperlink>
-      </w:r>
-      <w:r>
-        <w:rPr>
-          <w:u w:val="single" w:color="0000ff"/>
-          <w:rFonts w:ascii="Charis SIL Italic" w:hAnsi="Charis SIL Italic" w:eastAsia="Charis SIL Italic"/>
-          <w:b w:val="0"/>
-          <w:i w:val="0"/>
-          <w:color w:val="000000"/>
-          <w:sz w:val="24"/>
-        </w:rPr>
-        <w:hyperlink r:id="rId10" w:history="1">
-          <w:r>
-            <w:rPr>
-              <w:rStyle w:val="Hyperlink"/>
-            </w:rPr>
-            <w:t>s</w:t>
-          </w:r>
-        </w:hyperlink>
-      </w:r>
-      <w:r>
-        <w:rPr>
-          <w:rFonts w:ascii="Charis SIL Italic" w:hAnsi="Charis SIL Italic" w:eastAsia="Charis SIL Italic"/>
-          <w:b w:val="0"/>
-          <w:i w:val="0"/>
-          <w:color w:val="000000"/>
-          <w:sz w:val="24"/>
-        </w:rPr>
-        <w:t>ea</w:t>
+        <w:t>University &amp; Research, please consult the relevant resea</w:t>
       </w:r>
       <w:r>
         <w:rPr>
@@ -6947,7 +7084,7 @@
           <w:sz w:val="24"/>
           <w:u w:val="single"/>
         </w:rPr>
-        <w:t>Scientific research in co</w:t>
+        <w:t>Scientific research in col</w:t>
       </w:r>
       <w:r>
         <w:rPr>
@@ -6958,7 +7095,7 @@
           <w:sz w:val="24"/>
           <w:u w:val="single"/>
         </w:rPr>
-        <w:t>l</w:t>
+        <w:t>onised territorie</w:t>
       </w:r>
       <w:r>
         <w:rPr>
@@ -6967,9 +7104,8 @@
           <w:i w:val="0"/>
           <w:color w:val="0000FF"/>
           <w:sz w:val="24"/>
-          <w:u w:val="single"/>
-        </w:rPr>
-        <w:t>onised territories</w:t>
+        </w:rPr>
+        <w:t>s</w:t>
       </w:r>
       <w:r>
         <w:br/>

--- a/EXPORTS/DOCX/published/niveau3/English/UniversityMus.docx
+++ b/EXPORTS/DOCX/published/niveau3/English/UniversityMus.docx
@@ -1785,16 +1785,8 @@
           <w:i w:val="0"/>
           <w:color w:val="0000FF"/>
           <w:sz w:val="24"/>
-          <w:u w:val="single"/>
-        </w:rPr>
-        <w:hyperlink r:id="rId18" w:history="1">
-          <w:r>
-            <w:rPr>
-              <w:rStyle w:val="Hyperlink"/>
-            </w:rPr>
-            <w:t>a</w:t>
-          </w:r>
-        </w:hyperlink>
+        </w:rPr>
+        <w:t>a</w:t>
       </w:r>
       <w:r>
         <w:rPr>
@@ -2565,7 +2557,54 @@
           <w:color w:val="000000"/>
           <w:sz w:val="24"/>
         </w:rPr>
-        <w:t xml:space="preserve"> (please consult the relevant research aid). Until 2003 this co</w:t>
+        <w:t xml:space="preserve"> (please consult the relevant research aid). Unt</w:t>
+      </w:r>
+      <w:r>
+        <w:rPr>
+          <w:u w:val="single" w:color="0000ff"/>
+          <w:rFonts w:ascii="Charis SIL Italic" w:hAnsi="Charis SIL Italic" w:eastAsia="Charis SIL Italic"/>
+          <w:b w:val="0"/>
+          <w:i w:val="0"/>
+          <w:color w:val="000000"/>
+          <w:sz w:val="24"/>
+        </w:rPr>
+        <w:t>i</w:t>
+      </w:r>
+      <w:r>
+        <w:rPr>
+          <w:u w:val="single" w:color="0000ff"/>
+          <w:rFonts w:ascii="Charis SIL Italic" w:hAnsi="Charis SIL Italic" w:eastAsia="Charis SIL Italic"/>
+          <w:b w:val="0"/>
+          <w:i w:val="0"/>
+          <w:color w:val="000000"/>
+          <w:sz w:val="24"/>
+        </w:rPr>
+        <w:hyperlink r:id="rId22" w:history="1">
+          <w:r>
+            <w:rPr>
+              <w:rStyle w:val="Hyperlink"/>
+            </w:rPr>
+            <w:t>l 2003 th</w:t>
+          </w:r>
+        </w:hyperlink>
+      </w:r>
+      <w:r>
+        <w:rPr>
+          <w:u w:val="single" w:color="0000ff"/>
+          <w:rFonts w:ascii="Charis SIL Italic" w:hAnsi="Charis SIL Italic" w:eastAsia="Charis SIL Italic"/>
+          <w:b w:val="0"/>
+          <w:i w:val="0"/>
+          <w:color w:val="000000"/>
+          <w:sz w:val="24"/>
+        </w:rPr>
+        <w:hyperlink r:id="rId22" w:history="1">
+          <w:r>
+            <w:rPr>
+              <w:rStyle w:val="Hyperlink"/>
+            </w:rPr>
+            <w:t>is co</w:t>
+          </w:r>
+        </w:hyperlink>
       </w:r>
       <w:r>
         <w:rPr>
@@ -3156,6 +3195,7 @@
       </w:r>
       <w:r>
         <w:rPr>
+          <w:u w:val="single" w:color="0000ff"/>
           <w:rFonts w:ascii="Charis SIL Italic" w:hAnsi="Charis SIL Italic" w:eastAsia="Charis SIL Italic"/>
           <w:b w:val="0"/>
           <w:i w:val="0"/>
@@ -4009,6 +4049,7 @@
       </w:r>
       <w:r>
         <w:rPr>
+          <w:u w:val="single" w:color="0000ff"/>
           <w:rFonts w:ascii="Charis SIL Italic" w:hAnsi="Charis SIL Italic" w:eastAsia="Charis SIL Italic"/>
           <w:b w:val="0"/>
           <w:i w:val="0"/>
@@ -4532,36 +4573,7 @@
           <w:color w:val="000000"/>
           <w:sz w:val="24"/>
         </w:rPr>
-        <w:t>which was founded in 1918 by physicist P.H. van Cittert. The b</w:t>
-      </w:r>
-      <w:r>
-        <w:rPr>
-          <w:u w:val="single" w:color="0000ff"/>
-          <w:rFonts w:ascii="Charis SIL Italic" w:hAnsi="Charis SIL Italic" w:eastAsia="Charis SIL Italic"/>
-          <w:b w:val="0"/>
-          <w:i w:val="0"/>
-          <w:color w:val="000000"/>
-          <w:sz w:val="24"/>
-        </w:rPr>
-        <w:t>r</w:t>
-      </w:r>
-      <w:r>
-        <w:rPr>
-          <w:u w:val="single" w:color="0000ff"/>
-          <w:rFonts w:ascii="Charis SIL Italic" w:hAnsi="Charis SIL Italic" w:eastAsia="Charis SIL Italic"/>
-          <w:b w:val="0"/>
-          <w:i w:val="0"/>
-          <w:color w:val="000000"/>
-          <w:sz w:val="24"/>
-        </w:rPr>
-        <w:hyperlink r:id="rId33" w:history="1">
-          <w:r>
-            <w:rPr>
-              <w:rStyle w:val="Hyperlink"/>
-            </w:rPr>
-            <w:t>oad collec</w:t>
-          </w:r>
-        </w:hyperlink>
+        <w:t>which was founded in 1918 by physicist P.H. van Cittert. The broad collec</w:t>
       </w:r>
       <w:r>
         <w:rPr>
@@ -5187,6 +5199,16 @@
       </w:r>
       <w:r>
         <w:rPr>
+          <w:rFonts w:ascii="Charis SIL Italic" w:hAnsi="Charis SIL Italic" w:eastAsia="Charis SIL Italic"/>
+          <w:b w:val="0"/>
+          <w:i w:val="0"/>
+          <w:color w:val="000000"/>
+          <w:sz w:val="24"/>
+        </w:rPr>
+        <w:t>i</w:t>
+      </w:r>
+      <w:r>
+        <w:rPr>
           <w:u w:val="single" w:color="0000ff"/>
           <w:rFonts w:ascii="Charis SIL Italic" w:hAnsi="Charis SIL Italic" w:eastAsia="Charis SIL Italic"/>
           <w:b w:val="0"/>
@@ -5194,17 +5216,17 @@
           <w:color w:val="000000"/>
           <w:sz w:val="24"/>
         </w:rPr>
-        <w:t>i</w:t>
-      </w:r>
-      <w:r>
-        <w:rPr>
-          <w:rFonts w:ascii="Charis SIL Italic" w:hAnsi="Charis SIL Italic" w:eastAsia="Charis SIL Italic"/>
-          <w:b w:val="0"/>
-          <w:i w:val="0"/>
-          <w:color w:val="000000"/>
-          <w:sz w:val="24"/>
-        </w:rPr>
-        <w:t xml:space="preserve">rst professor of art history and modern languages at the UvA, the museum </w:t>
+        <w:t>r</w:t>
+      </w:r>
+      <w:r>
+        <w:rPr>
+          <w:rFonts w:ascii="Charis SIL Italic" w:hAnsi="Charis SIL Italic" w:eastAsia="Charis SIL Italic"/>
+          <w:b w:val="0"/>
+          <w:i w:val="0"/>
+          <w:color w:val="000000"/>
+          <w:sz w:val="24"/>
+        </w:rPr>
+        <w:t xml:space="preserve">st professor of art history and modern languages at the UvA, the museum </w:t>
       </w:r>
       <w:r>
         <w:rPr>
@@ -6505,7 +6527,7 @@
           <w:sz w:val="24"/>
           <w:u w:val="single"/>
         </w:rPr>
-        <w:hyperlink r:id="rId48" w:history="1">
+        <w:hyperlink r:id="rId47" w:history="1">
           <w:r>
             <w:rPr>
               <w:rStyle w:val="Hyperlink"/>
@@ -6745,7 +6767,97 @@
           <w:color w:val="000000"/>
           <w:sz w:val="24"/>
         </w:rPr>
-        <w:t>University &amp; Research, please consult the relevant resea</w:t>
+        <w:t>University &amp; Research, please co</w:t>
+      </w:r>
+      <w:r>
+        <w:rPr>
+          <w:u w:val="single" w:color="0000ff"/>
+          <w:rFonts w:ascii="Charis SIL Italic" w:hAnsi="Charis SIL Italic" w:eastAsia="Charis SIL Italic"/>
+          <w:b w:val="0"/>
+          <w:i w:val="0"/>
+          <w:color w:val="000000"/>
+          <w:sz w:val="24"/>
+        </w:rPr>
+        <w:hyperlink r:id="rId10" w:history="1">
+          <w:r>
+            <w:rPr>
+              <w:rStyle w:val="Hyperlink"/>
+            </w:rPr>
+            <w:t>nsult the rel</w:t>
+          </w:r>
+        </w:hyperlink>
+      </w:r>
+      <w:r>
+        <w:rPr>
+          <w:u w:val="single" w:color="0000ff"/>
+          <w:rFonts w:ascii="Charis SIL Italic" w:hAnsi="Charis SIL Italic" w:eastAsia="Charis SIL Italic"/>
+          <w:b w:val="0"/>
+          <w:i w:val="0"/>
+          <w:color w:val="000000"/>
+          <w:sz w:val="24"/>
+        </w:rPr>
+        <w:hyperlink r:id="rId10" w:history="1">
+          <w:r>
+            <w:rPr>
+              <w:rStyle w:val="Hyperlink"/>
+            </w:rPr>
+            <w:t>e</w:t>
+          </w:r>
+        </w:hyperlink>
+      </w:r>
+      <w:r>
+        <w:rPr>
+          <w:u w:val="single" w:color="0000ff"/>
+          <w:rFonts w:ascii="Charis SIL Italic" w:hAnsi="Charis SIL Italic" w:eastAsia="Charis SIL Italic"/>
+          <w:b w:val="0"/>
+          <w:i w:val="0"/>
+          <w:color w:val="000000"/>
+          <w:sz w:val="24"/>
+        </w:rPr>
+        <w:hyperlink r:id="rId10" w:history="1">
+          <w:r>
+            <w:rPr>
+              <w:rStyle w:val="Hyperlink"/>
+            </w:rPr>
+            <w:t>vant re</w:t>
+          </w:r>
+        </w:hyperlink>
+      </w:r>
+      <w:r>
+        <w:rPr>
+          <w:u w:val="single" w:color="0000ff"/>
+          <w:rFonts w:ascii="Charis SIL Italic" w:hAnsi="Charis SIL Italic" w:eastAsia="Charis SIL Italic"/>
+          <w:b w:val="0"/>
+          <w:i w:val="0"/>
+          <w:color w:val="000000"/>
+          <w:sz w:val="24"/>
+        </w:rPr>
+        <w:hyperlink r:id="rId10" w:history="1">
+          <w:r>
+            <w:rPr>
+              <w:rStyle w:val="Hyperlink"/>
+            </w:rPr>
+            <w:t>s</w:t>
+          </w:r>
+        </w:hyperlink>
+      </w:r>
+      <w:r>
+        <w:rPr>
+          <w:u w:val="single" w:color="0000ff"/>
+          <w:rFonts w:ascii="Charis SIL Italic" w:hAnsi="Charis SIL Italic" w:eastAsia="Charis SIL Italic"/>
+          <w:b w:val="0"/>
+          <w:i w:val="0"/>
+          <w:color w:val="000000"/>
+          <w:sz w:val="24"/>
+        </w:rPr>
+        <w:hyperlink r:id="rId10" w:history="1">
+          <w:r>
+            <w:rPr>
+              <w:rStyle w:val="Hyperlink"/>
+            </w:rPr>
+            <w:t>ea</w:t>
+          </w:r>
+        </w:hyperlink>
       </w:r>
       <w:r>
         <w:rPr>
@@ -7084,7 +7196,7 @@
           <w:sz w:val="24"/>
           <w:u w:val="single"/>
         </w:rPr>
-        <w:t>Scientific research in col</w:t>
+        <w:t>Scientific research in co</w:t>
       </w:r>
       <w:r>
         <w:rPr>
@@ -7095,7 +7207,7 @@
           <w:sz w:val="24"/>
           <w:u w:val="single"/>
         </w:rPr>
-        <w:t>onised territorie</w:t>
+        <w:t>l</w:t>
       </w:r>
       <w:r>
         <w:rPr>
@@ -7104,8 +7216,9 @@
           <w:i w:val="0"/>
           <w:color w:val="0000FF"/>
           <w:sz w:val="24"/>
-        </w:rPr>
-        <w:t>s</w:t>
+          <w:u w:val="single"/>
+        </w:rPr>
+        <w:t>onised territories</w:t>
       </w:r>
       <w:r>
         <w:br/>

--- a/EXPORTS/DOCX/published/niveau3/English/UniversityMus.docx
+++ b/EXPORTS/DOCX/published/niveau3/English/UniversityMus.docx
@@ -154,7 +154,7 @@
             <w:rPr>
               <w:rStyle w:val="Hyperlink"/>
             </w:rPr>
-            <w:t>scientif</w:t>
+            <w:t>scientifi</w:t>
           </w:r>
         </w:hyperlink>
       </w:r>
@@ -165,13 +165,36 @@
           <w:i w:val="0"/>
           <w:color w:val="0000FF"/>
           <w:sz w:val="24"/>
+          <w:u w:val="single"/>
+        </w:rPr>
+        <w:t>c</w:t>
+      </w:r>
+      <w:r>
+        <w:rPr>
+          <w:rFonts w:ascii="Charis SIL Italic" w:hAnsi="Charis SIL Italic" w:eastAsia="Charis SIL Italic"/>
+          <w:b w:val="0"/>
+          <w:i w:val="0"/>
+          <w:color w:val="0000FF"/>
+          <w:sz w:val="24"/>
+          <w:u w:val="single"/>
+        </w:rPr>
+        <w:t xml:space="preserve"> </w:t>
+      </w:r>
+      <w:r>
+        <w:rPr>
+          <w:rFonts w:ascii="Charis SIL Italic" w:hAnsi="Charis SIL Italic" w:eastAsia="Charis SIL Italic"/>
+          <w:b w:val="0"/>
+          <w:i w:val="0"/>
+          <w:color w:val="0000FF"/>
+          <w:sz w:val="24"/>
+          <w:u w:val="single"/>
         </w:rPr>
         <w:hyperlink r:id="rId9" w:history="1">
           <w:r>
             <w:rPr>
               <w:rStyle w:val="Hyperlink"/>
             </w:rPr>
-            <w:t>i</w:t>
+            <w:t>interes</w:t>
           </w:r>
         </w:hyperlink>
       </w:r>
@@ -182,38 +205,8 @@
           <w:i w:val="0"/>
           <w:color w:val="0000FF"/>
           <w:sz w:val="24"/>
-          <w:u w:val="single"/>
-        </w:rPr>
-        <w:t>c</w:t>
-      </w:r>
-      <w:r>
-        <w:rPr>
-          <w:rFonts w:ascii="Charis SIL Italic" w:hAnsi="Charis SIL Italic" w:eastAsia="Charis SIL Italic"/>
-          <w:b w:val="0"/>
-          <w:i w:val="0"/>
-          <w:color w:val="0000FF"/>
-          <w:sz w:val="24"/>
-          <w:u w:val="single"/>
-        </w:rPr>
-        <w:t xml:space="preserve"> </w:t>
-      </w:r>
-      <w:r>
-        <w:rPr>
-          <w:rFonts w:ascii="Charis SIL Italic" w:hAnsi="Charis SIL Italic" w:eastAsia="Charis SIL Italic"/>
-          <w:b w:val="0"/>
-          <w:i w:val="0"/>
-          <w:color w:val="0000FF"/>
-          <w:sz w:val="24"/>
-          <w:u w:val="single"/>
-        </w:rPr>
-        <w:hyperlink r:id="rId9" w:history="1">
-          <w:r>
-            <w:rPr>
-              <w:rStyle w:val="Hyperlink"/>
-            </w:rPr>
-            <w:t>interest</w:t>
-          </w:r>
-        </w:hyperlink>
+        </w:rPr>
+        <w:t>t</w:t>
       </w:r>
       <w:r>
         <w:rPr>
@@ -535,7 +528,50 @@
           <w:color w:val="000000"/>
           <w:sz w:val="24"/>
         </w:rPr>
-        <w:t>rmer [Gerardus van der</w:t>
+        <w:hyperlink r:id="rId10" w:history="1">
+          <w:r>
+            <w:rPr>
+              <w:rStyle w:val="Hyperlink"/>
+            </w:rPr>
+            <w:t>rmer [Gerar</w:t>
+          </w:r>
+        </w:hyperlink>
+      </w:r>
+      <w:r>
+        <w:rPr>
+          <w:u w:val="single" w:color="0000ff"/>
+          <w:rFonts w:ascii="Charis SIL Italic" w:hAnsi="Charis SIL Italic" w:eastAsia="Charis SIL Italic"/>
+          <w:b w:val="0"/>
+          <w:i w:val="0"/>
+          <w:color w:val="000000"/>
+          <w:sz w:val="24"/>
+        </w:rPr>
+        <w:hyperlink r:id="rId10" w:history="1">
+          <w:r>
+            <w:rPr>
+              <w:rStyle w:val="Hyperlink"/>
+            </w:rPr>
+            <w:t>d</w:t>
+          </w:r>
+        </w:hyperlink>
+      </w:r>
+      <w:r>
+        <w:rPr>
+          <w:u w:val="single" w:color="0000ff"/>
+          <w:rFonts w:ascii="Charis SIL Italic" w:hAnsi="Charis SIL Italic" w:eastAsia="Charis SIL Italic"/>
+          <w:b w:val="0"/>
+          <w:i w:val="0"/>
+          <w:color w:val="000000"/>
+          <w:sz w:val="24"/>
+        </w:rPr>
+        <w:hyperlink r:id="rId10" w:history="1">
+          <w:r>
+            <w:rPr>
+              <w:rStyle w:val="Hyperlink"/>
+            </w:rPr>
+            <w:t>us van der</w:t>
+          </w:r>
+        </w:hyperlink>
       </w:r>
       <w:r>
         <w:rPr>
@@ -1749,7 +1785,6 @@
           <w:i w:val="0"/>
           <w:color w:val="0000FF"/>
           <w:sz w:val="24"/>
-          <w:u w:val="single"/>
         </w:rPr>
         <w:t>a</w:t>
       </w:r>
@@ -3160,6 +3195,7 @@
       </w:r>
       <w:r>
         <w:rPr>
+          <w:u w:val="single" w:color="0000ff"/>
           <w:rFonts w:ascii="Charis SIL Italic" w:hAnsi="Charis SIL Italic" w:eastAsia="Charis SIL Italic"/>
           <w:b w:val="0"/>
           <w:i w:val="0"/>
@@ -3973,7 +4009,7 @@
           <w:sz w:val="24"/>
           <w:u w:val="single"/>
         </w:rPr>
-        <w:hyperlink r:id="rId28" w:history="1">
+        <w:hyperlink r:id="rId30" w:history="1">
           <w:r>
             <w:rPr>
               <w:rStyle w:val="Hyperlink"/>
@@ -4013,7 +4049,6 @@
       </w:r>
       <w:r>
         <w:rPr>
-          <w:u w:val="single" w:color="0000ff"/>
           <w:rFonts w:ascii="Charis SIL Italic" w:hAnsi="Charis SIL Italic" w:eastAsia="Charis SIL Italic"/>
           <w:b w:val="0"/>
           <w:i w:val="0"/>
@@ -4686,13 +4721,60 @@
       </w:r>
       <w:r>
         <w:rPr>
-          <w:rFonts w:ascii="Charis SIL Italic" w:hAnsi="Charis SIL Italic" w:eastAsia="Charis SIL Italic"/>
-          <w:b w:val="0"/>
-          <w:i w:val="0"/>
-          <w:color w:val="000000"/>
-          <w:sz w:val="24"/>
-        </w:rPr>
-        <w:t xml:space="preserve">for the research of physical anthropologist </w:t>
+          <w:u w:val="single" w:color="0000ff"/>
+          <w:rFonts w:ascii="Charis SIL Italic" w:hAnsi="Charis SIL Italic" w:eastAsia="Charis SIL Italic"/>
+          <w:b w:val="0"/>
+          <w:i w:val="0"/>
+          <w:color w:val="000000"/>
+          <w:sz w:val="24"/>
+        </w:rPr>
+        <w:hyperlink r:id="rId34" w:history="1">
+          <w:r>
+            <w:rPr>
+              <w:rStyle w:val="Hyperlink"/>
+            </w:rPr>
+            <w:t>for the</w:t>
+          </w:r>
+        </w:hyperlink>
+      </w:r>
+      <w:r>
+        <w:rPr>
+          <w:u w:val="single" w:color="0000ff"/>
+          <w:rFonts w:ascii="Charis SIL Italic" w:hAnsi="Charis SIL Italic" w:eastAsia="Charis SIL Italic"/>
+          <w:b w:val="0"/>
+          <w:i w:val="0"/>
+          <w:color w:val="000000"/>
+          <w:sz w:val="24"/>
+        </w:rPr>
+        <w:t xml:space="preserve"> </w:t>
+      </w:r>
+      <w:r>
+        <w:rPr>
+          <w:u w:val="single" w:color="0000ff"/>
+          <w:rFonts w:ascii="Charis SIL Italic" w:hAnsi="Charis SIL Italic" w:eastAsia="Charis SIL Italic"/>
+          <w:b w:val="0"/>
+          <w:i w:val="0"/>
+          <w:color w:val="000000"/>
+          <w:sz w:val="24"/>
+        </w:rPr>
+        <w:hyperlink r:id="rId34" w:history="1">
+          <w:r>
+            <w:rPr>
+              <w:rStyle w:val="Hyperlink"/>
+            </w:rPr>
+            <w:t>resea</w:t>
+          </w:r>
+        </w:hyperlink>
+      </w:r>
+      <w:r>
+        <w:rPr>
+          <w:rFonts w:ascii="Charis SIL Italic" w:hAnsi="Charis SIL Italic" w:eastAsia="Charis SIL Italic"/>
+          <w:b w:val="0"/>
+          <w:i w:val="0"/>
+          <w:color w:val="000000"/>
+          <w:sz w:val="24"/>
+        </w:rPr>
+        <w:t xml:space="preserve">rch of physical anthropologist </w:t>
       </w:r>
       <w:r>
         <w:rPr>
@@ -5145,6 +5227,7 @@
       </w:r>
       <w:r>
         <w:rPr>
+          <w:u w:val="single" w:color="0000ff"/>
           <w:rFonts w:ascii="Charis SIL Italic" w:hAnsi="Charis SIL Italic" w:eastAsia="Charis SIL Italic"/>
           <w:b w:val="0"/>
           <w:i w:val="0"/>
@@ -5155,24 +5238,13 @@
       </w:r>
       <w:r>
         <w:rPr>
-          <w:u w:val="single" w:color="0000ff"/>
-          <w:rFonts w:ascii="Charis SIL Italic" w:hAnsi="Charis SIL Italic" w:eastAsia="Charis SIL Italic"/>
-          <w:b w:val="0"/>
-          <w:i w:val="0"/>
-          <w:color w:val="000000"/>
-          <w:sz w:val="24"/>
-        </w:rPr>
-        <w:t>r</w:t>
-      </w:r>
-      <w:r>
-        <w:rPr>
-          <w:rFonts w:ascii="Charis SIL Italic" w:hAnsi="Charis SIL Italic" w:eastAsia="Charis SIL Italic"/>
-          <w:b w:val="0"/>
-          <w:i w:val="0"/>
-          <w:color w:val="000000"/>
-          <w:sz w:val="24"/>
-        </w:rPr>
-        <w:t xml:space="preserve">st professor of art history and modern languages at the UvA, the museum </w:t>
+          <w:rFonts w:ascii="Charis SIL Italic" w:hAnsi="Charis SIL Italic" w:eastAsia="Charis SIL Italic"/>
+          <w:b w:val="0"/>
+          <w:i w:val="0"/>
+          <w:color w:val="000000"/>
+          <w:sz w:val="24"/>
+        </w:rPr>
+        <w:t xml:space="preserve">rst professor of art history and modern languages at the UvA, the museum </w:t>
       </w:r>
       <w:r>
         <w:rPr>
@@ -6239,21 +6311,13 @@
       </w:r>
       <w:r>
         <w:rPr>
-          <w:u w:val="single" w:color="0000ff"/>
-          <w:rFonts w:ascii="Charis SIL Italic" w:hAnsi="Charis SIL Italic" w:eastAsia="Charis SIL Italic"/>
-          <w:b w:val="0"/>
-          <w:i w:val="0"/>
-          <w:color w:val="000000"/>
-          <w:sz w:val="24"/>
-        </w:rPr>
-        <w:hyperlink r:id="rId46" w:history="1">
-          <w:r>
-            <w:rPr>
-              <w:rStyle w:val="Hyperlink"/>
-            </w:rPr>
-            <w:t>r</w:t>
-          </w:r>
-        </w:hyperlink>
+          <w:rFonts w:ascii="Charis SIL Italic" w:hAnsi="Charis SIL Italic" w:eastAsia="Charis SIL Italic"/>
+          <w:b w:val="0"/>
+          <w:i w:val="0"/>
+          <w:color w:val="000000"/>
+          <w:sz w:val="24"/>
+        </w:rPr>
+        <w:t>r</w:t>
       </w:r>
       <w:r>
         <w:rPr>
@@ -6282,14 +6346,7 @@
           <w:color w:val="000000"/>
           <w:sz w:val="24"/>
         </w:rPr>
-        <w:hyperlink r:id="rId46" w:history="1">
-          <w:r>
-            <w:rPr>
-              <w:rStyle w:val="Hyperlink"/>
-            </w:rPr>
-            <w:t>lating to Pr</w:t>
-          </w:r>
-        </w:hyperlink>
+        <w:t>lating to Pr</w:t>
       </w:r>
       <w:r>
         <w:rPr>
@@ -6473,7 +6530,7 @@
           <w:sz w:val="24"/>
           <w:u w:val="single"/>
         </w:rPr>
-        <w:hyperlink r:id="rId47" w:history="1">
+        <w:hyperlink r:id="rId48" w:history="1">
           <w:r>
             <w:rPr>
               <w:rStyle w:val="Hyperlink"/>

--- a/EXPORTS/DOCX/published/niveau3/English/UniversityMus.docx
+++ b/EXPORTS/DOCX/published/niveau3/English/UniversityMus.docx
@@ -182,7 +182,6 @@
           <w:i w:val="0"/>
           <w:color w:val="0000FF"/>
           <w:sz w:val="24"/>
-          <w:u w:val="single"/>
         </w:rPr>
         <w:t>c</w:t>
       </w:r>
@@ -535,50 +534,7 @@
           <w:color w:val="000000"/>
           <w:sz w:val="24"/>
         </w:rPr>
-        <w:hyperlink r:id="rId10" w:history="1">
-          <w:r>
-            <w:rPr>
-              <w:rStyle w:val="Hyperlink"/>
-            </w:rPr>
-            <w:t>rmer [Gerar</w:t>
-          </w:r>
-        </w:hyperlink>
-      </w:r>
-      <w:r>
-        <w:rPr>
-          <w:u w:val="single" w:color="0000ff"/>
-          <w:rFonts w:ascii="Charis SIL Italic" w:hAnsi="Charis SIL Italic" w:eastAsia="Charis SIL Italic"/>
-          <w:b w:val="0"/>
-          <w:i w:val="0"/>
-          <w:color w:val="000000"/>
-          <w:sz w:val="24"/>
-        </w:rPr>
-        <w:hyperlink r:id="rId10" w:history="1">
-          <w:r>
-            <w:rPr>
-              <w:rStyle w:val="Hyperlink"/>
-            </w:rPr>
-            <w:t>d</w:t>
-          </w:r>
-        </w:hyperlink>
-      </w:r>
-      <w:r>
-        <w:rPr>
-          <w:u w:val="single" w:color="0000ff"/>
-          <w:rFonts w:ascii="Charis SIL Italic" w:hAnsi="Charis SIL Italic" w:eastAsia="Charis SIL Italic"/>
-          <w:b w:val="0"/>
-          <w:i w:val="0"/>
-          <w:color w:val="000000"/>
-          <w:sz w:val="24"/>
-        </w:rPr>
-        <w:hyperlink r:id="rId10" w:history="1">
-          <w:r>
-            <w:rPr>
-              <w:rStyle w:val="Hyperlink"/>
-            </w:rPr>
-            <w:t>us van der</w:t>
-          </w:r>
-        </w:hyperlink>
+        <w:t>rmer [Gerardus van der</w:t>
       </w:r>
       <w:r>
         <w:rPr>
@@ -1792,8 +1748,16 @@
           <w:i w:val="0"/>
           <w:color w:val="0000FF"/>
           <w:sz w:val="24"/>
-        </w:rPr>
-        <w:t>a</w:t>
+          <w:u w:val="single"/>
+        </w:rPr>
+        <w:hyperlink r:id="rId18" w:history="1">
+          <w:r>
+            <w:rPr>
+              <w:rStyle w:val="Hyperlink"/>
+            </w:rPr>
+            <w:t>a</w:t>
+          </w:r>
+        </w:hyperlink>
       </w:r>
       <w:r>
         <w:rPr>
@@ -1833,7 +1797,7 @@
           <w:sz w:val="24"/>
           <w:u w:val="single"/>
         </w:rPr>
-        <w:hyperlink r:id="rId15" w:history="1">
+        <w:hyperlink r:id="rId18" w:history="1">
           <w:r>
             <w:rPr>
               <w:rStyle w:val="Hyperlink"/>
@@ -1851,7 +1815,7 @@
           <w:sz w:val="24"/>
           <w:u w:val="single"/>
         </w:rPr>
-        <w:hyperlink r:id="rId15" w:history="1">
+        <w:hyperlink r:id="rId18" w:history="1">
           <w:r>
             <w:rPr>
               <w:rStyle w:val="Hyperlink"/>
@@ -3986,36 +3950,18 @@
           <w:sz w:val="24"/>
           <w:u w:val="single"/>
         </w:rPr>
+        <w:t xml:space="preserve">and </w:t>
+      </w:r>
+      <w:r>
+        <w:rPr>
+          <w:rFonts w:ascii="Charis SIL Italic" w:hAnsi="Charis SIL Italic" w:eastAsia="Charis SIL Italic"/>
+          <w:b w:val="0"/>
+          <w:i w:val="0"/>
+          <w:color w:val="0000FF"/>
+          <w:sz w:val="24"/>
+          <w:u w:val="single"/>
+        </w:rPr>
         <w:hyperlink r:id="rId30" w:history="1">
-          <w:r>
-            <w:rPr>
-              <w:rStyle w:val="Hyperlink"/>
-            </w:rPr>
-            <w:t>and</w:t>
-          </w:r>
-        </w:hyperlink>
-      </w:r>
-      <w:r>
-        <w:rPr>
-          <w:rFonts w:ascii="Charis SIL Italic" w:hAnsi="Charis SIL Italic" w:eastAsia="Charis SIL Italic"/>
-          <w:b w:val="0"/>
-          <w:i w:val="0"/>
-          <w:color w:val="0000FF"/>
-          <w:sz w:val="24"/>
-          <w:u w:val="single"/>
-        </w:rPr>
-        <w:t xml:space="preserve"> </w:t>
-      </w:r>
-      <w:r>
-        <w:rPr>
-          <w:rFonts w:ascii="Charis SIL Italic" w:hAnsi="Charis SIL Italic" w:eastAsia="Charis SIL Italic"/>
-          <w:b w:val="0"/>
-          <w:i w:val="0"/>
-          <w:color w:val="0000FF"/>
-          <w:sz w:val="24"/>
-          <w:u w:val="single"/>
-        </w:rPr>
-        <w:hyperlink r:id="rId28" w:history="1">
           <w:r>
             <w:rPr>
               <w:rStyle w:val="Hyperlink"/>
@@ -4031,20 +3977,19 @@
           <w:i w:val="0"/>
           <w:color w:val="0000FF"/>
           <w:sz w:val="24"/>
+        </w:rPr>
+        <w:t xml:space="preserve"> </w:t>
+      </w:r>
+      <w:r>
+        <w:rPr>
+          <w:rFonts w:ascii="Charis SIL Italic" w:hAnsi="Charis SIL Italic" w:eastAsia="Charis SIL Italic"/>
+          <w:b w:val="0"/>
+          <w:i w:val="0"/>
+          <w:color w:val="0000FF"/>
+          <w:sz w:val="24"/>
           <w:u w:val="single"/>
         </w:rPr>
-        <w:t xml:space="preserve"> </w:t>
-      </w:r>
-      <w:r>
-        <w:rPr>
-          <w:rFonts w:ascii="Charis SIL Italic" w:hAnsi="Charis SIL Italic" w:eastAsia="Charis SIL Italic"/>
-          <w:b w:val="0"/>
-          <w:i w:val="0"/>
-          <w:color w:val="0000FF"/>
-          <w:sz w:val="24"/>
-          <w:u w:val="single"/>
-        </w:rPr>
-        <w:hyperlink r:id="rId28" w:history="1">
+        <w:hyperlink r:id="rId30" w:history="1">
           <w:r>
             <w:rPr>
               <w:rStyle w:val="Hyperlink"/>
@@ -4061,14 +4006,7 @@
           <w:color w:val="000000"/>
           <w:sz w:val="24"/>
         </w:rPr>
-        <w:hyperlink r:id="rId28" w:history="1">
-          <w:r>
-            <w:rPr>
-              <w:rStyle w:val="Hyperlink"/>
-            </w:rPr>
-            <w:t xml:space="preserve">, </w:t>
-          </w:r>
-        </w:hyperlink>
+        <w:t xml:space="preserve">, </w:t>
       </w:r>
       <w:r>
         <w:rPr>
@@ -4079,7 +4017,7 @@
           <w:sz w:val="24"/>
           <w:u w:val="single"/>
         </w:rPr>
-        <w:hyperlink r:id="rId28" w:history="1">
+        <w:hyperlink r:id="rId31" w:history="1">
           <w:r>
             <w:rPr>
               <w:rStyle w:val="Hyperlink"/>
@@ -4347,100 +4285,7 @@
           <w:color w:val="000000"/>
           <w:sz w:val="24"/>
         </w:rPr>
-        <w:t>t</w:t>
-      </w:r>
-      <w:r>
-        <w:rPr>
-          <w:u w:val="single" w:color="0000ff"/>
-          <w:rFonts w:ascii="Charis SIL Italic" w:hAnsi="Charis SIL Italic" w:eastAsia="Charis SIL Italic"/>
-          <w:b w:val="0"/>
-          <w:i w:val="0"/>
-          <w:color w:val="000000"/>
-          <w:sz w:val="24"/>
-        </w:rPr>
-        <w:hyperlink r:id="rId31" w:history="1">
-          <w:r>
-            <w:rPr>
-              <w:rStyle w:val="Hyperlink"/>
-            </w:rPr>
-            <w:t>o rese</w:t>
-          </w:r>
-        </w:hyperlink>
-      </w:r>
-      <w:r>
-        <w:rPr>
-          <w:u w:val="single" w:color="0000ff"/>
-          <w:rFonts w:ascii="Charis SIL Italic" w:hAnsi="Charis SIL Italic" w:eastAsia="Charis SIL Italic"/>
-          <w:b w:val="0"/>
-          <w:i w:val="0"/>
-          <w:color w:val="000000"/>
-          <w:sz w:val="24"/>
-        </w:rPr>
-        <w:hyperlink r:id="rId31" w:history="1">
-          <w:r>
-            <w:rPr>
-              <w:rStyle w:val="Hyperlink"/>
-            </w:rPr>
-            <w:t>arch</w:t>
-          </w:r>
-        </w:hyperlink>
-      </w:r>
-      <w:r>
-        <w:rPr>
-          <w:u w:val="single" w:color="0000ff"/>
-          <w:rFonts w:ascii="Charis SIL Italic" w:hAnsi="Charis SIL Italic" w:eastAsia="Charis SIL Italic"/>
-          <w:b w:val="0"/>
-          <w:i w:val="0"/>
-          <w:color w:val="000000"/>
-          <w:sz w:val="24"/>
-        </w:rPr>
-        <w:t xml:space="preserve"> </w:t>
-      </w:r>
-      <w:r>
-        <w:rPr>
-          <w:u w:val="single" w:color="0000ff"/>
-          <w:rFonts w:ascii="Charis SIL Italic" w:hAnsi="Charis SIL Italic" w:eastAsia="Charis SIL Italic"/>
-          <w:b w:val="0"/>
-          <w:i w:val="0"/>
-          <w:color w:val="000000"/>
-          <w:sz w:val="24"/>
-        </w:rPr>
-        <w:hyperlink r:id="rId31" w:history="1">
-          <w:r>
-            <w:rPr>
-              <w:rStyle w:val="Hyperlink"/>
-            </w:rPr>
-            <w:t>into th</w:t>
-          </w:r>
-        </w:hyperlink>
-      </w:r>
-      <w:r>
-        <w:rPr>
-          <w:rFonts w:ascii="Charis SIL Italic" w:hAnsi="Charis SIL Italic" w:eastAsia="Charis SIL Italic"/>
-          <w:b w:val="0"/>
-          <w:i w:val="0"/>
-          <w:color w:val="000000"/>
-          <w:sz w:val="24"/>
-        </w:rPr>
-        <w:t>e Dut</w:t>
-      </w:r>
-      <w:r>
-        <w:rPr>
-          <w:u w:val="single" w:color="0000ff"/>
-          <w:rFonts w:ascii="Charis SIL Italic" w:hAnsi="Charis SIL Italic" w:eastAsia="Charis SIL Italic"/>
-          <w:b w:val="0"/>
-          <w:i w:val="0"/>
-          <w:color w:val="000000"/>
-          <w:sz w:val="24"/>
-        </w:rPr>
-        <w:hyperlink r:id="rId32" w:history="1">
-          <w:r>
-            <w:rPr>
-              <w:rStyle w:val="Hyperlink"/>
-            </w:rPr>
-            <w:t>ch colo</w:t>
-          </w:r>
-        </w:hyperlink>
+        <w:t>to research into the Dutch colo</w:t>
       </w:r>
       <w:r>
         <w:rPr>
@@ -4578,36 +4423,7 @@
           <w:color w:val="000000"/>
           <w:sz w:val="24"/>
         </w:rPr>
-        <w:t>which was founded in 1918 by physicist P.H. van Cittert. The b</w:t>
-      </w:r>
-      <w:r>
-        <w:rPr>
-          <w:u w:val="single" w:color="0000ff"/>
-          <w:rFonts w:ascii="Charis SIL Italic" w:hAnsi="Charis SIL Italic" w:eastAsia="Charis SIL Italic"/>
-          <w:b w:val="0"/>
-          <w:i w:val="0"/>
-          <w:color w:val="000000"/>
-          <w:sz w:val="24"/>
-        </w:rPr>
-        <w:t>r</w:t>
-      </w:r>
-      <w:r>
-        <w:rPr>
-          <w:u w:val="single" w:color="0000ff"/>
-          <w:rFonts w:ascii="Charis SIL Italic" w:hAnsi="Charis SIL Italic" w:eastAsia="Charis SIL Italic"/>
-          <w:b w:val="0"/>
-          <w:i w:val="0"/>
-          <w:color w:val="000000"/>
-          <w:sz w:val="24"/>
-        </w:rPr>
-        <w:hyperlink r:id="rId33" w:history="1">
-          <w:r>
-            <w:rPr>
-              <w:rStyle w:val="Hyperlink"/>
-            </w:rPr>
-            <w:t>oad collec</w:t>
-          </w:r>
-        </w:hyperlink>
+        <w:t>which was founded in 1918 by physicist P.H. van Cittert. The broad collec</w:t>
       </w:r>
       <w:r>
         <w:rPr>
@@ -4727,13 +4543,60 @@
       </w:r>
       <w:r>
         <w:rPr>
+          <w:u w:val="single" w:color="0000ff"/>
           <w:rFonts w:ascii="Charis SIL Italic" w:hAnsi="Charis SIL Italic" w:eastAsia="Charis SIL Italic"/>
           <w:b w:val="0"/>
           <w:i w:val="0"/>
           <w:color w:val="000000"/>
           <w:sz w:val="24"/>
         </w:rPr>
-        <w:t xml:space="preserve">for the research of physical anthropologist </w:t>
+        <w:hyperlink r:id="rId34" w:history="1">
+          <w:r>
+            <w:rPr>
+              <w:rStyle w:val="Hyperlink"/>
+            </w:rPr>
+            <w:t>for the</w:t>
+          </w:r>
+        </w:hyperlink>
+      </w:r>
+      <w:r>
+        <w:rPr>
+          <w:u w:val="single" w:color="0000ff"/>
+          <w:rFonts w:ascii="Charis SIL Italic" w:hAnsi="Charis SIL Italic" w:eastAsia="Charis SIL Italic"/>
+          <w:b w:val="0"/>
+          <w:i w:val="0"/>
+          <w:color w:val="000000"/>
+          <w:sz w:val="24"/>
+        </w:rPr>
+        <w:t xml:space="preserve"> </w:t>
+      </w:r>
+      <w:r>
+        <w:rPr>
+          <w:u w:val="single" w:color="0000ff"/>
+          <w:rFonts w:ascii="Charis SIL Italic" w:hAnsi="Charis SIL Italic" w:eastAsia="Charis SIL Italic"/>
+          <w:b w:val="0"/>
+          <w:i w:val="0"/>
+          <w:color w:val="000000"/>
+          <w:sz w:val="24"/>
+        </w:rPr>
+        <w:hyperlink r:id="rId34" w:history="1">
+          <w:r>
+            <w:rPr>
+              <w:rStyle w:val="Hyperlink"/>
+            </w:rPr>
+            <w:t>resea</w:t>
+          </w:r>
+        </w:hyperlink>
+      </w:r>
+      <w:r>
+        <w:rPr>
+          <w:rFonts w:ascii="Charis SIL Italic" w:hAnsi="Charis SIL Italic" w:eastAsia="Charis SIL Italic"/>
+          <w:b w:val="0"/>
+          <w:i w:val="0"/>
+          <w:color w:val="000000"/>
+          <w:sz w:val="24"/>
+        </w:rPr>
+        <w:t xml:space="preserve">rch of physical anthropologist </w:t>
       </w:r>
       <w:r>
         <w:rPr>

--- a/EXPORTS/DOCX/published/niveau3/English/UniversityMus.docx
+++ b/EXPORTS/DOCX/published/niveau3/English/UniversityMus.docx
@@ -154,7 +154,7 @@
             <w:rPr>
               <w:rStyle w:val="Hyperlink"/>
             </w:rPr>
-            <w:t>scientif</w:t>
+            <w:t>scientifi</w:t>
           </w:r>
         </w:hyperlink>
       </w:r>
@@ -165,13 +165,36 @@
           <w:i w:val="0"/>
           <w:color w:val="0000FF"/>
           <w:sz w:val="24"/>
+          <w:u w:val="single"/>
+        </w:rPr>
+        <w:t>c</w:t>
+      </w:r>
+      <w:r>
+        <w:rPr>
+          <w:rFonts w:ascii="Charis SIL Italic" w:hAnsi="Charis SIL Italic" w:eastAsia="Charis SIL Italic"/>
+          <w:b w:val="0"/>
+          <w:i w:val="0"/>
+          <w:color w:val="0000FF"/>
+          <w:sz w:val="24"/>
+          <w:u w:val="single"/>
+        </w:rPr>
+        <w:t xml:space="preserve"> </w:t>
+      </w:r>
+      <w:r>
+        <w:rPr>
+          <w:rFonts w:ascii="Charis SIL Italic" w:hAnsi="Charis SIL Italic" w:eastAsia="Charis SIL Italic"/>
+          <w:b w:val="0"/>
+          <w:i w:val="0"/>
+          <w:color w:val="0000FF"/>
+          <w:sz w:val="24"/>
+          <w:u w:val="single"/>
         </w:rPr>
         <w:hyperlink r:id="rId9" w:history="1">
           <w:r>
             <w:rPr>
               <w:rStyle w:val="Hyperlink"/>
             </w:rPr>
-            <w:t>i</w:t>
+            <w:t>interes</w:t>
           </w:r>
         </w:hyperlink>
       </w:r>
@@ -183,36 +206,7 @@
           <w:color w:val="0000FF"/>
           <w:sz w:val="24"/>
         </w:rPr>
-        <w:t>c</w:t>
-      </w:r>
-      <w:r>
-        <w:rPr>
-          <w:rFonts w:ascii="Charis SIL Italic" w:hAnsi="Charis SIL Italic" w:eastAsia="Charis SIL Italic"/>
-          <w:b w:val="0"/>
-          <w:i w:val="0"/>
-          <w:color w:val="0000FF"/>
-          <w:sz w:val="24"/>
-          <w:u w:val="single"/>
-        </w:rPr>
-        <w:t xml:space="preserve"> </w:t>
-      </w:r>
-      <w:r>
-        <w:rPr>
-          <w:rFonts w:ascii="Charis SIL Italic" w:hAnsi="Charis SIL Italic" w:eastAsia="Charis SIL Italic"/>
-          <w:b w:val="0"/>
-          <w:i w:val="0"/>
-          <w:color w:val="0000FF"/>
-          <w:sz w:val="24"/>
-          <w:u w:val="single"/>
-        </w:rPr>
-        <w:hyperlink r:id="rId9" w:history="1">
-          <w:r>
-            <w:rPr>
-              <w:rStyle w:val="Hyperlink"/>
-            </w:rPr>
-            <w:t>interest</w:t>
-          </w:r>
-        </w:hyperlink>
+        <w:t>t</w:t>
       </w:r>
       <w:r>
         <w:rPr>
@@ -534,7 +528,50 @@
           <w:color w:val="000000"/>
           <w:sz w:val="24"/>
         </w:rPr>
-        <w:t>rmer [Gerardus van der</w:t>
+        <w:hyperlink r:id="rId10" w:history="1">
+          <w:r>
+            <w:rPr>
+              <w:rStyle w:val="Hyperlink"/>
+            </w:rPr>
+            <w:t>rmer [Gerar</w:t>
+          </w:r>
+        </w:hyperlink>
+      </w:r>
+      <w:r>
+        <w:rPr>
+          <w:u w:val="single" w:color="0000ff"/>
+          <w:rFonts w:ascii="Charis SIL Italic" w:hAnsi="Charis SIL Italic" w:eastAsia="Charis SIL Italic"/>
+          <w:b w:val="0"/>
+          <w:i w:val="0"/>
+          <w:color w:val="000000"/>
+          <w:sz w:val="24"/>
+        </w:rPr>
+        <w:hyperlink r:id="rId10" w:history="1">
+          <w:r>
+            <w:rPr>
+              <w:rStyle w:val="Hyperlink"/>
+            </w:rPr>
+            <w:t>d</w:t>
+          </w:r>
+        </w:hyperlink>
+      </w:r>
+      <w:r>
+        <w:rPr>
+          <w:u w:val="single" w:color="0000ff"/>
+          <w:rFonts w:ascii="Charis SIL Italic" w:hAnsi="Charis SIL Italic" w:eastAsia="Charis SIL Italic"/>
+          <w:b w:val="0"/>
+          <w:i w:val="0"/>
+          <w:color w:val="000000"/>
+          <w:sz w:val="24"/>
+        </w:rPr>
+        <w:hyperlink r:id="rId10" w:history="1">
+          <w:r>
+            <w:rPr>
+              <w:rStyle w:val="Hyperlink"/>
+            </w:rPr>
+            <w:t>us van der</w:t>
+          </w:r>
+        </w:hyperlink>
       </w:r>
       <w:r>
         <w:rPr>
@@ -1748,16 +1785,8 @@
           <w:i w:val="0"/>
           <w:color w:val="0000FF"/>
           <w:sz w:val="24"/>
-          <w:u w:val="single"/>
-        </w:rPr>
-        <w:hyperlink r:id="rId18" w:history="1">
-          <w:r>
-            <w:rPr>
-              <w:rStyle w:val="Hyperlink"/>
-            </w:rPr>
-            <w:t>a</w:t>
-          </w:r>
-        </w:hyperlink>
+        </w:rPr>
+        <w:t>a</w:t>
       </w:r>
       <w:r>
         <w:rPr>
@@ -1797,7 +1826,7 @@
           <w:sz w:val="24"/>
           <w:u w:val="single"/>
         </w:rPr>
-        <w:hyperlink r:id="rId18" w:history="1">
+        <w:hyperlink r:id="rId15" w:history="1">
           <w:r>
             <w:rPr>
               <w:rStyle w:val="Hyperlink"/>
@@ -1815,7 +1844,7 @@
           <w:sz w:val="24"/>
           <w:u w:val="single"/>
         </w:rPr>
-        <w:hyperlink r:id="rId18" w:history="1">
+        <w:hyperlink r:id="rId15" w:history="1">
           <w:r>
             <w:rPr>
               <w:rStyle w:val="Hyperlink"/>
@@ -3948,7 +3977,6 @@
           <w:i w:val="0"/>
           <w:color w:val="0000FF"/>
           <w:sz w:val="24"/>
-          <w:u w:val="single"/>
         </w:rPr>
         <w:t xml:space="preserve">and </w:t>
       </w:r>
@@ -3977,6 +4005,7 @@
           <w:i w:val="0"/>
           <w:color w:val="0000FF"/>
           <w:sz w:val="24"/>
+          <w:u w:val="single"/>
         </w:rPr>
         <w:t xml:space="preserve"> </w:t>
       </w:r>
@@ -3989,7 +4018,7 @@
           <w:sz w:val="24"/>
           <w:u w:val="single"/>
         </w:rPr>
-        <w:hyperlink r:id="rId30" w:history="1">
+        <w:hyperlink r:id="rId28" w:history="1">
           <w:r>
             <w:rPr>
               <w:rStyle w:val="Hyperlink"/>
@@ -4000,13 +4029,21 @@
       </w:r>
       <w:r>
         <w:rPr>
+          <w:u w:val="single" w:color="0000ff"/>
           <w:rFonts w:ascii="Charis SIL Italic" w:hAnsi="Charis SIL Italic" w:eastAsia="Charis SIL Italic"/>
           <w:b w:val="0"/>
           <w:i w:val="0"/>
           <w:color w:val="000000"/>
           <w:sz w:val="24"/>
         </w:rPr>
-        <w:t xml:space="preserve">, </w:t>
+        <w:hyperlink r:id="rId28" w:history="1">
+          <w:r>
+            <w:rPr>
+              <w:rStyle w:val="Hyperlink"/>
+            </w:rPr>
+            <w:t xml:space="preserve">, </w:t>
+          </w:r>
+        </w:hyperlink>
       </w:r>
       <w:r>
         <w:rPr>
@@ -4214,14 +4251,7 @@
           <w:color w:val="000000"/>
           <w:sz w:val="24"/>
         </w:rPr>
-        <w:hyperlink r:id="rId30" w:history="1">
-          <w:r>
-            <w:rPr>
-              <w:rStyle w:val="Hyperlink"/>
-            </w:rPr>
-            <w:t>mat</w:t>
-          </w:r>
-        </w:hyperlink>
+        <w:t>mat</w:t>
       </w:r>
       <w:r>
         <w:rPr>
@@ -4285,7 +4315,64 @@
           <w:color w:val="000000"/>
           <w:sz w:val="24"/>
         </w:rPr>
-        <w:t>to research into the Dutch colo</w:t>
+        <w:t>t</w:t>
+      </w:r>
+      <w:r>
+        <w:rPr>
+          <w:u w:val="single" w:color="0000ff"/>
+          <w:rFonts w:ascii="Charis SIL Italic" w:hAnsi="Charis SIL Italic" w:eastAsia="Charis SIL Italic"/>
+          <w:b w:val="0"/>
+          <w:i w:val="0"/>
+          <w:color w:val="000000"/>
+          <w:sz w:val="24"/>
+        </w:rPr>
+        <w:hyperlink r:id="rId31" w:history="1">
+          <w:r>
+            <w:rPr>
+              <w:rStyle w:val="Hyperlink"/>
+            </w:rPr>
+            <w:t>o rese</w:t>
+          </w:r>
+        </w:hyperlink>
+      </w:r>
+      <w:r>
+        <w:rPr>
+          <w:u w:val="single" w:color="0000ff"/>
+          <w:rFonts w:ascii="Charis SIL Italic" w:hAnsi="Charis SIL Italic" w:eastAsia="Charis SIL Italic"/>
+          <w:b w:val="0"/>
+          <w:i w:val="0"/>
+          <w:color w:val="000000"/>
+          <w:sz w:val="24"/>
+        </w:rPr>
+        <w:hyperlink r:id="rId31" w:history="1">
+          <w:r>
+            <w:rPr>
+              <w:rStyle w:val="Hyperlink"/>
+            </w:rPr>
+            <w:t>arch</w:t>
+          </w:r>
+        </w:hyperlink>
+      </w:r>
+      <w:r>
+        <w:rPr>
+          <w:u w:val="single" w:color="0000ff"/>
+          <w:rFonts w:ascii="Charis SIL Italic" w:hAnsi="Charis SIL Italic" w:eastAsia="Charis SIL Italic"/>
+          <w:b w:val="0"/>
+          <w:i w:val="0"/>
+          <w:color w:val="000000"/>
+          <w:sz w:val="24"/>
+        </w:rPr>
+        <w:t xml:space="preserve"> </w:t>
+      </w:r>
+      <w:r>
+        <w:rPr>
+          <w:rFonts w:ascii="Charis SIL Italic" w:hAnsi="Charis SIL Italic" w:eastAsia="Charis SIL Italic"/>
+          <w:b w:val="0"/>
+          <w:i w:val="0"/>
+          <w:color w:val="000000"/>
+          <w:sz w:val="24"/>
+        </w:rPr>
+        <w:t>into the Dutch colo</w:t>
       </w:r>
       <w:r>
         <w:rPr>
@@ -4423,7 +4510,36 @@
           <w:color w:val="000000"/>
           <w:sz w:val="24"/>
         </w:rPr>
-        <w:t>which was founded in 1918 by physicist P.H. van Cittert. The broad collec</w:t>
+        <w:t>which was founded in 1918 by physicist P.H. van Cittert. The b</w:t>
+      </w:r>
+      <w:r>
+        <w:rPr>
+          <w:u w:val="single" w:color="0000ff"/>
+          <w:rFonts w:ascii="Charis SIL Italic" w:hAnsi="Charis SIL Italic" w:eastAsia="Charis SIL Italic"/>
+          <w:b w:val="0"/>
+          <w:i w:val="0"/>
+          <w:color w:val="000000"/>
+          <w:sz w:val="24"/>
+        </w:rPr>
+        <w:t>r</w:t>
+      </w:r>
+      <w:r>
+        <w:rPr>
+          <w:u w:val="single" w:color="0000ff"/>
+          <w:rFonts w:ascii="Charis SIL Italic" w:hAnsi="Charis SIL Italic" w:eastAsia="Charis SIL Italic"/>
+          <w:b w:val="0"/>
+          <w:i w:val="0"/>
+          <w:color w:val="000000"/>
+          <w:sz w:val="24"/>
+        </w:rPr>
+        <w:hyperlink r:id="rId33" w:history="1">
+          <w:r>
+            <w:rPr>
+              <w:rStyle w:val="Hyperlink"/>
+            </w:rPr>
+            <w:t>oad collec</w:t>
+          </w:r>
+        </w:hyperlink>
       </w:r>
       <w:r>
         <w:rPr>
@@ -5503,14 +5619,7 @@
           <w:color w:val="000000"/>
           <w:sz w:val="24"/>
         </w:rPr>
-        <w:hyperlink r:id="rId42" w:history="1">
-          <w:r>
-            <w:rPr>
-              <w:rStyle w:val="Hyperlink"/>
-            </w:rPr>
-            <w:t>mbled by</w:t>
-          </w:r>
-        </w:hyperlink>
+        <w:t>mbled by</w:t>
       </w:r>
       <w:r>
         <w:rPr>
@@ -6122,68 +6231,7 @@
           <w:color w:val="000000"/>
           <w:sz w:val="24"/>
         </w:rPr>
-        <w:hyperlink r:id="rId46" w:history="1">
-          <w:r>
-            <w:rPr>
-              <w:rStyle w:val="Hyperlink"/>
-            </w:rPr>
-            <w:t xml:space="preserve">ives </w:t>
-          </w:r>
-        </w:hyperlink>
-      </w:r>
-      <w:r>
-        <w:rPr>
-          <w:u w:val="single" w:color="0000ff"/>
-          <w:rFonts w:ascii="Charis SIL Italic" w:hAnsi="Charis SIL Italic" w:eastAsia="Charis SIL Italic"/>
-          <w:b w:val="0"/>
-          <w:i w:val="0"/>
-          <w:color w:val="000000"/>
-          <w:sz w:val="24"/>
-        </w:rPr>
-        <w:hyperlink r:id="rId46" w:history="1">
-          <w:r>
-            <w:rPr>
-              <w:rStyle w:val="Hyperlink"/>
-            </w:rPr>
-            <w:t>r</w:t>
-          </w:r>
-        </w:hyperlink>
-      </w:r>
-      <w:r>
-        <w:rPr>
-          <w:u w:val="single" w:color="0000ff"/>
-          <w:rFonts w:ascii="Charis SIL Italic" w:hAnsi="Charis SIL Italic" w:eastAsia="Charis SIL Italic"/>
-          <w:b w:val="0"/>
-          <w:i w:val="0"/>
-          <w:color w:val="000000"/>
-          <w:sz w:val="24"/>
-        </w:rPr>
-        <w:hyperlink r:id="rId46" w:history="1">
-          <w:r>
-            <w:rPr>
-              <w:rStyle w:val="Hyperlink"/>
-            </w:rPr>
-            <w:t>e</w:t>
-          </w:r>
-        </w:hyperlink>
-      </w:r>
-      <w:r>
-        <w:rPr>
-          <w:u w:val="single" w:color="0000ff"/>
-          <w:rFonts w:ascii="Charis SIL Italic" w:hAnsi="Charis SIL Italic" w:eastAsia="Charis SIL Italic"/>
-          <w:b w:val="0"/>
-          <w:i w:val="0"/>
-          <w:color w:val="000000"/>
-          <w:sz w:val="24"/>
-        </w:rPr>
-        <w:hyperlink r:id="rId46" w:history="1">
-          <w:r>
-            <w:rPr>
-              <w:rStyle w:val="Hyperlink"/>
-            </w:rPr>
-            <w:t>lating to Pr</w:t>
-          </w:r>
-        </w:hyperlink>
+        <w:t>ives relating to Pr</w:t>
       </w:r>
       <w:r>
         <w:rPr>
@@ -6618,86 +6666,7 @@
           <w:color w:val="000000"/>
           <w:sz w:val="24"/>
         </w:rPr>
-        <w:hyperlink r:id="rId10" w:history="1">
-          <w:r>
-            <w:rPr>
-              <w:rStyle w:val="Hyperlink"/>
-            </w:rPr>
-            <w:t>nsult the rel</w:t>
-          </w:r>
-        </w:hyperlink>
-      </w:r>
-      <w:r>
-        <w:rPr>
-          <w:u w:val="single" w:color="0000ff"/>
-          <w:rFonts w:ascii="Charis SIL Italic" w:hAnsi="Charis SIL Italic" w:eastAsia="Charis SIL Italic"/>
-          <w:b w:val="0"/>
-          <w:i w:val="0"/>
-          <w:color w:val="000000"/>
-          <w:sz w:val="24"/>
-        </w:rPr>
-        <w:hyperlink r:id="rId10" w:history="1">
-          <w:r>
-            <w:rPr>
-              <w:rStyle w:val="Hyperlink"/>
-            </w:rPr>
-            <w:t>e</w:t>
-          </w:r>
-        </w:hyperlink>
-      </w:r>
-      <w:r>
-        <w:rPr>
-          <w:u w:val="single" w:color="0000ff"/>
-          <w:rFonts w:ascii="Charis SIL Italic" w:hAnsi="Charis SIL Italic" w:eastAsia="Charis SIL Italic"/>
-          <w:b w:val="0"/>
-          <w:i w:val="0"/>
-          <w:color w:val="000000"/>
-          <w:sz w:val="24"/>
-        </w:rPr>
-        <w:hyperlink r:id="rId10" w:history="1">
-          <w:r>
-            <w:rPr>
-              <w:rStyle w:val="Hyperlink"/>
-            </w:rPr>
-            <w:t>vant re</w:t>
-          </w:r>
-        </w:hyperlink>
-      </w:r>
-      <w:r>
-        <w:rPr>
-          <w:u w:val="single" w:color="0000ff"/>
-          <w:rFonts w:ascii="Charis SIL Italic" w:hAnsi="Charis SIL Italic" w:eastAsia="Charis SIL Italic"/>
-          <w:b w:val="0"/>
-          <w:i w:val="0"/>
-          <w:color w:val="000000"/>
-          <w:sz w:val="24"/>
-        </w:rPr>
-        <w:hyperlink r:id="rId10" w:history="1">
-          <w:r>
-            <w:rPr>
-              <w:rStyle w:val="Hyperlink"/>
-            </w:rPr>
-            <w:t>s</w:t>
-          </w:r>
-        </w:hyperlink>
-      </w:r>
-      <w:r>
-        <w:rPr>
-          <w:u w:val="single" w:color="0000ff"/>
-          <w:rFonts w:ascii="Charis SIL Italic" w:hAnsi="Charis SIL Italic" w:eastAsia="Charis SIL Italic"/>
-          <w:b w:val="0"/>
-          <w:i w:val="0"/>
-          <w:color w:val="000000"/>
-          <w:sz w:val="24"/>
-        </w:rPr>
-        <w:hyperlink r:id="rId10" w:history="1">
-          <w:r>
-            <w:rPr>
-              <w:rStyle w:val="Hyperlink"/>
-            </w:rPr>
-            <w:t>ea</w:t>
-          </w:r>
-        </w:hyperlink>
+        <w:t>nsult the relevant resea</w:t>
       </w:r>
       <w:r>
         <w:rPr>
@@ -7036,7 +7005,7 @@
           <w:sz w:val="24"/>
           <w:u w:val="single"/>
         </w:rPr>
-        <w:t>Scientific research in col</w:t>
+        <w:t>Scientific research in co</w:t>
       </w:r>
       <w:r>
         <w:rPr>
@@ -7047,7 +7016,7 @@
           <w:sz w:val="24"/>
           <w:u w:val="single"/>
         </w:rPr>
-        <w:t>onised territorie</w:t>
+        <w:t>l</w:t>
       </w:r>
       <w:r>
         <w:rPr>
@@ -7056,8 +7025,9 @@
           <w:i w:val="0"/>
           <w:color w:val="0000FF"/>
           <w:sz w:val="24"/>
-        </w:rPr>
-        <w:t>s</w:t>
+          <w:u w:val="single"/>
+        </w:rPr>
+        <w:t>onised territories</w:t>
       </w:r>
       <w:r>
         <w:br/>
@@ -7188,7 +7158,7 @@
         <w:autoSpaceDN w:val="0"/>
         <w:autoSpaceDE w:val="0"/>
         <w:widowControl/>
-        <w:spacing w:line="538" w:lineRule="exact" w:before="478" w:after="0"/>
+        <w:spacing w:line="538" w:lineRule="exact" w:before="458" w:after="0"/>
         <w:ind w:left="0" w:right="0" w:firstLine="0"/>
         <w:jc w:val="left"/>
       </w:pPr>

--- a/EXPORTS/DOCX/published/niveau3/English/UniversityMus.docx
+++ b/EXPORTS/DOCX/published/niveau3/English/UniversityMus.docx
@@ -154,7 +154,7 @@
             <w:rPr>
               <w:rStyle w:val="Hyperlink"/>
             </w:rPr>
-            <w:t>scientifi</w:t>
+            <w:t>scientif</w:t>
           </w:r>
         </w:hyperlink>
       </w:r>
@@ -165,36 +165,13 @@
           <w:i w:val="0"/>
           <w:color w:val="0000FF"/>
           <w:sz w:val="24"/>
-          <w:u w:val="single"/>
-        </w:rPr>
-        <w:t>c</w:t>
-      </w:r>
-      <w:r>
-        <w:rPr>
-          <w:rFonts w:ascii="Charis SIL Italic" w:hAnsi="Charis SIL Italic" w:eastAsia="Charis SIL Italic"/>
-          <w:b w:val="0"/>
-          <w:i w:val="0"/>
-          <w:color w:val="0000FF"/>
-          <w:sz w:val="24"/>
-          <w:u w:val="single"/>
-        </w:rPr>
-        <w:t xml:space="preserve"> </w:t>
-      </w:r>
-      <w:r>
-        <w:rPr>
-          <w:rFonts w:ascii="Charis SIL Italic" w:hAnsi="Charis SIL Italic" w:eastAsia="Charis SIL Italic"/>
-          <w:b w:val="0"/>
-          <w:i w:val="0"/>
-          <w:color w:val="0000FF"/>
-          <w:sz w:val="24"/>
-          <w:u w:val="single"/>
         </w:rPr>
         <w:hyperlink r:id="rId9" w:history="1">
           <w:r>
             <w:rPr>
               <w:rStyle w:val="Hyperlink"/>
             </w:rPr>
-            <w:t>interes</w:t>
+            <w:t>i</w:t>
           </w:r>
         </w:hyperlink>
       </w:r>
@@ -205,8 +182,38 @@
           <w:i w:val="0"/>
           <w:color w:val="0000FF"/>
           <w:sz w:val="24"/>
-        </w:rPr>
-        <w:t>t</w:t>
+          <w:u w:val="single"/>
+        </w:rPr>
+        <w:t>c</w:t>
+      </w:r>
+      <w:r>
+        <w:rPr>
+          <w:rFonts w:ascii="Charis SIL Italic" w:hAnsi="Charis SIL Italic" w:eastAsia="Charis SIL Italic"/>
+          <w:b w:val="0"/>
+          <w:i w:val="0"/>
+          <w:color w:val="0000FF"/>
+          <w:sz w:val="24"/>
+          <w:u w:val="single"/>
+        </w:rPr>
+        <w:t xml:space="preserve"> </w:t>
+      </w:r>
+      <w:r>
+        <w:rPr>
+          <w:rFonts w:ascii="Charis SIL Italic" w:hAnsi="Charis SIL Italic" w:eastAsia="Charis SIL Italic"/>
+          <w:b w:val="0"/>
+          <w:i w:val="0"/>
+          <w:color w:val="0000FF"/>
+          <w:sz w:val="24"/>
+          <w:u w:val="single"/>
+        </w:rPr>
+        <w:hyperlink r:id="rId9" w:history="1">
+          <w:r>
+            <w:rPr>
+              <w:rStyle w:val="Hyperlink"/>
+            </w:rPr>
+            <w:t>interest</w:t>
+          </w:r>
+        </w:hyperlink>
       </w:r>
       <w:r>
         <w:rPr>
@@ -539,39 +546,13 @@
       </w:r>
       <w:r>
         <w:rPr>
-          <w:u w:val="single" w:color="0000ff"/>
-          <w:rFonts w:ascii="Charis SIL Italic" w:hAnsi="Charis SIL Italic" w:eastAsia="Charis SIL Italic"/>
-          <w:b w:val="0"/>
-          <w:i w:val="0"/>
-          <w:color w:val="000000"/>
-          <w:sz w:val="24"/>
-        </w:rPr>
-        <w:hyperlink r:id="rId10" w:history="1">
-          <w:r>
-            <w:rPr>
-              <w:rStyle w:val="Hyperlink"/>
-            </w:rPr>
-            <w:t>d</w:t>
-          </w:r>
-        </w:hyperlink>
-      </w:r>
-      <w:r>
-        <w:rPr>
-          <w:u w:val="single" w:color="0000ff"/>
-          <w:rFonts w:ascii="Charis SIL Italic" w:hAnsi="Charis SIL Italic" w:eastAsia="Charis SIL Italic"/>
-          <w:b w:val="0"/>
-          <w:i w:val="0"/>
-          <w:color w:val="000000"/>
-          <w:sz w:val="24"/>
-        </w:rPr>
-        <w:hyperlink r:id="rId10" w:history="1">
-          <w:r>
-            <w:rPr>
-              <w:rStyle w:val="Hyperlink"/>
-            </w:rPr>
-            <w:t>us van der</w:t>
-          </w:r>
-        </w:hyperlink>
+          <w:rFonts w:ascii="Charis SIL Italic" w:hAnsi="Charis SIL Italic" w:eastAsia="Charis SIL Italic"/>
+          <w:b w:val="0"/>
+          <w:i w:val="0"/>
+          <w:color w:val="000000"/>
+          <w:sz w:val="24"/>
+        </w:rPr>
+        <w:t>dus van der</w:t>
       </w:r>
       <w:r>
         <w:rPr>
@@ -1785,8 +1766,16 @@
           <w:i w:val="0"/>
           <w:color w:val="0000FF"/>
           <w:sz w:val="24"/>
-        </w:rPr>
-        <w:t>a</w:t>
+          <w:u w:val="single"/>
+        </w:rPr>
+        <w:hyperlink r:id="rId18" w:history="1">
+          <w:r>
+            <w:rPr>
+              <w:rStyle w:val="Hyperlink"/>
+            </w:rPr>
+            <w:t>a</w:t>
+          </w:r>
+        </w:hyperlink>
       </w:r>
       <w:r>
         <w:rPr>
@@ -3977,8 +3966,16 @@
           <w:i w:val="0"/>
           <w:color w:val="0000FF"/>
           <w:sz w:val="24"/>
-        </w:rPr>
-        <w:t xml:space="preserve">and </w:t>
+          <w:u w:val="single"/>
+        </w:rPr>
+        <w:hyperlink r:id="rId30" w:history="1">
+          <w:r>
+            <w:rPr>
+              <w:rStyle w:val="Hyperlink"/>
+            </w:rPr>
+            <w:t>and</w:t>
+          </w:r>
+        </w:hyperlink>
       </w:r>
       <w:r>
         <w:rPr>
@@ -3989,7 +3986,18 @@
           <w:sz w:val="24"/>
           <w:u w:val="single"/>
         </w:rPr>
-        <w:hyperlink r:id="rId30" w:history="1">
+        <w:t xml:space="preserve"> </w:t>
+      </w:r>
+      <w:r>
+        <w:rPr>
+          <w:rFonts w:ascii="Charis SIL Italic" w:hAnsi="Charis SIL Italic" w:eastAsia="Charis SIL Italic"/>
+          <w:b w:val="0"/>
+          <w:i w:val="0"/>
+          <w:color w:val="0000FF"/>
+          <w:sz w:val="24"/>
+          <w:u w:val="single"/>
+        </w:rPr>
+        <w:hyperlink r:id="rId28" w:history="1">
           <w:r>
             <w:rPr>
               <w:rStyle w:val="Hyperlink"/>
@@ -4054,7 +4062,7 @@
           <w:sz w:val="24"/>
           <w:u w:val="single"/>
         </w:rPr>
-        <w:hyperlink r:id="rId31" w:history="1">
+        <w:hyperlink r:id="rId28" w:history="1">
           <w:r>
             <w:rPr>
               <w:rStyle w:val="Hyperlink"/>
@@ -4251,7 +4259,14 @@
           <w:color w:val="000000"/>
           <w:sz w:val="24"/>
         </w:rPr>
-        <w:t>mat</w:t>
+        <w:hyperlink r:id="rId30" w:history="1">
+          <w:r>
+            <w:rPr>
+              <w:rStyle w:val="Hyperlink"/>
+            </w:rPr>
+            <w:t>mat</w:t>
+          </w:r>
+        </w:hyperlink>
       </w:r>
       <w:r>
         <w:rPr>
@@ -4366,13 +4381,49 @@
       </w:r>
       <w:r>
         <w:rPr>
-          <w:rFonts w:ascii="Charis SIL Italic" w:hAnsi="Charis SIL Italic" w:eastAsia="Charis SIL Italic"/>
-          <w:b w:val="0"/>
-          <w:i w:val="0"/>
-          <w:color w:val="000000"/>
-          <w:sz w:val="24"/>
-        </w:rPr>
-        <w:t>into the Dutch colo</w:t>
+          <w:u w:val="single" w:color="0000ff"/>
+          <w:rFonts w:ascii="Charis SIL Italic" w:hAnsi="Charis SIL Italic" w:eastAsia="Charis SIL Italic"/>
+          <w:b w:val="0"/>
+          <w:i w:val="0"/>
+          <w:color w:val="000000"/>
+          <w:sz w:val="24"/>
+        </w:rPr>
+        <w:hyperlink r:id="rId31" w:history="1">
+          <w:r>
+            <w:rPr>
+              <w:rStyle w:val="Hyperlink"/>
+            </w:rPr>
+            <w:t>into th</w:t>
+          </w:r>
+        </w:hyperlink>
+      </w:r>
+      <w:r>
+        <w:rPr>
+          <w:rFonts w:ascii="Charis SIL Italic" w:hAnsi="Charis SIL Italic" w:eastAsia="Charis SIL Italic"/>
+          <w:b w:val="0"/>
+          <w:i w:val="0"/>
+          <w:color w:val="000000"/>
+          <w:sz w:val="24"/>
+        </w:rPr>
+        <w:t>e Dut</w:t>
+      </w:r>
+      <w:r>
+        <w:rPr>
+          <w:u w:val="single" w:color="0000ff"/>
+          <w:rFonts w:ascii="Charis SIL Italic" w:hAnsi="Charis SIL Italic" w:eastAsia="Charis SIL Italic"/>
+          <w:b w:val="0"/>
+          <w:i w:val="0"/>
+          <w:color w:val="000000"/>
+          <w:sz w:val="24"/>
+        </w:rPr>
+        <w:hyperlink r:id="rId32" w:history="1">
+          <w:r>
+            <w:rPr>
+              <w:rStyle w:val="Hyperlink"/>
+            </w:rPr>
+            <w:t>ch colo</w:t>
+          </w:r>
+        </w:hyperlink>
       </w:r>
       <w:r>
         <w:rPr>
@@ -4659,60 +4710,13 @@
       </w:r>
       <w:r>
         <w:rPr>
-          <w:u w:val="single" w:color="0000ff"/>
-          <w:rFonts w:ascii="Charis SIL Italic" w:hAnsi="Charis SIL Italic" w:eastAsia="Charis SIL Italic"/>
-          <w:b w:val="0"/>
-          <w:i w:val="0"/>
-          <w:color w:val="000000"/>
-          <w:sz w:val="24"/>
-        </w:rPr>
-        <w:hyperlink r:id="rId34" w:history="1">
-          <w:r>
-            <w:rPr>
-              <w:rStyle w:val="Hyperlink"/>
-            </w:rPr>
-            <w:t>for the</w:t>
-          </w:r>
-        </w:hyperlink>
-      </w:r>
-      <w:r>
-        <w:rPr>
-          <w:u w:val="single" w:color="0000ff"/>
-          <w:rFonts w:ascii="Charis SIL Italic" w:hAnsi="Charis SIL Italic" w:eastAsia="Charis SIL Italic"/>
-          <w:b w:val="0"/>
-          <w:i w:val="0"/>
-          <w:color w:val="000000"/>
-          <w:sz w:val="24"/>
-        </w:rPr>
-        <w:t xml:space="preserve"> </w:t>
-      </w:r>
-      <w:r>
-        <w:rPr>
-          <w:u w:val="single" w:color="0000ff"/>
-          <w:rFonts w:ascii="Charis SIL Italic" w:hAnsi="Charis SIL Italic" w:eastAsia="Charis SIL Italic"/>
-          <w:b w:val="0"/>
-          <w:i w:val="0"/>
-          <w:color w:val="000000"/>
-          <w:sz w:val="24"/>
-        </w:rPr>
-        <w:hyperlink r:id="rId34" w:history="1">
-          <w:r>
-            <w:rPr>
-              <w:rStyle w:val="Hyperlink"/>
-            </w:rPr>
-            <w:t>resea</w:t>
-          </w:r>
-        </w:hyperlink>
-      </w:r>
-      <w:r>
-        <w:rPr>
-          <w:rFonts w:ascii="Charis SIL Italic" w:hAnsi="Charis SIL Italic" w:eastAsia="Charis SIL Italic"/>
-          <w:b w:val="0"/>
-          <w:i w:val="0"/>
-          <w:color w:val="000000"/>
-          <w:sz w:val="24"/>
-        </w:rPr>
-        <w:t xml:space="preserve">rch of physical anthropologist </w:t>
+          <w:rFonts w:ascii="Charis SIL Italic" w:hAnsi="Charis SIL Italic" w:eastAsia="Charis SIL Italic"/>
+          <w:b w:val="0"/>
+          <w:i w:val="0"/>
+          <w:color w:val="000000"/>
+          <w:sz w:val="24"/>
+        </w:rPr>
+        <w:t xml:space="preserve">for the research of physical anthropologist </w:t>
       </w:r>
       <w:r>
         <w:rPr>
@@ -5165,6 +5169,16 @@
       </w:r>
       <w:r>
         <w:rPr>
+          <w:rFonts w:ascii="Charis SIL Italic" w:hAnsi="Charis SIL Italic" w:eastAsia="Charis SIL Italic"/>
+          <w:b w:val="0"/>
+          <w:i w:val="0"/>
+          <w:color w:val="000000"/>
+          <w:sz w:val="24"/>
+        </w:rPr>
+        <w:t>i</w:t>
+      </w:r>
+      <w:r>
+        <w:rPr>
           <w:u w:val="single" w:color="0000ff"/>
           <w:rFonts w:ascii="Charis SIL Italic" w:hAnsi="Charis SIL Italic" w:eastAsia="Charis SIL Italic"/>
           <w:b w:val="0"/>
@@ -5172,17 +5186,17 @@
           <w:color w:val="000000"/>
           <w:sz w:val="24"/>
         </w:rPr>
-        <w:t>i</w:t>
-      </w:r>
-      <w:r>
-        <w:rPr>
-          <w:rFonts w:ascii="Charis SIL Italic" w:hAnsi="Charis SIL Italic" w:eastAsia="Charis SIL Italic"/>
-          <w:b w:val="0"/>
-          <w:i w:val="0"/>
-          <w:color w:val="000000"/>
-          <w:sz w:val="24"/>
-        </w:rPr>
-        <w:t xml:space="preserve">rst professor of art history and modern languages at the UvA, the museum </w:t>
+        <w:t>r</w:t>
+      </w:r>
+      <w:r>
+        <w:rPr>
+          <w:rFonts w:ascii="Charis SIL Italic" w:hAnsi="Charis SIL Italic" w:eastAsia="Charis SIL Italic"/>
+          <w:b w:val="0"/>
+          <w:i w:val="0"/>
+          <w:color w:val="000000"/>
+          <w:sz w:val="24"/>
+        </w:rPr>
+        <w:t xml:space="preserve">st professor of art history and modern languages at the UvA, the museum </w:t>
       </w:r>
       <w:r>
         <w:rPr>
@@ -5619,7 +5633,14 @@
           <w:color w:val="000000"/>
           <w:sz w:val="24"/>
         </w:rPr>
-        <w:t>mbled by</w:t>
+        <w:hyperlink r:id="rId42" w:history="1">
+          <w:r>
+            <w:rPr>
+              <w:rStyle w:val="Hyperlink"/>
+            </w:rPr>
+            <w:t>mbled by</w:t>
+          </w:r>
+        </w:hyperlink>
       </w:r>
       <w:r>
         <w:rPr>
@@ -6231,7 +6252,68 @@
           <w:color w:val="000000"/>
           <w:sz w:val="24"/>
         </w:rPr>
-        <w:t>ives relating to Pr</w:t>
+        <w:hyperlink r:id="rId46" w:history="1">
+          <w:r>
+            <w:rPr>
+              <w:rStyle w:val="Hyperlink"/>
+            </w:rPr>
+            <w:t xml:space="preserve">ives </w:t>
+          </w:r>
+        </w:hyperlink>
+      </w:r>
+      <w:r>
+        <w:rPr>
+          <w:u w:val="single" w:color="0000ff"/>
+          <w:rFonts w:ascii="Charis SIL Italic" w:hAnsi="Charis SIL Italic" w:eastAsia="Charis SIL Italic"/>
+          <w:b w:val="0"/>
+          <w:i w:val="0"/>
+          <w:color w:val="000000"/>
+          <w:sz w:val="24"/>
+        </w:rPr>
+        <w:hyperlink r:id="rId46" w:history="1">
+          <w:r>
+            <w:rPr>
+              <w:rStyle w:val="Hyperlink"/>
+            </w:rPr>
+            <w:t>r</w:t>
+          </w:r>
+        </w:hyperlink>
+      </w:r>
+      <w:r>
+        <w:rPr>
+          <w:u w:val="single" w:color="0000ff"/>
+          <w:rFonts w:ascii="Charis SIL Italic" w:hAnsi="Charis SIL Italic" w:eastAsia="Charis SIL Italic"/>
+          <w:b w:val="0"/>
+          <w:i w:val="0"/>
+          <w:color w:val="000000"/>
+          <w:sz w:val="24"/>
+        </w:rPr>
+        <w:hyperlink r:id="rId46" w:history="1">
+          <w:r>
+            <w:rPr>
+              <w:rStyle w:val="Hyperlink"/>
+            </w:rPr>
+            <w:t>e</w:t>
+          </w:r>
+        </w:hyperlink>
+      </w:r>
+      <w:r>
+        <w:rPr>
+          <w:u w:val="single" w:color="0000ff"/>
+          <w:rFonts w:ascii="Charis SIL Italic" w:hAnsi="Charis SIL Italic" w:eastAsia="Charis SIL Italic"/>
+          <w:b w:val="0"/>
+          <w:i w:val="0"/>
+          <w:color w:val="000000"/>
+          <w:sz w:val="24"/>
+        </w:rPr>
+        <w:hyperlink r:id="rId46" w:history="1">
+          <w:r>
+            <w:rPr>
+              <w:rStyle w:val="Hyperlink"/>
+            </w:rPr>
+            <w:t>lating to Pr</w:t>
+          </w:r>
+        </w:hyperlink>
       </w:r>
       <w:r>
         <w:rPr>
@@ -6415,7 +6497,7 @@
           <w:sz w:val="24"/>
           <w:u w:val="single"/>
         </w:rPr>
-        <w:hyperlink r:id="rId48" w:history="1">
+        <w:hyperlink r:id="rId47" w:history="1">
           <w:r>
             <w:rPr>
               <w:rStyle w:val="Hyperlink"/>
@@ -6666,7 +6748,86 @@
           <w:color w:val="000000"/>
           <w:sz w:val="24"/>
         </w:rPr>
-        <w:t>nsult the relevant resea</w:t>
+        <w:hyperlink r:id="rId10" w:history="1">
+          <w:r>
+            <w:rPr>
+              <w:rStyle w:val="Hyperlink"/>
+            </w:rPr>
+            <w:t>nsult the rel</w:t>
+          </w:r>
+        </w:hyperlink>
+      </w:r>
+      <w:r>
+        <w:rPr>
+          <w:u w:val="single" w:color="0000ff"/>
+          <w:rFonts w:ascii="Charis SIL Italic" w:hAnsi="Charis SIL Italic" w:eastAsia="Charis SIL Italic"/>
+          <w:b w:val="0"/>
+          <w:i w:val="0"/>
+          <w:color w:val="000000"/>
+          <w:sz w:val="24"/>
+        </w:rPr>
+        <w:hyperlink r:id="rId10" w:history="1">
+          <w:r>
+            <w:rPr>
+              <w:rStyle w:val="Hyperlink"/>
+            </w:rPr>
+            <w:t>e</w:t>
+          </w:r>
+        </w:hyperlink>
+      </w:r>
+      <w:r>
+        <w:rPr>
+          <w:u w:val="single" w:color="0000ff"/>
+          <w:rFonts w:ascii="Charis SIL Italic" w:hAnsi="Charis SIL Italic" w:eastAsia="Charis SIL Italic"/>
+          <w:b w:val="0"/>
+          <w:i w:val="0"/>
+          <w:color w:val="000000"/>
+          <w:sz w:val="24"/>
+        </w:rPr>
+        <w:hyperlink r:id="rId10" w:history="1">
+          <w:r>
+            <w:rPr>
+              <w:rStyle w:val="Hyperlink"/>
+            </w:rPr>
+            <w:t>vant re</w:t>
+          </w:r>
+        </w:hyperlink>
+      </w:r>
+      <w:r>
+        <w:rPr>
+          <w:u w:val="single" w:color="0000ff"/>
+          <w:rFonts w:ascii="Charis SIL Italic" w:hAnsi="Charis SIL Italic" w:eastAsia="Charis SIL Italic"/>
+          <w:b w:val="0"/>
+          <w:i w:val="0"/>
+          <w:color w:val="000000"/>
+          <w:sz w:val="24"/>
+        </w:rPr>
+        <w:hyperlink r:id="rId10" w:history="1">
+          <w:r>
+            <w:rPr>
+              <w:rStyle w:val="Hyperlink"/>
+            </w:rPr>
+            <w:t>s</w:t>
+          </w:r>
+        </w:hyperlink>
+      </w:r>
+      <w:r>
+        <w:rPr>
+          <w:u w:val="single" w:color="0000ff"/>
+          <w:rFonts w:ascii="Charis SIL Italic" w:hAnsi="Charis SIL Italic" w:eastAsia="Charis SIL Italic"/>
+          <w:b w:val="0"/>
+          <w:i w:val="0"/>
+          <w:color w:val="000000"/>
+          <w:sz w:val="24"/>
+        </w:rPr>
+        <w:hyperlink r:id="rId10" w:history="1">
+          <w:r>
+            <w:rPr>
+              <w:rStyle w:val="Hyperlink"/>
+            </w:rPr>
+            <w:t>ea</w:t>
+          </w:r>
+        </w:hyperlink>
       </w:r>
       <w:r>
         <w:rPr>

--- a/EXPORTS/DOCX/published/niveau3/English/UniversityMus.docx
+++ b/EXPORTS/DOCX/published/niveau3/English/UniversityMus.docx
@@ -535,24 +535,7 @@
           <w:color w:val="000000"/>
           <w:sz w:val="24"/>
         </w:rPr>
-        <w:hyperlink r:id="rId10" w:history="1">
-          <w:r>
-            <w:rPr>
-              <w:rStyle w:val="Hyperlink"/>
-            </w:rPr>
-            <w:t>rmer [Gerar</w:t>
-          </w:r>
-        </w:hyperlink>
-      </w:r>
-      <w:r>
-        <w:rPr>
-          <w:rFonts w:ascii="Charis SIL Italic" w:hAnsi="Charis SIL Italic" w:eastAsia="Charis SIL Italic"/>
-          <w:b w:val="0"/>
-          <w:i w:val="0"/>
-          <w:color w:val="000000"/>
-          <w:sz w:val="24"/>
-        </w:rPr>
-        <w:t>dus van der</w:t>
+        <w:t>rmer [Gerardus van der</w:t>
       </w:r>
       <w:r>
         <w:rPr>
@@ -1766,16 +1749,8 @@
           <w:i w:val="0"/>
           <w:color w:val="0000FF"/>
           <w:sz w:val="24"/>
-          <w:u w:val="single"/>
-        </w:rPr>
-        <w:hyperlink r:id="rId18" w:history="1">
-          <w:r>
-            <w:rPr>
-              <w:rStyle w:val="Hyperlink"/>
-            </w:rPr>
-            <w:t>a</w:t>
-          </w:r>
-        </w:hyperlink>
+        </w:rPr>
+        <w:t>a</w:t>
       </w:r>
       <w:r>
         <w:rPr>
@@ -5169,6 +5144,7 @@
       </w:r>
       <w:r>
         <w:rPr>
+          <w:u w:val="single" w:color="0000ff"/>
           <w:rFonts w:ascii="Charis SIL Italic" w:hAnsi="Charis SIL Italic" w:eastAsia="Charis SIL Italic"/>
           <w:b w:val="0"/>
           <w:i w:val="0"/>
@@ -5179,24 +5155,13 @@
       </w:r>
       <w:r>
         <w:rPr>
-          <w:u w:val="single" w:color="0000ff"/>
           <w:rFonts w:ascii="Charis SIL Italic" w:hAnsi="Charis SIL Italic" w:eastAsia="Charis SIL Italic"/>
           <w:b w:val="0"/>
           <w:i w:val="0"/>
           <w:color w:val="000000"/>
           <w:sz w:val="24"/>
         </w:rPr>
-        <w:t>r</w:t>
-      </w:r>
-      <w:r>
-        <w:rPr>
-          <w:rFonts w:ascii="Charis SIL Italic" w:hAnsi="Charis SIL Italic" w:eastAsia="Charis SIL Italic"/>
-          <w:b w:val="0"/>
-          <w:i w:val="0"/>
-          <w:color w:val="000000"/>
-          <w:sz w:val="24"/>
-        </w:rPr>
-        <w:t xml:space="preserve">st professor of art history and modern languages at the UvA, the museum </w:t>
+        <w:t xml:space="preserve">rst professor of art history and modern languages at the UvA, the museum </w:t>
       </w:r>
       <w:r>
         <w:rPr>
@@ -7166,7 +7131,7 @@
           <w:sz w:val="24"/>
           <w:u w:val="single"/>
         </w:rPr>
-        <w:t>Scientific research in co</w:t>
+        <w:t>Scientific research in col</w:t>
       </w:r>
       <w:r>
         <w:rPr>
@@ -7177,7 +7142,7 @@
           <w:sz w:val="24"/>
           <w:u w:val="single"/>
         </w:rPr>
-        <w:t>l</w:t>
+        <w:t>onised territorie</w:t>
       </w:r>
       <w:r>
         <w:rPr>
@@ -7186,9 +7151,8 @@
           <w:i w:val="0"/>
           <w:color w:val="0000FF"/>
           <w:sz w:val="24"/>
-          <w:u w:val="single"/>
-        </w:rPr>
-        <w:t>onised territories</w:t>
+        </w:rPr>
+        <w:t>s</w:t>
       </w:r>
       <w:r>
         <w:br/>

--- a/EXPORTS/DOCX/published/niveau3/English/UniversityMus.docx
+++ b/EXPORTS/DOCX/published/niveau3/English/UniversityMus.docx
@@ -535,7 +535,50 @@
           <w:color w:val="000000"/>
           <w:sz w:val="24"/>
         </w:rPr>
-        <w:t>rmer [Gerardus van der</w:t>
+        <w:hyperlink r:id="rId10" w:history="1">
+          <w:r>
+            <w:rPr>
+              <w:rStyle w:val="Hyperlink"/>
+            </w:rPr>
+            <w:t>rmer [Gerar</w:t>
+          </w:r>
+        </w:hyperlink>
+      </w:r>
+      <w:r>
+        <w:rPr>
+          <w:u w:val="single" w:color="0000ff"/>
+          <w:rFonts w:ascii="Charis SIL Italic" w:hAnsi="Charis SIL Italic" w:eastAsia="Charis SIL Italic"/>
+          <w:b w:val="0"/>
+          <w:i w:val="0"/>
+          <w:color w:val="000000"/>
+          <w:sz w:val="24"/>
+        </w:rPr>
+        <w:hyperlink r:id="rId10" w:history="1">
+          <w:r>
+            <w:rPr>
+              <w:rStyle w:val="Hyperlink"/>
+            </w:rPr>
+            <w:t>d</w:t>
+          </w:r>
+        </w:hyperlink>
+      </w:r>
+      <w:r>
+        <w:rPr>
+          <w:u w:val="single" w:color="0000ff"/>
+          <w:rFonts w:ascii="Charis SIL Italic" w:hAnsi="Charis SIL Italic" w:eastAsia="Charis SIL Italic"/>
+          <w:b w:val="0"/>
+          <w:i w:val="0"/>
+          <w:color w:val="000000"/>
+          <w:sz w:val="24"/>
+        </w:rPr>
+        <w:hyperlink r:id="rId10" w:history="1">
+          <w:r>
+            <w:rPr>
+              <w:rStyle w:val="Hyperlink"/>
+            </w:rPr>
+            <w:t>us van der</w:t>
+          </w:r>
+        </w:hyperlink>
       </w:r>
       <w:r>
         <w:rPr>
@@ -1750,7 +1793,14 @@
           <w:color w:val="0000FF"/>
           <w:sz w:val="24"/>
         </w:rPr>
-        <w:t>a</w:t>
+        <w:hyperlink r:id="rId18" w:history="1">
+          <w:r>
+            <w:rPr>
+              <w:rStyle w:val="Hyperlink"/>
+            </w:rPr>
+            <w:t>a</w:t>
+          </w:r>
+        </w:hyperlink>
       </w:r>
       <w:r>
         <w:rPr>
@@ -2633,32 +2683,7 @@
           <w:color w:val="000000"/>
           <w:sz w:val="24"/>
         </w:rPr>
-        <w:hyperlink r:id="rId22" w:history="1">
-          <w:r>
-            <w:rPr>
-              <w:rStyle w:val="Hyperlink"/>
-            </w:rPr>
-            <w:t>formed a</w:t>
-          </w:r>
-        </w:hyperlink>
-      </w:r>
-      <w:r>
-        <w:rPr>
-          <w:u w:val="single" w:color="0000ff"/>
-          <w:rFonts w:ascii="Charis SIL Italic" w:hAnsi="Charis SIL Italic" w:eastAsia="Charis SIL Italic"/>
-          <w:b w:val="0"/>
-          <w:i w:val="0"/>
-          <w:color w:val="000000"/>
-          <w:sz w:val="24"/>
-        </w:rPr>
-        <w:hyperlink r:id="rId22" w:history="1">
-          <w:r>
-            <w:rPr>
-              <w:rStyle w:val="Hyperlink"/>
-            </w:rPr>
-            <w:t xml:space="preserve"> se</w:t>
-          </w:r>
-        </w:hyperlink>
+        <w:t>formed a se</w:t>
       </w:r>
       <w:r>
         <w:rPr>
@@ -3137,35 +3162,7 @@
           <w:color w:val="000000"/>
           <w:sz w:val="24"/>
         </w:rPr>
-        <w:t xml:space="preserve"> (KITLV). Detailed</w:t>
-      </w:r>
-      <w:r>
-        <w:rPr>
-          <w:u w:val="single" w:color="0000ff"/>
-          <w:rFonts w:ascii="Charis SIL Italic" w:hAnsi="Charis SIL Italic" w:eastAsia="Charis SIL Italic"/>
-          <w:b w:val="0"/>
-          <w:i w:val="0"/>
-          <w:color w:val="000000"/>
-          <w:sz w:val="24"/>
-        </w:rPr>
-        <w:hyperlink r:id="rId25" w:history="1">
-          <w:r>
-            <w:rPr>
-              <w:rStyle w:val="Hyperlink"/>
-            </w:rPr>
-            <w:t xml:space="preserve"> infor</w:t>
-          </w:r>
-        </w:hyperlink>
-      </w:r>
-      <w:r>
-        <w:rPr>
-          <w:rFonts w:ascii="Charis SIL Italic" w:hAnsi="Charis SIL Italic" w:eastAsia="Charis SIL Italic"/>
-          <w:b w:val="0"/>
-          <w:i w:val="0"/>
-          <w:color w:val="000000"/>
-          <w:sz w:val="24"/>
-        </w:rPr>
-        <w:t>m</w:t>
+        <w:t xml:space="preserve"> (KITLV). Detailed inform</w:t>
       </w:r>
       <w:r>
         <w:rPr>
@@ -3695,14 +3692,7 @@
           <w:color w:val="000000"/>
           <w:sz w:val="24"/>
         </w:rPr>
-        <w:hyperlink r:id="rId27" w:history="1">
-          <w:r>
-            <w:rPr>
-              <w:rStyle w:val="Hyperlink"/>
-            </w:rPr>
-            <w:t xml:space="preserve">mical </w:t>
-          </w:r>
-        </w:hyperlink>
+        <w:t xml:space="preserve">mical </w:t>
       </w:r>
       <w:r>
         <w:rPr>
@@ -4012,7 +4002,6 @@
       </w:r>
       <w:r>
         <w:rPr>
-          <w:u w:val="single" w:color="0000ff"/>
           <w:rFonts w:ascii="Charis SIL Italic" w:hAnsi="Charis SIL Italic" w:eastAsia="Charis SIL Italic"/>
           <w:b w:val="0"/>
           <w:i w:val="0"/>
@@ -5627,7 +5616,7 @@
           <w:sz w:val="24"/>
           <w:u w:val="single"/>
         </w:rPr>
-        <w:hyperlink r:id="rId42" w:history="1">
+        <w:hyperlink r:id="rId43" w:history="1">
           <w:r>
             <w:rPr>
               <w:rStyle w:val="Hyperlink"/>

--- a/EXPORTS/DOCX/published/niveau3/English/UniversityMus.docx
+++ b/EXPORTS/DOCX/published/niveau3/English/UniversityMus.docx
@@ -165,15 +165,9 @@
           <w:i w:val="0"/>
           <w:color w:val="0000FF"/>
           <w:sz w:val="24"/>
-        </w:rPr>
-        <w:hyperlink r:id="rId9" w:history="1">
-          <w:r>
-            <w:rPr>
-              <w:rStyle w:val="Hyperlink"/>
-            </w:rPr>
-            <w:t>i</w:t>
-          </w:r>
-        </w:hyperlink>
+          <w:u w:val="single"/>
+        </w:rPr>
+        <w:t>i</w:t>
       </w:r>
       <w:r>
         <w:rPr>
@@ -182,7 +176,6 @@
           <w:i w:val="0"/>
           <w:color w:val="0000FF"/>
           <w:sz w:val="24"/>
-          <w:u w:val="single"/>
         </w:rPr>
         <w:t>c</w:t>
       </w:r>
@@ -535,50 +528,7 @@
           <w:color w:val="000000"/>
           <w:sz w:val="24"/>
         </w:rPr>
-        <w:hyperlink r:id="rId10" w:history="1">
-          <w:r>
-            <w:rPr>
-              <w:rStyle w:val="Hyperlink"/>
-            </w:rPr>
-            <w:t>rmer [Gerar</w:t>
-          </w:r>
-        </w:hyperlink>
-      </w:r>
-      <w:r>
-        <w:rPr>
-          <w:u w:val="single" w:color="0000ff"/>
-          <w:rFonts w:ascii="Charis SIL Italic" w:hAnsi="Charis SIL Italic" w:eastAsia="Charis SIL Italic"/>
-          <w:b w:val="0"/>
-          <w:i w:val="0"/>
-          <w:color w:val="000000"/>
-          <w:sz w:val="24"/>
-        </w:rPr>
-        <w:hyperlink r:id="rId10" w:history="1">
-          <w:r>
-            <w:rPr>
-              <w:rStyle w:val="Hyperlink"/>
-            </w:rPr>
-            <w:t>d</w:t>
-          </w:r>
-        </w:hyperlink>
-      </w:r>
-      <w:r>
-        <w:rPr>
-          <w:u w:val="single" w:color="0000ff"/>
-          <w:rFonts w:ascii="Charis SIL Italic" w:hAnsi="Charis SIL Italic" w:eastAsia="Charis SIL Italic"/>
-          <w:b w:val="0"/>
-          <w:i w:val="0"/>
-          <w:color w:val="000000"/>
-          <w:sz w:val="24"/>
-        </w:rPr>
-        <w:hyperlink r:id="rId10" w:history="1">
-          <w:r>
-            <w:rPr>
-              <w:rStyle w:val="Hyperlink"/>
-            </w:rPr>
-            <w:t>us van der</w:t>
-          </w:r>
-        </w:hyperlink>
+        <w:t>rmer [Gerardus van der</w:t>
       </w:r>
       <w:r>
         <w:rPr>
@@ -1793,14 +1743,7 @@
           <w:color w:val="0000FF"/>
           <w:sz w:val="24"/>
         </w:rPr>
-        <w:hyperlink r:id="rId18" w:history="1">
-          <w:r>
-            <w:rPr>
-              <w:rStyle w:val="Hyperlink"/>
-            </w:rPr>
-            <w:t>a</w:t>
-          </w:r>
-        </w:hyperlink>
+        <w:t>a</w:t>
       </w:r>
       <w:r>
         <w:rPr>
@@ -2571,54 +2514,7 @@
           <w:color w:val="000000"/>
           <w:sz w:val="24"/>
         </w:rPr>
-        <w:t xml:space="preserve"> (please consult the relevant research aid). Unt</w:t>
-      </w:r>
-      <w:r>
-        <w:rPr>
-          <w:u w:val="single" w:color="0000ff"/>
-          <w:rFonts w:ascii="Charis SIL Italic" w:hAnsi="Charis SIL Italic" w:eastAsia="Charis SIL Italic"/>
-          <w:b w:val="0"/>
-          <w:i w:val="0"/>
-          <w:color w:val="000000"/>
-          <w:sz w:val="24"/>
-        </w:rPr>
-        <w:t>i</w:t>
-      </w:r>
-      <w:r>
-        <w:rPr>
-          <w:u w:val="single" w:color="0000ff"/>
-          <w:rFonts w:ascii="Charis SIL Italic" w:hAnsi="Charis SIL Italic" w:eastAsia="Charis SIL Italic"/>
-          <w:b w:val="0"/>
-          <w:i w:val="0"/>
-          <w:color w:val="000000"/>
-          <w:sz w:val="24"/>
-        </w:rPr>
-        <w:hyperlink r:id="rId22" w:history="1">
-          <w:r>
-            <w:rPr>
-              <w:rStyle w:val="Hyperlink"/>
-            </w:rPr>
-            <w:t>l 2003 th</w:t>
-          </w:r>
-        </w:hyperlink>
-      </w:r>
-      <w:r>
-        <w:rPr>
-          <w:u w:val="single" w:color="0000ff"/>
-          <w:rFonts w:ascii="Charis SIL Italic" w:hAnsi="Charis SIL Italic" w:eastAsia="Charis SIL Italic"/>
-          <w:b w:val="0"/>
-          <w:i w:val="0"/>
-          <w:color w:val="000000"/>
-          <w:sz w:val="24"/>
-        </w:rPr>
-        <w:hyperlink r:id="rId22" w:history="1">
-          <w:r>
-            <w:rPr>
-              <w:rStyle w:val="Hyperlink"/>
-            </w:rPr>
-            <w:t>is co</w:t>
-          </w:r>
-        </w:hyperlink>
+        <w:t xml:space="preserve"> (please consult the relevant research aid). Until 2003 this co</w:t>
       </w:r>
       <w:r>
         <w:rPr>
@@ -2683,7 +2579,32 @@
           <w:color w:val="000000"/>
           <w:sz w:val="24"/>
         </w:rPr>
-        <w:t>formed a se</w:t>
+        <w:hyperlink r:id="rId22" w:history="1">
+          <w:r>
+            <w:rPr>
+              <w:rStyle w:val="Hyperlink"/>
+            </w:rPr>
+            <w:t>formed a</w:t>
+          </w:r>
+        </w:hyperlink>
+      </w:r>
+      <w:r>
+        <w:rPr>
+          <w:u w:val="single" w:color="0000ff"/>
+          <w:rFonts w:ascii="Charis SIL Italic" w:hAnsi="Charis SIL Italic" w:eastAsia="Charis SIL Italic"/>
+          <w:b w:val="0"/>
+          <w:i w:val="0"/>
+          <w:color w:val="000000"/>
+          <w:sz w:val="24"/>
+        </w:rPr>
+        <w:hyperlink r:id="rId22" w:history="1">
+          <w:r>
+            <w:rPr>
+              <w:rStyle w:val="Hyperlink"/>
+            </w:rPr>
+            <w:t xml:space="preserve"> se</w:t>
+          </w:r>
+        </w:hyperlink>
       </w:r>
       <w:r>
         <w:rPr>
@@ -3162,7 +3083,35 @@
           <w:color w:val="000000"/>
           <w:sz w:val="24"/>
         </w:rPr>
-        <w:t xml:space="preserve"> (KITLV). Detailed inform</w:t>
+        <w:t xml:space="preserve"> (KITLV). Detailed</w:t>
+      </w:r>
+      <w:r>
+        <w:rPr>
+          <w:u w:val="single" w:color="0000ff"/>
+          <w:rFonts w:ascii="Charis SIL Italic" w:hAnsi="Charis SIL Italic" w:eastAsia="Charis SIL Italic"/>
+          <w:b w:val="0"/>
+          <w:i w:val="0"/>
+          <w:color w:val="000000"/>
+          <w:sz w:val="24"/>
+        </w:rPr>
+        <w:hyperlink r:id="rId25" w:history="1">
+          <w:r>
+            <w:rPr>
+              <w:rStyle w:val="Hyperlink"/>
+            </w:rPr>
+            <w:t xml:space="preserve"> infor</w:t>
+          </w:r>
+        </w:hyperlink>
+      </w:r>
+      <w:r>
+        <w:rPr>
+          <w:rFonts w:ascii="Charis SIL Italic" w:hAnsi="Charis SIL Italic" w:eastAsia="Charis SIL Italic"/>
+          <w:b w:val="0"/>
+          <w:i w:val="0"/>
+          <w:color w:val="000000"/>
+          <w:sz w:val="24"/>
+        </w:rPr>
+        <w:t>m</w:t>
       </w:r>
       <w:r>
         <w:rPr>
@@ -3692,7 +3641,14 @@
           <w:color w:val="000000"/>
           <w:sz w:val="24"/>
         </w:rPr>
-        <w:t xml:space="preserve">mical </w:t>
+        <w:hyperlink r:id="rId27" w:history="1">
+          <w:r>
+            <w:rPr>
+              <w:rStyle w:val="Hyperlink"/>
+            </w:rPr>
+            <w:t xml:space="preserve">mical </w:t>
+          </w:r>
+        </w:hyperlink>
       </w:r>
       <w:r>
         <w:rPr>
@@ -3933,25 +3889,7 @@
           <w:sz w:val="24"/>
           <w:u w:val="single"/>
         </w:rPr>
-        <w:hyperlink r:id="rId30" w:history="1">
-          <w:r>
-            <w:rPr>
-              <w:rStyle w:val="Hyperlink"/>
-            </w:rPr>
-            <w:t>and</w:t>
-          </w:r>
-        </w:hyperlink>
-      </w:r>
-      <w:r>
-        <w:rPr>
-          <w:rFonts w:ascii="Charis SIL Italic" w:hAnsi="Charis SIL Italic" w:eastAsia="Charis SIL Italic"/>
-          <w:b w:val="0"/>
-          <w:i w:val="0"/>
-          <w:color w:val="0000FF"/>
-          <w:sz w:val="24"/>
-          <w:u w:val="single"/>
-        </w:rPr>
-        <w:t xml:space="preserve"> </w:t>
+        <w:t xml:space="preserve">and </w:t>
       </w:r>
       <w:r>
         <w:rPr>
@@ -4008,14 +3946,7 @@
           <w:color w:val="000000"/>
           <w:sz w:val="24"/>
         </w:rPr>
-        <w:hyperlink r:id="rId28" w:history="1">
-          <w:r>
-            <w:rPr>
-              <w:rStyle w:val="Hyperlink"/>
-            </w:rPr>
-            <w:t xml:space="preserve">, </w:t>
-          </w:r>
-        </w:hyperlink>
+        <w:t xml:space="preserve">, </w:t>
       </w:r>
       <w:r>
         <w:rPr>
@@ -4216,178 +4147,13 @@
       </w:r>
       <w:r>
         <w:rPr>
-          <w:u w:val="single" w:color="0000ff"/>
           <w:rFonts w:ascii="Charis SIL Italic" w:hAnsi="Charis SIL Italic" w:eastAsia="Charis SIL Italic"/>
           <w:b w:val="0"/>
           <w:i w:val="0"/>
           <w:color w:val="000000"/>
           <w:sz w:val="24"/>
         </w:rPr>
-        <w:hyperlink r:id="rId30" w:history="1">
-          <w:r>
-            <w:rPr>
-              <w:rStyle w:val="Hyperlink"/>
-            </w:rPr>
-            <w:t>mat</w:t>
-          </w:r>
-        </w:hyperlink>
-      </w:r>
-      <w:r>
-        <w:rPr>
-          <w:u w:val="single" w:color="0000ff"/>
-          <w:rFonts w:ascii="Charis SIL Italic" w:hAnsi="Charis SIL Italic" w:eastAsia="Charis SIL Italic"/>
-          <w:b w:val="0"/>
-          <w:i w:val="0"/>
-          <w:color w:val="000000"/>
-          <w:sz w:val="24"/>
-        </w:rPr>
-        <w:hyperlink r:id="rId30" w:history="1">
-          <w:r>
-            <w:rPr>
-              <w:rStyle w:val="Hyperlink"/>
-            </w:rPr>
-            <w:t>erial re</w:t>
-          </w:r>
-        </w:hyperlink>
-      </w:r>
-      <w:r>
-        <w:rPr>
-          <w:u w:val="single" w:color="0000ff"/>
-          <w:rFonts w:ascii="Charis SIL Italic" w:hAnsi="Charis SIL Italic" w:eastAsia="Charis SIL Italic"/>
-          <w:b w:val="0"/>
-          <w:i w:val="0"/>
-          <w:color w:val="000000"/>
-          <w:sz w:val="24"/>
-        </w:rPr>
-        <w:hyperlink r:id="rId30" w:history="1">
-          <w:r>
-            <w:rPr>
-              <w:rStyle w:val="Hyperlink"/>
-            </w:rPr>
-            <w:t>l</w:t>
-          </w:r>
-        </w:hyperlink>
-      </w:r>
-      <w:r>
-        <w:rPr>
-          <w:u w:val="single" w:color="0000ff"/>
-          <w:rFonts w:ascii="Charis SIL Italic" w:hAnsi="Charis SIL Italic" w:eastAsia="Charis SIL Italic"/>
-          <w:b w:val="0"/>
-          <w:i w:val="0"/>
-          <w:color w:val="000000"/>
-          <w:sz w:val="24"/>
-        </w:rPr>
-        <w:hyperlink r:id="rId30" w:history="1">
-          <w:r>
-            <w:rPr>
-              <w:rStyle w:val="Hyperlink"/>
-            </w:rPr>
-            <w:t xml:space="preserve">evant </w:t>
-          </w:r>
-        </w:hyperlink>
-      </w:r>
-      <w:r>
-        <w:rPr>
-          <w:rFonts w:ascii="Charis SIL Italic" w:hAnsi="Charis SIL Italic" w:eastAsia="Charis SIL Italic"/>
-          <w:b w:val="0"/>
-          <w:i w:val="0"/>
-          <w:color w:val="000000"/>
-          <w:sz w:val="24"/>
-        </w:rPr>
-        <w:t>t</w:t>
-      </w:r>
-      <w:r>
-        <w:rPr>
-          <w:u w:val="single" w:color="0000ff"/>
-          <w:rFonts w:ascii="Charis SIL Italic" w:hAnsi="Charis SIL Italic" w:eastAsia="Charis SIL Italic"/>
-          <w:b w:val="0"/>
-          <w:i w:val="0"/>
-          <w:color w:val="000000"/>
-          <w:sz w:val="24"/>
-        </w:rPr>
-        <w:hyperlink r:id="rId31" w:history="1">
-          <w:r>
-            <w:rPr>
-              <w:rStyle w:val="Hyperlink"/>
-            </w:rPr>
-            <w:t>o rese</w:t>
-          </w:r>
-        </w:hyperlink>
-      </w:r>
-      <w:r>
-        <w:rPr>
-          <w:u w:val="single" w:color="0000ff"/>
-          <w:rFonts w:ascii="Charis SIL Italic" w:hAnsi="Charis SIL Italic" w:eastAsia="Charis SIL Italic"/>
-          <w:b w:val="0"/>
-          <w:i w:val="0"/>
-          <w:color w:val="000000"/>
-          <w:sz w:val="24"/>
-        </w:rPr>
-        <w:hyperlink r:id="rId31" w:history="1">
-          <w:r>
-            <w:rPr>
-              <w:rStyle w:val="Hyperlink"/>
-            </w:rPr>
-            <w:t>arch</w:t>
-          </w:r>
-        </w:hyperlink>
-      </w:r>
-      <w:r>
-        <w:rPr>
-          <w:u w:val="single" w:color="0000ff"/>
-          <w:rFonts w:ascii="Charis SIL Italic" w:hAnsi="Charis SIL Italic" w:eastAsia="Charis SIL Italic"/>
-          <w:b w:val="0"/>
-          <w:i w:val="0"/>
-          <w:color w:val="000000"/>
-          <w:sz w:val="24"/>
-        </w:rPr>
-        <w:t xml:space="preserve"> </w:t>
-      </w:r>
-      <w:r>
-        <w:rPr>
-          <w:u w:val="single" w:color="0000ff"/>
-          <w:rFonts w:ascii="Charis SIL Italic" w:hAnsi="Charis SIL Italic" w:eastAsia="Charis SIL Italic"/>
-          <w:b w:val="0"/>
-          <w:i w:val="0"/>
-          <w:color w:val="000000"/>
-          <w:sz w:val="24"/>
-        </w:rPr>
-        <w:hyperlink r:id="rId31" w:history="1">
-          <w:r>
-            <w:rPr>
-              <w:rStyle w:val="Hyperlink"/>
-            </w:rPr>
-            <w:t>into th</w:t>
-          </w:r>
-        </w:hyperlink>
-      </w:r>
-      <w:r>
-        <w:rPr>
-          <w:rFonts w:ascii="Charis SIL Italic" w:hAnsi="Charis SIL Italic" w:eastAsia="Charis SIL Italic"/>
-          <w:b w:val="0"/>
-          <w:i w:val="0"/>
-          <w:color w:val="000000"/>
-          <w:sz w:val="24"/>
-        </w:rPr>
-        <w:t>e Dut</w:t>
-      </w:r>
-      <w:r>
-        <w:rPr>
-          <w:u w:val="single" w:color="0000ff"/>
-          <w:rFonts w:ascii="Charis SIL Italic" w:hAnsi="Charis SIL Italic" w:eastAsia="Charis SIL Italic"/>
-          <w:b w:val="0"/>
-          <w:i w:val="0"/>
-          <w:color w:val="000000"/>
-          <w:sz w:val="24"/>
-        </w:rPr>
-        <w:hyperlink r:id="rId32" w:history="1">
-          <w:r>
-            <w:rPr>
-              <w:rStyle w:val="Hyperlink"/>
-            </w:rPr>
-            <w:t>ch colo</w:t>
-          </w:r>
-        </w:hyperlink>
+        <w:t>material relevant to research into the Dutch colo</w:t>
       </w:r>
       <w:r>
         <w:rPr>
@@ -4525,36 +4291,7 @@
           <w:color w:val="000000"/>
           <w:sz w:val="24"/>
         </w:rPr>
-        <w:t>which was founded in 1918 by physicist P.H. van Cittert. The b</w:t>
-      </w:r>
-      <w:r>
-        <w:rPr>
-          <w:u w:val="single" w:color="0000ff"/>
-          <w:rFonts w:ascii="Charis SIL Italic" w:hAnsi="Charis SIL Italic" w:eastAsia="Charis SIL Italic"/>
-          <w:b w:val="0"/>
-          <w:i w:val="0"/>
-          <w:color w:val="000000"/>
-          <w:sz w:val="24"/>
-        </w:rPr>
-        <w:t>r</w:t>
-      </w:r>
-      <w:r>
-        <w:rPr>
-          <w:u w:val="single" w:color="0000ff"/>
-          <w:rFonts w:ascii="Charis SIL Italic" w:hAnsi="Charis SIL Italic" w:eastAsia="Charis SIL Italic"/>
-          <w:b w:val="0"/>
-          <w:i w:val="0"/>
-          <w:color w:val="000000"/>
-          <w:sz w:val="24"/>
-        </w:rPr>
-        <w:hyperlink r:id="rId33" w:history="1">
-          <w:r>
-            <w:rPr>
-              <w:rStyle w:val="Hyperlink"/>
-            </w:rPr>
-            <w:t>oad collec</w:t>
-          </w:r>
-        </w:hyperlink>
+        <w:t>which was founded in 1918 by physicist P.H. van Cittert. The broad collec</w:t>
       </w:r>
       <w:r>
         <w:rPr>
@@ -5133,6 +4870,16 @@
       </w:r>
       <w:r>
         <w:rPr>
+          <w:rFonts w:ascii="Charis SIL Italic" w:hAnsi="Charis SIL Italic" w:eastAsia="Charis SIL Italic"/>
+          <w:b w:val="0"/>
+          <w:i w:val="0"/>
+          <w:color w:val="000000"/>
+          <w:sz w:val="24"/>
+        </w:rPr>
+        <w:t>i</w:t>
+      </w:r>
+      <w:r>
+        <w:rPr>
           <w:u w:val="single" w:color="0000ff"/>
           <w:rFonts w:ascii="Charis SIL Italic" w:hAnsi="Charis SIL Italic" w:eastAsia="Charis SIL Italic"/>
           <w:b w:val="0"/>
@@ -5140,7 +4887,7 @@
           <w:color w:val="000000"/>
           <w:sz w:val="24"/>
         </w:rPr>
-        <w:t>i</w:t>
+        <w:t>r</w:t>
       </w:r>
       <w:r>
         <w:rPr>
@@ -5150,7 +4897,7 @@
           <w:color w:val="000000"/>
           <w:sz w:val="24"/>
         </w:rPr>
-        <w:t xml:space="preserve">rst professor of art history and modern languages at the UvA, the museum </w:t>
+        <w:t xml:space="preserve">st professor of art history and modern languages at the UvA, the museum </w:t>
       </w:r>
       <w:r>
         <w:rPr>
@@ -5616,7 +5363,7 @@
           <w:sz w:val="24"/>
           <w:u w:val="single"/>
         </w:rPr>
-        <w:hyperlink r:id="rId43" w:history="1">
+        <w:hyperlink r:id="rId42" w:history="1">
           <w:r>
             <w:rPr>
               <w:rStyle w:val="Hyperlink"/>
@@ -6217,57 +5964,13 @@
       </w:r>
       <w:r>
         <w:rPr>
-          <w:u w:val="single" w:color="0000ff"/>
           <w:rFonts w:ascii="Charis SIL Italic" w:hAnsi="Charis SIL Italic" w:eastAsia="Charis SIL Italic"/>
           <w:b w:val="0"/>
           <w:i w:val="0"/>
           <w:color w:val="000000"/>
           <w:sz w:val="24"/>
         </w:rPr>
-        <w:hyperlink r:id="rId46" w:history="1">
-          <w:r>
-            <w:rPr>
-              <w:rStyle w:val="Hyperlink"/>
-            </w:rPr>
-            <w:t>r</w:t>
-          </w:r>
-        </w:hyperlink>
-      </w:r>
-      <w:r>
-        <w:rPr>
-          <w:u w:val="single" w:color="0000ff"/>
-          <w:rFonts w:ascii="Charis SIL Italic" w:hAnsi="Charis SIL Italic" w:eastAsia="Charis SIL Italic"/>
-          <w:b w:val="0"/>
-          <w:i w:val="0"/>
-          <w:color w:val="000000"/>
-          <w:sz w:val="24"/>
-        </w:rPr>
-        <w:hyperlink r:id="rId46" w:history="1">
-          <w:r>
-            <w:rPr>
-              <w:rStyle w:val="Hyperlink"/>
-            </w:rPr>
-            <w:t>e</w:t>
-          </w:r>
-        </w:hyperlink>
-      </w:r>
-      <w:r>
-        <w:rPr>
-          <w:u w:val="single" w:color="0000ff"/>
-          <w:rFonts w:ascii="Charis SIL Italic" w:hAnsi="Charis SIL Italic" w:eastAsia="Charis SIL Italic"/>
-          <w:b w:val="0"/>
-          <w:i w:val="0"/>
-          <w:color w:val="000000"/>
-          <w:sz w:val="24"/>
-        </w:rPr>
-        <w:hyperlink r:id="rId46" w:history="1">
-          <w:r>
-            <w:rPr>
-              <w:rStyle w:val="Hyperlink"/>
-            </w:rPr>
-            <w:t>lating to Pr</w:t>
-          </w:r>
-        </w:hyperlink>
+        <w:t>relating to Pr</w:t>
       </w:r>
       <w:r>
         <w:rPr>
@@ -6411,36 +6114,7 @@
           <w:color w:val="000000"/>
           <w:sz w:val="24"/>
         </w:rPr>
-        <w:t>The institutional archives can be consulted a</w:t>
-      </w:r>
-      <w:r>
-        <w:rPr>
-          <w:u w:val="single" w:color="0000ff"/>
-          <w:rFonts w:ascii="Charis SIL Italic" w:hAnsi="Charis SIL Italic" w:eastAsia="Charis SIL Italic"/>
-          <w:b w:val="0"/>
-          <w:i w:val="0"/>
-          <w:color w:val="000000"/>
-          <w:sz w:val="24"/>
-        </w:rPr>
-        <w:hyperlink r:id="rId47" w:history="1">
-          <w:r>
-            <w:rPr>
-              <w:rStyle w:val="Hyperlink"/>
-            </w:rPr>
-            <w:t>t the</w:t>
-          </w:r>
-        </w:hyperlink>
-      </w:r>
-      <w:r>
-        <w:rPr>
-          <w:u w:val="single" w:color="0000ff"/>
-          <w:rFonts w:ascii="Charis SIL Italic" w:hAnsi="Charis SIL Italic" w:eastAsia="Charis SIL Italic"/>
-          <w:b w:val="0"/>
-          <w:i w:val="0"/>
-          <w:color w:val="000000"/>
-          <w:sz w:val="24"/>
-        </w:rPr>
-        <w:t xml:space="preserve"> </w:t>
+        <w:t xml:space="preserve">The institutional archives can be consulted at the </w:t>
       </w:r>
       <w:r>
         <w:rPr>
@@ -6449,7 +6123,6 @@
           <w:i w:val="0"/>
           <w:color w:val="0000FF"/>
           <w:sz w:val="24"/>
-          <w:u w:val="single"/>
         </w:rPr>
         <w:hyperlink r:id="rId47" w:history="1">
           <w:r>
@@ -7120,7 +6793,7 @@
           <w:sz w:val="24"/>
           <w:u w:val="single"/>
         </w:rPr>
-        <w:t>Scientific research in col</w:t>
+        <w:t>Scientific research in co</w:t>
       </w:r>
       <w:r>
         <w:rPr>
@@ -7131,7 +6804,7 @@
           <w:sz w:val="24"/>
           <w:u w:val="single"/>
         </w:rPr>
-        <w:t>onised territorie</w:t>
+        <w:t>l</w:t>
       </w:r>
       <w:r>
         <w:rPr>
@@ -7140,8 +6813,9 @@
           <w:i w:val="0"/>
           <w:color w:val="0000FF"/>
           <w:sz w:val="24"/>
-        </w:rPr>
-        <w:t>s</w:t>
+          <w:u w:val="single"/>
+        </w:rPr>
+        <w:t>onised territories</w:t>
       </w:r>
       <w:r>
         <w:br/>

--- a/EXPORTS/DOCX/published/niveau3/English/UniversityMus.docx
+++ b/EXPORTS/DOCX/published/niveau3/English/UniversityMus.docx
@@ -165,17 +165,24 @@
           <w:i w:val="0"/>
           <w:color w:val="0000FF"/>
           <w:sz w:val="24"/>
+        </w:rPr>
+        <w:hyperlink r:id="rId9" w:history="1">
+          <w:r>
+            <w:rPr>
+              <w:rStyle w:val="Hyperlink"/>
+            </w:rPr>
+            <w:t>i</w:t>
+          </w:r>
+        </w:hyperlink>
+      </w:r>
+      <w:r>
+        <w:rPr>
+          <w:rFonts w:ascii="Charis SIL Italic" w:hAnsi="Charis SIL Italic" w:eastAsia="Charis SIL Italic"/>
+          <w:b w:val="0"/>
+          <w:i w:val="0"/>
+          <w:color w:val="0000FF"/>
+          <w:sz w:val="24"/>
           <w:u w:val="single"/>
-        </w:rPr>
-        <w:t>i</w:t>
-      </w:r>
-      <w:r>
-        <w:rPr>
-          <w:rFonts w:ascii="Charis SIL Italic" w:hAnsi="Charis SIL Italic" w:eastAsia="Charis SIL Italic"/>
-          <w:b w:val="0"/>
-          <w:i w:val="0"/>
-          <w:color w:val="0000FF"/>
-          <w:sz w:val="24"/>
         </w:rPr>
         <w:t>c</w:t>
       </w:r>
@@ -1742,8 +1749,16 @@
           <w:i w:val="0"/>
           <w:color w:val="0000FF"/>
           <w:sz w:val="24"/>
-        </w:rPr>
-        <w:t>a</w:t>
+          <w:u w:val="single"/>
+        </w:rPr>
+        <w:hyperlink r:id="rId18" w:history="1">
+          <w:r>
+            <w:rPr>
+              <w:rStyle w:val="Hyperlink"/>
+            </w:rPr>
+            <w:t>a</w:t>
+          </w:r>
+        </w:hyperlink>
       </w:r>
       <w:r>
         <w:rPr>
@@ -1754,7 +1769,7 @@
           <w:sz w:val="24"/>
           <w:u w:val="single"/>
         </w:rPr>
-        <w:hyperlink r:id="rId15" w:history="1">
+        <w:hyperlink r:id="rId18" w:history="1">
           <w:r>
             <w:rPr>
               <w:rStyle w:val="Hyperlink"/>
@@ -1783,7 +1798,7 @@
           <w:sz w:val="24"/>
           <w:u w:val="single"/>
         </w:rPr>
-        <w:hyperlink r:id="rId15" w:history="1">
+        <w:hyperlink r:id="rId18" w:history="1">
           <w:r>
             <w:rPr>
               <w:rStyle w:val="Hyperlink"/>
@@ -1801,7 +1816,7 @@
           <w:sz w:val="24"/>
           <w:u w:val="single"/>
         </w:rPr>
-        <w:hyperlink r:id="rId15" w:history="1">
+        <w:hyperlink r:id="rId18" w:history="1">
           <w:r>
             <w:rPr>
               <w:rStyle w:val="Hyperlink"/>
@@ -2514,7 +2529,54 @@
           <w:color w:val="000000"/>
           <w:sz w:val="24"/>
         </w:rPr>
-        <w:t xml:space="preserve"> (please consult the relevant research aid). Until 2003 this co</w:t>
+        <w:t xml:space="preserve"> (please consult the relevant research aid). Unt</w:t>
+      </w:r>
+      <w:r>
+        <w:rPr>
+          <w:u w:val="single" w:color="0000ff"/>
+          <w:rFonts w:ascii="Charis SIL Italic" w:hAnsi="Charis SIL Italic" w:eastAsia="Charis SIL Italic"/>
+          <w:b w:val="0"/>
+          <w:i w:val="0"/>
+          <w:color w:val="000000"/>
+          <w:sz w:val="24"/>
+        </w:rPr>
+        <w:t>i</w:t>
+      </w:r>
+      <w:r>
+        <w:rPr>
+          <w:u w:val="single" w:color="0000ff"/>
+          <w:rFonts w:ascii="Charis SIL Italic" w:hAnsi="Charis SIL Italic" w:eastAsia="Charis SIL Italic"/>
+          <w:b w:val="0"/>
+          <w:i w:val="0"/>
+          <w:color w:val="000000"/>
+          <w:sz w:val="24"/>
+        </w:rPr>
+        <w:hyperlink r:id="rId22" w:history="1">
+          <w:r>
+            <w:rPr>
+              <w:rStyle w:val="Hyperlink"/>
+            </w:rPr>
+            <w:t>l 2003 th</w:t>
+          </w:r>
+        </w:hyperlink>
+      </w:r>
+      <w:r>
+        <w:rPr>
+          <w:u w:val="single" w:color="0000ff"/>
+          <w:rFonts w:ascii="Charis SIL Italic" w:hAnsi="Charis SIL Italic" w:eastAsia="Charis SIL Italic"/>
+          <w:b w:val="0"/>
+          <w:i w:val="0"/>
+          <w:color w:val="000000"/>
+          <w:sz w:val="24"/>
+        </w:rPr>
+        <w:hyperlink r:id="rId22" w:history="1">
+          <w:r>
+            <w:rPr>
+              <w:rStyle w:val="Hyperlink"/>
+            </w:rPr>
+            <w:t>is co</w:t>
+          </w:r>
+        </w:hyperlink>
       </w:r>
       <w:r>
         <w:rPr>
@@ -3887,7 +3949,6 @@
           <w:i w:val="0"/>
           <w:color w:val="0000FF"/>
           <w:sz w:val="24"/>
-          <w:u w:val="single"/>
         </w:rPr>
         <w:t xml:space="preserve">and </w:t>
       </w:r>
@@ -3916,7 +3977,6 @@
           <w:i w:val="0"/>
           <w:color w:val="0000FF"/>
           <w:sz w:val="24"/>
-          <w:u w:val="single"/>
         </w:rPr>
         <w:t xml:space="preserve"> </w:t>
       </w:r>
@@ -3940,13 +4000,21 @@
       </w:r>
       <w:r>
         <w:rPr>
+          <w:u w:val="single" w:color="0000ff"/>
           <w:rFonts w:ascii="Charis SIL Italic" w:hAnsi="Charis SIL Italic" w:eastAsia="Charis SIL Italic"/>
           <w:b w:val="0"/>
           <w:i w:val="0"/>
           <w:color w:val="000000"/>
           <w:sz w:val="24"/>
         </w:rPr>
-        <w:t xml:space="preserve">, </w:t>
+        <w:hyperlink r:id="rId28" w:history="1">
+          <w:r>
+            <w:rPr>
+              <w:rStyle w:val="Hyperlink"/>
+            </w:rPr>
+            <w:t xml:space="preserve">, </w:t>
+          </w:r>
+        </w:hyperlink>
       </w:r>
       <w:r>
         <w:rPr>
@@ -3957,7 +4025,7 @@
           <w:sz w:val="24"/>
           <w:u w:val="single"/>
         </w:rPr>
-        <w:hyperlink r:id="rId28" w:history="1">
+        <w:hyperlink r:id="rId31" w:history="1">
           <w:r>
             <w:rPr>
               <w:rStyle w:val="Hyperlink"/>
@@ -4147,13 +4215,171 @@
       </w:r>
       <w:r>
         <w:rPr>
+          <w:u w:val="single" w:color="0000ff"/>
           <w:rFonts w:ascii="Charis SIL Italic" w:hAnsi="Charis SIL Italic" w:eastAsia="Charis SIL Italic"/>
           <w:b w:val="0"/>
           <w:i w:val="0"/>
           <w:color w:val="000000"/>
           <w:sz w:val="24"/>
         </w:rPr>
-        <w:t>material relevant to research into the Dutch colo</w:t>
+        <w:hyperlink r:id="rId30" w:history="1">
+          <w:r>
+            <w:rPr>
+              <w:rStyle w:val="Hyperlink"/>
+            </w:rPr>
+            <w:t>mat</w:t>
+          </w:r>
+        </w:hyperlink>
+      </w:r>
+      <w:r>
+        <w:rPr>
+          <w:u w:val="single" w:color="0000ff"/>
+          <w:rFonts w:ascii="Charis SIL Italic" w:hAnsi="Charis SIL Italic" w:eastAsia="Charis SIL Italic"/>
+          <w:b w:val="0"/>
+          <w:i w:val="0"/>
+          <w:color w:val="000000"/>
+          <w:sz w:val="24"/>
+        </w:rPr>
+        <w:hyperlink r:id="rId30" w:history="1">
+          <w:r>
+            <w:rPr>
+              <w:rStyle w:val="Hyperlink"/>
+            </w:rPr>
+            <w:t>erial re</w:t>
+          </w:r>
+        </w:hyperlink>
+      </w:r>
+      <w:r>
+        <w:rPr>
+          <w:u w:val="single" w:color="0000ff"/>
+          <w:rFonts w:ascii="Charis SIL Italic" w:hAnsi="Charis SIL Italic" w:eastAsia="Charis SIL Italic"/>
+          <w:b w:val="0"/>
+          <w:i w:val="0"/>
+          <w:color w:val="000000"/>
+          <w:sz w:val="24"/>
+        </w:rPr>
+        <w:hyperlink r:id="rId30" w:history="1">
+          <w:r>
+            <w:rPr>
+              <w:rStyle w:val="Hyperlink"/>
+            </w:rPr>
+            <w:t>l</w:t>
+          </w:r>
+        </w:hyperlink>
+      </w:r>
+      <w:r>
+        <w:rPr>
+          <w:u w:val="single" w:color="0000ff"/>
+          <w:rFonts w:ascii="Charis SIL Italic" w:hAnsi="Charis SIL Italic" w:eastAsia="Charis SIL Italic"/>
+          <w:b w:val="0"/>
+          <w:i w:val="0"/>
+          <w:color w:val="000000"/>
+          <w:sz w:val="24"/>
+        </w:rPr>
+        <w:hyperlink r:id="rId30" w:history="1">
+          <w:r>
+            <w:rPr>
+              <w:rStyle w:val="Hyperlink"/>
+            </w:rPr>
+            <w:t xml:space="preserve">evant </w:t>
+          </w:r>
+        </w:hyperlink>
+      </w:r>
+      <w:r>
+        <w:rPr>
+          <w:rFonts w:ascii="Charis SIL Italic" w:hAnsi="Charis SIL Italic" w:eastAsia="Charis SIL Italic"/>
+          <w:b w:val="0"/>
+          <w:i w:val="0"/>
+          <w:color w:val="000000"/>
+          <w:sz w:val="24"/>
+        </w:rPr>
+        <w:t>t</w:t>
+      </w:r>
+      <w:r>
+        <w:rPr>
+          <w:u w:val="single" w:color="0000ff"/>
+          <w:rFonts w:ascii="Charis SIL Italic" w:hAnsi="Charis SIL Italic" w:eastAsia="Charis SIL Italic"/>
+          <w:b w:val="0"/>
+          <w:i w:val="0"/>
+          <w:color w:val="000000"/>
+          <w:sz w:val="24"/>
+        </w:rPr>
+        <w:hyperlink r:id="rId31" w:history="1">
+          <w:r>
+            <w:rPr>
+              <w:rStyle w:val="Hyperlink"/>
+            </w:rPr>
+            <w:t>o rese</w:t>
+          </w:r>
+        </w:hyperlink>
+      </w:r>
+      <w:r>
+        <w:rPr>
+          <w:u w:val="single" w:color="0000ff"/>
+          <w:rFonts w:ascii="Charis SIL Italic" w:hAnsi="Charis SIL Italic" w:eastAsia="Charis SIL Italic"/>
+          <w:b w:val="0"/>
+          <w:i w:val="0"/>
+          <w:color w:val="000000"/>
+          <w:sz w:val="24"/>
+        </w:rPr>
+        <w:hyperlink r:id="rId31" w:history="1">
+          <w:r>
+            <w:rPr>
+              <w:rStyle w:val="Hyperlink"/>
+            </w:rPr>
+            <w:t>arch</w:t>
+          </w:r>
+        </w:hyperlink>
+      </w:r>
+      <w:r>
+        <w:rPr>
+          <w:u w:val="single" w:color="0000ff"/>
+          <w:rFonts w:ascii="Charis SIL Italic" w:hAnsi="Charis SIL Italic" w:eastAsia="Charis SIL Italic"/>
+          <w:b w:val="0"/>
+          <w:i w:val="0"/>
+          <w:color w:val="000000"/>
+          <w:sz w:val="24"/>
+        </w:rPr>
+        <w:t xml:space="preserve"> </w:t>
+      </w:r>
+      <w:r>
+        <w:rPr>
+          <w:u w:val="single" w:color="0000ff"/>
+          <w:rFonts w:ascii="Charis SIL Italic" w:hAnsi="Charis SIL Italic" w:eastAsia="Charis SIL Italic"/>
+          <w:b w:val="0"/>
+          <w:i w:val="0"/>
+          <w:color w:val="000000"/>
+          <w:sz w:val="24"/>
+        </w:rPr>
+        <w:hyperlink r:id="rId31" w:history="1">
+          <w:r>
+            <w:rPr>
+              <w:rStyle w:val="Hyperlink"/>
+            </w:rPr>
+            <w:t>into th</w:t>
+          </w:r>
+        </w:hyperlink>
+      </w:r>
+      <w:r>
+        <w:rPr>
+          <w:rFonts w:ascii="Charis SIL Italic" w:hAnsi="Charis SIL Italic" w:eastAsia="Charis SIL Italic"/>
+          <w:b w:val="0"/>
+          <w:i w:val="0"/>
+          <w:color w:val="000000"/>
+          <w:sz w:val="24"/>
+        </w:rPr>
+        <w:t>e Dut</w:t>
+      </w:r>
+      <w:r>
+        <w:rPr>
+          <w:u w:val="single" w:color="0000ff"/>
+          <w:rFonts w:ascii="Charis SIL Italic" w:hAnsi="Charis SIL Italic" w:eastAsia="Charis SIL Italic"/>
+          <w:b w:val="0"/>
+          <w:i w:val="0"/>
+          <w:color w:val="000000"/>
+          <w:sz w:val="24"/>
+        </w:rPr>
+        <w:t>ch colo</w:t>
       </w:r>
       <w:r>
         <w:rPr>
@@ -4870,6 +5096,7 @@
       </w:r>
       <w:r>
         <w:rPr>
+          <w:u w:val="single" w:color="0000ff"/>
           <w:rFonts w:ascii="Charis SIL Italic" w:hAnsi="Charis SIL Italic" w:eastAsia="Charis SIL Italic"/>
           <w:b w:val="0"/>
           <w:i w:val="0"/>
@@ -4880,24 +5107,13 @@
       </w:r>
       <w:r>
         <w:rPr>
-          <w:u w:val="single" w:color="0000ff"/>
           <w:rFonts w:ascii="Charis SIL Italic" w:hAnsi="Charis SIL Italic" w:eastAsia="Charis SIL Italic"/>
           <w:b w:val="0"/>
           <w:i w:val="0"/>
           <w:color w:val="000000"/>
           <w:sz w:val="24"/>
         </w:rPr>
-        <w:t>r</w:t>
-      </w:r>
-      <w:r>
-        <w:rPr>
-          <w:rFonts w:ascii="Charis SIL Italic" w:hAnsi="Charis SIL Italic" w:eastAsia="Charis SIL Italic"/>
-          <w:b w:val="0"/>
-          <w:i w:val="0"/>
-          <w:color w:val="000000"/>
-          <w:sz w:val="24"/>
-        </w:rPr>
-        <w:t xml:space="preserve">st professor of art history and modern languages at the UvA, the museum </w:t>
+        <w:t xml:space="preserve">rst professor of art history and modern languages at the UvA, the museum </w:t>
       </w:r>
       <w:r>
         <w:rPr>
@@ -5323,25 +5539,7 @@
           <w:color w:val="000000"/>
           <w:sz w:val="24"/>
         </w:rPr>
-        <w:t>been managed by the UvA since 1859. The collection was largely asse</w:t>
-      </w:r>
-      <w:r>
-        <w:rPr>
-          <w:u w:val="single" w:color="0000ff"/>
-          <w:rFonts w:ascii="Charis SIL Italic" w:hAnsi="Charis SIL Italic" w:eastAsia="Charis SIL Italic"/>
-          <w:b w:val="0"/>
-          <w:i w:val="0"/>
-          <w:color w:val="000000"/>
-          <w:sz w:val="24"/>
-        </w:rPr>
-        <w:hyperlink r:id="rId42" w:history="1">
-          <w:r>
-            <w:rPr>
-              <w:rStyle w:val="Hyperlink"/>
-            </w:rPr>
-            <w:t>mbled by</w:t>
-          </w:r>
-        </w:hyperlink>
+        <w:t>been managed by the UvA since 1859. The collection was largely assembled by</w:t>
       </w:r>
       <w:r>
         <w:rPr>
@@ -5970,7 +6168,43 @@
           <w:color w:val="000000"/>
           <w:sz w:val="24"/>
         </w:rPr>
-        <w:t>relating to Pr</w:t>
+        <w:t>r</w:t>
+      </w:r>
+      <w:r>
+        <w:rPr>
+          <w:u w:val="single" w:color="0000ff"/>
+          <w:rFonts w:ascii="Charis SIL Italic" w:hAnsi="Charis SIL Italic" w:eastAsia="Charis SIL Italic"/>
+          <w:b w:val="0"/>
+          <w:i w:val="0"/>
+          <w:color w:val="000000"/>
+          <w:sz w:val="24"/>
+        </w:rPr>
+        <w:hyperlink r:id="rId46" w:history="1">
+          <w:r>
+            <w:rPr>
+              <w:rStyle w:val="Hyperlink"/>
+            </w:rPr>
+            <w:t>e</w:t>
+          </w:r>
+        </w:hyperlink>
+      </w:r>
+      <w:r>
+        <w:rPr>
+          <w:u w:val="single" w:color="0000ff"/>
+          <w:rFonts w:ascii="Charis SIL Italic" w:hAnsi="Charis SIL Italic" w:eastAsia="Charis SIL Italic"/>
+          <w:b w:val="0"/>
+          <w:i w:val="0"/>
+          <w:color w:val="000000"/>
+          <w:sz w:val="24"/>
+        </w:rPr>
+        <w:hyperlink r:id="rId46" w:history="1">
+          <w:r>
+            <w:rPr>
+              <w:rStyle w:val="Hyperlink"/>
+            </w:rPr>
+            <w:t>lating to Pr</w:t>
+          </w:r>
+        </w:hyperlink>
       </w:r>
       <w:r>
         <w:rPr>
@@ -6114,7 +6348,36 @@
           <w:color w:val="000000"/>
           <w:sz w:val="24"/>
         </w:rPr>
-        <w:t xml:space="preserve">The institutional archives can be consulted at the </w:t>
+        <w:t>The institutional archives can be consulted a</w:t>
+      </w:r>
+      <w:r>
+        <w:rPr>
+          <w:u w:val="single" w:color="0000ff"/>
+          <w:rFonts w:ascii="Charis SIL Italic" w:hAnsi="Charis SIL Italic" w:eastAsia="Charis SIL Italic"/>
+          <w:b w:val="0"/>
+          <w:i w:val="0"/>
+          <w:color w:val="000000"/>
+          <w:sz w:val="24"/>
+        </w:rPr>
+        <w:hyperlink r:id="rId47" w:history="1">
+          <w:r>
+            <w:rPr>
+              <w:rStyle w:val="Hyperlink"/>
+            </w:rPr>
+            <w:t>t the</w:t>
+          </w:r>
+        </w:hyperlink>
+      </w:r>
+      <w:r>
+        <w:rPr>
+          <w:u w:val="single" w:color="0000ff"/>
+          <w:rFonts w:ascii="Charis SIL Italic" w:hAnsi="Charis SIL Italic" w:eastAsia="Charis SIL Italic"/>
+          <w:b w:val="0"/>
+          <w:i w:val="0"/>
+          <w:color w:val="000000"/>
+          <w:sz w:val="24"/>
+        </w:rPr>
+        <w:t xml:space="preserve"> </w:t>
       </w:r>
       <w:r>
         <w:rPr>
@@ -6123,6 +6386,7 @@
           <w:i w:val="0"/>
           <w:color w:val="0000FF"/>
           <w:sz w:val="24"/>
+          <w:u w:val="single"/>
         </w:rPr>
         <w:hyperlink r:id="rId47" w:history="1">
           <w:r>

--- a/EXPORTS/DOCX/published/niveau3/English/UniversityMus.docx
+++ b/EXPORTS/DOCX/published/niveau3/English/UniversityMus.docx
@@ -1751,14 +1751,7 @@
           <w:sz w:val="24"/>
           <w:u w:val="single"/>
         </w:rPr>
-        <w:hyperlink r:id="rId18" w:history="1">
-          <w:r>
-            <w:rPr>
-              <w:rStyle w:val="Hyperlink"/>
-            </w:rPr>
-            <w:t>a</w:t>
-          </w:r>
-        </w:hyperlink>
+        <w:t>a</w:t>
       </w:r>
       <w:r>
         <w:rPr>
@@ -1769,7 +1762,7 @@
           <w:sz w:val="24"/>
           <w:u w:val="single"/>
         </w:rPr>
-        <w:hyperlink r:id="rId18" w:history="1">
+        <w:hyperlink r:id="rId15" w:history="1">
           <w:r>
             <w:rPr>
               <w:rStyle w:val="Hyperlink"/>
@@ -1798,7 +1791,7 @@
           <w:sz w:val="24"/>
           <w:u w:val="single"/>
         </w:rPr>
-        <w:hyperlink r:id="rId18" w:history="1">
+        <w:hyperlink r:id="rId15" w:history="1">
           <w:r>
             <w:rPr>
               <w:rStyle w:val="Hyperlink"/>
@@ -1816,7 +1809,7 @@
           <w:sz w:val="24"/>
           <w:u w:val="single"/>
         </w:rPr>
-        <w:hyperlink r:id="rId18" w:history="1">
+        <w:hyperlink r:id="rId15" w:history="1">
           <w:r>
             <w:rPr>
               <w:rStyle w:val="Hyperlink"/>
@@ -3949,24 +3942,14 @@
           <w:i w:val="0"/>
           <w:color w:val="0000FF"/>
           <w:sz w:val="24"/>
-        </w:rPr>
-        <w:t xml:space="preserve">and </w:t>
-      </w:r>
-      <w:r>
-        <w:rPr>
-          <w:rFonts w:ascii="Charis SIL Italic" w:hAnsi="Charis SIL Italic" w:eastAsia="Charis SIL Italic"/>
-          <w:b w:val="0"/>
-          <w:i w:val="0"/>
-          <w:color w:val="0000FF"/>
-          <w:sz w:val="24"/>
           <w:u w:val="single"/>
         </w:rPr>
-        <w:hyperlink r:id="rId28" w:history="1">
+        <w:hyperlink r:id="rId30" w:history="1">
           <w:r>
             <w:rPr>
               <w:rStyle w:val="Hyperlink"/>
             </w:rPr>
-            <w:t>special</w:t>
+            <w:t>and</w:t>
           </w:r>
         </w:hyperlink>
       </w:r>
@@ -3987,9 +3970,29 @@
           <w:i w:val="0"/>
           <w:color w:val="0000FF"/>
           <w:sz w:val="24"/>
+        </w:rPr>
+        <w:t>special</w:t>
+      </w:r>
+      <w:r>
+        <w:rPr>
+          <w:rFonts w:ascii="Charis SIL Italic" w:hAnsi="Charis SIL Italic" w:eastAsia="Charis SIL Italic"/>
+          <w:b w:val="0"/>
+          <w:i w:val="0"/>
+          <w:color w:val="0000FF"/>
+          <w:sz w:val="24"/>
+        </w:rPr>
+        <w:t xml:space="preserve"> </w:t>
+      </w:r>
+      <w:r>
+        <w:rPr>
+          <w:rFonts w:ascii="Charis SIL Italic" w:hAnsi="Charis SIL Italic" w:eastAsia="Charis SIL Italic"/>
+          <w:b w:val="0"/>
+          <w:i w:val="0"/>
+          <w:color w:val="0000FF"/>
+          <w:sz w:val="24"/>
           <w:u w:val="single"/>
         </w:rPr>
-        <w:hyperlink r:id="rId28" w:history="1">
+        <w:hyperlink r:id="rId30" w:history="1">
           <w:r>
             <w:rPr>
               <w:rStyle w:val="Hyperlink"/>
@@ -4000,21 +4003,13 @@
       </w:r>
       <w:r>
         <w:rPr>
-          <w:u w:val="single" w:color="0000ff"/>
-          <w:rFonts w:ascii="Charis SIL Italic" w:hAnsi="Charis SIL Italic" w:eastAsia="Charis SIL Italic"/>
-          <w:b w:val="0"/>
-          <w:i w:val="0"/>
-          <w:color w:val="000000"/>
-          <w:sz w:val="24"/>
-        </w:rPr>
-        <w:hyperlink r:id="rId28" w:history="1">
-          <w:r>
-            <w:rPr>
-              <w:rStyle w:val="Hyperlink"/>
-            </w:rPr>
-            <w:t xml:space="preserve">, </w:t>
-          </w:r>
-        </w:hyperlink>
+          <w:rFonts w:ascii="Charis SIL Italic" w:hAnsi="Charis SIL Italic" w:eastAsia="Charis SIL Italic"/>
+          <w:b w:val="0"/>
+          <w:i w:val="0"/>
+          <w:color w:val="000000"/>
+          <w:sz w:val="24"/>
+        </w:rPr>
+        <w:t xml:space="preserve">, </w:t>
       </w:r>
       <w:r>
         <w:rPr>
@@ -4215,21 +4210,13 @@
       </w:r>
       <w:r>
         <w:rPr>
-          <w:u w:val="single" w:color="0000ff"/>
-          <w:rFonts w:ascii="Charis SIL Italic" w:hAnsi="Charis SIL Italic" w:eastAsia="Charis SIL Italic"/>
-          <w:b w:val="0"/>
-          <w:i w:val="0"/>
-          <w:color w:val="000000"/>
-          <w:sz w:val="24"/>
-        </w:rPr>
-        <w:hyperlink r:id="rId30" w:history="1">
-          <w:r>
-            <w:rPr>
-              <w:rStyle w:val="Hyperlink"/>
-            </w:rPr>
-            <w:t>mat</w:t>
-          </w:r>
-        </w:hyperlink>
+          <w:rFonts w:ascii="Charis SIL Italic" w:hAnsi="Charis SIL Italic" w:eastAsia="Charis SIL Italic"/>
+          <w:b w:val="0"/>
+          <w:i w:val="0"/>
+          <w:color w:val="000000"/>
+          <w:sz w:val="24"/>
+        </w:rPr>
+        <w:t>mat</w:t>
       </w:r>
       <w:r>
         <w:rPr>
@@ -4379,7 +4366,14 @@
           <w:color w:val="000000"/>
           <w:sz w:val="24"/>
         </w:rPr>
-        <w:t>ch colo</w:t>
+        <w:hyperlink r:id="rId32" w:history="1">
+          <w:r>
+            <w:rPr>
+              <w:rStyle w:val="Hyperlink"/>
+            </w:rPr>
+            <w:t>ch colo</w:t>
+          </w:r>
+        </w:hyperlink>
       </w:r>
       <w:r>
         <w:rPr>
@@ -4517,7 +4511,18 @@
           <w:color w:val="000000"/>
           <w:sz w:val="24"/>
         </w:rPr>
-        <w:t>which was founded in 1918 by physicist P.H. van Cittert. The broad collec</w:t>
+        <w:t>which was founded in 1918 by physicist P.H. van Cittert. The b</w:t>
+      </w:r>
+      <w:r>
+        <w:rPr>
+          <w:u w:val="single" w:color="0000ff"/>
+          <w:rFonts w:ascii="Charis SIL Italic" w:hAnsi="Charis SIL Italic" w:eastAsia="Charis SIL Italic"/>
+          <w:b w:val="0"/>
+          <w:i w:val="0"/>
+          <w:color w:val="000000"/>
+          <w:sz w:val="24"/>
+        </w:rPr>
+        <w:t>road collec</w:t>
       </w:r>
       <w:r>
         <w:rPr>
@@ -4637,13 +4642,60 @@
       </w:r>
       <w:r>
         <w:rPr>
-          <w:rFonts w:ascii="Charis SIL Italic" w:hAnsi="Charis SIL Italic" w:eastAsia="Charis SIL Italic"/>
-          <w:b w:val="0"/>
-          <w:i w:val="0"/>
-          <w:color w:val="000000"/>
-          <w:sz w:val="24"/>
-        </w:rPr>
-        <w:t xml:space="preserve">for the research of physical anthropologist </w:t>
+          <w:u w:val="single" w:color="0000ff"/>
+          <w:rFonts w:ascii="Charis SIL Italic" w:hAnsi="Charis SIL Italic" w:eastAsia="Charis SIL Italic"/>
+          <w:b w:val="0"/>
+          <w:i w:val="0"/>
+          <w:color w:val="000000"/>
+          <w:sz w:val="24"/>
+        </w:rPr>
+        <w:hyperlink r:id="rId34" w:history="1">
+          <w:r>
+            <w:rPr>
+              <w:rStyle w:val="Hyperlink"/>
+            </w:rPr>
+            <w:t>for the</w:t>
+          </w:r>
+        </w:hyperlink>
+      </w:r>
+      <w:r>
+        <w:rPr>
+          <w:u w:val="single" w:color="0000ff"/>
+          <w:rFonts w:ascii="Charis SIL Italic" w:hAnsi="Charis SIL Italic" w:eastAsia="Charis SIL Italic"/>
+          <w:b w:val="0"/>
+          <w:i w:val="0"/>
+          <w:color w:val="000000"/>
+          <w:sz w:val="24"/>
+        </w:rPr>
+        <w:t xml:space="preserve"> </w:t>
+      </w:r>
+      <w:r>
+        <w:rPr>
+          <w:u w:val="single" w:color="0000ff"/>
+          <w:rFonts w:ascii="Charis SIL Italic" w:hAnsi="Charis SIL Italic" w:eastAsia="Charis SIL Italic"/>
+          <w:b w:val="0"/>
+          <w:i w:val="0"/>
+          <w:color w:val="000000"/>
+          <w:sz w:val="24"/>
+        </w:rPr>
+        <w:hyperlink r:id="rId34" w:history="1">
+          <w:r>
+            <w:rPr>
+              <w:rStyle w:val="Hyperlink"/>
+            </w:rPr>
+            <w:t>resea</w:t>
+          </w:r>
+        </w:hyperlink>
+      </w:r>
+      <w:r>
+        <w:rPr>
+          <w:rFonts w:ascii="Charis SIL Italic" w:hAnsi="Charis SIL Italic" w:eastAsia="Charis SIL Italic"/>
+          <w:b w:val="0"/>
+          <w:i w:val="0"/>
+          <w:color w:val="000000"/>
+          <w:sz w:val="24"/>
+        </w:rPr>
+        <w:t xml:space="preserve">rch of physical anthropologist </w:t>
       </w:r>
       <w:r>
         <w:rPr>
@@ -5096,6 +5148,16 @@
       </w:r>
       <w:r>
         <w:rPr>
+          <w:rFonts w:ascii="Charis SIL Italic" w:hAnsi="Charis SIL Italic" w:eastAsia="Charis SIL Italic"/>
+          <w:b w:val="0"/>
+          <w:i w:val="0"/>
+          <w:color w:val="000000"/>
+          <w:sz w:val="24"/>
+        </w:rPr>
+        <w:t>i</w:t>
+      </w:r>
+      <w:r>
+        <w:rPr>
           <w:u w:val="single" w:color="0000ff"/>
           <w:rFonts w:ascii="Charis SIL Italic" w:hAnsi="Charis SIL Italic" w:eastAsia="Charis SIL Italic"/>
           <w:b w:val="0"/>
@@ -5103,17 +5165,17 @@
           <w:color w:val="000000"/>
           <w:sz w:val="24"/>
         </w:rPr>
-        <w:t>i</w:t>
-      </w:r>
-      <w:r>
-        <w:rPr>
-          <w:rFonts w:ascii="Charis SIL Italic" w:hAnsi="Charis SIL Italic" w:eastAsia="Charis SIL Italic"/>
-          <w:b w:val="0"/>
-          <w:i w:val="0"/>
-          <w:color w:val="000000"/>
-          <w:sz w:val="24"/>
-        </w:rPr>
-        <w:t xml:space="preserve">rst professor of art history and modern languages at the UvA, the museum </w:t>
+        <w:t>r</w:t>
+      </w:r>
+      <w:r>
+        <w:rPr>
+          <w:rFonts w:ascii="Charis SIL Italic" w:hAnsi="Charis SIL Italic" w:eastAsia="Charis SIL Italic"/>
+          <w:b w:val="0"/>
+          <w:i w:val="0"/>
+          <w:color w:val="000000"/>
+          <w:sz w:val="24"/>
+        </w:rPr>
+        <w:t xml:space="preserve">st professor of art history and modern languages at the UvA, the museum </w:t>
       </w:r>
       <w:r>
         <w:rPr>
@@ -6162,13 +6224,21 @@
       </w:r>
       <w:r>
         <w:rPr>
-          <w:rFonts w:ascii="Charis SIL Italic" w:hAnsi="Charis SIL Italic" w:eastAsia="Charis SIL Italic"/>
-          <w:b w:val="0"/>
-          <w:i w:val="0"/>
-          <w:color w:val="000000"/>
-          <w:sz w:val="24"/>
-        </w:rPr>
-        <w:t>r</w:t>
+          <w:u w:val="single" w:color="0000ff"/>
+          <w:rFonts w:ascii="Charis SIL Italic" w:hAnsi="Charis SIL Italic" w:eastAsia="Charis SIL Italic"/>
+          <w:b w:val="0"/>
+          <w:i w:val="0"/>
+          <w:color w:val="000000"/>
+          <w:sz w:val="24"/>
+        </w:rPr>
+        <w:hyperlink r:id="rId46" w:history="1">
+          <w:r>
+            <w:rPr>
+              <w:rStyle w:val="Hyperlink"/>
+            </w:rPr>
+            <w:t>r</w:t>
+          </w:r>
+        </w:hyperlink>
       </w:r>
       <w:r>
         <w:rPr>

--- a/EXPORTS/DOCX/published/niveau3/English/UniversityMus.docx
+++ b/EXPORTS/DOCX/published/niveau3/English/UniversityMus.docx
@@ -535,7 +535,50 @@
           <w:color w:val="000000"/>
           <w:sz w:val="24"/>
         </w:rPr>
-        <w:t>rmer [Gerardus van der</w:t>
+        <w:hyperlink r:id="rId10" w:history="1">
+          <w:r>
+            <w:rPr>
+              <w:rStyle w:val="Hyperlink"/>
+            </w:rPr>
+            <w:t>rmer [Gerar</w:t>
+          </w:r>
+        </w:hyperlink>
+      </w:r>
+      <w:r>
+        <w:rPr>
+          <w:u w:val="single" w:color="0000ff"/>
+          <w:rFonts w:ascii="Charis SIL Italic" w:hAnsi="Charis SIL Italic" w:eastAsia="Charis SIL Italic"/>
+          <w:b w:val="0"/>
+          <w:i w:val="0"/>
+          <w:color w:val="000000"/>
+          <w:sz w:val="24"/>
+        </w:rPr>
+        <w:hyperlink r:id="rId10" w:history="1">
+          <w:r>
+            <w:rPr>
+              <w:rStyle w:val="Hyperlink"/>
+            </w:rPr>
+            <w:t>d</w:t>
+          </w:r>
+        </w:hyperlink>
+      </w:r>
+      <w:r>
+        <w:rPr>
+          <w:u w:val="single" w:color="0000ff"/>
+          <w:rFonts w:ascii="Charis SIL Italic" w:hAnsi="Charis SIL Italic" w:eastAsia="Charis SIL Italic"/>
+          <w:b w:val="0"/>
+          <w:i w:val="0"/>
+          <w:color w:val="000000"/>
+          <w:sz w:val="24"/>
+        </w:rPr>
+        <w:hyperlink r:id="rId10" w:history="1">
+          <w:r>
+            <w:rPr>
+              <w:rStyle w:val="Hyperlink"/>
+            </w:rPr>
+            <w:t>us van der</w:t>
+          </w:r>
+        </w:hyperlink>
       </w:r>
       <w:r>
         <w:rPr>
@@ -1791,7 +1834,7 @@
           <w:sz w:val="24"/>
           <w:u w:val="single"/>
         </w:rPr>
-        <w:hyperlink r:id="rId15" w:history="1">
+        <w:hyperlink r:id="rId18" w:history="1">
           <w:r>
             <w:rPr>
               <w:rStyle w:val="Hyperlink"/>
@@ -1809,7 +1852,7 @@
           <w:sz w:val="24"/>
           <w:u w:val="single"/>
         </w:rPr>
-        <w:hyperlink r:id="rId15" w:history="1">
+        <w:hyperlink r:id="rId18" w:history="1">
           <w:r>
             <w:rPr>
               <w:rStyle w:val="Hyperlink"/>
@@ -3960,6 +4003,7 @@
           <w:i w:val="0"/>
           <w:color w:val="0000FF"/>
           <w:sz w:val="24"/>
+          <w:u w:val="single"/>
         </w:rPr>
         <w:t xml:space="preserve"> </w:t>
       </w:r>
@@ -3970,8 +4014,16 @@
           <w:i w:val="0"/>
           <w:color w:val="0000FF"/>
           <w:sz w:val="24"/>
-        </w:rPr>
-        <w:t>special</w:t>
+          <w:u w:val="single"/>
+        </w:rPr>
+        <w:hyperlink r:id="rId28" w:history="1">
+          <w:r>
+            <w:rPr>
+              <w:rStyle w:val="Hyperlink"/>
+            </w:rPr>
+            <w:t>special</w:t>
+          </w:r>
+        </w:hyperlink>
       </w:r>
       <w:r>
         <w:rPr>
@@ -3980,6 +4032,7 @@
           <w:i w:val="0"/>
           <w:color w:val="0000FF"/>
           <w:sz w:val="24"/>
+          <w:u w:val="single"/>
         </w:rPr>
         <w:t xml:space="preserve"> </w:t>
       </w:r>
@@ -3992,7 +4045,7 @@
           <w:sz w:val="24"/>
           <w:u w:val="single"/>
         </w:rPr>
-        <w:hyperlink r:id="rId30" w:history="1">
+        <w:hyperlink r:id="rId28" w:history="1">
           <w:r>
             <w:rPr>
               <w:rStyle w:val="Hyperlink"/>
@@ -4003,13 +4056,21 @@
       </w:r>
       <w:r>
         <w:rPr>
-          <w:rFonts w:ascii="Charis SIL Italic" w:hAnsi="Charis SIL Italic" w:eastAsia="Charis SIL Italic"/>
-          <w:b w:val="0"/>
-          <w:i w:val="0"/>
-          <w:color w:val="000000"/>
-          <w:sz w:val="24"/>
-        </w:rPr>
-        <w:t xml:space="preserve">, </w:t>
+          <w:u w:val="single" w:color="0000ff"/>
+          <w:rFonts w:ascii="Charis SIL Italic" w:hAnsi="Charis SIL Italic" w:eastAsia="Charis SIL Italic"/>
+          <w:b w:val="0"/>
+          <w:i w:val="0"/>
+          <w:color w:val="000000"/>
+          <w:sz w:val="24"/>
+        </w:rPr>
+        <w:hyperlink r:id="rId28" w:history="1">
+          <w:r>
+            <w:rPr>
+              <w:rStyle w:val="Hyperlink"/>
+            </w:rPr>
+            <w:t xml:space="preserve">, </w:t>
+          </w:r>
+        </w:hyperlink>
       </w:r>
       <w:r>
         <w:rPr>
@@ -4020,7 +4081,7 @@
           <w:sz w:val="24"/>
           <w:u w:val="single"/>
         </w:rPr>
-        <w:hyperlink r:id="rId31" w:history="1">
+        <w:hyperlink r:id="rId28" w:history="1">
           <w:r>
             <w:rPr>
               <w:rStyle w:val="Hyperlink"/>
@@ -4210,13 +4271,21 @@
       </w:r>
       <w:r>
         <w:rPr>
-          <w:rFonts w:ascii="Charis SIL Italic" w:hAnsi="Charis SIL Italic" w:eastAsia="Charis SIL Italic"/>
-          <w:b w:val="0"/>
-          <w:i w:val="0"/>
-          <w:color w:val="000000"/>
-          <w:sz w:val="24"/>
-        </w:rPr>
-        <w:t>mat</w:t>
+          <w:u w:val="single" w:color="0000ff"/>
+          <w:rFonts w:ascii="Charis SIL Italic" w:hAnsi="Charis SIL Italic" w:eastAsia="Charis SIL Italic"/>
+          <w:b w:val="0"/>
+          <w:i w:val="0"/>
+          <w:color w:val="000000"/>
+          <w:sz w:val="24"/>
+        </w:rPr>
+        <w:hyperlink r:id="rId30" w:history="1">
+          <w:r>
+            <w:rPr>
+              <w:rStyle w:val="Hyperlink"/>
+            </w:rPr>
+            <w:t>mat</w:t>
+          </w:r>
+        </w:hyperlink>
       </w:r>
       <w:r>
         <w:rPr>
@@ -4522,7 +4591,25 @@
           <w:color w:val="000000"/>
           <w:sz w:val="24"/>
         </w:rPr>
-        <w:t>road collec</w:t>
+        <w:t>r</w:t>
+      </w:r>
+      <w:r>
+        <w:rPr>
+          <w:u w:val="single" w:color="0000ff"/>
+          <w:rFonts w:ascii="Charis SIL Italic" w:hAnsi="Charis SIL Italic" w:eastAsia="Charis SIL Italic"/>
+          <w:b w:val="0"/>
+          <w:i w:val="0"/>
+          <w:color w:val="000000"/>
+          <w:sz w:val="24"/>
+        </w:rPr>
+        <w:hyperlink r:id="rId33" w:history="1">
+          <w:r>
+            <w:rPr>
+              <w:rStyle w:val="Hyperlink"/>
+            </w:rPr>
+            <w:t>oad collec</w:t>
+          </w:r>
+        </w:hyperlink>
       </w:r>
       <w:r>
         <w:rPr>
@@ -5601,7 +5688,25 @@
           <w:color w:val="000000"/>
           <w:sz w:val="24"/>
         </w:rPr>
-        <w:t>been managed by the UvA since 1859. The collection was largely assembled by</w:t>
+        <w:t>been managed by the UvA since 1859. The collection was largely asse</w:t>
+      </w:r>
+      <w:r>
+        <w:rPr>
+          <w:u w:val="single" w:color="0000ff"/>
+          <w:rFonts w:ascii="Charis SIL Italic" w:hAnsi="Charis SIL Italic" w:eastAsia="Charis SIL Italic"/>
+          <w:b w:val="0"/>
+          <w:i w:val="0"/>
+          <w:color w:val="000000"/>
+          <w:sz w:val="24"/>
+        </w:rPr>
+        <w:hyperlink r:id="rId42" w:history="1">
+          <w:r>
+            <w:rPr>
+              <w:rStyle w:val="Hyperlink"/>
+            </w:rPr>
+            <w:t>mbled by</w:t>
+          </w:r>
+        </w:hyperlink>
       </w:r>
       <w:r>
         <w:rPr>
@@ -6418,36 +6523,7 @@
           <w:color w:val="000000"/>
           <w:sz w:val="24"/>
         </w:rPr>
-        <w:t>The institutional archives can be consulted a</w:t>
-      </w:r>
-      <w:r>
-        <w:rPr>
-          <w:u w:val="single" w:color="0000ff"/>
-          <w:rFonts w:ascii="Charis SIL Italic" w:hAnsi="Charis SIL Italic" w:eastAsia="Charis SIL Italic"/>
-          <w:b w:val="0"/>
-          <w:i w:val="0"/>
-          <w:color w:val="000000"/>
-          <w:sz w:val="24"/>
-        </w:rPr>
-        <w:hyperlink r:id="rId47" w:history="1">
-          <w:r>
-            <w:rPr>
-              <w:rStyle w:val="Hyperlink"/>
-            </w:rPr>
-            <w:t>t the</w:t>
-          </w:r>
-        </w:hyperlink>
-      </w:r>
-      <w:r>
-        <w:rPr>
-          <w:u w:val="single" w:color="0000ff"/>
-          <w:rFonts w:ascii="Charis SIL Italic" w:hAnsi="Charis SIL Italic" w:eastAsia="Charis SIL Italic"/>
-          <w:b w:val="0"/>
-          <w:i w:val="0"/>
-          <w:color w:val="000000"/>
-          <w:sz w:val="24"/>
-        </w:rPr>
-        <w:t xml:space="preserve"> </w:t>
+        <w:t xml:space="preserve">The institutional archives can be consulted at the </w:t>
       </w:r>
       <w:r>
         <w:rPr>

--- a/EXPORTS/DOCX/published/niveau3/English/UniversityMus.docx
+++ b/EXPORTS/DOCX/published/niveau3/English/UniversityMus.docx
@@ -182,7 +182,6 @@
           <w:i w:val="0"/>
           <w:color w:val="0000FF"/>
           <w:sz w:val="24"/>
-          <w:u w:val="single"/>
         </w:rPr>
         <w:t>c</w:t>
       </w:r>
@@ -1792,7 +1791,6 @@
           <w:i w:val="0"/>
           <w:color w:val="0000FF"/>
           <w:sz w:val="24"/>
-          <w:u w:val="single"/>
         </w:rPr>
         <w:t>a</w:t>
       </w:r>
@@ -1834,7 +1832,7 @@
           <w:sz w:val="24"/>
           <w:u w:val="single"/>
         </w:rPr>
-        <w:hyperlink r:id="rId18" w:history="1">
+        <w:hyperlink r:id="rId15" w:history="1">
           <w:r>
             <w:rPr>
               <w:rStyle w:val="Hyperlink"/>
@@ -1852,7 +1850,7 @@
           <w:sz w:val="24"/>
           <w:u w:val="single"/>
         </w:rPr>
-        <w:hyperlink r:id="rId18" w:history="1">
+        <w:hyperlink r:id="rId15" w:history="1">
           <w:r>
             <w:rPr>
               <w:rStyle w:val="Hyperlink"/>
@@ -3203,6 +3201,7 @@
       </w:r>
       <w:r>
         <w:rPr>
+          <w:u w:val="single" w:color="0000ff"/>
           <w:rFonts w:ascii="Charis SIL Italic" w:hAnsi="Charis SIL Italic" w:eastAsia="Charis SIL Italic"/>
           <w:b w:val="0"/>
           <w:i w:val="0"/>
@@ -4045,7 +4044,7 @@
           <w:sz w:val="24"/>
           <w:u w:val="single"/>
         </w:rPr>
-        <w:hyperlink r:id="rId28" w:history="1">
+        <w:hyperlink r:id="rId30" w:history="1">
           <w:r>
             <w:rPr>
               <w:rStyle w:val="Hyperlink"/>
@@ -4063,14 +4062,7 @@
           <w:color w:val="000000"/>
           <w:sz w:val="24"/>
         </w:rPr>
-        <w:hyperlink r:id="rId28" w:history="1">
-          <w:r>
-            <w:rPr>
-              <w:rStyle w:val="Hyperlink"/>
-            </w:rPr>
-            <w:t xml:space="preserve">, </w:t>
-          </w:r>
-        </w:hyperlink>
+        <w:t xml:space="preserve">, </w:t>
       </w:r>
       <w:r>
         <w:rPr>
@@ -4081,7 +4073,7 @@
           <w:sz w:val="24"/>
           <w:u w:val="single"/>
         </w:rPr>
-        <w:hyperlink r:id="rId28" w:history="1">
+        <w:hyperlink r:id="rId31" w:history="1">
           <w:r>
             <w:rPr>
               <w:rStyle w:val="Hyperlink"/>
@@ -4360,14 +4352,7 @@
           <w:color w:val="000000"/>
           <w:sz w:val="24"/>
         </w:rPr>
-        <w:hyperlink r:id="rId31" w:history="1">
-          <w:r>
-            <w:rPr>
-              <w:rStyle w:val="Hyperlink"/>
-            </w:rPr>
-            <w:t>o rese</w:t>
-          </w:r>
-        </w:hyperlink>
+        <w:t>o rese</w:t>
       </w:r>
       <w:r>
         <w:rPr>
@@ -4389,60 +4374,13 @@
       </w:r>
       <w:r>
         <w:rPr>
-          <w:u w:val="single" w:color="0000ff"/>
           <w:rFonts w:ascii="Charis SIL Italic" w:hAnsi="Charis SIL Italic" w:eastAsia="Charis SIL Italic"/>
           <w:b w:val="0"/>
           <w:i w:val="0"/>
           <w:color w:val="000000"/>
           <w:sz w:val="24"/>
         </w:rPr>
-        <w:t xml:space="preserve"> </w:t>
-      </w:r>
-      <w:r>
-        <w:rPr>
-          <w:u w:val="single" w:color="0000ff"/>
-          <w:rFonts w:ascii="Charis SIL Italic" w:hAnsi="Charis SIL Italic" w:eastAsia="Charis SIL Italic"/>
-          <w:b w:val="0"/>
-          <w:i w:val="0"/>
-          <w:color w:val="000000"/>
-          <w:sz w:val="24"/>
-        </w:rPr>
-        <w:hyperlink r:id="rId31" w:history="1">
-          <w:r>
-            <w:rPr>
-              <w:rStyle w:val="Hyperlink"/>
-            </w:rPr>
-            <w:t>into th</w:t>
-          </w:r>
-        </w:hyperlink>
-      </w:r>
-      <w:r>
-        <w:rPr>
-          <w:rFonts w:ascii="Charis SIL Italic" w:hAnsi="Charis SIL Italic" w:eastAsia="Charis SIL Italic"/>
-          <w:b w:val="0"/>
-          <w:i w:val="0"/>
-          <w:color w:val="000000"/>
-          <w:sz w:val="24"/>
-        </w:rPr>
-        <w:t>e Dut</w:t>
-      </w:r>
-      <w:r>
-        <w:rPr>
-          <w:u w:val="single" w:color="0000ff"/>
-          <w:rFonts w:ascii="Charis SIL Italic" w:hAnsi="Charis SIL Italic" w:eastAsia="Charis SIL Italic"/>
-          <w:b w:val="0"/>
-          <w:i w:val="0"/>
-          <w:color w:val="000000"/>
-          <w:sz w:val="24"/>
-        </w:rPr>
-        <w:hyperlink r:id="rId32" w:history="1">
-          <w:r>
-            <w:rPr>
-              <w:rStyle w:val="Hyperlink"/>
-            </w:rPr>
-            <w:t>ch colo</w:t>
-          </w:r>
-        </w:hyperlink>
+        <w:t xml:space="preserve"> into the Dutch colo</w:t>
       </w:r>
       <w:r>
         <w:rPr>
@@ -4729,60 +4667,13 @@
       </w:r>
       <w:r>
         <w:rPr>
-          <w:u w:val="single" w:color="0000ff"/>
           <w:rFonts w:ascii="Charis SIL Italic" w:hAnsi="Charis SIL Italic" w:eastAsia="Charis SIL Italic"/>
           <w:b w:val="0"/>
           <w:i w:val="0"/>
           <w:color w:val="000000"/>
           <w:sz w:val="24"/>
         </w:rPr>
-        <w:hyperlink r:id="rId34" w:history="1">
-          <w:r>
-            <w:rPr>
-              <w:rStyle w:val="Hyperlink"/>
-            </w:rPr>
-            <w:t>for the</w:t>
-          </w:r>
-        </w:hyperlink>
-      </w:r>
-      <w:r>
-        <w:rPr>
-          <w:u w:val="single" w:color="0000ff"/>
-          <w:rFonts w:ascii="Charis SIL Italic" w:hAnsi="Charis SIL Italic" w:eastAsia="Charis SIL Italic"/>
-          <w:b w:val="0"/>
-          <w:i w:val="0"/>
-          <w:color w:val="000000"/>
-          <w:sz w:val="24"/>
-        </w:rPr>
-        <w:t xml:space="preserve"> </w:t>
-      </w:r>
-      <w:r>
-        <w:rPr>
-          <w:u w:val="single" w:color="0000ff"/>
-          <w:rFonts w:ascii="Charis SIL Italic" w:hAnsi="Charis SIL Italic" w:eastAsia="Charis SIL Italic"/>
-          <w:b w:val="0"/>
-          <w:i w:val="0"/>
-          <w:color w:val="000000"/>
-          <w:sz w:val="24"/>
-        </w:rPr>
-        <w:hyperlink r:id="rId34" w:history="1">
-          <w:r>
-            <w:rPr>
-              <w:rStyle w:val="Hyperlink"/>
-            </w:rPr>
-            <w:t>resea</w:t>
-          </w:r>
-        </w:hyperlink>
-      </w:r>
-      <w:r>
-        <w:rPr>
-          <w:rFonts w:ascii="Charis SIL Italic" w:hAnsi="Charis SIL Italic" w:eastAsia="Charis SIL Italic"/>
-          <w:b w:val="0"/>
-          <w:i w:val="0"/>
-          <w:color w:val="000000"/>
-          <w:sz w:val="24"/>
-        </w:rPr>
-        <w:t xml:space="preserve">rch of physical anthropologist </w:t>
+        <w:t xml:space="preserve">for the research of physical anthropologist </w:t>
       </w:r>
       <w:r>
         <w:rPr>
@@ -5688,7 +5579,7 @@
           <w:color w:val="000000"/>
           <w:sz w:val="24"/>
         </w:rPr>
-        <w:t>been managed by the UvA since 1859. The collection was largely asse</w:t>
+        <w:t>been managed by the UvA since 1859. The collection was largely assembled by</w:t>
       </w:r>
       <w:r>
         <w:rPr>
@@ -5699,24 +5590,6 @@
           <w:color w:val="000000"/>
           <w:sz w:val="24"/>
         </w:rPr>
-        <w:hyperlink r:id="rId42" w:history="1">
-          <w:r>
-            <w:rPr>
-              <w:rStyle w:val="Hyperlink"/>
-            </w:rPr>
-            <w:t>mbled by</w:t>
-          </w:r>
-        </w:hyperlink>
-      </w:r>
-      <w:r>
-        <w:rPr>
-          <w:u w:val="single" w:color="0000ff"/>
-          <w:rFonts w:ascii="Charis SIL Italic" w:hAnsi="Charis SIL Italic" w:eastAsia="Charis SIL Italic"/>
-          <w:b w:val="0"/>
-          <w:i w:val="0"/>
-          <w:color w:val="000000"/>
-          <w:sz w:val="24"/>
-        </w:rPr>
         <w:t xml:space="preserve"> </w:t>
       </w:r>
       <w:r>
@@ -5728,7 +5601,7 @@
           <w:sz w:val="24"/>
           <w:u w:val="single"/>
         </w:rPr>
-        <w:hyperlink r:id="rId42" w:history="1">
+        <w:hyperlink r:id="rId43" w:history="1">
           <w:r>
             <w:rPr>
               <w:rStyle w:val="Hyperlink"/>
@@ -6307,43 +6180,7 @@
           <w:color w:val="000000"/>
           <w:sz w:val="24"/>
         </w:rPr>
-        <w:t>a large number of arch</w:t>
-      </w:r>
-      <w:r>
-        <w:rPr>
-          <w:u w:val="single" w:color="0000ff"/>
-          <w:rFonts w:ascii="Charis SIL Italic" w:hAnsi="Charis SIL Italic" w:eastAsia="Charis SIL Italic"/>
-          <w:b w:val="0"/>
-          <w:i w:val="0"/>
-          <w:color w:val="000000"/>
-          <w:sz w:val="24"/>
-        </w:rPr>
-        <w:hyperlink r:id="rId46" w:history="1">
-          <w:r>
-            <w:rPr>
-              <w:rStyle w:val="Hyperlink"/>
-            </w:rPr>
-            <w:t xml:space="preserve">ives </w:t>
-          </w:r>
-        </w:hyperlink>
-      </w:r>
-      <w:r>
-        <w:rPr>
-          <w:u w:val="single" w:color="0000ff"/>
-          <w:rFonts w:ascii="Charis SIL Italic" w:hAnsi="Charis SIL Italic" w:eastAsia="Charis SIL Italic"/>
-          <w:b w:val="0"/>
-          <w:i w:val="0"/>
-          <w:color w:val="000000"/>
-          <w:sz w:val="24"/>
-        </w:rPr>
-        <w:hyperlink r:id="rId46" w:history="1">
-          <w:r>
-            <w:rPr>
-              <w:rStyle w:val="Hyperlink"/>
-            </w:rPr>
-            <w:t>r</w:t>
-          </w:r>
-        </w:hyperlink>
+        <w:t>a large number of archives r</w:t>
       </w:r>
       <w:r>
         <w:rPr>
@@ -6365,21 +6202,13 @@
       </w:r>
       <w:r>
         <w:rPr>
-          <w:u w:val="single" w:color="0000ff"/>
           <w:rFonts w:ascii="Charis SIL Italic" w:hAnsi="Charis SIL Italic" w:eastAsia="Charis SIL Italic"/>
           <w:b w:val="0"/>
           <w:i w:val="0"/>
           <w:color w:val="000000"/>
           <w:sz w:val="24"/>
         </w:rPr>
-        <w:hyperlink r:id="rId46" w:history="1">
-          <w:r>
-            <w:rPr>
-              <w:rStyle w:val="Hyperlink"/>
-            </w:rPr>
-            <w:t>lating to Pr</w:t>
-          </w:r>
-        </w:hyperlink>
+        <w:t>lating to Pr</w:t>
       </w:r>
       <w:r>
         <w:rPr>
@@ -6523,7 +6352,36 @@
           <w:color w:val="000000"/>
           <w:sz w:val="24"/>
         </w:rPr>
-        <w:t xml:space="preserve">The institutional archives can be consulted at the </w:t>
+        <w:t>The institutional archives can be consulted a</w:t>
+      </w:r>
+      <w:r>
+        <w:rPr>
+          <w:u w:val="single" w:color="0000ff"/>
+          <w:rFonts w:ascii="Charis SIL Italic" w:hAnsi="Charis SIL Italic" w:eastAsia="Charis SIL Italic"/>
+          <w:b w:val="0"/>
+          <w:i w:val="0"/>
+          <w:color w:val="000000"/>
+          <w:sz w:val="24"/>
+        </w:rPr>
+        <w:hyperlink r:id="rId47" w:history="1">
+          <w:r>
+            <w:rPr>
+              <w:rStyle w:val="Hyperlink"/>
+            </w:rPr>
+            <w:t>t the</w:t>
+          </w:r>
+        </w:hyperlink>
+      </w:r>
+      <w:r>
+        <w:rPr>
+          <w:u w:val="single" w:color="0000ff"/>
+          <w:rFonts w:ascii="Charis SIL Italic" w:hAnsi="Charis SIL Italic" w:eastAsia="Charis SIL Italic"/>
+          <w:b w:val="0"/>
+          <w:i w:val="0"/>
+          <w:color w:val="000000"/>
+          <w:sz w:val="24"/>
+        </w:rPr>
+        <w:t xml:space="preserve"> </w:t>
       </w:r>
       <w:r>
         <w:rPr>
@@ -6534,7 +6392,7 @@
           <w:sz w:val="24"/>
           <w:u w:val="single"/>
         </w:rPr>
-        <w:hyperlink r:id="rId47" w:history="1">
+        <w:hyperlink r:id="rId48" w:history="1">
           <w:r>
             <w:rPr>
               <w:rStyle w:val="Hyperlink"/>
@@ -6785,86 +6643,7 @@
           <w:color w:val="000000"/>
           <w:sz w:val="24"/>
         </w:rPr>
-        <w:hyperlink r:id="rId10" w:history="1">
-          <w:r>
-            <w:rPr>
-              <w:rStyle w:val="Hyperlink"/>
-            </w:rPr>
-            <w:t>nsult the rel</w:t>
-          </w:r>
-        </w:hyperlink>
-      </w:r>
-      <w:r>
-        <w:rPr>
-          <w:u w:val="single" w:color="0000ff"/>
-          <w:rFonts w:ascii="Charis SIL Italic" w:hAnsi="Charis SIL Italic" w:eastAsia="Charis SIL Italic"/>
-          <w:b w:val="0"/>
-          <w:i w:val="0"/>
-          <w:color w:val="000000"/>
-          <w:sz w:val="24"/>
-        </w:rPr>
-        <w:hyperlink r:id="rId10" w:history="1">
-          <w:r>
-            <w:rPr>
-              <w:rStyle w:val="Hyperlink"/>
-            </w:rPr>
-            <w:t>e</w:t>
-          </w:r>
-        </w:hyperlink>
-      </w:r>
-      <w:r>
-        <w:rPr>
-          <w:u w:val="single" w:color="0000ff"/>
-          <w:rFonts w:ascii="Charis SIL Italic" w:hAnsi="Charis SIL Italic" w:eastAsia="Charis SIL Italic"/>
-          <w:b w:val="0"/>
-          <w:i w:val="0"/>
-          <w:color w:val="000000"/>
-          <w:sz w:val="24"/>
-        </w:rPr>
-        <w:hyperlink r:id="rId10" w:history="1">
-          <w:r>
-            <w:rPr>
-              <w:rStyle w:val="Hyperlink"/>
-            </w:rPr>
-            <w:t>vant re</w:t>
-          </w:r>
-        </w:hyperlink>
-      </w:r>
-      <w:r>
-        <w:rPr>
-          <w:u w:val="single" w:color="0000ff"/>
-          <w:rFonts w:ascii="Charis SIL Italic" w:hAnsi="Charis SIL Italic" w:eastAsia="Charis SIL Italic"/>
-          <w:b w:val="0"/>
-          <w:i w:val="0"/>
-          <w:color w:val="000000"/>
-          <w:sz w:val="24"/>
-        </w:rPr>
-        <w:hyperlink r:id="rId10" w:history="1">
-          <w:r>
-            <w:rPr>
-              <w:rStyle w:val="Hyperlink"/>
-            </w:rPr>
-            <w:t>s</w:t>
-          </w:r>
-        </w:hyperlink>
-      </w:r>
-      <w:r>
-        <w:rPr>
-          <w:u w:val="single" w:color="0000ff"/>
-          <w:rFonts w:ascii="Charis SIL Italic" w:hAnsi="Charis SIL Italic" w:eastAsia="Charis SIL Italic"/>
-          <w:b w:val="0"/>
-          <w:i w:val="0"/>
-          <w:color w:val="000000"/>
-          <w:sz w:val="24"/>
-        </w:rPr>
-        <w:hyperlink r:id="rId10" w:history="1">
-          <w:r>
-            <w:rPr>
-              <w:rStyle w:val="Hyperlink"/>
-            </w:rPr>
-            <w:t>ea</w:t>
-          </w:r>
-        </w:hyperlink>
+        <w:t>nsult the relevant resea</w:t>
       </w:r>
       <w:r>
         <w:rPr>

--- a/EXPORTS/DOCX/published/niveau3/English/UniversityMus.docx
+++ b/EXPORTS/DOCX/published/niveau3/English/UniversityMus.docx
@@ -154,7 +154,7 @@
             <w:rPr>
               <w:rStyle w:val="Hyperlink"/>
             </w:rPr>
-            <w:t>scientif</w:t>
+            <w:t>scientifi</w:t>
           </w:r>
         </w:hyperlink>
       </w:r>
@@ -165,13 +165,36 @@
           <w:i w:val="0"/>
           <w:color w:val="0000FF"/>
           <w:sz w:val="24"/>
+          <w:u w:val="single"/>
+        </w:rPr>
+        <w:t>c</w:t>
+      </w:r>
+      <w:r>
+        <w:rPr>
+          <w:rFonts w:ascii="Charis SIL Italic" w:hAnsi="Charis SIL Italic" w:eastAsia="Charis SIL Italic"/>
+          <w:b w:val="0"/>
+          <w:i w:val="0"/>
+          <w:color w:val="0000FF"/>
+          <w:sz w:val="24"/>
+          <w:u w:val="single"/>
+        </w:rPr>
+        <w:t xml:space="preserve"> </w:t>
+      </w:r>
+      <w:r>
+        <w:rPr>
+          <w:rFonts w:ascii="Charis SIL Italic" w:hAnsi="Charis SIL Italic" w:eastAsia="Charis SIL Italic"/>
+          <w:b w:val="0"/>
+          <w:i w:val="0"/>
+          <w:color w:val="0000FF"/>
+          <w:sz w:val="24"/>
+          <w:u w:val="single"/>
         </w:rPr>
         <w:hyperlink r:id="rId9" w:history="1">
           <w:r>
             <w:rPr>
               <w:rStyle w:val="Hyperlink"/>
             </w:rPr>
-            <w:t>i</w:t>
+            <w:t>interes</w:t>
           </w:r>
         </w:hyperlink>
       </w:r>
@@ -183,36 +206,7 @@
           <w:color w:val="0000FF"/>
           <w:sz w:val="24"/>
         </w:rPr>
-        <w:t>c</w:t>
-      </w:r>
-      <w:r>
-        <w:rPr>
-          <w:rFonts w:ascii="Charis SIL Italic" w:hAnsi="Charis SIL Italic" w:eastAsia="Charis SIL Italic"/>
-          <w:b w:val="0"/>
-          <w:i w:val="0"/>
-          <w:color w:val="0000FF"/>
-          <w:sz w:val="24"/>
-          <w:u w:val="single"/>
-        </w:rPr>
-        <w:t xml:space="preserve"> </w:t>
-      </w:r>
-      <w:r>
-        <w:rPr>
-          <w:rFonts w:ascii="Charis SIL Italic" w:hAnsi="Charis SIL Italic" w:eastAsia="Charis SIL Italic"/>
-          <w:b w:val="0"/>
-          <w:i w:val="0"/>
-          <w:color w:val="0000FF"/>
-          <w:sz w:val="24"/>
-          <w:u w:val="single"/>
-        </w:rPr>
-        <w:hyperlink r:id="rId9" w:history="1">
-          <w:r>
-            <w:rPr>
-              <w:rStyle w:val="Hyperlink"/>
-            </w:rPr>
-            <w:t>interest</w:t>
-          </w:r>
-        </w:hyperlink>
+        <w:t>t</w:t>
       </w:r>
       <w:r>
         <w:rPr>
@@ -2668,21 +2662,13 @@
       </w:r>
       <w:r>
         <w:rPr>
-          <w:u w:val="single" w:color="0000ff"/>
           <w:rFonts w:ascii="Charis SIL Italic" w:hAnsi="Charis SIL Italic" w:eastAsia="Charis SIL Italic"/>
           <w:b w:val="0"/>
           <w:i w:val="0"/>
           <w:color w:val="000000"/>
           <w:sz w:val="24"/>
         </w:rPr>
-        <w:hyperlink r:id="rId22" w:history="1">
-          <w:r>
-            <w:rPr>
-              <w:rStyle w:val="Hyperlink"/>
-            </w:rPr>
-            <w:t>formed a</w:t>
-          </w:r>
-        </w:hyperlink>
+        <w:t>formed a</w:t>
       </w:r>
       <w:r>
         <w:rPr>
@@ -3201,7 +3187,6 @@
       </w:r>
       <w:r>
         <w:rPr>
-          <w:u w:val="single" w:color="0000ff"/>
           <w:rFonts w:ascii="Charis SIL Italic" w:hAnsi="Charis SIL Italic" w:eastAsia="Charis SIL Italic"/>
           <w:b w:val="0"/>
           <w:i w:val="0"/>
@@ -4044,7 +4029,7 @@
           <w:sz w:val="24"/>
           <w:u w:val="single"/>
         </w:rPr>
-        <w:hyperlink r:id="rId30" w:history="1">
+        <w:hyperlink r:id="rId28" w:history="1">
           <w:r>
             <w:rPr>
               <w:rStyle w:val="Hyperlink"/>
@@ -4055,14 +4040,20 @@
       </w:r>
       <w:r>
         <w:rPr>
-          <w:u w:val="single" w:color="0000ff"/>
           <w:rFonts w:ascii="Charis SIL Italic" w:hAnsi="Charis SIL Italic" w:eastAsia="Charis SIL Italic"/>
           <w:b w:val="0"/>
           <w:i w:val="0"/>
           <w:color w:val="000000"/>
           <w:sz w:val="24"/>
         </w:rPr>
-        <w:t xml:space="preserve">, </w:t>
+        <w:hyperlink r:id="rId28" w:history="1">
+          <w:r>
+            <w:rPr>
+              <w:rStyle w:val="Hyperlink"/>
+            </w:rPr>
+            <w:t xml:space="preserve">, </w:t>
+          </w:r>
+        </w:hyperlink>
       </w:r>
       <w:r>
         <w:rPr>
@@ -4073,7 +4064,7 @@
           <w:sz w:val="24"/>
           <w:u w:val="single"/>
         </w:rPr>
-        <w:hyperlink r:id="rId31" w:history="1">
+        <w:hyperlink r:id="rId28" w:history="1">
           <w:r>
             <w:rPr>
               <w:rStyle w:val="Hyperlink"/>
@@ -4270,14 +4261,7 @@
           <w:color w:val="000000"/>
           <w:sz w:val="24"/>
         </w:rPr>
-        <w:hyperlink r:id="rId30" w:history="1">
-          <w:r>
-            <w:rPr>
-              <w:rStyle w:val="Hyperlink"/>
-            </w:rPr>
-            <w:t>mat</w:t>
-          </w:r>
-        </w:hyperlink>
+        <w:t>mat</w:t>
       </w:r>
       <w:r>
         <w:rPr>
@@ -4317,70 +4301,13 @@
       </w:r>
       <w:r>
         <w:rPr>
-          <w:u w:val="single" w:color="0000ff"/>
           <w:rFonts w:ascii="Charis SIL Italic" w:hAnsi="Charis SIL Italic" w:eastAsia="Charis SIL Italic"/>
           <w:b w:val="0"/>
           <w:i w:val="0"/>
           <w:color w:val="000000"/>
           <w:sz w:val="24"/>
         </w:rPr>
-        <w:hyperlink r:id="rId30" w:history="1">
-          <w:r>
-            <w:rPr>
-              <w:rStyle w:val="Hyperlink"/>
-            </w:rPr>
-            <w:t xml:space="preserve">evant </w:t>
-          </w:r>
-        </w:hyperlink>
-      </w:r>
-      <w:r>
-        <w:rPr>
-          <w:rFonts w:ascii="Charis SIL Italic" w:hAnsi="Charis SIL Italic" w:eastAsia="Charis SIL Italic"/>
-          <w:b w:val="0"/>
-          <w:i w:val="0"/>
-          <w:color w:val="000000"/>
-          <w:sz w:val="24"/>
-        </w:rPr>
-        <w:t>t</w:t>
-      </w:r>
-      <w:r>
-        <w:rPr>
-          <w:u w:val="single" w:color="0000ff"/>
-          <w:rFonts w:ascii="Charis SIL Italic" w:hAnsi="Charis SIL Italic" w:eastAsia="Charis SIL Italic"/>
-          <w:b w:val="0"/>
-          <w:i w:val="0"/>
-          <w:color w:val="000000"/>
-          <w:sz w:val="24"/>
-        </w:rPr>
-        <w:t>o rese</w:t>
-      </w:r>
-      <w:r>
-        <w:rPr>
-          <w:u w:val="single" w:color="0000ff"/>
-          <w:rFonts w:ascii="Charis SIL Italic" w:hAnsi="Charis SIL Italic" w:eastAsia="Charis SIL Italic"/>
-          <w:b w:val="0"/>
-          <w:i w:val="0"/>
-          <w:color w:val="000000"/>
-          <w:sz w:val="24"/>
-        </w:rPr>
-        <w:hyperlink r:id="rId31" w:history="1">
-          <w:r>
-            <w:rPr>
-              <w:rStyle w:val="Hyperlink"/>
-            </w:rPr>
-            <w:t>arch</w:t>
-          </w:r>
-        </w:hyperlink>
-      </w:r>
-      <w:r>
-        <w:rPr>
-          <w:rFonts w:ascii="Charis SIL Italic" w:hAnsi="Charis SIL Italic" w:eastAsia="Charis SIL Italic"/>
-          <w:b w:val="0"/>
-          <w:i w:val="0"/>
-          <w:color w:val="000000"/>
-          <w:sz w:val="24"/>
-        </w:rPr>
-        <w:t xml:space="preserve"> into the Dutch colo</w:t>
+        <w:t>evant to research into the Dutch colo</w:t>
       </w:r>
       <w:r>
         <w:rPr>
@@ -4518,36 +4445,7 @@
           <w:color w:val="000000"/>
           <w:sz w:val="24"/>
         </w:rPr>
-        <w:t>which was founded in 1918 by physicist P.H. van Cittert. The b</w:t>
-      </w:r>
-      <w:r>
-        <w:rPr>
-          <w:u w:val="single" w:color="0000ff"/>
-          <w:rFonts w:ascii="Charis SIL Italic" w:hAnsi="Charis SIL Italic" w:eastAsia="Charis SIL Italic"/>
-          <w:b w:val="0"/>
-          <w:i w:val="0"/>
-          <w:color w:val="000000"/>
-          <w:sz w:val="24"/>
-        </w:rPr>
-        <w:t>r</w:t>
-      </w:r>
-      <w:r>
-        <w:rPr>
-          <w:u w:val="single" w:color="0000ff"/>
-          <w:rFonts w:ascii="Charis SIL Italic" w:hAnsi="Charis SIL Italic" w:eastAsia="Charis SIL Italic"/>
-          <w:b w:val="0"/>
-          <w:i w:val="0"/>
-          <w:color w:val="000000"/>
-          <w:sz w:val="24"/>
-        </w:rPr>
-        <w:hyperlink r:id="rId33" w:history="1">
-          <w:r>
-            <w:rPr>
-              <w:rStyle w:val="Hyperlink"/>
-            </w:rPr>
-            <w:t>oad collec</w:t>
-          </w:r>
-        </w:hyperlink>
+        <w:t>which was founded in 1918 by physicist P.H. van Cittert. The broad collec</w:t>
       </w:r>
       <w:r>
         <w:rPr>
@@ -4667,13 +4565,31 @@
       </w:r>
       <w:r>
         <w:rPr>
+          <w:u w:val="single" w:color="0000ff"/>
           <w:rFonts w:ascii="Charis SIL Italic" w:hAnsi="Charis SIL Italic" w:eastAsia="Charis SIL Italic"/>
           <w:b w:val="0"/>
           <w:i w:val="0"/>
           <w:color w:val="000000"/>
           <w:sz w:val="24"/>
         </w:rPr>
-        <w:t xml:space="preserve">for the research of physical anthropologist </w:t>
+        <w:hyperlink r:id="rId34" w:history="1">
+          <w:r>
+            <w:rPr>
+              <w:rStyle w:val="Hyperlink"/>
+            </w:rPr>
+            <w:t>for the</w:t>
+          </w:r>
+        </w:hyperlink>
+      </w:r>
+      <w:r>
+        <w:rPr>
+          <w:rFonts w:ascii="Charis SIL Italic" w:hAnsi="Charis SIL Italic" w:eastAsia="Charis SIL Italic"/>
+          <w:b w:val="0"/>
+          <w:i w:val="0"/>
+          <w:color w:val="000000"/>
+          <w:sz w:val="24"/>
+        </w:rPr>
+        <w:t xml:space="preserve"> research of physical anthropologist </w:t>
       </w:r>
       <w:r>
         <w:rPr>
@@ -5126,6 +5042,7 @@
       </w:r>
       <w:r>
         <w:rPr>
+          <w:u w:val="single" w:color="0000ff"/>
           <w:rFonts w:ascii="Charis SIL Italic" w:hAnsi="Charis SIL Italic" w:eastAsia="Charis SIL Italic"/>
           <w:b w:val="0"/>
           <w:i w:val="0"/>
@@ -5136,24 +5053,13 @@
       </w:r>
       <w:r>
         <w:rPr>
-          <w:u w:val="single" w:color="0000ff"/>
           <w:rFonts w:ascii="Charis SIL Italic" w:hAnsi="Charis SIL Italic" w:eastAsia="Charis SIL Italic"/>
           <w:b w:val="0"/>
           <w:i w:val="0"/>
           <w:color w:val="000000"/>
           <w:sz w:val="24"/>
         </w:rPr>
-        <w:t>r</w:t>
-      </w:r>
-      <w:r>
-        <w:rPr>
-          <w:rFonts w:ascii="Charis SIL Italic" w:hAnsi="Charis SIL Italic" w:eastAsia="Charis SIL Italic"/>
-          <w:b w:val="0"/>
-          <w:i w:val="0"/>
-          <w:color w:val="000000"/>
-          <w:sz w:val="24"/>
-        </w:rPr>
-        <w:t xml:space="preserve">st professor of art history and modern languages at the UvA, the museum </w:t>
+        <w:t xml:space="preserve">rst professor of art history and modern languages at the UvA, the museum </w:t>
       </w:r>
       <w:r>
         <w:rPr>
@@ -6180,7 +6086,43 @@
           <w:color w:val="000000"/>
           <w:sz w:val="24"/>
         </w:rPr>
-        <w:t>a large number of archives r</w:t>
+        <w:t>a large number of arch</w:t>
+      </w:r>
+      <w:r>
+        <w:rPr>
+          <w:u w:val="single" w:color="0000ff"/>
+          <w:rFonts w:ascii="Charis SIL Italic" w:hAnsi="Charis SIL Italic" w:eastAsia="Charis SIL Italic"/>
+          <w:b w:val="0"/>
+          <w:i w:val="0"/>
+          <w:color w:val="000000"/>
+          <w:sz w:val="24"/>
+        </w:rPr>
+        <w:hyperlink r:id="rId46" w:history="1">
+          <w:r>
+            <w:rPr>
+              <w:rStyle w:val="Hyperlink"/>
+            </w:rPr>
+            <w:t xml:space="preserve">ives </w:t>
+          </w:r>
+        </w:hyperlink>
+      </w:r>
+      <w:r>
+        <w:rPr>
+          <w:u w:val="single" w:color="0000ff"/>
+          <w:rFonts w:ascii="Charis SIL Italic" w:hAnsi="Charis SIL Italic" w:eastAsia="Charis SIL Italic"/>
+          <w:b w:val="0"/>
+          <w:i w:val="0"/>
+          <w:color w:val="000000"/>
+          <w:sz w:val="24"/>
+        </w:rPr>
+        <w:hyperlink r:id="rId46" w:history="1">
+          <w:r>
+            <w:rPr>
+              <w:rStyle w:val="Hyperlink"/>
+            </w:rPr>
+            <w:t>r</w:t>
+          </w:r>
+        </w:hyperlink>
       </w:r>
       <w:r>
         <w:rPr>
@@ -6202,13 +6144,21 @@
       </w:r>
       <w:r>
         <w:rPr>
+          <w:u w:val="single" w:color="0000ff"/>
           <w:rFonts w:ascii="Charis SIL Italic" w:hAnsi="Charis SIL Italic" w:eastAsia="Charis SIL Italic"/>
           <w:b w:val="0"/>
           <w:i w:val="0"/>
           <w:color w:val="000000"/>
           <w:sz w:val="24"/>
         </w:rPr>
-        <w:t>lating to Pr</w:t>
+        <w:hyperlink r:id="rId46" w:history="1">
+          <w:r>
+            <w:rPr>
+              <w:rStyle w:val="Hyperlink"/>
+            </w:rPr>
+            <w:t>lating to Pr</w:t>
+          </w:r>
+        </w:hyperlink>
       </w:r>
       <w:r>
         <w:rPr>

--- a/EXPORTS/DOCX/published/niveau3/English/UniversityMus.docx
+++ b/EXPORTS/DOCX/published/niveau3/English/UniversityMus.docx
@@ -154,7 +154,7 @@
             <w:rPr>
               <w:rStyle w:val="Hyperlink"/>
             </w:rPr>
-            <w:t>scientifi</w:t>
+            <w:t>scientif</w:t>
           </w:r>
         </w:hyperlink>
       </w:r>
@@ -165,36 +165,13 @@
           <w:i w:val="0"/>
           <w:color w:val="0000FF"/>
           <w:sz w:val="24"/>
-          <w:u w:val="single"/>
-        </w:rPr>
-        <w:t>c</w:t>
-      </w:r>
-      <w:r>
-        <w:rPr>
-          <w:rFonts w:ascii="Charis SIL Italic" w:hAnsi="Charis SIL Italic" w:eastAsia="Charis SIL Italic"/>
-          <w:b w:val="0"/>
-          <w:i w:val="0"/>
-          <w:color w:val="0000FF"/>
-          <w:sz w:val="24"/>
-          <w:u w:val="single"/>
-        </w:rPr>
-        <w:t xml:space="preserve"> </w:t>
-      </w:r>
-      <w:r>
-        <w:rPr>
-          <w:rFonts w:ascii="Charis SIL Italic" w:hAnsi="Charis SIL Italic" w:eastAsia="Charis SIL Italic"/>
-          <w:b w:val="0"/>
-          <w:i w:val="0"/>
-          <w:color w:val="0000FF"/>
-          <w:sz w:val="24"/>
-          <w:u w:val="single"/>
         </w:rPr>
         <w:hyperlink r:id="rId9" w:history="1">
           <w:r>
             <w:rPr>
               <w:rStyle w:val="Hyperlink"/>
             </w:rPr>
-            <w:t>interes</w:t>
+            <w:t>i</w:t>
           </w:r>
         </w:hyperlink>
       </w:r>
@@ -205,8 +182,38 @@
           <w:i w:val="0"/>
           <w:color w:val="0000FF"/>
           <w:sz w:val="24"/>
-        </w:rPr>
-        <w:t>t</w:t>
+          <w:u w:val="single"/>
+        </w:rPr>
+        <w:t>c</w:t>
+      </w:r>
+      <w:r>
+        <w:rPr>
+          <w:rFonts w:ascii="Charis SIL Italic" w:hAnsi="Charis SIL Italic" w:eastAsia="Charis SIL Italic"/>
+          <w:b w:val="0"/>
+          <w:i w:val="0"/>
+          <w:color w:val="0000FF"/>
+          <w:sz w:val="24"/>
+          <w:u w:val="single"/>
+        </w:rPr>
+        <w:t xml:space="preserve"> </w:t>
+      </w:r>
+      <w:r>
+        <w:rPr>
+          <w:rFonts w:ascii="Charis SIL Italic" w:hAnsi="Charis SIL Italic" w:eastAsia="Charis SIL Italic"/>
+          <w:b w:val="0"/>
+          <w:i w:val="0"/>
+          <w:color w:val="0000FF"/>
+          <w:sz w:val="24"/>
+          <w:u w:val="single"/>
+        </w:rPr>
+        <w:hyperlink r:id="rId9" w:history="1">
+          <w:r>
+            <w:rPr>
+              <w:rStyle w:val="Hyperlink"/>
+            </w:rPr>
+            <w:t>interest</w:t>
+          </w:r>
+        </w:hyperlink>
       </w:r>
       <w:r>
         <w:rPr>
@@ -528,50 +535,7 @@
           <w:color w:val="000000"/>
           <w:sz w:val="24"/>
         </w:rPr>
-        <w:hyperlink r:id="rId10" w:history="1">
-          <w:r>
-            <w:rPr>
-              <w:rStyle w:val="Hyperlink"/>
-            </w:rPr>
-            <w:t>rmer [Gerar</w:t>
-          </w:r>
-        </w:hyperlink>
-      </w:r>
-      <w:r>
-        <w:rPr>
-          <w:u w:val="single" w:color="0000ff"/>
-          <w:rFonts w:ascii="Charis SIL Italic" w:hAnsi="Charis SIL Italic" w:eastAsia="Charis SIL Italic"/>
-          <w:b w:val="0"/>
-          <w:i w:val="0"/>
-          <w:color w:val="000000"/>
-          <w:sz w:val="24"/>
-        </w:rPr>
-        <w:hyperlink r:id="rId10" w:history="1">
-          <w:r>
-            <w:rPr>
-              <w:rStyle w:val="Hyperlink"/>
-            </w:rPr>
-            <w:t>d</w:t>
-          </w:r>
-        </w:hyperlink>
-      </w:r>
-      <w:r>
-        <w:rPr>
-          <w:u w:val="single" w:color="0000ff"/>
-          <w:rFonts w:ascii="Charis SIL Italic" w:hAnsi="Charis SIL Italic" w:eastAsia="Charis SIL Italic"/>
-          <w:b w:val="0"/>
-          <w:i w:val="0"/>
-          <w:color w:val="000000"/>
-          <w:sz w:val="24"/>
-        </w:rPr>
-        <w:hyperlink r:id="rId10" w:history="1">
-          <w:r>
-            <w:rPr>
-              <w:rStyle w:val="Hyperlink"/>
-            </w:rPr>
-            <w:t>us van der</w:t>
-          </w:r>
-        </w:hyperlink>
+        <w:t>rmer [Gerardus van der</w:t>
       </w:r>
       <w:r>
         <w:rPr>
@@ -1785,6 +1749,7 @@
           <w:i w:val="0"/>
           <w:color w:val="0000FF"/>
           <w:sz w:val="24"/>
+          <w:u w:val="single"/>
         </w:rPr>
         <w:t>a</w:t>
       </w:r>
@@ -2662,13 +2627,21 @@
       </w:r>
       <w:r>
         <w:rPr>
-          <w:rFonts w:ascii="Charis SIL Italic" w:hAnsi="Charis SIL Italic" w:eastAsia="Charis SIL Italic"/>
-          <w:b w:val="0"/>
-          <w:i w:val="0"/>
-          <w:color w:val="000000"/>
-          <w:sz w:val="24"/>
-        </w:rPr>
-        <w:t>formed a</w:t>
+          <w:u w:val="single" w:color="0000ff"/>
+          <w:rFonts w:ascii="Charis SIL Italic" w:hAnsi="Charis SIL Italic" w:eastAsia="Charis SIL Italic"/>
+          <w:b w:val="0"/>
+          <w:i w:val="0"/>
+          <w:color w:val="000000"/>
+          <w:sz w:val="24"/>
+        </w:rPr>
+        <w:hyperlink r:id="rId22" w:history="1">
+          <w:r>
+            <w:rPr>
+              <w:rStyle w:val="Hyperlink"/>
+            </w:rPr>
+            <w:t>formed a</w:t>
+          </w:r>
+        </w:hyperlink>
       </w:r>
       <w:r>
         <w:rPr>
@@ -4040,6 +4013,7 @@
       </w:r>
       <w:r>
         <w:rPr>
+          <w:u w:val="single" w:color="0000ff"/>
           <w:rFonts w:ascii="Charis SIL Italic" w:hAnsi="Charis SIL Italic" w:eastAsia="Charis SIL Italic"/>
           <w:b w:val="0"/>
           <w:i w:val="0"/>
@@ -4261,7 +4235,14 @@
           <w:color w:val="000000"/>
           <w:sz w:val="24"/>
         </w:rPr>
-        <w:t>mat</w:t>
+        <w:hyperlink r:id="rId30" w:history="1">
+          <w:r>
+            <w:rPr>
+              <w:rStyle w:val="Hyperlink"/>
+            </w:rPr>
+            <w:t>mat</w:t>
+          </w:r>
+        </w:hyperlink>
       </w:r>
       <w:r>
         <w:rPr>
@@ -4301,13 +4282,124 @@
       </w:r>
       <w:r>
         <w:rPr>
-          <w:rFonts w:ascii="Charis SIL Italic" w:hAnsi="Charis SIL Italic" w:eastAsia="Charis SIL Italic"/>
-          <w:b w:val="0"/>
-          <w:i w:val="0"/>
-          <w:color w:val="000000"/>
-          <w:sz w:val="24"/>
-        </w:rPr>
-        <w:t>evant to research into the Dutch colo</w:t>
+          <w:u w:val="single" w:color="0000ff"/>
+          <w:rFonts w:ascii="Charis SIL Italic" w:hAnsi="Charis SIL Italic" w:eastAsia="Charis SIL Italic"/>
+          <w:b w:val="0"/>
+          <w:i w:val="0"/>
+          <w:color w:val="000000"/>
+          <w:sz w:val="24"/>
+        </w:rPr>
+        <w:hyperlink r:id="rId30" w:history="1">
+          <w:r>
+            <w:rPr>
+              <w:rStyle w:val="Hyperlink"/>
+            </w:rPr>
+            <w:t xml:space="preserve">evant </w:t>
+          </w:r>
+        </w:hyperlink>
+      </w:r>
+      <w:r>
+        <w:rPr>
+          <w:rFonts w:ascii="Charis SIL Italic" w:hAnsi="Charis SIL Italic" w:eastAsia="Charis SIL Italic"/>
+          <w:b w:val="0"/>
+          <w:i w:val="0"/>
+          <w:color w:val="000000"/>
+          <w:sz w:val="24"/>
+        </w:rPr>
+        <w:t>t</w:t>
+      </w:r>
+      <w:r>
+        <w:rPr>
+          <w:u w:val="single" w:color="0000ff"/>
+          <w:rFonts w:ascii="Charis SIL Italic" w:hAnsi="Charis SIL Italic" w:eastAsia="Charis SIL Italic"/>
+          <w:b w:val="0"/>
+          <w:i w:val="0"/>
+          <w:color w:val="000000"/>
+          <w:sz w:val="24"/>
+        </w:rPr>
+        <w:hyperlink r:id="rId31" w:history="1">
+          <w:r>
+            <w:rPr>
+              <w:rStyle w:val="Hyperlink"/>
+            </w:rPr>
+            <w:t>o rese</w:t>
+          </w:r>
+        </w:hyperlink>
+      </w:r>
+      <w:r>
+        <w:rPr>
+          <w:u w:val="single" w:color="0000ff"/>
+          <w:rFonts w:ascii="Charis SIL Italic" w:hAnsi="Charis SIL Italic" w:eastAsia="Charis SIL Italic"/>
+          <w:b w:val="0"/>
+          <w:i w:val="0"/>
+          <w:color w:val="000000"/>
+          <w:sz w:val="24"/>
+        </w:rPr>
+        <w:hyperlink r:id="rId31" w:history="1">
+          <w:r>
+            <w:rPr>
+              <w:rStyle w:val="Hyperlink"/>
+            </w:rPr>
+            <w:t>arch</w:t>
+          </w:r>
+        </w:hyperlink>
+      </w:r>
+      <w:r>
+        <w:rPr>
+          <w:u w:val="single" w:color="0000ff"/>
+          <w:rFonts w:ascii="Charis SIL Italic" w:hAnsi="Charis SIL Italic" w:eastAsia="Charis SIL Italic"/>
+          <w:b w:val="0"/>
+          <w:i w:val="0"/>
+          <w:color w:val="000000"/>
+          <w:sz w:val="24"/>
+        </w:rPr>
+        <w:t xml:space="preserve"> </w:t>
+      </w:r>
+      <w:r>
+        <w:rPr>
+          <w:u w:val="single" w:color="0000ff"/>
+          <w:rFonts w:ascii="Charis SIL Italic" w:hAnsi="Charis SIL Italic" w:eastAsia="Charis SIL Italic"/>
+          <w:b w:val="0"/>
+          <w:i w:val="0"/>
+          <w:color w:val="000000"/>
+          <w:sz w:val="24"/>
+        </w:rPr>
+        <w:hyperlink r:id="rId31" w:history="1">
+          <w:r>
+            <w:rPr>
+              <w:rStyle w:val="Hyperlink"/>
+            </w:rPr>
+            <w:t>into th</w:t>
+          </w:r>
+        </w:hyperlink>
+      </w:r>
+      <w:r>
+        <w:rPr>
+          <w:rFonts w:ascii="Charis SIL Italic" w:hAnsi="Charis SIL Italic" w:eastAsia="Charis SIL Italic"/>
+          <w:b w:val="0"/>
+          <w:i w:val="0"/>
+          <w:color w:val="000000"/>
+          <w:sz w:val="24"/>
+        </w:rPr>
+        <w:t>e Dut</w:t>
+      </w:r>
+      <w:r>
+        <w:rPr>
+          <w:u w:val="single" w:color="0000ff"/>
+          <w:rFonts w:ascii="Charis SIL Italic" w:hAnsi="Charis SIL Italic" w:eastAsia="Charis SIL Italic"/>
+          <w:b w:val="0"/>
+          <w:i w:val="0"/>
+          <w:color w:val="000000"/>
+          <w:sz w:val="24"/>
+        </w:rPr>
+        <w:hyperlink r:id="rId32" w:history="1">
+          <w:r>
+            <w:rPr>
+              <w:rStyle w:val="Hyperlink"/>
+            </w:rPr>
+            <w:t>ch colo</w:t>
+          </w:r>
+        </w:hyperlink>
       </w:r>
       <w:r>
         <w:rPr>
@@ -4445,7 +4537,36 @@
           <w:color w:val="000000"/>
           <w:sz w:val="24"/>
         </w:rPr>
-        <w:t>which was founded in 1918 by physicist P.H. van Cittert. The broad collec</w:t>
+        <w:t>which was founded in 1918 by physicist P.H. van Cittert. The b</w:t>
+      </w:r>
+      <w:r>
+        <w:rPr>
+          <w:u w:val="single" w:color="0000ff"/>
+          <w:rFonts w:ascii="Charis SIL Italic" w:hAnsi="Charis SIL Italic" w:eastAsia="Charis SIL Italic"/>
+          <w:b w:val="0"/>
+          <w:i w:val="0"/>
+          <w:color w:val="000000"/>
+          <w:sz w:val="24"/>
+        </w:rPr>
+        <w:t>r</w:t>
+      </w:r>
+      <w:r>
+        <w:rPr>
+          <w:u w:val="single" w:color="0000ff"/>
+          <w:rFonts w:ascii="Charis SIL Italic" w:hAnsi="Charis SIL Italic" w:eastAsia="Charis SIL Italic"/>
+          <w:b w:val="0"/>
+          <w:i w:val="0"/>
+          <w:color w:val="000000"/>
+          <w:sz w:val="24"/>
+        </w:rPr>
+        <w:hyperlink r:id="rId33" w:history="1">
+          <w:r>
+            <w:rPr>
+              <w:rStyle w:val="Hyperlink"/>
+            </w:rPr>
+            <w:t>oad collec</w:t>
+          </w:r>
+        </w:hyperlink>
       </w:r>
       <w:r>
         <w:rPr>
@@ -4565,31 +4686,13 @@
       </w:r>
       <w:r>
         <w:rPr>
-          <w:u w:val="single" w:color="0000ff"/>
-          <w:rFonts w:ascii="Charis SIL Italic" w:hAnsi="Charis SIL Italic" w:eastAsia="Charis SIL Italic"/>
-          <w:b w:val="0"/>
-          <w:i w:val="0"/>
-          <w:color w:val="000000"/>
-          <w:sz w:val="24"/>
-        </w:rPr>
-        <w:hyperlink r:id="rId34" w:history="1">
-          <w:r>
-            <w:rPr>
-              <w:rStyle w:val="Hyperlink"/>
-            </w:rPr>
-            <w:t>for the</w:t>
-          </w:r>
-        </w:hyperlink>
-      </w:r>
-      <w:r>
-        <w:rPr>
-          <w:rFonts w:ascii="Charis SIL Italic" w:hAnsi="Charis SIL Italic" w:eastAsia="Charis SIL Italic"/>
-          <w:b w:val="0"/>
-          <w:i w:val="0"/>
-          <w:color w:val="000000"/>
-          <w:sz w:val="24"/>
-        </w:rPr>
-        <w:t xml:space="preserve"> research of physical anthropologist </w:t>
+          <w:rFonts w:ascii="Charis SIL Italic" w:hAnsi="Charis SIL Italic" w:eastAsia="Charis SIL Italic"/>
+          <w:b w:val="0"/>
+          <w:i w:val="0"/>
+          <w:color w:val="000000"/>
+          <w:sz w:val="24"/>
+        </w:rPr>
+        <w:t xml:space="preserve">for the research of physical anthropologist </w:t>
       </w:r>
       <w:r>
         <w:rPr>
@@ -5042,6 +5145,16 @@
       </w:r>
       <w:r>
         <w:rPr>
+          <w:rFonts w:ascii="Charis SIL Italic" w:hAnsi="Charis SIL Italic" w:eastAsia="Charis SIL Italic"/>
+          <w:b w:val="0"/>
+          <w:i w:val="0"/>
+          <w:color w:val="000000"/>
+          <w:sz w:val="24"/>
+        </w:rPr>
+        <w:t>i</w:t>
+      </w:r>
+      <w:r>
+        <w:rPr>
           <w:u w:val="single" w:color="0000ff"/>
           <w:rFonts w:ascii="Charis SIL Italic" w:hAnsi="Charis SIL Italic" w:eastAsia="Charis SIL Italic"/>
           <w:b w:val="0"/>
@@ -5049,17 +5162,17 @@
           <w:color w:val="000000"/>
           <w:sz w:val="24"/>
         </w:rPr>
-        <w:t>i</w:t>
-      </w:r>
-      <w:r>
-        <w:rPr>
-          <w:rFonts w:ascii="Charis SIL Italic" w:hAnsi="Charis SIL Italic" w:eastAsia="Charis SIL Italic"/>
-          <w:b w:val="0"/>
-          <w:i w:val="0"/>
-          <w:color w:val="000000"/>
-          <w:sz w:val="24"/>
-        </w:rPr>
-        <w:t xml:space="preserve">rst professor of art history and modern languages at the UvA, the museum </w:t>
+        <w:t>r</w:t>
+      </w:r>
+      <w:r>
+        <w:rPr>
+          <w:rFonts w:ascii="Charis SIL Italic" w:hAnsi="Charis SIL Italic" w:eastAsia="Charis SIL Italic"/>
+          <w:b w:val="0"/>
+          <w:i w:val="0"/>
+          <w:color w:val="000000"/>
+          <w:sz w:val="24"/>
+        </w:rPr>
+        <w:t xml:space="preserve">st professor of art history and modern languages at the UvA, the museum </w:t>
       </w:r>
       <w:r>
         <w:rPr>
@@ -5485,7 +5598,7 @@
           <w:color w:val="000000"/>
           <w:sz w:val="24"/>
         </w:rPr>
-        <w:t>been managed by the UvA since 1859. The collection was largely assembled by</w:t>
+        <w:t>been managed by the UvA since 1859. The collection was largely asse</w:t>
       </w:r>
       <w:r>
         <w:rPr>
@@ -5496,6 +5609,24 @@
           <w:color w:val="000000"/>
           <w:sz w:val="24"/>
         </w:rPr>
+        <w:hyperlink r:id="rId42" w:history="1">
+          <w:r>
+            <w:rPr>
+              <w:rStyle w:val="Hyperlink"/>
+            </w:rPr>
+            <w:t>mbled by</w:t>
+          </w:r>
+        </w:hyperlink>
+      </w:r>
+      <w:r>
+        <w:rPr>
+          <w:u w:val="single" w:color="0000ff"/>
+          <w:rFonts w:ascii="Charis SIL Italic" w:hAnsi="Charis SIL Italic" w:eastAsia="Charis SIL Italic"/>
+          <w:b w:val="0"/>
+          <w:i w:val="0"/>
+          <w:color w:val="000000"/>
+          <w:sz w:val="24"/>
+        </w:rPr>
         <w:t xml:space="preserve"> </w:t>
       </w:r>
       <w:r>
@@ -5507,7 +5638,7 @@
           <w:sz w:val="24"/>
           <w:u w:val="single"/>
         </w:rPr>
-        <w:hyperlink r:id="rId43" w:history="1">
+        <w:hyperlink r:id="rId42" w:history="1">
           <w:r>
             <w:rPr>
               <w:rStyle w:val="Hyperlink"/>
@@ -6593,7 +6724,78 @@
           <w:color w:val="000000"/>
           <w:sz w:val="24"/>
         </w:rPr>
-        <w:t>nsult the relevant resea</w:t>
+        <w:hyperlink r:id="rId10" w:history="1">
+          <w:r>
+            <w:rPr>
+              <w:rStyle w:val="Hyperlink"/>
+            </w:rPr>
+            <w:t>nsult the rel</w:t>
+          </w:r>
+        </w:hyperlink>
+      </w:r>
+      <w:r>
+        <w:rPr>
+          <w:u w:val="single" w:color="0000ff"/>
+          <w:rFonts w:ascii="Charis SIL Italic" w:hAnsi="Charis SIL Italic" w:eastAsia="Charis SIL Italic"/>
+          <w:b w:val="0"/>
+          <w:i w:val="0"/>
+          <w:color w:val="000000"/>
+          <w:sz w:val="24"/>
+        </w:rPr>
+        <w:hyperlink r:id="rId10" w:history="1">
+          <w:r>
+            <w:rPr>
+              <w:rStyle w:val="Hyperlink"/>
+            </w:rPr>
+            <w:t>e</w:t>
+          </w:r>
+        </w:hyperlink>
+      </w:r>
+      <w:r>
+        <w:rPr>
+          <w:u w:val="single" w:color="0000ff"/>
+          <w:rFonts w:ascii="Charis SIL Italic" w:hAnsi="Charis SIL Italic" w:eastAsia="Charis SIL Italic"/>
+          <w:b w:val="0"/>
+          <w:i w:val="0"/>
+          <w:color w:val="000000"/>
+          <w:sz w:val="24"/>
+        </w:rPr>
+        <w:hyperlink r:id="rId10" w:history="1">
+          <w:r>
+            <w:rPr>
+              <w:rStyle w:val="Hyperlink"/>
+            </w:rPr>
+            <w:t>vant re</w:t>
+          </w:r>
+        </w:hyperlink>
+      </w:r>
+      <w:r>
+        <w:rPr>
+          <w:u w:val="single" w:color="0000ff"/>
+          <w:rFonts w:ascii="Charis SIL Italic" w:hAnsi="Charis SIL Italic" w:eastAsia="Charis SIL Italic"/>
+          <w:b w:val="0"/>
+          <w:i w:val="0"/>
+          <w:color w:val="000000"/>
+          <w:sz w:val="24"/>
+        </w:rPr>
+        <w:hyperlink r:id="rId10" w:history="1">
+          <w:r>
+            <w:rPr>
+              <w:rStyle w:val="Hyperlink"/>
+            </w:rPr>
+            <w:t>s</w:t>
+          </w:r>
+        </w:hyperlink>
+      </w:r>
+      <w:r>
+        <w:rPr>
+          <w:rFonts w:ascii="Charis SIL Italic" w:hAnsi="Charis SIL Italic" w:eastAsia="Charis SIL Italic"/>
+          <w:b w:val="0"/>
+          <w:i w:val="0"/>
+          <w:color w:val="000000"/>
+          <w:sz w:val="24"/>
+        </w:rPr>
+        <w:t>ea</w:t>
       </w:r>
       <w:r>
         <w:rPr>

--- a/EXPORTS/DOCX/published/niveau3/English/UniversityMus.docx
+++ b/EXPORTS/DOCX/published/niveau3/English/UniversityMus.docx
@@ -1749,7 +1749,6 @@
           <w:i w:val="0"/>
           <w:color w:val="0000FF"/>
           <w:sz w:val="24"/>
-          <w:u w:val="single"/>
         </w:rPr>
         <w:t>a</w:t>
       </w:r>
@@ -3160,6 +3159,7 @@
       </w:r>
       <w:r>
         <w:rPr>
+          <w:u w:val="single" w:color="0000ff"/>
           <w:rFonts w:ascii="Charis SIL Italic" w:hAnsi="Charis SIL Italic" w:eastAsia="Charis SIL Italic"/>
           <w:b w:val="0"/>
           <w:i w:val="0"/>
@@ -3960,20 +3960,19 @@
           <w:i w:val="0"/>
           <w:color w:val="0000FF"/>
           <w:sz w:val="24"/>
+        </w:rPr>
+        <w:t xml:space="preserve"> </w:t>
+      </w:r>
+      <w:r>
+        <w:rPr>
+          <w:rFonts w:ascii="Charis SIL Italic" w:hAnsi="Charis SIL Italic" w:eastAsia="Charis SIL Italic"/>
+          <w:b w:val="0"/>
+          <w:i w:val="0"/>
+          <w:color w:val="0000FF"/>
+          <w:sz w:val="24"/>
           <w:u w:val="single"/>
         </w:rPr>
-        <w:t xml:space="preserve"> </w:t>
-      </w:r>
-      <w:r>
-        <w:rPr>
-          <w:rFonts w:ascii="Charis SIL Italic" w:hAnsi="Charis SIL Italic" w:eastAsia="Charis SIL Italic"/>
-          <w:b w:val="0"/>
-          <w:i w:val="0"/>
-          <w:color w:val="0000FF"/>
-          <w:sz w:val="24"/>
-          <w:u w:val="single"/>
-        </w:rPr>
-        <w:hyperlink r:id="rId28" w:history="1">
+        <w:hyperlink r:id="rId30" w:history="1">
           <w:r>
             <w:rPr>
               <w:rStyle w:val="Hyperlink"/>
@@ -4002,7 +4001,7 @@
           <w:sz w:val="24"/>
           <w:u w:val="single"/>
         </w:rPr>
-        <w:hyperlink r:id="rId28" w:history="1">
+        <w:hyperlink r:id="rId30" w:history="1">
           <w:r>
             <w:rPr>
               <w:rStyle w:val="Hyperlink"/>
@@ -4013,21 +4012,13 @@
       </w:r>
       <w:r>
         <w:rPr>
-          <w:u w:val="single" w:color="0000ff"/>
-          <w:rFonts w:ascii="Charis SIL Italic" w:hAnsi="Charis SIL Italic" w:eastAsia="Charis SIL Italic"/>
-          <w:b w:val="0"/>
-          <w:i w:val="0"/>
-          <w:color w:val="000000"/>
-          <w:sz w:val="24"/>
-        </w:rPr>
-        <w:hyperlink r:id="rId28" w:history="1">
-          <w:r>
-            <w:rPr>
-              <w:rStyle w:val="Hyperlink"/>
-            </w:rPr>
-            <w:t xml:space="preserve">, </w:t>
-          </w:r>
-        </w:hyperlink>
+          <w:rFonts w:ascii="Charis SIL Italic" w:hAnsi="Charis SIL Italic" w:eastAsia="Charis SIL Italic"/>
+          <w:b w:val="0"/>
+          <w:i w:val="0"/>
+          <w:color w:val="000000"/>
+          <w:sz w:val="24"/>
+        </w:rPr>
+        <w:t xml:space="preserve">, </w:t>
       </w:r>
       <w:r>
         <w:rPr>
@@ -4038,7 +4029,7 @@
           <w:sz w:val="24"/>
           <w:u w:val="single"/>
         </w:rPr>
-        <w:hyperlink r:id="rId28" w:history="1">
+        <w:hyperlink r:id="rId31" w:history="1">
           <w:r>
             <w:rPr>
               <w:rStyle w:val="Hyperlink"/>
@@ -4686,13 +4677,60 @@
       </w:r>
       <w:r>
         <w:rPr>
-          <w:rFonts w:ascii="Charis SIL Italic" w:hAnsi="Charis SIL Italic" w:eastAsia="Charis SIL Italic"/>
-          <w:b w:val="0"/>
-          <w:i w:val="0"/>
-          <w:color w:val="000000"/>
-          <w:sz w:val="24"/>
-        </w:rPr>
-        <w:t xml:space="preserve">for the research of physical anthropologist </w:t>
+          <w:u w:val="single" w:color="0000ff"/>
+          <w:rFonts w:ascii="Charis SIL Italic" w:hAnsi="Charis SIL Italic" w:eastAsia="Charis SIL Italic"/>
+          <w:b w:val="0"/>
+          <w:i w:val="0"/>
+          <w:color w:val="000000"/>
+          <w:sz w:val="24"/>
+        </w:rPr>
+        <w:hyperlink r:id="rId34" w:history="1">
+          <w:r>
+            <w:rPr>
+              <w:rStyle w:val="Hyperlink"/>
+            </w:rPr>
+            <w:t>for the</w:t>
+          </w:r>
+        </w:hyperlink>
+      </w:r>
+      <w:r>
+        <w:rPr>
+          <w:u w:val="single" w:color="0000ff"/>
+          <w:rFonts w:ascii="Charis SIL Italic" w:hAnsi="Charis SIL Italic" w:eastAsia="Charis SIL Italic"/>
+          <w:b w:val="0"/>
+          <w:i w:val="0"/>
+          <w:color w:val="000000"/>
+          <w:sz w:val="24"/>
+        </w:rPr>
+        <w:t xml:space="preserve"> </w:t>
+      </w:r>
+      <w:r>
+        <w:rPr>
+          <w:u w:val="single" w:color="0000ff"/>
+          <w:rFonts w:ascii="Charis SIL Italic" w:hAnsi="Charis SIL Italic" w:eastAsia="Charis SIL Italic"/>
+          <w:b w:val="0"/>
+          <w:i w:val="0"/>
+          <w:color w:val="000000"/>
+          <w:sz w:val="24"/>
+        </w:rPr>
+        <w:hyperlink r:id="rId34" w:history="1">
+          <w:r>
+            <w:rPr>
+              <w:rStyle w:val="Hyperlink"/>
+            </w:rPr>
+            <w:t>resea</w:t>
+          </w:r>
+        </w:hyperlink>
+      </w:r>
+      <w:r>
+        <w:rPr>
+          <w:rFonts w:ascii="Charis SIL Italic" w:hAnsi="Charis SIL Italic" w:eastAsia="Charis SIL Italic"/>
+          <w:b w:val="0"/>
+          <w:i w:val="0"/>
+          <w:color w:val="000000"/>
+          <w:sz w:val="24"/>
+        </w:rPr>
+        <w:t xml:space="preserve">rch of physical anthropologist </w:t>
       </w:r>
       <w:r>
         <w:rPr>
@@ -6473,7 +6511,7 @@
           <w:sz w:val="24"/>
           <w:u w:val="single"/>
         </w:rPr>
-        <w:hyperlink r:id="rId48" w:history="1">
+        <w:hyperlink r:id="rId47" w:history="1">
           <w:r>
             <w:rPr>
               <w:rStyle w:val="Hyperlink"/>
@@ -6789,13 +6827,21 @@
       </w:r>
       <w:r>
         <w:rPr>
-          <w:rFonts w:ascii="Charis SIL Italic" w:hAnsi="Charis SIL Italic" w:eastAsia="Charis SIL Italic"/>
-          <w:b w:val="0"/>
-          <w:i w:val="0"/>
-          <w:color w:val="000000"/>
-          <w:sz w:val="24"/>
-        </w:rPr>
-        <w:t>ea</w:t>
+          <w:u w:val="single" w:color="0000ff"/>
+          <w:rFonts w:ascii="Charis SIL Italic" w:hAnsi="Charis SIL Italic" w:eastAsia="Charis SIL Italic"/>
+          <w:b w:val="0"/>
+          <w:i w:val="0"/>
+          <w:color w:val="000000"/>
+          <w:sz w:val="24"/>
+        </w:rPr>
+        <w:hyperlink r:id="rId10" w:history="1">
+          <w:r>
+            <w:rPr>
+              <w:rStyle w:val="Hyperlink"/>
+            </w:rPr>
+            <w:t>ea</w:t>
+          </w:r>
+        </w:hyperlink>
       </w:r>
       <w:r>
         <w:rPr>
@@ -7134,7 +7180,7 @@
           <w:sz w:val="24"/>
           <w:u w:val="single"/>
         </w:rPr>
-        <w:t>Scientific research in co</w:t>
+        <w:t>Scientific research in col</w:t>
       </w:r>
       <w:r>
         <w:rPr>
@@ -7145,7 +7191,7 @@
           <w:sz w:val="24"/>
           <w:u w:val="single"/>
         </w:rPr>
-        <w:t>l</w:t>
+        <w:t>onised territorie</w:t>
       </w:r>
       <w:r>
         <w:rPr>
@@ -7154,9 +7200,8 @@
           <w:i w:val="0"/>
           <w:color w:val="0000FF"/>
           <w:sz w:val="24"/>
-          <w:u w:val="single"/>
-        </w:rPr>
-        <w:t>onised territories</w:t>
+        </w:rPr>
+        <w:t>s</w:t>
       </w:r>
       <w:r>
         <w:br/>

--- a/EXPORTS/DOCX/published/niveau3/English/UniversityMus.docx
+++ b/EXPORTS/DOCX/published/niveau3/English/UniversityMus.docx
@@ -154,7 +154,7 @@
             <w:rPr>
               <w:rStyle w:val="Hyperlink"/>
             </w:rPr>
-            <w:t>scientif</w:t>
+            <w:t>scientifi</w:t>
           </w:r>
         </w:hyperlink>
       </w:r>
@@ -165,13 +165,36 @@
           <w:i w:val="0"/>
           <w:color w:val="0000FF"/>
           <w:sz w:val="24"/>
+          <w:u w:val="single"/>
+        </w:rPr>
+        <w:t>c</w:t>
+      </w:r>
+      <w:r>
+        <w:rPr>
+          <w:rFonts w:ascii="Charis SIL Italic" w:hAnsi="Charis SIL Italic" w:eastAsia="Charis SIL Italic"/>
+          <w:b w:val="0"/>
+          <w:i w:val="0"/>
+          <w:color w:val="0000FF"/>
+          <w:sz w:val="24"/>
+          <w:u w:val="single"/>
+        </w:rPr>
+        <w:t xml:space="preserve"> </w:t>
+      </w:r>
+      <w:r>
+        <w:rPr>
+          <w:rFonts w:ascii="Charis SIL Italic" w:hAnsi="Charis SIL Italic" w:eastAsia="Charis SIL Italic"/>
+          <w:b w:val="0"/>
+          <w:i w:val="0"/>
+          <w:color w:val="0000FF"/>
+          <w:sz w:val="24"/>
+          <w:u w:val="single"/>
         </w:rPr>
         <w:hyperlink r:id="rId9" w:history="1">
           <w:r>
             <w:rPr>
               <w:rStyle w:val="Hyperlink"/>
             </w:rPr>
-            <w:t>i</w:t>
+            <w:t>interes</w:t>
           </w:r>
         </w:hyperlink>
       </w:r>
@@ -182,38 +205,8 @@
           <w:i w:val="0"/>
           <w:color w:val="0000FF"/>
           <w:sz w:val="24"/>
-          <w:u w:val="single"/>
-        </w:rPr>
-        <w:t>c</w:t>
-      </w:r>
-      <w:r>
-        <w:rPr>
-          <w:rFonts w:ascii="Charis SIL Italic" w:hAnsi="Charis SIL Italic" w:eastAsia="Charis SIL Italic"/>
-          <w:b w:val="0"/>
-          <w:i w:val="0"/>
-          <w:color w:val="0000FF"/>
-          <w:sz w:val="24"/>
-          <w:u w:val="single"/>
-        </w:rPr>
-        <w:t xml:space="preserve"> </w:t>
-      </w:r>
-      <w:r>
-        <w:rPr>
-          <w:rFonts w:ascii="Charis SIL Italic" w:hAnsi="Charis SIL Italic" w:eastAsia="Charis SIL Italic"/>
-          <w:b w:val="0"/>
-          <w:i w:val="0"/>
-          <w:color w:val="0000FF"/>
-          <w:sz w:val="24"/>
-          <w:u w:val="single"/>
-        </w:rPr>
-        <w:hyperlink r:id="rId9" w:history="1">
-          <w:r>
-            <w:rPr>
-              <w:rStyle w:val="Hyperlink"/>
-            </w:rPr>
-            <w:t>interest</w:t>
-          </w:r>
-        </w:hyperlink>
+        </w:rPr>
+        <w:t>t</w:t>
       </w:r>
       <w:r>
         <w:rPr>
@@ -535,7 +528,50 @@
           <w:color w:val="000000"/>
           <w:sz w:val="24"/>
         </w:rPr>
-        <w:t>rmer [Gerardus van der</w:t>
+        <w:hyperlink r:id="rId10" w:history="1">
+          <w:r>
+            <w:rPr>
+              <w:rStyle w:val="Hyperlink"/>
+            </w:rPr>
+            <w:t>rmer [Gerar</w:t>
+          </w:r>
+        </w:hyperlink>
+      </w:r>
+      <w:r>
+        <w:rPr>
+          <w:u w:val="single" w:color="0000ff"/>
+          <w:rFonts w:ascii="Charis SIL Italic" w:hAnsi="Charis SIL Italic" w:eastAsia="Charis SIL Italic"/>
+          <w:b w:val="0"/>
+          <w:i w:val="0"/>
+          <w:color w:val="000000"/>
+          <w:sz w:val="24"/>
+        </w:rPr>
+        <w:hyperlink r:id="rId10" w:history="1">
+          <w:r>
+            <w:rPr>
+              <w:rStyle w:val="Hyperlink"/>
+            </w:rPr>
+            <w:t>d</w:t>
+          </w:r>
+        </w:hyperlink>
+      </w:r>
+      <w:r>
+        <w:rPr>
+          <w:u w:val="single" w:color="0000ff"/>
+          <w:rFonts w:ascii="Charis SIL Italic" w:hAnsi="Charis SIL Italic" w:eastAsia="Charis SIL Italic"/>
+          <w:b w:val="0"/>
+          <w:i w:val="0"/>
+          <w:color w:val="000000"/>
+          <w:sz w:val="24"/>
+        </w:rPr>
+        <w:hyperlink r:id="rId10" w:history="1">
+          <w:r>
+            <w:rPr>
+              <w:rStyle w:val="Hyperlink"/>
+            </w:rPr>
+            <w:t>us van der</w:t>
+          </w:r>
+        </w:hyperlink>
       </w:r>
       <w:r>
         <w:rPr>
@@ -2626,39 +2662,13 @@
       </w:r>
       <w:r>
         <w:rPr>
-          <w:u w:val="single" w:color="0000ff"/>
-          <w:rFonts w:ascii="Charis SIL Italic" w:hAnsi="Charis SIL Italic" w:eastAsia="Charis SIL Italic"/>
-          <w:b w:val="0"/>
-          <w:i w:val="0"/>
-          <w:color w:val="000000"/>
-          <w:sz w:val="24"/>
-        </w:rPr>
-        <w:hyperlink r:id="rId22" w:history="1">
-          <w:r>
-            <w:rPr>
-              <w:rStyle w:val="Hyperlink"/>
-            </w:rPr>
-            <w:t>formed a</w:t>
-          </w:r>
-        </w:hyperlink>
-      </w:r>
-      <w:r>
-        <w:rPr>
-          <w:u w:val="single" w:color="0000ff"/>
-          <w:rFonts w:ascii="Charis SIL Italic" w:hAnsi="Charis SIL Italic" w:eastAsia="Charis SIL Italic"/>
-          <w:b w:val="0"/>
-          <w:i w:val="0"/>
-          <w:color w:val="000000"/>
-          <w:sz w:val="24"/>
-        </w:rPr>
-        <w:hyperlink r:id="rId22" w:history="1">
-          <w:r>
-            <w:rPr>
-              <w:rStyle w:val="Hyperlink"/>
-            </w:rPr>
-            <w:t xml:space="preserve"> se</w:t>
-          </w:r>
-        </w:hyperlink>
+          <w:rFonts w:ascii="Charis SIL Italic" w:hAnsi="Charis SIL Italic" w:eastAsia="Charis SIL Italic"/>
+          <w:b w:val="0"/>
+          <w:i w:val="0"/>
+          <w:color w:val="000000"/>
+          <w:sz w:val="24"/>
+        </w:rPr>
+        <w:t>formed a se</w:t>
       </w:r>
       <w:r>
         <w:rPr>
@@ -3159,7 +3169,6 @@
       </w:r>
       <w:r>
         <w:rPr>
-          <w:u w:val="single" w:color="0000ff"/>
           <w:rFonts w:ascii="Charis SIL Italic" w:hAnsi="Charis SIL Italic" w:eastAsia="Charis SIL Italic"/>
           <w:b w:val="0"/>
           <w:i w:val="0"/>
@@ -3960,6 +3969,7 @@
           <w:i w:val="0"/>
           <w:color w:val="0000FF"/>
           <w:sz w:val="24"/>
+          <w:u w:val="single"/>
         </w:rPr>
         <w:t xml:space="preserve"> </w:t>
       </w:r>
@@ -3972,7 +3982,7 @@
           <w:sz w:val="24"/>
           <w:u w:val="single"/>
         </w:rPr>
-        <w:hyperlink r:id="rId30" w:history="1">
+        <w:hyperlink r:id="rId28" w:history="1">
           <w:r>
             <w:rPr>
               <w:rStyle w:val="Hyperlink"/>
@@ -4001,7 +4011,7 @@
           <w:sz w:val="24"/>
           <w:u w:val="single"/>
         </w:rPr>
-        <w:hyperlink r:id="rId30" w:history="1">
+        <w:hyperlink r:id="rId28" w:history="1">
           <w:r>
             <w:rPr>
               <w:rStyle w:val="Hyperlink"/>
@@ -4018,7 +4028,14 @@
           <w:color w:val="000000"/>
           <w:sz w:val="24"/>
         </w:rPr>
-        <w:t xml:space="preserve">, </w:t>
+        <w:hyperlink r:id="rId28" w:history="1">
+          <w:r>
+            <w:rPr>
+              <w:rStyle w:val="Hyperlink"/>
+            </w:rPr>
+            <w:t xml:space="preserve">, </w:t>
+          </w:r>
+        </w:hyperlink>
       </w:r>
       <w:r>
         <w:rPr>
@@ -4029,7 +4046,7 @@
           <w:sz w:val="24"/>
           <w:u w:val="single"/>
         </w:rPr>
-        <w:hyperlink r:id="rId31" w:history="1">
+        <w:hyperlink r:id="rId28" w:history="1">
           <w:r>
             <w:rPr>
               <w:rStyle w:val="Hyperlink"/>
@@ -4677,60 +4694,13 @@
       </w:r>
       <w:r>
         <w:rPr>
-          <w:u w:val="single" w:color="0000ff"/>
-          <w:rFonts w:ascii="Charis SIL Italic" w:hAnsi="Charis SIL Italic" w:eastAsia="Charis SIL Italic"/>
-          <w:b w:val="0"/>
-          <w:i w:val="0"/>
-          <w:color w:val="000000"/>
-          <w:sz w:val="24"/>
-        </w:rPr>
-        <w:hyperlink r:id="rId34" w:history="1">
-          <w:r>
-            <w:rPr>
-              <w:rStyle w:val="Hyperlink"/>
-            </w:rPr>
-            <w:t>for the</w:t>
-          </w:r>
-        </w:hyperlink>
-      </w:r>
-      <w:r>
-        <w:rPr>
-          <w:u w:val="single" w:color="0000ff"/>
-          <w:rFonts w:ascii="Charis SIL Italic" w:hAnsi="Charis SIL Italic" w:eastAsia="Charis SIL Italic"/>
-          <w:b w:val="0"/>
-          <w:i w:val="0"/>
-          <w:color w:val="000000"/>
-          <w:sz w:val="24"/>
-        </w:rPr>
-        <w:t xml:space="preserve"> </w:t>
-      </w:r>
-      <w:r>
-        <w:rPr>
-          <w:u w:val="single" w:color="0000ff"/>
-          <w:rFonts w:ascii="Charis SIL Italic" w:hAnsi="Charis SIL Italic" w:eastAsia="Charis SIL Italic"/>
-          <w:b w:val="0"/>
-          <w:i w:val="0"/>
-          <w:color w:val="000000"/>
-          <w:sz w:val="24"/>
-        </w:rPr>
-        <w:hyperlink r:id="rId34" w:history="1">
-          <w:r>
-            <w:rPr>
-              <w:rStyle w:val="Hyperlink"/>
-            </w:rPr>
-            <w:t>resea</w:t>
-          </w:r>
-        </w:hyperlink>
-      </w:r>
-      <w:r>
-        <w:rPr>
-          <w:rFonts w:ascii="Charis SIL Italic" w:hAnsi="Charis SIL Italic" w:eastAsia="Charis SIL Italic"/>
-          <w:b w:val="0"/>
-          <w:i w:val="0"/>
-          <w:color w:val="000000"/>
-          <w:sz w:val="24"/>
-        </w:rPr>
-        <w:t xml:space="preserve">rch of physical anthropologist </w:t>
+          <w:rFonts w:ascii="Charis SIL Italic" w:hAnsi="Charis SIL Italic" w:eastAsia="Charis SIL Italic"/>
+          <w:b w:val="0"/>
+          <w:i w:val="0"/>
+          <w:color w:val="000000"/>
+          <w:sz w:val="24"/>
+        </w:rPr>
+        <w:t xml:space="preserve">for the research of physical anthropologist </w:t>
       </w:r>
       <w:r>
         <w:rPr>
@@ -5183,6 +5153,7 @@
       </w:r>
       <w:r>
         <w:rPr>
+          <w:u w:val="single" w:color="0000ff"/>
           <w:rFonts w:ascii="Charis SIL Italic" w:hAnsi="Charis SIL Italic" w:eastAsia="Charis SIL Italic"/>
           <w:b w:val="0"/>
           <w:i w:val="0"/>
@@ -5193,24 +5164,13 @@
       </w:r>
       <w:r>
         <w:rPr>
-          <w:u w:val="single" w:color="0000ff"/>
-          <w:rFonts w:ascii="Charis SIL Italic" w:hAnsi="Charis SIL Italic" w:eastAsia="Charis SIL Italic"/>
-          <w:b w:val="0"/>
-          <w:i w:val="0"/>
-          <w:color w:val="000000"/>
-          <w:sz w:val="24"/>
-        </w:rPr>
-        <w:t>r</w:t>
-      </w:r>
-      <w:r>
-        <w:rPr>
-          <w:rFonts w:ascii="Charis SIL Italic" w:hAnsi="Charis SIL Italic" w:eastAsia="Charis SIL Italic"/>
-          <w:b w:val="0"/>
-          <w:i w:val="0"/>
-          <w:color w:val="000000"/>
-          <w:sz w:val="24"/>
-        </w:rPr>
-        <w:t xml:space="preserve">st professor of art history and modern languages at the UvA, the museum </w:t>
+          <w:rFonts w:ascii="Charis SIL Italic" w:hAnsi="Charis SIL Italic" w:eastAsia="Charis SIL Italic"/>
+          <w:b w:val="0"/>
+          <w:i w:val="0"/>
+          <w:color w:val="000000"/>
+          <w:sz w:val="24"/>
+        </w:rPr>
+        <w:t xml:space="preserve">rst professor of art history and modern languages at the UvA, the museum </w:t>
       </w:r>
       <w:r>
         <w:rPr>

--- a/EXPORTS/DOCX/published/niveau3/English/UniversityMus.docx
+++ b/EXPORTS/DOCX/published/niveau3/English/UniversityMus.docx
@@ -1785,6 +1785,7 @@
           <w:i w:val="0"/>
           <w:color w:val="0000FF"/>
           <w:sz w:val="24"/>
+          <w:u w:val="single"/>
         </w:rPr>
         <w:t>a</w:t>
       </w:r>
@@ -2662,13 +2663,39 @@
       </w:r>
       <w:r>
         <w:rPr>
-          <w:rFonts w:ascii="Charis SIL Italic" w:hAnsi="Charis SIL Italic" w:eastAsia="Charis SIL Italic"/>
-          <w:b w:val="0"/>
-          <w:i w:val="0"/>
-          <w:color w:val="000000"/>
-          <w:sz w:val="24"/>
-        </w:rPr>
-        <w:t>formed a se</w:t>
+          <w:u w:val="single" w:color="0000ff"/>
+          <w:rFonts w:ascii="Charis SIL Italic" w:hAnsi="Charis SIL Italic" w:eastAsia="Charis SIL Italic"/>
+          <w:b w:val="0"/>
+          <w:i w:val="0"/>
+          <w:color w:val="000000"/>
+          <w:sz w:val="24"/>
+        </w:rPr>
+        <w:hyperlink r:id="rId22" w:history="1">
+          <w:r>
+            <w:rPr>
+              <w:rStyle w:val="Hyperlink"/>
+            </w:rPr>
+            <w:t>formed a</w:t>
+          </w:r>
+        </w:hyperlink>
+      </w:r>
+      <w:r>
+        <w:rPr>
+          <w:u w:val="single" w:color="0000ff"/>
+          <w:rFonts w:ascii="Charis SIL Italic" w:hAnsi="Charis SIL Italic" w:eastAsia="Charis SIL Italic"/>
+          <w:b w:val="0"/>
+          <w:i w:val="0"/>
+          <w:color w:val="000000"/>
+          <w:sz w:val="24"/>
+        </w:rPr>
+        <w:hyperlink r:id="rId22" w:history="1">
+          <w:r>
+            <w:rPr>
+              <w:rStyle w:val="Hyperlink"/>
+            </w:rPr>
+            <w:t xml:space="preserve"> se</w:t>
+          </w:r>
+        </w:hyperlink>
       </w:r>
       <w:r>
         <w:rPr>
@@ -4022,6 +4049,7 @@
       </w:r>
       <w:r>
         <w:rPr>
+          <w:u w:val="single" w:color="0000ff"/>
           <w:rFonts w:ascii="Charis SIL Italic" w:hAnsi="Charis SIL Italic" w:eastAsia="Charis SIL Italic"/>
           <w:b w:val="0"/>
           <w:i w:val="0"/>
@@ -5153,6 +5181,16 @@
       </w:r>
       <w:r>
         <w:rPr>
+          <w:rFonts w:ascii="Charis SIL Italic" w:hAnsi="Charis SIL Italic" w:eastAsia="Charis SIL Italic"/>
+          <w:b w:val="0"/>
+          <w:i w:val="0"/>
+          <w:color w:val="000000"/>
+          <w:sz w:val="24"/>
+        </w:rPr>
+        <w:t>i</w:t>
+      </w:r>
+      <w:r>
+        <w:rPr>
           <w:u w:val="single" w:color="0000ff"/>
           <w:rFonts w:ascii="Charis SIL Italic" w:hAnsi="Charis SIL Italic" w:eastAsia="Charis SIL Italic"/>
           <w:b w:val="0"/>
@@ -5160,17 +5198,17 @@
           <w:color w:val="000000"/>
           <w:sz w:val="24"/>
         </w:rPr>
-        <w:t>i</w:t>
-      </w:r>
-      <w:r>
-        <w:rPr>
-          <w:rFonts w:ascii="Charis SIL Italic" w:hAnsi="Charis SIL Italic" w:eastAsia="Charis SIL Italic"/>
-          <w:b w:val="0"/>
-          <w:i w:val="0"/>
-          <w:color w:val="000000"/>
-          <w:sz w:val="24"/>
-        </w:rPr>
-        <w:t xml:space="preserve">rst professor of art history and modern languages at the UvA, the museum </w:t>
+        <w:t>r</w:t>
+      </w:r>
+      <w:r>
+        <w:rPr>
+          <w:rFonts w:ascii="Charis SIL Italic" w:hAnsi="Charis SIL Italic" w:eastAsia="Charis SIL Italic"/>
+          <w:b w:val="0"/>
+          <w:i w:val="0"/>
+          <w:color w:val="000000"/>
+          <w:sz w:val="24"/>
+        </w:rPr>
+        <w:t xml:space="preserve">st professor of art history and modern languages at the UvA, the museum </w:t>
       </w:r>
       <w:r>
         <w:rPr>

--- a/EXPORTS/DOCX/published/niveau3/English/UniversityMus.docx
+++ b/EXPORTS/DOCX/published/niveau3/English/UniversityMus.docx
@@ -154,7 +154,7 @@
             <w:rPr>
               <w:rStyle w:val="Hyperlink"/>
             </w:rPr>
-            <w:t>scientifi</w:t>
+            <w:t>scientif</w:t>
           </w:r>
         </w:hyperlink>
       </w:r>
@@ -165,36 +165,13 @@
           <w:i w:val="0"/>
           <w:color w:val="0000FF"/>
           <w:sz w:val="24"/>
-          <w:u w:val="single"/>
-        </w:rPr>
-        <w:t>c</w:t>
-      </w:r>
-      <w:r>
-        <w:rPr>
-          <w:rFonts w:ascii="Charis SIL Italic" w:hAnsi="Charis SIL Italic" w:eastAsia="Charis SIL Italic"/>
-          <w:b w:val="0"/>
-          <w:i w:val="0"/>
-          <w:color w:val="0000FF"/>
-          <w:sz w:val="24"/>
-          <w:u w:val="single"/>
-        </w:rPr>
-        <w:t xml:space="preserve"> </w:t>
-      </w:r>
-      <w:r>
-        <w:rPr>
-          <w:rFonts w:ascii="Charis SIL Italic" w:hAnsi="Charis SIL Italic" w:eastAsia="Charis SIL Italic"/>
-          <w:b w:val="0"/>
-          <w:i w:val="0"/>
-          <w:color w:val="0000FF"/>
-          <w:sz w:val="24"/>
-          <w:u w:val="single"/>
         </w:rPr>
         <w:hyperlink r:id="rId9" w:history="1">
           <w:r>
             <w:rPr>
               <w:rStyle w:val="Hyperlink"/>
             </w:rPr>
-            <w:t>interes</w:t>
+            <w:t>i</w:t>
           </w:r>
         </w:hyperlink>
       </w:r>
@@ -205,8 +182,38 @@
           <w:i w:val="0"/>
           <w:color w:val="0000FF"/>
           <w:sz w:val="24"/>
-        </w:rPr>
-        <w:t>t</w:t>
+          <w:u w:val="single"/>
+        </w:rPr>
+        <w:t>c</w:t>
+      </w:r>
+      <w:r>
+        <w:rPr>
+          <w:rFonts w:ascii="Charis SIL Italic" w:hAnsi="Charis SIL Italic" w:eastAsia="Charis SIL Italic"/>
+          <w:b w:val="0"/>
+          <w:i w:val="0"/>
+          <w:color w:val="0000FF"/>
+          <w:sz w:val="24"/>
+          <w:u w:val="single"/>
+        </w:rPr>
+        <w:t xml:space="preserve"> </w:t>
+      </w:r>
+      <w:r>
+        <w:rPr>
+          <w:rFonts w:ascii="Charis SIL Italic" w:hAnsi="Charis SIL Italic" w:eastAsia="Charis SIL Italic"/>
+          <w:b w:val="0"/>
+          <w:i w:val="0"/>
+          <w:color w:val="0000FF"/>
+          <w:sz w:val="24"/>
+          <w:u w:val="single"/>
+        </w:rPr>
+        <w:hyperlink r:id="rId9" w:history="1">
+          <w:r>
+            <w:rPr>
+              <w:rStyle w:val="Hyperlink"/>
+            </w:rPr>
+            <w:t>interest</w:t>
+          </w:r>
+        </w:hyperlink>
       </w:r>
       <w:r>
         <w:rPr>
@@ -528,50 +535,7 @@
           <w:color w:val="000000"/>
           <w:sz w:val="24"/>
         </w:rPr>
-        <w:hyperlink r:id="rId10" w:history="1">
-          <w:r>
-            <w:rPr>
-              <w:rStyle w:val="Hyperlink"/>
-            </w:rPr>
-            <w:t>rmer [Gerar</w:t>
-          </w:r>
-        </w:hyperlink>
-      </w:r>
-      <w:r>
-        <w:rPr>
-          <w:u w:val="single" w:color="0000ff"/>
-          <w:rFonts w:ascii="Charis SIL Italic" w:hAnsi="Charis SIL Italic" w:eastAsia="Charis SIL Italic"/>
-          <w:b w:val="0"/>
-          <w:i w:val="0"/>
-          <w:color w:val="000000"/>
-          <w:sz w:val="24"/>
-        </w:rPr>
-        <w:hyperlink r:id="rId10" w:history="1">
-          <w:r>
-            <w:rPr>
-              <w:rStyle w:val="Hyperlink"/>
-            </w:rPr>
-            <w:t>d</w:t>
-          </w:r>
-        </w:hyperlink>
-      </w:r>
-      <w:r>
-        <w:rPr>
-          <w:u w:val="single" w:color="0000ff"/>
-          <w:rFonts w:ascii="Charis SIL Italic" w:hAnsi="Charis SIL Italic" w:eastAsia="Charis SIL Italic"/>
-          <w:b w:val="0"/>
-          <w:i w:val="0"/>
-          <w:color w:val="000000"/>
-          <w:sz w:val="24"/>
-        </w:rPr>
-        <w:hyperlink r:id="rId10" w:history="1">
-          <w:r>
-            <w:rPr>
-              <w:rStyle w:val="Hyperlink"/>
-            </w:rPr>
-            <w:t>us van der</w:t>
-          </w:r>
-        </w:hyperlink>
+        <w:t>rmer [Gerardus van der</w:t>
       </w:r>
       <w:r>
         <w:rPr>
@@ -1785,7 +1749,6 @@
           <w:i w:val="0"/>
           <w:color w:val="0000FF"/>
           <w:sz w:val="24"/>
-          <w:u w:val="single"/>
         </w:rPr>
         <w:t>a</w:t>
       </w:r>
@@ -4009,7 +3972,7 @@
           <w:sz w:val="24"/>
           <w:u w:val="single"/>
         </w:rPr>
-        <w:hyperlink r:id="rId28" w:history="1">
+        <w:hyperlink r:id="rId30" w:history="1">
           <w:r>
             <w:rPr>
               <w:rStyle w:val="Hyperlink"/>
@@ -4264,178 +4227,13 @@
       </w:r>
       <w:r>
         <w:rPr>
-          <w:u w:val="single" w:color="0000ff"/>
           <w:rFonts w:ascii="Charis SIL Italic" w:hAnsi="Charis SIL Italic" w:eastAsia="Charis SIL Italic"/>
           <w:b w:val="0"/>
           <w:i w:val="0"/>
           <w:color w:val="000000"/>
           <w:sz w:val="24"/>
         </w:rPr>
-        <w:hyperlink r:id="rId30" w:history="1">
-          <w:r>
-            <w:rPr>
-              <w:rStyle w:val="Hyperlink"/>
-            </w:rPr>
-            <w:t>mat</w:t>
-          </w:r>
-        </w:hyperlink>
-      </w:r>
-      <w:r>
-        <w:rPr>
-          <w:u w:val="single" w:color="0000ff"/>
-          <w:rFonts w:ascii="Charis SIL Italic" w:hAnsi="Charis SIL Italic" w:eastAsia="Charis SIL Italic"/>
-          <w:b w:val="0"/>
-          <w:i w:val="0"/>
-          <w:color w:val="000000"/>
-          <w:sz w:val="24"/>
-        </w:rPr>
-        <w:hyperlink r:id="rId30" w:history="1">
-          <w:r>
-            <w:rPr>
-              <w:rStyle w:val="Hyperlink"/>
-            </w:rPr>
-            <w:t>erial re</w:t>
-          </w:r>
-        </w:hyperlink>
-      </w:r>
-      <w:r>
-        <w:rPr>
-          <w:u w:val="single" w:color="0000ff"/>
-          <w:rFonts w:ascii="Charis SIL Italic" w:hAnsi="Charis SIL Italic" w:eastAsia="Charis SIL Italic"/>
-          <w:b w:val="0"/>
-          <w:i w:val="0"/>
-          <w:color w:val="000000"/>
-          <w:sz w:val="24"/>
-        </w:rPr>
-        <w:hyperlink r:id="rId30" w:history="1">
-          <w:r>
-            <w:rPr>
-              <w:rStyle w:val="Hyperlink"/>
-            </w:rPr>
-            <w:t>l</w:t>
-          </w:r>
-        </w:hyperlink>
-      </w:r>
-      <w:r>
-        <w:rPr>
-          <w:u w:val="single" w:color="0000ff"/>
-          <w:rFonts w:ascii="Charis SIL Italic" w:hAnsi="Charis SIL Italic" w:eastAsia="Charis SIL Italic"/>
-          <w:b w:val="0"/>
-          <w:i w:val="0"/>
-          <w:color w:val="000000"/>
-          <w:sz w:val="24"/>
-        </w:rPr>
-        <w:hyperlink r:id="rId30" w:history="1">
-          <w:r>
-            <w:rPr>
-              <w:rStyle w:val="Hyperlink"/>
-            </w:rPr>
-            <w:t xml:space="preserve">evant </w:t>
-          </w:r>
-        </w:hyperlink>
-      </w:r>
-      <w:r>
-        <w:rPr>
-          <w:rFonts w:ascii="Charis SIL Italic" w:hAnsi="Charis SIL Italic" w:eastAsia="Charis SIL Italic"/>
-          <w:b w:val="0"/>
-          <w:i w:val="0"/>
-          <w:color w:val="000000"/>
-          <w:sz w:val="24"/>
-        </w:rPr>
-        <w:t>t</w:t>
-      </w:r>
-      <w:r>
-        <w:rPr>
-          <w:u w:val="single" w:color="0000ff"/>
-          <w:rFonts w:ascii="Charis SIL Italic" w:hAnsi="Charis SIL Italic" w:eastAsia="Charis SIL Italic"/>
-          <w:b w:val="0"/>
-          <w:i w:val="0"/>
-          <w:color w:val="000000"/>
-          <w:sz w:val="24"/>
-        </w:rPr>
-        <w:hyperlink r:id="rId31" w:history="1">
-          <w:r>
-            <w:rPr>
-              <w:rStyle w:val="Hyperlink"/>
-            </w:rPr>
-            <w:t>o rese</w:t>
-          </w:r>
-        </w:hyperlink>
-      </w:r>
-      <w:r>
-        <w:rPr>
-          <w:u w:val="single" w:color="0000ff"/>
-          <w:rFonts w:ascii="Charis SIL Italic" w:hAnsi="Charis SIL Italic" w:eastAsia="Charis SIL Italic"/>
-          <w:b w:val="0"/>
-          <w:i w:val="0"/>
-          <w:color w:val="000000"/>
-          <w:sz w:val="24"/>
-        </w:rPr>
-        <w:hyperlink r:id="rId31" w:history="1">
-          <w:r>
-            <w:rPr>
-              <w:rStyle w:val="Hyperlink"/>
-            </w:rPr>
-            <w:t>arch</w:t>
-          </w:r>
-        </w:hyperlink>
-      </w:r>
-      <w:r>
-        <w:rPr>
-          <w:u w:val="single" w:color="0000ff"/>
-          <w:rFonts w:ascii="Charis SIL Italic" w:hAnsi="Charis SIL Italic" w:eastAsia="Charis SIL Italic"/>
-          <w:b w:val="0"/>
-          <w:i w:val="0"/>
-          <w:color w:val="000000"/>
-          <w:sz w:val="24"/>
-        </w:rPr>
-        <w:t xml:space="preserve"> </w:t>
-      </w:r>
-      <w:r>
-        <w:rPr>
-          <w:u w:val="single" w:color="0000ff"/>
-          <w:rFonts w:ascii="Charis SIL Italic" w:hAnsi="Charis SIL Italic" w:eastAsia="Charis SIL Italic"/>
-          <w:b w:val="0"/>
-          <w:i w:val="0"/>
-          <w:color w:val="000000"/>
-          <w:sz w:val="24"/>
-        </w:rPr>
-        <w:hyperlink r:id="rId31" w:history="1">
-          <w:r>
-            <w:rPr>
-              <w:rStyle w:val="Hyperlink"/>
-            </w:rPr>
-            <w:t>into th</w:t>
-          </w:r>
-        </w:hyperlink>
-      </w:r>
-      <w:r>
-        <w:rPr>
-          <w:rFonts w:ascii="Charis SIL Italic" w:hAnsi="Charis SIL Italic" w:eastAsia="Charis SIL Italic"/>
-          <w:b w:val="0"/>
-          <w:i w:val="0"/>
-          <w:color w:val="000000"/>
-          <w:sz w:val="24"/>
-        </w:rPr>
-        <w:t>e Dut</w:t>
-      </w:r>
-      <w:r>
-        <w:rPr>
-          <w:u w:val="single" w:color="0000ff"/>
-          <w:rFonts w:ascii="Charis SIL Italic" w:hAnsi="Charis SIL Italic" w:eastAsia="Charis SIL Italic"/>
-          <w:b w:val="0"/>
-          <w:i w:val="0"/>
-          <w:color w:val="000000"/>
-          <w:sz w:val="24"/>
-        </w:rPr>
-        <w:hyperlink r:id="rId32" w:history="1">
-          <w:r>
-            <w:rPr>
-              <w:rStyle w:val="Hyperlink"/>
-            </w:rPr>
-            <w:t>ch colo</w:t>
-          </w:r>
-        </w:hyperlink>
+        <w:t>material relevant to research into the Dutch colo</w:t>
       </w:r>
       <w:r>
         <w:rPr>
@@ -4573,36 +4371,7 @@
           <w:color w:val="000000"/>
           <w:sz w:val="24"/>
         </w:rPr>
-        <w:t>which was founded in 1918 by physicist P.H. van Cittert. The b</w:t>
-      </w:r>
-      <w:r>
-        <w:rPr>
-          <w:u w:val="single" w:color="0000ff"/>
-          <w:rFonts w:ascii="Charis SIL Italic" w:hAnsi="Charis SIL Italic" w:eastAsia="Charis SIL Italic"/>
-          <w:b w:val="0"/>
-          <w:i w:val="0"/>
-          <w:color w:val="000000"/>
-          <w:sz w:val="24"/>
-        </w:rPr>
-        <w:t>r</w:t>
-      </w:r>
-      <w:r>
-        <w:rPr>
-          <w:u w:val="single" w:color="0000ff"/>
-          <w:rFonts w:ascii="Charis SIL Italic" w:hAnsi="Charis SIL Italic" w:eastAsia="Charis SIL Italic"/>
-          <w:b w:val="0"/>
-          <w:i w:val="0"/>
-          <w:color w:val="000000"/>
-          <w:sz w:val="24"/>
-        </w:rPr>
-        <w:hyperlink r:id="rId33" w:history="1">
-          <w:r>
-            <w:rPr>
-              <w:rStyle w:val="Hyperlink"/>
-            </w:rPr>
-            <w:t>oad collec</w:t>
-          </w:r>
-        </w:hyperlink>
+        <w:t>which was founded in 1918 by physicist P.H. van Cittert. The broad collec</w:t>
       </w:r>
       <w:r>
         <w:rPr>
@@ -4722,13 +4491,60 @@
       </w:r>
       <w:r>
         <w:rPr>
+          <w:u w:val="single" w:color="0000ff"/>
           <w:rFonts w:ascii="Charis SIL Italic" w:hAnsi="Charis SIL Italic" w:eastAsia="Charis SIL Italic"/>
           <w:b w:val="0"/>
           <w:i w:val="0"/>
           <w:color w:val="000000"/>
           <w:sz w:val="24"/>
         </w:rPr>
-        <w:t xml:space="preserve">for the research of physical anthropologist </w:t>
+        <w:hyperlink r:id="rId34" w:history="1">
+          <w:r>
+            <w:rPr>
+              <w:rStyle w:val="Hyperlink"/>
+            </w:rPr>
+            <w:t>for the</w:t>
+          </w:r>
+        </w:hyperlink>
+      </w:r>
+      <w:r>
+        <w:rPr>
+          <w:u w:val="single" w:color="0000ff"/>
+          <w:rFonts w:ascii="Charis SIL Italic" w:hAnsi="Charis SIL Italic" w:eastAsia="Charis SIL Italic"/>
+          <w:b w:val="0"/>
+          <w:i w:val="0"/>
+          <w:color w:val="000000"/>
+          <w:sz w:val="24"/>
+        </w:rPr>
+        <w:t xml:space="preserve"> </w:t>
+      </w:r>
+      <w:r>
+        <w:rPr>
+          <w:u w:val="single" w:color="0000ff"/>
+          <w:rFonts w:ascii="Charis SIL Italic" w:hAnsi="Charis SIL Italic" w:eastAsia="Charis SIL Italic"/>
+          <w:b w:val="0"/>
+          <w:i w:val="0"/>
+          <w:color w:val="000000"/>
+          <w:sz w:val="24"/>
+        </w:rPr>
+        <w:hyperlink r:id="rId34" w:history="1">
+          <w:r>
+            <w:rPr>
+              <w:rStyle w:val="Hyperlink"/>
+            </w:rPr>
+            <w:t>resea</w:t>
+          </w:r>
+        </w:hyperlink>
+      </w:r>
+      <w:r>
+        <w:rPr>
+          <w:rFonts w:ascii="Charis SIL Italic" w:hAnsi="Charis SIL Italic" w:eastAsia="Charis SIL Italic"/>
+          <w:b w:val="0"/>
+          <w:i w:val="0"/>
+          <w:color w:val="000000"/>
+          <w:sz w:val="24"/>
+        </w:rPr>
+        <w:t xml:space="preserve">rch of physical anthropologist </w:t>
       </w:r>
       <w:r>
         <w:rPr>
@@ -5674,7 +5490,7 @@
           <w:sz w:val="24"/>
           <w:u w:val="single"/>
         </w:rPr>
-        <w:hyperlink r:id="rId42" w:history="1">
+        <w:hyperlink r:id="rId43" w:history="1">
           <w:r>
             <w:rPr>
               <w:rStyle w:val="Hyperlink"/>
@@ -6509,7 +6325,7 @@
           <w:sz w:val="24"/>
           <w:u w:val="single"/>
         </w:rPr>
-        <w:hyperlink r:id="rId47" w:history="1">
+        <w:hyperlink r:id="rId48" w:history="1">
           <w:r>
             <w:rPr>
               <w:rStyle w:val="Hyperlink"/>

--- a/EXPORTS/DOCX/published/niveau3/English/UniversityMus.docx
+++ b/EXPORTS/DOCX/published/niveau3/English/UniversityMus.docx
@@ -154,7 +154,7 @@
             <w:rPr>
               <w:rStyle w:val="Hyperlink"/>
             </w:rPr>
-            <w:t>scientif</w:t>
+            <w:t>scientifi</w:t>
           </w:r>
         </w:hyperlink>
       </w:r>
@@ -165,13 +165,36 @@
           <w:i w:val="0"/>
           <w:color w:val="0000FF"/>
           <w:sz w:val="24"/>
+          <w:u w:val="single"/>
+        </w:rPr>
+        <w:t>c</w:t>
+      </w:r>
+      <w:r>
+        <w:rPr>
+          <w:rFonts w:ascii="Charis SIL Italic" w:hAnsi="Charis SIL Italic" w:eastAsia="Charis SIL Italic"/>
+          <w:b w:val="0"/>
+          <w:i w:val="0"/>
+          <w:color w:val="0000FF"/>
+          <w:sz w:val="24"/>
+          <w:u w:val="single"/>
+        </w:rPr>
+        <w:t xml:space="preserve"> </w:t>
+      </w:r>
+      <w:r>
+        <w:rPr>
+          <w:rFonts w:ascii="Charis SIL Italic" w:hAnsi="Charis SIL Italic" w:eastAsia="Charis SIL Italic"/>
+          <w:b w:val="0"/>
+          <w:i w:val="0"/>
+          <w:color w:val="0000FF"/>
+          <w:sz w:val="24"/>
+          <w:u w:val="single"/>
         </w:rPr>
         <w:hyperlink r:id="rId9" w:history="1">
           <w:r>
             <w:rPr>
               <w:rStyle w:val="Hyperlink"/>
             </w:rPr>
-            <w:t>i</w:t>
+            <w:t>interes</w:t>
           </w:r>
         </w:hyperlink>
       </w:r>
@@ -182,38 +205,8 @@
           <w:i w:val="0"/>
           <w:color w:val="0000FF"/>
           <w:sz w:val="24"/>
-          <w:u w:val="single"/>
-        </w:rPr>
-        <w:t>c</w:t>
-      </w:r>
-      <w:r>
-        <w:rPr>
-          <w:rFonts w:ascii="Charis SIL Italic" w:hAnsi="Charis SIL Italic" w:eastAsia="Charis SIL Italic"/>
-          <w:b w:val="0"/>
-          <w:i w:val="0"/>
-          <w:color w:val="0000FF"/>
-          <w:sz w:val="24"/>
-          <w:u w:val="single"/>
-        </w:rPr>
-        <w:t xml:space="preserve"> </w:t>
-      </w:r>
-      <w:r>
-        <w:rPr>
-          <w:rFonts w:ascii="Charis SIL Italic" w:hAnsi="Charis SIL Italic" w:eastAsia="Charis SIL Italic"/>
-          <w:b w:val="0"/>
-          <w:i w:val="0"/>
-          <w:color w:val="0000FF"/>
-          <w:sz w:val="24"/>
-          <w:u w:val="single"/>
-        </w:rPr>
-        <w:hyperlink r:id="rId9" w:history="1">
-          <w:r>
-            <w:rPr>
-              <w:rStyle w:val="Hyperlink"/>
-            </w:rPr>
-            <w:t>interest</w:t>
-          </w:r>
-        </w:hyperlink>
+        </w:rPr>
+        <w:t>t</w:t>
       </w:r>
       <w:r>
         <w:rPr>
@@ -1749,8 +1742,16 @@
           <w:i w:val="0"/>
           <w:color w:val="0000FF"/>
           <w:sz w:val="24"/>
-        </w:rPr>
-        <w:t>a</w:t>
+          <w:u w:val="single"/>
+        </w:rPr>
+        <w:hyperlink r:id="rId18" w:history="1">
+          <w:r>
+            <w:rPr>
+              <w:rStyle w:val="Hyperlink"/>
+            </w:rPr>
+            <w:t>a</w:t>
+          </w:r>
+        </w:hyperlink>
       </w:r>
       <w:r>
         <w:rPr>
@@ -1761,7 +1762,7 @@
           <w:sz w:val="24"/>
           <w:u w:val="single"/>
         </w:rPr>
-        <w:hyperlink r:id="rId15" w:history="1">
+        <w:hyperlink r:id="rId18" w:history="1">
           <w:r>
             <w:rPr>
               <w:rStyle w:val="Hyperlink"/>
@@ -1790,7 +1791,7 @@
           <w:sz w:val="24"/>
           <w:u w:val="single"/>
         </w:rPr>
-        <w:hyperlink r:id="rId15" w:history="1">
+        <w:hyperlink r:id="rId18" w:history="1">
           <w:r>
             <w:rPr>
               <w:rStyle w:val="Hyperlink"/>
@@ -1808,7 +1809,7 @@
           <w:sz w:val="24"/>
           <w:u w:val="single"/>
         </w:rPr>
-        <w:hyperlink r:id="rId15" w:history="1">
+        <w:hyperlink r:id="rId18" w:history="1">
           <w:r>
             <w:rPr>
               <w:rStyle w:val="Hyperlink"/>
@@ -3972,7 +3973,7 @@
           <w:sz w:val="24"/>
           <w:u w:val="single"/>
         </w:rPr>
-        <w:hyperlink r:id="rId30" w:history="1">
+        <w:hyperlink r:id="rId28" w:history="1">
           <w:r>
             <w:rPr>
               <w:rStyle w:val="Hyperlink"/>
@@ -4012,7 +4013,6 @@
       </w:r>
       <w:r>
         <w:rPr>
-          <w:u w:val="single" w:color="0000ff"/>
           <w:rFonts w:ascii="Charis SIL Italic" w:hAnsi="Charis SIL Italic" w:eastAsia="Charis SIL Italic"/>
           <w:b w:val="0"/>
           <w:i w:val="0"/>
@@ -4227,13 +4227,178 @@
       </w:r>
       <w:r>
         <w:rPr>
+          <w:u w:val="single" w:color="0000ff"/>
           <w:rFonts w:ascii="Charis SIL Italic" w:hAnsi="Charis SIL Italic" w:eastAsia="Charis SIL Italic"/>
           <w:b w:val="0"/>
           <w:i w:val="0"/>
           <w:color w:val="000000"/>
           <w:sz w:val="24"/>
         </w:rPr>
-        <w:t>material relevant to research into the Dutch colo</w:t>
+        <w:hyperlink r:id="rId30" w:history="1">
+          <w:r>
+            <w:rPr>
+              <w:rStyle w:val="Hyperlink"/>
+            </w:rPr>
+            <w:t>mat</w:t>
+          </w:r>
+        </w:hyperlink>
+      </w:r>
+      <w:r>
+        <w:rPr>
+          <w:u w:val="single" w:color="0000ff"/>
+          <w:rFonts w:ascii="Charis SIL Italic" w:hAnsi="Charis SIL Italic" w:eastAsia="Charis SIL Italic"/>
+          <w:b w:val="0"/>
+          <w:i w:val="0"/>
+          <w:color w:val="000000"/>
+          <w:sz w:val="24"/>
+        </w:rPr>
+        <w:hyperlink r:id="rId30" w:history="1">
+          <w:r>
+            <w:rPr>
+              <w:rStyle w:val="Hyperlink"/>
+            </w:rPr>
+            <w:t>erial re</w:t>
+          </w:r>
+        </w:hyperlink>
+      </w:r>
+      <w:r>
+        <w:rPr>
+          <w:u w:val="single" w:color="0000ff"/>
+          <w:rFonts w:ascii="Charis SIL Italic" w:hAnsi="Charis SIL Italic" w:eastAsia="Charis SIL Italic"/>
+          <w:b w:val="0"/>
+          <w:i w:val="0"/>
+          <w:color w:val="000000"/>
+          <w:sz w:val="24"/>
+        </w:rPr>
+        <w:hyperlink r:id="rId30" w:history="1">
+          <w:r>
+            <w:rPr>
+              <w:rStyle w:val="Hyperlink"/>
+            </w:rPr>
+            <w:t>l</w:t>
+          </w:r>
+        </w:hyperlink>
+      </w:r>
+      <w:r>
+        <w:rPr>
+          <w:u w:val="single" w:color="0000ff"/>
+          <w:rFonts w:ascii="Charis SIL Italic" w:hAnsi="Charis SIL Italic" w:eastAsia="Charis SIL Italic"/>
+          <w:b w:val="0"/>
+          <w:i w:val="0"/>
+          <w:color w:val="000000"/>
+          <w:sz w:val="24"/>
+        </w:rPr>
+        <w:hyperlink r:id="rId30" w:history="1">
+          <w:r>
+            <w:rPr>
+              <w:rStyle w:val="Hyperlink"/>
+            </w:rPr>
+            <w:t xml:space="preserve">evant </w:t>
+          </w:r>
+        </w:hyperlink>
+      </w:r>
+      <w:r>
+        <w:rPr>
+          <w:rFonts w:ascii="Charis SIL Italic" w:hAnsi="Charis SIL Italic" w:eastAsia="Charis SIL Italic"/>
+          <w:b w:val="0"/>
+          <w:i w:val="0"/>
+          <w:color w:val="000000"/>
+          <w:sz w:val="24"/>
+        </w:rPr>
+        <w:t>t</w:t>
+      </w:r>
+      <w:r>
+        <w:rPr>
+          <w:u w:val="single" w:color="0000ff"/>
+          <w:rFonts w:ascii="Charis SIL Italic" w:hAnsi="Charis SIL Italic" w:eastAsia="Charis SIL Italic"/>
+          <w:b w:val="0"/>
+          <w:i w:val="0"/>
+          <w:color w:val="000000"/>
+          <w:sz w:val="24"/>
+        </w:rPr>
+        <w:hyperlink r:id="rId31" w:history="1">
+          <w:r>
+            <w:rPr>
+              <w:rStyle w:val="Hyperlink"/>
+            </w:rPr>
+            <w:t>o rese</w:t>
+          </w:r>
+        </w:hyperlink>
+      </w:r>
+      <w:r>
+        <w:rPr>
+          <w:u w:val="single" w:color="0000ff"/>
+          <w:rFonts w:ascii="Charis SIL Italic" w:hAnsi="Charis SIL Italic" w:eastAsia="Charis SIL Italic"/>
+          <w:b w:val="0"/>
+          <w:i w:val="0"/>
+          <w:color w:val="000000"/>
+          <w:sz w:val="24"/>
+        </w:rPr>
+        <w:hyperlink r:id="rId31" w:history="1">
+          <w:r>
+            <w:rPr>
+              <w:rStyle w:val="Hyperlink"/>
+            </w:rPr>
+            <w:t>arch</w:t>
+          </w:r>
+        </w:hyperlink>
+      </w:r>
+      <w:r>
+        <w:rPr>
+          <w:u w:val="single" w:color="0000ff"/>
+          <w:rFonts w:ascii="Charis SIL Italic" w:hAnsi="Charis SIL Italic" w:eastAsia="Charis SIL Italic"/>
+          <w:b w:val="0"/>
+          <w:i w:val="0"/>
+          <w:color w:val="000000"/>
+          <w:sz w:val="24"/>
+        </w:rPr>
+        <w:t xml:space="preserve"> </w:t>
+      </w:r>
+      <w:r>
+        <w:rPr>
+          <w:u w:val="single" w:color="0000ff"/>
+          <w:rFonts w:ascii="Charis SIL Italic" w:hAnsi="Charis SIL Italic" w:eastAsia="Charis SIL Italic"/>
+          <w:b w:val="0"/>
+          <w:i w:val="0"/>
+          <w:color w:val="000000"/>
+          <w:sz w:val="24"/>
+        </w:rPr>
+        <w:hyperlink r:id="rId31" w:history="1">
+          <w:r>
+            <w:rPr>
+              <w:rStyle w:val="Hyperlink"/>
+            </w:rPr>
+            <w:t>into th</w:t>
+          </w:r>
+        </w:hyperlink>
+      </w:r>
+      <w:r>
+        <w:rPr>
+          <w:rFonts w:ascii="Charis SIL Italic" w:hAnsi="Charis SIL Italic" w:eastAsia="Charis SIL Italic"/>
+          <w:b w:val="0"/>
+          <w:i w:val="0"/>
+          <w:color w:val="000000"/>
+          <w:sz w:val="24"/>
+        </w:rPr>
+        <w:t>e Dut</w:t>
+      </w:r>
+      <w:r>
+        <w:rPr>
+          <w:u w:val="single" w:color="0000ff"/>
+          <w:rFonts w:ascii="Charis SIL Italic" w:hAnsi="Charis SIL Italic" w:eastAsia="Charis SIL Italic"/>
+          <w:b w:val="0"/>
+          <w:i w:val="0"/>
+          <w:color w:val="000000"/>
+          <w:sz w:val="24"/>
+        </w:rPr>
+        <w:hyperlink r:id="rId32" w:history="1">
+          <w:r>
+            <w:rPr>
+              <w:rStyle w:val="Hyperlink"/>
+            </w:rPr>
+            <w:t>ch colo</w:t>
+          </w:r>
+        </w:hyperlink>
       </w:r>
       <w:r>
         <w:rPr>
@@ -4371,7 +4536,36 @@
           <w:color w:val="000000"/>
           <w:sz w:val="24"/>
         </w:rPr>
-        <w:t>which was founded in 1918 by physicist P.H. van Cittert. The broad collec</w:t>
+        <w:t>which was founded in 1918 by physicist P.H. van Cittert. The b</w:t>
+      </w:r>
+      <w:r>
+        <w:rPr>
+          <w:u w:val="single" w:color="0000ff"/>
+          <w:rFonts w:ascii="Charis SIL Italic" w:hAnsi="Charis SIL Italic" w:eastAsia="Charis SIL Italic"/>
+          <w:b w:val="0"/>
+          <w:i w:val="0"/>
+          <w:color w:val="000000"/>
+          <w:sz w:val="24"/>
+        </w:rPr>
+        <w:t>r</w:t>
+      </w:r>
+      <w:r>
+        <w:rPr>
+          <w:u w:val="single" w:color="0000ff"/>
+          <w:rFonts w:ascii="Charis SIL Italic" w:hAnsi="Charis SIL Italic" w:eastAsia="Charis SIL Italic"/>
+          <w:b w:val="0"/>
+          <w:i w:val="0"/>
+          <w:color w:val="000000"/>
+          <w:sz w:val="24"/>
+        </w:rPr>
+        <w:hyperlink r:id="rId33" w:history="1">
+          <w:r>
+            <w:rPr>
+              <w:rStyle w:val="Hyperlink"/>
+            </w:rPr>
+            <w:t>oad collec</w:t>
+          </w:r>
+        </w:hyperlink>
       </w:r>
       <w:r>
         <w:rPr>
@@ -4491,60 +4685,13 @@
       </w:r>
       <w:r>
         <w:rPr>
-          <w:u w:val="single" w:color="0000ff"/>
           <w:rFonts w:ascii="Charis SIL Italic" w:hAnsi="Charis SIL Italic" w:eastAsia="Charis SIL Italic"/>
           <w:b w:val="0"/>
           <w:i w:val="0"/>
           <w:color w:val="000000"/>
           <w:sz w:val="24"/>
         </w:rPr>
-        <w:hyperlink r:id="rId34" w:history="1">
-          <w:r>
-            <w:rPr>
-              <w:rStyle w:val="Hyperlink"/>
-            </w:rPr>
-            <w:t>for the</w:t>
-          </w:r>
-        </w:hyperlink>
-      </w:r>
-      <w:r>
-        <w:rPr>
-          <w:u w:val="single" w:color="0000ff"/>
-          <w:rFonts w:ascii="Charis SIL Italic" w:hAnsi="Charis SIL Italic" w:eastAsia="Charis SIL Italic"/>
-          <w:b w:val="0"/>
-          <w:i w:val="0"/>
-          <w:color w:val="000000"/>
-          <w:sz w:val="24"/>
-        </w:rPr>
-        <w:t xml:space="preserve"> </w:t>
-      </w:r>
-      <w:r>
-        <w:rPr>
-          <w:u w:val="single" w:color="0000ff"/>
-          <w:rFonts w:ascii="Charis SIL Italic" w:hAnsi="Charis SIL Italic" w:eastAsia="Charis SIL Italic"/>
-          <w:b w:val="0"/>
-          <w:i w:val="0"/>
-          <w:color w:val="000000"/>
-          <w:sz w:val="24"/>
-        </w:rPr>
-        <w:hyperlink r:id="rId34" w:history="1">
-          <w:r>
-            <w:rPr>
-              <w:rStyle w:val="Hyperlink"/>
-            </w:rPr>
-            <w:t>resea</w:t>
-          </w:r>
-        </w:hyperlink>
-      </w:r>
-      <w:r>
-        <w:rPr>
-          <w:rFonts w:ascii="Charis SIL Italic" w:hAnsi="Charis SIL Italic" w:eastAsia="Charis SIL Italic"/>
-          <w:b w:val="0"/>
-          <w:i w:val="0"/>
-          <w:color w:val="000000"/>
-          <w:sz w:val="24"/>
-        </w:rPr>
-        <w:t xml:space="preserve">rch of physical anthropologist </w:t>
+        <w:t xml:space="preserve">for the research of physical anthropologist </w:t>
       </w:r>
       <w:r>
         <w:rPr>
@@ -4997,6 +5144,7 @@
       </w:r>
       <w:r>
         <w:rPr>
+          <w:u w:val="single" w:color="0000ff"/>
           <w:rFonts w:ascii="Charis SIL Italic" w:hAnsi="Charis SIL Italic" w:eastAsia="Charis SIL Italic"/>
           <w:b w:val="0"/>
           <w:i w:val="0"/>
@@ -5007,24 +5155,13 @@
       </w:r>
       <w:r>
         <w:rPr>
-          <w:u w:val="single" w:color="0000ff"/>
           <w:rFonts w:ascii="Charis SIL Italic" w:hAnsi="Charis SIL Italic" w:eastAsia="Charis SIL Italic"/>
           <w:b w:val="0"/>
           <w:i w:val="0"/>
           <w:color w:val="000000"/>
           <w:sz w:val="24"/>
         </w:rPr>
-        <w:t>r</w:t>
-      </w:r>
-      <w:r>
-        <w:rPr>
-          <w:rFonts w:ascii="Charis SIL Italic" w:hAnsi="Charis SIL Italic" w:eastAsia="Charis SIL Italic"/>
-          <w:b w:val="0"/>
-          <w:i w:val="0"/>
-          <w:color w:val="000000"/>
-          <w:sz w:val="24"/>
-        </w:rPr>
-        <w:t xml:space="preserve">st professor of art history and modern languages at the UvA, the museum </w:t>
+        <w:t xml:space="preserve">rst professor of art history and modern languages at the UvA, the museum </w:t>
       </w:r>
       <w:r>
         <w:rPr>
@@ -5490,7 +5627,7 @@
           <w:sz w:val="24"/>
           <w:u w:val="single"/>
         </w:rPr>
-        <w:hyperlink r:id="rId43" w:history="1">
+        <w:hyperlink r:id="rId42" w:history="1">
           <w:r>
             <w:rPr>
               <w:rStyle w:val="Hyperlink"/>
@@ -6325,7 +6462,7 @@
           <w:sz w:val="24"/>
           <w:u w:val="single"/>
         </w:rPr>
-        <w:hyperlink r:id="rId48" w:history="1">
+        <w:hyperlink r:id="rId47" w:history="1">
           <w:r>
             <w:rPr>
               <w:rStyle w:val="Hyperlink"/>
@@ -6994,7 +7131,7 @@
           <w:sz w:val="24"/>
           <w:u w:val="single"/>
         </w:rPr>
-        <w:t>Scientific research in col</w:t>
+        <w:t>Scientific research in co</w:t>
       </w:r>
       <w:r>
         <w:rPr>
@@ -7005,7 +7142,7 @@
           <w:sz w:val="24"/>
           <w:u w:val="single"/>
         </w:rPr>
-        <w:t>onised territorie</w:t>
+        <w:t>l</w:t>
       </w:r>
       <w:r>
         <w:rPr>
@@ -7014,8 +7151,9 @@
           <w:i w:val="0"/>
           <w:color w:val="0000FF"/>
           <w:sz w:val="24"/>
-        </w:rPr>
-        <w:t>s</w:t>
+          <w:u w:val="single"/>
+        </w:rPr>
+        <w:t>onised territories</w:t>
       </w:r>
       <w:r>
         <w:br/>

--- a/EXPORTS/DOCX/published/niveau3/English/UniversityMus.docx
+++ b/EXPORTS/DOCX/published/niveau3/English/UniversityMus.docx
@@ -154,7 +154,7 @@
             <w:rPr>
               <w:rStyle w:val="Hyperlink"/>
             </w:rPr>
-            <w:t>scientifi</w:t>
+            <w:t>scientif</w:t>
           </w:r>
         </w:hyperlink>
       </w:r>
@@ -166,6 +166,16 @@
           <w:color w:val="0000FF"/>
           <w:sz w:val="24"/>
           <w:u w:val="single"/>
+        </w:rPr>
+        <w:t>i</w:t>
+      </w:r>
+      <w:r>
+        <w:rPr>
+          <w:rFonts w:ascii="Charis SIL Italic" w:hAnsi="Charis SIL Italic" w:eastAsia="Charis SIL Italic"/>
+          <w:b w:val="0"/>
+          <w:i w:val="0"/>
+          <w:color w:val="0000FF"/>
+          <w:sz w:val="24"/>
         </w:rPr>
         <w:t>c</w:t>
       </w:r>
@@ -194,19 +204,9 @@
             <w:rPr>
               <w:rStyle w:val="Hyperlink"/>
             </w:rPr>
-            <w:t>interes</w:t>
+            <w:t>interest</w:t>
           </w:r>
         </w:hyperlink>
-      </w:r>
-      <w:r>
-        <w:rPr>
-          <w:rFonts w:ascii="Charis SIL Italic" w:hAnsi="Charis SIL Italic" w:eastAsia="Charis SIL Italic"/>
-          <w:b w:val="0"/>
-          <w:i w:val="0"/>
-          <w:color w:val="0000FF"/>
-          <w:sz w:val="24"/>
-        </w:rPr>
-        <w:t>t</w:t>
       </w:r>
       <w:r>
         <w:rPr>
@@ -1742,27 +1742,19 @@
           <w:i w:val="0"/>
           <w:color w:val="0000FF"/>
           <w:sz w:val="24"/>
+        </w:rPr>
+        <w:t>a</w:t>
+      </w:r>
+      <w:r>
+        <w:rPr>
+          <w:rFonts w:ascii="Charis SIL Italic" w:hAnsi="Charis SIL Italic" w:eastAsia="Charis SIL Italic"/>
+          <w:b w:val="0"/>
+          <w:i w:val="0"/>
+          <w:color w:val="0000FF"/>
+          <w:sz w:val="24"/>
           <w:u w:val="single"/>
         </w:rPr>
-        <w:hyperlink r:id="rId18" w:history="1">
-          <w:r>
-            <w:rPr>
-              <w:rStyle w:val="Hyperlink"/>
-            </w:rPr>
-            <w:t>a</w:t>
-          </w:r>
-        </w:hyperlink>
-      </w:r>
-      <w:r>
-        <w:rPr>
-          <w:rFonts w:ascii="Charis SIL Italic" w:hAnsi="Charis SIL Italic" w:eastAsia="Charis SIL Italic"/>
-          <w:b w:val="0"/>
-          <w:i w:val="0"/>
-          <w:color w:val="0000FF"/>
-          <w:sz w:val="24"/>
-          <w:u w:val="single"/>
-        </w:rPr>
-        <w:hyperlink r:id="rId18" w:history="1">
+        <w:hyperlink r:id="rId15" w:history="1">
           <w:r>
             <w:rPr>
               <w:rStyle w:val="Hyperlink"/>
@@ -1791,7 +1783,7 @@
           <w:sz w:val="24"/>
           <w:u w:val="single"/>
         </w:rPr>
-        <w:hyperlink r:id="rId18" w:history="1">
+        <w:hyperlink r:id="rId15" w:history="1">
           <w:r>
             <w:rPr>
               <w:rStyle w:val="Hyperlink"/>
@@ -1809,7 +1801,7 @@
           <w:sz w:val="24"/>
           <w:u w:val="single"/>
         </w:rPr>
-        <w:hyperlink r:id="rId18" w:history="1">
+        <w:hyperlink r:id="rId15" w:history="1">
           <w:r>
             <w:rPr>
               <w:rStyle w:val="Hyperlink"/>

--- a/EXPORTS/DOCX/published/niveau3/English/UniversityMus.docx
+++ b/EXPORTS/DOCX/published/niveau3/English/UniversityMus.docx
@@ -154,7 +154,7 @@
             <w:rPr>
               <w:rStyle w:val="Hyperlink"/>
             </w:rPr>
-            <w:t>scientif</w:t>
+            <w:t>scientifi</w:t>
           </w:r>
         </w:hyperlink>
       </w:r>
@@ -166,16 +166,6 @@
           <w:color w:val="0000FF"/>
           <w:sz w:val="24"/>
           <w:u w:val="single"/>
-        </w:rPr>
-        <w:t>i</w:t>
-      </w:r>
-      <w:r>
-        <w:rPr>
-          <w:rFonts w:ascii="Charis SIL Italic" w:hAnsi="Charis SIL Italic" w:eastAsia="Charis SIL Italic"/>
-          <w:b w:val="0"/>
-          <w:i w:val="0"/>
-          <w:color w:val="0000FF"/>
-          <w:sz w:val="24"/>
         </w:rPr>
         <w:t>c</w:t>
       </w:r>
@@ -204,9 +194,19 @@
             <w:rPr>
               <w:rStyle w:val="Hyperlink"/>
             </w:rPr>
-            <w:t>interest</w:t>
+            <w:t>interes</w:t>
           </w:r>
         </w:hyperlink>
+      </w:r>
+      <w:r>
+        <w:rPr>
+          <w:rFonts w:ascii="Charis SIL Italic" w:hAnsi="Charis SIL Italic" w:eastAsia="Charis SIL Italic"/>
+          <w:b w:val="0"/>
+          <w:i w:val="0"/>
+          <w:color w:val="0000FF"/>
+          <w:sz w:val="24"/>
+        </w:rPr>
+        <w:t>t</w:t>
       </w:r>
       <w:r>
         <w:rPr>
@@ -528,7 +528,50 @@
           <w:color w:val="000000"/>
           <w:sz w:val="24"/>
         </w:rPr>
-        <w:t>rmer [Gerardus van der</w:t>
+        <w:hyperlink r:id="rId10" w:history="1">
+          <w:r>
+            <w:rPr>
+              <w:rStyle w:val="Hyperlink"/>
+            </w:rPr>
+            <w:t>rmer [Gerar</w:t>
+          </w:r>
+        </w:hyperlink>
+      </w:r>
+      <w:r>
+        <w:rPr>
+          <w:u w:val="single" w:color="0000ff"/>
+          <w:rFonts w:ascii="Charis SIL Italic" w:hAnsi="Charis SIL Italic" w:eastAsia="Charis SIL Italic"/>
+          <w:b w:val="0"/>
+          <w:i w:val="0"/>
+          <w:color w:val="000000"/>
+          <w:sz w:val="24"/>
+        </w:rPr>
+        <w:hyperlink r:id="rId10" w:history="1">
+          <w:r>
+            <w:rPr>
+              <w:rStyle w:val="Hyperlink"/>
+            </w:rPr>
+            <w:t>d</w:t>
+          </w:r>
+        </w:hyperlink>
+      </w:r>
+      <w:r>
+        <w:rPr>
+          <w:u w:val="single" w:color="0000ff"/>
+          <w:rFonts w:ascii="Charis SIL Italic" w:hAnsi="Charis SIL Italic" w:eastAsia="Charis SIL Italic"/>
+          <w:b w:val="0"/>
+          <w:i w:val="0"/>
+          <w:color w:val="000000"/>
+          <w:sz w:val="24"/>
+        </w:rPr>
+        <w:hyperlink r:id="rId10" w:history="1">
+          <w:r>
+            <w:rPr>
+              <w:rStyle w:val="Hyperlink"/>
+            </w:rPr>
+            <w:t>us van der</w:t>
+          </w:r>
+        </w:hyperlink>
       </w:r>
       <w:r>
         <w:rPr>
@@ -1742,8 +1785,16 @@
           <w:i w:val="0"/>
           <w:color w:val="0000FF"/>
           <w:sz w:val="24"/>
-        </w:rPr>
-        <w:t>a</w:t>
+          <w:u w:val="single"/>
+        </w:rPr>
+        <w:hyperlink r:id="rId18" w:history="1">
+          <w:r>
+            <w:rPr>
+              <w:rStyle w:val="Hyperlink"/>
+            </w:rPr>
+            <w:t>a</w:t>
+          </w:r>
+        </w:hyperlink>
       </w:r>
       <w:r>
         <w:rPr>
@@ -3152,6 +3203,7 @@
       </w:r>
       <w:r>
         <w:rPr>
+          <w:u w:val="single" w:color="0000ff"/>
           <w:rFonts w:ascii="Charis SIL Italic" w:hAnsi="Charis SIL Italic" w:eastAsia="Charis SIL Italic"/>
           <w:b w:val="0"/>
           <w:i w:val="0"/>
@@ -4005,6 +4057,7 @@
       </w:r>
       <w:r>
         <w:rPr>
+          <w:u w:val="single" w:color="0000ff"/>
           <w:rFonts w:ascii="Charis SIL Italic" w:hAnsi="Charis SIL Italic" w:eastAsia="Charis SIL Italic"/>
           <w:b w:val="0"/>
           <w:i w:val="0"/>
@@ -4528,36 +4581,7 @@
           <w:color w:val="000000"/>
           <w:sz w:val="24"/>
         </w:rPr>
-        <w:t>which was founded in 1918 by physicist P.H. van Cittert. The b</w:t>
-      </w:r>
-      <w:r>
-        <w:rPr>
-          <w:u w:val="single" w:color="0000ff"/>
-          <w:rFonts w:ascii="Charis SIL Italic" w:hAnsi="Charis SIL Italic" w:eastAsia="Charis SIL Italic"/>
-          <w:b w:val="0"/>
-          <w:i w:val="0"/>
-          <w:color w:val="000000"/>
-          <w:sz w:val="24"/>
-        </w:rPr>
-        <w:t>r</w:t>
-      </w:r>
-      <w:r>
-        <w:rPr>
-          <w:u w:val="single" w:color="0000ff"/>
-          <w:rFonts w:ascii="Charis SIL Italic" w:hAnsi="Charis SIL Italic" w:eastAsia="Charis SIL Italic"/>
-          <w:b w:val="0"/>
-          <w:i w:val="0"/>
-          <w:color w:val="000000"/>
-          <w:sz w:val="24"/>
-        </w:rPr>
-        <w:hyperlink r:id="rId33" w:history="1">
-          <w:r>
-            <w:rPr>
-              <w:rStyle w:val="Hyperlink"/>
-            </w:rPr>
-            <w:t>oad collec</w:t>
-          </w:r>
-        </w:hyperlink>
+        <w:t>which was founded in 1918 by physicist P.H. van Cittert. The broad collec</w:t>
       </w:r>
       <w:r>
         <w:rPr>
@@ -4677,13 +4701,60 @@
       </w:r>
       <w:r>
         <w:rPr>
-          <w:rFonts w:ascii="Charis SIL Italic" w:hAnsi="Charis SIL Italic" w:eastAsia="Charis SIL Italic"/>
-          <w:b w:val="0"/>
-          <w:i w:val="0"/>
-          <w:color w:val="000000"/>
-          <w:sz w:val="24"/>
-        </w:rPr>
-        <w:t xml:space="preserve">for the research of physical anthropologist </w:t>
+          <w:u w:val="single" w:color="0000ff"/>
+          <w:rFonts w:ascii="Charis SIL Italic" w:hAnsi="Charis SIL Italic" w:eastAsia="Charis SIL Italic"/>
+          <w:b w:val="0"/>
+          <w:i w:val="0"/>
+          <w:color w:val="000000"/>
+          <w:sz w:val="24"/>
+        </w:rPr>
+        <w:hyperlink r:id="rId34" w:history="1">
+          <w:r>
+            <w:rPr>
+              <w:rStyle w:val="Hyperlink"/>
+            </w:rPr>
+            <w:t>for the</w:t>
+          </w:r>
+        </w:hyperlink>
+      </w:r>
+      <w:r>
+        <w:rPr>
+          <w:u w:val="single" w:color="0000ff"/>
+          <w:rFonts w:ascii="Charis SIL Italic" w:hAnsi="Charis SIL Italic" w:eastAsia="Charis SIL Italic"/>
+          <w:b w:val="0"/>
+          <w:i w:val="0"/>
+          <w:color w:val="000000"/>
+          <w:sz w:val="24"/>
+        </w:rPr>
+        <w:t xml:space="preserve"> </w:t>
+      </w:r>
+      <w:r>
+        <w:rPr>
+          <w:u w:val="single" w:color="0000ff"/>
+          <w:rFonts w:ascii="Charis SIL Italic" w:hAnsi="Charis SIL Italic" w:eastAsia="Charis SIL Italic"/>
+          <w:b w:val="0"/>
+          <w:i w:val="0"/>
+          <w:color w:val="000000"/>
+          <w:sz w:val="24"/>
+        </w:rPr>
+        <w:hyperlink r:id="rId34" w:history="1">
+          <w:r>
+            <w:rPr>
+              <w:rStyle w:val="Hyperlink"/>
+            </w:rPr>
+            <w:t>resea</w:t>
+          </w:r>
+        </w:hyperlink>
+      </w:r>
+      <w:r>
+        <w:rPr>
+          <w:rFonts w:ascii="Charis SIL Italic" w:hAnsi="Charis SIL Italic" w:eastAsia="Charis SIL Italic"/>
+          <w:b w:val="0"/>
+          <w:i w:val="0"/>
+          <w:color w:val="000000"/>
+          <w:sz w:val="24"/>
+        </w:rPr>
+        <w:t xml:space="preserve">rch of physical anthropologist </w:t>
       </w:r>
       <w:r>
         <w:rPr>
@@ -5136,6 +5207,16 @@
       </w:r>
       <w:r>
         <w:rPr>
+          <w:rFonts w:ascii="Charis SIL Italic" w:hAnsi="Charis SIL Italic" w:eastAsia="Charis SIL Italic"/>
+          <w:b w:val="0"/>
+          <w:i w:val="0"/>
+          <w:color w:val="000000"/>
+          <w:sz w:val="24"/>
+        </w:rPr>
+        <w:t>i</w:t>
+      </w:r>
+      <w:r>
+        <w:rPr>
           <w:u w:val="single" w:color="0000ff"/>
           <w:rFonts w:ascii="Charis SIL Italic" w:hAnsi="Charis SIL Italic" w:eastAsia="Charis SIL Italic"/>
           <w:b w:val="0"/>
@@ -5143,17 +5224,17 @@
           <w:color w:val="000000"/>
           <w:sz w:val="24"/>
         </w:rPr>
-        <w:t>i</w:t>
-      </w:r>
-      <w:r>
-        <w:rPr>
-          <w:rFonts w:ascii="Charis SIL Italic" w:hAnsi="Charis SIL Italic" w:eastAsia="Charis SIL Italic"/>
-          <w:b w:val="0"/>
-          <w:i w:val="0"/>
-          <w:color w:val="000000"/>
-          <w:sz w:val="24"/>
-        </w:rPr>
-        <w:t xml:space="preserve">rst professor of art history and modern languages at the UvA, the museum </w:t>
+        <w:t>r</w:t>
+      </w:r>
+      <w:r>
+        <w:rPr>
+          <w:rFonts w:ascii="Charis SIL Italic" w:hAnsi="Charis SIL Italic" w:eastAsia="Charis SIL Italic"/>
+          <w:b w:val="0"/>
+          <w:i w:val="0"/>
+          <w:color w:val="000000"/>
+          <w:sz w:val="24"/>
+        </w:rPr>
+        <w:t xml:space="preserve">st professor of art history and modern languages at the UvA, the museum </w:t>
       </w:r>
       <w:r>
         <w:rPr>

--- a/EXPORTS/DOCX/published/niveau3/English/UniversityMus.docx
+++ b/EXPORTS/DOCX/published/niveau3/English/UniversityMus.docx
@@ -154,7 +154,7 @@
             <w:rPr>
               <w:rStyle w:val="Hyperlink"/>
             </w:rPr>
-            <w:t>scientifi</w:t>
+            <w:t>scientif</w:t>
           </w:r>
         </w:hyperlink>
       </w:r>
@@ -166,6 +166,16 @@
           <w:color w:val="0000FF"/>
           <w:sz w:val="24"/>
           <w:u w:val="single"/>
+        </w:rPr>
+        <w:t>i</w:t>
+      </w:r>
+      <w:r>
+        <w:rPr>
+          <w:rFonts w:ascii="Charis SIL Italic" w:hAnsi="Charis SIL Italic" w:eastAsia="Charis SIL Italic"/>
+          <w:b w:val="0"/>
+          <w:i w:val="0"/>
+          <w:color w:val="0000FF"/>
+          <w:sz w:val="24"/>
         </w:rPr>
         <w:t>c</w:t>
       </w:r>
@@ -194,19 +204,9 @@
             <w:rPr>
               <w:rStyle w:val="Hyperlink"/>
             </w:rPr>
-            <w:t>interes</w:t>
+            <w:t>interest</w:t>
           </w:r>
         </w:hyperlink>
-      </w:r>
-      <w:r>
-        <w:rPr>
-          <w:rFonts w:ascii="Charis SIL Italic" w:hAnsi="Charis SIL Italic" w:eastAsia="Charis SIL Italic"/>
-          <w:b w:val="0"/>
-          <w:i w:val="0"/>
-          <w:color w:val="0000FF"/>
-          <w:sz w:val="24"/>
-        </w:rPr>
-        <w:t>t</w:t>
       </w:r>
       <w:r>
         <w:rPr>
@@ -1787,14 +1787,7 @@
           <w:sz w:val="24"/>
           <w:u w:val="single"/>
         </w:rPr>
-        <w:hyperlink r:id="rId18" w:history="1">
-          <w:r>
-            <w:rPr>
-              <w:rStyle w:val="Hyperlink"/>
-            </w:rPr>
-            <w:t>a</w:t>
-          </w:r>
-        </w:hyperlink>
+        <w:t>a</w:t>
       </w:r>
       <w:r>
         <w:rPr>
@@ -2565,36 +2558,7 @@
           <w:color w:val="000000"/>
           <w:sz w:val="24"/>
         </w:rPr>
-        <w:t xml:space="preserve"> (please consult the relevant research aid). Unt</w:t>
-      </w:r>
-      <w:r>
-        <w:rPr>
-          <w:u w:val="single" w:color="0000ff"/>
-          <w:rFonts w:ascii="Charis SIL Italic" w:hAnsi="Charis SIL Italic" w:eastAsia="Charis SIL Italic"/>
-          <w:b w:val="0"/>
-          <w:i w:val="0"/>
-          <w:color w:val="000000"/>
-          <w:sz w:val="24"/>
-        </w:rPr>
-        <w:t>i</w:t>
-      </w:r>
-      <w:r>
-        <w:rPr>
-          <w:u w:val="single" w:color="0000ff"/>
-          <w:rFonts w:ascii="Charis SIL Italic" w:hAnsi="Charis SIL Italic" w:eastAsia="Charis SIL Italic"/>
-          <w:b w:val="0"/>
-          <w:i w:val="0"/>
-          <w:color w:val="000000"/>
-          <w:sz w:val="24"/>
-        </w:rPr>
-        <w:hyperlink r:id="rId22" w:history="1">
-          <w:r>
-            <w:rPr>
-              <w:rStyle w:val="Hyperlink"/>
-            </w:rPr>
-            <w:t>l 2003 th</w:t>
-          </w:r>
-        </w:hyperlink>
+        <w:t xml:space="preserve"> (please consult the relevant research aid). Until 2003 th</w:t>
       </w:r>
       <w:r>
         <w:rPr>
@@ -3203,7 +3167,6 @@
       </w:r>
       <w:r>
         <w:rPr>
-          <w:u w:val="single" w:color="0000ff"/>
           <w:rFonts w:ascii="Charis SIL Italic" w:hAnsi="Charis SIL Italic" w:eastAsia="Charis SIL Italic"/>
           <w:b w:val="0"/>
           <w:i w:val="0"/>
@@ -4581,7 +4544,36 @@
           <w:color w:val="000000"/>
           <w:sz w:val="24"/>
         </w:rPr>
-        <w:t>which was founded in 1918 by physicist P.H. van Cittert. The broad collec</w:t>
+        <w:t>which was founded in 1918 by physicist P.H. van Cittert. The b</w:t>
+      </w:r>
+      <w:r>
+        <w:rPr>
+          <w:u w:val="single" w:color="0000ff"/>
+          <w:rFonts w:ascii="Charis SIL Italic" w:hAnsi="Charis SIL Italic" w:eastAsia="Charis SIL Italic"/>
+          <w:b w:val="0"/>
+          <w:i w:val="0"/>
+          <w:color w:val="000000"/>
+          <w:sz w:val="24"/>
+        </w:rPr>
+        <w:t>r</w:t>
+      </w:r>
+      <w:r>
+        <w:rPr>
+          <w:u w:val="single" w:color="0000ff"/>
+          <w:rFonts w:ascii="Charis SIL Italic" w:hAnsi="Charis SIL Italic" w:eastAsia="Charis SIL Italic"/>
+          <w:b w:val="0"/>
+          <w:i w:val="0"/>
+          <w:color w:val="000000"/>
+          <w:sz w:val="24"/>
+        </w:rPr>
+        <w:hyperlink r:id="rId33" w:history="1">
+          <w:r>
+            <w:rPr>
+              <w:rStyle w:val="Hyperlink"/>
+            </w:rPr>
+            <w:t>oad collec</w:t>
+          </w:r>
+        </w:hyperlink>
       </w:r>
       <w:r>
         <w:rPr>
@@ -4701,60 +4693,13 @@
       </w:r>
       <w:r>
         <w:rPr>
-          <w:u w:val="single" w:color="0000ff"/>
           <w:rFonts w:ascii="Charis SIL Italic" w:hAnsi="Charis SIL Italic" w:eastAsia="Charis SIL Italic"/>
           <w:b w:val="0"/>
           <w:i w:val="0"/>
           <w:color w:val="000000"/>
           <w:sz w:val="24"/>
         </w:rPr>
-        <w:hyperlink r:id="rId34" w:history="1">
-          <w:r>
-            <w:rPr>
-              <w:rStyle w:val="Hyperlink"/>
-            </w:rPr>
-            <w:t>for the</w:t>
-          </w:r>
-        </w:hyperlink>
-      </w:r>
-      <w:r>
-        <w:rPr>
-          <w:u w:val="single" w:color="0000ff"/>
-          <w:rFonts w:ascii="Charis SIL Italic" w:hAnsi="Charis SIL Italic" w:eastAsia="Charis SIL Italic"/>
-          <w:b w:val="0"/>
-          <w:i w:val="0"/>
-          <w:color w:val="000000"/>
-          <w:sz w:val="24"/>
-        </w:rPr>
-        <w:t xml:space="preserve"> </w:t>
-      </w:r>
-      <w:r>
-        <w:rPr>
-          <w:u w:val="single" w:color="0000ff"/>
-          <w:rFonts w:ascii="Charis SIL Italic" w:hAnsi="Charis SIL Italic" w:eastAsia="Charis SIL Italic"/>
-          <w:b w:val="0"/>
-          <w:i w:val="0"/>
-          <w:color w:val="000000"/>
-          <w:sz w:val="24"/>
-        </w:rPr>
-        <w:hyperlink r:id="rId34" w:history="1">
-          <w:r>
-            <w:rPr>
-              <w:rStyle w:val="Hyperlink"/>
-            </w:rPr>
-            <w:t>resea</w:t>
-          </w:r>
-        </w:hyperlink>
-      </w:r>
-      <w:r>
-        <w:rPr>
-          <w:rFonts w:ascii="Charis SIL Italic" w:hAnsi="Charis SIL Italic" w:eastAsia="Charis SIL Italic"/>
-          <w:b w:val="0"/>
-          <w:i w:val="0"/>
-          <w:color w:val="000000"/>
-          <w:sz w:val="24"/>
-        </w:rPr>
-        <w:t xml:space="preserve">rch of physical anthropologist </w:t>
+        <w:t xml:space="preserve">for the research of physical anthropologist </w:t>
       </w:r>
       <w:r>
         <w:rPr>
@@ -5207,6 +5152,7 @@
       </w:r>
       <w:r>
         <w:rPr>
+          <w:u w:val="single" w:color="0000ff"/>
           <w:rFonts w:ascii="Charis SIL Italic" w:hAnsi="Charis SIL Italic" w:eastAsia="Charis SIL Italic"/>
           <w:b w:val="0"/>
           <w:i w:val="0"/>
@@ -5217,24 +5163,13 @@
       </w:r>
       <w:r>
         <w:rPr>
-          <w:u w:val="single" w:color="0000ff"/>
           <w:rFonts w:ascii="Charis SIL Italic" w:hAnsi="Charis SIL Italic" w:eastAsia="Charis SIL Italic"/>
           <w:b w:val="0"/>
           <w:i w:val="0"/>
           <w:color w:val="000000"/>
           <w:sz w:val="24"/>
         </w:rPr>
-        <w:t>r</w:t>
-      </w:r>
-      <w:r>
-        <w:rPr>
-          <w:rFonts w:ascii="Charis SIL Italic" w:hAnsi="Charis SIL Italic" w:eastAsia="Charis SIL Italic"/>
-          <w:b w:val="0"/>
-          <w:i w:val="0"/>
-          <w:color w:val="000000"/>
-          <w:sz w:val="24"/>
-        </w:rPr>
-        <w:t xml:space="preserve">st professor of art history and modern languages at the UvA, the museum </w:t>
+        <w:t xml:space="preserve">rst professor of art history and modern languages at the UvA, the museum </w:t>
       </w:r>
       <w:r>
         <w:rPr>

--- a/EXPORTS/DOCX/published/niveau3/English/UniversityMus.docx
+++ b/EXPORTS/DOCX/published/niveau3/English/UniversityMus.docx
@@ -154,7 +154,7 @@
             <w:rPr>
               <w:rStyle w:val="Hyperlink"/>
             </w:rPr>
-            <w:t>scientif</w:t>
+            <w:t>scientifi</w:t>
           </w:r>
         </w:hyperlink>
       </w:r>
@@ -166,16 +166,6 @@
           <w:color w:val="0000FF"/>
           <w:sz w:val="24"/>
           <w:u w:val="single"/>
-        </w:rPr>
-        <w:t>i</w:t>
-      </w:r>
-      <w:r>
-        <w:rPr>
-          <w:rFonts w:ascii="Charis SIL Italic" w:hAnsi="Charis SIL Italic" w:eastAsia="Charis SIL Italic"/>
-          <w:b w:val="0"/>
-          <w:i w:val="0"/>
-          <w:color w:val="0000FF"/>
-          <w:sz w:val="24"/>
         </w:rPr>
         <w:t>c</w:t>
       </w:r>
@@ -204,9 +194,19 @@
             <w:rPr>
               <w:rStyle w:val="Hyperlink"/>
             </w:rPr>
-            <w:t>interest</w:t>
+            <w:t>interes</w:t>
           </w:r>
         </w:hyperlink>
+      </w:r>
+      <w:r>
+        <w:rPr>
+          <w:rFonts w:ascii="Charis SIL Italic" w:hAnsi="Charis SIL Italic" w:eastAsia="Charis SIL Italic"/>
+          <w:b w:val="0"/>
+          <w:i w:val="0"/>
+          <w:color w:val="0000FF"/>
+          <w:sz w:val="24"/>
+        </w:rPr>
+        <w:t>t</w:t>
       </w:r>
       <w:r>
         <w:rPr>
@@ -1785,7 +1785,6 @@
           <w:i w:val="0"/>
           <w:color w:val="0000FF"/>
           <w:sz w:val="24"/>
-          <w:u w:val="single"/>
         </w:rPr>
         <w:t>a</w:t>
       </w:r>
@@ -2558,7 +2557,36 @@
           <w:color w:val="000000"/>
           <w:sz w:val="24"/>
         </w:rPr>
-        <w:t xml:space="preserve"> (please consult the relevant research aid). Until 2003 th</w:t>
+        <w:t xml:space="preserve"> (please consult the relevant research aid). Unt</w:t>
+      </w:r>
+      <w:r>
+        <w:rPr>
+          <w:u w:val="single" w:color="0000ff"/>
+          <w:rFonts w:ascii="Charis SIL Italic" w:hAnsi="Charis SIL Italic" w:eastAsia="Charis SIL Italic"/>
+          <w:b w:val="0"/>
+          <w:i w:val="0"/>
+          <w:color w:val="000000"/>
+          <w:sz w:val="24"/>
+        </w:rPr>
+        <w:t>i</w:t>
+      </w:r>
+      <w:r>
+        <w:rPr>
+          <w:u w:val="single" w:color="0000ff"/>
+          <w:rFonts w:ascii="Charis SIL Italic" w:hAnsi="Charis SIL Italic" w:eastAsia="Charis SIL Italic"/>
+          <w:b w:val="0"/>
+          <w:i w:val="0"/>
+          <w:color w:val="000000"/>
+          <w:sz w:val="24"/>
+        </w:rPr>
+        <w:hyperlink r:id="rId22" w:history="1">
+          <w:r>
+            <w:rPr>
+              <w:rStyle w:val="Hyperlink"/>
+            </w:rPr>
+            <w:t>l 2003 th</w:t>
+          </w:r>
+        </w:hyperlink>
       </w:r>
       <w:r>
         <w:rPr>
@@ -3167,6 +3195,7 @@
       </w:r>
       <w:r>
         <w:rPr>
+          <w:u w:val="single" w:color="0000ff"/>
           <w:rFonts w:ascii="Charis SIL Italic" w:hAnsi="Charis SIL Italic" w:eastAsia="Charis SIL Italic"/>
           <w:b w:val="0"/>
           <w:i w:val="0"/>
@@ -4020,21 +4049,13 @@
       </w:r>
       <w:r>
         <w:rPr>
-          <w:u w:val="single" w:color="0000ff"/>
           <w:rFonts w:ascii="Charis SIL Italic" w:hAnsi="Charis SIL Italic" w:eastAsia="Charis SIL Italic"/>
           <w:b w:val="0"/>
           <w:i w:val="0"/>
           <w:color w:val="000000"/>
           <w:sz w:val="24"/>
         </w:rPr>
-        <w:hyperlink r:id="rId28" w:history="1">
-          <w:r>
-            <w:rPr>
-              <w:rStyle w:val="Hyperlink"/>
-            </w:rPr>
-            <w:t xml:space="preserve">, </w:t>
-          </w:r>
-        </w:hyperlink>
+        <w:t xml:space="preserve">, </w:t>
       </w:r>
       <w:r>
         <w:rPr>
@@ -4324,14 +4345,7 @@
           <w:color w:val="000000"/>
           <w:sz w:val="24"/>
         </w:rPr>
-        <w:hyperlink r:id="rId31" w:history="1">
-          <w:r>
-            <w:rPr>
-              <w:rStyle w:val="Hyperlink"/>
-            </w:rPr>
-            <w:t>o rese</w:t>
-          </w:r>
-        </w:hyperlink>
+        <w:t>o rese</w:t>
       </w:r>
       <w:r>
         <w:rPr>
@@ -4693,13 +4707,60 @@
       </w:r>
       <w:r>
         <w:rPr>
+          <w:u w:val="single" w:color="0000ff"/>
           <w:rFonts w:ascii="Charis SIL Italic" w:hAnsi="Charis SIL Italic" w:eastAsia="Charis SIL Italic"/>
           <w:b w:val="0"/>
           <w:i w:val="0"/>
           <w:color w:val="000000"/>
           <w:sz w:val="24"/>
         </w:rPr>
-        <w:t xml:space="preserve">for the research of physical anthropologist </w:t>
+        <w:hyperlink r:id="rId34" w:history="1">
+          <w:r>
+            <w:rPr>
+              <w:rStyle w:val="Hyperlink"/>
+            </w:rPr>
+            <w:t>for the</w:t>
+          </w:r>
+        </w:hyperlink>
+      </w:r>
+      <w:r>
+        <w:rPr>
+          <w:u w:val="single" w:color="0000ff"/>
+          <w:rFonts w:ascii="Charis SIL Italic" w:hAnsi="Charis SIL Italic" w:eastAsia="Charis SIL Italic"/>
+          <w:b w:val="0"/>
+          <w:i w:val="0"/>
+          <w:color w:val="000000"/>
+          <w:sz w:val="24"/>
+        </w:rPr>
+        <w:t xml:space="preserve"> </w:t>
+      </w:r>
+      <w:r>
+        <w:rPr>
+          <w:u w:val="single" w:color="0000ff"/>
+          <w:rFonts w:ascii="Charis SIL Italic" w:hAnsi="Charis SIL Italic" w:eastAsia="Charis SIL Italic"/>
+          <w:b w:val="0"/>
+          <w:i w:val="0"/>
+          <w:color w:val="000000"/>
+          <w:sz w:val="24"/>
+        </w:rPr>
+        <w:hyperlink r:id="rId34" w:history="1">
+          <w:r>
+            <w:rPr>
+              <w:rStyle w:val="Hyperlink"/>
+            </w:rPr>
+            <w:t>resea</w:t>
+          </w:r>
+        </w:hyperlink>
+      </w:r>
+      <w:r>
+        <w:rPr>
+          <w:rFonts w:ascii="Charis SIL Italic" w:hAnsi="Charis SIL Italic" w:eastAsia="Charis SIL Italic"/>
+          <w:b w:val="0"/>
+          <w:i w:val="0"/>
+          <w:color w:val="000000"/>
+          <w:sz w:val="24"/>
+        </w:rPr>
+        <w:t xml:space="preserve">rch of physical anthropologist </w:t>
       </w:r>
       <w:r>
         <w:rPr>
@@ -5595,7 +5656,7 @@
           <w:color w:val="000000"/>
           <w:sz w:val="24"/>
         </w:rPr>
-        <w:t>been managed by the UvA since 1859. The collection was largely asse</w:t>
+        <w:t>been managed by the UvA since 1859. The collection was largely assembled by</w:t>
       </w:r>
       <w:r>
         <w:rPr>
@@ -5606,24 +5667,6 @@
           <w:color w:val="000000"/>
           <w:sz w:val="24"/>
         </w:rPr>
-        <w:hyperlink r:id="rId42" w:history="1">
-          <w:r>
-            <w:rPr>
-              <w:rStyle w:val="Hyperlink"/>
-            </w:rPr>
-            <w:t>mbled by</w:t>
-          </w:r>
-        </w:hyperlink>
-      </w:r>
-      <w:r>
-        <w:rPr>
-          <w:u w:val="single" w:color="0000ff"/>
-          <w:rFonts w:ascii="Charis SIL Italic" w:hAnsi="Charis SIL Italic" w:eastAsia="Charis SIL Italic"/>
-          <w:b w:val="0"/>
-          <w:i w:val="0"/>
-          <w:color w:val="000000"/>
-          <w:sz w:val="24"/>
-        </w:rPr>
         <w:t xml:space="preserve"> </w:t>
       </w:r>
       <w:r>
@@ -5635,7 +5678,7 @@
           <w:sz w:val="24"/>
           <w:u w:val="single"/>
         </w:rPr>
-        <w:hyperlink r:id="rId42" w:history="1">
+        <w:hyperlink r:id="rId43" w:history="1">
           <w:r>
             <w:rPr>
               <w:rStyle w:val="Hyperlink"/>
@@ -6470,14 +6513,7 @@
           <w:sz w:val="24"/>
           <w:u w:val="single"/>
         </w:rPr>
-        <w:hyperlink r:id="rId47" w:history="1">
-          <w:r>
-            <w:rPr>
-              <w:rStyle w:val="Hyperlink"/>
-            </w:rPr>
-            <w:t>Amsterdam</w:t>
-          </w:r>
-        </w:hyperlink>
+        <w:t>Amsterdam</w:t>
       </w:r>
       <w:r>
         <w:rPr>
@@ -6710,97 +6746,7 @@
           <w:color w:val="000000"/>
           <w:sz w:val="24"/>
         </w:rPr>
-        <w:t>University &amp; Research, please co</w:t>
-      </w:r>
-      <w:r>
-        <w:rPr>
-          <w:u w:val="single" w:color="0000ff"/>
-          <w:rFonts w:ascii="Charis SIL Italic" w:hAnsi="Charis SIL Italic" w:eastAsia="Charis SIL Italic"/>
-          <w:b w:val="0"/>
-          <w:i w:val="0"/>
-          <w:color w:val="000000"/>
-          <w:sz w:val="24"/>
-        </w:rPr>
-        <w:hyperlink r:id="rId10" w:history="1">
-          <w:r>
-            <w:rPr>
-              <w:rStyle w:val="Hyperlink"/>
-            </w:rPr>
-            <w:t>nsult the rel</w:t>
-          </w:r>
-        </w:hyperlink>
-      </w:r>
-      <w:r>
-        <w:rPr>
-          <w:u w:val="single" w:color="0000ff"/>
-          <w:rFonts w:ascii="Charis SIL Italic" w:hAnsi="Charis SIL Italic" w:eastAsia="Charis SIL Italic"/>
-          <w:b w:val="0"/>
-          <w:i w:val="0"/>
-          <w:color w:val="000000"/>
-          <w:sz w:val="24"/>
-        </w:rPr>
-        <w:hyperlink r:id="rId10" w:history="1">
-          <w:r>
-            <w:rPr>
-              <w:rStyle w:val="Hyperlink"/>
-            </w:rPr>
-            <w:t>e</w:t>
-          </w:r>
-        </w:hyperlink>
-      </w:r>
-      <w:r>
-        <w:rPr>
-          <w:u w:val="single" w:color="0000ff"/>
-          <w:rFonts w:ascii="Charis SIL Italic" w:hAnsi="Charis SIL Italic" w:eastAsia="Charis SIL Italic"/>
-          <w:b w:val="0"/>
-          <w:i w:val="0"/>
-          <w:color w:val="000000"/>
-          <w:sz w:val="24"/>
-        </w:rPr>
-        <w:hyperlink r:id="rId10" w:history="1">
-          <w:r>
-            <w:rPr>
-              <w:rStyle w:val="Hyperlink"/>
-            </w:rPr>
-            <w:t>vant re</w:t>
-          </w:r>
-        </w:hyperlink>
-      </w:r>
-      <w:r>
-        <w:rPr>
-          <w:u w:val="single" w:color="0000ff"/>
-          <w:rFonts w:ascii="Charis SIL Italic" w:hAnsi="Charis SIL Italic" w:eastAsia="Charis SIL Italic"/>
-          <w:b w:val="0"/>
-          <w:i w:val="0"/>
-          <w:color w:val="000000"/>
-          <w:sz w:val="24"/>
-        </w:rPr>
-        <w:hyperlink r:id="rId10" w:history="1">
-          <w:r>
-            <w:rPr>
-              <w:rStyle w:val="Hyperlink"/>
-            </w:rPr>
-            <w:t>s</w:t>
-          </w:r>
-        </w:hyperlink>
-      </w:r>
-      <w:r>
-        <w:rPr>
-          <w:u w:val="single" w:color="0000ff"/>
-          <w:rFonts w:ascii="Charis SIL Italic" w:hAnsi="Charis SIL Italic" w:eastAsia="Charis SIL Italic"/>
-          <w:b w:val="0"/>
-          <w:i w:val="0"/>
-          <w:color w:val="000000"/>
-          <w:sz w:val="24"/>
-        </w:rPr>
-        <w:hyperlink r:id="rId10" w:history="1">
-          <w:r>
-            <w:rPr>
-              <w:rStyle w:val="Hyperlink"/>
-            </w:rPr>
-            <w:t>ea</w:t>
-          </w:r>
-        </w:hyperlink>
+        <w:t>University &amp; Research, please consult the relevant resea</w:t>
       </w:r>
       <w:r>
         <w:rPr>

--- a/EXPORTS/DOCX/published/niveau3/English/UniversityMus.docx
+++ b/EXPORTS/DOCX/published/niveau3/English/UniversityMus.docx
@@ -4049,6 +4049,7 @@
       </w:r>
       <w:r>
         <w:rPr>
+          <w:u w:val="single" w:color="0000ff"/>
           <w:rFonts w:ascii="Charis SIL Italic" w:hAnsi="Charis SIL Italic" w:eastAsia="Charis SIL Italic"/>
           <w:b w:val="0"/>
           <w:i w:val="0"/>
@@ -4345,7 +4346,14 @@
           <w:color w:val="000000"/>
           <w:sz w:val="24"/>
         </w:rPr>
-        <w:t>o rese</w:t>
+        <w:hyperlink r:id="rId31" w:history="1">
+          <w:r>
+            <w:rPr>
+              <w:rStyle w:val="Hyperlink"/>
+            </w:rPr>
+            <w:t>o rese</w:t>
+          </w:r>
+        </w:hyperlink>
       </w:r>
       <w:r>
         <w:rPr>
@@ -5213,6 +5221,16 @@
       </w:r>
       <w:r>
         <w:rPr>
+          <w:rFonts w:ascii="Charis SIL Italic" w:hAnsi="Charis SIL Italic" w:eastAsia="Charis SIL Italic"/>
+          <w:b w:val="0"/>
+          <w:i w:val="0"/>
+          <w:color w:val="000000"/>
+          <w:sz w:val="24"/>
+        </w:rPr>
+        <w:t>i</w:t>
+      </w:r>
+      <w:r>
+        <w:rPr>
           <w:u w:val="single" w:color="0000ff"/>
           <w:rFonts w:ascii="Charis SIL Italic" w:hAnsi="Charis SIL Italic" w:eastAsia="Charis SIL Italic"/>
           <w:b w:val="0"/>
@@ -5220,17 +5238,17 @@
           <w:color w:val="000000"/>
           <w:sz w:val="24"/>
         </w:rPr>
-        <w:t>i</w:t>
-      </w:r>
-      <w:r>
-        <w:rPr>
-          <w:rFonts w:ascii="Charis SIL Italic" w:hAnsi="Charis SIL Italic" w:eastAsia="Charis SIL Italic"/>
-          <w:b w:val="0"/>
-          <w:i w:val="0"/>
-          <w:color w:val="000000"/>
-          <w:sz w:val="24"/>
-        </w:rPr>
-        <w:t xml:space="preserve">rst professor of art history and modern languages at the UvA, the museum </w:t>
+        <w:t>r</w:t>
+      </w:r>
+      <w:r>
+        <w:rPr>
+          <w:rFonts w:ascii="Charis SIL Italic" w:hAnsi="Charis SIL Italic" w:eastAsia="Charis SIL Italic"/>
+          <w:b w:val="0"/>
+          <w:i w:val="0"/>
+          <w:color w:val="000000"/>
+          <w:sz w:val="24"/>
+        </w:rPr>
+        <w:t xml:space="preserve">st professor of art history and modern languages at the UvA, the museum </w:t>
       </w:r>
       <w:r>
         <w:rPr>
@@ -5656,7 +5674,7 @@
           <w:color w:val="000000"/>
           <w:sz w:val="24"/>
         </w:rPr>
-        <w:t>been managed by the UvA since 1859. The collection was largely assembled by</w:t>
+        <w:t>been managed by the UvA since 1859. The collection was largely asse</w:t>
       </w:r>
       <w:r>
         <w:rPr>
@@ -5667,6 +5685,24 @@
           <w:color w:val="000000"/>
           <w:sz w:val="24"/>
         </w:rPr>
+        <w:hyperlink r:id="rId42" w:history="1">
+          <w:r>
+            <w:rPr>
+              <w:rStyle w:val="Hyperlink"/>
+            </w:rPr>
+            <w:t>mbled by</w:t>
+          </w:r>
+        </w:hyperlink>
+      </w:r>
+      <w:r>
+        <w:rPr>
+          <w:u w:val="single" w:color="0000ff"/>
+          <w:rFonts w:ascii="Charis SIL Italic" w:hAnsi="Charis SIL Italic" w:eastAsia="Charis SIL Italic"/>
+          <w:b w:val="0"/>
+          <w:i w:val="0"/>
+          <w:color w:val="000000"/>
+          <w:sz w:val="24"/>
+        </w:rPr>
         <w:t xml:space="preserve"> </w:t>
       </w:r>
       <w:r>
@@ -5678,7 +5714,7 @@
           <w:sz w:val="24"/>
           <w:u w:val="single"/>
         </w:rPr>
-        <w:hyperlink r:id="rId43" w:history="1">
+        <w:hyperlink r:id="rId42" w:history="1">
           <w:r>
             <w:rPr>
               <w:rStyle w:val="Hyperlink"/>
@@ -6257,79 +6293,7 @@
           <w:color w:val="000000"/>
           <w:sz w:val="24"/>
         </w:rPr>
-        <w:t>a large number of arch</w:t>
-      </w:r>
-      <w:r>
-        <w:rPr>
-          <w:u w:val="single" w:color="0000ff"/>
-          <w:rFonts w:ascii="Charis SIL Italic" w:hAnsi="Charis SIL Italic" w:eastAsia="Charis SIL Italic"/>
-          <w:b w:val="0"/>
-          <w:i w:val="0"/>
-          <w:color w:val="000000"/>
-          <w:sz w:val="24"/>
-        </w:rPr>
-        <w:hyperlink r:id="rId46" w:history="1">
-          <w:r>
-            <w:rPr>
-              <w:rStyle w:val="Hyperlink"/>
-            </w:rPr>
-            <w:t xml:space="preserve">ives </w:t>
-          </w:r>
-        </w:hyperlink>
-      </w:r>
-      <w:r>
-        <w:rPr>
-          <w:u w:val="single" w:color="0000ff"/>
-          <w:rFonts w:ascii="Charis SIL Italic" w:hAnsi="Charis SIL Italic" w:eastAsia="Charis SIL Italic"/>
-          <w:b w:val="0"/>
-          <w:i w:val="0"/>
-          <w:color w:val="000000"/>
-          <w:sz w:val="24"/>
-        </w:rPr>
-        <w:hyperlink r:id="rId46" w:history="1">
-          <w:r>
-            <w:rPr>
-              <w:rStyle w:val="Hyperlink"/>
-            </w:rPr>
-            <w:t>r</w:t>
-          </w:r>
-        </w:hyperlink>
-      </w:r>
-      <w:r>
-        <w:rPr>
-          <w:u w:val="single" w:color="0000ff"/>
-          <w:rFonts w:ascii="Charis SIL Italic" w:hAnsi="Charis SIL Italic" w:eastAsia="Charis SIL Italic"/>
-          <w:b w:val="0"/>
-          <w:i w:val="0"/>
-          <w:color w:val="000000"/>
-          <w:sz w:val="24"/>
-        </w:rPr>
-        <w:hyperlink r:id="rId46" w:history="1">
-          <w:r>
-            <w:rPr>
-              <w:rStyle w:val="Hyperlink"/>
-            </w:rPr>
-            <w:t>e</w:t>
-          </w:r>
-        </w:hyperlink>
-      </w:r>
-      <w:r>
-        <w:rPr>
-          <w:u w:val="single" w:color="0000ff"/>
-          <w:rFonts w:ascii="Charis SIL Italic" w:hAnsi="Charis SIL Italic" w:eastAsia="Charis SIL Italic"/>
-          <w:b w:val="0"/>
-          <w:i w:val="0"/>
-          <w:color w:val="000000"/>
-          <w:sz w:val="24"/>
-        </w:rPr>
-        <w:hyperlink r:id="rId46" w:history="1">
-          <w:r>
-            <w:rPr>
-              <w:rStyle w:val="Hyperlink"/>
-            </w:rPr>
-            <w:t>lating to Pr</w:t>
-          </w:r>
-        </w:hyperlink>
+        <w:t>a large number of archives relating to Pr</w:t>
       </w:r>
       <w:r>
         <w:rPr>
@@ -6513,7 +6477,14 @@
           <w:sz w:val="24"/>
           <w:u w:val="single"/>
         </w:rPr>
-        <w:t>Amsterdam</w:t>
+        <w:hyperlink r:id="rId48" w:history="1">
+          <w:r>
+            <w:rPr>
+              <w:rStyle w:val="Hyperlink"/>
+            </w:rPr>
+            <w:t>Amsterdam</w:t>
+          </w:r>
+        </w:hyperlink>
       </w:r>
       <w:r>
         <w:rPr>
@@ -6746,7 +6717,97 @@
           <w:color w:val="000000"/>
           <w:sz w:val="24"/>
         </w:rPr>
-        <w:t>University &amp; Research, please consult the relevant resea</w:t>
+        <w:t>University &amp; Research, please co</w:t>
+      </w:r>
+      <w:r>
+        <w:rPr>
+          <w:u w:val="single" w:color="0000ff"/>
+          <w:rFonts w:ascii="Charis SIL Italic" w:hAnsi="Charis SIL Italic" w:eastAsia="Charis SIL Italic"/>
+          <w:b w:val="0"/>
+          <w:i w:val="0"/>
+          <w:color w:val="000000"/>
+          <w:sz w:val="24"/>
+        </w:rPr>
+        <w:hyperlink r:id="rId10" w:history="1">
+          <w:r>
+            <w:rPr>
+              <w:rStyle w:val="Hyperlink"/>
+            </w:rPr>
+            <w:t>nsult the rel</w:t>
+          </w:r>
+        </w:hyperlink>
+      </w:r>
+      <w:r>
+        <w:rPr>
+          <w:u w:val="single" w:color="0000ff"/>
+          <w:rFonts w:ascii="Charis SIL Italic" w:hAnsi="Charis SIL Italic" w:eastAsia="Charis SIL Italic"/>
+          <w:b w:val="0"/>
+          <w:i w:val="0"/>
+          <w:color w:val="000000"/>
+          <w:sz w:val="24"/>
+        </w:rPr>
+        <w:hyperlink r:id="rId10" w:history="1">
+          <w:r>
+            <w:rPr>
+              <w:rStyle w:val="Hyperlink"/>
+            </w:rPr>
+            <w:t>e</w:t>
+          </w:r>
+        </w:hyperlink>
+      </w:r>
+      <w:r>
+        <w:rPr>
+          <w:u w:val="single" w:color="0000ff"/>
+          <w:rFonts w:ascii="Charis SIL Italic" w:hAnsi="Charis SIL Italic" w:eastAsia="Charis SIL Italic"/>
+          <w:b w:val="0"/>
+          <w:i w:val="0"/>
+          <w:color w:val="000000"/>
+          <w:sz w:val="24"/>
+        </w:rPr>
+        <w:hyperlink r:id="rId10" w:history="1">
+          <w:r>
+            <w:rPr>
+              <w:rStyle w:val="Hyperlink"/>
+            </w:rPr>
+            <w:t>vant re</w:t>
+          </w:r>
+        </w:hyperlink>
+      </w:r>
+      <w:r>
+        <w:rPr>
+          <w:u w:val="single" w:color="0000ff"/>
+          <w:rFonts w:ascii="Charis SIL Italic" w:hAnsi="Charis SIL Italic" w:eastAsia="Charis SIL Italic"/>
+          <w:b w:val="0"/>
+          <w:i w:val="0"/>
+          <w:color w:val="000000"/>
+          <w:sz w:val="24"/>
+        </w:rPr>
+        <w:hyperlink r:id="rId10" w:history="1">
+          <w:r>
+            <w:rPr>
+              <w:rStyle w:val="Hyperlink"/>
+            </w:rPr>
+            <w:t>s</w:t>
+          </w:r>
+        </w:hyperlink>
+      </w:r>
+      <w:r>
+        <w:rPr>
+          <w:u w:val="single" w:color="0000ff"/>
+          <w:rFonts w:ascii="Charis SIL Italic" w:hAnsi="Charis SIL Italic" w:eastAsia="Charis SIL Italic"/>
+          <w:b w:val="0"/>
+          <w:i w:val="0"/>
+          <w:color w:val="000000"/>
+          <w:sz w:val="24"/>
+        </w:rPr>
+        <w:hyperlink r:id="rId10" w:history="1">
+          <w:r>
+            <w:rPr>
+              <w:rStyle w:val="Hyperlink"/>
+            </w:rPr>
+            <w:t>ea</w:t>
+          </w:r>
+        </w:hyperlink>
       </w:r>
       <w:r>
         <w:rPr>

--- a/EXPORTS/DOCX/published/niveau3/English/UniversityMus.docx
+++ b/EXPORTS/DOCX/published/niveau3/English/UniversityMus.docx
@@ -154,7 +154,7 @@
             <w:rPr>
               <w:rStyle w:val="Hyperlink"/>
             </w:rPr>
-            <w:t>scientifi</w:t>
+            <w:t>scientif</w:t>
           </w:r>
         </w:hyperlink>
       </w:r>
@@ -165,36 +165,13 @@
           <w:i w:val="0"/>
           <w:color w:val="0000FF"/>
           <w:sz w:val="24"/>
-          <w:u w:val="single"/>
-        </w:rPr>
-        <w:t>c</w:t>
-      </w:r>
-      <w:r>
-        <w:rPr>
-          <w:rFonts w:ascii="Charis SIL Italic" w:hAnsi="Charis SIL Italic" w:eastAsia="Charis SIL Italic"/>
-          <w:b w:val="0"/>
-          <w:i w:val="0"/>
-          <w:color w:val="0000FF"/>
-          <w:sz w:val="24"/>
-          <w:u w:val="single"/>
-        </w:rPr>
-        <w:t xml:space="preserve"> </w:t>
-      </w:r>
-      <w:r>
-        <w:rPr>
-          <w:rFonts w:ascii="Charis SIL Italic" w:hAnsi="Charis SIL Italic" w:eastAsia="Charis SIL Italic"/>
-          <w:b w:val="0"/>
-          <w:i w:val="0"/>
-          <w:color w:val="0000FF"/>
-          <w:sz w:val="24"/>
-          <w:u w:val="single"/>
         </w:rPr>
         <w:hyperlink r:id="rId9" w:history="1">
           <w:r>
             <w:rPr>
               <w:rStyle w:val="Hyperlink"/>
             </w:rPr>
-            <w:t>interes</w:t>
+            <w:t>i</w:t>
           </w:r>
         </w:hyperlink>
       </w:r>
@@ -205,8 +182,38 @@
           <w:i w:val="0"/>
           <w:color w:val="0000FF"/>
           <w:sz w:val="24"/>
-        </w:rPr>
-        <w:t>t</w:t>
+          <w:u w:val="single"/>
+        </w:rPr>
+        <w:t>c</w:t>
+      </w:r>
+      <w:r>
+        <w:rPr>
+          <w:rFonts w:ascii="Charis SIL Italic" w:hAnsi="Charis SIL Italic" w:eastAsia="Charis SIL Italic"/>
+          <w:b w:val="0"/>
+          <w:i w:val="0"/>
+          <w:color w:val="0000FF"/>
+          <w:sz w:val="24"/>
+          <w:u w:val="single"/>
+        </w:rPr>
+        <w:t xml:space="preserve"> </w:t>
+      </w:r>
+      <w:r>
+        <w:rPr>
+          <w:rFonts w:ascii="Charis SIL Italic" w:hAnsi="Charis SIL Italic" w:eastAsia="Charis SIL Italic"/>
+          <w:b w:val="0"/>
+          <w:i w:val="0"/>
+          <w:color w:val="0000FF"/>
+          <w:sz w:val="24"/>
+          <w:u w:val="single"/>
+        </w:rPr>
+        <w:hyperlink r:id="rId9" w:history="1">
+          <w:r>
+            <w:rPr>
+              <w:rStyle w:val="Hyperlink"/>
+            </w:rPr>
+            <w:t>interest</w:t>
+          </w:r>
+        </w:hyperlink>
       </w:r>
       <w:r>
         <w:rPr>
@@ -528,50 +535,7 @@
           <w:color w:val="000000"/>
           <w:sz w:val="24"/>
         </w:rPr>
-        <w:hyperlink r:id="rId10" w:history="1">
-          <w:r>
-            <w:rPr>
-              <w:rStyle w:val="Hyperlink"/>
-            </w:rPr>
-            <w:t>rmer [Gerar</w:t>
-          </w:r>
-        </w:hyperlink>
-      </w:r>
-      <w:r>
-        <w:rPr>
-          <w:u w:val="single" w:color="0000ff"/>
-          <w:rFonts w:ascii="Charis SIL Italic" w:hAnsi="Charis SIL Italic" w:eastAsia="Charis SIL Italic"/>
-          <w:b w:val="0"/>
-          <w:i w:val="0"/>
-          <w:color w:val="000000"/>
-          <w:sz w:val="24"/>
-        </w:rPr>
-        <w:hyperlink r:id="rId10" w:history="1">
-          <w:r>
-            <w:rPr>
-              <w:rStyle w:val="Hyperlink"/>
-            </w:rPr>
-            <w:t>d</w:t>
-          </w:r>
-        </w:hyperlink>
-      </w:r>
-      <w:r>
-        <w:rPr>
-          <w:u w:val="single" w:color="0000ff"/>
-          <w:rFonts w:ascii="Charis SIL Italic" w:hAnsi="Charis SIL Italic" w:eastAsia="Charis SIL Italic"/>
-          <w:b w:val="0"/>
-          <w:i w:val="0"/>
-          <w:color w:val="000000"/>
-          <w:sz w:val="24"/>
-        </w:rPr>
-        <w:hyperlink r:id="rId10" w:history="1">
-          <w:r>
-            <w:rPr>
-              <w:rStyle w:val="Hyperlink"/>
-            </w:rPr>
-            <w:t>us van der</w:t>
-          </w:r>
-        </w:hyperlink>
+        <w:t>rmer [Gerardus van der</w:t>
       </w:r>
       <w:r>
         <w:rPr>
@@ -3251,104 +3215,7 @@
           <w:color w:val="000000"/>
           <w:sz w:val="24"/>
         </w:rPr>
-        <w:hyperlink r:id="rId25" w:history="1">
-          <w:r>
-            <w:rPr>
-              <w:rStyle w:val="Hyperlink"/>
-            </w:rPr>
-            <w:t>UBL's co</w:t>
-          </w:r>
-        </w:hyperlink>
-      </w:r>
-      <w:r>
-        <w:rPr>
-          <w:u w:val="single" w:color="0000ff"/>
-          <w:rFonts w:ascii="Charis SIL Italic" w:hAnsi="Charis SIL Italic" w:eastAsia="Charis SIL Italic"/>
-          <w:b w:val="0"/>
-          <w:i w:val="0"/>
-          <w:color w:val="000000"/>
-          <w:sz w:val="24"/>
-        </w:rPr>
-        <w:hyperlink r:id="rId25" w:history="1">
-          <w:r>
-            <w:rPr>
-              <w:rStyle w:val="Hyperlink"/>
-            </w:rPr>
-            <w:t>l</w:t>
-          </w:r>
-        </w:hyperlink>
-      </w:r>
-      <w:r>
-        <w:rPr>
-          <w:u w:val="single" w:color="0000ff"/>
-          <w:rFonts w:ascii="Charis SIL Italic" w:hAnsi="Charis SIL Italic" w:eastAsia="Charis SIL Italic"/>
-          <w:b w:val="0"/>
-          <w:i w:val="0"/>
-          <w:color w:val="000000"/>
-          <w:sz w:val="24"/>
-        </w:rPr>
-        <w:hyperlink r:id="rId25" w:history="1">
-          <w:r>
-            <w:rPr>
-              <w:rStyle w:val="Hyperlink"/>
-            </w:rPr>
-            <w:t>le</w:t>
-          </w:r>
-        </w:hyperlink>
-      </w:r>
-      <w:r>
-        <w:rPr>
-          <w:u w:val="single" w:color="0000ff"/>
-          <w:rFonts w:ascii="Charis SIL Italic" w:hAnsi="Charis SIL Italic" w:eastAsia="Charis SIL Italic"/>
-          <w:b w:val="0"/>
-          <w:i w:val="0"/>
-          <w:color w:val="000000"/>
-          <w:sz w:val="24"/>
-        </w:rPr>
-        <w:hyperlink r:id="rId25" w:history="1">
-          <w:r>
-            <w:rPr>
-              <w:rStyle w:val="Hyperlink"/>
-            </w:rPr>
-            <w:t>c</w:t>
-          </w:r>
-        </w:hyperlink>
-      </w:r>
-      <w:r>
-        <w:rPr>
-          <w:u w:val="single" w:color="0000ff"/>
-          <w:rFonts w:ascii="Charis SIL Italic" w:hAnsi="Charis SIL Italic" w:eastAsia="Charis SIL Italic"/>
-          <w:b w:val="0"/>
-          <w:i w:val="0"/>
-          <w:color w:val="000000"/>
-          <w:sz w:val="24"/>
-        </w:rPr>
-        <w:hyperlink r:id="rId25" w:history="1">
-          <w:r>
-            <w:rPr>
-              <w:rStyle w:val="Hyperlink"/>
-            </w:rPr>
-            <w:t xml:space="preserve">tions can </w:t>
-          </w:r>
-        </w:hyperlink>
-      </w:r>
-      <w:r>
-        <w:rPr>
-          <w:u w:val="single" w:color="0000ff"/>
-          <w:rFonts w:ascii="Charis SIL Italic" w:hAnsi="Charis SIL Italic" w:eastAsia="Charis SIL Italic"/>
-          <w:b w:val="0"/>
-          <w:i w:val="0"/>
-          <w:color w:val="000000"/>
-          <w:sz w:val="24"/>
-        </w:rPr>
-        <w:hyperlink r:id="rId25" w:history="1">
-          <w:r>
-            <w:rPr>
-              <w:rStyle w:val="Hyperlink"/>
-            </w:rPr>
-            <w:t>be fou</w:t>
-          </w:r>
-        </w:hyperlink>
+        <w:t>UBL's collections can be fou</w:t>
       </w:r>
       <w:r>
         <w:rPr>
@@ -4067,7 +3934,7 @@
           <w:sz w:val="24"/>
           <w:u w:val="single"/>
         </w:rPr>
-        <w:hyperlink r:id="rId28" w:history="1">
+        <w:hyperlink r:id="rId31" w:history="1">
           <w:r>
             <w:rPr>
               <w:rStyle w:val="Hyperlink"/>
@@ -6293,7 +6160,54 @@
           <w:color w:val="000000"/>
           <w:sz w:val="24"/>
         </w:rPr>
-        <w:t>a large number of archives relating to Pr</w:t>
+        <w:t>a large number of arch</w:t>
+      </w:r>
+      <w:r>
+        <w:rPr>
+          <w:u w:val="single" w:color="0000ff"/>
+          <w:rFonts w:ascii="Charis SIL Italic" w:hAnsi="Charis SIL Italic" w:eastAsia="Charis SIL Italic"/>
+          <w:b w:val="0"/>
+          <w:i w:val="0"/>
+          <w:color w:val="000000"/>
+          <w:sz w:val="24"/>
+        </w:rPr>
+        <w:t>ives r</w:t>
+      </w:r>
+      <w:r>
+        <w:rPr>
+          <w:u w:val="single" w:color="0000ff"/>
+          <w:rFonts w:ascii="Charis SIL Italic" w:hAnsi="Charis SIL Italic" w:eastAsia="Charis SIL Italic"/>
+          <w:b w:val="0"/>
+          <w:i w:val="0"/>
+          <w:color w:val="000000"/>
+          <w:sz w:val="24"/>
+        </w:rPr>
+        <w:hyperlink r:id="rId46" w:history="1">
+          <w:r>
+            <w:rPr>
+              <w:rStyle w:val="Hyperlink"/>
+            </w:rPr>
+            <w:t>e</w:t>
+          </w:r>
+        </w:hyperlink>
+      </w:r>
+      <w:r>
+        <w:rPr>
+          <w:u w:val="single" w:color="0000ff"/>
+          <w:rFonts w:ascii="Charis SIL Italic" w:hAnsi="Charis SIL Italic" w:eastAsia="Charis SIL Italic"/>
+          <w:b w:val="0"/>
+          <w:i w:val="0"/>
+          <w:color w:val="000000"/>
+          <w:sz w:val="24"/>
+        </w:rPr>
+        <w:hyperlink r:id="rId46" w:history="1">
+          <w:r>
+            <w:rPr>
+              <w:rStyle w:val="Hyperlink"/>
+            </w:rPr>
+            <w:t>lating to Pr</w:t>
+          </w:r>
+        </w:hyperlink>
       </w:r>
       <w:r>
         <w:rPr>
@@ -6477,7 +6391,7 @@
           <w:sz w:val="24"/>
           <w:u w:val="single"/>
         </w:rPr>
-        <w:hyperlink r:id="rId48" w:history="1">
+        <w:hyperlink r:id="rId47" w:history="1">
           <w:r>
             <w:rPr>
               <w:rStyle w:val="Hyperlink"/>

--- a/EXPORTS/DOCX/published/niveau3/English/UniversityMus.docx
+++ b/EXPORTS/DOCX/published/niveau3/English/UniversityMus.docx
@@ -182,7 +182,6 @@
           <w:i w:val="0"/>
           <w:color w:val="0000FF"/>
           <w:sz w:val="24"/>
-          <w:u w:val="single"/>
         </w:rPr>
         <w:t>c</w:t>
       </w:r>
@@ -535,7 +534,50 @@
           <w:color w:val="000000"/>
           <w:sz w:val="24"/>
         </w:rPr>
-        <w:t>rmer [Gerardus van der</w:t>
+        <w:hyperlink r:id="rId10" w:history="1">
+          <w:r>
+            <w:rPr>
+              <w:rStyle w:val="Hyperlink"/>
+            </w:rPr>
+            <w:t>rmer [Gerar</w:t>
+          </w:r>
+        </w:hyperlink>
+      </w:r>
+      <w:r>
+        <w:rPr>
+          <w:u w:val="single" w:color="0000ff"/>
+          <w:rFonts w:ascii="Charis SIL Italic" w:hAnsi="Charis SIL Italic" w:eastAsia="Charis SIL Italic"/>
+          <w:b w:val="0"/>
+          <w:i w:val="0"/>
+          <w:color w:val="000000"/>
+          <w:sz w:val="24"/>
+        </w:rPr>
+        <w:hyperlink r:id="rId10" w:history="1">
+          <w:r>
+            <w:rPr>
+              <w:rStyle w:val="Hyperlink"/>
+            </w:rPr>
+            <w:t>d</w:t>
+          </w:r>
+        </w:hyperlink>
+      </w:r>
+      <w:r>
+        <w:rPr>
+          <w:u w:val="single" w:color="0000ff"/>
+          <w:rFonts w:ascii="Charis SIL Italic" w:hAnsi="Charis SIL Italic" w:eastAsia="Charis SIL Italic"/>
+          <w:b w:val="0"/>
+          <w:i w:val="0"/>
+          <w:color w:val="000000"/>
+          <w:sz w:val="24"/>
+        </w:rPr>
+        <w:hyperlink r:id="rId10" w:history="1">
+          <w:r>
+            <w:rPr>
+              <w:rStyle w:val="Hyperlink"/>
+            </w:rPr>
+            <w:t>us van der</w:t>
+          </w:r>
+        </w:hyperlink>
       </w:r>
       <w:r>
         <w:rPr>
@@ -3208,6 +3250,16 @@
       </w:r>
       <w:r>
         <w:rPr>
+          <w:rFonts w:ascii="Charis SIL Italic" w:hAnsi="Charis SIL Italic" w:eastAsia="Charis SIL Italic"/>
+          <w:b w:val="0"/>
+          <w:i w:val="0"/>
+          <w:color w:val="000000"/>
+          <w:sz w:val="24"/>
+        </w:rPr>
+        <w:t xml:space="preserve">UBL's collections can </w:t>
+      </w:r>
+      <w:r>
+        <w:rPr>
           <w:u w:val="single" w:color="0000ff"/>
           <w:rFonts w:ascii="Charis SIL Italic" w:hAnsi="Charis SIL Italic" w:eastAsia="Charis SIL Italic"/>
           <w:b w:val="0"/>
@@ -3215,7 +3267,14 @@
           <w:color w:val="000000"/>
           <w:sz w:val="24"/>
         </w:rPr>
-        <w:t>UBL's collections can be fou</w:t>
+        <w:hyperlink r:id="rId25" w:history="1">
+          <w:r>
+            <w:rPr>
+              <w:rStyle w:val="Hyperlink"/>
+            </w:rPr>
+            <w:t>be fou</w:t>
+          </w:r>
+        </w:hyperlink>
       </w:r>
       <w:r>
         <w:rPr>
@@ -3923,7 +3982,14 @@
           <w:color w:val="000000"/>
           <w:sz w:val="24"/>
         </w:rPr>
-        <w:t xml:space="preserve">, </w:t>
+        <w:hyperlink r:id="rId28" w:history="1">
+          <w:r>
+            <w:rPr>
+              <w:rStyle w:val="Hyperlink"/>
+            </w:rPr>
+            <w:t xml:space="preserve">, </w:t>
+          </w:r>
+        </w:hyperlink>
       </w:r>
       <w:r>
         <w:rPr>
@@ -3934,7 +4000,7 @@
           <w:sz w:val="24"/>
           <w:u w:val="single"/>
         </w:rPr>
-        <w:hyperlink r:id="rId31" w:history="1">
+        <w:hyperlink r:id="rId28" w:history="1">
           <w:r>
             <w:rPr>
               <w:rStyle w:val="Hyperlink"/>
@@ -4124,160 +4190,13 @@
       </w:r>
       <w:r>
         <w:rPr>
-          <w:u w:val="single" w:color="0000ff"/>
           <w:rFonts w:ascii="Charis SIL Italic" w:hAnsi="Charis SIL Italic" w:eastAsia="Charis SIL Italic"/>
           <w:b w:val="0"/>
           <w:i w:val="0"/>
           <w:color w:val="000000"/>
           <w:sz w:val="24"/>
         </w:rPr>
-        <w:hyperlink r:id="rId30" w:history="1">
-          <w:r>
-            <w:rPr>
-              <w:rStyle w:val="Hyperlink"/>
-            </w:rPr>
-            <w:t>mat</w:t>
-          </w:r>
-        </w:hyperlink>
-      </w:r>
-      <w:r>
-        <w:rPr>
-          <w:u w:val="single" w:color="0000ff"/>
-          <w:rFonts w:ascii="Charis SIL Italic" w:hAnsi="Charis SIL Italic" w:eastAsia="Charis SIL Italic"/>
-          <w:b w:val="0"/>
-          <w:i w:val="0"/>
-          <w:color w:val="000000"/>
-          <w:sz w:val="24"/>
-        </w:rPr>
-        <w:hyperlink r:id="rId30" w:history="1">
-          <w:r>
-            <w:rPr>
-              <w:rStyle w:val="Hyperlink"/>
-            </w:rPr>
-            <w:t>erial re</w:t>
-          </w:r>
-        </w:hyperlink>
-      </w:r>
-      <w:r>
-        <w:rPr>
-          <w:u w:val="single" w:color="0000ff"/>
-          <w:rFonts w:ascii="Charis SIL Italic" w:hAnsi="Charis SIL Italic" w:eastAsia="Charis SIL Italic"/>
-          <w:b w:val="0"/>
-          <w:i w:val="0"/>
-          <w:color w:val="000000"/>
-          <w:sz w:val="24"/>
-        </w:rPr>
-        <w:hyperlink r:id="rId30" w:history="1">
-          <w:r>
-            <w:rPr>
-              <w:rStyle w:val="Hyperlink"/>
-            </w:rPr>
-            <w:t>l</w:t>
-          </w:r>
-        </w:hyperlink>
-      </w:r>
-      <w:r>
-        <w:rPr>
-          <w:u w:val="single" w:color="0000ff"/>
-          <w:rFonts w:ascii="Charis SIL Italic" w:hAnsi="Charis SIL Italic" w:eastAsia="Charis SIL Italic"/>
-          <w:b w:val="0"/>
-          <w:i w:val="0"/>
-          <w:color w:val="000000"/>
-          <w:sz w:val="24"/>
-        </w:rPr>
-        <w:hyperlink r:id="rId30" w:history="1">
-          <w:r>
-            <w:rPr>
-              <w:rStyle w:val="Hyperlink"/>
-            </w:rPr>
-            <w:t xml:space="preserve">evant </w:t>
-          </w:r>
-        </w:hyperlink>
-      </w:r>
-      <w:r>
-        <w:rPr>
-          <w:rFonts w:ascii="Charis SIL Italic" w:hAnsi="Charis SIL Italic" w:eastAsia="Charis SIL Italic"/>
-          <w:b w:val="0"/>
-          <w:i w:val="0"/>
-          <w:color w:val="000000"/>
-          <w:sz w:val="24"/>
-        </w:rPr>
-        <w:t>t</w:t>
-      </w:r>
-      <w:r>
-        <w:rPr>
-          <w:u w:val="single" w:color="0000ff"/>
-          <w:rFonts w:ascii="Charis SIL Italic" w:hAnsi="Charis SIL Italic" w:eastAsia="Charis SIL Italic"/>
-          <w:b w:val="0"/>
-          <w:i w:val="0"/>
-          <w:color w:val="000000"/>
-          <w:sz w:val="24"/>
-        </w:rPr>
-        <w:hyperlink r:id="rId31" w:history="1">
-          <w:r>
-            <w:rPr>
-              <w:rStyle w:val="Hyperlink"/>
-            </w:rPr>
-            <w:t>o rese</w:t>
-          </w:r>
-        </w:hyperlink>
-      </w:r>
-      <w:r>
-        <w:rPr>
-          <w:u w:val="single" w:color="0000ff"/>
-          <w:rFonts w:ascii="Charis SIL Italic" w:hAnsi="Charis SIL Italic" w:eastAsia="Charis SIL Italic"/>
-          <w:b w:val="0"/>
-          <w:i w:val="0"/>
-          <w:color w:val="000000"/>
-          <w:sz w:val="24"/>
-        </w:rPr>
-        <w:hyperlink r:id="rId31" w:history="1">
-          <w:r>
-            <w:rPr>
-              <w:rStyle w:val="Hyperlink"/>
-            </w:rPr>
-            <w:t>arch</w:t>
-          </w:r>
-        </w:hyperlink>
-      </w:r>
-      <w:r>
-        <w:rPr>
-          <w:u w:val="single" w:color="0000ff"/>
-          <w:rFonts w:ascii="Charis SIL Italic" w:hAnsi="Charis SIL Italic" w:eastAsia="Charis SIL Italic"/>
-          <w:b w:val="0"/>
-          <w:i w:val="0"/>
-          <w:color w:val="000000"/>
-          <w:sz w:val="24"/>
-        </w:rPr>
-        <w:t xml:space="preserve"> </w:t>
-      </w:r>
-      <w:r>
-        <w:rPr>
-          <w:u w:val="single" w:color="0000ff"/>
-          <w:rFonts w:ascii="Charis SIL Italic" w:hAnsi="Charis SIL Italic" w:eastAsia="Charis SIL Italic"/>
-          <w:b w:val="0"/>
-          <w:i w:val="0"/>
-          <w:color w:val="000000"/>
-          <w:sz w:val="24"/>
-        </w:rPr>
-        <w:hyperlink r:id="rId31" w:history="1">
-          <w:r>
-            <w:rPr>
-              <w:rStyle w:val="Hyperlink"/>
-            </w:rPr>
-            <w:t>into th</w:t>
-          </w:r>
-        </w:hyperlink>
-      </w:r>
-      <w:r>
-        <w:rPr>
-          <w:rFonts w:ascii="Charis SIL Italic" w:hAnsi="Charis SIL Italic" w:eastAsia="Charis SIL Italic"/>
-          <w:b w:val="0"/>
-          <w:i w:val="0"/>
-          <w:color w:val="000000"/>
-          <w:sz w:val="24"/>
-        </w:rPr>
-        <w:t>e Dut</w:t>
+        <w:t>material relevant to research into the Dut</w:t>
       </w:r>
       <w:r>
         <w:rPr>
@@ -6171,7 +6090,32 @@
           <w:color w:val="000000"/>
           <w:sz w:val="24"/>
         </w:rPr>
-        <w:t>ives r</w:t>
+        <w:hyperlink r:id="rId46" w:history="1">
+          <w:r>
+            <w:rPr>
+              <w:rStyle w:val="Hyperlink"/>
+            </w:rPr>
+            <w:t xml:space="preserve">ives </w:t>
+          </w:r>
+        </w:hyperlink>
+      </w:r>
+      <w:r>
+        <w:rPr>
+          <w:u w:val="single" w:color="0000ff"/>
+          <w:rFonts w:ascii="Charis SIL Italic" w:hAnsi="Charis SIL Italic" w:eastAsia="Charis SIL Italic"/>
+          <w:b w:val="0"/>
+          <w:i w:val="0"/>
+          <w:color w:val="000000"/>
+          <w:sz w:val="24"/>
+        </w:rPr>
+        <w:hyperlink r:id="rId46" w:history="1">
+          <w:r>
+            <w:rPr>
+              <w:rStyle w:val="Hyperlink"/>
+            </w:rPr>
+            <w:t>r</w:t>
+          </w:r>
+        </w:hyperlink>
       </w:r>
       <w:r>
         <w:rPr>

--- a/EXPORTS/DOCX/published/niveau3/English/UniversityMus.docx
+++ b/EXPORTS/DOCX/published/niveau3/English/UniversityMus.docx
@@ -154,7 +154,7 @@
             <w:rPr>
               <w:rStyle w:val="Hyperlink"/>
             </w:rPr>
-            <w:t>scientif</w:t>
+            <w:t>scientifi</w:t>
           </w:r>
         </w:hyperlink>
       </w:r>
@@ -165,13 +165,36 @@
           <w:i w:val="0"/>
           <w:color w:val="0000FF"/>
           <w:sz w:val="24"/>
+          <w:u w:val="single"/>
+        </w:rPr>
+        <w:t>c</w:t>
+      </w:r>
+      <w:r>
+        <w:rPr>
+          <w:rFonts w:ascii="Charis SIL Italic" w:hAnsi="Charis SIL Italic" w:eastAsia="Charis SIL Italic"/>
+          <w:b w:val="0"/>
+          <w:i w:val="0"/>
+          <w:color w:val="0000FF"/>
+          <w:sz w:val="24"/>
+          <w:u w:val="single"/>
+        </w:rPr>
+        <w:t xml:space="preserve"> </w:t>
+      </w:r>
+      <w:r>
+        <w:rPr>
+          <w:rFonts w:ascii="Charis SIL Italic" w:hAnsi="Charis SIL Italic" w:eastAsia="Charis SIL Italic"/>
+          <w:b w:val="0"/>
+          <w:i w:val="0"/>
+          <w:color w:val="0000FF"/>
+          <w:sz w:val="24"/>
+          <w:u w:val="single"/>
         </w:rPr>
         <w:hyperlink r:id="rId9" w:history="1">
           <w:r>
             <w:rPr>
               <w:rStyle w:val="Hyperlink"/>
             </w:rPr>
-            <w:t>i</w:t>
+            <w:t>interes</w:t>
           </w:r>
         </w:hyperlink>
       </w:r>
@@ -183,36 +206,7 @@
           <w:color w:val="0000FF"/>
           <w:sz w:val="24"/>
         </w:rPr>
-        <w:t>c</w:t>
-      </w:r>
-      <w:r>
-        <w:rPr>
-          <w:rFonts w:ascii="Charis SIL Italic" w:hAnsi="Charis SIL Italic" w:eastAsia="Charis SIL Italic"/>
-          <w:b w:val="0"/>
-          <w:i w:val="0"/>
-          <w:color w:val="0000FF"/>
-          <w:sz w:val="24"/>
-          <w:u w:val="single"/>
-        </w:rPr>
-        <w:t xml:space="preserve"> </w:t>
-      </w:r>
-      <w:r>
-        <w:rPr>
-          <w:rFonts w:ascii="Charis SIL Italic" w:hAnsi="Charis SIL Italic" w:eastAsia="Charis SIL Italic"/>
-          <w:b w:val="0"/>
-          <w:i w:val="0"/>
-          <w:color w:val="0000FF"/>
-          <w:sz w:val="24"/>
-          <w:u w:val="single"/>
-        </w:rPr>
-        <w:hyperlink r:id="rId9" w:history="1">
-          <w:r>
-            <w:rPr>
-              <w:rStyle w:val="Hyperlink"/>
-            </w:rPr>
-            <w:t>interest</w:t>
-          </w:r>
-        </w:hyperlink>
+        <w:t>t</w:t>
       </w:r>
       <w:r>
         <w:rPr>
@@ -545,39 +539,13 @@
       </w:r>
       <w:r>
         <w:rPr>
-          <w:u w:val="single" w:color="0000ff"/>
           <w:rFonts w:ascii="Charis SIL Italic" w:hAnsi="Charis SIL Italic" w:eastAsia="Charis SIL Italic"/>
           <w:b w:val="0"/>
           <w:i w:val="0"/>
           <w:color w:val="000000"/>
           <w:sz w:val="24"/>
         </w:rPr>
-        <w:hyperlink r:id="rId10" w:history="1">
-          <w:r>
-            <w:rPr>
-              <w:rStyle w:val="Hyperlink"/>
-            </w:rPr>
-            <w:t>d</w:t>
-          </w:r>
-        </w:hyperlink>
-      </w:r>
-      <w:r>
-        <w:rPr>
-          <w:u w:val="single" w:color="0000ff"/>
-          <w:rFonts w:ascii="Charis SIL Italic" w:hAnsi="Charis SIL Italic" w:eastAsia="Charis SIL Italic"/>
-          <w:b w:val="0"/>
-          <w:i w:val="0"/>
-          <w:color w:val="000000"/>
-          <w:sz w:val="24"/>
-        </w:rPr>
-        <w:hyperlink r:id="rId10" w:history="1">
-          <w:r>
-            <w:rPr>
-              <w:rStyle w:val="Hyperlink"/>
-            </w:rPr>
-            <w:t>us van der</w:t>
-          </w:r>
-        </w:hyperlink>
+        <w:t>dus van der</w:t>
       </w:r>
       <w:r>
         <w:rPr>
@@ -3922,20 +3890,19 @@
           <w:i w:val="0"/>
           <w:color w:val="0000FF"/>
           <w:sz w:val="24"/>
+        </w:rPr>
+        <w:t xml:space="preserve"> </w:t>
+      </w:r>
+      <w:r>
+        <w:rPr>
+          <w:rFonts w:ascii="Charis SIL Italic" w:hAnsi="Charis SIL Italic" w:eastAsia="Charis SIL Italic"/>
+          <w:b w:val="0"/>
+          <w:i w:val="0"/>
+          <w:color w:val="0000FF"/>
+          <w:sz w:val="24"/>
           <w:u w:val="single"/>
         </w:rPr>
-        <w:t xml:space="preserve"> </w:t>
-      </w:r>
-      <w:r>
-        <w:rPr>
-          <w:rFonts w:ascii="Charis SIL Italic" w:hAnsi="Charis SIL Italic" w:eastAsia="Charis SIL Italic"/>
-          <w:b w:val="0"/>
-          <w:i w:val="0"/>
-          <w:color w:val="0000FF"/>
-          <w:sz w:val="24"/>
-          <w:u w:val="single"/>
-        </w:rPr>
-        <w:hyperlink r:id="rId28" w:history="1">
+        <w:hyperlink r:id="rId30" w:history="1">
           <w:r>
             <w:rPr>
               <w:rStyle w:val="Hyperlink"/>
@@ -3964,7 +3931,7 @@
           <w:sz w:val="24"/>
           <w:u w:val="single"/>
         </w:rPr>
-        <w:hyperlink r:id="rId28" w:history="1">
+        <w:hyperlink r:id="rId30" w:history="1">
           <w:r>
             <w:rPr>
               <w:rStyle w:val="Hyperlink"/>
@@ -3975,21 +3942,13 @@
       </w:r>
       <w:r>
         <w:rPr>
-          <w:u w:val="single" w:color="0000ff"/>
           <w:rFonts w:ascii="Charis SIL Italic" w:hAnsi="Charis SIL Italic" w:eastAsia="Charis SIL Italic"/>
           <w:b w:val="0"/>
           <w:i w:val="0"/>
           <w:color w:val="000000"/>
           <w:sz w:val="24"/>
         </w:rPr>
-        <w:hyperlink r:id="rId28" w:history="1">
-          <w:r>
-            <w:rPr>
-              <w:rStyle w:val="Hyperlink"/>
-            </w:rPr>
-            <w:t xml:space="preserve">, </w:t>
-          </w:r>
-        </w:hyperlink>
+        <w:t xml:space="preserve">, </w:t>
       </w:r>
       <w:r>
         <w:rPr>
@@ -4000,7 +3959,7 @@
           <w:sz w:val="24"/>
           <w:u w:val="single"/>
         </w:rPr>
-        <w:hyperlink r:id="rId28" w:history="1">
+        <w:hyperlink r:id="rId31" w:history="1">
           <w:r>
             <w:rPr>
               <w:rStyle w:val="Hyperlink"/>
@@ -4190,13 +4149,160 @@
       </w:r>
       <w:r>
         <w:rPr>
+          <w:u w:val="single" w:color="0000ff"/>
           <w:rFonts w:ascii="Charis SIL Italic" w:hAnsi="Charis SIL Italic" w:eastAsia="Charis SIL Italic"/>
           <w:b w:val="0"/>
           <w:i w:val="0"/>
           <w:color w:val="000000"/>
           <w:sz w:val="24"/>
         </w:rPr>
-        <w:t>material relevant to research into the Dut</w:t>
+        <w:hyperlink r:id="rId30" w:history="1">
+          <w:r>
+            <w:rPr>
+              <w:rStyle w:val="Hyperlink"/>
+            </w:rPr>
+            <w:t>mat</w:t>
+          </w:r>
+        </w:hyperlink>
+      </w:r>
+      <w:r>
+        <w:rPr>
+          <w:u w:val="single" w:color="0000ff"/>
+          <w:rFonts w:ascii="Charis SIL Italic" w:hAnsi="Charis SIL Italic" w:eastAsia="Charis SIL Italic"/>
+          <w:b w:val="0"/>
+          <w:i w:val="0"/>
+          <w:color w:val="000000"/>
+          <w:sz w:val="24"/>
+        </w:rPr>
+        <w:hyperlink r:id="rId30" w:history="1">
+          <w:r>
+            <w:rPr>
+              <w:rStyle w:val="Hyperlink"/>
+            </w:rPr>
+            <w:t>erial re</w:t>
+          </w:r>
+        </w:hyperlink>
+      </w:r>
+      <w:r>
+        <w:rPr>
+          <w:u w:val="single" w:color="0000ff"/>
+          <w:rFonts w:ascii="Charis SIL Italic" w:hAnsi="Charis SIL Italic" w:eastAsia="Charis SIL Italic"/>
+          <w:b w:val="0"/>
+          <w:i w:val="0"/>
+          <w:color w:val="000000"/>
+          <w:sz w:val="24"/>
+        </w:rPr>
+        <w:hyperlink r:id="rId30" w:history="1">
+          <w:r>
+            <w:rPr>
+              <w:rStyle w:val="Hyperlink"/>
+            </w:rPr>
+            <w:t>l</w:t>
+          </w:r>
+        </w:hyperlink>
+      </w:r>
+      <w:r>
+        <w:rPr>
+          <w:u w:val="single" w:color="0000ff"/>
+          <w:rFonts w:ascii="Charis SIL Italic" w:hAnsi="Charis SIL Italic" w:eastAsia="Charis SIL Italic"/>
+          <w:b w:val="0"/>
+          <w:i w:val="0"/>
+          <w:color w:val="000000"/>
+          <w:sz w:val="24"/>
+        </w:rPr>
+        <w:hyperlink r:id="rId30" w:history="1">
+          <w:r>
+            <w:rPr>
+              <w:rStyle w:val="Hyperlink"/>
+            </w:rPr>
+            <w:t xml:space="preserve">evant </w:t>
+          </w:r>
+        </w:hyperlink>
+      </w:r>
+      <w:r>
+        <w:rPr>
+          <w:rFonts w:ascii="Charis SIL Italic" w:hAnsi="Charis SIL Italic" w:eastAsia="Charis SIL Italic"/>
+          <w:b w:val="0"/>
+          <w:i w:val="0"/>
+          <w:color w:val="000000"/>
+          <w:sz w:val="24"/>
+        </w:rPr>
+        <w:t>t</w:t>
+      </w:r>
+      <w:r>
+        <w:rPr>
+          <w:u w:val="single" w:color="0000ff"/>
+          <w:rFonts w:ascii="Charis SIL Italic" w:hAnsi="Charis SIL Italic" w:eastAsia="Charis SIL Italic"/>
+          <w:b w:val="0"/>
+          <w:i w:val="0"/>
+          <w:color w:val="000000"/>
+          <w:sz w:val="24"/>
+        </w:rPr>
+        <w:hyperlink r:id="rId31" w:history="1">
+          <w:r>
+            <w:rPr>
+              <w:rStyle w:val="Hyperlink"/>
+            </w:rPr>
+            <w:t>o rese</w:t>
+          </w:r>
+        </w:hyperlink>
+      </w:r>
+      <w:r>
+        <w:rPr>
+          <w:u w:val="single" w:color="0000ff"/>
+          <w:rFonts w:ascii="Charis SIL Italic" w:hAnsi="Charis SIL Italic" w:eastAsia="Charis SIL Italic"/>
+          <w:b w:val="0"/>
+          <w:i w:val="0"/>
+          <w:color w:val="000000"/>
+          <w:sz w:val="24"/>
+        </w:rPr>
+        <w:hyperlink r:id="rId31" w:history="1">
+          <w:r>
+            <w:rPr>
+              <w:rStyle w:val="Hyperlink"/>
+            </w:rPr>
+            <w:t>arch</w:t>
+          </w:r>
+        </w:hyperlink>
+      </w:r>
+      <w:r>
+        <w:rPr>
+          <w:u w:val="single" w:color="0000ff"/>
+          <w:rFonts w:ascii="Charis SIL Italic" w:hAnsi="Charis SIL Italic" w:eastAsia="Charis SIL Italic"/>
+          <w:b w:val="0"/>
+          <w:i w:val="0"/>
+          <w:color w:val="000000"/>
+          <w:sz w:val="24"/>
+        </w:rPr>
+        <w:t xml:space="preserve"> </w:t>
+      </w:r>
+      <w:r>
+        <w:rPr>
+          <w:u w:val="single" w:color="0000ff"/>
+          <w:rFonts w:ascii="Charis SIL Italic" w:hAnsi="Charis SIL Italic" w:eastAsia="Charis SIL Italic"/>
+          <w:b w:val="0"/>
+          <w:i w:val="0"/>
+          <w:color w:val="000000"/>
+          <w:sz w:val="24"/>
+        </w:rPr>
+        <w:hyperlink r:id="rId31" w:history="1">
+          <w:r>
+            <w:rPr>
+              <w:rStyle w:val="Hyperlink"/>
+            </w:rPr>
+            <w:t>into th</w:t>
+          </w:r>
+        </w:hyperlink>
+      </w:r>
+      <w:r>
+        <w:rPr>
+          <w:rFonts w:ascii="Charis SIL Italic" w:hAnsi="Charis SIL Italic" w:eastAsia="Charis SIL Italic"/>
+          <w:b w:val="0"/>
+          <w:i w:val="0"/>
+          <w:color w:val="000000"/>
+          <w:sz w:val="24"/>
+        </w:rPr>
+        <w:t>e Dut</w:t>
       </w:r>
       <w:r>
         <w:rPr>
@@ -5007,6 +5113,7 @@
       </w:r>
       <w:r>
         <w:rPr>
+          <w:u w:val="single" w:color="0000ff"/>
           <w:rFonts w:ascii="Charis SIL Italic" w:hAnsi="Charis SIL Italic" w:eastAsia="Charis SIL Italic"/>
           <w:b w:val="0"/>
           <w:i w:val="0"/>
@@ -5017,24 +5124,13 @@
       </w:r>
       <w:r>
         <w:rPr>
-          <w:u w:val="single" w:color="0000ff"/>
           <w:rFonts w:ascii="Charis SIL Italic" w:hAnsi="Charis SIL Italic" w:eastAsia="Charis SIL Italic"/>
           <w:b w:val="0"/>
           <w:i w:val="0"/>
           <w:color w:val="000000"/>
           <w:sz w:val="24"/>
         </w:rPr>
-        <w:t>r</w:t>
-      </w:r>
-      <w:r>
-        <w:rPr>
-          <w:rFonts w:ascii="Charis SIL Italic" w:hAnsi="Charis SIL Italic" w:eastAsia="Charis SIL Italic"/>
-          <w:b w:val="0"/>
-          <w:i w:val="0"/>
-          <w:color w:val="000000"/>
-          <w:sz w:val="24"/>
-        </w:rPr>
-        <w:t xml:space="preserve">st professor of art history and modern languages at the UvA, the museum </w:t>
+        <w:t xml:space="preserve">rst professor of art history and modern languages at the UvA, the museum </w:t>
       </w:r>
       <w:r>
         <w:rPr>
@@ -7004,7 +7100,7 @@
           <w:sz w:val="24"/>
           <w:u w:val="single"/>
         </w:rPr>
-        <w:t>Scientific research in co</w:t>
+        <w:t>Scientific research in col</w:t>
       </w:r>
       <w:r>
         <w:rPr>
@@ -7015,7 +7111,7 @@
           <w:sz w:val="24"/>
           <w:u w:val="single"/>
         </w:rPr>
-        <w:t>l</w:t>
+        <w:t>onised territorie</w:t>
       </w:r>
       <w:r>
         <w:rPr>
@@ -7024,9 +7120,8 @@
           <w:i w:val="0"/>
           <w:color w:val="0000FF"/>
           <w:sz w:val="24"/>
-          <w:u w:val="single"/>
-        </w:rPr>
-        <w:t>onised territories</w:t>
+        </w:rPr>
+        <w:t>s</w:t>
       </w:r>
       <w:r>
         <w:br/>
